--- a/Makalah_Watson.docx
+++ b/Makalah_Watson.docx
@@ -4,7 +4,7 @@
   <w:body>
     <w:p>
       <w:pPr>
-        <w:pStyle w:val="1_2"/>
+        <w:pStyle w:val="995"/>
         <w:pBdr/>
         <w:spacing w:line="360" w:lineRule="auto"/>
         <w:ind/>
@@ -27,10 +27,16 @@
           <w:szCs w:val="36"/>
         </w:rPr>
       </w:r>
+      <w:r>
+        <w:rPr>
+          <w:sz w:val="48"/>
+          <w:szCs w:val="36"/>
+        </w:rPr>
+      </w:r>
     </w:p>
     <w:p>
       <w:pPr>
-        <w:pStyle w:val="1_2"/>
+        <w:pStyle w:val="995"/>
         <w:pBdr/>
         <w:spacing w:line="360" w:lineRule="auto"/>
         <w:ind/>
@@ -57,12 +63,6 @@
       </w:r>
       <w:r>
         <w:rPr>
-          <w:sz w:val="42"/>
-          <w:szCs w:val="32"/>
-        </w:rPr>
-      </w:r>
-      <w:r>
-        <w:rPr>
           <w:sz w:val="26"/>
           <w:szCs w:val="16"/>
         </w:rPr>
@@ -78,27 +78,8 @@
       </w:r>
       <w:r>
         <w:rPr>
-          <w:sz w:val="42"/>
-          <w:szCs w:val="32"/>
-        </w:rPr>
-      </w:r>
-      <w:r/>
-      <w:r>
-        <w:rPr>
           <w:sz w:val="26"/>
           <w:szCs w:val="26"/>
-        </w:rPr>
-      </w:r>
-      <w:r>
-        <w:rPr>
-          <w:sz w:val="18"/>
-          <w:szCs w:val="16"/>
-        </w:rPr>
-      </w:r>
-      <w:r>
-        <w:rPr>
-          <w:sz w:val="18"/>
-          <w:szCs w:val="16"/>
         </w:rPr>
       </w:r>
       <w:r>
@@ -110,7 +91,7 @@
     </w:p>
     <w:p>
       <w:pPr>
-        <w:pStyle w:val="1_2"/>
+        <w:pStyle w:val="995"/>
         <w:pBdr/>
         <w:spacing w:line="360" w:lineRule="auto"/>
         <w:ind/>
@@ -206,7 +187,7 @@
     </w:p>
     <w:p>
       <w:pPr>
-        <w:pStyle w:val="1_2"/>
+        <w:pStyle w:val="995"/>
         <w:pBdr/>
         <w:spacing w:line="360" w:lineRule="auto"/>
         <w:ind/>
@@ -232,13 +213,14 @@
       <w:r>
         <w:rPr>
           <w:sz w:val="24"/>
-          <w:szCs w:val="14"/>
+          <w:szCs w:val="24"/>
+          <w:highlight w:val="none"/>
         </w:rPr>
       </w:r>
     </w:p>
     <w:p>
       <w:pPr>
-        <w:pStyle w:val="1_2"/>
+        <w:pStyle w:val="995"/>
         <w:pBdr/>
         <w:spacing w:after="0" w:afterAutospacing="0" w:line="360" w:lineRule="auto"/>
         <w:ind/>
@@ -314,10 +296,18 @@
           <w:highlight w:val="none"/>
         </w:rPr>
       </w:r>
+      <w:r>
+        <w:rPr>
+          <w:b w:val="0"/>
+          <w:bCs w:val="0"/>
+          <w:sz w:val="20"/>
+          <w:szCs w:val="20"/>
+        </w:rPr>
+      </w:r>
     </w:p>
     <w:p>
       <w:pPr>
-        <w:pStyle w:val="1_2"/>
+        <w:pStyle w:val="995"/>
         <w:pBdr/>
         <w:spacing w:after="0" w:afterAutospacing="0" w:line="360" w:lineRule="auto"/>
         <w:ind w:right="0" w:firstLine="0" w:left="0"/>
@@ -348,10 +338,19 @@
           <w:szCs w:val="14"/>
         </w:rPr>
       </w:r>
+      <w:r>
+        <w:rPr>
+          <w:b w:val="0"/>
+          <w:bCs w:val="0"/>
+          <w:sz w:val="24"/>
+          <w:szCs w:val="24"/>
+          <w:highlight w:val="none"/>
+        </w:rPr>
+      </w:r>
     </w:p>
     <w:p>
       <w:pPr>
-        <w:pStyle w:val="1_2"/>
+        <w:pStyle w:val="995"/>
         <w:pBdr/>
         <w:spacing w:after="0" w:afterAutospacing="0" w:line="360" w:lineRule="auto"/>
         <w:ind w:right="0" w:firstLine="0" w:left="0"/>
@@ -393,10 +392,19 @@
           <w:szCs w:val="24"/>
         </w:rPr>
       </w:r>
+      <w:r>
+        <w:rPr>
+          <w:b w:val="0"/>
+          <w:bCs w:val="0"/>
+          <w:sz w:val="24"/>
+          <w:szCs w:val="24"/>
+          <w:highlight w:val="none"/>
+        </w:rPr>
+      </w:r>
     </w:p>
     <w:p>
       <w:pPr>
-        <w:pStyle w:val="1_2"/>
+        <w:pStyle w:val="995"/>
         <w:pBdr/>
         <w:spacing w:after="0" w:afterAutospacing="0" w:line="360" w:lineRule="auto"/>
         <w:ind w:right="0" w:firstLine="0" w:left="0"/>
@@ -428,10 +436,19 @@
           <w:szCs w:val="24"/>
         </w:rPr>
       </w:r>
+      <w:r>
+        <w:rPr>
+          <w:b w:val="0"/>
+          <w:bCs w:val="0"/>
+          <w:sz w:val="24"/>
+          <w:szCs w:val="24"/>
+          <w:highlight w:val="none"/>
+        </w:rPr>
+      </w:r>
     </w:p>
     <w:p>
       <w:pPr>
-        <w:pStyle w:val="1_2"/>
+        <w:pStyle w:val="995"/>
         <w:pBdr/>
         <w:spacing w:after="0" w:afterAutospacing="0" w:line="360" w:lineRule="auto"/>
         <w:ind w:right="0" w:firstLine="0" w:left="0"/>
@@ -461,9 +478,7 @@
           <w:b w:val="0"/>
           <w:bCs w:val="0"/>
           <w:sz w:val="24"/>
-          <w:szCs w:val="14"/>
-          <w:highlight w:val="none"/>
-          <w:lang w:val="en-US"/>
+          <w:szCs w:val="24"/>
         </w:rPr>
       </w:r>
       <w:r>
@@ -472,12 +487,14 @@
           <w:bCs w:val="0"/>
           <w:sz w:val="24"/>
           <w:szCs w:val="24"/>
+          <w:highlight w:val="none"/>
+          <w:lang w:val="en-US"/>
         </w:rPr>
       </w:r>
     </w:p>
     <w:p>
       <w:pPr>
-        <w:pStyle w:val="1_2"/>
+        <w:pStyle w:val="995"/>
         <w:pBdr/>
         <w:spacing w:after="0" w:afterAutospacing="0" w:line="360" w:lineRule="auto"/>
         <w:ind w:right="0" w:firstLine="0" w:left="0"/>
@@ -514,15 +531,13 @@
           <w:b w:val="0"/>
           <w:bCs w:val="0"/>
           <w:sz w:val="24"/>
-          <w:szCs w:val="14"/>
-          <w:highlight w:val="none"/>
-          <w:lang w:val="en-US"/>
+          <w:szCs w:val="24"/>
         </w:rPr>
       </w:r>
     </w:p>
     <w:p>
       <w:pPr>
-        <w:pStyle w:val="1_2"/>
+        <w:pStyle w:val="995"/>
         <w:pBdr/>
         <w:spacing w:line="360" w:lineRule="auto"/>
         <w:ind/>
@@ -553,7 +568,7 @@
     </w:p>
     <w:p>
       <w:pPr>
-        <w:pStyle w:val="1_2"/>
+        <w:pStyle w:val="995"/>
         <w:pBdr/>
         <w:spacing w:line="360" w:lineRule="auto"/>
         <w:ind/>
@@ -602,11 +617,10 @@
         <w:t xml:space="preserve">6</w:t>
       </w:r>
       <w:r/>
-      <w:r/>
     </w:p>
     <w:p>
       <w:pPr>
-        <w:pStyle w:val="139"/>
+        <w:pStyle w:val="931"/>
         <w:numPr>
           <w:ilvl w:val="0"/>
           <w:numId w:val="0"/>
@@ -624,10 +638,13 @@
       <w:r>
         <w:t xml:space="preserve">KATA PENGANTAR</w:t>
       </w:r>
-      <w:r/>
       <w:bookmarkEnd w:id="1"/>
       <w:r/>
-      <w:r/>
+      <w:r>
+        <w:rPr>
+          <w14:ligatures w14:val="none"/>
+        </w:rPr>
+      </w:r>
     </w:p>
     <w:p>
       <w:pPr>
@@ -680,7 +697,6 @@
         </w:rPr>
         <w:t xml:space="preserve">" dan dapat diselesaikan</w:t>
       </w:r>
-      <w:r/>
       <w:r>
         <w:rPr>
           <w:rFonts w:ascii="Times New Roman" w:hAnsi="Times New Roman" w:eastAsia="Times New Roman" w:cs="Times New Roman"/>
@@ -689,7 +705,6 @@
         </w:rPr>
         <w:t xml:space="preserve"> dengan tepat waktu</w:t>
       </w:r>
-      <w:r/>
       <w:r>
         <w:rPr>
           <w:rFonts w:ascii="Times New Roman" w:hAnsi="Times New Roman" w:eastAsia="Times New Roman" w:cs="Times New Roman"/>
@@ -707,7 +722,7 @@
       </w:r>
       <w:r>
         <w:rPr>
-          <w:rFonts w:ascii="Times New Roman" w:hAnsi="Times New Roman" w:eastAsia="Times New Roman" w:cs="Times New Roman"/>
+          <w:rFonts w:ascii="Times New Roman" w:hAnsi="Times New Roman" w:cs="Times New Roman"/>
           <w:sz w:val="24"/>
           <w:szCs w:val="24"/>
         </w:rPr>
@@ -759,7 +774,7 @@
       </w:r>
       <w:r>
         <w:rPr>
-          <w:rFonts w:ascii="Times New Roman" w:hAnsi="Times New Roman" w:eastAsia="Times New Roman" w:cs="Times New Roman"/>
+          <w:rFonts w:ascii="Times New Roman" w:hAnsi="Times New Roman" w:cs="Times New Roman"/>
           <w:sz w:val="24"/>
           <w:szCs w:val="24"/>
         </w:rPr>
@@ -795,14 +810,11 @@
       </w:r>
       <w:r>
         <w:rPr>
-          <w:rFonts w:ascii="Times New Roman" w:hAnsi="Times New Roman" w:eastAsia="Times New Roman" w:cs="Times New Roman"/>
+          <w:rFonts w:ascii="Times New Roman" w:hAnsi="Times New Roman" w:cs="Times New Roman"/>
           <w:sz w:val="24"/>
           <w:szCs w:val="24"/>
         </w:rPr>
       </w:r>
-      <w:r/>
-      <w:r/>
-      <w:r/>
       <w:r>
         <w:rPr>
           <w:rFonts w:ascii="Times New Roman" w:hAnsi="Times New Roman" w:cs="Times New Roman"/>
@@ -831,6 +843,14 @@
           <w:szCs w:val="24"/>
         </w:rPr>
         <w:t xml:space="preserve">Banjarbaru, Jumat 10 September 2026</w:t>
+      </w:r>
+      <w:r>
+        <w:rPr>
+          <w:rFonts w:ascii="Times New Roman" w:hAnsi="Times New Roman" w:eastAsia="Times New Roman" w:cs="Times New Roman"/>
+          <w:sz w:val="24"/>
+          <w:szCs w:val="24"/>
+          <w:highlight w:val="none"/>
+        </w:rPr>
       </w:r>
       <w:r>
         <w:rPr>
@@ -919,7 +939,7 @@
     </w:p>
     <w:p>
       <w:pPr>
-        <w:pStyle w:val="1_379"/>
+        <w:pStyle w:val="996"/>
         <w:pBdr/>
         <w:spacing/>
         <w:ind w:firstLine="0"/>
@@ -948,11 +968,10 @@
         <w:t xml:space="preserve"> (Nazril Anbiya Rasyada)</w:t>
       </w:r>
       <w:r/>
-      <w:r/>
     </w:p>
     <w:p>
       <w:pPr>
-        <w:pStyle w:val="1_379"/>
+        <w:pStyle w:val="996"/>
         <w:pBdr/>
         <w:spacing/>
         <w:ind w:firstLine="0" w:left="270"/>
@@ -987,38 +1006,32 @@
         <w:t xml:space="preserve"> 310124023851</w:t>
       </w:r>
       <w:r/>
-      <w:r/>
-      <w:r/>
-      <w:r/>
+    </w:p>
+    <w:p>
+      <w:pPr>
+        <w:pStyle w:val="996"/>
+        <w:pBdr/>
+        <w:spacing/>
+        <w:ind w:firstLine="0"/>
+        <w:rPr/>
+      </w:pPr>
       <w:r/>
       <w:r/>
     </w:p>
     <w:p>
       <w:pPr>
-        <w:pStyle w:val="1_379"/>
+        <w:pStyle w:val="996"/>
         <w:pBdr/>
         <w:spacing/>
         <w:ind w:firstLine="0"/>
         <w:rPr/>
       </w:pPr>
-      <w:r/>
       <w:r/>
       <w:r/>
     </w:p>
     <w:p>
       <w:pPr>
-        <w:pStyle w:val="1_379"/>
-        <w:pBdr/>
-        <w:spacing/>
-        <w:ind w:firstLine="0"/>
-        <w:rPr/>
-      </w:pPr>
-      <w:r/>
-      <w:r/>
-    </w:p>
-    <w:p>
-      <w:pPr>
-        <w:pStyle w:val="1_379"/>
+        <w:pStyle w:val="996"/>
         <w:pBdr/>
         <w:spacing/>
         <w:ind w:firstLine="0"/>
@@ -1058,17 +1071,14 @@
         </w:rPr>
         <w:t xml:space="preserve">Muhammad Rafly Fattaya</w:t>
       </w:r>
-      <w:r/>
-      <w:r/>
       <w:r>
         <w:t xml:space="preserve">)</w:t>
       </w:r>
       <w:r/>
-      <w:r/>
     </w:p>
     <w:p>
       <w:pPr>
-        <w:pStyle w:val="1_379"/>
+        <w:pStyle w:val="996"/>
         <w:pBdr/>
         <w:spacing/>
         <w:ind w:firstLine="0"/>
@@ -1105,8 +1115,6 @@
       <w:r>
         <w:t xml:space="preserve"> </w:t>
       </w:r>
-      <w:r/>
-      <w:r/>
       <w:r>
         <w:rPr>
           <w:b w:val="0"/>
@@ -1117,23 +1125,21 @@
         <w:t xml:space="preserve">310122023697</w:t>
       </w:r>
       <w:r/>
-      <w:r/>
     </w:p>
     <w:p>
       <w:pPr>
-        <w:pStyle w:val="1_379"/>
+        <w:pStyle w:val="996"/>
         <w:pBdr/>
         <w:spacing/>
         <w:ind w:firstLine="0"/>
         <w:rPr/>
       </w:pPr>
-      <w:r/>
       <w:r/>
       <w:r/>
     </w:p>
     <w:p>
       <w:pPr>
-        <w:pStyle w:val="1_379"/>
+        <w:pStyle w:val="996"/>
         <w:pBdr/>
         <w:spacing/>
         <w:ind w:firstLine="0"/>
@@ -1163,7 +1169,6 @@
       <w:r>
         <w:t xml:space="preserve"> 310124023876`</w:t>
       </w:r>
-      <w:r/>
       <w:r/>
     </w:p>
     <w:sdt>
@@ -1186,7 +1191,7 @@
       <w:sdtContent>
         <w:p>
           <w:pPr>
-            <w:pStyle w:val="139"/>
+            <w:pStyle w:val="931"/>
             <w:pBdr/>
             <w:spacing/>
             <w:ind w:right="0" w:firstLine="0" w:left="0"/>
@@ -1203,18 +1208,22 @@
             </w:rPr>
             <w:t xml:space="preserve">DAFTAR ISI</w:t>
           </w:r>
-          <w:r/>
           <w:bookmarkEnd w:id="2"/>
-          <w:r/>
           <w:r>
             <w:rPr>
               <w:highlight w:val="none"/>
             </w:rPr>
           </w:r>
+          <w:r>
+            <w:rPr>
+              <w:highlight w:val="none"/>
+              <w14:ligatures w14:val="none"/>
+            </w:rPr>
+          </w:r>
         </w:p>
         <w:p>
           <w:pPr>
-            <w:pStyle w:val="189"/>
+            <w:pStyle w:val="978"/>
             <w:pBdr/>
             <w:tabs>
               <w:tab w:val="right" w:leader="dot" w:pos="7931"/>
@@ -1251,18 +1260,18 @@
           <w:hyperlink w:tooltip="#_Toc1" w:anchor="_Toc1" w:history="1">
             <w:r>
               <w:rPr>
-                <w:rStyle w:val="187"/>
+                <w:rStyle w:val="976"/>
               </w:rPr>
             </w:r>
             <w:r>
               <w:rPr>
-                <w:rStyle w:val="187"/>
+                <w:rStyle w:val="976"/>
               </w:rPr>
               <w:t xml:space="preserve">KATA PENGANTAR</w:t>
             </w:r>
             <w:r>
               <w:rPr>
-                <w:rStyle w:val="187"/>
+                <w:rStyle w:val="976"/>
               </w:rPr>
             </w:r>
             <w:r>
@@ -1277,10 +1286,11 @@
             </w:r>
           </w:hyperlink>
           <w:r/>
+          <w:r/>
         </w:p>
         <w:p>
           <w:pPr>
-            <w:pStyle w:val="189"/>
+            <w:pStyle w:val="978"/>
             <w:pBdr/>
             <w:tabs>
               <w:tab w:val="right" w:leader="dot" w:pos="7931"/>
@@ -1291,22 +1301,23 @@
               <w:highlight w:val="none"/>
             </w:rPr>
           </w:pPr>
+          <w:r/>
           <w:hyperlink w:tooltip="#_Toc2" w:anchor="_Toc2" w:history="1">
             <w:r>
               <w:rPr>
-                <w:rStyle w:val="187"/>
+                <w:rStyle w:val="976"/>
               </w:rPr>
             </w:r>
             <w:r>
               <w:rPr>
-                <w:rStyle w:val="187"/>
+                <w:rStyle w:val="976"/>
                 <w:highlight w:val="none"/>
               </w:rPr>
               <w:t xml:space="preserve">DAFTAR ISI</w:t>
             </w:r>
             <w:r>
               <w:rPr>
-                <w:rStyle w:val="187"/>
+                <w:rStyle w:val="976"/>
                 <w:highlight w:val="none"/>
               </w:rPr>
             </w:r>
@@ -1326,10 +1337,15 @@
               <w:highlight w:val="none"/>
             </w:rPr>
           </w:r>
+          <w:r>
+            <w:rPr>
+              <w:highlight w:val="none"/>
+            </w:rPr>
+          </w:r>
         </w:p>
         <w:p>
           <w:pPr>
-            <w:pStyle w:val="189"/>
+            <w:pStyle w:val="978"/>
             <w:pBdr/>
             <w:tabs>
               <w:tab w:val="right" w:leader="dot" w:pos="7931"/>
@@ -1338,22 +1354,23 @@
             <w:ind/>
             <w:rPr/>
           </w:pPr>
+          <w:r/>
           <w:hyperlink w:tooltip="#_Toc3" w:anchor="_Toc3" w:history="1">
             <w:r>
               <w:rPr>
-                <w:rStyle w:val="187"/>
+                <w:rStyle w:val="976"/>
               </w:rPr>
             </w:r>
             <w:r>
               <w:rPr>
-                <w:rStyle w:val="187"/>
+                <w:rStyle w:val="976"/>
                 <w:highlight w:val="none"/>
               </w:rPr>
               <w:t xml:space="preserve">BAB I PENDAHULUAN</w:t>
             </w:r>
             <w:r>
               <w:rPr>
-                <w:rStyle w:val="187"/>
+                <w:rStyle w:val="976"/>
               </w:rPr>
             </w:r>
             <w:r>
@@ -1368,10 +1385,11 @@
             </w:r>
           </w:hyperlink>
           <w:r/>
+          <w:r/>
         </w:p>
         <w:p>
           <w:pPr>
-            <w:pStyle w:val="190"/>
+            <w:pStyle w:val="979"/>
             <w:suppressLineNumbers w:val="false"/>
             <w:pBdr/>
             <w:tabs>
@@ -1382,6 +1400,7 @@
             <w:ind/>
             <w:rPr/>
           </w:pPr>
+          <w:r/>
           <w:hyperlink w:tooltip="#_Toc4" w:anchor="_Toc4" w:history="1">
             <w:r>
               <w:rPr>
@@ -1394,18 +1413,18 @@
             </w:r>
             <w:r>
               <w:rPr>
-                <w:rStyle w:val="187"/>
+                <w:rStyle w:val="976"/>
               </w:rPr>
             </w:r>
             <w:r>
               <w:rPr>
-                <w:rStyle w:val="187"/>
+                <w:rStyle w:val="976"/>
               </w:rPr>
               <w:t xml:space="preserve">Latar Belakang </w:t>
             </w:r>
             <w:r>
               <w:rPr>
-                <w:rStyle w:val="187"/>
+                <w:rStyle w:val="976"/>
               </w:rPr>
             </w:r>
             <w:r>
@@ -1420,10 +1439,11 @@
             </w:r>
           </w:hyperlink>
           <w:r/>
+          <w:r/>
         </w:p>
         <w:p>
           <w:pPr>
-            <w:pStyle w:val="190"/>
+            <w:pStyle w:val="979"/>
             <w:pBdr/>
             <w:tabs>
               <w:tab w:val="left" w:leader="none" w:pos="1701"/>
@@ -1437,6 +1457,7 @@
               <w:highlight w:val="none"/>
             </w:rPr>
           </w:pPr>
+          <w:r/>
           <w:hyperlink w:tooltip="#_Toc5" w:anchor="_Toc5" w:history="1">
             <w:r>
               <w:rPr>
@@ -1449,12 +1470,12 @@
             </w:r>
             <w:r>
               <w:rPr>
-                <w:rStyle w:val="187"/>
+                <w:rStyle w:val="976"/>
               </w:rPr>
             </w:r>
             <w:r>
               <w:rPr>
-                <w:rStyle w:val="187"/>
+                <w:rStyle w:val="976"/>
                 <w:i w:val="0"/>
                 <w:iCs w:val="0"/>
                 <w:highlight w:val="none"/>
@@ -1463,7 +1484,7 @@
             </w:r>
             <w:r>
               <w:rPr>
-                <w:rStyle w:val="187"/>
+                <w:rStyle w:val="976"/>
                 <w:bCs w:val="0"/>
                 <w:i w:val="0"/>
                 <w:highlight w:val="none"/>
@@ -1487,10 +1508,17 @@
               <w:highlight w:val="none"/>
             </w:rPr>
           </w:r>
+          <w:r>
+            <w:rPr>
+              <w:bCs w:val="0"/>
+              <w:i w:val="0"/>
+              <w:highlight w:val="none"/>
+            </w:rPr>
+          </w:r>
         </w:p>
         <w:p>
           <w:pPr>
-            <w:pStyle w:val="190"/>
+            <w:pStyle w:val="979"/>
             <w:pBdr/>
             <w:tabs>
               <w:tab w:val="left" w:leader="none" w:pos="1701"/>
@@ -1500,6 +1528,7 @@
             <w:ind/>
             <w:rPr/>
           </w:pPr>
+          <w:r/>
           <w:hyperlink w:tooltip="#_Toc6" w:anchor="_Toc6" w:history="1">
             <w:r>
               <w:rPr>
@@ -1512,12 +1541,12 @@
             </w:r>
             <w:r>
               <w:rPr>
-                <w:rStyle w:val="187"/>
+                <w:rStyle w:val="976"/>
               </w:rPr>
             </w:r>
             <w:r>
               <w:rPr>
-                <w:rStyle w:val="187"/>
+                <w:rStyle w:val="976"/>
                 <w:i w:val="0"/>
                 <w:iCs w:val="0"/>
                 <w:highlight w:val="none"/>
@@ -1526,7 +1555,7 @@
             </w:r>
             <w:r>
               <w:rPr>
-                <w:rStyle w:val="187"/>
+                <w:rStyle w:val="976"/>
               </w:rPr>
             </w:r>
             <w:r>
@@ -1541,6 +1570,7 @@
             </w:r>
           </w:hyperlink>
           <w:r/>
+          <w:r/>
         </w:p>
         <w:p>
           <w:pPr>
@@ -1554,18 +1584,23 @@
               <w:highlight w:val="none"/>
             </w:rPr>
           </w:pPr>
-          <w:r/>
           <w:r>
             <w:fldChar w:fldCharType="end"/>
           </w:r>
-          <w:r/>
-          <w:r/>
+          <w:r>
+            <w:rPr>
+              <w:rFonts w:ascii="Times New Roman" w:hAnsi="Times New Roman" w:eastAsia="Times New Roman" w:cs="Times New Roman"/>
+              <w:sz w:val="24"/>
+              <w:szCs w:val="24"/>
+              <w:highlight w:val="none"/>
+            </w:rPr>
+          </w:r>
         </w:p>
       </w:sdtContent>
     </w:sdt>
     <w:p>
       <w:pPr>
-        <w:pStyle w:val="139"/>
+        <w:pStyle w:val="931"/>
         <w:pBdr/>
         <w:spacing/>
         <w:ind/>
@@ -1603,10 +1638,18 @@
           <w:szCs w:val="24"/>
         </w:rPr>
       </w:r>
+      <w:r>
+        <w:rPr>
+          <w:rFonts w:ascii="Times New Roman" w:hAnsi="Times New Roman" w:eastAsia="Times New Roman" w:cs="Times New Roman"/>
+          <w:sz w:val="24"/>
+          <w:szCs w:val="24"/>
+          <w:highlight w:val="none"/>
+        </w:rPr>
+      </w:r>
     </w:p>
     <w:p>
       <w:pPr>
-        <w:pStyle w:val="139"/>
+        <w:pStyle w:val="931"/>
         <w:pBdr/>
         <w:spacing/>
         <w:ind w:right="0" w:firstLine="0" w:left="0"/>
@@ -1625,14 +1668,17 @@
         <w:br/>
         <w:t xml:space="preserve">PENDAHULUAN</w:t>
       </w:r>
-      <w:r/>
       <w:bookmarkEnd w:id="3"/>
       <w:r/>
-      <w:r/>
+      <w:r>
+        <w:rPr>
+          <w14:ligatures w14:val="none"/>
+        </w:rPr>
+      </w:r>
     </w:p>
     <w:p>
       <w:pPr>
-        <w:pStyle w:val="140"/>
+        <w:pStyle w:val="932"/>
         <w:numPr>
           <w:ilvl w:val="0"/>
           <w:numId w:val="2"/>
@@ -1652,7 +1698,11 @@
       </w:r>
       <w:bookmarkEnd w:id="4"/>
       <w:r/>
-      <w:r/>
+      <w:r>
+        <w:rPr>
+          <w14:ligatures w14:val="none"/>
+        </w:rPr>
+      </w:r>
     </w:p>
     <w:p>
       <w:pPr>
@@ -1704,6 +1754,14 @@
           <w:i w:val="0"/>
         </w:rPr>
       </w:r>
+      <w:r>
+        <w:rPr>
+          <w:bCs w:val="0"/>
+          <w:i w:val="0"/>
+          <w:highlight w:val="none"/>
+          <w14:ligatures w14:val="none"/>
+        </w:rPr>
+      </w:r>
     </w:p>
     <w:p>
       <w:pPr>
@@ -1739,7 +1797,15 @@
           <w:iCs w:val="0"/>
           <w:highlight w:val="none"/>
         </w:rPr>
-        <w:t xml:space="preserve">mengganggu dan merusak sebuah sistem yang sudah ada, dan banyak tujuan lainya. Seiring dengan berkembangnya teknologi, metode baru untuk melakukan cybercrime juga terus semakin berkembang terutama dalam era perkembangan AI yang dapat digunakan untuk memudahkan melakukan tindakan kejahatan.</w:t>
+        <w:t xml:space="preserve">mengganggu dan merusak sebuah sist</w:t>
+      </w:r>
+      <w:r>
+        <w:rPr>
+          <w:i w:val="0"/>
+          <w:iCs w:val="0"/>
+          <w:highlight w:val="none"/>
+        </w:rPr>
+        <w:t xml:space="preserve">em yang sudah ada, dan banyak tujuan lainya. Seiring dengan berkembangnya teknologi, metode baru untuk melakukan cybercrime juga terus semakin berkembang terutama dalam era perkembangan AI yang dapat digunakan untuk memudahkan melakukan tindakan kejahatan.</w:t>
       </w:r>
       <w:r>
         <w:rPr>
@@ -1748,6 +1814,14 @@
           <w:highlight w:val="none"/>
         </w:rPr>
       </w:r>
+      <w:r>
+        <w:rPr>
+          <w:bCs w:val="0"/>
+          <w:i w:val="0"/>
+          <w:highlight w:val="none"/>
+          <w14:ligatures w14:val="none"/>
+        </w:rPr>
+      </w:r>
     </w:p>
     <w:p>
       <w:pPr>
@@ -1768,7 +1842,15 @@
           <w:highlight w:val="none"/>
         </w:rPr>
         <w:tab/>
-        <w:t xml:space="preserve">Walaupun metode untuk melakukan kejahatan semakin banyak variasinya, begitu juga metode untuk melindungi data dan informasi dari berbagai macam serangan mulai dari kesadaran pengguna dalam berinteraksi di internet sampai penggunaan teknologi seperti custom settings pada handphone sendiri, penggunaan </w:t>
+        <w:t xml:space="preserve">Walaupun metode untuk melakukan kejahatan sem</w:t>
+      </w:r>
+      <w:r>
+        <w:rPr>
+          <w:i w:val="0"/>
+          <w:iCs w:val="0"/>
+          <w:highlight w:val="none"/>
+        </w:rPr>
+        <w:t xml:space="preserve">akin banyak variasinya, begitu juga metode untuk melindungi data dan informasi dari berbagai macam serangan mulai dari kesadaran pengguna dalam berinteraksi di internet sampai penggunaan teknologi seperti custom settings pada handphone sendiri, penggunaan </w:t>
       </w:r>
       <w:r>
         <w:rPr>
@@ -1793,10 +1875,18 @@
           <w:highlight w:val="none"/>
         </w:rPr>
       </w:r>
+      <w:r>
+        <w:rPr>
+          <w:bCs w:val="0"/>
+          <w:i w:val="0"/>
+          <w:highlight w:val="none"/>
+          <w14:ligatures w14:val="none"/>
+        </w:rPr>
+      </w:r>
     </w:p>
     <w:p>
       <w:pPr>
-        <w:pStyle w:val="140"/>
+        <w:pStyle w:val="932"/>
         <w:numPr>
           <w:ilvl w:val="0"/>
           <w:numId w:val="2"/>
@@ -1829,7 +1919,6 @@
         </w:rPr>
       </w:r>
       <w:bookmarkEnd w:id="5"/>
-      <w:r/>
       <w:r>
         <w:rPr>
           <w:bCs w:val="0"/>
@@ -1837,10 +1926,18 @@
           <w:highlight w:val="none"/>
         </w:rPr>
       </w:r>
+      <w:r>
+        <w:rPr>
+          <w:bCs w:val="0"/>
+          <w:i w:val="0"/>
+          <w:highlight w:val="none"/>
+          <w14:ligatures w14:val="none"/>
+        </w:rPr>
+      </w:r>
     </w:p>
     <w:p>
       <w:pPr>
-        <w:pStyle w:val="668"/>
+        <w:pStyle w:val="994"/>
         <w:numPr>
           <w:ilvl w:val="0"/>
           <w:numId w:val="4"/>
@@ -1863,13 +1960,13 @@
           <w:iCs w:val="0"/>
           <w:highlight w:val="none"/>
         </w:rPr>
-        <w:t xml:space="preserve">Apa saja contoh kejahatan yang mengancam keamanan data dan informasi </w:t>
+        <w:t xml:space="preserve">Apa saja contoh kejahatan yang mengancam keamanan data dan informasi. </w:t>
       </w:r>
       <w:r/>
     </w:p>
     <w:p>
       <w:pPr>
-        <w:pStyle w:val="668"/>
+        <w:pStyle w:val="994"/>
         <w:numPr>
           <w:ilvl w:val="0"/>
           <w:numId w:val="4"/>
@@ -1885,13 +1982,13 @@
           <w:iCs w:val="0"/>
           <w:highlight w:val="none"/>
         </w:rPr>
-        <w:t xml:space="preserve">Bagaimana metode untuk mencegah, mremitigasi, dan meminilasi dampak negatif dari serangah tersebut</w:t>
+        <w:t xml:space="preserve">Bagaimana metode untuk mencegah, mremitigasi, dan meminilasi dampak negatif dari serangah tersebut.</w:t>
       </w:r>
       <w:r/>
     </w:p>
     <w:p>
       <w:pPr>
-        <w:pStyle w:val="668"/>
+        <w:pStyle w:val="994"/>
         <w:numPr>
           <w:ilvl w:val="0"/>
           <w:numId w:val="4"/>
@@ -1923,12 +2020,13 @@
           <w:iCs w:val="0"/>
           <w:highlight w:val="none"/>
         </w:rPr>
+        <w:t xml:space="preserve">.</w:t>
       </w:r>
       <w:r/>
     </w:p>
     <w:p>
       <w:pPr>
-        <w:pStyle w:val="140"/>
+        <w:pStyle w:val="932"/>
         <w:numPr>
           <w:ilvl w:val="0"/>
           <w:numId w:val="2"/>
@@ -1954,7 +2052,7 @@
     </w:p>
     <w:p>
       <w:pPr>
-        <w:pStyle w:val="668"/>
+        <w:pStyle w:val="994"/>
         <w:numPr>
           <w:ilvl w:val="0"/>
           <w:numId w:val="6"/>
@@ -1970,13 +2068,13 @@
           <w:iCs w:val="0"/>
           <w:highlight w:val="none"/>
         </w:rPr>
-        <w:t xml:space="preserve">Menjelaskan berbagai macam serangan siber yang mengancam keamanan data dan informasi</w:t>
+        <w:t xml:space="preserve">Menjelaskan berbagai macam serangan siber yang mengancam keamanan data dan informasi.</w:t>
       </w:r>
       <w:r/>
     </w:p>
     <w:p>
       <w:pPr>
-        <w:pStyle w:val="668"/>
+        <w:pStyle w:val="994"/>
         <w:numPr>
           <w:ilvl w:val="0"/>
           <w:numId w:val="6"/>
@@ -1992,13 +2090,13 @@
           <w:iCs w:val="0"/>
           <w:highlight w:val="none"/>
         </w:rPr>
-        <w:t xml:space="preserve">Menjelaskan cara mengatasi serangan-serangan siber yang mengancam keamanan data dan informasi</w:t>
+        <w:t xml:space="preserve">Menjelaskan cara mengatasi serangan-serangan siber yang mengancam keamanan data dan informasi.</w:t>
       </w:r>
       <w:r/>
     </w:p>
     <w:p>
       <w:pPr>
-        <w:pStyle w:val="668"/>
+        <w:pStyle w:val="994"/>
         <w:numPr>
           <w:ilvl w:val="0"/>
           <w:numId w:val="6"/>
@@ -2039,11 +2137,36 @@
           <w:highlight w:val="none"/>
         </w:rPr>
       </w:r>
-      <w:r/>
+      <w:r>
+        <w:rPr>
+          <w:bCs w:val="0"/>
+          <w:i w:val="0"/>
+          <w:highlight w:val="none"/>
+          <w14:ligatures w14:val="none"/>
+        </w:rPr>
+        <w:t xml:space="preserve">.</w:t>
+      </w:r>
+      <w:r>
+        <w:rPr>
+          <w:bCs w:val="0"/>
+          <w:i w:val="0"/>
+          <w:highlight w:val="none"/>
+          <w14:ligatures w14:val="none"/>
+        </w:rPr>
+        <w:t xml:space="preserve">     </w:t>
+      </w:r>
+      <w:r>
+        <w:rPr>
+          <w:bCs w:val="0"/>
+          <w:i w:val="0"/>
+          <w:highlight w:val="none"/>
+          <w14:ligatures w14:val="none"/>
+        </w:rPr>
+      </w:r>
     </w:p>
     <w:p>
       <w:pPr>
-        <w:pStyle w:val="139"/>
+        <w:pStyle w:val="931"/>
         <w:pBdr/>
         <w:spacing/>
         <w:ind/>
@@ -2063,7 +2186,7 @@
     </w:p>
     <w:p>
       <w:pPr>
-        <w:pStyle w:val="140"/>
+        <w:pStyle w:val="932"/>
         <w:numPr>
           <w:ilvl w:val="0"/>
           <w:numId w:val="7"/>
@@ -2079,27 +2202,26 @@
           <w:iCs w:val="0"/>
           <w:highlight w:val="none"/>
         </w:rPr>
+        <w:t xml:space="preserve">Keamanan Data dan Informasi</w:t>
       </w:r>
-      <w:r/>
       <w:r/>
     </w:p>
     <w:p>
       <w:pPr>
         <w:pBdr/>
-        <w:spacing w:after="173" w:afterAutospacing="0"/>
-        <w:ind w:right="0" w:firstLine="720" w:left="720"/>
+        <w:spacing/>
+        <w:ind w:right="0" w:firstLine="720" w:left="630"/>
         <w:rPr>
-          <w:bCs w:val="0"/>
-          <w:i w:val="0"/>
           <w14:ligatures w14:val="none"/>
         </w:rPr>
       </w:pPr>
       <w:r>
         <w:rPr>
-          <w:i w:val="0"/>
-          <w:iCs w:val="0"/>
           <w:highlight w:val="none"/>
         </w:rPr>
+      </w:r>
+      <w:r>
+        <w:t xml:space="preserve">Pada era digital ini, hampir seluruh kegiatan manusia yang berinteraksi dengan komputer menciptakan data digital, data digital sering memiliki nilai sensitif bagi pemilik datanya seperti data diri, data sensitif suatu perusahaan, dan lain-lain. Kebocoran data tersebut dapat memiliki dampak yang katastropik</w:t>
       </w:r>
       <w:r>
         <w:rPr>
@@ -2107,7 +2229,7 @@
           <w:iCs w:val="0"/>
           <w:highlight w:val="none"/>
         </w:rPr>
-        <w:tab/>
+        <w:t xml:space="preserve"> seperti </w:t>
         <w:tab/>
         <w:tab/>
         <w:tab/>
@@ -2131,9 +2253,9 @@
       </w:r>
       <w:r>
         <w:rPr>
+          <w:bCs w:val="0"/>
           <w:i w:val="0"/>
-          <w:iCs w:val="0"/>
-          <w:highlight w:val="none"/>
+          <w14:ligatures w14:val="none"/>
         </w:rPr>
       </w:r>
       <w:r/>
@@ -2160,7 +2282,6 @@
         <w:ind/>
         <w:rPr/>
       </w:pPr>
-      <w:r/>
       <w:r>
         <w:separator/>
       </w:r>
@@ -2175,7 +2296,6 @@
         <w:ind/>
         <w:rPr/>
       </w:pPr>
-      <w:r/>
       <w:r>
         <w:continuationSeparator/>
       </w:r>
@@ -2189,7 +2309,7 @@
 <w:ftr xmlns:wpc="http://schemas.microsoft.com/office/word/2010/wordprocessingCanvas" xmlns:mc="http://schemas.openxmlformats.org/markup-compatibility/2006" xmlns:o="urn:schemas-microsoft-com:office:office" xmlns:r="http://schemas.openxmlformats.org/officeDocument/2006/relationships" xmlns:m="http://schemas.openxmlformats.org/officeDocument/2006/math" xmlns:v="urn:schemas-microsoft-com:vml" xmlns:wp14="http://schemas.microsoft.com/office/word/2010/wordprocessingDrawing" xmlns:wp="http://schemas.openxmlformats.org/drawingml/2006/wordprocessingDrawing" xmlns:w10="urn:schemas-microsoft-com:office:word" xmlns:w="http://schemas.openxmlformats.org/wordprocessingml/2006/main" xmlns:w14="http://schemas.microsoft.com/office/word/2010/wordml" xmlns:w15="http://schemas.microsoft.com/office/word/2012/wordml" xmlns:wpg="http://schemas.microsoft.com/office/word/2010/wordprocessingGroup" xmlns:wpi="http://schemas.microsoft.com/office/word/2010/wordprocessingInk" xmlns:wne="http://schemas.microsoft.com/office/word/2006/wordml" xmlns:a="http://schemas.openxmlformats.org/drawingml/2006/main" xmlns:wps="http://schemas.microsoft.com/office/word/2010/wordprocessingShape" mc:Ignorable="w14 w15 wp14">
   <w:p>
     <w:pPr>
-      <w:pStyle w:val="178"/>
+      <w:pStyle w:val="967"/>
       <w:pBdr/>
       <w:spacing/>
       <w:ind/>
@@ -2201,12 +2321,13 @@
   </w:p>
   <w:p>
     <w:pPr>
-      <w:pStyle w:val="178"/>
+      <w:pStyle w:val="967"/>
       <w:pBdr/>
       <w:spacing/>
       <w:ind/>
       <w:rPr/>
     </w:pPr>
+    <w:r/>
     <w:r/>
   </w:p>
 </w:ftr>
@@ -2216,7 +2337,7 @@
 <w:ftr xmlns:wpc="http://schemas.microsoft.com/office/word/2010/wordprocessingCanvas" xmlns:mc="http://schemas.openxmlformats.org/markup-compatibility/2006" xmlns:o="urn:schemas-microsoft-com:office:office" xmlns:r="http://schemas.openxmlformats.org/officeDocument/2006/relationships" xmlns:m="http://schemas.openxmlformats.org/officeDocument/2006/math" xmlns:v="urn:schemas-microsoft-com:vml" xmlns:wp14="http://schemas.microsoft.com/office/word/2010/wordprocessingDrawing" xmlns:wp="http://schemas.openxmlformats.org/drawingml/2006/wordprocessingDrawing" xmlns:w10="urn:schemas-microsoft-com:office:word" xmlns:w="http://schemas.openxmlformats.org/wordprocessingml/2006/main" xmlns:w14="http://schemas.microsoft.com/office/word/2010/wordml" xmlns:w15="http://schemas.microsoft.com/office/word/2012/wordml" xmlns:wpg="http://schemas.microsoft.com/office/word/2010/wordprocessingGroup" xmlns:wpi="http://schemas.microsoft.com/office/word/2010/wordprocessingInk" xmlns:wne="http://schemas.microsoft.com/office/word/2006/wordml" xmlns:a="http://schemas.openxmlformats.org/drawingml/2006/main" xmlns:wps="http://schemas.microsoft.com/office/word/2010/wordprocessingShape" mc:Ignorable="w14 w15 wp14">
   <w:p>
     <w:pPr>
-      <w:pStyle w:val="178"/>
+      <w:pStyle w:val="967"/>
       <w:pBdr/>
       <w:spacing/>
       <w:ind/>
@@ -2230,12 +2351,13 @@
   </w:p>
   <w:p>
     <w:pPr>
-      <w:pStyle w:val="178"/>
+      <w:pStyle w:val="967"/>
       <w:pBdr/>
       <w:spacing/>
       <w:ind/>
       <w:rPr/>
     </w:pPr>
+    <w:r/>
     <w:r/>
   </w:p>
 </w:ftr>
@@ -2245,7 +2367,7 @@
 <w:ftr xmlns:wpc="http://schemas.microsoft.com/office/word/2010/wordprocessingCanvas" xmlns:mc="http://schemas.openxmlformats.org/markup-compatibility/2006" xmlns:o="urn:schemas-microsoft-com:office:office" xmlns:r="http://schemas.openxmlformats.org/officeDocument/2006/relationships" xmlns:m="http://schemas.openxmlformats.org/officeDocument/2006/math" xmlns:v="urn:schemas-microsoft-com:vml" xmlns:wp14="http://schemas.microsoft.com/office/word/2010/wordprocessingDrawing" xmlns:wp="http://schemas.openxmlformats.org/drawingml/2006/wordprocessingDrawing" xmlns:w10="urn:schemas-microsoft-com:office:word" xmlns:w="http://schemas.openxmlformats.org/wordprocessingml/2006/main" xmlns:w14="http://schemas.microsoft.com/office/word/2010/wordml" xmlns:w15="http://schemas.microsoft.com/office/word/2012/wordml" xmlns:wpg="http://schemas.microsoft.com/office/word/2010/wordprocessingGroup" xmlns:wpi="http://schemas.microsoft.com/office/word/2010/wordprocessingInk" xmlns:wne="http://schemas.microsoft.com/office/word/2006/wordml" xmlns:a="http://schemas.openxmlformats.org/drawingml/2006/main" xmlns:wps="http://schemas.microsoft.com/office/word/2010/wordprocessingShape" mc:Ignorable="w14 w15 wp14">
   <w:p>
     <w:pPr>
-      <w:pStyle w:val="178"/>
+      <w:pStyle w:val="967"/>
       <w:pBdr/>
       <w:spacing/>
       <w:ind/>
@@ -2262,7 +2384,7 @@
   </w:p>
   <w:p>
     <w:pPr>
-      <w:pStyle w:val="178"/>
+      <w:pStyle w:val="967"/>
       <w:pBdr/>
       <w:tabs>
         <w:tab w:val="clear" w:leader="none" w:pos="4844"/>
@@ -2286,7 +2408,7 @@
 <w:ftr xmlns:wpc="http://schemas.microsoft.com/office/word/2010/wordprocessingCanvas" xmlns:mc="http://schemas.openxmlformats.org/markup-compatibility/2006" xmlns:o="urn:schemas-microsoft-com:office:office" xmlns:r="http://schemas.openxmlformats.org/officeDocument/2006/relationships" xmlns:m="http://schemas.openxmlformats.org/officeDocument/2006/math" xmlns:v="urn:schemas-microsoft-com:vml" xmlns:wp14="http://schemas.microsoft.com/office/word/2010/wordprocessingDrawing" xmlns:wp="http://schemas.openxmlformats.org/drawingml/2006/wordprocessingDrawing" xmlns:w10="urn:schemas-microsoft-com:office:word" xmlns:w="http://schemas.openxmlformats.org/wordprocessingml/2006/main" xmlns:w14="http://schemas.microsoft.com/office/word/2010/wordml" xmlns:w15="http://schemas.microsoft.com/office/word/2012/wordml" xmlns:wpg="http://schemas.microsoft.com/office/word/2010/wordprocessingGroup" xmlns:wpi="http://schemas.microsoft.com/office/word/2010/wordprocessingInk" xmlns:wne="http://schemas.microsoft.com/office/word/2006/wordml" xmlns:a="http://schemas.openxmlformats.org/drawingml/2006/main" xmlns:wps="http://schemas.microsoft.com/office/word/2010/wordprocessingShape" mc:Ignorable="w14 w15 wp14">
   <w:p>
     <w:pPr>
-      <w:pStyle w:val="178"/>
+      <w:pStyle w:val="967"/>
       <w:pBdr/>
       <w:tabs>
         <w:tab w:val="clear" w:leader="none" w:pos="4844"/>
@@ -2302,7 +2424,6 @@
       <w:tab/>
     </w:r>
     <w:r/>
-    <w:r/>
   </w:p>
 </w:ftr>
 </file>
@@ -2317,7 +2438,6 @@
         <w:ind/>
         <w:rPr/>
       </w:pPr>
-      <w:r/>
       <w:r>
         <w:separator/>
       </w:r>
@@ -2332,7 +2452,6 @@
         <w:ind/>
         <w:rPr/>
       </w:pPr>
-      <w:r/>
       <w:r>
         <w:continuationSeparator/>
       </w:r>
@@ -2346,12 +2465,13 @@
 <w:hdr xmlns:wpc="http://schemas.microsoft.com/office/word/2010/wordprocessingCanvas" xmlns:mc="http://schemas.openxmlformats.org/markup-compatibility/2006" xmlns:o="urn:schemas-microsoft-com:office:office" xmlns:r="http://schemas.openxmlformats.org/officeDocument/2006/relationships" xmlns:m="http://schemas.openxmlformats.org/officeDocument/2006/math" xmlns:v="urn:schemas-microsoft-com:vml" xmlns:wp14="http://schemas.microsoft.com/office/word/2010/wordprocessingDrawing" xmlns:wp="http://schemas.openxmlformats.org/drawingml/2006/wordprocessingDrawing" xmlns:w10="urn:schemas-microsoft-com:office:word" xmlns:w="http://schemas.openxmlformats.org/wordprocessingml/2006/main" xmlns:w14="http://schemas.microsoft.com/office/word/2010/wordml" xmlns:w15="http://schemas.microsoft.com/office/word/2012/wordml" xmlns:wpg="http://schemas.microsoft.com/office/word/2010/wordprocessingGroup" xmlns:wpi="http://schemas.microsoft.com/office/word/2010/wordprocessingInk" xmlns:wne="http://schemas.microsoft.com/office/word/2006/wordml" xmlns:a="http://schemas.openxmlformats.org/drawingml/2006/main" xmlns:wps="http://schemas.microsoft.com/office/word/2010/wordprocessingShape" mc:Ignorable="w14 w15 wp14">
   <w:p>
     <w:pPr>
-      <w:pStyle w:val="176"/>
+      <w:pStyle w:val="965"/>
       <w:pBdr/>
       <w:spacing/>
       <w:ind/>
       <w:rPr/>
     </w:pPr>
+    <w:r/>
     <w:r/>
   </w:p>
 </w:hdr>
@@ -2361,7 +2481,7 @@
 <w:hdr xmlns:wpc="http://schemas.microsoft.com/office/word/2010/wordprocessingCanvas" xmlns:mc="http://schemas.openxmlformats.org/markup-compatibility/2006" xmlns:o="urn:schemas-microsoft-com:office:office" xmlns:r="http://schemas.openxmlformats.org/officeDocument/2006/relationships" xmlns:m="http://schemas.openxmlformats.org/officeDocument/2006/math" xmlns:v="urn:schemas-microsoft-com:vml" xmlns:wp14="http://schemas.microsoft.com/office/word/2010/wordprocessingDrawing" xmlns:wp="http://schemas.openxmlformats.org/drawingml/2006/wordprocessingDrawing" xmlns:w10="urn:schemas-microsoft-com:office:word" xmlns:w="http://schemas.openxmlformats.org/wordprocessingml/2006/main" xmlns:w14="http://schemas.microsoft.com/office/word/2010/wordml" xmlns:w15="http://schemas.microsoft.com/office/word/2012/wordml" xmlns:wpg="http://schemas.microsoft.com/office/word/2010/wordprocessingGroup" xmlns:wpi="http://schemas.microsoft.com/office/word/2010/wordprocessingInk" xmlns:wne="http://schemas.microsoft.com/office/word/2006/wordml" xmlns:a="http://schemas.openxmlformats.org/drawingml/2006/main" xmlns:wps="http://schemas.microsoft.com/office/word/2010/wordprocessingShape" mc:Ignorable="w14 w15 wp14">
   <w:p>
     <w:pPr>
-      <w:pStyle w:val="176"/>
+      <w:pStyle w:val="965"/>
       <w:pBdr/>
       <w:spacing/>
       <w:ind/>
@@ -2377,7 +2497,7 @@
 <w:hdr xmlns:wpc="http://schemas.microsoft.com/office/word/2010/wordprocessingCanvas" xmlns:mc="http://schemas.openxmlformats.org/markup-compatibility/2006" xmlns:o="urn:schemas-microsoft-com:office:office" xmlns:r="http://schemas.openxmlformats.org/officeDocument/2006/relationships" xmlns:m="http://schemas.openxmlformats.org/officeDocument/2006/math" xmlns:v="urn:schemas-microsoft-com:vml" xmlns:wp14="http://schemas.microsoft.com/office/word/2010/wordprocessingDrawing" xmlns:wp="http://schemas.openxmlformats.org/drawingml/2006/wordprocessingDrawing" xmlns:w10="urn:schemas-microsoft-com:office:word" xmlns:w="http://schemas.openxmlformats.org/wordprocessingml/2006/main" xmlns:w14="http://schemas.microsoft.com/office/word/2010/wordml" xmlns:w15="http://schemas.microsoft.com/office/word/2012/wordml" xmlns:wpg="http://schemas.microsoft.com/office/word/2010/wordprocessingGroup" xmlns:wpi="http://schemas.microsoft.com/office/word/2010/wordprocessingInk" xmlns:wne="http://schemas.microsoft.com/office/word/2006/wordml" xmlns:a="http://schemas.openxmlformats.org/drawingml/2006/main" xmlns:wps="http://schemas.microsoft.com/office/word/2010/wordprocessingShape" mc:Ignorable="w14 w15 wp14">
   <w:p>
     <w:pPr>
-      <w:pStyle w:val="176"/>
+      <w:pStyle w:val="965"/>
       <w:pBdr/>
       <w:spacing/>
       <w:ind/>
@@ -2394,12 +2514,13 @@
   </w:p>
   <w:p>
     <w:pPr>
-      <w:pStyle w:val="176"/>
+      <w:pStyle w:val="965"/>
       <w:pBdr/>
       <w:spacing/>
       <w:ind/>
       <w:rPr/>
     </w:pPr>
+    <w:r/>
     <w:r/>
   </w:p>
 </w:hdr>
@@ -3494,9 +3615,9 @@
     <w:lsdException w:name="Bibliography" w:uiPriority="37"/>
     <w:lsdException w:name="TOC Heading" w:uiPriority="39" w:qFormat="1"/>
   </w:latentStyles>
-  <w:style w:type="table" w:styleId="12">
+  <w:style w:type="table" w:styleId="805">
     <w:name w:val="Table Grid"/>
-    <w:basedOn w:val="665"/>
+    <w:basedOn w:val="991"/>
     <w:uiPriority w:val="59"/>
     <w:pPr>
       <w:pBdr/>
@@ -3693,9 +3814,9 @@
       </w:tcPr>
     </w:tblStylePr>
   </w:style>
-  <w:style w:type="table" w:styleId="13">
+  <w:style w:type="table" w:styleId="806">
     <w:name w:val="Table Grid Light"/>
-    <w:basedOn w:val="665"/>
+    <w:basedOn w:val="991"/>
     <w:uiPriority w:val="59"/>
     <w:pPr>
       <w:pBdr/>
@@ -3892,9 +4013,9 @@
       </w:tcPr>
     </w:tblStylePr>
   </w:style>
-  <w:style w:type="table" w:styleId="14">
+  <w:style w:type="table" w:styleId="807">
     <w:name w:val="Plain Table 1"/>
-    <w:basedOn w:val="665"/>
+    <w:basedOn w:val="991"/>
     <w:uiPriority w:val="59"/>
     <w:pPr>
       <w:pBdr/>
@@ -4117,9 +4238,9 @@
       </w:tcPr>
     </w:tblStylePr>
   </w:style>
-  <w:style w:type="table" w:styleId="15">
+  <w:style w:type="table" w:styleId="808">
     <w:name w:val="Plain Table 2"/>
-    <w:basedOn w:val="665"/>
+    <w:basedOn w:val="991"/>
     <w:uiPriority w:val="59"/>
     <w:pPr>
       <w:pBdr/>
@@ -4350,9 +4471,9 @@
       </w:tcPr>
     </w:tblStylePr>
   </w:style>
-  <w:style w:type="table" w:styleId="16">
+  <w:style w:type="table" w:styleId="809">
     <w:name w:val="Plain Table 3"/>
-    <w:basedOn w:val="665"/>
+    <w:basedOn w:val="991"/>
     <w:uiPriority w:val="99"/>
     <w:pPr>
       <w:pBdr/>
@@ -4580,9 +4701,9 @@
       </w:tcPr>
     </w:tblStylePr>
   </w:style>
-  <w:style w:type="table" w:styleId="17">
+  <w:style w:type="table" w:styleId="810">
     <w:name w:val="Plain Table 4"/>
-    <w:basedOn w:val="665"/>
+    <w:basedOn w:val="991"/>
     <w:uiPriority w:val="99"/>
     <w:pPr>
       <w:pBdr/>
@@ -4796,9 +4917,9 @@
       </w:tcPr>
     </w:tblStylePr>
   </w:style>
-  <w:style w:type="table" w:styleId="18">
+  <w:style w:type="table" w:styleId="811">
     <w:name w:val="Plain Table 5"/>
-    <w:basedOn w:val="665"/>
+    <w:basedOn w:val="991"/>
     <w:uiPriority w:val="99"/>
     <w:pPr>
       <w:pBdr/>
@@ -5029,9 +5150,9 @@
       </w:tcPr>
     </w:tblStylePr>
   </w:style>
-  <w:style w:type="table" w:styleId="19">
+  <w:style w:type="table" w:styleId="812">
     <w:name w:val="Grid Table 1 Light"/>
-    <w:basedOn w:val="665"/>
+    <w:basedOn w:val="991"/>
     <w:uiPriority w:val="99"/>
     <w:pPr>
       <w:pBdr/>
@@ -5252,9 +5373,9 @@
       </w:tcPr>
     </w:tblStylePr>
   </w:style>
-  <w:style w:type="table" w:styleId="20">
+  <w:style w:type="table" w:styleId="813">
     <w:name w:val="Grid Table 1 Light - Accent 1"/>
-    <w:basedOn w:val="665"/>
+    <w:basedOn w:val="991"/>
     <w:uiPriority w:val="99"/>
     <w:pPr>
       <w:pBdr/>
@@ -5475,9 +5596,9 @@
       </w:tcPr>
     </w:tblStylePr>
   </w:style>
-  <w:style w:type="table" w:styleId="21">
+  <w:style w:type="table" w:styleId="814">
     <w:name w:val="Grid Table 1 Light - Accent 2"/>
-    <w:basedOn w:val="665"/>
+    <w:basedOn w:val="991"/>
     <w:uiPriority w:val="99"/>
     <w:pPr>
       <w:pBdr/>
@@ -5698,9 +5819,9 @@
       </w:tcPr>
     </w:tblStylePr>
   </w:style>
-  <w:style w:type="table" w:styleId="22">
+  <w:style w:type="table" w:styleId="815">
     <w:name w:val="Grid Table 1 Light - Accent 3"/>
-    <w:basedOn w:val="665"/>
+    <w:basedOn w:val="991"/>
     <w:uiPriority w:val="99"/>
     <w:pPr>
       <w:pBdr/>
@@ -5921,9 +6042,9 @@
       </w:tcPr>
     </w:tblStylePr>
   </w:style>
-  <w:style w:type="table" w:styleId="23">
+  <w:style w:type="table" w:styleId="816">
     <w:name w:val="Grid Table 1 Light - Accent 4"/>
-    <w:basedOn w:val="665"/>
+    <w:basedOn w:val="991"/>
     <w:uiPriority w:val="99"/>
     <w:pPr>
       <w:pBdr/>
@@ -6144,9 +6265,9 @@
       </w:tcPr>
     </w:tblStylePr>
   </w:style>
-  <w:style w:type="table" w:styleId="24">
+  <w:style w:type="table" w:styleId="817">
     <w:name w:val="Grid Table 1 Light - Accent 5"/>
-    <w:basedOn w:val="665"/>
+    <w:basedOn w:val="991"/>
     <w:uiPriority w:val="99"/>
     <w:pPr>
       <w:pBdr/>
@@ -6367,9 +6488,9 @@
       </w:tcPr>
     </w:tblStylePr>
   </w:style>
-  <w:style w:type="table" w:styleId="25">
+  <w:style w:type="table" w:styleId="818">
     <w:name w:val="Grid Table 1 Light - Accent 6"/>
-    <w:basedOn w:val="665"/>
+    <w:basedOn w:val="991"/>
     <w:uiPriority w:val="99"/>
     <w:pPr>
       <w:pBdr/>
@@ -6590,9 +6711,9 @@
       </w:tcPr>
     </w:tblStylePr>
   </w:style>
-  <w:style w:type="table" w:styleId="26">
+  <w:style w:type="table" w:styleId="819">
     <w:name w:val="Grid Table 2"/>
-    <w:basedOn w:val="665"/>
+    <w:basedOn w:val="991"/>
     <w:uiPriority w:val="99"/>
     <w:pPr>
       <w:pBdr/>
@@ -6822,9 +6943,9 @@
       </w:tcPr>
     </w:tblStylePr>
   </w:style>
-  <w:style w:type="table" w:styleId="27">
+  <w:style w:type="table" w:styleId="820">
     <w:name w:val="Grid Table 2 - Accent 1"/>
-    <w:basedOn w:val="665"/>
+    <w:basedOn w:val="991"/>
     <w:uiPriority w:val="99"/>
     <w:pPr>
       <w:pBdr/>
@@ -7054,9 +7175,9 @@
       </w:tcPr>
     </w:tblStylePr>
   </w:style>
-  <w:style w:type="table" w:styleId="28">
+  <w:style w:type="table" w:styleId="821">
     <w:name w:val="Grid Table 2 - Accent 2"/>
-    <w:basedOn w:val="665"/>
+    <w:basedOn w:val="991"/>
     <w:uiPriority w:val="99"/>
     <w:pPr>
       <w:pBdr/>
@@ -7286,9 +7407,9 @@
       </w:tcPr>
     </w:tblStylePr>
   </w:style>
-  <w:style w:type="table" w:styleId="29">
+  <w:style w:type="table" w:styleId="822">
     <w:name w:val="Grid Table 2 - Accent 3"/>
-    <w:basedOn w:val="665"/>
+    <w:basedOn w:val="991"/>
     <w:uiPriority w:val="99"/>
     <w:pPr>
       <w:pBdr/>
@@ -7518,9 +7639,9 @@
       </w:tcPr>
     </w:tblStylePr>
   </w:style>
-  <w:style w:type="table" w:styleId="30">
+  <w:style w:type="table" w:styleId="823">
     <w:name w:val="Grid Table 2 - Accent 4"/>
-    <w:basedOn w:val="665"/>
+    <w:basedOn w:val="991"/>
     <w:uiPriority w:val="99"/>
     <w:pPr>
       <w:pBdr/>
@@ -7750,9 +7871,9 @@
       </w:tcPr>
     </w:tblStylePr>
   </w:style>
-  <w:style w:type="table" w:styleId="31">
+  <w:style w:type="table" w:styleId="824">
     <w:name w:val="Grid Table 2 - Accent 5"/>
-    <w:basedOn w:val="665"/>
+    <w:basedOn w:val="991"/>
     <w:uiPriority w:val="99"/>
     <w:pPr>
       <w:pBdr/>
@@ -7982,9 +8103,9 @@
       </w:tcPr>
     </w:tblStylePr>
   </w:style>
-  <w:style w:type="table" w:styleId="32">
+  <w:style w:type="table" w:styleId="825">
     <w:name w:val="Grid Table 2 - Accent 6"/>
-    <w:basedOn w:val="665"/>
+    <w:basedOn w:val="991"/>
     <w:uiPriority w:val="99"/>
     <w:pPr>
       <w:pBdr/>
@@ -8214,9 +8335,9 @@
       </w:tcPr>
     </w:tblStylePr>
   </w:style>
-  <w:style w:type="table" w:styleId="33">
+  <w:style w:type="table" w:styleId="826">
     <w:name w:val="Grid Table 3"/>
-    <w:basedOn w:val="665"/>
+    <w:basedOn w:val="991"/>
     <w:uiPriority w:val="99"/>
     <w:pPr>
       <w:pBdr/>
@@ -8315,29 +8436,6 @@
         <w:tblBorders/>
       </w:tblPr>
       <w:tcPr>
-        <w:shd w:color="ffffff"/>
-        <w:tcBorders>
-          <w:top w:val="none" w:color="000000" w:sz="4" w:space="0"/>
-          <w:left w:val="none" w:color="000000" w:sz="4" w:space="0"/>
-          <w:bottom w:val="none" w:color="000000" w:sz="4" w:space="0"/>
-          <w:right w:val="none" w:color="000000" w:sz="4" w:space="0"/>
-        </w:tcBorders>
-      </w:tcPr>
-    </w:tblStylePr>
-    <w:tblStylePr w:type="firstRow">
-      <w:rPr>
-        <w:b/>
-        <w:color w:val="404040"/>
-      </w:rPr>
-      <w:pPr>
-        <w:pBdr/>
-        <w:spacing/>
-        <w:ind/>
-      </w:pPr>
-      <w:tblPr>
-        <w:tblBorders/>
-      </w:tblPr>
-      <w:tcPr>
         <w:shd w:val="clear" w:color="ffffff"/>
         <w:tcBorders>
           <w:top w:val="none" w:color="000000" w:sz="4" w:space="0"/>
@@ -8347,30 +8445,7 @@
         </w:tcBorders>
       </w:tcPr>
     </w:tblStylePr>
-    <w:tblStylePr w:type="lastCol">
-      <w:rPr>
-        <w:i/>
-        <w:color w:val="404040"/>
-      </w:rPr>
-      <w:pPr>
-        <w:pBdr/>
-        <w:spacing/>
-        <w:ind/>
-      </w:pPr>
-      <w:tblPr>
-        <w:tblBorders/>
-      </w:tblPr>
-      <w:tcPr>
-        <w:shd w:color="ffffff"/>
-        <w:tcBorders>
-          <w:top w:val="none" w:color="000000" w:sz="4" w:space="0"/>
-          <w:left w:val="none" w:color="000000" w:sz="4" w:space="0"/>
-          <w:bottom w:val="none" w:color="000000" w:sz="4" w:space="0"/>
-          <w:right w:val="none" w:color="000000" w:sz="4" w:space="0"/>
-        </w:tcBorders>
-      </w:tcPr>
-    </w:tblStylePr>
-    <w:tblStylePr w:type="lastRow">
+    <w:tblStylePr w:type="firstRow">
       <w:rPr>
         <w:b/>
         <w:color w:val="404040"/>
@@ -8393,6 +8468,52 @@
         </w:tcBorders>
       </w:tcPr>
     </w:tblStylePr>
+    <w:tblStylePr w:type="lastCol">
+      <w:rPr>
+        <w:i/>
+        <w:color w:val="404040"/>
+      </w:rPr>
+      <w:pPr>
+        <w:pBdr/>
+        <w:spacing/>
+        <w:ind/>
+      </w:pPr>
+      <w:tblPr>
+        <w:tblBorders/>
+      </w:tblPr>
+      <w:tcPr>
+        <w:shd w:val="clear" w:color="ffffff"/>
+        <w:tcBorders>
+          <w:top w:val="none" w:color="000000" w:sz="4" w:space="0"/>
+          <w:left w:val="none" w:color="000000" w:sz="4" w:space="0"/>
+          <w:bottom w:val="none" w:color="000000" w:sz="4" w:space="0"/>
+          <w:right w:val="none" w:color="000000" w:sz="4" w:space="0"/>
+        </w:tcBorders>
+      </w:tcPr>
+    </w:tblStylePr>
+    <w:tblStylePr w:type="lastRow">
+      <w:rPr>
+        <w:b/>
+        <w:color w:val="404040"/>
+      </w:rPr>
+      <w:pPr>
+        <w:pBdr/>
+        <w:spacing/>
+        <w:ind/>
+      </w:pPr>
+      <w:tblPr>
+        <w:tblBorders/>
+      </w:tblPr>
+      <w:tcPr>
+        <w:shd w:val="clear" w:color="ffffff"/>
+        <w:tcBorders>
+          <w:top w:val="none" w:color="000000" w:sz="4" w:space="0"/>
+          <w:left w:val="none" w:color="000000" w:sz="4" w:space="0"/>
+          <w:bottom w:val="none" w:color="000000" w:sz="4" w:space="0"/>
+          <w:right w:val="none" w:color="000000" w:sz="4" w:space="0"/>
+        </w:tcBorders>
+      </w:tcPr>
+    </w:tblStylePr>
     <w:tblStylePr w:type="nwCell">
       <w:pPr>
         <w:pBdr/>
@@ -8459,9 +8580,9 @@
       </w:tcPr>
     </w:tblStylePr>
   </w:style>
-  <w:style w:type="table" w:styleId="34">
+  <w:style w:type="table" w:styleId="827">
     <w:name w:val="Grid Table 3 - Accent 1"/>
-    <w:basedOn w:val="665"/>
+    <w:basedOn w:val="991"/>
     <w:uiPriority w:val="99"/>
     <w:pPr>
       <w:pBdr/>
@@ -8560,29 +8681,6 @@
         <w:tblBorders/>
       </w:tblPr>
       <w:tcPr>
-        <w:shd w:color="ffffff"/>
-        <w:tcBorders>
-          <w:top w:val="none" w:color="000000" w:sz="4" w:space="0"/>
-          <w:left w:val="none" w:color="000000" w:sz="4" w:space="0"/>
-          <w:bottom w:val="none" w:color="000000" w:sz="4" w:space="0"/>
-          <w:right w:val="none" w:color="000000" w:sz="4" w:space="0"/>
-        </w:tcBorders>
-      </w:tcPr>
-    </w:tblStylePr>
-    <w:tblStylePr w:type="firstRow">
-      <w:rPr>
-        <w:b/>
-        <w:color w:val="404040"/>
-      </w:rPr>
-      <w:pPr>
-        <w:pBdr/>
-        <w:spacing/>
-        <w:ind/>
-      </w:pPr>
-      <w:tblPr>
-        <w:tblBorders/>
-      </w:tblPr>
-      <w:tcPr>
         <w:shd w:val="clear" w:color="ffffff"/>
         <w:tcBorders>
           <w:top w:val="none" w:color="000000" w:sz="4" w:space="0"/>
@@ -8592,30 +8690,7 @@
         </w:tcBorders>
       </w:tcPr>
     </w:tblStylePr>
-    <w:tblStylePr w:type="lastCol">
-      <w:rPr>
-        <w:i/>
-        <w:color w:val="404040"/>
-      </w:rPr>
-      <w:pPr>
-        <w:pBdr/>
-        <w:spacing/>
-        <w:ind/>
-      </w:pPr>
-      <w:tblPr>
-        <w:tblBorders/>
-      </w:tblPr>
-      <w:tcPr>
-        <w:shd w:color="ffffff"/>
-        <w:tcBorders>
-          <w:top w:val="none" w:color="000000" w:sz="4" w:space="0"/>
-          <w:left w:val="none" w:color="000000" w:sz="4" w:space="0"/>
-          <w:bottom w:val="none" w:color="000000" w:sz="4" w:space="0"/>
-          <w:right w:val="none" w:color="000000" w:sz="4" w:space="0"/>
-        </w:tcBorders>
-      </w:tcPr>
-    </w:tblStylePr>
-    <w:tblStylePr w:type="lastRow">
+    <w:tblStylePr w:type="firstRow">
       <w:rPr>
         <w:b/>
         <w:color w:val="404040"/>
@@ -8638,6 +8713,52 @@
         </w:tcBorders>
       </w:tcPr>
     </w:tblStylePr>
+    <w:tblStylePr w:type="lastCol">
+      <w:rPr>
+        <w:i/>
+        <w:color w:val="404040"/>
+      </w:rPr>
+      <w:pPr>
+        <w:pBdr/>
+        <w:spacing/>
+        <w:ind/>
+      </w:pPr>
+      <w:tblPr>
+        <w:tblBorders/>
+      </w:tblPr>
+      <w:tcPr>
+        <w:shd w:val="clear" w:color="ffffff"/>
+        <w:tcBorders>
+          <w:top w:val="none" w:color="000000" w:sz="4" w:space="0"/>
+          <w:left w:val="none" w:color="000000" w:sz="4" w:space="0"/>
+          <w:bottom w:val="none" w:color="000000" w:sz="4" w:space="0"/>
+          <w:right w:val="none" w:color="000000" w:sz="4" w:space="0"/>
+        </w:tcBorders>
+      </w:tcPr>
+    </w:tblStylePr>
+    <w:tblStylePr w:type="lastRow">
+      <w:rPr>
+        <w:b/>
+        <w:color w:val="404040"/>
+      </w:rPr>
+      <w:pPr>
+        <w:pBdr/>
+        <w:spacing/>
+        <w:ind/>
+      </w:pPr>
+      <w:tblPr>
+        <w:tblBorders/>
+      </w:tblPr>
+      <w:tcPr>
+        <w:shd w:val="clear" w:color="ffffff"/>
+        <w:tcBorders>
+          <w:top w:val="none" w:color="000000" w:sz="4" w:space="0"/>
+          <w:left w:val="none" w:color="000000" w:sz="4" w:space="0"/>
+          <w:bottom w:val="none" w:color="000000" w:sz="4" w:space="0"/>
+          <w:right w:val="none" w:color="000000" w:sz="4" w:space="0"/>
+        </w:tcBorders>
+      </w:tcPr>
+    </w:tblStylePr>
     <w:tblStylePr w:type="nwCell">
       <w:pPr>
         <w:pBdr/>
@@ -8704,9 +8825,9 @@
       </w:tcPr>
     </w:tblStylePr>
   </w:style>
-  <w:style w:type="table" w:styleId="35">
+  <w:style w:type="table" w:styleId="828">
     <w:name w:val="Grid Table 3 - Accent 2"/>
-    <w:basedOn w:val="665"/>
+    <w:basedOn w:val="991"/>
     <w:uiPriority w:val="99"/>
     <w:pPr>
       <w:pBdr/>
@@ -8805,29 +8926,6 @@
         <w:tblBorders/>
       </w:tblPr>
       <w:tcPr>
-        <w:shd w:color="ffffff"/>
-        <w:tcBorders>
-          <w:top w:val="none" w:color="000000" w:sz="4" w:space="0"/>
-          <w:left w:val="none" w:color="000000" w:sz="4" w:space="0"/>
-          <w:bottom w:val="none" w:color="000000" w:sz="4" w:space="0"/>
-          <w:right w:val="none" w:color="000000" w:sz="4" w:space="0"/>
-        </w:tcBorders>
-      </w:tcPr>
-    </w:tblStylePr>
-    <w:tblStylePr w:type="firstRow">
-      <w:rPr>
-        <w:b/>
-        <w:color w:val="404040"/>
-      </w:rPr>
-      <w:pPr>
-        <w:pBdr/>
-        <w:spacing/>
-        <w:ind/>
-      </w:pPr>
-      <w:tblPr>
-        <w:tblBorders/>
-      </w:tblPr>
-      <w:tcPr>
         <w:shd w:val="clear" w:color="ffffff"/>
         <w:tcBorders>
           <w:top w:val="none" w:color="000000" w:sz="4" w:space="0"/>
@@ -8837,30 +8935,7 @@
         </w:tcBorders>
       </w:tcPr>
     </w:tblStylePr>
-    <w:tblStylePr w:type="lastCol">
-      <w:rPr>
-        <w:i/>
-        <w:color w:val="404040"/>
-      </w:rPr>
-      <w:pPr>
-        <w:pBdr/>
-        <w:spacing/>
-        <w:ind/>
-      </w:pPr>
-      <w:tblPr>
-        <w:tblBorders/>
-      </w:tblPr>
-      <w:tcPr>
-        <w:shd w:color="ffffff"/>
-        <w:tcBorders>
-          <w:top w:val="none" w:color="000000" w:sz="4" w:space="0"/>
-          <w:left w:val="none" w:color="000000" w:sz="4" w:space="0"/>
-          <w:bottom w:val="none" w:color="000000" w:sz="4" w:space="0"/>
-          <w:right w:val="none" w:color="000000" w:sz="4" w:space="0"/>
-        </w:tcBorders>
-      </w:tcPr>
-    </w:tblStylePr>
-    <w:tblStylePr w:type="lastRow">
+    <w:tblStylePr w:type="firstRow">
       <w:rPr>
         <w:b/>
         <w:color w:val="404040"/>
@@ -8883,6 +8958,52 @@
         </w:tcBorders>
       </w:tcPr>
     </w:tblStylePr>
+    <w:tblStylePr w:type="lastCol">
+      <w:rPr>
+        <w:i/>
+        <w:color w:val="404040"/>
+      </w:rPr>
+      <w:pPr>
+        <w:pBdr/>
+        <w:spacing/>
+        <w:ind/>
+      </w:pPr>
+      <w:tblPr>
+        <w:tblBorders/>
+      </w:tblPr>
+      <w:tcPr>
+        <w:shd w:val="clear" w:color="ffffff"/>
+        <w:tcBorders>
+          <w:top w:val="none" w:color="000000" w:sz="4" w:space="0"/>
+          <w:left w:val="none" w:color="000000" w:sz="4" w:space="0"/>
+          <w:bottom w:val="none" w:color="000000" w:sz="4" w:space="0"/>
+          <w:right w:val="none" w:color="000000" w:sz="4" w:space="0"/>
+        </w:tcBorders>
+      </w:tcPr>
+    </w:tblStylePr>
+    <w:tblStylePr w:type="lastRow">
+      <w:rPr>
+        <w:b/>
+        <w:color w:val="404040"/>
+      </w:rPr>
+      <w:pPr>
+        <w:pBdr/>
+        <w:spacing/>
+        <w:ind/>
+      </w:pPr>
+      <w:tblPr>
+        <w:tblBorders/>
+      </w:tblPr>
+      <w:tcPr>
+        <w:shd w:val="clear" w:color="ffffff"/>
+        <w:tcBorders>
+          <w:top w:val="none" w:color="000000" w:sz="4" w:space="0"/>
+          <w:left w:val="none" w:color="000000" w:sz="4" w:space="0"/>
+          <w:bottom w:val="none" w:color="000000" w:sz="4" w:space="0"/>
+          <w:right w:val="none" w:color="000000" w:sz="4" w:space="0"/>
+        </w:tcBorders>
+      </w:tcPr>
+    </w:tblStylePr>
     <w:tblStylePr w:type="nwCell">
       <w:pPr>
         <w:pBdr/>
@@ -8949,9 +9070,9 @@
       </w:tcPr>
     </w:tblStylePr>
   </w:style>
-  <w:style w:type="table" w:styleId="36">
+  <w:style w:type="table" w:styleId="829">
     <w:name w:val="Grid Table 3 - Accent 3"/>
-    <w:basedOn w:val="665"/>
+    <w:basedOn w:val="991"/>
     <w:uiPriority w:val="99"/>
     <w:pPr>
       <w:pBdr/>
@@ -9050,29 +9171,6 @@
         <w:tblBorders/>
       </w:tblPr>
       <w:tcPr>
-        <w:shd w:color="ffffff"/>
-        <w:tcBorders>
-          <w:top w:val="none" w:color="000000" w:sz="4" w:space="0"/>
-          <w:left w:val="none" w:color="000000" w:sz="4" w:space="0"/>
-          <w:bottom w:val="none" w:color="000000" w:sz="4" w:space="0"/>
-          <w:right w:val="none" w:color="000000" w:sz="4" w:space="0"/>
-        </w:tcBorders>
-      </w:tcPr>
-    </w:tblStylePr>
-    <w:tblStylePr w:type="firstRow">
-      <w:rPr>
-        <w:b/>
-        <w:color w:val="404040"/>
-      </w:rPr>
-      <w:pPr>
-        <w:pBdr/>
-        <w:spacing/>
-        <w:ind/>
-      </w:pPr>
-      <w:tblPr>
-        <w:tblBorders/>
-      </w:tblPr>
-      <w:tcPr>
         <w:shd w:val="clear" w:color="ffffff"/>
         <w:tcBorders>
           <w:top w:val="none" w:color="000000" w:sz="4" w:space="0"/>
@@ -9082,30 +9180,7 @@
         </w:tcBorders>
       </w:tcPr>
     </w:tblStylePr>
-    <w:tblStylePr w:type="lastCol">
-      <w:rPr>
-        <w:i/>
-        <w:color w:val="404040"/>
-      </w:rPr>
-      <w:pPr>
-        <w:pBdr/>
-        <w:spacing/>
-        <w:ind/>
-      </w:pPr>
-      <w:tblPr>
-        <w:tblBorders/>
-      </w:tblPr>
-      <w:tcPr>
-        <w:shd w:color="ffffff"/>
-        <w:tcBorders>
-          <w:top w:val="none" w:color="000000" w:sz="4" w:space="0"/>
-          <w:left w:val="none" w:color="000000" w:sz="4" w:space="0"/>
-          <w:bottom w:val="none" w:color="000000" w:sz="4" w:space="0"/>
-          <w:right w:val="none" w:color="000000" w:sz="4" w:space="0"/>
-        </w:tcBorders>
-      </w:tcPr>
-    </w:tblStylePr>
-    <w:tblStylePr w:type="lastRow">
+    <w:tblStylePr w:type="firstRow">
       <w:rPr>
         <w:b/>
         <w:color w:val="404040"/>
@@ -9128,6 +9203,52 @@
         </w:tcBorders>
       </w:tcPr>
     </w:tblStylePr>
+    <w:tblStylePr w:type="lastCol">
+      <w:rPr>
+        <w:i/>
+        <w:color w:val="404040"/>
+      </w:rPr>
+      <w:pPr>
+        <w:pBdr/>
+        <w:spacing/>
+        <w:ind/>
+      </w:pPr>
+      <w:tblPr>
+        <w:tblBorders/>
+      </w:tblPr>
+      <w:tcPr>
+        <w:shd w:val="clear" w:color="ffffff"/>
+        <w:tcBorders>
+          <w:top w:val="none" w:color="000000" w:sz="4" w:space="0"/>
+          <w:left w:val="none" w:color="000000" w:sz="4" w:space="0"/>
+          <w:bottom w:val="none" w:color="000000" w:sz="4" w:space="0"/>
+          <w:right w:val="none" w:color="000000" w:sz="4" w:space="0"/>
+        </w:tcBorders>
+      </w:tcPr>
+    </w:tblStylePr>
+    <w:tblStylePr w:type="lastRow">
+      <w:rPr>
+        <w:b/>
+        <w:color w:val="404040"/>
+      </w:rPr>
+      <w:pPr>
+        <w:pBdr/>
+        <w:spacing/>
+        <w:ind/>
+      </w:pPr>
+      <w:tblPr>
+        <w:tblBorders/>
+      </w:tblPr>
+      <w:tcPr>
+        <w:shd w:val="clear" w:color="ffffff"/>
+        <w:tcBorders>
+          <w:top w:val="none" w:color="000000" w:sz="4" w:space="0"/>
+          <w:left w:val="none" w:color="000000" w:sz="4" w:space="0"/>
+          <w:bottom w:val="none" w:color="000000" w:sz="4" w:space="0"/>
+          <w:right w:val="none" w:color="000000" w:sz="4" w:space="0"/>
+        </w:tcBorders>
+      </w:tcPr>
+    </w:tblStylePr>
     <w:tblStylePr w:type="nwCell">
       <w:pPr>
         <w:pBdr/>
@@ -9194,9 +9315,9 @@
       </w:tcPr>
     </w:tblStylePr>
   </w:style>
-  <w:style w:type="table" w:styleId="37">
+  <w:style w:type="table" w:styleId="830">
     <w:name w:val="Grid Table 3 - Accent 4"/>
-    <w:basedOn w:val="665"/>
+    <w:basedOn w:val="991"/>
     <w:uiPriority w:val="99"/>
     <w:pPr>
       <w:pBdr/>
@@ -9295,29 +9416,6 @@
         <w:tblBorders/>
       </w:tblPr>
       <w:tcPr>
-        <w:shd w:color="ffffff"/>
-        <w:tcBorders>
-          <w:top w:val="none" w:color="000000" w:sz="4" w:space="0"/>
-          <w:left w:val="none" w:color="000000" w:sz="4" w:space="0"/>
-          <w:bottom w:val="none" w:color="000000" w:sz="4" w:space="0"/>
-          <w:right w:val="none" w:color="000000" w:sz="4" w:space="0"/>
-        </w:tcBorders>
-      </w:tcPr>
-    </w:tblStylePr>
-    <w:tblStylePr w:type="firstRow">
-      <w:rPr>
-        <w:b/>
-        <w:color w:val="404040"/>
-      </w:rPr>
-      <w:pPr>
-        <w:pBdr/>
-        <w:spacing/>
-        <w:ind/>
-      </w:pPr>
-      <w:tblPr>
-        <w:tblBorders/>
-      </w:tblPr>
-      <w:tcPr>
         <w:shd w:val="clear" w:color="ffffff"/>
         <w:tcBorders>
           <w:top w:val="none" w:color="000000" w:sz="4" w:space="0"/>
@@ -9327,30 +9425,7 @@
         </w:tcBorders>
       </w:tcPr>
     </w:tblStylePr>
-    <w:tblStylePr w:type="lastCol">
-      <w:rPr>
-        <w:i/>
-        <w:color w:val="404040"/>
-      </w:rPr>
-      <w:pPr>
-        <w:pBdr/>
-        <w:spacing/>
-        <w:ind/>
-      </w:pPr>
-      <w:tblPr>
-        <w:tblBorders/>
-      </w:tblPr>
-      <w:tcPr>
-        <w:shd w:color="ffffff"/>
-        <w:tcBorders>
-          <w:top w:val="none" w:color="000000" w:sz="4" w:space="0"/>
-          <w:left w:val="none" w:color="000000" w:sz="4" w:space="0"/>
-          <w:bottom w:val="none" w:color="000000" w:sz="4" w:space="0"/>
-          <w:right w:val="none" w:color="000000" w:sz="4" w:space="0"/>
-        </w:tcBorders>
-      </w:tcPr>
-    </w:tblStylePr>
-    <w:tblStylePr w:type="lastRow">
+    <w:tblStylePr w:type="firstRow">
       <w:rPr>
         <w:b/>
         <w:color w:val="404040"/>
@@ -9373,6 +9448,52 @@
         </w:tcBorders>
       </w:tcPr>
     </w:tblStylePr>
+    <w:tblStylePr w:type="lastCol">
+      <w:rPr>
+        <w:i/>
+        <w:color w:val="404040"/>
+      </w:rPr>
+      <w:pPr>
+        <w:pBdr/>
+        <w:spacing/>
+        <w:ind/>
+      </w:pPr>
+      <w:tblPr>
+        <w:tblBorders/>
+      </w:tblPr>
+      <w:tcPr>
+        <w:shd w:val="clear" w:color="ffffff"/>
+        <w:tcBorders>
+          <w:top w:val="none" w:color="000000" w:sz="4" w:space="0"/>
+          <w:left w:val="none" w:color="000000" w:sz="4" w:space="0"/>
+          <w:bottom w:val="none" w:color="000000" w:sz="4" w:space="0"/>
+          <w:right w:val="none" w:color="000000" w:sz="4" w:space="0"/>
+        </w:tcBorders>
+      </w:tcPr>
+    </w:tblStylePr>
+    <w:tblStylePr w:type="lastRow">
+      <w:rPr>
+        <w:b/>
+        <w:color w:val="404040"/>
+      </w:rPr>
+      <w:pPr>
+        <w:pBdr/>
+        <w:spacing/>
+        <w:ind/>
+      </w:pPr>
+      <w:tblPr>
+        <w:tblBorders/>
+      </w:tblPr>
+      <w:tcPr>
+        <w:shd w:val="clear" w:color="ffffff"/>
+        <w:tcBorders>
+          <w:top w:val="none" w:color="000000" w:sz="4" w:space="0"/>
+          <w:left w:val="none" w:color="000000" w:sz="4" w:space="0"/>
+          <w:bottom w:val="none" w:color="000000" w:sz="4" w:space="0"/>
+          <w:right w:val="none" w:color="000000" w:sz="4" w:space="0"/>
+        </w:tcBorders>
+      </w:tcPr>
+    </w:tblStylePr>
     <w:tblStylePr w:type="nwCell">
       <w:pPr>
         <w:pBdr/>
@@ -9439,9 +9560,9 @@
       </w:tcPr>
     </w:tblStylePr>
   </w:style>
-  <w:style w:type="table" w:styleId="38">
+  <w:style w:type="table" w:styleId="831">
     <w:name w:val="Grid Table 3 - Accent 5"/>
-    <w:basedOn w:val="665"/>
+    <w:basedOn w:val="991"/>
     <w:uiPriority w:val="99"/>
     <w:pPr>
       <w:pBdr/>
@@ -9540,29 +9661,6 @@
         <w:tblBorders/>
       </w:tblPr>
       <w:tcPr>
-        <w:shd w:color="ffffff"/>
-        <w:tcBorders>
-          <w:top w:val="none" w:color="000000" w:sz="4" w:space="0"/>
-          <w:left w:val="none" w:color="000000" w:sz="4" w:space="0"/>
-          <w:bottom w:val="none" w:color="000000" w:sz="4" w:space="0"/>
-          <w:right w:val="none" w:color="000000" w:sz="4" w:space="0"/>
-        </w:tcBorders>
-      </w:tcPr>
-    </w:tblStylePr>
-    <w:tblStylePr w:type="firstRow">
-      <w:rPr>
-        <w:b/>
-        <w:color w:val="404040"/>
-      </w:rPr>
-      <w:pPr>
-        <w:pBdr/>
-        <w:spacing/>
-        <w:ind/>
-      </w:pPr>
-      <w:tblPr>
-        <w:tblBorders/>
-      </w:tblPr>
-      <w:tcPr>
         <w:shd w:val="clear" w:color="ffffff"/>
         <w:tcBorders>
           <w:top w:val="none" w:color="000000" w:sz="4" w:space="0"/>
@@ -9572,30 +9670,7 @@
         </w:tcBorders>
       </w:tcPr>
     </w:tblStylePr>
-    <w:tblStylePr w:type="lastCol">
-      <w:rPr>
-        <w:i/>
-        <w:color w:val="404040"/>
-      </w:rPr>
-      <w:pPr>
-        <w:pBdr/>
-        <w:spacing/>
-        <w:ind/>
-      </w:pPr>
-      <w:tblPr>
-        <w:tblBorders/>
-      </w:tblPr>
-      <w:tcPr>
-        <w:shd w:color="ffffff"/>
-        <w:tcBorders>
-          <w:top w:val="none" w:color="000000" w:sz="4" w:space="0"/>
-          <w:left w:val="none" w:color="000000" w:sz="4" w:space="0"/>
-          <w:bottom w:val="none" w:color="000000" w:sz="4" w:space="0"/>
-          <w:right w:val="none" w:color="000000" w:sz="4" w:space="0"/>
-        </w:tcBorders>
-      </w:tcPr>
-    </w:tblStylePr>
-    <w:tblStylePr w:type="lastRow">
+    <w:tblStylePr w:type="firstRow">
       <w:rPr>
         <w:b/>
         <w:color w:val="404040"/>
@@ -9618,6 +9693,52 @@
         </w:tcBorders>
       </w:tcPr>
     </w:tblStylePr>
+    <w:tblStylePr w:type="lastCol">
+      <w:rPr>
+        <w:i/>
+        <w:color w:val="404040"/>
+      </w:rPr>
+      <w:pPr>
+        <w:pBdr/>
+        <w:spacing/>
+        <w:ind/>
+      </w:pPr>
+      <w:tblPr>
+        <w:tblBorders/>
+      </w:tblPr>
+      <w:tcPr>
+        <w:shd w:val="clear" w:color="ffffff"/>
+        <w:tcBorders>
+          <w:top w:val="none" w:color="000000" w:sz="4" w:space="0"/>
+          <w:left w:val="none" w:color="000000" w:sz="4" w:space="0"/>
+          <w:bottom w:val="none" w:color="000000" w:sz="4" w:space="0"/>
+          <w:right w:val="none" w:color="000000" w:sz="4" w:space="0"/>
+        </w:tcBorders>
+      </w:tcPr>
+    </w:tblStylePr>
+    <w:tblStylePr w:type="lastRow">
+      <w:rPr>
+        <w:b/>
+        <w:color w:val="404040"/>
+      </w:rPr>
+      <w:pPr>
+        <w:pBdr/>
+        <w:spacing/>
+        <w:ind/>
+      </w:pPr>
+      <w:tblPr>
+        <w:tblBorders/>
+      </w:tblPr>
+      <w:tcPr>
+        <w:shd w:val="clear" w:color="ffffff"/>
+        <w:tcBorders>
+          <w:top w:val="none" w:color="000000" w:sz="4" w:space="0"/>
+          <w:left w:val="none" w:color="000000" w:sz="4" w:space="0"/>
+          <w:bottom w:val="none" w:color="000000" w:sz="4" w:space="0"/>
+          <w:right w:val="none" w:color="000000" w:sz="4" w:space="0"/>
+        </w:tcBorders>
+      </w:tcPr>
+    </w:tblStylePr>
     <w:tblStylePr w:type="nwCell">
       <w:pPr>
         <w:pBdr/>
@@ -9684,9 +9805,9 @@
       </w:tcPr>
     </w:tblStylePr>
   </w:style>
-  <w:style w:type="table" w:styleId="39">
+  <w:style w:type="table" w:styleId="832">
     <w:name w:val="Grid Table 3 - Accent 6"/>
-    <w:basedOn w:val="665"/>
+    <w:basedOn w:val="991"/>
     <w:uiPriority w:val="99"/>
     <w:pPr>
       <w:pBdr/>
@@ -9785,29 +9906,6 @@
         <w:tblBorders/>
       </w:tblPr>
       <w:tcPr>
-        <w:shd w:color="ffffff"/>
-        <w:tcBorders>
-          <w:top w:val="none" w:color="000000" w:sz="4" w:space="0"/>
-          <w:left w:val="none" w:color="000000" w:sz="4" w:space="0"/>
-          <w:bottom w:val="none" w:color="000000" w:sz="4" w:space="0"/>
-          <w:right w:val="none" w:color="000000" w:sz="4" w:space="0"/>
-        </w:tcBorders>
-      </w:tcPr>
-    </w:tblStylePr>
-    <w:tblStylePr w:type="firstRow">
-      <w:rPr>
-        <w:b/>
-        <w:color w:val="404040"/>
-      </w:rPr>
-      <w:pPr>
-        <w:pBdr/>
-        <w:spacing/>
-        <w:ind/>
-      </w:pPr>
-      <w:tblPr>
-        <w:tblBorders/>
-      </w:tblPr>
-      <w:tcPr>
         <w:shd w:val="clear" w:color="ffffff"/>
         <w:tcBorders>
           <w:top w:val="none" w:color="000000" w:sz="4" w:space="0"/>
@@ -9817,30 +9915,7 @@
         </w:tcBorders>
       </w:tcPr>
     </w:tblStylePr>
-    <w:tblStylePr w:type="lastCol">
-      <w:rPr>
-        <w:i/>
-        <w:color w:val="404040"/>
-      </w:rPr>
-      <w:pPr>
-        <w:pBdr/>
-        <w:spacing/>
-        <w:ind/>
-      </w:pPr>
-      <w:tblPr>
-        <w:tblBorders/>
-      </w:tblPr>
-      <w:tcPr>
-        <w:shd w:color="ffffff"/>
-        <w:tcBorders>
-          <w:top w:val="none" w:color="000000" w:sz="4" w:space="0"/>
-          <w:left w:val="none" w:color="000000" w:sz="4" w:space="0"/>
-          <w:bottom w:val="none" w:color="000000" w:sz="4" w:space="0"/>
-          <w:right w:val="none" w:color="000000" w:sz="4" w:space="0"/>
-        </w:tcBorders>
-      </w:tcPr>
-    </w:tblStylePr>
-    <w:tblStylePr w:type="lastRow">
+    <w:tblStylePr w:type="firstRow">
       <w:rPr>
         <w:b/>
         <w:color w:val="404040"/>
@@ -9863,6 +9938,52 @@
         </w:tcBorders>
       </w:tcPr>
     </w:tblStylePr>
+    <w:tblStylePr w:type="lastCol">
+      <w:rPr>
+        <w:i/>
+        <w:color w:val="404040"/>
+      </w:rPr>
+      <w:pPr>
+        <w:pBdr/>
+        <w:spacing/>
+        <w:ind/>
+      </w:pPr>
+      <w:tblPr>
+        <w:tblBorders/>
+      </w:tblPr>
+      <w:tcPr>
+        <w:shd w:val="clear" w:color="ffffff"/>
+        <w:tcBorders>
+          <w:top w:val="none" w:color="000000" w:sz="4" w:space="0"/>
+          <w:left w:val="none" w:color="000000" w:sz="4" w:space="0"/>
+          <w:bottom w:val="none" w:color="000000" w:sz="4" w:space="0"/>
+          <w:right w:val="none" w:color="000000" w:sz="4" w:space="0"/>
+        </w:tcBorders>
+      </w:tcPr>
+    </w:tblStylePr>
+    <w:tblStylePr w:type="lastRow">
+      <w:rPr>
+        <w:b/>
+        <w:color w:val="404040"/>
+      </w:rPr>
+      <w:pPr>
+        <w:pBdr/>
+        <w:spacing/>
+        <w:ind/>
+      </w:pPr>
+      <w:tblPr>
+        <w:tblBorders/>
+      </w:tblPr>
+      <w:tcPr>
+        <w:shd w:val="clear" w:color="ffffff"/>
+        <w:tcBorders>
+          <w:top w:val="none" w:color="000000" w:sz="4" w:space="0"/>
+          <w:left w:val="none" w:color="000000" w:sz="4" w:space="0"/>
+          <w:bottom w:val="none" w:color="000000" w:sz="4" w:space="0"/>
+          <w:right w:val="none" w:color="000000" w:sz="4" w:space="0"/>
+        </w:tcBorders>
+      </w:tcPr>
+    </w:tblStylePr>
     <w:tblStylePr w:type="nwCell">
       <w:pPr>
         <w:pBdr/>
@@ -9929,9 +10050,9 @@
       </w:tcPr>
     </w:tblStylePr>
   </w:style>
-  <w:style w:type="table" w:styleId="40">
+  <w:style w:type="table" w:styleId="833">
     <w:name w:val="Grid Table 4"/>
-    <w:basedOn w:val="665"/>
+    <w:basedOn w:val="991"/>
     <w:uiPriority w:val="59"/>
     <w:pPr>
       <w:pBdr/>
@@ -10162,9 +10283,9 @@
       </w:tcPr>
     </w:tblStylePr>
   </w:style>
-  <w:style w:type="table" w:styleId="41">
+  <w:style w:type="table" w:styleId="834">
     <w:name w:val="Grid Table 4 - Accent 1"/>
-    <w:basedOn w:val="665"/>
+    <w:basedOn w:val="991"/>
     <w:uiPriority w:val="59"/>
     <w:pPr>
       <w:pBdr/>
@@ -10395,9 +10516,9 @@
       </w:tcPr>
     </w:tblStylePr>
   </w:style>
-  <w:style w:type="table" w:styleId="42">
+  <w:style w:type="table" w:styleId="835">
     <w:name w:val="Grid Table 4 - Accent 2"/>
-    <w:basedOn w:val="665"/>
+    <w:basedOn w:val="991"/>
     <w:uiPriority w:val="59"/>
     <w:pPr>
       <w:pBdr/>
@@ -10628,9 +10749,9 @@
       </w:tcPr>
     </w:tblStylePr>
   </w:style>
-  <w:style w:type="table" w:styleId="43">
+  <w:style w:type="table" w:styleId="836">
     <w:name w:val="Grid Table 4 - Accent 3"/>
-    <w:basedOn w:val="665"/>
+    <w:basedOn w:val="991"/>
     <w:uiPriority w:val="59"/>
     <w:pPr>
       <w:pBdr/>
@@ -10861,9 +10982,9 @@
       </w:tcPr>
     </w:tblStylePr>
   </w:style>
-  <w:style w:type="table" w:styleId="44">
+  <w:style w:type="table" w:styleId="837">
     <w:name w:val="Grid Table 4 - Accent 4"/>
-    <w:basedOn w:val="665"/>
+    <w:basedOn w:val="991"/>
     <w:uiPriority w:val="59"/>
     <w:pPr>
       <w:pBdr/>
@@ -11094,9 +11215,9 @@
       </w:tcPr>
     </w:tblStylePr>
   </w:style>
-  <w:style w:type="table" w:styleId="45">
+  <w:style w:type="table" w:styleId="838">
     <w:name w:val="Grid Table 4 - Accent 5"/>
-    <w:basedOn w:val="665"/>
+    <w:basedOn w:val="991"/>
     <w:uiPriority w:val="59"/>
     <w:pPr>
       <w:pBdr/>
@@ -11327,9 +11448,9 @@
       </w:tcPr>
     </w:tblStylePr>
   </w:style>
-  <w:style w:type="table" w:styleId="46">
+  <w:style w:type="table" w:styleId="839">
     <w:name w:val="Grid Table 4 - Accent 6"/>
-    <w:basedOn w:val="665"/>
+    <w:basedOn w:val="991"/>
     <w:uiPriority w:val="59"/>
     <w:pPr>
       <w:pBdr/>
@@ -11560,9 +11681,9 @@
       </w:tcPr>
     </w:tblStylePr>
   </w:style>
-  <w:style w:type="table" w:styleId="47">
+  <w:style w:type="table" w:styleId="840">
     <w:name w:val="Grid Table 5 Dark"/>
-    <w:basedOn w:val="665"/>
+    <w:basedOn w:val="991"/>
     <w:uiPriority w:val="99"/>
     <w:pPr>
       <w:pBdr/>
@@ -11788,9 +11909,9 @@
       </w:tcPr>
     </w:tblStylePr>
   </w:style>
-  <w:style w:type="table" w:styleId="48">
+  <w:style w:type="table" w:styleId="841">
     <w:name w:val="Grid Table 5 Dark- Accent 1"/>
-    <w:basedOn w:val="665"/>
+    <w:basedOn w:val="991"/>
     <w:uiPriority w:val="99"/>
     <w:pPr>
       <w:pBdr/>
@@ -12016,9 +12137,9 @@
       </w:tcPr>
     </w:tblStylePr>
   </w:style>
-  <w:style w:type="table" w:styleId="49">
+  <w:style w:type="table" w:styleId="842">
     <w:name w:val="Grid Table 5 Dark - Accent 2"/>
-    <w:basedOn w:val="665"/>
+    <w:basedOn w:val="991"/>
     <w:uiPriority w:val="99"/>
     <w:pPr>
       <w:pBdr/>
@@ -12244,9 +12365,9 @@
       </w:tcPr>
     </w:tblStylePr>
   </w:style>
-  <w:style w:type="table" w:styleId="50">
+  <w:style w:type="table" w:styleId="843">
     <w:name w:val="Grid Table 5 Dark - Accent 3"/>
-    <w:basedOn w:val="665"/>
+    <w:basedOn w:val="991"/>
     <w:uiPriority w:val="99"/>
     <w:pPr>
       <w:pBdr/>
@@ -12472,9 +12593,9 @@
       </w:tcPr>
     </w:tblStylePr>
   </w:style>
-  <w:style w:type="table" w:styleId="51">
+  <w:style w:type="table" w:styleId="844">
     <w:name w:val="Grid Table 5 Dark- Accent 4"/>
-    <w:basedOn w:val="665"/>
+    <w:basedOn w:val="991"/>
     <w:uiPriority w:val="99"/>
     <w:pPr>
       <w:pBdr/>
@@ -12700,9 +12821,9 @@
       </w:tcPr>
     </w:tblStylePr>
   </w:style>
-  <w:style w:type="table" w:styleId="52">
+  <w:style w:type="table" w:styleId="845">
     <w:name w:val="Grid Table 5 Dark - Accent 5"/>
-    <w:basedOn w:val="665"/>
+    <w:basedOn w:val="991"/>
     <w:uiPriority w:val="99"/>
     <w:pPr>
       <w:pBdr/>
@@ -12928,9 +13049,9 @@
       </w:tcPr>
     </w:tblStylePr>
   </w:style>
-  <w:style w:type="table" w:styleId="53">
+  <w:style w:type="table" w:styleId="846">
     <w:name w:val="Grid Table 5 Dark - Accent 6"/>
-    <w:basedOn w:val="665"/>
+    <w:basedOn w:val="991"/>
     <w:uiPriority w:val="99"/>
     <w:pPr>
       <w:pBdr/>
@@ -13156,9 +13277,9 @@
       </w:tcPr>
     </w:tblStylePr>
   </w:style>
-  <w:style w:type="table" w:styleId="54">
+  <w:style w:type="table" w:styleId="847">
     <w:name w:val="Grid Table 6 Colorful"/>
-    <w:basedOn w:val="665"/>
+    <w:basedOn w:val="991"/>
     <w:uiPriority w:val="99"/>
     <w:pPr>
       <w:pBdr/>
@@ -13386,9 +13507,9 @@
       </w:tcPr>
     </w:tblStylePr>
   </w:style>
-  <w:style w:type="table" w:styleId="55">
+  <w:style w:type="table" w:styleId="848">
     <w:name w:val="Grid Table 6 Colorful - Accent 1"/>
-    <w:basedOn w:val="665"/>
+    <w:basedOn w:val="991"/>
     <w:uiPriority w:val="99"/>
     <w:pPr>
       <w:pBdr/>
@@ -13616,9 +13737,9 @@
       </w:tcPr>
     </w:tblStylePr>
   </w:style>
-  <w:style w:type="table" w:styleId="56">
+  <w:style w:type="table" w:styleId="849">
     <w:name w:val="Grid Table 6 Colorful - Accent 2"/>
-    <w:basedOn w:val="665"/>
+    <w:basedOn w:val="991"/>
     <w:uiPriority w:val="99"/>
     <w:pPr>
       <w:pBdr/>
@@ -13846,9 +13967,9 @@
       </w:tcPr>
     </w:tblStylePr>
   </w:style>
-  <w:style w:type="table" w:styleId="57">
+  <w:style w:type="table" w:styleId="850">
     <w:name w:val="Grid Table 6 Colorful - Accent 3"/>
-    <w:basedOn w:val="665"/>
+    <w:basedOn w:val="991"/>
     <w:uiPriority w:val="99"/>
     <w:pPr>
       <w:pBdr/>
@@ -14076,9 +14197,9 @@
       </w:tcPr>
     </w:tblStylePr>
   </w:style>
-  <w:style w:type="table" w:styleId="58">
+  <w:style w:type="table" w:styleId="851">
     <w:name w:val="Grid Table 6 Colorful - Accent 4"/>
-    <w:basedOn w:val="665"/>
+    <w:basedOn w:val="991"/>
     <w:uiPriority w:val="99"/>
     <w:pPr>
       <w:pBdr/>
@@ -14306,9 +14427,9 @@
       </w:tcPr>
     </w:tblStylePr>
   </w:style>
-  <w:style w:type="table" w:styleId="59">
+  <w:style w:type="table" w:styleId="852">
     <w:name w:val="Grid Table 6 Colorful - Accent 5"/>
-    <w:basedOn w:val="665"/>
+    <w:basedOn w:val="991"/>
     <w:uiPriority w:val="99"/>
     <w:pPr>
       <w:pBdr/>
@@ -14536,9 +14657,9 @@
       </w:tcPr>
     </w:tblStylePr>
   </w:style>
-  <w:style w:type="table" w:styleId="60">
+  <w:style w:type="table" w:styleId="853">
     <w:name w:val="Grid Table 6 Colorful - Accent 6"/>
-    <w:basedOn w:val="665"/>
+    <w:basedOn w:val="991"/>
     <w:uiPriority w:val="99"/>
     <w:pPr>
       <w:pBdr/>
@@ -14766,9 +14887,9 @@
       </w:tcPr>
     </w:tblStylePr>
   </w:style>
-  <w:style w:type="table" w:styleId="61">
+  <w:style w:type="table" w:styleId="854">
     <w:name w:val="Grid Table 7 Colorful"/>
-    <w:basedOn w:val="665"/>
+    <w:basedOn w:val="991"/>
     <w:uiPriority w:val="99"/>
     <w:pPr>
       <w:pBdr/>
@@ -14870,11 +14991,11 @@
         <w:tblBorders/>
       </w:tblPr>
       <w:tcPr>
-        <w:shd w:color="ffffff"/>
+        <w:shd w:val="clear" w:color="ffffff"/>
         <w:tcBorders>
-          <w:top w:val="none"/>
-          <w:left w:val="none"/>
-          <w:bottom w:val="none"/>
+          <w:top w:val="none" w:color="000000" w:sz="4" w:space="0"/>
+          <w:left w:val="none" w:color="000000" w:sz="4" w:space="0"/>
+          <w:bottom w:val="none" w:color="000000" w:sz="4" w:space="0"/>
           <w:right w:val="single" w:color="000000" w:themeColor="text1" w:themeTint="80" w:sz="4" w:space="0"/>
         </w:tcBorders>
       </w:tcPr>
@@ -14897,10 +15018,10 @@
       <w:tcPr>
         <w:shd w:val="clear" w:color="ffffff" w:themeColor="light1" w:fill="ffffff" w:themeFill="light1"/>
         <w:tcBorders>
-          <w:top w:val="none"/>
-          <w:left w:val="none"/>
+          <w:top w:val="none" w:color="000000" w:sz="4" w:space="0"/>
+          <w:left w:val="none" w:color="000000" w:sz="4" w:space="0"/>
           <w:bottom w:val="single" w:color="000000" w:themeColor="text1" w:themeTint="80" w:sz="4" w:space="0"/>
-          <w:right w:val="none"/>
+          <w:right w:val="none" w:color="000000" w:sz="4" w:space="0"/>
         </w:tcBorders>
       </w:tcPr>
     </w:tblStylePr>
@@ -14920,12 +15041,12 @@
         <w:tblBorders/>
       </w:tblPr>
       <w:tcPr>
-        <w:shd w:color="ffffff"/>
+        <w:shd w:val="clear" w:color="ffffff"/>
         <w:tcBorders>
-          <w:top w:val="none"/>
+          <w:top w:val="none" w:color="000000" w:sz="4" w:space="0"/>
           <w:left w:val="single" w:color="000000" w:themeColor="text1" w:themeTint="80" w:sz="4" w:space="0"/>
-          <w:bottom w:val="none"/>
-          <w:right w:val="none"/>
+          <w:bottom w:val="none" w:color="000000" w:sz="4" w:space="0"/>
+          <w:right w:val="none" w:color="000000" w:sz="4" w:space="0"/>
         </w:tcBorders>
       </w:tcPr>
     </w:tblStylePr>
@@ -14948,9 +15069,9 @@
         <w:shd w:val="clear" w:color="ffffff" w:themeColor="light1" w:fill="ffffff" w:themeFill="light1"/>
         <w:tcBorders>
           <w:top w:val="single" w:color="000000" w:themeColor="text1" w:themeTint="80" w:sz="4" w:space="0"/>
-          <w:left w:val="none"/>
-          <w:bottom w:val="none"/>
-          <w:right w:val="none"/>
+          <w:left w:val="none" w:color="000000" w:sz="4" w:space="0"/>
+          <w:bottom w:val="none" w:color="000000" w:sz="4" w:space="0"/>
+          <w:right w:val="none" w:color="000000" w:sz="4" w:space="0"/>
         </w:tcBorders>
       </w:tcPr>
     </w:tblStylePr>
@@ -15020,9 +15141,9 @@
       </w:tcPr>
     </w:tblStylePr>
   </w:style>
-  <w:style w:type="table" w:styleId="62">
+  <w:style w:type="table" w:styleId="855">
     <w:name w:val="Grid Table 7 Colorful - Accent 1"/>
-    <w:basedOn w:val="665"/>
+    <w:basedOn w:val="991"/>
     <w:uiPriority w:val="99"/>
     <w:pPr>
       <w:pBdr/>
@@ -15124,11 +15245,11 @@
         <w:tblBorders/>
       </w:tblPr>
       <w:tcPr>
-        <w:shd w:color="ffffff"/>
+        <w:shd w:val="clear" w:color="ffffff"/>
         <w:tcBorders>
-          <w:top w:val="none"/>
-          <w:left w:val="none"/>
-          <w:bottom w:val="none"/>
+          <w:top w:val="none" w:color="000000" w:sz="4" w:space="0"/>
+          <w:left w:val="none" w:color="000000" w:sz="4" w:space="0"/>
+          <w:bottom w:val="none" w:color="000000" w:sz="4" w:space="0"/>
           <w:right w:val="single" w:color="000000" w:themeColor="accent1" w:themeTint="80" w:sz="4" w:space="0"/>
         </w:tcBorders>
       </w:tcPr>
@@ -15151,10 +15272,10 @@
       <w:tcPr>
         <w:shd w:val="clear" w:color="ffffff" w:themeColor="light1" w:fill="ffffff" w:themeFill="light1"/>
         <w:tcBorders>
-          <w:top w:val="none"/>
-          <w:left w:val="none"/>
+          <w:top w:val="none" w:color="000000" w:sz="4" w:space="0"/>
+          <w:left w:val="none" w:color="000000" w:sz="4" w:space="0"/>
           <w:bottom w:val="single" w:color="000000" w:themeColor="accent1" w:themeTint="80" w:sz="4" w:space="0"/>
-          <w:right w:val="none"/>
+          <w:right w:val="none" w:color="000000" w:sz="4" w:space="0"/>
         </w:tcBorders>
       </w:tcPr>
     </w:tblStylePr>
@@ -15174,12 +15295,12 @@
         <w:tblBorders/>
       </w:tblPr>
       <w:tcPr>
-        <w:shd w:color="ffffff"/>
+        <w:shd w:val="clear" w:color="ffffff"/>
         <w:tcBorders>
-          <w:top w:val="none"/>
+          <w:top w:val="none" w:color="000000" w:sz="4" w:space="0"/>
           <w:left w:val="single" w:color="000000" w:themeColor="accent1" w:themeTint="80" w:sz="4" w:space="0"/>
-          <w:bottom w:val="none"/>
-          <w:right w:val="none"/>
+          <w:bottom w:val="none" w:color="000000" w:sz="4" w:space="0"/>
+          <w:right w:val="none" w:color="000000" w:sz="4" w:space="0"/>
         </w:tcBorders>
       </w:tcPr>
     </w:tblStylePr>
@@ -15202,9 +15323,9 @@
         <w:shd w:val="clear" w:color="ffffff" w:themeColor="light1" w:fill="ffffff" w:themeFill="light1"/>
         <w:tcBorders>
           <w:top w:val="single" w:color="000000" w:themeColor="accent1" w:themeTint="80" w:sz="4" w:space="0"/>
-          <w:left w:val="none"/>
-          <w:bottom w:val="none"/>
-          <w:right w:val="none"/>
+          <w:left w:val="none" w:color="000000" w:sz="4" w:space="0"/>
+          <w:bottom w:val="none" w:color="000000" w:sz="4" w:space="0"/>
+          <w:right w:val="none" w:color="000000" w:sz="4" w:space="0"/>
         </w:tcBorders>
       </w:tcPr>
     </w:tblStylePr>
@@ -15274,9 +15395,9 @@
       </w:tcPr>
     </w:tblStylePr>
   </w:style>
-  <w:style w:type="table" w:styleId="63">
+  <w:style w:type="table" w:styleId="856">
     <w:name w:val="Grid Table 7 Colorful - Accent 2"/>
-    <w:basedOn w:val="665"/>
+    <w:basedOn w:val="991"/>
     <w:uiPriority w:val="99"/>
     <w:pPr>
       <w:pBdr/>
@@ -15378,11 +15499,11 @@
         <w:tblBorders/>
       </w:tblPr>
       <w:tcPr>
-        <w:shd w:color="ffffff"/>
+        <w:shd w:val="clear" w:color="ffffff"/>
         <w:tcBorders>
-          <w:top w:val="none"/>
-          <w:left w:val="none"/>
-          <w:bottom w:val="none"/>
+          <w:top w:val="none" w:color="000000" w:sz="4" w:space="0"/>
+          <w:left w:val="none" w:color="000000" w:sz="4" w:space="0"/>
+          <w:bottom w:val="none" w:color="000000" w:sz="4" w:space="0"/>
           <w:right w:val="single" w:color="000000" w:themeColor="accent2" w:themeTint="97" w:sz="4" w:space="0"/>
         </w:tcBorders>
       </w:tcPr>
@@ -15405,10 +15526,10 @@
       <w:tcPr>
         <w:shd w:val="clear" w:color="ffffff" w:themeColor="light1" w:fill="ffffff" w:themeFill="light1"/>
         <w:tcBorders>
-          <w:top w:val="none"/>
-          <w:left w:val="none"/>
+          <w:top w:val="none" w:color="000000" w:sz="4" w:space="0"/>
+          <w:left w:val="none" w:color="000000" w:sz="4" w:space="0"/>
           <w:bottom w:val="single" w:color="000000" w:themeColor="accent2" w:themeTint="97" w:sz="4" w:space="0"/>
-          <w:right w:val="none"/>
+          <w:right w:val="none" w:color="000000" w:sz="4" w:space="0"/>
         </w:tcBorders>
       </w:tcPr>
     </w:tblStylePr>
@@ -15428,12 +15549,12 @@
         <w:tblBorders/>
       </w:tblPr>
       <w:tcPr>
-        <w:shd w:color="ffffff"/>
+        <w:shd w:val="clear" w:color="ffffff"/>
         <w:tcBorders>
-          <w:top w:val="none"/>
+          <w:top w:val="none" w:color="000000" w:sz="4" w:space="0"/>
           <w:left w:val="single" w:color="000000" w:themeColor="accent2" w:themeTint="97" w:sz="4" w:space="0"/>
-          <w:bottom w:val="none"/>
-          <w:right w:val="none"/>
+          <w:bottom w:val="none" w:color="000000" w:sz="4" w:space="0"/>
+          <w:right w:val="none" w:color="000000" w:sz="4" w:space="0"/>
         </w:tcBorders>
       </w:tcPr>
     </w:tblStylePr>
@@ -15456,9 +15577,9 @@
         <w:shd w:val="clear" w:color="ffffff" w:themeColor="light1" w:fill="ffffff" w:themeFill="light1"/>
         <w:tcBorders>
           <w:top w:val="single" w:color="000000" w:themeColor="accent2" w:themeTint="97" w:sz="4" w:space="0"/>
-          <w:left w:val="none"/>
-          <w:bottom w:val="none"/>
-          <w:right w:val="none"/>
+          <w:left w:val="none" w:color="000000" w:sz="4" w:space="0"/>
+          <w:bottom w:val="none" w:color="000000" w:sz="4" w:space="0"/>
+          <w:right w:val="none" w:color="000000" w:sz="4" w:space="0"/>
         </w:tcBorders>
       </w:tcPr>
     </w:tblStylePr>
@@ -15528,9 +15649,9 @@
       </w:tcPr>
     </w:tblStylePr>
   </w:style>
-  <w:style w:type="table" w:styleId="64">
+  <w:style w:type="table" w:styleId="857">
     <w:name w:val="Grid Table 7 Colorful - Accent 3"/>
-    <w:basedOn w:val="665"/>
+    <w:basedOn w:val="991"/>
     <w:uiPriority w:val="99"/>
     <w:pPr>
       <w:pBdr/>
@@ -15632,11 +15753,11 @@
         <w:tblBorders/>
       </w:tblPr>
       <w:tcPr>
-        <w:shd w:color="ffffff"/>
+        <w:shd w:val="clear" w:color="ffffff"/>
         <w:tcBorders>
-          <w:top w:val="none"/>
-          <w:left w:val="none"/>
-          <w:bottom w:val="none"/>
+          <w:top w:val="none" w:color="000000" w:sz="4" w:space="0"/>
+          <w:left w:val="none" w:color="000000" w:sz="4" w:space="0"/>
+          <w:bottom w:val="none" w:color="000000" w:sz="4" w:space="0"/>
           <w:right w:val="single" w:color="000000" w:themeColor="accent3" w:themeTint="FE" w:sz="4" w:space="0"/>
         </w:tcBorders>
       </w:tcPr>
@@ -15659,10 +15780,10 @@
       <w:tcPr>
         <w:shd w:val="clear" w:color="ffffff" w:themeColor="light1" w:fill="ffffff" w:themeFill="light1"/>
         <w:tcBorders>
-          <w:top w:val="none"/>
-          <w:left w:val="none"/>
+          <w:top w:val="none" w:color="000000" w:sz="4" w:space="0"/>
+          <w:left w:val="none" w:color="000000" w:sz="4" w:space="0"/>
           <w:bottom w:val="single" w:color="000000" w:themeColor="accent3" w:themeTint="FE" w:sz="4" w:space="0"/>
-          <w:right w:val="none"/>
+          <w:right w:val="none" w:color="000000" w:sz="4" w:space="0"/>
         </w:tcBorders>
       </w:tcPr>
     </w:tblStylePr>
@@ -15682,12 +15803,12 @@
         <w:tblBorders/>
       </w:tblPr>
       <w:tcPr>
-        <w:shd w:color="ffffff"/>
+        <w:shd w:val="clear" w:color="ffffff"/>
         <w:tcBorders>
-          <w:top w:val="none"/>
+          <w:top w:val="none" w:color="000000" w:sz="4" w:space="0"/>
           <w:left w:val="single" w:color="000000" w:themeColor="accent3" w:themeTint="FE" w:sz="4" w:space="0"/>
-          <w:bottom w:val="none"/>
-          <w:right w:val="none"/>
+          <w:bottom w:val="none" w:color="000000" w:sz="4" w:space="0"/>
+          <w:right w:val="none" w:color="000000" w:sz="4" w:space="0"/>
         </w:tcBorders>
       </w:tcPr>
     </w:tblStylePr>
@@ -15710,9 +15831,9 @@
         <w:shd w:val="clear" w:color="ffffff" w:themeColor="light1" w:fill="ffffff" w:themeFill="light1"/>
         <w:tcBorders>
           <w:top w:val="single" w:color="000000" w:themeColor="accent3" w:themeTint="FE" w:sz="4" w:space="0"/>
-          <w:left w:val="none"/>
-          <w:bottom w:val="none"/>
-          <w:right w:val="none"/>
+          <w:left w:val="none" w:color="000000" w:sz="4" w:space="0"/>
+          <w:bottom w:val="none" w:color="000000" w:sz="4" w:space="0"/>
+          <w:right w:val="none" w:color="000000" w:sz="4" w:space="0"/>
         </w:tcBorders>
       </w:tcPr>
     </w:tblStylePr>
@@ -15782,9 +15903,9 @@
       </w:tcPr>
     </w:tblStylePr>
   </w:style>
-  <w:style w:type="table" w:styleId="65">
+  <w:style w:type="table" w:styleId="858">
     <w:name w:val="Grid Table 7 Colorful - Accent 4"/>
-    <w:basedOn w:val="665"/>
+    <w:basedOn w:val="991"/>
     <w:uiPriority w:val="99"/>
     <w:pPr>
       <w:pBdr/>
@@ -15886,11 +16007,11 @@
         <w:tblBorders/>
       </w:tblPr>
       <w:tcPr>
-        <w:shd w:color="ffffff"/>
+        <w:shd w:val="clear" w:color="ffffff"/>
         <w:tcBorders>
-          <w:top w:val="none"/>
-          <w:left w:val="none"/>
-          <w:bottom w:val="none"/>
+          <w:top w:val="none" w:color="000000" w:sz="4" w:space="0"/>
+          <w:left w:val="none" w:color="000000" w:sz="4" w:space="0"/>
+          <w:bottom w:val="none" w:color="000000" w:sz="4" w:space="0"/>
           <w:right w:val="single" w:color="000000" w:themeColor="accent4" w:themeTint="9A" w:sz="4" w:space="0"/>
         </w:tcBorders>
       </w:tcPr>
@@ -15913,10 +16034,10 @@
       <w:tcPr>
         <w:shd w:val="clear" w:color="ffffff" w:themeColor="light1" w:fill="ffffff" w:themeFill="light1"/>
         <w:tcBorders>
-          <w:top w:val="none"/>
-          <w:left w:val="none"/>
+          <w:top w:val="none" w:color="000000" w:sz="4" w:space="0"/>
+          <w:left w:val="none" w:color="000000" w:sz="4" w:space="0"/>
           <w:bottom w:val="single" w:color="000000" w:themeColor="accent4" w:themeTint="9A" w:sz="4" w:space="0"/>
-          <w:right w:val="none"/>
+          <w:right w:val="none" w:color="000000" w:sz="4" w:space="0"/>
         </w:tcBorders>
       </w:tcPr>
     </w:tblStylePr>
@@ -15936,12 +16057,12 @@
         <w:tblBorders/>
       </w:tblPr>
       <w:tcPr>
-        <w:shd w:color="ffffff"/>
+        <w:shd w:val="clear" w:color="ffffff"/>
         <w:tcBorders>
-          <w:top w:val="none"/>
+          <w:top w:val="none" w:color="000000" w:sz="4" w:space="0"/>
           <w:left w:val="single" w:color="000000" w:themeColor="accent4" w:themeTint="9A" w:sz="4" w:space="0"/>
-          <w:bottom w:val="none"/>
-          <w:right w:val="none"/>
+          <w:bottom w:val="none" w:color="000000" w:sz="4" w:space="0"/>
+          <w:right w:val="none" w:color="000000" w:sz="4" w:space="0"/>
         </w:tcBorders>
       </w:tcPr>
     </w:tblStylePr>
@@ -15964,9 +16085,9 @@
         <w:shd w:val="clear" w:color="ffffff" w:themeColor="light1" w:fill="ffffff" w:themeFill="light1"/>
         <w:tcBorders>
           <w:top w:val="single" w:color="000000" w:themeColor="accent4" w:themeTint="9A" w:sz="4" w:space="0"/>
-          <w:left w:val="none"/>
-          <w:bottom w:val="none"/>
-          <w:right w:val="none"/>
+          <w:left w:val="none" w:color="000000" w:sz="4" w:space="0"/>
+          <w:bottom w:val="none" w:color="000000" w:sz="4" w:space="0"/>
+          <w:right w:val="none" w:color="000000" w:sz="4" w:space="0"/>
         </w:tcBorders>
       </w:tcPr>
     </w:tblStylePr>
@@ -16036,9 +16157,9 @@
       </w:tcPr>
     </w:tblStylePr>
   </w:style>
-  <w:style w:type="table" w:styleId="66">
+  <w:style w:type="table" w:styleId="859">
     <w:name w:val="Grid Table 7 Colorful - Accent 5"/>
-    <w:basedOn w:val="665"/>
+    <w:basedOn w:val="991"/>
     <w:uiPriority w:val="99"/>
     <w:pPr>
       <w:pBdr/>
@@ -16140,11 +16261,11 @@
         <w:tblBorders/>
       </w:tblPr>
       <w:tcPr>
-        <w:shd w:color="ffffff"/>
+        <w:shd w:val="clear" w:color="ffffff"/>
         <w:tcBorders>
-          <w:top w:val="none"/>
-          <w:left w:val="none"/>
-          <w:bottom w:val="none"/>
+          <w:top w:val="none" w:color="000000" w:sz="4" w:space="0"/>
+          <w:left w:val="none" w:color="000000" w:sz="4" w:space="0"/>
+          <w:bottom w:val="none" w:color="000000" w:sz="4" w:space="0"/>
           <w:right w:val="single" w:color="000000" w:themeColor="accent5" w:themeTint="90" w:sz="4" w:space="0"/>
         </w:tcBorders>
       </w:tcPr>
@@ -16167,10 +16288,10 @@
       <w:tcPr>
         <w:shd w:val="clear" w:color="ffffff" w:themeColor="light1" w:fill="ffffff" w:themeFill="light1"/>
         <w:tcBorders>
-          <w:top w:val="none"/>
-          <w:left w:val="none"/>
+          <w:top w:val="none" w:color="000000" w:sz="4" w:space="0"/>
+          <w:left w:val="none" w:color="000000" w:sz="4" w:space="0"/>
           <w:bottom w:val="single" w:color="000000" w:themeColor="accent5" w:themeTint="90" w:sz="4" w:space="0"/>
-          <w:right w:val="none"/>
+          <w:right w:val="none" w:color="000000" w:sz="4" w:space="0"/>
         </w:tcBorders>
       </w:tcPr>
     </w:tblStylePr>
@@ -16190,12 +16311,12 @@
         <w:tblBorders/>
       </w:tblPr>
       <w:tcPr>
-        <w:shd w:color="ffffff"/>
+        <w:shd w:val="clear" w:color="ffffff"/>
         <w:tcBorders>
-          <w:top w:val="none"/>
+          <w:top w:val="none" w:color="000000" w:sz="4" w:space="0"/>
           <w:left w:val="single" w:color="000000" w:themeColor="accent5" w:themeTint="90" w:sz="4" w:space="0"/>
-          <w:bottom w:val="none"/>
-          <w:right w:val="none"/>
+          <w:bottom w:val="none" w:color="000000" w:sz="4" w:space="0"/>
+          <w:right w:val="none" w:color="000000" w:sz="4" w:space="0"/>
         </w:tcBorders>
       </w:tcPr>
     </w:tblStylePr>
@@ -16218,9 +16339,9 @@
         <w:shd w:val="clear" w:color="ffffff" w:themeColor="light1" w:fill="ffffff" w:themeFill="light1"/>
         <w:tcBorders>
           <w:top w:val="single" w:color="000000" w:themeColor="accent5" w:themeTint="90" w:sz="4" w:space="0"/>
-          <w:left w:val="none"/>
-          <w:bottom w:val="none"/>
-          <w:right w:val="none"/>
+          <w:left w:val="none" w:color="000000" w:sz="4" w:space="0"/>
+          <w:bottom w:val="none" w:color="000000" w:sz="4" w:space="0"/>
+          <w:right w:val="none" w:color="000000" w:sz="4" w:space="0"/>
         </w:tcBorders>
       </w:tcPr>
     </w:tblStylePr>
@@ -16290,9 +16411,9 @@
       </w:tcPr>
     </w:tblStylePr>
   </w:style>
-  <w:style w:type="table" w:styleId="67">
+  <w:style w:type="table" w:styleId="860">
     <w:name w:val="Grid Table 7 Colorful - Accent 6"/>
-    <w:basedOn w:val="665"/>
+    <w:basedOn w:val="991"/>
     <w:uiPriority w:val="99"/>
     <w:pPr>
       <w:pBdr/>
@@ -16394,11 +16515,11 @@
         <w:tblBorders/>
       </w:tblPr>
       <w:tcPr>
-        <w:shd w:color="ffffff"/>
+        <w:shd w:val="clear" w:color="ffffff"/>
         <w:tcBorders>
-          <w:top w:val="none"/>
-          <w:left w:val="none"/>
-          <w:bottom w:val="none"/>
+          <w:top w:val="none" w:color="000000" w:sz="4" w:space="0"/>
+          <w:left w:val="none" w:color="000000" w:sz="4" w:space="0"/>
+          <w:bottom w:val="none" w:color="000000" w:sz="4" w:space="0"/>
           <w:right w:val="single" w:color="000000" w:themeColor="accent6" w:themeTint="90" w:sz="4" w:space="0"/>
         </w:tcBorders>
       </w:tcPr>
@@ -16421,10 +16542,10 @@
       <w:tcPr>
         <w:shd w:val="clear" w:color="ffffff" w:themeColor="light1" w:fill="ffffff" w:themeFill="light1"/>
         <w:tcBorders>
-          <w:top w:val="none"/>
-          <w:left w:val="none"/>
+          <w:top w:val="none" w:color="000000" w:sz="4" w:space="0"/>
+          <w:left w:val="none" w:color="000000" w:sz="4" w:space="0"/>
           <w:bottom w:val="single" w:color="000000" w:themeColor="accent6" w:themeTint="90" w:sz="4" w:space="0"/>
-          <w:right w:val="none"/>
+          <w:right w:val="none" w:color="000000" w:sz="4" w:space="0"/>
         </w:tcBorders>
       </w:tcPr>
     </w:tblStylePr>
@@ -16444,12 +16565,12 @@
         <w:tblBorders/>
       </w:tblPr>
       <w:tcPr>
-        <w:shd w:color="ffffff"/>
+        <w:shd w:val="clear" w:color="ffffff"/>
         <w:tcBorders>
-          <w:top w:val="none"/>
+          <w:top w:val="none" w:color="000000" w:sz="4" w:space="0"/>
           <w:left w:val="single" w:color="000000" w:themeColor="accent6" w:themeTint="90" w:sz="4" w:space="0"/>
-          <w:bottom w:val="none"/>
-          <w:right w:val="none"/>
+          <w:bottom w:val="none" w:color="000000" w:sz="4" w:space="0"/>
+          <w:right w:val="none" w:color="000000" w:sz="4" w:space="0"/>
         </w:tcBorders>
       </w:tcPr>
     </w:tblStylePr>
@@ -16472,9 +16593,9 @@
         <w:shd w:val="clear" w:color="ffffff" w:themeColor="light1" w:fill="ffffff" w:themeFill="light1"/>
         <w:tcBorders>
           <w:top w:val="single" w:color="000000" w:themeColor="accent6" w:themeTint="90" w:sz="4" w:space="0"/>
-          <w:left w:val="none"/>
-          <w:bottom w:val="none"/>
-          <w:right w:val="none"/>
+          <w:left w:val="none" w:color="000000" w:sz="4" w:space="0"/>
+          <w:bottom w:val="none" w:color="000000" w:sz="4" w:space="0"/>
+          <w:right w:val="none" w:color="000000" w:sz="4" w:space="0"/>
         </w:tcBorders>
       </w:tcPr>
     </w:tblStylePr>
@@ -16544,9 +16665,9 @@
       </w:tcPr>
     </w:tblStylePr>
   </w:style>
-  <w:style w:type="table" w:styleId="68">
+  <w:style w:type="table" w:styleId="861">
     <w:name w:val="List Table 1 Light"/>
-    <w:basedOn w:val="665"/>
+    <w:basedOn w:val="991"/>
     <w:uiPriority w:val="99"/>
     <w:pPr>
       <w:pBdr/>
@@ -16760,9 +16881,9 @@
       </w:tcPr>
     </w:tblStylePr>
   </w:style>
-  <w:style w:type="table" w:styleId="69">
+  <w:style w:type="table" w:styleId="862">
     <w:name w:val="List Table 1 Light - Accent 1"/>
-    <w:basedOn w:val="665"/>
+    <w:basedOn w:val="991"/>
     <w:uiPriority w:val="99"/>
     <w:pPr>
       <w:pBdr/>
@@ -16976,9 +17097,9 @@
       </w:tcPr>
     </w:tblStylePr>
   </w:style>
-  <w:style w:type="table" w:styleId="70">
+  <w:style w:type="table" w:styleId="863">
     <w:name w:val="List Table 1 Light - Accent 2"/>
-    <w:basedOn w:val="665"/>
+    <w:basedOn w:val="991"/>
     <w:uiPriority w:val="99"/>
     <w:pPr>
       <w:pBdr/>
@@ -17192,9 +17313,9 @@
       </w:tcPr>
     </w:tblStylePr>
   </w:style>
-  <w:style w:type="table" w:styleId="71">
+  <w:style w:type="table" w:styleId="864">
     <w:name w:val="List Table 1 Light - Accent 3"/>
-    <w:basedOn w:val="665"/>
+    <w:basedOn w:val="991"/>
     <w:uiPriority w:val="99"/>
     <w:pPr>
       <w:pBdr/>
@@ -17408,9 +17529,9 @@
       </w:tcPr>
     </w:tblStylePr>
   </w:style>
-  <w:style w:type="table" w:styleId="72">
+  <w:style w:type="table" w:styleId="865">
     <w:name w:val="List Table 1 Light - Accent 4"/>
-    <w:basedOn w:val="665"/>
+    <w:basedOn w:val="991"/>
     <w:uiPriority w:val="99"/>
     <w:pPr>
       <w:pBdr/>
@@ -17624,9 +17745,9 @@
       </w:tcPr>
     </w:tblStylePr>
   </w:style>
-  <w:style w:type="table" w:styleId="73">
+  <w:style w:type="table" w:styleId="866">
     <w:name w:val="List Table 1 Light - Accent 5"/>
-    <w:basedOn w:val="665"/>
+    <w:basedOn w:val="991"/>
     <w:uiPriority w:val="99"/>
     <w:pPr>
       <w:pBdr/>
@@ -17840,9 +17961,9 @@
       </w:tcPr>
     </w:tblStylePr>
   </w:style>
-  <w:style w:type="table" w:styleId="74">
+  <w:style w:type="table" w:styleId="867">
     <w:name w:val="List Table 1 Light - Accent 6"/>
-    <w:basedOn w:val="665"/>
+    <w:basedOn w:val="991"/>
     <w:uiPriority w:val="99"/>
     <w:pPr>
       <w:pBdr/>
@@ -18056,9 +18177,9 @@
       </w:tcPr>
     </w:tblStylePr>
   </w:style>
-  <w:style w:type="table" w:styleId="75">
+  <w:style w:type="table" w:styleId="868">
     <w:name w:val="List Table 2"/>
-    <w:basedOn w:val="665"/>
+    <w:basedOn w:val="991"/>
     <w:uiPriority w:val="99"/>
     <w:pPr>
       <w:pBdr/>
@@ -18294,9 +18415,9 @@
       </w:tcPr>
     </w:tblStylePr>
   </w:style>
-  <w:style w:type="table" w:styleId="76">
+  <w:style w:type="table" w:styleId="869">
     <w:name w:val="List Table 2 - Accent 1"/>
-    <w:basedOn w:val="665"/>
+    <w:basedOn w:val="991"/>
     <w:uiPriority w:val="99"/>
     <w:pPr>
       <w:pBdr/>
@@ -18532,9 +18653,9 @@
       </w:tcPr>
     </w:tblStylePr>
   </w:style>
-  <w:style w:type="table" w:styleId="77">
+  <w:style w:type="table" w:styleId="870">
     <w:name w:val="List Table 2 - Accent 2"/>
-    <w:basedOn w:val="665"/>
+    <w:basedOn w:val="991"/>
     <w:uiPriority w:val="99"/>
     <w:pPr>
       <w:pBdr/>
@@ -18770,9 +18891,9 @@
       </w:tcPr>
     </w:tblStylePr>
   </w:style>
-  <w:style w:type="table" w:styleId="78">
+  <w:style w:type="table" w:styleId="871">
     <w:name w:val="List Table 2 - Accent 3"/>
-    <w:basedOn w:val="665"/>
+    <w:basedOn w:val="991"/>
     <w:uiPriority w:val="99"/>
     <w:pPr>
       <w:pBdr/>
@@ -19008,9 +19129,9 @@
       </w:tcPr>
     </w:tblStylePr>
   </w:style>
-  <w:style w:type="table" w:styleId="79">
+  <w:style w:type="table" w:styleId="872">
     <w:name w:val="List Table 2 - Accent 4"/>
-    <w:basedOn w:val="665"/>
+    <w:basedOn w:val="991"/>
     <w:uiPriority w:val="99"/>
     <w:pPr>
       <w:pBdr/>
@@ -19246,9 +19367,9 @@
       </w:tcPr>
     </w:tblStylePr>
   </w:style>
-  <w:style w:type="table" w:styleId="80">
+  <w:style w:type="table" w:styleId="873">
     <w:name w:val="List Table 2 - Accent 5"/>
-    <w:basedOn w:val="665"/>
+    <w:basedOn w:val="991"/>
     <w:uiPriority w:val="99"/>
     <w:pPr>
       <w:pBdr/>
@@ -19484,9 +19605,9 @@
       </w:tcPr>
     </w:tblStylePr>
   </w:style>
-  <w:style w:type="table" w:styleId="81">
+  <w:style w:type="table" w:styleId="874">
     <w:name w:val="List Table 2 - Accent 6"/>
-    <w:basedOn w:val="665"/>
+    <w:basedOn w:val="991"/>
     <w:uiPriority w:val="99"/>
     <w:pPr>
       <w:pBdr/>
@@ -19722,9 +19843,9 @@
       </w:tcPr>
     </w:tblStylePr>
   </w:style>
-  <w:style w:type="table" w:styleId="82">
+  <w:style w:type="table" w:styleId="875">
     <w:name w:val="List Table 3"/>
-    <w:basedOn w:val="665"/>
+    <w:basedOn w:val="991"/>
     <w:uiPriority w:val="99"/>
     <w:pPr>
       <w:pBdr/>
@@ -19950,9 +20071,9 @@
       </w:tcPr>
     </w:tblStylePr>
   </w:style>
-  <w:style w:type="table" w:styleId="83">
+  <w:style w:type="table" w:styleId="876">
     <w:name w:val="List Table 3 - Accent 1"/>
-    <w:basedOn w:val="665"/>
+    <w:basedOn w:val="991"/>
     <w:uiPriority w:val="99"/>
     <w:pPr>
       <w:pBdr/>
@@ -20178,9 +20299,9 @@
       </w:tcPr>
     </w:tblStylePr>
   </w:style>
-  <w:style w:type="table" w:styleId="84">
+  <w:style w:type="table" w:styleId="877">
     <w:name w:val="List Table 3 - Accent 2"/>
-    <w:basedOn w:val="665"/>
+    <w:basedOn w:val="991"/>
     <w:uiPriority w:val="99"/>
     <w:pPr>
       <w:pBdr/>
@@ -20406,9 +20527,9 @@
       </w:tcPr>
     </w:tblStylePr>
   </w:style>
-  <w:style w:type="table" w:styleId="85">
+  <w:style w:type="table" w:styleId="878">
     <w:name w:val="List Table 3 - Accent 3"/>
-    <w:basedOn w:val="665"/>
+    <w:basedOn w:val="991"/>
     <w:uiPriority w:val="99"/>
     <w:pPr>
       <w:pBdr/>
@@ -20634,9 +20755,9 @@
       </w:tcPr>
     </w:tblStylePr>
   </w:style>
-  <w:style w:type="table" w:styleId="86">
+  <w:style w:type="table" w:styleId="879">
     <w:name w:val="List Table 3 - Accent 4"/>
-    <w:basedOn w:val="665"/>
+    <w:basedOn w:val="991"/>
     <w:uiPriority w:val="99"/>
     <w:pPr>
       <w:pBdr/>
@@ -20862,9 +20983,9 @@
       </w:tcPr>
     </w:tblStylePr>
   </w:style>
-  <w:style w:type="table" w:styleId="87">
+  <w:style w:type="table" w:styleId="880">
     <w:name w:val="List Table 3 - Accent 5"/>
-    <w:basedOn w:val="665"/>
+    <w:basedOn w:val="991"/>
     <w:uiPriority w:val="99"/>
     <w:pPr>
       <w:pBdr/>
@@ -21090,9 +21211,9 @@
       </w:tcPr>
     </w:tblStylePr>
   </w:style>
-  <w:style w:type="table" w:styleId="88">
+  <w:style w:type="table" w:styleId="881">
     <w:name w:val="List Table 3 - Accent 6"/>
-    <w:basedOn w:val="665"/>
+    <w:basedOn w:val="991"/>
     <w:uiPriority w:val="99"/>
     <w:pPr>
       <w:pBdr/>
@@ -21318,9 +21439,9 @@
       </w:tcPr>
     </w:tblStylePr>
   </w:style>
-  <w:style w:type="table" w:styleId="89">
+  <w:style w:type="table" w:styleId="882">
     <w:name w:val="List Table 4"/>
-    <w:basedOn w:val="665"/>
+    <w:basedOn w:val="991"/>
     <w:uiPriority w:val="99"/>
     <w:pPr>
       <w:pBdr/>
@@ -21543,9 +21664,9 @@
       </w:tcPr>
     </w:tblStylePr>
   </w:style>
-  <w:style w:type="table" w:styleId="90">
+  <w:style w:type="table" w:styleId="883">
     <w:name w:val="List Table 4 - Accent 1"/>
-    <w:basedOn w:val="665"/>
+    <w:basedOn w:val="991"/>
     <w:uiPriority w:val="99"/>
     <w:pPr>
       <w:pBdr/>
@@ -21768,9 +21889,9 @@
       </w:tcPr>
     </w:tblStylePr>
   </w:style>
-  <w:style w:type="table" w:styleId="91">
+  <w:style w:type="table" w:styleId="884">
     <w:name w:val="List Table 4 - Accent 2"/>
-    <w:basedOn w:val="665"/>
+    <w:basedOn w:val="991"/>
     <w:uiPriority w:val="99"/>
     <w:pPr>
       <w:pBdr/>
@@ -21993,9 +22114,9 @@
       </w:tcPr>
     </w:tblStylePr>
   </w:style>
-  <w:style w:type="table" w:styleId="92">
+  <w:style w:type="table" w:styleId="885">
     <w:name w:val="List Table 4 - Accent 3"/>
-    <w:basedOn w:val="665"/>
+    <w:basedOn w:val="991"/>
     <w:uiPriority w:val="99"/>
     <w:pPr>
       <w:pBdr/>
@@ -22218,9 +22339,9 @@
       </w:tcPr>
     </w:tblStylePr>
   </w:style>
-  <w:style w:type="table" w:styleId="93">
+  <w:style w:type="table" w:styleId="886">
     <w:name w:val="List Table 4 - Accent 4"/>
-    <w:basedOn w:val="665"/>
+    <w:basedOn w:val="991"/>
     <w:uiPriority w:val="99"/>
     <w:pPr>
       <w:pBdr/>
@@ -22443,9 +22564,9 @@
       </w:tcPr>
     </w:tblStylePr>
   </w:style>
-  <w:style w:type="table" w:styleId="94">
+  <w:style w:type="table" w:styleId="887">
     <w:name w:val="List Table 4 - Accent 5"/>
-    <w:basedOn w:val="665"/>
+    <w:basedOn w:val="991"/>
     <w:uiPriority w:val="99"/>
     <w:pPr>
       <w:pBdr/>
@@ -22668,9 +22789,9 @@
       </w:tcPr>
     </w:tblStylePr>
   </w:style>
-  <w:style w:type="table" w:styleId="95">
+  <w:style w:type="table" w:styleId="888">
     <w:name w:val="List Table 4 - Accent 6"/>
-    <w:basedOn w:val="665"/>
+    <w:basedOn w:val="991"/>
     <w:uiPriority w:val="99"/>
     <w:pPr>
       <w:pBdr/>
@@ -22893,9 +23014,9 @@
       </w:tcPr>
     </w:tblStylePr>
   </w:style>
-  <w:style w:type="table" w:styleId="96">
+  <w:style w:type="table" w:styleId="889">
     <w:name w:val="List Table 5 Dark"/>
-    <w:basedOn w:val="665"/>
+    <w:basedOn w:val="991"/>
     <w:uiPriority w:val="99"/>
     <w:pPr>
       <w:pBdr/>
@@ -23135,9 +23256,9 @@
       </w:tcPr>
     </w:tblStylePr>
   </w:style>
-  <w:style w:type="table" w:styleId="97">
+  <w:style w:type="table" w:styleId="890">
     <w:name w:val="List Table 5 Dark - Accent 1"/>
-    <w:basedOn w:val="665"/>
+    <w:basedOn w:val="991"/>
     <w:uiPriority w:val="99"/>
     <w:pPr>
       <w:pBdr/>
@@ -23377,9 +23498,9 @@
       </w:tcPr>
     </w:tblStylePr>
   </w:style>
-  <w:style w:type="table" w:styleId="98">
+  <w:style w:type="table" w:styleId="891">
     <w:name w:val="List Table 5 Dark - Accent 2"/>
-    <w:basedOn w:val="665"/>
+    <w:basedOn w:val="991"/>
     <w:uiPriority w:val="99"/>
     <w:pPr>
       <w:pBdr/>
@@ -23619,9 +23740,9 @@
       </w:tcPr>
     </w:tblStylePr>
   </w:style>
-  <w:style w:type="table" w:styleId="99">
+  <w:style w:type="table" w:styleId="892">
     <w:name w:val="List Table 5 Dark - Accent 3"/>
-    <w:basedOn w:val="665"/>
+    <w:basedOn w:val="991"/>
     <w:uiPriority w:val="99"/>
     <w:pPr>
       <w:pBdr/>
@@ -23861,9 +23982,9 @@
       </w:tcPr>
     </w:tblStylePr>
   </w:style>
-  <w:style w:type="table" w:styleId="100">
+  <w:style w:type="table" w:styleId="893">
     <w:name w:val="List Table 5 Dark - Accent 4"/>
-    <w:basedOn w:val="665"/>
+    <w:basedOn w:val="991"/>
     <w:uiPriority w:val="99"/>
     <w:pPr>
       <w:pBdr/>
@@ -24103,9 +24224,9 @@
       </w:tcPr>
     </w:tblStylePr>
   </w:style>
-  <w:style w:type="table" w:styleId="101">
+  <w:style w:type="table" w:styleId="894">
     <w:name w:val="List Table 5 Dark - Accent 5"/>
-    <w:basedOn w:val="665"/>
+    <w:basedOn w:val="991"/>
     <w:uiPriority w:val="99"/>
     <w:pPr>
       <w:pBdr/>
@@ -24345,9 +24466,9 @@
       </w:tcPr>
     </w:tblStylePr>
   </w:style>
-  <w:style w:type="table" w:styleId="102">
+  <w:style w:type="table" w:styleId="895">
     <w:name w:val="List Table 5 Dark - Accent 6"/>
-    <w:basedOn w:val="665"/>
+    <w:basedOn w:val="991"/>
     <w:uiPriority w:val="99"/>
     <w:pPr>
       <w:pBdr/>
@@ -24587,9 +24708,9 @@
       </w:tcPr>
     </w:tblStylePr>
   </w:style>
-  <w:style w:type="table" w:styleId="103">
+  <w:style w:type="table" w:styleId="896">
     <w:name w:val="List Table 6 Colorful"/>
-    <w:basedOn w:val="665"/>
+    <w:basedOn w:val="991"/>
     <w:uiPriority w:val="99"/>
     <w:pPr>
       <w:pBdr/>
@@ -24810,9 +24931,9 @@
       </w:tcPr>
     </w:tblStylePr>
   </w:style>
-  <w:style w:type="table" w:styleId="104">
+  <w:style w:type="table" w:styleId="897">
     <w:name w:val="List Table 6 Colorful - Accent 1"/>
-    <w:basedOn w:val="665"/>
+    <w:basedOn w:val="991"/>
     <w:uiPriority w:val="99"/>
     <w:pPr>
       <w:pBdr/>
@@ -25033,9 +25154,9 @@
       </w:tcPr>
     </w:tblStylePr>
   </w:style>
-  <w:style w:type="table" w:styleId="105">
+  <w:style w:type="table" w:styleId="898">
     <w:name w:val="List Table 6 Colorful - Accent 2"/>
-    <w:basedOn w:val="665"/>
+    <w:basedOn w:val="991"/>
     <w:uiPriority w:val="99"/>
     <w:pPr>
       <w:pBdr/>
@@ -25256,9 +25377,9 @@
       </w:tcPr>
     </w:tblStylePr>
   </w:style>
-  <w:style w:type="table" w:styleId="106">
+  <w:style w:type="table" w:styleId="899">
     <w:name w:val="List Table 6 Colorful - Accent 3"/>
-    <w:basedOn w:val="665"/>
+    <w:basedOn w:val="991"/>
     <w:uiPriority w:val="99"/>
     <w:pPr>
       <w:pBdr/>
@@ -25479,9 +25600,9 @@
       </w:tcPr>
     </w:tblStylePr>
   </w:style>
-  <w:style w:type="table" w:styleId="107">
+  <w:style w:type="table" w:styleId="900">
     <w:name w:val="List Table 6 Colorful - Accent 4"/>
-    <w:basedOn w:val="665"/>
+    <w:basedOn w:val="991"/>
     <w:uiPriority w:val="99"/>
     <w:pPr>
       <w:pBdr/>
@@ -25702,9 +25823,9 @@
       </w:tcPr>
     </w:tblStylePr>
   </w:style>
-  <w:style w:type="table" w:styleId="108">
+  <w:style w:type="table" w:styleId="901">
     <w:name w:val="List Table 6 Colorful - Accent 5"/>
-    <w:basedOn w:val="665"/>
+    <w:basedOn w:val="991"/>
     <w:uiPriority w:val="99"/>
     <w:pPr>
       <w:pBdr/>
@@ -25925,9 +26046,9 @@
       </w:tcPr>
     </w:tblStylePr>
   </w:style>
-  <w:style w:type="table" w:styleId="109">
+  <w:style w:type="table" w:styleId="902">
     <w:name w:val="List Table 6 Colorful - Accent 6"/>
-    <w:basedOn w:val="665"/>
+    <w:basedOn w:val="991"/>
     <w:uiPriority w:val="99"/>
     <w:pPr>
       <w:pBdr/>
@@ -26148,9 +26269,9 @@
       </w:tcPr>
     </w:tblStylePr>
   </w:style>
-  <w:style w:type="table" w:styleId="110">
+  <w:style w:type="table" w:styleId="903">
     <w:name w:val="List Table 7 Colorful"/>
-    <w:basedOn w:val="665"/>
+    <w:basedOn w:val="991"/>
     <w:uiPriority w:val="99"/>
     <w:pPr>
       <w:pBdr/>
@@ -26249,11 +26370,11 @@
         <w:tblBorders/>
       </w:tblPr>
       <w:tcPr>
-        <w:shd w:color="ffffff"/>
+        <w:shd w:val="clear" w:color="ffffff"/>
         <w:tcBorders>
-          <w:top w:val="none"/>
-          <w:left w:val="none"/>
-          <w:bottom w:val="none"/>
+          <w:top w:val="none" w:color="000000" w:sz="4" w:space="0"/>
+          <w:left w:val="none" w:color="000000" w:sz="4" w:space="0"/>
+          <w:bottom w:val="none" w:color="000000" w:sz="4" w:space="0"/>
           <w:right w:val="single" w:color="000000" w:themeColor="text1" w:themeTint="80" w:sz="4" w:space="0"/>
         </w:tcBorders>
       </w:tcPr>
@@ -26276,10 +26397,10 @@
       <w:tcPr>
         <w:shd w:val="clear" w:color="ffffff" w:themeColor="light1" w:fill="ffffff" w:themeFill="light1"/>
         <w:tcBorders>
-          <w:top w:val="none"/>
-          <w:left w:val="none"/>
+          <w:top w:val="none" w:color="000000" w:sz="4" w:space="0"/>
+          <w:left w:val="none" w:color="000000" w:sz="4" w:space="0"/>
           <w:bottom w:val="single" w:color="000000" w:themeColor="text1" w:themeTint="80" w:sz="4" w:space="0"/>
-          <w:right w:val="none"/>
+          <w:right w:val="none" w:color="000000" w:sz="4" w:space="0"/>
         </w:tcBorders>
       </w:tcPr>
     </w:tblStylePr>
@@ -26299,12 +26420,12 @@
         <w:tblBorders/>
       </w:tblPr>
       <w:tcPr>
-        <w:shd w:color="ffffff"/>
+        <w:shd w:val="clear" w:color="ffffff"/>
         <w:tcBorders>
-          <w:top w:val="none"/>
+          <w:top w:val="none" w:color="000000" w:sz="4" w:space="0"/>
           <w:left w:val="single" w:color="000000" w:themeColor="text1" w:themeTint="80" w:sz="4" w:space="0"/>
-          <w:bottom w:val="none"/>
-          <w:right w:val="none"/>
+          <w:bottom w:val="none" w:color="000000" w:sz="4" w:space="0"/>
+          <w:right w:val="none" w:color="000000" w:sz="4" w:space="0"/>
         </w:tcBorders>
       </w:tcPr>
     </w:tblStylePr>
@@ -26327,9 +26448,9 @@
         <w:shd w:val="clear" w:color="ffffff" w:themeColor="light1" w:fill="ffffff" w:themeFill="light1"/>
         <w:tcBorders>
           <w:top w:val="single" w:color="000000" w:themeColor="text1" w:themeTint="80" w:sz="4" w:space="0"/>
-          <w:left w:val="none"/>
-          <w:bottom w:val="none"/>
-          <w:right w:val="none"/>
+          <w:left w:val="none" w:color="000000" w:sz="4" w:space="0"/>
+          <w:bottom w:val="none" w:color="000000" w:sz="4" w:space="0"/>
+          <w:right w:val="none" w:color="000000" w:sz="4" w:space="0"/>
         </w:tcBorders>
       </w:tcPr>
     </w:tblStylePr>
@@ -26404,9 +26525,9 @@
       </w:tcPr>
     </w:tblStylePr>
   </w:style>
-  <w:style w:type="table" w:styleId="111">
+  <w:style w:type="table" w:styleId="904">
     <w:name w:val="List Table 7 Colorful - Accent 1"/>
-    <w:basedOn w:val="665"/>
+    <w:basedOn w:val="991"/>
     <w:uiPriority w:val="99"/>
     <w:pPr>
       <w:pBdr/>
@@ -26505,11 +26626,11 @@
         <w:tblBorders/>
       </w:tblPr>
       <w:tcPr>
-        <w:shd w:color="ffffff"/>
+        <w:shd w:val="clear" w:color="ffffff"/>
         <w:tcBorders>
-          <w:top w:val="none"/>
-          <w:left w:val="none"/>
-          <w:bottom w:val="none"/>
+          <w:top w:val="none" w:color="000000" w:sz="4" w:space="0"/>
+          <w:left w:val="none" w:color="000000" w:sz="4" w:space="0"/>
+          <w:bottom w:val="none" w:color="000000" w:sz="4" w:space="0"/>
           <w:right w:val="single" w:color="000000" w:themeColor="accent1" w:sz="4" w:space="0"/>
         </w:tcBorders>
       </w:tcPr>
@@ -26532,10 +26653,10 @@
       <w:tcPr>
         <w:shd w:val="clear" w:color="ffffff" w:themeColor="light1" w:fill="ffffff" w:themeFill="light1"/>
         <w:tcBorders>
-          <w:top w:val="none"/>
-          <w:left w:val="none"/>
+          <w:top w:val="none" w:color="000000" w:sz="4" w:space="0"/>
+          <w:left w:val="none" w:color="000000" w:sz="4" w:space="0"/>
           <w:bottom w:val="single" w:color="000000" w:themeColor="accent1" w:sz="4" w:space="0"/>
-          <w:right w:val="none"/>
+          <w:right w:val="none" w:color="000000" w:sz="4" w:space="0"/>
         </w:tcBorders>
       </w:tcPr>
     </w:tblStylePr>
@@ -26555,12 +26676,12 @@
         <w:tblBorders/>
       </w:tblPr>
       <w:tcPr>
-        <w:shd w:color="ffffff"/>
+        <w:shd w:val="clear" w:color="ffffff"/>
         <w:tcBorders>
-          <w:top w:val="none"/>
+          <w:top w:val="none" w:color="000000" w:sz="4" w:space="0"/>
           <w:left w:val="single" w:color="000000" w:themeColor="accent1" w:sz="4" w:space="0"/>
-          <w:bottom w:val="none"/>
-          <w:right w:val="none"/>
+          <w:bottom w:val="none" w:color="000000" w:sz="4" w:space="0"/>
+          <w:right w:val="none" w:color="000000" w:sz="4" w:space="0"/>
         </w:tcBorders>
       </w:tcPr>
     </w:tblStylePr>
@@ -26583,9 +26704,9 @@
         <w:shd w:val="clear" w:color="ffffff" w:themeColor="light1" w:fill="ffffff" w:themeFill="light1"/>
         <w:tcBorders>
           <w:top w:val="single" w:color="000000" w:themeColor="accent1" w:sz="4" w:space="0"/>
-          <w:left w:val="none"/>
-          <w:bottom w:val="none"/>
-          <w:right w:val="none"/>
+          <w:left w:val="none" w:color="000000" w:sz="4" w:space="0"/>
+          <w:bottom w:val="none" w:color="000000" w:sz="4" w:space="0"/>
+          <w:right w:val="none" w:color="000000" w:sz="4" w:space="0"/>
         </w:tcBorders>
       </w:tcPr>
     </w:tblStylePr>
@@ -26660,9 +26781,9 @@
       </w:tcPr>
     </w:tblStylePr>
   </w:style>
-  <w:style w:type="table" w:styleId="112">
+  <w:style w:type="table" w:styleId="905">
     <w:name w:val="List Table 7 Colorful - Accent 2"/>
-    <w:basedOn w:val="665"/>
+    <w:basedOn w:val="991"/>
     <w:uiPriority w:val="99"/>
     <w:pPr>
       <w:pBdr/>
@@ -26761,11 +26882,11 @@
         <w:tblBorders/>
       </w:tblPr>
       <w:tcPr>
-        <w:shd w:color="ffffff"/>
+        <w:shd w:val="clear" w:color="ffffff"/>
         <w:tcBorders>
-          <w:top w:val="none"/>
-          <w:left w:val="none"/>
-          <w:bottom w:val="none"/>
+          <w:top w:val="none" w:color="000000" w:sz="4" w:space="0"/>
+          <w:left w:val="none" w:color="000000" w:sz="4" w:space="0"/>
+          <w:bottom w:val="none" w:color="000000" w:sz="4" w:space="0"/>
           <w:right w:val="single" w:color="000000" w:themeColor="accent2" w:themeTint="97" w:sz="4" w:space="0"/>
         </w:tcBorders>
       </w:tcPr>
@@ -26788,10 +26909,10 @@
       <w:tcPr>
         <w:shd w:val="clear" w:color="ffffff" w:themeColor="light1" w:fill="ffffff" w:themeFill="light1"/>
         <w:tcBorders>
-          <w:top w:val="none"/>
-          <w:left w:val="none"/>
+          <w:top w:val="none" w:color="000000" w:sz="4" w:space="0"/>
+          <w:left w:val="none" w:color="000000" w:sz="4" w:space="0"/>
           <w:bottom w:val="single" w:color="000000" w:themeColor="accent2" w:themeTint="97" w:sz="4" w:space="0"/>
-          <w:right w:val="none"/>
+          <w:right w:val="none" w:color="000000" w:sz="4" w:space="0"/>
         </w:tcBorders>
       </w:tcPr>
     </w:tblStylePr>
@@ -26811,12 +26932,12 @@
         <w:tblBorders/>
       </w:tblPr>
       <w:tcPr>
-        <w:shd w:color="ffffff"/>
+        <w:shd w:val="clear" w:color="ffffff"/>
         <w:tcBorders>
-          <w:top w:val="none"/>
+          <w:top w:val="none" w:color="000000" w:sz="4" w:space="0"/>
           <w:left w:val="single" w:color="000000" w:themeColor="accent2" w:themeTint="97" w:sz="4" w:space="0"/>
-          <w:bottom w:val="none"/>
-          <w:right w:val="none"/>
+          <w:bottom w:val="none" w:color="000000" w:sz="4" w:space="0"/>
+          <w:right w:val="none" w:color="000000" w:sz="4" w:space="0"/>
         </w:tcBorders>
       </w:tcPr>
     </w:tblStylePr>
@@ -26839,9 +26960,9 @@
         <w:shd w:val="clear" w:color="ffffff" w:themeColor="light1" w:fill="ffffff" w:themeFill="light1"/>
         <w:tcBorders>
           <w:top w:val="single" w:color="000000" w:themeColor="accent2" w:themeTint="97" w:sz="4" w:space="0"/>
-          <w:left w:val="none"/>
-          <w:bottom w:val="none"/>
-          <w:right w:val="none"/>
+          <w:left w:val="none" w:color="000000" w:sz="4" w:space="0"/>
+          <w:bottom w:val="none" w:color="000000" w:sz="4" w:space="0"/>
+          <w:right w:val="none" w:color="000000" w:sz="4" w:space="0"/>
         </w:tcBorders>
       </w:tcPr>
     </w:tblStylePr>
@@ -26916,9 +27037,9 @@
       </w:tcPr>
     </w:tblStylePr>
   </w:style>
-  <w:style w:type="table" w:styleId="113">
+  <w:style w:type="table" w:styleId="906">
     <w:name w:val="List Table 7 Colorful - Accent 3"/>
-    <w:basedOn w:val="665"/>
+    <w:basedOn w:val="991"/>
     <w:uiPriority w:val="99"/>
     <w:pPr>
       <w:pBdr/>
@@ -27017,11 +27138,11 @@
         <w:tblBorders/>
       </w:tblPr>
       <w:tcPr>
-        <w:shd w:color="ffffff"/>
+        <w:shd w:val="clear" w:color="ffffff"/>
         <w:tcBorders>
-          <w:top w:val="none"/>
-          <w:left w:val="none"/>
-          <w:bottom w:val="none"/>
+          <w:top w:val="none" w:color="000000" w:sz="4" w:space="0"/>
+          <w:left w:val="none" w:color="000000" w:sz="4" w:space="0"/>
+          <w:bottom w:val="none" w:color="000000" w:sz="4" w:space="0"/>
           <w:right w:val="single" w:color="000000" w:themeColor="accent3" w:themeTint="98" w:sz="4" w:space="0"/>
         </w:tcBorders>
       </w:tcPr>
@@ -27044,10 +27165,10 @@
       <w:tcPr>
         <w:shd w:val="clear" w:color="ffffff" w:themeColor="light1" w:fill="ffffff" w:themeFill="light1"/>
         <w:tcBorders>
-          <w:top w:val="none"/>
-          <w:left w:val="none"/>
+          <w:top w:val="none" w:color="000000" w:sz="4" w:space="0"/>
+          <w:left w:val="none" w:color="000000" w:sz="4" w:space="0"/>
           <w:bottom w:val="single" w:color="000000" w:themeColor="accent3" w:themeTint="98" w:sz="4" w:space="0"/>
-          <w:right w:val="none"/>
+          <w:right w:val="none" w:color="000000" w:sz="4" w:space="0"/>
         </w:tcBorders>
       </w:tcPr>
     </w:tblStylePr>
@@ -27067,12 +27188,12 @@
         <w:tblBorders/>
       </w:tblPr>
       <w:tcPr>
-        <w:shd w:color="ffffff"/>
+        <w:shd w:val="clear" w:color="ffffff"/>
         <w:tcBorders>
-          <w:top w:val="none"/>
+          <w:top w:val="none" w:color="000000" w:sz="4" w:space="0"/>
           <w:left w:val="single" w:color="000000" w:themeColor="accent3" w:themeTint="98" w:sz="4" w:space="0"/>
-          <w:bottom w:val="none"/>
-          <w:right w:val="none"/>
+          <w:bottom w:val="none" w:color="000000" w:sz="4" w:space="0"/>
+          <w:right w:val="none" w:color="000000" w:sz="4" w:space="0"/>
         </w:tcBorders>
       </w:tcPr>
     </w:tblStylePr>
@@ -27095,9 +27216,9 @@
         <w:shd w:val="clear" w:color="ffffff" w:themeColor="light1" w:fill="ffffff" w:themeFill="light1"/>
         <w:tcBorders>
           <w:top w:val="single" w:color="000000" w:themeColor="accent3" w:themeTint="98" w:sz="4" w:space="0"/>
-          <w:left w:val="none"/>
-          <w:bottom w:val="none"/>
-          <w:right w:val="none"/>
+          <w:left w:val="none" w:color="000000" w:sz="4" w:space="0"/>
+          <w:bottom w:val="none" w:color="000000" w:sz="4" w:space="0"/>
+          <w:right w:val="none" w:color="000000" w:sz="4" w:space="0"/>
         </w:tcBorders>
       </w:tcPr>
     </w:tblStylePr>
@@ -27172,9 +27293,9 @@
       </w:tcPr>
     </w:tblStylePr>
   </w:style>
-  <w:style w:type="table" w:styleId="114">
+  <w:style w:type="table" w:styleId="907">
     <w:name w:val="List Table 7 Colorful - Accent 4"/>
-    <w:basedOn w:val="665"/>
+    <w:basedOn w:val="991"/>
     <w:uiPriority w:val="99"/>
     <w:pPr>
       <w:pBdr/>
@@ -27273,11 +27394,11 @@
         <w:tblBorders/>
       </w:tblPr>
       <w:tcPr>
-        <w:shd w:color="ffffff"/>
+        <w:shd w:val="clear" w:color="ffffff"/>
         <w:tcBorders>
-          <w:top w:val="none"/>
-          <w:left w:val="none"/>
-          <w:bottom w:val="none"/>
+          <w:top w:val="none" w:color="000000" w:sz="4" w:space="0"/>
+          <w:left w:val="none" w:color="000000" w:sz="4" w:space="0"/>
+          <w:bottom w:val="none" w:color="000000" w:sz="4" w:space="0"/>
           <w:right w:val="single" w:color="000000" w:themeColor="accent4" w:themeTint="9A" w:sz="4" w:space="0"/>
         </w:tcBorders>
       </w:tcPr>
@@ -27300,10 +27421,10 @@
       <w:tcPr>
         <w:shd w:val="clear" w:color="ffffff" w:themeColor="light1" w:fill="ffffff" w:themeFill="light1"/>
         <w:tcBorders>
-          <w:top w:val="none"/>
-          <w:left w:val="none"/>
+          <w:top w:val="none" w:color="000000" w:sz="4" w:space="0"/>
+          <w:left w:val="none" w:color="000000" w:sz="4" w:space="0"/>
           <w:bottom w:val="single" w:color="000000" w:themeColor="accent4" w:themeTint="9A" w:sz="4" w:space="0"/>
-          <w:right w:val="none"/>
+          <w:right w:val="none" w:color="000000" w:sz="4" w:space="0"/>
         </w:tcBorders>
       </w:tcPr>
     </w:tblStylePr>
@@ -27323,12 +27444,12 @@
         <w:tblBorders/>
       </w:tblPr>
       <w:tcPr>
-        <w:shd w:color="ffffff"/>
+        <w:shd w:val="clear" w:color="ffffff"/>
         <w:tcBorders>
-          <w:top w:val="none"/>
+          <w:top w:val="none" w:color="000000" w:sz="4" w:space="0"/>
           <w:left w:val="single" w:color="000000" w:themeColor="accent4" w:themeTint="9A" w:sz="4" w:space="0"/>
-          <w:bottom w:val="none"/>
-          <w:right w:val="none"/>
+          <w:bottom w:val="none" w:color="000000" w:sz="4" w:space="0"/>
+          <w:right w:val="none" w:color="000000" w:sz="4" w:space="0"/>
         </w:tcBorders>
       </w:tcPr>
     </w:tblStylePr>
@@ -27351,9 +27472,9 @@
         <w:shd w:val="clear" w:color="ffffff" w:themeColor="light1" w:fill="ffffff" w:themeFill="light1"/>
         <w:tcBorders>
           <w:top w:val="single" w:color="000000" w:themeColor="accent4" w:themeTint="9A" w:sz="4" w:space="0"/>
-          <w:left w:val="none"/>
-          <w:bottom w:val="none"/>
-          <w:right w:val="none"/>
+          <w:left w:val="none" w:color="000000" w:sz="4" w:space="0"/>
+          <w:bottom w:val="none" w:color="000000" w:sz="4" w:space="0"/>
+          <w:right w:val="none" w:color="000000" w:sz="4" w:space="0"/>
         </w:tcBorders>
       </w:tcPr>
     </w:tblStylePr>
@@ -27428,9 +27549,9 @@
       </w:tcPr>
     </w:tblStylePr>
   </w:style>
-  <w:style w:type="table" w:styleId="115">
+  <w:style w:type="table" w:styleId="908">
     <w:name w:val="List Table 7 Colorful - Accent 5"/>
-    <w:basedOn w:val="665"/>
+    <w:basedOn w:val="991"/>
     <w:uiPriority w:val="99"/>
     <w:pPr>
       <w:pBdr/>
@@ -27529,11 +27650,11 @@
         <w:tblBorders/>
       </w:tblPr>
       <w:tcPr>
-        <w:shd w:color="ffffff"/>
+        <w:shd w:val="clear" w:color="ffffff"/>
         <w:tcBorders>
-          <w:top w:val="none"/>
-          <w:left w:val="none"/>
-          <w:bottom w:val="none"/>
+          <w:top w:val="none" w:color="000000" w:sz="4" w:space="0"/>
+          <w:left w:val="none" w:color="000000" w:sz="4" w:space="0"/>
+          <w:bottom w:val="none" w:color="000000" w:sz="4" w:space="0"/>
           <w:right w:val="single" w:color="000000" w:themeColor="accent5" w:themeTint="9A" w:sz="4" w:space="0"/>
         </w:tcBorders>
       </w:tcPr>
@@ -27556,10 +27677,10 @@
       <w:tcPr>
         <w:shd w:val="clear" w:color="ffffff" w:themeColor="light1" w:fill="ffffff" w:themeFill="light1"/>
         <w:tcBorders>
-          <w:top w:val="none"/>
-          <w:left w:val="none"/>
+          <w:top w:val="none" w:color="000000" w:sz="4" w:space="0"/>
+          <w:left w:val="none" w:color="000000" w:sz="4" w:space="0"/>
           <w:bottom w:val="single" w:color="000000" w:themeColor="accent5" w:themeTint="9A" w:sz="4" w:space="0"/>
-          <w:right w:val="none"/>
+          <w:right w:val="none" w:color="000000" w:sz="4" w:space="0"/>
         </w:tcBorders>
       </w:tcPr>
     </w:tblStylePr>
@@ -27579,12 +27700,12 @@
         <w:tblBorders/>
       </w:tblPr>
       <w:tcPr>
-        <w:shd w:color="ffffff"/>
+        <w:shd w:val="clear" w:color="ffffff"/>
         <w:tcBorders>
-          <w:top w:val="none"/>
+          <w:top w:val="none" w:color="000000" w:sz="4" w:space="0"/>
           <w:left w:val="single" w:color="000000" w:themeColor="accent5" w:themeTint="9A" w:sz="4" w:space="0"/>
-          <w:bottom w:val="none"/>
-          <w:right w:val="none"/>
+          <w:bottom w:val="none" w:color="000000" w:sz="4" w:space="0"/>
+          <w:right w:val="none" w:color="000000" w:sz="4" w:space="0"/>
         </w:tcBorders>
       </w:tcPr>
     </w:tblStylePr>
@@ -27607,9 +27728,9 @@
         <w:shd w:val="clear" w:color="ffffff" w:themeColor="light1" w:fill="ffffff" w:themeFill="light1"/>
         <w:tcBorders>
           <w:top w:val="single" w:color="000000" w:themeColor="accent5" w:themeTint="9A" w:sz="4" w:space="0"/>
-          <w:left w:val="none"/>
-          <w:bottom w:val="none"/>
-          <w:right w:val="none"/>
+          <w:left w:val="none" w:color="000000" w:sz="4" w:space="0"/>
+          <w:bottom w:val="none" w:color="000000" w:sz="4" w:space="0"/>
+          <w:right w:val="none" w:color="000000" w:sz="4" w:space="0"/>
         </w:tcBorders>
       </w:tcPr>
     </w:tblStylePr>
@@ -27684,9 +27805,9 @@
       </w:tcPr>
     </w:tblStylePr>
   </w:style>
-  <w:style w:type="table" w:styleId="116">
+  <w:style w:type="table" w:styleId="909">
     <w:name w:val="List Table 7 Colorful - Accent 6"/>
-    <w:basedOn w:val="665"/>
+    <w:basedOn w:val="991"/>
     <w:uiPriority w:val="99"/>
     <w:pPr>
       <w:pBdr/>
@@ -27785,11 +27906,11 @@
         <w:tblBorders/>
       </w:tblPr>
       <w:tcPr>
-        <w:shd w:color="ffffff"/>
+        <w:shd w:val="clear" w:color="ffffff"/>
         <w:tcBorders>
-          <w:top w:val="none"/>
-          <w:left w:val="none"/>
-          <w:bottom w:val="none"/>
+          <w:top w:val="none" w:color="000000" w:sz="4" w:space="0"/>
+          <w:left w:val="none" w:color="000000" w:sz="4" w:space="0"/>
+          <w:bottom w:val="none" w:color="000000" w:sz="4" w:space="0"/>
           <w:right w:val="single" w:color="000000" w:themeColor="accent6" w:themeTint="98" w:sz="4" w:space="0"/>
         </w:tcBorders>
       </w:tcPr>
@@ -27812,10 +27933,10 @@
       <w:tcPr>
         <w:shd w:val="clear" w:color="ffffff" w:themeColor="light1" w:fill="ffffff" w:themeFill="light1"/>
         <w:tcBorders>
-          <w:top w:val="none"/>
-          <w:left w:val="none"/>
+          <w:top w:val="none" w:color="000000" w:sz="4" w:space="0"/>
+          <w:left w:val="none" w:color="000000" w:sz="4" w:space="0"/>
           <w:bottom w:val="single" w:color="000000" w:themeColor="accent6" w:themeTint="98" w:sz="4" w:space="0"/>
-          <w:right w:val="none"/>
+          <w:right w:val="none" w:color="000000" w:sz="4" w:space="0"/>
         </w:tcBorders>
       </w:tcPr>
     </w:tblStylePr>
@@ -27835,12 +27956,12 @@
         <w:tblBorders/>
       </w:tblPr>
       <w:tcPr>
-        <w:shd w:color="ffffff"/>
+        <w:shd w:val="clear" w:color="ffffff"/>
         <w:tcBorders>
-          <w:top w:val="none"/>
+          <w:top w:val="none" w:color="000000" w:sz="4" w:space="0"/>
           <w:left w:val="single" w:color="000000" w:themeColor="accent6" w:themeTint="98" w:sz="4" w:space="0"/>
-          <w:bottom w:val="none"/>
-          <w:right w:val="none"/>
+          <w:bottom w:val="none" w:color="000000" w:sz="4" w:space="0"/>
+          <w:right w:val="none" w:color="000000" w:sz="4" w:space="0"/>
         </w:tcBorders>
       </w:tcPr>
     </w:tblStylePr>
@@ -27863,9 +27984,9 @@
         <w:shd w:val="clear" w:color="ffffff" w:themeColor="light1" w:fill="ffffff" w:themeFill="light1"/>
         <w:tcBorders>
           <w:top w:val="single" w:color="000000" w:themeColor="accent6" w:themeTint="98" w:sz="4" w:space="0"/>
-          <w:left w:val="none"/>
-          <w:bottom w:val="none"/>
-          <w:right w:val="none"/>
+          <w:left w:val="none" w:color="000000" w:sz="4" w:space="0"/>
+          <w:bottom w:val="none" w:color="000000" w:sz="4" w:space="0"/>
+          <w:right w:val="none" w:color="000000" w:sz="4" w:space="0"/>
         </w:tcBorders>
       </w:tcPr>
     </w:tblStylePr>
@@ -27940,9 +28061,9 @@
       </w:tcPr>
     </w:tblStylePr>
   </w:style>
-  <w:style w:type="table" w:styleId="117">
+  <w:style w:type="table" w:styleId="910">
     <w:name w:val="Lined - Accent"/>
-    <w:basedOn w:val="665"/>
+    <w:basedOn w:val="991"/>
     <w:uiPriority w:val="99"/>
     <w:pPr>
       <w:pBdr/>
@@ -28177,9 +28298,9 @@
       </w:tcPr>
     </w:tblStylePr>
   </w:style>
-  <w:style w:type="table" w:styleId="118">
+  <w:style w:type="table" w:styleId="911">
     <w:name w:val="Lined - Accent 1"/>
-    <w:basedOn w:val="665"/>
+    <w:basedOn w:val="991"/>
     <w:uiPriority w:val="99"/>
     <w:pPr>
       <w:pBdr/>
@@ -28414,9 +28535,9 @@
       </w:tcPr>
     </w:tblStylePr>
   </w:style>
-  <w:style w:type="table" w:styleId="119">
+  <w:style w:type="table" w:styleId="912">
     <w:name w:val="Lined - Accent 2"/>
-    <w:basedOn w:val="665"/>
+    <w:basedOn w:val="991"/>
     <w:uiPriority w:val="99"/>
     <w:pPr>
       <w:pBdr/>
@@ -28651,9 +28772,9 @@
       </w:tcPr>
     </w:tblStylePr>
   </w:style>
-  <w:style w:type="table" w:styleId="120">
+  <w:style w:type="table" w:styleId="913">
     <w:name w:val="Lined - Accent 3"/>
-    <w:basedOn w:val="665"/>
+    <w:basedOn w:val="991"/>
     <w:uiPriority w:val="99"/>
     <w:pPr>
       <w:pBdr/>
@@ -28888,9 +29009,9 @@
       </w:tcPr>
     </w:tblStylePr>
   </w:style>
-  <w:style w:type="table" w:styleId="121">
+  <w:style w:type="table" w:styleId="914">
     <w:name w:val="Lined - Accent 4"/>
-    <w:basedOn w:val="665"/>
+    <w:basedOn w:val="991"/>
     <w:uiPriority w:val="99"/>
     <w:pPr>
       <w:pBdr/>
@@ -29125,9 +29246,9 @@
       </w:tcPr>
     </w:tblStylePr>
   </w:style>
-  <w:style w:type="table" w:styleId="122">
+  <w:style w:type="table" w:styleId="915">
     <w:name w:val="Lined - Accent 5"/>
-    <w:basedOn w:val="665"/>
+    <w:basedOn w:val="991"/>
     <w:uiPriority w:val="99"/>
     <w:pPr>
       <w:pBdr/>
@@ -29362,9 +29483,9 @@
       </w:tcPr>
     </w:tblStylePr>
   </w:style>
-  <w:style w:type="table" w:styleId="123">
+  <w:style w:type="table" w:styleId="916">
     <w:name w:val="Lined - Accent 6"/>
-    <w:basedOn w:val="665"/>
+    <w:basedOn w:val="991"/>
     <w:uiPriority w:val="99"/>
     <w:pPr>
       <w:pBdr/>
@@ -29599,9 +29720,9 @@
       </w:tcPr>
     </w:tblStylePr>
   </w:style>
-  <w:style w:type="table" w:styleId="124">
+  <w:style w:type="table" w:styleId="917">
     <w:name w:val="Bordered &amp; Lined - Accent"/>
-    <w:basedOn w:val="665"/>
+    <w:basedOn w:val="991"/>
     <w:uiPriority w:val="99"/>
     <w:pPr>
       <w:pBdr/>
@@ -29843,9 +29964,9 @@
       </w:tcPr>
     </w:tblStylePr>
   </w:style>
-  <w:style w:type="table" w:styleId="125">
+  <w:style w:type="table" w:styleId="918">
     <w:name w:val="Bordered &amp; Lined - Accent 1"/>
-    <w:basedOn w:val="665"/>
+    <w:basedOn w:val="991"/>
     <w:uiPriority w:val="99"/>
     <w:pPr>
       <w:pBdr/>
@@ -30087,9 +30208,9 @@
       </w:tcPr>
     </w:tblStylePr>
   </w:style>
-  <w:style w:type="table" w:styleId="126">
+  <w:style w:type="table" w:styleId="919">
     <w:name w:val="Bordered &amp; Lined - Accent 2"/>
-    <w:basedOn w:val="665"/>
+    <w:basedOn w:val="991"/>
     <w:uiPriority w:val="99"/>
     <w:pPr>
       <w:pBdr/>
@@ -30331,9 +30452,9 @@
       </w:tcPr>
     </w:tblStylePr>
   </w:style>
-  <w:style w:type="table" w:styleId="127">
+  <w:style w:type="table" w:styleId="920">
     <w:name w:val="Bordered &amp; Lined - Accent 3"/>
-    <w:basedOn w:val="665"/>
+    <w:basedOn w:val="991"/>
     <w:uiPriority w:val="99"/>
     <w:pPr>
       <w:pBdr/>
@@ -30575,9 +30696,9 @@
       </w:tcPr>
     </w:tblStylePr>
   </w:style>
-  <w:style w:type="table" w:styleId="128">
+  <w:style w:type="table" w:styleId="921">
     <w:name w:val="Bordered &amp; Lined - Accent 4"/>
-    <w:basedOn w:val="665"/>
+    <w:basedOn w:val="991"/>
     <w:uiPriority w:val="99"/>
     <w:pPr>
       <w:pBdr/>
@@ -30819,9 +30940,9 @@
       </w:tcPr>
     </w:tblStylePr>
   </w:style>
-  <w:style w:type="table" w:styleId="129">
+  <w:style w:type="table" w:styleId="922">
     <w:name w:val="Bordered &amp; Lined - Accent 5"/>
-    <w:basedOn w:val="665"/>
+    <w:basedOn w:val="991"/>
     <w:uiPriority w:val="99"/>
     <w:pPr>
       <w:pBdr/>
@@ -31063,9 +31184,9 @@
       </w:tcPr>
     </w:tblStylePr>
   </w:style>
-  <w:style w:type="table" w:styleId="130">
+  <w:style w:type="table" w:styleId="923">
     <w:name w:val="Bordered &amp; Lined - Accent 6"/>
-    <w:basedOn w:val="665"/>
+    <w:basedOn w:val="991"/>
     <w:uiPriority w:val="99"/>
     <w:pPr>
       <w:pBdr/>
@@ -31307,9 +31428,9 @@
       </w:tcPr>
     </w:tblStylePr>
   </w:style>
-  <w:style w:type="table" w:styleId="131">
+  <w:style w:type="table" w:styleId="924">
     <w:name w:val="Bordered"/>
-    <w:basedOn w:val="665"/>
+    <w:basedOn w:val="991"/>
     <w:uiPriority w:val="99"/>
     <w:pPr>
       <w:pBdr/>
@@ -31538,9 +31659,9 @@
       </w:tcPr>
     </w:tblStylePr>
   </w:style>
-  <w:style w:type="table" w:styleId="132">
+  <w:style w:type="table" w:styleId="925">
     <w:name w:val="Bordered - Accent 1"/>
-    <w:basedOn w:val="665"/>
+    <w:basedOn w:val="991"/>
     <w:uiPriority w:val="99"/>
     <w:pPr>
       <w:pBdr/>
@@ -31769,9 +31890,9 @@
       </w:tcPr>
     </w:tblStylePr>
   </w:style>
-  <w:style w:type="table" w:styleId="133">
+  <w:style w:type="table" w:styleId="926">
     <w:name w:val="Bordered - Accent 2"/>
-    <w:basedOn w:val="665"/>
+    <w:basedOn w:val="991"/>
     <w:uiPriority w:val="99"/>
     <w:pPr>
       <w:pBdr/>
@@ -32000,9 +32121,9 @@
       </w:tcPr>
     </w:tblStylePr>
   </w:style>
-  <w:style w:type="table" w:styleId="134">
+  <w:style w:type="table" w:styleId="927">
     <w:name w:val="Bordered - Accent 3"/>
-    <w:basedOn w:val="665"/>
+    <w:basedOn w:val="991"/>
     <w:uiPriority w:val="99"/>
     <w:pPr>
       <w:pBdr/>
@@ -32231,9 +32352,9 @@
       </w:tcPr>
     </w:tblStylePr>
   </w:style>
-  <w:style w:type="table" w:styleId="135">
+  <w:style w:type="table" w:styleId="928">
     <w:name w:val="Bordered - Accent 4"/>
-    <w:basedOn w:val="665"/>
+    <w:basedOn w:val="991"/>
     <w:uiPriority w:val="99"/>
     <w:pPr>
       <w:pBdr/>
@@ -32462,9 +32583,9 @@
       </w:tcPr>
     </w:tblStylePr>
   </w:style>
-  <w:style w:type="table" w:styleId="136">
+  <w:style w:type="table" w:styleId="929">
     <w:name w:val="Bordered - Accent 5"/>
-    <w:basedOn w:val="665"/>
+    <w:basedOn w:val="991"/>
     <w:uiPriority w:val="99"/>
     <w:pPr>
       <w:pBdr/>
@@ -32693,9 +32814,9 @@
       </w:tcPr>
     </w:tblStylePr>
   </w:style>
-  <w:style w:type="table" w:styleId="137">
+  <w:style w:type="table" w:styleId="930">
     <w:name w:val="Bordered - Accent 6"/>
-    <w:basedOn w:val="665"/>
+    <w:basedOn w:val="991"/>
     <w:uiPriority w:val="99"/>
     <w:pPr>
       <w:pBdr/>
@@ -32924,11 +33045,11 @@
       </w:tcPr>
     </w:tblStylePr>
   </w:style>
-  <w:style w:type="paragraph" w:styleId="139">
+  <w:style w:type="paragraph" w:styleId="931">
     <w:name w:val="Heading 1"/>
-    <w:basedOn w:val="664"/>
-    <w:next w:val="664"/>
-    <w:link w:val="150"/>
+    <w:basedOn w:val="990"/>
+    <w:next w:val="990"/>
+    <w:link w:val="941"/>
     <w:uiPriority w:val="9"/>
     <w:qFormat/>
     <w:pPr>
@@ -32951,11 +33072,11 @@
       <w:szCs w:val="28"/>
     </w:rPr>
   </w:style>
-  <w:style w:type="paragraph" w:styleId="140">
+  <w:style w:type="paragraph" w:styleId="932">
     <w:name w:val="Heading 2"/>
-    <w:basedOn w:val="664"/>
-    <w:next w:val="664"/>
-    <w:link w:val="151"/>
+    <w:basedOn w:val="990"/>
+    <w:next w:val="990"/>
+    <w:link w:val="942"/>
     <w:uiPriority w:val="9"/>
     <w:unhideWhenUsed/>
     <w:qFormat/>
@@ -32975,11 +33096,11 @@
       <w:szCs w:val="24"/>
     </w:rPr>
   </w:style>
-  <w:style w:type="paragraph" w:styleId="141">
+  <w:style w:type="paragraph" w:styleId="933">
     <w:name w:val="Heading 3"/>
-    <w:basedOn w:val="664"/>
-    <w:next w:val="664"/>
-    <w:link w:val="152"/>
+    <w:basedOn w:val="990"/>
+    <w:next w:val="990"/>
+    <w:link w:val="943"/>
     <w:uiPriority w:val="9"/>
     <w:unhideWhenUsed/>
     <w:qFormat/>
@@ -32998,11 +33119,11 @@
       <w:szCs w:val="28"/>
     </w:rPr>
   </w:style>
-  <w:style w:type="paragraph" w:styleId="142">
+  <w:style w:type="paragraph" w:styleId="934">
     <w:name w:val="Heading 4"/>
-    <w:basedOn w:val="664"/>
-    <w:next w:val="664"/>
-    <w:link w:val="153"/>
+    <w:basedOn w:val="990"/>
+    <w:next w:val="990"/>
+    <w:link w:val="944"/>
     <w:uiPriority w:val="9"/>
     <w:unhideWhenUsed/>
     <w:qFormat/>
@@ -33021,11 +33142,11 @@
       <w:color w:val="0f4761" w:themeColor="accent1" w:themeShade="BF"/>
     </w:rPr>
   </w:style>
-  <w:style w:type="paragraph" w:styleId="143">
+  <w:style w:type="paragraph" w:styleId="935">
     <w:name w:val="Heading 5"/>
-    <w:basedOn w:val="664"/>
-    <w:next w:val="664"/>
-    <w:link w:val="154"/>
+    <w:basedOn w:val="990"/>
+    <w:next w:val="990"/>
+    <w:link w:val="945"/>
     <w:uiPriority w:val="9"/>
     <w:unhideWhenUsed/>
     <w:qFormat/>
@@ -33042,11 +33163,11 @@
       <w:color w:val="0f4761" w:themeColor="accent1" w:themeShade="BF"/>
     </w:rPr>
   </w:style>
-  <w:style w:type="paragraph" w:styleId="144">
+  <w:style w:type="paragraph" w:styleId="936">
     <w:name w:val="Heading 6"/>
-    <w:basedOn w:val="664"/>
-    <w:next w:val="664"/>
-    <w:link w:val="155"/>
+    <w:basedOn w:val="990"/>
+    <w:next w:val="990"/>
+    <w:link w:val="946"/>
     <w:uiPriority w:val="9"/>
     <w:unhideWhenUsed/>
     <w:qFormat/>
@@ -33065,11 +33186,11 @@
       <w:color w:val="595959" w:themeColor="text1" w:themeTint="A6"/>
     </w:rPr>
   </w:style>
-  <w:style w:type="paragraph" w:styleId="145">
+  <w:style w:type="paragraph" w:styleId="937">
     <w:name w:val="Heading 7"/>
-    <w:basedOn w:val="664"/>
-    <w:next w:val="664"/>
-    <w:link w:val="156"/>
+    <w:basedOn w:val="990"/>
+    <w:next w:val="990"/>
+    <w:link w:val="947"/>
     <w:uiPriority w:val="9"/>
     <w:unhideWhenUsed/>
     <w:qFormat/>
@@ -33086,11 +33207,11 @@
       <w:color w:val="595959" w:themeColor="text1" w:themeTint="A6"/>
     </w:rPr>
   </w:style>
-  <w:style w:type="paragraph" w:styleId="146">
+  <w:style w:type="paragraph" w:styleId="938">
     <w:name w:val="Heading 8"/>
-    <w:basedOn w:val="664"/>
-    <w:next w:val="664"/>
-    <w:link w:val="157"/>
+    <w:basedOn w:val="990"/>
+    <w:next w:val="990"/>
+    <w:link w:val="948"/>
     <w:uiPriority w:val="9"/>
     <w:unhideWhenUsed/>
     <w:qFormat/>
@@ -33109,11 +33230,11 @@
       <w:color w:val="272727" w:themeColor="text1" w:themeTint="D8"/>
     </w:rPr>
   </w:style>
-  <w:style w:type="paragraph" w:styleId="147">
+  <w:style w:type="paragraph" w:styleId="939">
     <w:name w:val="Heading 9"/>
-    <w:basedOn w:val="664"/>
-    <w:next w:val="664"/>
-    <w:link w:val="158"/>
+    <w:basedOn w:val="990"/>
+    <w:next w:val="990"/>
+    <w:link w:val="949"/>
     <w:uiPriority w:val="9"/>
     <w:unhideWhenUsed/>
     <w:qFormat/>
@@ -33132,7 +33253,7 @@
       <w:color w:val="272727" w:themeColor="text1" w:themeTint="D8"/>
     </w:rPr>
   </w:style>
-  <w:style w:type="character" w:styleId="148" w:default="1">
+  <w:style w:type="character" w:styleId="940" w:default="1">
     <w:name w:val="Default Paragraph Font"/>
     <w:uiPriority w:val="1"/>
     <w:semiHidden/>
@@ -33143,9 +33264,9 @@
       <w:ind/>
     </w:pPr>
   </w:style>
-  <w:style w:type="character" w:styleId="150">
+  <w:style w:type="character" w:styleId="941">
     <w:name w:val="Heading 1 Char"/>
-    <w:link w:val="139"/>
+    <w:link w:val="931"/>
     <w:uiPriority w:val="9"/>
     <w:pPr>
       <w:pBdr/>
@@ -33153,9 +33274,9 @@
       <w:ind/>
     </w:pPr>
   </w:style>
-  <w:style w:type="character" w:styleId="151">
+  <w:style w:type="character" w:styleId="942">
     <w:name w:val="Heading 2 Char"/>
-    <w:link w:val="140"/>
+    <w:link w:val="932"/>
     <w:uiPriority w:val="9"/>
     <w:pPr>
       <w:pBdr/>
@@ -33166,10 +33287,10 @@
       <w:rFonts w:ascii="Times New Roman" w:hAnsi="Times New Roman" w:eastAsia="Times New Roman" w:cs="Times New Roman"/>
     </w:rPr>
   </w:style>
-  <w:style w:type="character" w:styleId="152">
+  <w:style w:type="character" w:styleId="943">
     <w:name w:val="Heading 3 Char"/>
-    <w:basedOn w:val="148"/>
-    <w:link w:val="141"/>
+    <w:basedOn w:val="940"/>
+    <w:link w:val="933"/>
     <w:uiPriority w:val="9"/>
     <w:pPr>
       <w:pBdr/>
@@ -33183,10 +33304,10 @@
       <w:szCs w:val="28"/>
     </w:rPr>
   </w:style>
-  <w:style w:type="character" w:styleId="153">
+  <w:style w:type="character" w:styleId="944">
     <w:name w:val="Heading 4 Char"/>
-    <w:basedOn w:val="148"/>
-    <w:link w:val="142"/>
+    <w:basedOn w:val="940"/>
+    <w:link w:val="934"/>
     <w:uiPriority w:val="9"/>
     <w:pPr>
       <w:pBdr/>
@@ -33200,10 +33321,10 @@
       <w:color w:val="0f4761" w:themeColor="accent1" w:themeShade="BF"/>
     </w:rPr>
   </w:style>
-  <w:style w:type="character" w:styleId="154">
+  <w:style w:type="character" w:styleId="945">
     <w:name w:val="Heading 5 Char"/>
-    <w:basedOn w:val="148"/>
-    <w:link w:val="143"/>
+    <w:basedOn w:val="940"/>
+    <w:link w:val="935"/>
     <w:uiPriority w:val="9"/>
     <w:pPr>
       <w:pBdr/>
@@ -33215,10 +33336,10 @@
       <w:color w:val="0f4761" w:themeColor="accent1" w:themeShade="BF"/>
     </w:rPr>
   </w:style>
-  <w:style w:type="character" w:styleId="155">
+  <w:style w:type="character" w:styleId="946">
     <w:name w:val="Heading 6 Char"/>
-    <w:basedOn w:val="148"/>
-    <w:link w:val="144"/>
+    <w:basedOn w:val="940"/>
+    <w:link w:val="936"/>
     <w:uiPriority w:val="9"/>
     <w:pPr>
       <w:pBdr/>
@@ -33232,10 +33353,10 @@
       <w:color w:val="595959" w:themeColor="text1" w:themeTint="A6"/>
     </w:rPr>
   </w:style>
-  <w:style w:type="character" w:styleId="156">
+  <w:style w:type="character" w:styleId="947">
     <w:name w:val="Heading 7 Char"/>
-    <w:basedOn w:val="148"/>
-    <w:link w:val="145"/>
+    <w:basedOn w:val="940"/>
+    <w:link w:val="937"/>
     <w:uiPriority w:val="9"/>
     <w:pPr>
       <w:pBdr/>
@@ -33247,10 +33368,10 @@
       <w:color w:val="595959" w:themeColor="text1" w:themeTint="A6"/>
     </w:rPr>
   </w:style>
-  <w:style w:type="character" w:styleId="157">
+  <w:style w:type="character" w:styleId="948">
     <w:name w:val="Heading 8 Char"/>
-    <w:basedOn w:val="148"/>
-    <w:link w:val="146"/>
+    <w:basedOn w:val="940"/>
+    <w:link w:val="938"/>
     <w:uiPriority w:val="9"/>
     <w:pPr>
       <w:pBdr/>
@@ -33264,10 +33385,10 @@
       <w:color w:val="272727" w:themeColor="text1" w:themeTint="D8"/>
     </w:rPr>
   </w:style>
-  <w:style w:type="character" w:styleId="158">
+  <w:style w:type="character" w:styleId="949">
     <w:name w:val="Heading 9 Char"/>
-    <w:basedOn w:val="148"/>
-    <w:link w:val="147"/>
+    <w:basedOn w:val="940"/>
+    <w:link w:val="939"/>
     <w:uiPriority w:val="9"/>
     <w:pPr>
       <w:pBdr/>
@@ -33281,11 +33402,11 @@
       <w:color w:val="272727" w:themeColor="text1" w:themeTint="D8"/>
     </w:rPr>
   </w:style>
-  <w:style w:type="paragraph" w:styleId="159">
+  <w:style w:type="paragraph" w:styleId="950">
     <w:name w:val="Title"/>
-    <w:basedOn w:val="664"/>
-    <w:next w:val="664"/>
-    <w:link w:val="160"/>
+    <w:basedOn w:val="990"/>
+    <w:next w:val="990"/>
+    <w:link w:val="951"/>
     <w:uiPriority w:val="10"/>
     <w:qFormat/>
     <w:pPr>
@@ -33301,10 +33422,10 @@
       <w:szCs w:val="56"/>
     </w:rPr>
   </w:style>
-  <w:style w:type="character" w:styleId="160">
+  <w:style w:type="character" w:styleId="951">
     <w:name w:val="Title Char"/>
-    <w:basedOn w:val="148"/>
-    <w:link w:val="159"/>
+    <w:basedOn w:val="940"/>
+    <w:link w:val="950"/>
     <w:uiPriority w:val="10"/>
     <w:pPr>
       <w:pBdr/>
@@ -33318,11 +33439,11 @@
       <w:szCs w:val="56"/>
     </w:rPr>
   </w:style>
-  <w:style w:type="paragraph" w:styleId="161">
+  <w:style w:type="paragraph" w:styleId="952">
     <w:name w:val="Subtitle"/>
-    <w:basedOn w:val="664"/>
-    <w:next w:val="664"/>
-    <w:link w:val="162"/>
+    <w:basedOn w:val="990"/>
+    <w:next w:val="990"/>
+    <w:link w:val="953"/>
     <w:uiPriority w:val="11"/>
     <w:qFormat/>
     <w:pPr>
@@ -33340,10 +33461,10 @@
       <w:szCs w:val="28"/>
     </w:rPr>
   </w:style>
-  <w:style w:type="character" w:styleId="162">
+  <w:style w:type="character" w:styleId="953">
     <w:name w:val="Subtitle Char"/>
-    <w:basedOn w:val="148"/>
-    <w:link w:val="161"/>
+    <w:basedOn w:val="940"/>
+    <w:link w:val="952"/>
     <w:uiPriority w:val="11"/>
     <w:pPr>
       <w:pBdr/>
@@ -33357,11 +33478,11 @@
       <w:szCs w:val="28"/>
     </w:rPr>
   </w:style>
-  <w:style w:type="paragraph" w:styleId="163">
+  <w:style w:type="paragraph" w:styleId="954">
     <w:name w:val="Quote"/>
-    <w:basedOn w:val="664"/>
-    <w:next w:val="664"/>
-    <w:link w:val="164"/>
+    <w:basedOn w:val="990"/>
+    <w:next w:val="990"/>
+    <w:link w:val="955"/>
     <w:uiPriority w:val="29"/>
     <w:qFormat/>
     <w:pPr>
@@ -33376,10 +33497,10 @@
       <w:color w:val="404040" w:themeColor="text1" w:themeTint="BF"/>
     </w:rPr>
   </w:style>
-  <w:style w:type="character" w:styleId="164">
+  <w:style w:type="character" w:styleId="955">
     <w:name w:val="Quote Char"/>
-    <w:basedOn w:val="148"/>
-    <w:link w:val="163"/>
+    <w:basedOn w:val="940"/>
+    <w:link w:val="954"/>
     <w:uiPriority w:val="29"/>
     <w:pPr>
       <w:pBdr/>
@@ -33392,9 +33513,9 @@
       <w:color w:val="404040" w:themeColor="text1" w:themeTint="BF"/>
     </w:rPr>
   </w:style>
-  <w:style w:type="character" w:styleId="166">
+  <w:style w:type="character" w:styleId="956">
     <w:name w:val="Intense Emphasis"/>
-    <w:basedOn w:val="148"/>
+    <w:basedOn w:val="940"/>
     <w:uiPriority w:val="21"/>
     <w:qFormat/>
     <w:pPr>
@@ -33408,11 +33529,11 @@
       <w:color w:val="0f4761" w:themeColor="accent1" w:themeShade="BF"/>
     </w:rPr>
   </w:style>
-  <w:style w:type="paragraph" w:styleId="167">
+  <w:style w:type="paragraph" w:styleId="957">
     <w:name w:val="Intense Quote"/>
-    <w:basedOn w:val="664"/>
-    <w:next w:val="664"/>
-    <w:link w:val="168"/>
+    <w:basedOn w:val="990"/>
+    <w:next w:val="990"/>
+    <w:link w:val="958"/>
     <w:uiPriority w:val="30"/>
     <w:qFormat/>
     <w:pPr>
@@ -33430,10 +33551,10 @@
       <w:color w:val="0f4761" w:themeColor="accent1" w:themeShade="BF"/>
     </w:rPr>
   </w:style>
-  <w:style w:type="character" w:styleId="168">
+  <w:style w:type="character" w:styleId="958">
     <w:name w:val="Intense Quote Char"/>
-    <w:basedOn w:val="148"/>
-    <w:link w:val="167"/>
+    <w:basedOn w:val="940"/>
+    <w:link w:val="957"/>
     <w:uiPriority w:val="30"/>
     <w:pPr>
       <w:pBdr/>
@@ -33446,9 +33567,9 @@
       <w:color w:val="0f4761" w:themeColor="accent1" w:themeShade="BF"/>
     </w:rPr>
   </w:style>
-  <w:style w:type="character" w:styleId="169">
+  <w:style w:type="character" w:styleId="959">
     <w:name w:val="Intense Reference"/>
-    <w:basedOn w:val="148"/>
+    <w:basedOn w:val="940"/>
     <w:uiPriority w:val="32"/>
     <w:qFormat/>
     <w:pPr>
@@ -33464,9 +33585,9 @@
       <w:spacing w:val="5"/>
     </w:rPr>
   </w:style>
-  <w:style w:type="character" w:styleId="171">
+  <w:style w:type="character" w:styleId="960">
     <w:name w:val="Subtle Emphasis"/>
-    <w:basedOn w:val="148"/>
+    <w:basedOn w:val="940"/>
     <w:uiPriority w:val="19"/>
     <w:qFormat/>
     <w:pPr>
@@ -33480,9 +33601,9 @@
       <w:color w:val="404040" w:themeColor="text1" w:themeTint="BF"/>
     </w:rPr>
   </w:style>
-  <w:style w:type="character" w:styleId="172">
+  <w:style w:type="character" w:styleId="961">
     <w:name w:val="Emphasis"/>
-    <w:basedOn w:val="148"/>
+    <w:basedOn w:val="940"/>
     <w:uiPriority w:val="20"/>
     <w:qFormat/>
     <w:pPr>
@@ -33495,9 +33616,9 @@
       <w:iCs/>
     </w:rPr>
   </w:style>
-  <w:style w:type="character" w:styleId="173">
+  <w:style w:type="character" w:styleId="962">
     <w:name w:val="Strong"/>
-    <w:basedOn w:val="148"/>
+    <w:basedOn w:val="940"/>
     <w:uiPriority w:val="22"/>
     <w:qFormat/>
     <w:pPr>
@@ -33510,9 +33631,9 @@
       <w:bCs/>
     </w:rPr>
   </w:style>
-  <w:style w:type="character" w:styleId="174">
+  <w:style w:type="character" w:styleId="963">
     <w:name w:val="Subtle Reference"/>
-    <w:basedOn w:val="148"/>
+    <w:basedOn w:val="940"/>
     <w:uiPriority w:val="31"/>
     <w:qFormat/>
     <w:pPr>
@@ -33525,9 +33646,9 @@
       <w:color w:val="5a5a5a" w:themeColor="text1" w:themeTint="A5"/>
     </w:rPr>
   </w:style>
-  <w:style w:type="character" w:styleId="175">
+  <w:style w:type="character" w:styleId="964">
     <w:name w:val="Book Title"/>
-    <w:basedOn w:val="148"/>
+    <w:basedOn w:val="940"/>
     <w:uiPriority w:val="33"/>
     <w:qFormat/>
     <w:pPr>
@@ -33543,10 +33664,10 @@
       <w:spacing w:val="5"/>
     </w:rPr>
   </w:style>
-  <w:style w:type="paragraph" w:styleId="176">
+  <w:style w:type="paragraph" w:styleId="965">
     <w:name w:val="Header"/>
-    <w:basedOn w:val="664"/>
-    <w:link w:val="177"/>
+    <w:basedOn w:val="990"/>
+    <w:link w:val="966"/>
     <w:uiPriority w:val="99"/>
     <w:unhideWhenUsed/>
     <w:pPr>
@@ -33559,10 +33680,10 @@
       <w:ind/>
     </w:pPr>
   </w:style>
-  <w:style w:type="character" w:styleId="177">
+  <w:style w:type="character" w:styleId="966">
     <w:name w:val="Header Char"/>
-    <w:basedOn w:val="148"/>
-    <w:link w:val="176"/>
+    <w:basedOn w:val="940"/>
+    <w:link w:val="965"/>
     <w:uiPriority w:val="99"/>
     <w:pPr>
       <w:pBdr/>
@@ -33570,10 +33691,10 @@
       <w:ind/>
     </w:pPr>
   </w:style>
-  <w:style w:type="paragraph" w:styleId="178">
+  <w:style w:type="paragraph" w:styleId="967">
     <w:name w:val="Footer"/>
-    <w:basedOn w:val="664"/>
-    <w:link w:val="179"/>
+    <w:basedOn w:val="990"/>
+    <w:link w:val="968"/>
     <w:uiPriority w:val="99"/>
     <w:unhideWhenUsed/>
     <w:pPr>
@@ -33586,10 +33707,10 @@
       <w:ind/>
     </w:pPr>
   </w:style>
-  <w:style w:type="character" w:styleId="179">
+  <w:style w:type="character" w:styleId="968">
     <w:name w:val="Footer Char"/>
-    <w:basedOn w:val="148"/>
-    <w:link w:val="178"/>
+    <w:basedOn w:val="940"/>
+    <w:link w:val="967"/>
     <w:uiPriority w:val="99"/>
     <w:pPr>
       <w:pBdr/>
@@ -33597,10 +33718,10 @@
       <w:ind/>
     </w:pPr>
   </w:style>
-  <w:style w:type="paragraph" w:styleId="180">
+  <w:style w:type="paragraph" w:styleId="969">
     <w:name w:val="Caption"/>
-    <w:basedOn w:val="664"/>
-    <w:next w:val="664"/>
+    <w:basedOn w:val="990"/>
+    <w:next w:val="990"/>
     <w:uiPriority w:val="35"/>
     <w:unhideWhenUsed/>
     <w:qFormat/>
@@ -33617,10 +33738,10 @@
       <w:szCs w:val="18"/>
     </w:rPr>
   </w:style>
-  <w:style w:type="paragraph" w:styleId="181">
+  <w:style w:type="paragraph" w:styleId="970">
     <w:name w:val="footnote text"/>
-    <w:basedOn w:val="664"/>
-    <w:link w:val="182"/>
+    <w:basedOn w:val="990"/>
+    <w:link w:val="971"/>
     <w:uiPriority w:val="99"/>
     <w:semiHidden/>
     <w:unhideWhenUsed/>
@@ -33634,10 +33755,10 @@
       <w:szCs w:val="20"/>
     </w:rPr>
   </w:style>
-  <w:style w:type="character" w:styleId="182">
+  <w:style w:type="character" w:styleId="971">
     <w:name w:val="Footnote Text Char"/>
-    <w:basedOn w:val="148"/>
-    <w:link w:val="181"/>
+    <w:basedOn w:val="940"/>
+    <w:link w:val="970"/>
     <w:uiPriority w:val="99"/>
     <w:semiHidden/>
     <w:pPr>
@@ -33650,9 +33771,9 @@
       <w:szCs w:val="20"/>
     </w:rPr>
   </w:style>
-  <w:style w:type="character" w:styleId="183">
+  <w:style w:type="character" w:styleId="972">
     <w:name w:val="footnote reference"/>
-    <w:basedOn w:val="148"/>
+    <w:basedOn w:val="940"/>
     <w:uiPriority w:val="99"/>
     <w:semiHidden/>
     <w:unhideWhenUsed/>
@@ -33665,10 +33786,10 @@
       <w:vertAlign w:val="superscript"/>
     </w:rPr>
   </w:style>
-  <w:style w:type="paragraph" w:styleId="184">
+  <w:style w:type="paragraph" w:styleId="973">
     <w:name w:val="endnote text"/>
-    <w:basedOn w:val="664"/>
-    <w:link w:val="185"/>
+    <w:basedOn w:val="990"/>
+    <w:link w:val="974"/>
     <w:uiPriority w:val="99"/>
     <w:semiHidden/>
     <w:unhideWhenUsed/>
@@ -33682,10 +33803,10 @@
       <w:szCs w:val="20"/>
     </w:rPr>
   </w:style>
-  <w:style w:type="character" w:styleId="185">
+  <w:style w:type="character" w:styleId="974">
     <w:name w:val="Endnote Text Char"/>
-    <w:basedOn w:val="148"/>
-    <w:link w:val="184"/>
+    <w:basedOn w:val="940"/>
+    <w:link w:val="973"/>
     <w:uiPriority w:val="99"/>
     <w:semiHidden/>
     <w:pPr>
@@ -33698,9 +33819,9 @@
       <w:szCs w:val="20"/>
     </w:rPr>
   </w:style>
-  <w:style w:type="character" w:styleId="186">
+  <w:style w:type="character" w:styleId="975">
     <w:name w:val="endnote reference"/>
-    <w:basedOn w:val="148"/>
+    <w:basedOn w:val="940"/>
     <w:uiPriority w:val="99"/>
     <w:semiHidden/>
     <w:unhideWhenUsed/>
@@ -33713,9 +33834,9 @@
       <w:vertAlign w:val="superscript"/>
     </w:rPr>
   </w:style>
-  <w:style w:type="character" w:styleId="187">
+  <w:style w:type="character" w:styleId="976">
     <w:name w:val="Hyperlink"/>
-    <w:basedOn w:val="148"/>
+    <w:basedOn w:val="940"/>
     <w:uiPriority w:val="99"/>
     <w:unhideWhenUsed/>
     <w:pPr>
@@ -33728,9 +33849,9 @@
       <w:u w:val="single"/>
     </w:rPr>
   </w:style>
-  <w:style w:type="character" w:styleId="188">
+  <w:style w:type="character" w:styleId="977">
     <w:name w:val="FollowedHyperlink"/>
-    <w:basedOn w:val="148"/>
+    <w:basedOn w:val="940"/>
     <w:uiPriority w:val="99"/>
     <w:semiHidden/>
     <w:unhideWhenUsed/>
@@ -33744,10 +33865,10 @@
       <w:u w:val="single"/>
     </w:rPr>
   </w:style>
-  <w:style w:type="paragraph" w:styleId="189">
+  <w:style w:type="paragraph" w:styleId="978">
     <w:name w:val="toc 1"/>
-    <w:basedOn w:val="664"/>
-    <w:next w:val="664"/>
+    <w:basedOn w:val="990"/>
+    <w:next w:val="990"/>
     <w:uiPriority w:val="39"/>
     <w:unhideWhenUsed/>
     <w:pPr>
@@ -33756,10 +33877,10 @@
       <w:ind/>
     </w:pPr>
   </w:style>
-  <w:style w:type="paragraph" w:styleId="190">
+  <w:style w:type="paragraph" w:styleId="979">
     <w:name w:val="toc 2"/>
-    <w:basedOn w:val="664"/>
-    <w:next w:val="664"/>
+    <w:basedOn w:val="990"/>
+    <w:next w:val="990"/>
     <w:uiPriority w:val="39"/>
     <w:unhideWhenUsed/>
     <w:pPr>
@@ -33768,10 +33889,10 @@
       <w:ind w:left="220"/>
     </w:pPr>
   </w:style>
-  <w:style w:type="paragraph" w:styleId="191">
+  <w:style w:type="paragraph" w:styleId="980">
     <w:name w:val="toc 3"/>
-    <w:basedOn w:val="664"/>
-    <w:next w:val="664"/>
+    <w:basedOn w:val="990"/>
+    <w:next w:val="990"/>
     <w:uiPriority w:val="39"/>
     <w:unhideWhenUsed/>
     <w:pPr>
@@ -33780,10 +33901,10 @@
       <w:ind w:left="440"/>
     </w:pPr>
   </w:style>
-  <w:style w:type="paragraph" w:styleId="192">
+  <w:style w:type="paragraph" w:styleId="981">
     <w:name w:val="toc 4"/>
-    <w:basedOn w:val="664"/>
-    <w:next w:val="664"/>
+    <w:basedOn w:val="990"/>
+    <w:next w:val="990"/>
     <w:uiPriority w:val="39"/>
     <w:unhideWhenUsed/>
     <w:pPr>
@@ -33792,10 +33913,10 @@
       <w:ind w:left="660"/>
     </w:pPr>
   </w:style>
-  <w:style w:type="paragraph" w:styleId="193">
+  <w:style w:type="paragraph" w:styleId="982">
     <w:name w:val="toc 5"/>
-    <w:basedOn w:val="664"/>
-    <w:next w:val="664"/>
+    <w:basedOn w:val="990"/>
+    <w:next w:val="990"/>
     <w:uiPriority w:val="39"/>
     <w:unhideWhenUsed/>
     <w:pPr>
@@ -33804,10 +33925,10 @@
       <w:ind w:left="880"/>
     </w:pPr>
   </w:style>
-  <w:style w:type="paragraph" w:styleId="194">
+  <w:style w:type="paragraph" w:styleId="983">
     <w:name w:val="toc 6"/>
-    <w:basedOn w:val="664"/>
-    <w:next w:val="664"/>
+    <w:basedOn w:val="990"/>
+    <w:next w:val="990"/>
     <w:uiPriority w:val="39"/>
     <w:unhideWhenUsed/>
     <w:pPr>
@@ -33816,10 +33937,10 @@
       <w:ind w:left="1100"/>
     </w:pPr>
   </w:style>
-  <w:style w:type="paragraph" w:styleId="195">
+  <w:style w:type="paragraph" w:styleId="984">
     <w:name w:val="toc 7"/>
-    <w:basedOn w:val="664"/>
-    <w:next w:val="664"/>
+    <w:basedOn w:val="990"/>
+    <w:next w:val="990"/>
     <w:uiPriority w:val="39"/>
     <w:unhideWhenUsed/>
     <w:pPr>
@@ -33828,10 +33949,10 @@
       <w:ind w:left="1320"/>
     </w:pPr>
   </w:style>
-  <w:style w:type="paragraph" w:styleId="196">
+  <w:style w:type="paragraph" w:styleId="985">
     <w:name w:val="toc 8"/>
-    <w:basedOn w:val="664"/>
-    <w:next w:val="664"/>
+    <w:basedOn w:val="990"/>
+    <w:next w:val="990"/>
     <w:uiPriority w:val="39"/>
     <w:unhideWhenUsed/>
     <w:pPr>
@@ -33840,10 +33961,10 @@
       <w:ind w:left="1540"/>
     </w:pPr>
   </w:style>
-  <w:style w:type="paragraph" w:styleId="197">
+  <w:style w:type="paragraph" w:styleId="986">
     <w:name w:val="toc 9"/>
-    <w:basedOn w:val="664"/>
-    <w:next w:val="664"/>
+    <w:basedOn w:val="990"/>
+    <w:next w:val="990"/>
     <w:uiPriority w:val="39"/>
     <w:unhideWhenUsed/>
     <w:pPr>
@@ -33852,9 +33973,9 @@
       <w:ind w:left="1760"/>
     </w:pPr>
   </w:style>
-  <w:style w:type="character" w:styleId="198">
+  <w:style w:type="character" w:styleId="987">
     <w:name w:val="Placeholder Text"/>
-    <w:basedOn w:val="148"/>
+    <w:basedOn w:val="940"/>
     <w:uiPriority w:val="99"/>
     <w:semiHidden/>
     <w:pPr>
@@ -33866,7 +33987,7 @@
       <w:color w:val="666666"/>
     </w:rPr>
   </w:style>
-  <w:style w:type="paragraph" w:styleId="208">
+  <w:style w:type="paragraph" w:styleId="988">
     <w:name w:val="TOC Heading"/>
     <w:uiPriority w:val="39"/>
     <w:unhideWhenUsed/>
@@ -33876,10 +33997,10 @@
       <w:ind/>
     </w:pPr>
   </w:style>
-  <w:style w:type="paragraph" w:styleId="209">
+  <w:style w:type="paragraph" w:styleId="989">
     <w:name w:val="table of figures"/>
-    <w:basedOn w:val="664"/>
-    <w:next w:val="664"/>
+    <w:basedOn w:val="990"/>
+    <w:next w:val="990"/>
     <w:uiPriority w:val="99"/>
     <w:unhideWhenUsed/>
     <w:pPr>
@@ -33888,7 +34009,7 @@
       <w:ind/>
     </w:pPr>
   </w:style>
-  <w:style w:type="paragraph" w:styleId="664" w:default="1">
+  <w:style w:type="paragraph" w:styleId="990" w:default="1">
     <w:name w:val="Normal"/>
     <w:qFormat/>
     <w:pPr>
@@ -33904,7 +34025,7 @@
       <w:szCs w:val="24"/>
     </w:rPr>
   </w:style>
-  <w:style w:type="table" w:styleId="665" w:default="1">
+  <w:style w:type="table" w:styleId="991" w:default="1">
     <w:name w:val="Normal Table"/>
     <w:uiPriority w:val="99"/>
     <w:semiHidden/>
@@ -34097,7 +34218,7 @@
       </w:tcPr>
     </w:tblStylePr>
   </w:style>
-  <w:style w:type="numbering" w:styleId="666" w:default="1">
+  <w:style w:type="numbering" w:styleId="992" w:default="1">
     <w:name w:val="No List"/>
     <w:uiPriority w:val="99"/>
     <w:semiHidden/>
@@ -34108,9 +34229,9 @@
       <w:ind/>
     </w:pPr>
   </w:style>
-  <w:style w:type="paragraph" w:styleId="667">
+  <w:style w:type="paragraph" w:styleId="993">
     <w:name w:val="No Spacing"/>
-    <w:basedOn w:val="664"/>
+    <w:basedOn w:val="990"/>
     <w:uiPriority w:val="1"/>
     <w:qFormat/>
     <w:pPr>
@@ -34119,9 +34240,9 @@
       <w:ind/>
     </w:pPr>
   </w:style>
-  <w:style w:type="paragraph" w:styleId="668">
+  <w:style w:type="paragraph" w:styleId="994">
     <w:name w:val="List Paragraph"/>
-    <w:basedOn w:val="664"/>
+    <w:basedOn w:val="990"/>
     <w:uiPriority w:val="34"/>
     <w:qFormat/>
     <w:pPr>
@@ -34131,7 +34252,7 @@
       <w:contextualSpacing w:val="true"/>
     </w:pPr>
   </w:style>
-  <w:style w:type="paragraph" w:styleId="1_2" w:customStyle="1">
+  <w:style w:type="paragraph" w:styleId="995" w:customStyle="1">
     <w:name w:val="Judul"/>
     <w:qFormat/>
     <w:pPr>
@@ -34147,7 +34268,7 @@
         <w:right w:val="none" w:color="000000" w:sz="4" w:space="0"/>
         <w:between w:val="none" w:color="000000" w:sz="4" w:space="0"/>
       </w:pBdr>
-      <w:shd w:val="nil" w:color="000000"/>
+      <w:shd w:val="nil"/>
       <w:bidi w:val="false"/>
       <w:spacing w:after="160" w:afterAutospacing="0" w:before="0" w:beforeAutospacing="0" w:line="259" w:lineRule="auto"/>
       <w:ind w:right="0" w:firstLine="0" w:left="0"/>
@@ -34178,9 +34299,8 @@
       <w14:ligatures w14:val="none"/>
     </w:rPr>
   </w:style>
-  <w:style w:type="paragraph" w:styleId="1_379" w:customStyle="1">
+  <w:style w:type="paragraph" w:styleId="996" w:customStyle="1">
     <w:name w:val="PARAGRAPH"/>
-    <w:basedOn w:val="1184"/>
     <w:qFormat/>
     <w:pPr>
       <w:keepNext w:val="false"/>
@@ -34195,7 +34315,7 @@
         <w:right w:val="none" w:color="000000" w:sz="4" w:space="0"/>
         <w:between w:val="none" w:color="000000" w:sz="4" w:space="0"/>
       </w:pBdr>
-      <w:shd w:val="nil" w:color="000000"/>
+      <w:shd w:val="nil"/>
       <w:bidi w:val="false"/>
       <w:spacing w:after="120" w:afterAutospacing="0" w:before="120" w:beforeAutospacing="0" w:line="360" w:lineRule="auto"/>
       <w:ind w:right="0" w:firstLine="720" w:left="0"/>
@@ -34256,7 +34376,7 @@
           </w:pPr>
           <w:r>
             <w:rPr>
-              <w:rStyle w:val="198"/>
+              <w:rStyle w:val="987"/>
             </w:rPr>
             <w:t xml:space="preserve">Your text here</w:t>
           </w:r>
@@ -34267,6 +34387,41 @@
     </w:docPart>
   </w:docParts>
 </w:glossaryDocument>
+</file>
+
+<file path=word/glossary/endnotes.xml><?xml version="1.0" encoding="utf-8"?>
+<w:endnotes xmlns:wpc="http://schemas.microsoft.com/office/word/2010/wordprocessingCanvas" xmlns:mc="http://schemas.openxmlformats.org/markup-compatibility/2006" xmlns:o="urn:schemas-microsoft-com:office:office" xmlns:r="http://schemas.openxmlformats.org/officeDocument/2006/relationships" xmlns:m="http://schemas.openxmlformats.org/officeDocument/2006/math" xmlns:v="urn:schemas-microsoft-com:vml" xmlns:wp14="http://schemas.microsoft.com/office/word/2010/wordprocessingDrawing" xmlns:wp="http://schemas.openxmlformats.org/drawingml/2006/wordprocessingDrawing" xmlns:w10="urn:schemas-microsoft-com:office:word" xmlns:w="http://schemas.openxmlformats.org/wordprocessingml/2006/main" xmlns:w14="http://schemas.microsoft.com/office/word/2010/wordml" xmlns:w15="http://schemas.microsoft.com/office/word/2012/wordml" xmlns:wpg="http://schemas.microsoft.com/office/word/2010/wordprocessingGroup" xmlns:wpi="http://schemas.microsoft.com/office/word/2010/wordprocessingInk" xmlns:wne="http://schemas.microsoft.com/office/word/2006/wordml" xmlns:a="http://schemas.openxmlformats.org/drawingml/2006/main" xmlns:wps="http://schemas.microsoft.com/office/word/2010/wordprocessingShape" mc:Ignorable="w14 w15 wp14">
+  <w:endnote w:type="separator" w:id="-1">
+    <w:p>
+      <w:pPr>
+        <w:pBdr/>
+        <w:spacing w:after="0" w:line="240" w:lineRule="auto"/>
+        <w:ind/>
+        <w:rPr/>
+      </w:pPr>
+      <w:r/>
+      <w:r>
+        <w:separator/>
+      </w:r>
+      <w:r/>
+    </w:p>
+  </w:endnote>
+  <w:endnote w:type="continuationSeparator" w:id="0">
+    <w:p>
+      <w:pPr>
+        <w:pBdr/>
+        <w:spacing w:after="0" w:line="240" w:lineRule="auto"/>
+        <w:ind/>
+        <w:rPr/>
+      </w:pPr>
+      <w:r/>
+      <w:r>
+        <w:continuationSeparator/>
+      </w:r>
+      <w:r/>
+    </w:p>
+  </w:endnote>
+</w:endnotes>
 </file>
 
 <file path=word/glossary/fontTable.xml><?xml version="1.0" encoding="utf-8"?>
@@ -34286,6 +34441,41 @@
 </w:fonts>
 </file>
 
+<file path=word/glossary/footnotes.xml><?xml version="1.0" encoding="utf-8"?>
+<w:footnotes xmlns:wpc="http://schemas.microsoft.com/office/word/2010/wordprocessingCanvas" xmlns:mc="http://schemas.openxmlformats.org/markup-compatibility/2006" xmlns:o="urn:schemas-microsoft-com:office:office" xmlns:r="http://schemas.openxmlformats.org/officeDocument/2006/relationships" xmlns:m="http://schemas.openxmlformats.org/officeDocument/2006/math" xmlns:v="urn:schemas-microsoft-com:vml" xmlns:wp14="http://schemas.microsoft.com/office/word/2010/wordprocessingDrawing" xmlns:wp="http://schemas.openxmlformats.org/drawingml/2006/wordprocessingDrawing" xmlns:w10="urn:schemas-microsoft-com:office:word" xmlns:w="http://schemas.openxmlformats.org/wordprocessingml/2006/main" xmlns:w14="http://schemas.microsoft.com/office/word/2010/wordml" xmlns:w15="http://schemas.microsoft.com/office/word/2012/wordml" xmlns:wpg="http://schemas.microsoft.com/office/word/2010/wordprocessingGroup" xmlns:wpi="http://schemas.microsoft.com/office/word/2010/wordprocessingInk" xmlns:wne="http://schemas.microsoft.com/office/word/2006/wordml" xmlns:a="http://schemas.openxmlformats.org/drawingml/2006/main" xmlns:wps="http://schemas.microsoft.com/office/word/2010/wordprocessingShape" mc:Ignorable="w14 w15 wp14">
+  <w:footnote w:type="separator" w:id="-1">
+    <w:p>
+      <w:pPr>
+        <w:pBdr/>
+        <w:spacing w:after="0" w:line="240" w:lineRule="auto"/>
+        <w:ind/>
+        <w:rPr/>
+      </w:pPr>
+      <w:r/>
+      <w:r>
+        <w:separator/>
+      </w:r>
+      <w:r/>
+    </w:p>
+  </w:footnote>
+  <w:footnote w:type="continuationSeparator" w:id="0">
+    <w:p>
+      <w:pPr>
+        <w:pBdr/>
+        <w:spacing w:after="0" w:line="240" w:lineRule="auto"/>
+        <w:ind/>
+        <w:rPr/>
+      </w:pPr>
+      <w:r/>
+      <w:r>
+        <w:continuationSeparator/>
+      </w:r>
+      <w:r/>
+    </w:p>
+  </w:footnote>
+</w:footnotes>
+</file>
+
 <file path=word/glossary/settings.xml><?xml version="1.0" encoding="utf-8"?>
 <w:settings xmlns:mc="http://schemas.openxmlformats.org/markup-compatibility/2006" xmlns:o="urn:schemas-microsoft-com:office:office" xmlns:r="http://schemas.openxmlformats.org/officeDocument/2006/relationships" xmlns:m="http://schemas.openxmlformats.org/officeDocument/2006/math" xmlns:v="urn:schemas-microsoft-com:vml" xmlns:w10="urn:schemas-microsoft-com:office:word" xmlns:w="http://schemas.openxmlformats.org/wordprocessingml/2006/main" xmlns:w14="http://schemas.microsoft.com/office/word/2010/wordml" xmlns:w15="http://schemas.microsoft.com/office/word/2012/wordml" xmlns:sl="http://schemas.openxmlformats.org/schemaLibrary/2006/main" mc:Ignorable="w14 w15">
   <w:zoom w:percent="100"/>
@@ -34298,12 +34488,16 @@
     <w:numFmt w:val="decimal"/>
     <w:numStart w:val="1"/>
     <w:numRestart w:val="continuous"/>
+    <w:footnote w:id="-1"/>
+    <w:footnote w:id="0"/>
   </w:footnotePr>
   <w:endnotePr>
     <w:pos w:val="docEnd"/>
     <w:numFmt w:val="lowerRoman"/>
     <w:numStart w:val="1"/>
     <w:numRestart w:val="continuous"/>
+    <w:endnote w:id="-1"/>
+    <w:endnote w:id="0"/>
   </w:endnotePr>
   <w:compat>
     <w:compatSetting w:name="compatibilityMode" w:uri="http://schemas.microsoft.com/office/word" w:val="12"/>
@@ -34468,7 +34662,7 @@
     <w:lsdException w:name="Bibliography" w:uiPriority="37"/>
     <w:lsdException w:name="TOC Heading" w:uiPriority="39" w:qFormat="1"/>
   </w:latentStyles>
-  <w:style w:type="table" w:styleId="269" w:default="1">
+  <w:style w:type="table" w:styleId="1463" w:default="1">
     <w:name w:val="Normal Table"/>
     <w:uiPriority w:val="99"/>
     <w:semiHidden/>
@@ -34661,9 +34855,9 @@
       </w:tcPr>
     </w:tblStylePr>
   </w:style>
-  <w:style w:type="table" w:styleId="270">
+  <w:style w:type="table" w:styleId="1464">
     <w:name w:val="Table Grid"/>
-    <w:basedOn w:val="269"/>
+    <w:basedOn w:val="1463"/>
     <w:uiPriority w:val="59"/>
     <w:pPr>
       <w:pBdr/>
@@ -34860,9 +35054,9 @@
       </w:tcPr>
     </w:tblStylePr>
   </w:style>
-  <w:style w:type="table" w:styleId="271">
+  <w:style w:type="table" w:styleId="1465">
     <w:name w:val="Table Grid Light"/>
-    <w:basedOn w:val="269"/>
+    <w:basedOn w:val="1463"/>
     <w:uiPriority w:val="59"/>
     <w:pPr>
       <w:pBdr/>
@@ -35059,9 +35253,9 @@
       </w:tcPr>
     </w:tblStylePr>
   </w:style>
-  <w:style w:type="table" w:styleId="272">
+  <w:style w:type="table" w:styleId="1466">
     <w:name w:val="Plain Table 1"/>
-    <w:basedOn w:val="269"/>
+    <w:basedOn w:val="1463"/>
     <w:uiPriority w:val="59"/>
     <w:pPr>
       <w:pBdr/>
@@ -35284,9 +35478,9 @@
       </w:tcPr>
     </w:tblStylePr>
   </w:style>
-  <w:style w:type="table" w:styleId="273">
+  <w:style w:type="table" w:styleId="1467">
     <w:name w:val="Plain Table 2"/>
-    <w:basedOn w:val="269"/>
+    <w:basedOn w:val="1463"/>
     <w:uiPriority w:val="59"/>
     <w:pPr>
       <w:pBdr/>
@@ -35517,9 +35711,9 @@
       </w:tcPr>
     </w:tblStylePr>
   </w:style>
-  <w:style w:type="table" w:styleId="274">
+  <w:style w:type="table" w:styleId="1468">
     <w:name w:val="Plain Table 3"/>
-    <w:basedOn w:val="269"/>
+    <w:basedOn w:val="1463"/>
     <w:uiPriority w:val="99"/>
     <w:pPr>
       <w:pBdr/>
@@ -35747,9 +35941,9 @@
       </w:tcPr>
     </w:tblStylePr>
   </w:style>
-  <w:style w:type="table" w:styleId="275">
+  <w:style w:type="table" w:styleId="1469">
     <w:name w:val="Plain Table 4"/>
-    <w:basedOn w:val="269"/>
+    <w:basedOn w:val="1463"/>
     <w:uiPriority w:val="99"/>
     <w:pPr>
       <w:pBdr/>
@@ -35963,9 +36157,9 @@
       </w:tcPr>
     </w:tblStylePr>
   </w:style>
-  <w:style w:type="table" w:styleId="276">
+  <w:style w:type="table" w:styleId="1470">
     <w:name w:val="Plain Table 5"/>
-    <w:basedOn w:val="269"/>
+    <w:basedOn w:val="1463"/>
     <w:uiPriority w:val="99"/>
     <w:pPr>
       <w:pBdr/>
@@ -36196,9 +36390,9 @@
       </w:tcPr>
     </w:tblStylePr>
   </w:style>
-  <w:style w:type="table" w:styleId="277">
+  <w:style w:type="table" w:styleId="1471">
     <w:name w:val="Grid Table 1 Light"/>
-    <w:basedOn w:val="269"/>
+    <w:basedOn w:val="1463"/>
     <w:uiPriority w:val="99"/>
     <w:pPr>
       <w:pBdr/>
@@ -36419,9 +36613,9 @@
       </w:tcPr>
     </w:tblStylePr>
   </w:style>
-  <w:style w:type="table" w:styleId="278">
+  <w:style w:type="table" w:styleId="1472">
     <w:name w:val="Grid Table 1 Light - Accent 1"/>
-    <w:basedOn w:val="269"/>
+    <w:basedOn w:val="1463"/>
     <w:uiPriority w:val="99"/>
     <w:pPr>
       <w:pBdr/>
@@ -36642,9 +36836,9 @@
       </w:tcPr>
     </w:tblStylePr>
   </w:style>
-  <w:style w:type="table" w:styleId="279">
+  <w:style w:type="table" w:styleId="1473">
     <w:name w:val="Grid Table 1 Light - Accent 2"/>
-    <w:basedOn w:val="269"/>
+    <w:basedOn w:val="1463"/>
     <w:uiPriority w:val="99"/>
     <w:pPr>
       <w:pBdr/>
@@ -36865,9 +37059,9 @@
       </w:tcPr>
     </w:tblStylePr>
   </w:style>
-  <w:style w:type="table" w:styleId="280">
+  <w:style w:type="table" w:styleId="1474">
     <w:name w:val="Grid Table 1 Light - Accent 3"/>
-    <w:basedOn w:val="269"/>
+    <w:basedOn w:val="1463"/>
     <w:uiPriority w:val="99"/>
     <w:pPr>
       <w:pBdr/>
@@ -37088,9 +37282,9 @@
       </w:tcPr>
     </w:tblStylePr>
   </w:style>
-  <w:style w:type="table" w:styleId="281">
+  <w:style w:type="table" w:styleId="1475">
     <w:name w:val="Grid Table 1 Light - Accent 4"/>
-    <w:basedOn w:val="269"/>
+    <w:basedOn w:val="1463"/>
     <w:uiPriority w:val="99"/>
     <w:pPr>
       <w:pBdr/>
@@ -37311,9 +37505,9 @@
       </w:tcPr>
     </w:tblStylePr>
   </w:style>
-  <w:style w:type="table" w:styleId="282">
+  <w:style w:type="table" w:styleId="1476">
     <w:name w:val="Grid Table 1 Light - Accent 5"/>
-    <w:basedOn w:val="269"/>
+    <w:basedOn w:val="1463"/>
     <w:uiPriority w:val="99"/>
     <w:pPr>
       <w:pBdr/>
@@ -37534,9 +37728,9 @@
       </w:tcPr>
     </w:tblStylePr>
   </w:style>
-  <w:style w:type="table" w:styleId="283">
+  <w:style w:type="table" w:styleId="1477">
     <w:name w:val="Grid Table 1 Light - Accent 6"/>
-    <w:basedOn w:val="269"/>
+    <w:basedOn w:val="1463"/>
     <w:uiPriority w:val="99"/>
     <w:pPr>
       <w:pBdr/>
@@ -37757,9 +37951,9 @@
       </w:tcPr>
     </w:tblStylePr>
   </w:style>
-  <w:style w:type="table" w:styleId="284">
+  <w:style w:type="table" w:styleId="1478">
     <w:name w:val="Grid Table 2"/>
-    <w:basedOn w:val="269"/>
+    <w:basedOn w:val="1463"/>
     <w:uiPriority w:val="99"/>
     <w:pPr>
       <w:pBdr/>
@@ -37989,9 +38183,9 @@
       </w:tcPr>
     </w:tblStylePr>
   </w:style>
-  <w:style w:type="table" w:styleId="285">
+  <w:style w:type="table" w:styleId="1479">
     <w:name w:val="Grid Table 2 - Accent 1"/>
-    <w:basedOn w:val="269"/>
+    <w:basedOn w:val="1463"/>
     <w:uiPriority w:val="99"/>
     <w:pPr>
       <w:pBdr/>
@@ -38221,9 +38415,9 @@
       </w:tcPr>
     </w:tblStylePr>
   </w:style>
-  <w:style w:type="table" w:styleId="286">
+  <w:style w:type="table" w:styleId="1480">
     <w:name w:val="Grid Table 2 - Accent 2"/>
-    <w:basedOn w:val="269"/>
+    <w:basedOn w:val="1463"/>
     <w:uiPriority w:val="99"/>
     <w:pPr>
       <w:pBdr/>
@@ -38453,9 +38647,9 @@
       </w:tcPr>
     </w:tblStylePr>
   </w:style>
-  <w:style w:type="table" w:styleId="287">
+  <w:style w:type="table" w:styleId="1481">
     <w:name w:val="Grid Table 2 - Accent 3"/>
-    <w:basedOn w:val="269"/>
+    <w:basedOn w:val="1463"/>
     <w:uiPriority w:val="99"/>
     <w:pPr>
       <w:pBdr/>
@@ -38685,9 +38879,9 @@
       </w:tcPr>
     </w:tblStylePr>
   </w:style>
-  <w:style w:type="table" w:styleId="288">
+  <w:style w:type="table" w:styleId="1482">
     <w:name w:val="Grid Table 2 - Accent 4"/>
-    <w:basedOn w:val="269"/>
+    <w:basedOn w:val="1463"/>
     <w:uiPriority w:val="99"/>
     <w:pPr>
       <w:pBdr/>
@@ -38917,9 +39111,9 @@
       </w:tcPr>
     </w:tblStylePr>
   </w:style>
-  <w:style w:type="table" w:styleId="289">
+  <w:style w:type="table" w:styleId="1483">
     <w:name w:val="Grid Table 2 - Accent 5"/>
-    <w:basedOn w:val="269"/>
+    <w:basedOn w:val="1463"/>
     <w:uiPriority w:val="99"/>
     <w:pPr>
       <w:pBdr/>
@@ -39149,9 +39343,9 @@
       </w:tcPr>
     </w:tblStylePr>
   </w:style>
-  <w:style w:type="table" w:styleId="290">
+  <w:style w:type="table" w:styleId="1484">
     <w:name w:val="Grid Table 2 - Accent 6"/>
-    <w:basedOn w:val="269"/>
+    <w:basedOn w:val="1463"/>
     <w:uiPriority w:val="99"/>
     <w:pPr>
       <w:pBdr/>
@@ -39381,9 +39575,9 @@
       </w:tcPr>
     </w:tblStylePr>
   </w:style>
-  <w:style w:type="table" w:styleId="291">
+  <w:style w:type="table" w:styleId="1485">
     <w:name w:val="Grid Table 3"/>
-    <w:basedOn w:val="269"/>
+    <w:basedOn w:val="1463"/>
     <w:uiPriority w:val="99"/>
     <w:pPr>
       <w:pBdr/>
@@ -39482,29 +39676,6 @@
         <w:tblBorders/>
       </w:tblPr>
       <w:tcPr>
-        <w:shd w:color="ffffff"/>
-        <w:tcBorders>
-          <w:top w:val="none" w:color="000000" w:sz="4" w:space="0"/>
-          <w:left w:val="none" w:color="000000" w:sz="4" w:space="0"/>
-          <w:bottom w:val="none" w:color="000000" w:sz="4" w:space="0"/>
-          <w:right w:val="none" w:color="000000" w:sz="4" w:space="0"/>
-        </w:tcBorders>
-      </w:tcPr>
-    </w:tblStylePr>
-    <w:tblStylePr w:type="firstRow">
-      <w:rPr>
-        <w:b/>
-        <w:color w:val="404040"/>
-      </w:rPr>
-      <w:pPr>
-        <w:pBdr/>
-        <w:spacing/>
-        <w:ind/>
-      </w:pPr>
-      <w:tblPr>
-        <w:tblBorders/>
-      </w:tblPr>
-      <w:tcPr>
         <w:shd w:val="clear" w:color="ffffff"/>
         <w:tcBorders>
           <w:top w:val="none" w:color="000000" w:sz="4" w:space="0"/>
@@ -39514,30 +39685,7 @@
         </w:tcBorders>
       </w:tcPr>
     </w:tblStylePr>
-    <w:tblStylePr w:type="lastCol">
-      <w:rPr>
-        <w:i/>
-        <w:color w:val="404040"/>
-      </w:rPr>
-      <w:pPr>
-        <w:pBdr/>
-        <w:spacing/>
-        <w:ind/>
-      </w:pPr>
-      <w:tblPr>
-        <w:tblBorders/>
-      </w:tblPr>
-      <w:tcPr>
-        <w:shd w:color="ffffff"/>
-        <w:tcBorders>
-          <w:top w:val="none" w:color="000000" w:sz="4" w:space="0"/>
-          <w:left w:val="none" w:color="000000" w:sz="4" w:space="0"/>
-          <w:bottom w:val="none" w:color="000000" w:sz="4" w:space="0"/>
-          <w:right w:val="none" w:color="000000" w:sz="4" w:space="0"/>
-        </w:tcBorders>
-      </w:tcPr>
-    </w:tblStylePr>
-    <w:tblStylePr w:type="lastRow">
+    <w:tblStylePr w:type="firstRow">
       <w:rPr>
         <w:b/>
         <w:color w:val="404040"/>
@@ -39560,6 +39708,52 @@
         </w:tcBorders>
       </w:tcPr>
     </w:tblStylePr>
+    <w:tblStylePr w:type="lastCol">
+      <w:rPr>
+        <w:i/>
+        <w:color w:val="404040"/>
+      </w:rPr>
+      <w:pPr>
+        <w:pBdr/>
+        <w:spacing/>
+        <w:ind/>
+      </w:pPr>
+      <w:tblPr>
+        <w:tblBorders/>
+      </w:tblPr>
+      <w:tcPr>
+        <w:shd w:val="clear" w:color="ffffff"/>
+        <w:tcBorders>
+          <w:top w:val="none" w:color="000000" w:sz="4" w:space="0"/>
+          <w:left w:val="none" w:color="000000" w:sz="4" w:space="0"/>
+          <w:bottom w:val="none" w:color="000000" w:sz="4" w:space="0"/>
+          <w:right w:val="none" w:color="000000" w:sz="4" w:space="0"/>
+        </w:tcBorders>
+      </w:tcPr>
+    </w:tblStylePr>
+    <w:tblStylePr w:type="lastRow">
+      <w:rPr>
+        <w:b/>
+        <w:color w:val="404040"/>
+      </w:rPr>
+      <w:pPr>
+        <w:pBdr/>
+        <w:spacing/>
+        <w:ind/>
+      </w:pPr>
+      <w:tblPr>
+        <w:tblBorders/>
+      </w:tblPr>
+      <w:tcPr>
+        <w:shd w:val="clear" w:color="ffffff"/>
+        <w:tcBorders>
+          <w:top w:val="none" w:color="000000" w:sz="4" w:space="0"/>
+          <w:left w:val="none" w:color="000000" w:sz="4" w:space="0"/>
+          <w:bottom w:val="none" w:color="000000" w:sz="4" w:space="0"/>
+          <w:right w:val="none" w:color="000000" w:sz="4" w:space="0"/>
+        </w:tcBorders>
+      </w:tcPr>
+    </w:tblStylePr>
     <w:tblStylePr w:type="nwCell">
       <w:pPr>
         <w:pBdr/>
@@ -39626,9 +39820,9 @@
       </w:tcPr>
     </w:tblStylePr>
   </w:style>
-  <w:style w:type="table" w:styleId="292">
+  <w:style w:type="table" w:styleId="1486">
     <w:name w:val="Grid Table 3 - Accent 1"/>
-    <w:basedOn w:val="269"/>
+    <w:basedOn w:val="1463"/>
     <w:uiPriority w:val="99"/>
     <w:pPr>
       <w:pBdr/>
@@ -39727,29 +39921,6 @@
         <w:tblBorders/>
       </w:tblPr>
       <w:tcPr>
-        <w:shd w:color="ffffff"/>
-        <w:tcBorders>
-          <w:top w:val="none" w:color="000000" w:sz="4" w:space="0"/>
-          <w:left w:val="none" w:color="000000" w:sz="4" w:space="0"/>
-          <w:bottom w:val="none" w:color="000000" w:sz="4" w:space="0"/>
-          <w:right w:val="none" w:color="000000" w:sz="4" w:space="0"/>
-        </w:tcBorders>
-      </w:tcPr>
-    </w:tblStylePr>
-    <w:tblStylePr w:type="firstRow">
-      <w:rPr>
-        <w:b/>
-        <w:color w:val="404040"/>
-      </w:rPr>
-      <w:pPr>
-        <w:pBdr/>
-        <w:spacing/>
-        <w:ind/>
-      </w:pPr>
-      <w:tblPr>
-        <w:tblBorders/>
-      </w:tblPr>
-      <w:tcPr>
         <w:shd w:val="clear" w:color="ffffff"/>
         <w:tcBorders>
           <w:top w:val="none" w:color="000000" w:sz="4" w:space="0"/>
@@ -39759,30 +39930,7 @@
         </w:tcBorders>
       </w:tcPr>
     </w:tblStylePr>
-    <w:tblStylePr w:type="lastCol">
-      <w:rPr>
-        <w:i/>
-        <w:color w:val="404040"/>
-      </w:rPr>
-      <w:pPr>
-        <w:pBdr/>
-        <w:spacing/>
-        <w:ind/>
-      </w:pPr>
-      <w:tblPr>
-        <w:tblBorders/>
-      </w:tblPr>
-      <w:tcPr>
-        <w:shd w:color="ffffff"/>
-        <w:tcBorders>
-          <w:top w:val="none" w:color="000000" w:sz="4" w:space="0"/>
-          <w:left w:val="none" w:color="000000" w:sz="4" w:space="0"/>
-          <w:bottom w:val="none" w:color="000000" w:sz="4" w:space="0"/>
-          <w:right w:val="none" w:color="000000" w:sz="4" w:space="0"/>
-        </w:tcBorders>
-      </w:tcPr>
-    </w:tblStylePr>
-    <w:tblStylePr w:type="lastRow">
+    <w:tblStylePr w:type="firstRow">
       <w:rPr>
         <w:b/>
         <w:color w:val="404040"/>
@@ -39805,6 +39953,52 @@
         </w:tcBorders>
       </w:tcPr>
     </w:tblStylePr>
+    <w:tblStylePr w:type="lastCol">
+      <w:rPr>
+        <w:i/>
+        <w:color w:val="404040"/>
+      </w:rPr>
+      <w:pPr>
+        <w:pBdr/>
+        <w:spacing/>
+        <w:ind/>
+      </w:pPr>
+      <w:tblPr>
+        <w:tblBorders/>
+      </w:tblPr>
+      <w:tcPr>
+        <w:shd w:val="clear" w:color="ffffff"/>
+        <w:tcBorders>
+          <w:top w:val="none" w:color="000000" w:sz="4" w:space="0"/>
+          <w:left w:val="none" w:color="000000" w:sz="4" w:space="0"/>
+          <w:bottom w:val="none" w:color="000000" w:sz="4" w:space="0"/>
+          <w:right w:val="none" w:color="000000" w:sz="4" w:space="0"/>
+        </w:tcBorders>
+      </w:tcPr>
+    </w:tblStylePr>
+    <w:tblStylePr w:type="lastRow">
+      <w:rPr>
+        <w:b/>
+        <w:color w:val="404040"/>
+      </w:rPr>
+      <w:pPr>
+        <w:pBdr/>
+        <w:spacing/>
+        <w:ind/>
+      </w:pPr>
+      <w:tblPr>
+        <w:tblBorders/>
+      </w:tblPr>
+      <w:tcPr>
+        <w:shd w:val="clear" w:color="ffffff"/>
+        <w:tcBorders>
+          <w:top w:val="none" w:color="000000" w:sz="4" w:space="0"/>
+          <w:left w:val="none" w:color="000000" w:sz="4" w:space="0"/>
+          <w:bottom w:val="none" w:color="000000" w:sz="4" w:space="0"/>
+          <w:right w:val="none" w:color="000000" w:sz="4" w:space="0"/>
+        </w:tcBorders>
+      </w:tcPr>
+    </w:tblStylePr>
     <w:tblStylePr w:type="nwCell">
       <w:pPr>
         <w:pBdr/>
@@ -39871,9 +40065,9 @@
       </w:tcPr>
     </w:tblStylePr>
   </w:style>
-  <w:style w:type="table" w:styleId="293">
+  <w:style w:type="table" w:styleId="1487">
     <w:name w:val="Grid Table 3 - Accent 2"/>
-    <w:basedOn w:val="269"/>
+    <w:basedOn w:val="1463"/>
     <w:uiPriority w:val="99"/>
     <w:pPr>
       <w:pBdr/>
@@ -39972,29 +40166,6 @@
         <w:tblBorders/>
       </w:tblPr>
       <w:tcPr>
-        <w:shd w:color="ffffff"/>
-        <w:tcBorders>
-          <w:top w:val="none" w:color="000000" w:sz="4" w:space="0"/>
-          <w:left w:val="none" w:color="000000" w:sz="4" w:space="0"/>
-          <w:bottom w:val="none" w:color="000000" w:sz="4" w:space="0"/>
-          <w:right w:val="none" w:color="000000" w:sz="4" w:space="0"/>
-        </w:tcBorders>
-      </w:tcPr>
-    </w:tblStylePr>
-    <w:tblStylePr w:type="firstRow">
-      <w:rPr>
-        <w:b/>
-        <w:color w:val="404040"/>
-      </w:rPr>
-      <w:pPr>
-        <w:pBdr/>
-        <w:spacing/>
-        <w:ind/>
-      </w:pPr>
-      <w:tblPr>
-        <w:tblBorders/>
-      </w:tblPr>
-      <w:tcPr>
         <w:shd w:val="clear" w:color="ffffff"/>
         <w:tcBorders>
           <w:top w:val="none" w:color="000000" w:sz="4" w:space="0"/>
@@ -40004,30 +40175,7 @@
         </w:tcBorders>
       </w:tcPr>
     </w:tblStylePr>
-    <w:tblStylePr w:type="lastCol">
-      <w:rPr>
-        <w:i/>
-        <w:color w:val="404040"/>
-      </w:rPr>
-      <w:pPr>
-        <w:pBdr/>
-        <w:spacing/>
-        <w:ind/>
-      </w:pPr>
-      <w:tblPr>
-        <w:tblBorders/>
-      </w:tblPr>
-      <w:tcPr>
-        <w:shd w:color="ffffff"/>
-        <w:tcBorders>
-          <w:top w:val="none" w:color="000000" w:sz="4" w:space="0"/>
-          <w:left w:val="none" w:color="000000" w:sz="4" w:space="0"/>
-          <w:bottom w:val="none" w:color="000000" w:sz="4" w:space="0"/>
-          <w:right w:val="none" w:color="000000" w:sz="4" w:space="0"/>
-        </w:tcBorders>
-      </w:tcPr>
-    </w:tblStylePr>
-    <w:tblStylePr w:type="lastRow">
+    <w:tblStylePr w:type="firstRow">
       <w:rPr>
         <w:b/>
         <w:color w:val="404040"/>
@@ -40050,6 +40198,52 @@
         </w:tcBorders>
       </w:tcPr>
     </w:tblStylePr>
+    <w:tblStylePr w:type="lastCol">
+      <w:rPr>
+        <w:i/>
+        <w:color w:val="404040"/>
+      </w:rPr>
+      <w:pPr>
+        <w:pBdr/>
+        <w:spacing/>
+        <w:ind/>
+      </w:pPr>
+      <w:tblPr>
+        <w:tblBorders/>
+      </w:tblPr>
+      <w:tcPr>
+        <w:shd w:val="clear" w:color="ffffff"/>
+        <w:tcBorders>
+          <w:top w:val="none" w:color="000000" w:sz="4" w:space="0"/>
+          <w:left w:val="none" w:color="000000" w:sz="4" w:space="0"/>
+          <w:bottom w:val="none" w:color="000000" w:sz="4" w:space="0"/>
+          <w:right w:val="none" w:color="000000" w:sz="4" w:space="0"/>
+        </w:tcBorders>
+      </w:tcPr>
+    </w:tblStylePr>
+    <w:tblStylePr w:type="lastRow">
+      <w:rPr>
+        <w:b/>
+        <w:color w:val="404040"/>
+      </w:rPr>
+      <w:pPr>
+        <w:pBdr/>
+        <w:spacing/>
+        <w:ind/>
+      </w:pPr>
+      <w:tblPr>
+        <w:tblBorders/>
+      </w:tblPr>
+      <w:tcPr>
+        <w:shd w:val="clear" w:color="ffffff"/>
+        <w:tcBorders>
+          <w:top w:val="none" w:color="000000" w:sz="4" w:space="0"/>
+          <w:left w:val="none" w:color="000000" w:sz="4" w:space="0"/>
+          <w:bottom w:val="none" w:color="000000" w:sz="4" w:space="0"/>
+          <w:right w:val="none" w:color="000000" w:sz="4" w:space="0"/>
+        </w:tcBorders>
+      </w:tcPr>
+    </w:tblStylePr>
     <w:tblStylePr w:type="nwCell">
       <w:pPr>
         <w:pBdr/>
@@ -40116,9 +40310,9 @@
       </w:tcPr>
     </w:tblStylePr>
   </w:style>
-  <w:style w:type="table" w:styleId="294">
+  <w:style w:type="table" w:styleId="1488">
     <w:name w:val="Grid Table 3 - Accent 3"/>
-    <w:basedOn w:val="269"/>
+    <w:basedOn w:val="1463"/>
     <w:uiPriority w:val="99"/>
     <w:pPr>
       <w:pBdr/>
@@ -40217,29 +40411,6 @@
         <w:tblBorders/>
       </w:tblPr>
       <w:tcPr>
-        <w:shd w:color="ffffff"/>
-        <w:tcBorders>
-          <w:top w:val="none" w:color="000000" w:sz="4" w:space="0"/>
-          <w:left w:val="none" w:color="000000" w:sz="4" w:space="0"/>
-          <w:bottom w:val="none" w:color="000000" w:sz="4" w:space="0"/>
-          <w:right w:val="none" w:color="000000" w:sz="4" w:space="0"/>
-        </w:tcBorders>
-      </w:tcPr>
-    </w:tblStylePr>
-    <w:tblStylePr w:type="firstRow">
-      <w:rPr>
-        <w:b/>
-        <w:color w:val="404040"/>
-      </w:rPr>
-      <w:pPr>
-        <w:pBdr/>
-        <w:spacing/>
-        <w:ind/>
-      </w:pPr>
-      <w:tblPr>
-        <w:tblBorders/>
-      </w:tblPr>
-      <w:tcPr>
         <w:shd w:val="clear" w:color="ffffff"/>
         <w:tcBorders>
           <w:top w:val="none" w:color="000000" w:sz="4" w:space="0"/>
@@ -40249,30 +40420,7 @@
         </w:tcBorders>
       </w:tcPr>
     </w:tblStylePr>
-    <w:tblStylePr w:type="lastCol">
-      <w:rPr>
-        <w:i/>
-        <w:color w:val="404040"/>
-      </w:rPr>
-      <w:pPr>
-        <w:pBdr/>
-        <w:spacing/>
-        <w:ind/>
-      </w:pPr>
-      <w:tblPr>
-        <w:tblBorders/>
-      </w:tblPr>
-      <w:tcPr>
-        <w:shd w:color="ffffff"/>
-        <w:tcBorders>
-          <w:top w:val="none" w:color="000000" w:sz="4" w:space="0"/>
-          <w:left w:val="none" w:color="000000" w:sz="4" w:space="0"/>
-          <w:bottom w:val="none" w:color="000000" w:sz="4" w:space="0"/>
-          <w:right w:val="none" w:color="000000" w:sz="4" w:space="0"/>
-        </w:tcBorders>
-      </w:tcPr>
-    </w:tblStylePr>
-    <w:tblStylePr w:type="lastRow">
+    <w:tblStylePr w:type="firstRow">
       <w:rPr>
         <w:b/>
         <w:color w:val="404040"/>
@@ -40295,6 +40443,52 @@
         </w:tcBorders>
       </w:tcPr>
     </w:tblStylePr>
+    <w:tblStylePr w:type="lastCol">
+      <w:rPr>
+        <w:i/>
+        <w:color w:val="404040"/>
+      </w:rPr>
+      <w:pPr>
+        <w:pBdr/>
+        <w:spacing/>
+        <w:ind/>
+      </w:pPr>
+      <w:tblPr>
+        <w:tblBorders/>
+      </w:tblPr>
+      <w:tcPr>
+        <w:shd w:val="clear" w:color="ffffff"/>
+        <w:tcBorders>
+          <w:top w:val="none" w:color="000000" w:sz="4" w:space="0"/>
+          <w:left w:val="none" w:color="000000" w:sz="4" w:space="0"/>
+          <w:bottom w:val="none" w:color="000000" w:sz="4" w:space="0"/>
+          <w:right w:val="none" w:color="000000" w:sz="4" w:space="0"/>
+        </w:tcBorders>
+      </w:tcPr>
+    </w:tblStylePr>
+    <w:tblStylePr w:type="lastRow">
+      <w:rPr>
+        <w:b/>
+        <w:color w:val="404040"/>
+      </w:rPr>
+      <w:pPr>
+        <w:pBdr/>
+        <w:spacing/>
+        <w:ind/>
+      </w:pPr>
+      <w:tblPr>
+        <w:tblBorders/>
+      </w:tblPr>
+      <w:tcPr>
+        <w:shd w:val="clear" w:color="ffffff"/>
+        <w:tcBorders>
+          <w:top w:val="none" w:color="000000" w:sz="4" w:space="0"/>
+          <w:left w:val="none" w:color="000000" w:sz="4" w:space="0"/>
+          <w:bottom w:val="none" w:color="000000" w:sz="4" w:space="0"/>
+          <w:right w:val="none" w:color="000000" w:sz="4" w:space="0"/>
+        </w:tcBorders>
+      </w:tcPr>
+    </w:tblStylePr>
     <w:tblStylePr w:type="nwCell">
       <w:pPr>
         <w:pBdr/>
@@ -40361,9 +40555,9 @@
       </w:tcPr>
     </w:tblStylePr>
   </w:style>
-  <w:style w:type="table" w:styleId="295">
+  <w:style w:type="table" w:styleId="1489">
     <w:name w:val="Grid Table 3 - Accent 4"/>
-    <w:basedOn w:val="269"/>
+    <w:basedOn w:val="1463"/>
     <w:uiPriority w:val="99"/>
     <w:pPr>
       <w:pBdr/>
@@ -40462,29 +40656,6 @@
         <w:tblBorders/>
       </w:tblPr>
       <w:tcPr>
-        <w:shd w:color="ffffff"/>
-        <w:tcBorders>
-          <w:top w:val="none" w:color="000000" w:sz="4" w:space="0"/>
-          <w:left w:val="none" w:color="000000" w:sz="4" w:space="0"/>
-          <w:bottom w:val="none" w:color="000000" w:sz="4" w:space="0"/>
-          <w:right w:val="none" w:color="000000" w:sz="4" w:space="0"/>
-        </w:tcBorders>
-      </w:tcPr>
-    </w:tblStylePr>
-    <w:tblStylePr w:type="firstRow">
-      <w:rPr>
-        <w:b/>
-        <w:color w:val="404040"/>
-      </w:rPr>
-      <w:pPr>
-        <w:pBdr/>
-        <w:spacing/>
-        <w:ind/>
-      </w:pPr>
-      <w:tblPr>
-        <w:tblBorders/>
-      </w:tblPr>
-      <w:tcPr>
         <w:shd w:val="clear" w:color="ffffff"/>
         <w:tcBorders>
           <w:top w:val="none" w:color="000000" w:sz="4" w:space="0"/>
@@ -40494,30 +40665,7 @@
         </w:tcBorders>
       </w:tcPr>
     </w:tblStylePr>
-    <w:tblStylePr w:type="lastCol">
-      <w:rPr>
-        <w:i/>
-        <w:color w:val="404040"/>
-      </w:rPr>
-      <w:pPr>
-        <w:pBdr/>
-        <w:spacing/>
-        <w:ind/>
-      </w:pPr>
-      <w:tblPr>
-        <w:tblBorders/>
-      </w:tblPr>
-      <w:tcPr>
-        <w:shd w:color="ffffff"/>
-        <w:tcBorders>
-          <w:top w:val="none" w:color="000000" w:sz="4" w:space="0"/>
-          <w:left w:val="none" w:color="000000" w:sz="4" w:space="0"/>
-          <w:bottom w:val="none" w:color="000000" w:sz="4" w:space="0"/>
-          <w:right w:val="none" w:color="000000" w:sz="4" w:space="0"/>
-        </w:tcBorders>
-      </w:tcPr>
-    </w:tblStylePr>
-    <w:tblStylePr w:type="lastRow">
+    <w:tblStylePr w:type="firstRow">
       <w:rPr>
         <w:b/>
         <w:color w:val="404040"/>
@@ -40540,6 +40688,52 @@
         </w:tcBorders>
       </w:tcPr>
     </w:tblStylePr>
+    <w:tblStylePr w:type="lastCol">
+      <w:rPr>
+        <w:i/>
+        <w:color w:val="404040"/>
+      </w:rPr>
+      <w:pPr>
+        <w:pBdr/>
+        <w:spacing/>
+        <w:ind/>
+      </w:pPr>
+      <w:tblPr>
+        <w:tblBorders/>
+      </w:tblPr>
+      <w:tcPr>
+        <w:shd w:val="clear" w:color="ffffff"/>
+        <w:tcBorders>
+          <w:top w:val="none" w:color="000000" w:sz="4" w:space="0"/>
+          <w:left w:val="none" w:color="000000" w:sz="4" w:space="0"/>
+          <w:bottom w:val="none" w:color="000000" w:sz="4" w:space="0"/>
+          <w:right w:val="none" w:color="000000" w:sz="4" w:space="0"/>
+        </w:tcBorders>
+      </w:tcPr>
+    </w:tblStylePr>
+    <w:tblStylePr w:type="lastRow">
+      <w:rPr>
+        <w:b/>
+        <w:color w:val="404040"/>
+      </w:rPr>
+      <w:pPr>
+        <w:pBdr/>
+        <w:spacing/>
+        <w:ind/>
+      </w:pPr>
+      <w:tblPr>
+        <w:tblBorders/>
+      </w:tblPr>
+      <w:tcPr>
+        <w:shd w:val="clear" w:color="ffffff"/>
+        <w:tcBorders>
+          <w:top w:val="none" w:color="000000" w:sz="4" w:space="0"/>
+          <w:left w:val="none" w:color="000000" w:sz="4" w:space="0"/>
+          <w:bottom w:val="none" w:color="000000" w:sz="4" w:space="0"/>
+          <w:right w:val="none" w:color="000000" w:sz="4" w:space="0"/>
+        </w:tcBorders>
+      </w:tcPr>
+    </w:tblStylePr>
     <w:tblStylePr w:type="nwCell">
       <w:pPr>
         <w:pBdr/>
@@ -40606,9 +40800,9 @@
       </w:tcPr>
     </w:tblStylePr>
   </w:style>
-  <w:style w:type="table" w:styleId="296">
+  <w:style w:type="table" w:styleId="1490">
     <w:name w:val="Grid Table 3 - Accent 5"/>
-    <w:basedOn w:val="269"/>
+    <w:basedOn w:val="1463"/>
     <w:uiPriority w:val="99"/>
     <w:pPr>
       <w:pBdr/>
@@ -40707,29 +40901,6 @@
         <w:tblBorders/>
       </w:tblPr>
       <w:tcPr>
-        <w:shd w:color="ffffff"/>
-        <w:tcBorders>
-          <w:top w:val="none" w:color="000000" w:sz="4" w:space="0"/>
-          <w:left w:val="none" w:color="000000" w:sz="4" w:space="0"/>
-          <w:bottom w:val="none" w:color="000000" w:sz="4" w:space="0"/>
-          <w:right w:val="none" w:color="000000" w:sz="4" w:space="0"/>
-        </w:tcBorders>
-      </w:tcPr>
-    </w:tblStylePr>
-    <w:tblStylePr w:type="firstRow">
-      <w:rPr>
-        <w:b/>
-        <w:color w:val="404040"/>
-      </w:rPr>
-      <w:pPr>
-        <w:pBdr/>
-        <w:spacing/>
-        <w:ind/>
-      </w:pPr>
-      <w:tblPr>
-        <w:tblBorders/>
-      </w:tblPr>
-      <w:tcPr>
         <w:shd w:val="clear" w:color="ffffff"/>
         <w:tcBorders>
           <w:top w:val="none" w:color="000000" w:sz="4" w:space="0"/>
@@ -40739,30 +40910,7 @@
         </w:tcBorders>
       </w:tcPr>
     </w:tblStylePr>
-    <w:tblStylePr w:type="lastCol">
-      <w:rPr>
-        <w:i/>
-        <w:color w:val="404040"/>
-      </w:rPr>
-      <w:pPr>
-        <w:pBdr/>
-        <w:spacing/>
-        <w:ind/>
-      </w:pPr>
-      <w:tblPr>
-        <w:tblBorders/>
-      </w:tblPr>
-      <w:tcPr>
-        <w:shd w:color="ffffff"/>
-        <w:tcBorders>
-          <w:top w:val="none" w:color="000000" w:sz="4" w:space="0"/>
-          <w:left w:val="none" w:color="000000" w:sz="4" w:space="0"/>
-          <w:bottom w:val="none" w:color="000000" w:sz="4" w:space="0"/>
-          <w:right w:val="none" w:color="000000" w:sz="4" w:space="0"/>
-        </w:tcBorders>
-      </w:tcPr>
-    </w:tblStylePr>
-    <w:tblStylePr w:type="lastRow">
+    <w:tblStylePr w:type="firstRow">
       <w:rPr>
         <w:b/>
         <w:color w:val="404040"/>
@@ -40785,6 +40933,52 @@
         </w:tcBorders>
       </w:tcPr>
     </w:tblStylePr>
+    <w:tblStylePr w:type="lastCol">
+      <w:rPr>
+        <w:i/>
+        <w:color w:val="404040"/>
+      </w:rPr>
+      <w:pPr>
+        <w:pBdr/>
+        <w:spacing/>
+        <w:ind/>
+      </w:pPr>
+      <w:tblPr>
+        <w:tblBorders/>
+      </w:tblPr>
+      <w:tcPr>
+        <w:shd w:val="clear" w:color="ffffff"/>
+        <w:tcBorders>
+          <w:top w:val="none" w:color="000000" w:sz="4" w:space="0"/>
+          <w:left w:val="none" w:color="000000" w:sz="4" w:space="0"/>
+          <w:bottom w:val="none" w:color="000000" w:sz="4" w:space="0"/>
+          <w:right w:val="none" w:color="000000" w:sz="4" w:space="0"/>
+        </w:tcBorders>
+      </w:tcPr>
+    </w:tblStylePr>
+    <w:tblStylePr w:type="lastRow">
+      <w:rPr>
+        <w:b/>
+        <w:color w:val="404040"/>
+      </w:rPr>
+      <w:pPr>
+        <w:pBdr/>
+        <w:spacing/>
+        <w:ind/>
+      </w:pPr>
+      <w:tblPr>
+        <w:tblBorders/>
+      </w:tblPr>
+      <w:tcPr>
+        <w:shd w:val="clear" w:color="ffffff"/>
+        <w:tcBorders>
+          <w:top w:val="none" w:color="000000" w:sz="4" w:space="0"/>
+          <w:left w:val="none" w:color="000000" w:sz="4" w:space="0"/>
+          <w:bottom w:val="none" w:color="000000" w:sz="4" w:space="0"/>
+          <w:right w:val="none" w:color="000000" w:sz="4" w:space="0"/>
+        </w:tcBorders>
+      </w:tcPr>
+    </w:tblStylePr>
     <w:tblStylePr w:type="nwCell">
       <w:pPr>
         <w:pBdr/>
@@ -40851,9 +41045,9 @@
       </w:tcPr>
     </w:tblStylePr>
   </w:style>
-  <w:style w:type="table" w:styleId="297">
+  <w:style w:type="table" w:styleId="1491">
     <w:name w:val="Grid Table 3 - Accent 6"/>
-    <w:basedOn w:val="269"/>
+    <w:basedOn w:val="1463"/>
     <w:uiPriority w:val="99"/>
     <w:pPr>
       <w:pBdr/>
@@ -40952,29 +41146,6 @@
         <w:tblBorders/>
       </w:tblPr>
       <w:tcPr>
-        <w:shd w:color="ffffff"/>
-        <w:tcBorders>
-          <w:top w:val="none" w:color="000000" w:sz="4" w:space="0"/>
-          <w:left w:val="none" w:color="000000" w:sz="4" w:space="0"/>
-          <w:bottom w:val="none" w:color="000000" w:sz="4" w:space="0"/>
-          <w:right w:val="none" w:color="000000" w:sz="4" w:space="0"/>
-        </w:tcBorders>
-      </w:tcPr>
-    </w:tblStylePr>
-    <w:tblStylePr w:type="firstRow">
-      <w:rPr>
-        <w:b/>
-        <w:color w:val="404040"/>
-      </w:rPr>
-      <w:pPr>
-        <w:pBdr/>
-        <w:spacing/>
-        <w:ind/>
-      </w:pPr>
-      <w:tblPr>
-        <w:tblBorders/>
-      </w:tblPr>
-      <w:tcPr>
         <w:shd w:val="clear" w:color="ffffff"/>
         <w:tcBorders>
           <w:top w:val="none" w:color="000000" w:sz="4" w:space="0"/>
@@ -40984,30 +41155,7 @@
         </w:tcBorders>
       </w:tcPr>
     </w:tblStylePr>
-    <w:tblStylePr w:type="lastCol">
-      <w:rPr>
-        <w:i/>
-        <w:color w:val="404040"/>
-      </w:rPr>
-      <w:pPr>
-        <w:pBdr/>
-        <w:spacing/>
-        <w:ind/>
-      </w:pPr>
-      <w:tblPr>
-        <w:tblBorders/>
-      </w:tblPr>
-      <w:tcPr>
-        <w:shd w:color="ffffff"/>
-        <w:tcBorders>
-          <w:top w:val="none" w:color="000000" w:sz="4" w:space="0"/>
-          <w:left w:val="none" w:color="000000" w:sz="4" w:space="0"/>
-          <w:bottom w:val="none" w:color="000000" w:sz="4" w:space="0"/>
-          <w:right w:val="none" w:color="000000" w:sz="4" w:space="0"/>
-        </w:tcBorders>
-      </w:tcPr>
-    </w:tblStylePr>
-    <w:tblStylePr w:type="lastRow">
+    <w:tblStylePr w:type="firstRow">
       <w:rPr>
         <w:b/>
         <w:color w:val="404040"/>
@@ -41030,6 +41178,52 @@
         </w:tcBorders>
       </w:tcPr>
     </w:tblStylePr>
+    <w:tblStylePr w:type="lastCol">
+      <w:rPr>
+        <w:i/>
+        <w:color w:val="404040"/>
+      </w:rPr>
+      <w:pPr>
+        <w:pBdr/>
+        <w:spacing/>
+        <w:ind/>
+      </w:pPr>
+      <w:tblPr>
+        <w:tblBorders/>
+      </w:tblPr>
+      <w:tcPr>
+        <w:shd w:val="clear" w:color="ffffff"/>
+        <w:tcBorders>
+          <w:top w:val="none" w:color="000000" w:sz="4" w:space="0"/>
+          <w:left w:val="none" w:color="000000" w:sz="4" w:space="0"/>
+          <w:bottom w:val="none" w:color="000000" w:sz="4" w:space="0"/>
+          <w:right w:val="none" w:color="000000" w:sz="4" w:space="0"/>
+        </w:tcBorders>
+      </w:tcPr>
+    </w:tblStylePr>
+    <w:tblStylePr w:type="lastRow">
+      <w:rPr>
+        <w:b/>
+        <w:color w:val="404040"/>
+      </w:rPr>
+      <w:pPr>
+        <w:pBdr/>
+        <w:spacing/>
+        <w:ind/>
+      </w:pPr>
+      <w:tblPr>
+        <w:tblBorders/>
+      </w:tblPr>
+      <w:tcPr>
+        <w:shd w:val="clear" w:color="ffffff"/>
+        <w:tcBorders>
+          <w:top w:val="none" w:color="000000" w:sz="4" w:space="0"/>
+          <w:left w:val="none" w:color="000000" w:sz="4" w:space="0"/>
+          <w:bottom w:val="none" w:color="000000" w:sz="4" w:space="0"/>
+          <w:right w:val="none" w:color="000000" w:sz="4" w:space="0"/>
+        </w:tcBorders>
+      </w:tcPr>
+    </w:tblStylePr>
     <w:tblStylePr w:type="nwCell">
       <w:pPr>
         <w:pBdr/>
@@ -41096,9 +41290,9 @@
       </w:tcPr>
     </w:tblStylePr>
   </w:style>
-  <w:style w:type="table" w:styleId="298">
+  <w:style w:type="table" w:styleId="1492">
     <w:name w:val="Grid Table 4"/>
-    <w:basedOn w:val="269"/>
+    <w:basedOn w:val="1463"/>
     <w:uiPriority w:val="59"/>
     <w:pPr>
       <w:pBdr/>
@@ -41329,9 +41523,9 @@
       </w:tcPr>
     </w:tblStylePr>
   </w:style>
-  <w:style w:type="table" w:styleId="299">
+  <w:style w:type="table" w:styleId="1493">
     <w:name w:val="Grid Table 4 - Accent 1"/>
-    <w:basedOn w:val="269"/>
+    <w:basedOn w:val="1463"/>
     <w:uiPriority w:val="59"/>
     <w:pPr>
       <w:pBdr/>
@@ -41562,9 +41756,9 @@
       </w:tcPr>
     </w:tblStylePr>
   </w:style>
-  <w:style w:type="table" w:styleId="300">
+  <w:style w:type="table" w:styleId="1494">
     <w:name w:val="Grid Table 4 - Accent 2"/>
-    <w:basedOn w:val="269"/>
+    <w:basedOn w:val="1463"/>
     <w:uiPriority w:val="59"/>
     <w:pPr>
       <w:pBdr/>
@@ -41795,9 +41989,9 @@
       </w:tcPr>
     </w:tblStylePr>
   </w:style>
-  <w:style w:type="table" w:styleId="301">
+  <w:style w:type="table" w:styleId="1495">
     <w:name w:val="Grid Table 4 - Accent 3"/>
-    <w:basedOn w:val="269"/>
+    <w:basedOn w:val="1463"/>
     <w:uiPriority w:val="59"/>
     <w:pPr>
       <w:pBdr/>
@@ -42028,9 +42222,9 @@
       </w:tcPr>
     </w:tblStylePr>
   </w:style>
-  <w:style w:type="table" w:styleId="302">
+  <w:style w:type="table" w:styleId="1496">
     <w:name w:val="Grid Table 4 - Accent 4"/>
-    <w:basedOn w:val="269"/>
+    <w:basedOn w:val="1463"/>
     <w:uiPriority w:val="59"/>
     <w:pPr>
       <w:pBdr/>
@@ -42261,9 +42455,9 @@
       </w:tcPr>
     </w:tblStylePr>
   </w:style>
-  <w:style w:type="table" w:styleId="303">
+  <w:style w:type="table" w:styleId="1497">
     <w:name w:val="Grid Table 4 - Accent 5"/>
-    <w:basedOn w:val="269"/>
+    <w:basedOn w:val="1463"/>
     <w:uiPriority w:val="59"/>
     <w:pPr>
       <w:pBdr/>
@@ -42494,9 +42688,9 @@
       </w:tcPr>
     </w:tblStylePr>
   </w:style>
-  <w:style w:type="table" w:styleId="304">
+  <w:style w:type="table" w:styleId="1498">
     <w:name w:val="Grid Table 4 - Accent 6"/>
-    <w:basedOn w:val="269"/>
+    <w:basedOn w:val="1463"/>
     <w:uiPriority w:val="59"/>
     <w:pPr>
       <w:pBdr/>
@@ -42727,9 +42921,9 @@
       </w:tcPr>
     </w:tblStylePr>
   </w:style>
-  <w:style w:type="table" w:styleId="305">
+  <w:style w:type="table" w:styleId="1499">
     <w:name w:val="Grid Table 5 Dark"/>
-    <w:basedOn w:val="269"/>
+    <w:basedOn w:val="1463"/>
     <w:uiPriority w:val="99"/>
     <w:pPr>
       <w:pBdr/>
@@ -42955,9 +43149,9 @@
       </w:tcPr>
     </w:tblStylePr>
   </w:style>
-  <w:style w:type="table" w:styleId="306">
+  <w:style w:type="table" w:styleId="1500">
     <w:name w:val="Grid Table 5 Dark- Accent 1"/>
-    <w:basedOn w:val="269"/>
+    <w:basedOn w:val="1463"/>
     <w:uiPriority w:val="99"/>
     <w:pPr>
       <w:pBdr/>
@@ -43183,9 +43377,9 @@
       </w:tcPr>
     </w:tblStylePr>
   </w:style>
-  <w:style w:type="table" w:styleId="307">
+  <w:style w:type="table" w:styleId="1501">
     <w:name w:val="Grid Table 5 Dark - Accent 2"/>
-    <w:basedOn w:val="269"/>
+    <w:basedOn w:val="1463"/>
     <w:uiPriority w:val="99"/>
     <w:pPr>
       <w:pBdr/>
@@ -43411,9 +43605,9 @@
       </w:tcPr>
     </w:tblStylePr>
   </w:style>
-  <w:style w:type="table" w:styleId="308">
+  <w:style w:type="table" w:styleId="1502">
     <w:name w:val="Grid Table 5 Dark - Accent 3"/>
-    <w:basedOn w:val="269"/>
+    <w:basedOn w:val="1463"/>
     <w:uiPriority w:val="99"/>
     <w:pPr>
       <w:pBdr/>
@@ -43639,9 +43833,9 @@
       </w:tcPr>
     </w:tblStylePr>
   </w:style>
-  <w:style w:type="table" w:styleId="309">
+  <w:style w:type="table" w:styleId="1503">
     <w:name w:val="Grid Table 5 Dark- Accent 4"/>
-    <w:basedOn w:val="269"/>
+    <w:basedOn w:val="1463"/>
     <w:uiPriority w:val="99"/>
     <w:pPr>
       <w:pBdr/>
@@ -43867,9 +44061,9 @@
       </w:tcPr>
     </w:tblStylePr>
   </w:style>
-  <w:style w:type="table" w:styleId="310">
+  <w:style w:type="table" w:styleId="1504">
     <w:name w:val="Grid Table 5 Dark - Accent 5"/>
-    <w:basedOn w:val="269"/>
+    <w:basedOn w:val="1463"/>
     <w:uiPriority w:val="99"/>
     <w:pPr>
       <w:pBdr/>
@@ -44095,9 +44289,9 @@
       </w:tcPr>
     </w:tblStylePr>
   </w:style>
-  <w:style w:type="table" w:styleId="311">
+  <w:style w:type="table" w:styleId="1505">
     <w:name w:val="Grid Table 5 Dark - Accent 6"/>
-    <w:basedOn w:val="269"/>
+    <w:basedOn w:val="1463"/>
     <w:uiPriority w:val="99"/>
     <w:pPr>
       <w:pBdr/>
@@ -44323,9 +44517,9 @@
       </w:tcPr>
     </w:tblStylePr>
   </w:style>
-  <w:style w:type="table" w:styleId="312">
+  <w:style w:type="table" w:styleId="1506">
     <w:name w:val="Grid Table 6 Colorful"/>
-    <w:basedOn w:val="269"/>
+    <w:basedOn w:val="1463"/>
     <w:uiPriority w:val="99"/>
     <w:pPr>
       <w:pBdr/>
@@ -44553,9 +44747,9 @@
       </w:tcPr>
     </w:tblStylePr>
   </w:style>
-  <w:style w:type="table" w:styleId="313">
+  <w:style w:type="table" w:styleId="1507">
     <w:name w:val="Grid Table 6 Colorful - Accent 1"/>
-    <w:basedOn w:val="269"/>
+    <w:basedOn w:val="1463"/>
     <w:uiPriority w:val="99"/>
     <w:pPr>
       <w:pBdr/>
@@ -44783,9 +44977,9 @@
       </w:tcPr>
     </w:tblStylePr>
   </w:style>
-  <w:style w:type="table" w:styleId="314">
+  <w:style w:type="table" w:styleId="1508">
     <w:name w:val="Grid Table 6 Colorful - Accent 2"/>
-    <w:basedOn w:val="269"/>
+    <w:basedOn w:val="1463"/>
     <w:uiPriority w:val="99"/>
     <w:pPr>
       <w:pBdr/>
@@ -45013,9 +45207,9 @@
       </w:tcPr>
     </w:tblStylePr>
   </w:style>
-  <w:style w:type="table" w:styleId="315">
+  <w:style w:type="table" w:styleId="1509">
     <w:name w:val="Grid Table 6 Colorful - Accent 3"/>
-    <w:basedOn w:val="269"/>
+    <w:basedOn w:val="1463"/>
     <w:uiPriority w:val="99"/>
     <w:pPr>
       <w:pBdr/>
@@ -45243,9 +45437,9 @@
       </w:tcPr>
     </w:tblStylePr>
   </w:style>
-  <w:style w:type="table" w:styleId="316">
+  <w:style w:type="table" w:styleId="1510">
     <w:name w:val="Grid Table 6 Colorful - Accent 4"/>
-    <w:basedOn w:val="269"/>
+    <w:basedOn w:val="1463"/>
     <w:uiPriority w:val="99"/>
     <w:pPr>
       <w:pBdr/>
@@ -45473,9 +45667,9 @@
       </w:tcPr>
     </w:tblStylePr>
   </w:style>
-  <w:style w:type="table" w:styleId="317">
+  <w:style w:type="table" w:styleId="1511">
     <w:name w:val="Grid Table 6 Colorful - Accent 5"/>
-    <w:basedOn w:val="269"/>
+    <w:basedOn w:val="1463"/>
     <w:uiPriority w:val="99"/>
     <w:pPr>
       <w:pBdr/>
@@ -45703,9 +45897,9 @@
       </w:tcPr>
     </w:tblStylePr>
   </w:style>
-  <w:style w:type="table" w:styleId="318">
+  <w:style w:type="table" w:styleId="1512">
     <w:name w:val="Grid Table 6 Colorful - Accent 6"/>
-    <w:basedOn w:val="269"/>
+    <w:basedOn w:val="1463"/>
     <w:uiPriority w:val="99"/>
     <w:pPr>
       <w:pBdr/>
@@ -45933,9 +46127,9 @@
       </w:tcPr>
     </w:tblStylePr>
   </w:style>
-  <w:style w:type="table" w:styleId="319">
+  <w:style w:type="table" w:styleId="1513">
     <w:name w:val="Grid Table 7 Colorful"/>
-    <w:basedOn w:val="269"/>
+    <w:basedOn w:val="1463"/>
     <w:uiPriority w:val="99"/>
     <w:pPr>
       <w:pBdr/>
@@ -46037,11 +46231,11 @@
         <w:tblBorders/>
       </w:tblPr>
       <w:tcPr>
-        <w:shd w:color="ffffff"/>
+        <w:shd w:val="clear" w:color="ffffff"/>
         <w:tcBorders>
-          <w:top w:val="none"/>
-          <w:left w:val="none"/>
-          <w:bottom w:val="none"/>
+          <w:top w:val="none" w:color="000000" w:sz="4" w:space="0"/>
+          <w:left w:val="none" w:color="000000" w:sz="4" w:space="0"/>
+          <w:bottom w:val="none" w:color="000000" w:sz="4" w:space="0"/>
           <w:right w:val="single" w:color="000000" w:themeColor="text1" w:themeTint="80" w:sz="4" w:space="0"/>
         </w:tcBorders>
       </w:tcPr>
@@ -46064,10 +46258,10 @@
       <w:tcPr>
         <w:shd w:val="clear" w:color="ffffff" w:themeColor="light1" w:fill="ffffff" w:themeFill="light1"/>
         <w:tcBorders>
-          <w:top w:val="none"/>
-          <w:left w:val="none"/>
+          <w:top w:val="none" w:color="000000" w:sz="4" w:space="0"/>
+          <w:left w:val="none" w:color="000000" w:sz="4" w:space="0"/>
           <w:bottom w:val="single" w:color="000000" w:themeColor="text1" w:themeTint="80" w:sz="4" w:space="0"/>
-          <w:right w:val="none"/>
+          <w:right w:val="none" w:color="000000" w:sz="4" w:space="0"/>
         </w:tcBorders>
       </w:tcPr>
     </w:tblStylePr>
@@ -46087,12 +46281,12 @@
         <w:tblBorders/>
       </w:tblPr>
       <w:tcPr>
-        <w:shd w:color="ffffff"/>
+        <w:shd w:val="clear" w:color="ffffff"/>
         <w:tcBorders>
-          <w:top w:val="none"/>
+          <w:top w:val="none" w:color="000000" w:sz="4" w:space="0"/>
           <w:left w:val="single" w:color="000000" w:themeColor="text1" w:themeTint="80" w:sz="4" w:space="0"/>
-          <w:bottom w:val="none"/>
-          <w:right w:val="none"/>
+          <w:bottom w:val="none" w:color="000000" w:sz="4" w:space="0"/>
+          <w:right w:val="none" w:color="000000" w:sz="4" w:space="0"/>
         </w:tcBorders>
       </w:tcPr>
     </w:tblStylePr>
@@ -46115,9 +46309,9 @@
         <w:shd w:val="clear" w:color="ffffff" w:themeColor="light1" w:fill="ffffff" w:themeFill="light1"/>
         <w:tcBorders>
           <w:top w:val="single" w:color="000000" w:themeColor="text1" w:themeTint="80" w:sz="4" w:space="0"/>
-          <w:left w:val="none"/>
-          <w:bottom w:val="none"/>
-          <w:right w:val="none"/>
+          <w:left w:val="none" w:color="000000" w:sz="4" w:space="0"/>
+          <w:bottom w:val="none" w:color="000000" w:sz="4" w:space="0"/>
+          <w:right w:val="none" w:color="000000" w:sz="4" w:space="0"/>
         </w:tcBorders>
       </w:tcPr>
     </w:tblStylePr>
@@ -46187,9 +46381,9 @@
       </w:tcPr>
     </w:tblStylePr>
   </w:style>
-  <w:style w:type="table" w:styleId="320">
+  <w:style w:type="table" w:styleId="1514">
     <w:name w:val="Grid Table 7 Colorful - Accent 1"/>
-    <w:basedOn w:val="269"/>
+    <w:basedOn w:val="1463"/>
     <w:uiPriority w:val="99"/>
     <w:pPr>
       <w:pBdr/>
@@ -46291,11 +46485,11 @@
         <w:tblBorders/>
       </w:tblPr>
       <w:tcPr>
-        <w:shd w:color="ffffff"/>
+        <w:shd w:val="clear" w:color="ffffff"/>
         <w:tcBorders>
-          <w:top w:val="none"/>
-          <w:left w:val="none"/>
-          <w:bottom w:val="none"/>
+          <w:top w:val="none" w:color="000000" w:sz="4" w:space="0"/>
+          <w:left w:val="none" w:color="000000" w:sz="4" w:space="0"/>
+          <w:bottom w:val="none" w:color="000000" w:sz="4" w:space="0"/>
           <w:right w:val="single" w:color="000000" w:themeColor="accent1" w:themeTint="80" w:sz="4" w:space="0"/>
         </w:tcBorders>
       </w:tcPr>
@@ -46318,10 +46512,10 @@
       <w:tcPr>
         <w:shd w:val="clear" w:color="ffffff" w:themeColor="light1" w:fill="ffffff" w:themeFill="light1"/>
         <w:tcBorders>
-          <w:top w:val="none"/>
-          <w:left w:val="none"/>
+          <w:top w:val="none" w:color="000000" w:sz="4" w:space="0"/>
+          <w:left w:val="none" w:color="000000" w:sz="4" w:space="0"/>
           <w:bottom w:val="single" w:color="000000" w:themeColor="accent1" w:themeTint="80" w:sz="4" w:space="0"/>
-          <w:right w:val="none"/>
+          <w:right w:val="none" w:color="000000" w:sz="4" w:space="0"/>
         </w:tcBorders>
       </w:tcPr>
     </w:tblStylePr>
@@ -46341,12 +46535,12 @@
         <w:tblBorders/>
       </w:tblPr>
       <w:tcPr>
-        <w:shd w:color="ffffff"/>
+        <w:shd w:val="clear" w:color="ffffff"/>
         <w:tcBorders>
-          <w:top w:val="none"/>
+          <w:top w:val="none" w:color="000000" w:sz="4" w:space="0"/>
           <w:left w:val="single" w:color="000000" w:themeColor="accent1" w:themeTint="80" w:sz="4" w:space="0"/>
-          <w:bottom w:val="none"/>
-          <w:right w:val="none"/>
+          <w:bottom w:val="none" w:color="000000" w:sz="4" w:space="0"/>
+          <w:right w:val="none" w:color="000000" w:sz="4" w:space="0"/>
         </w:tcBorders>
       </w:tcPr>
     </w:tblStylePr>
@@ -46369,9 +46563,9 @@
         <w:shd w:val="clear" w:color="ffffff" w:themeColor="light1" w:fill="ffffff" w:themeFill="light1"/>
         <w:tcBorders>
           <w:top w:val="single" w:color="000000" w:themeColor="accent1" w:themeTint="80" w:sz="4" w:space="0"/>
-          <w:left w:val="none"/>
-          <w:bottom w:val="none"/>
-          <w:right w:val="none"/>
+          <w:left w:val="none" w:color="000000" w:sz="4" w:space="0"/>
+          <w:bottom w:val="none" w:color="000000" w:sz="4" w:space="0"/>
+          <w:right w:val="none" w:color="000000" w:sz="4" w:space="0"/>
         </w:tcBorders>
       </w:tcPr>
     </w:tblStylePr>
@@ -46441,9 +46635,9 @@
       </w:tcPr>
     </w:tblStylePr>
   </w:style>
-  <w:style w:type="table" w:styleId="321">
+  <w:style w:type="table" w:styleId="1515">
     <w:name w:val="Grid Table 7 Colorful - Accent 2"/>
-    <w:basedOn w:val="269"/>
+    <w:basedOn w:val="1463"/>
     <w:uiPriority w:val="99"/>
     <w:pPr>
       <w:pBdr/>
@@ -46545,11 +46739,11 @@
         <w:tblBorders/>
       </w:tblPr>
       <w:tcPr>
-        <w:shd w:color="ffffff"/>
+        <w:shd w:val="clear" w:color="ffffff"/>
         <w:tcBorders>
-          <w:top w:val="none"/>
-          <w:left w:val="none"/>
-          <w:bottom w:val="none"/>
+          <w:top w:val="none" w:color="000000" w:sz="4" w:space="0"/>
+          <w:left w:val="none" w:color="000000" w:sz="4" w:space="0"/>
+          <w:bottom w:val="none" w:color="000000" w:sz="4" w:space="0"/>
           <w:right w:val="single" w:color="000000" w:themeColor="accent2" w:themeTint="97" w:sz="4" w:space="0"/>
         </w:tcBorders>
       </w:tcPr>
@@ -46572,10 +46766,10 @@
       <w:tcPr>
         <w:shd w:val="clear" w:color="ffffff" w:themeColor="light1" w:fill="ffffff" w:themeFill="light1"/>
         <w:tcBorders>
-          <w:top w:val="none"/>
-          <w:left w:val="none"/>
+          <w:top w:val="none" w:color="000000" w:sz="4" w:space="0"/>
+          <w:left w:val="none" w:color="000000" w:sz="4" w:space="0"/>
           <w:bottom w:val="single" w:color="000000" w:themeColor="accent2" w:themeTint="97" w:sz="4" w:space="0"/>
-          <w:right w:val="none"/>
+          <w:right w:val="none" w:color="000000" w:sz="4" w:space="0"/>
         </w:tcBorders>
       </w:tcPr>
     </w:tblStylePr>
@@ -46595,12 +46789,12 @@
         <w:tblBorders/>
       </w:tblPr>
       <w:tcPr>
-        <w:shd w:color="ffffff"/>
+        <w:shd w:val="clear" w:color="ffffff"/>
         <w:tcBorders>
-          <w:top w:val="none"/>
+          <w:top w:val="none" w:color="000000" w:sz="4" w:space="0"/>
           <w:left w:val="single" w:color="000000" w:themeColor="accent2" w:themeTint="97" w:sz="4" w:space="0"/>
-          <w:bottom w:val="none"/>
-          <w:right w:val="none"/>
+          <w:bottom w:val="none" w:color="000000" w:sz="4" w:space="0"/>
+          <w:right w:val="none" w:color="000000" w:sz="4" w:space="0"/>
         </w:tcBorders>
       </w:tcPr>
     </w:tblStylePr>
@@ -46623,9 +46817,9 @@
         <w:shd w:val="clear" w:color="ffffff" w:themeColor="light1" w:fill="ffffff" w:themeFill="light1"/>
         <w:tcBorders>
           <w:top w:val="single" w:color="000000" w:themeColor="accent2" w:themeTint="97" w:sz="4" w:space="0"/>
-          <w:left w:val="none"/>
-          <w:bottom w:val="none"/>
-          <w:right w:val="none"/>
+          <w:left w:val="none" w:color="000000" w:sz="4" w:space="0"/>
+          <w:bottom w:val="none" w:color="000000" w:sz="4" w:space="0"/>
+          <w:right w:val="none" w:color="000000" w:sz="4" w:space="0"/>
         </w:tcBorders>
       </w:tcPr>
     </w:tblStylePr>
@@ -46695,9 +46889,9 @@
       </w:tcPr>
     </w:tblStylePr>
   </w:style>
-  <w:style w:type="table" w:styleId="322">
+  <w:style w:type="table" w:styleId="1516">
     <w:name w:val="Grid Table 7 Colorful - Accent 3"/>
-    <w:basedOn w:val="269"/>
+    <w:basedOn w:val="1463"/>
     <w:uiPriority w:val="99"/>
     <w:pPr>
       <w:pBdr/>
@@ -46799,11 +46993,11 @@
         <w:tblBorders/>
       </w:tblPr>
       <w:tcPr>
-        <w:shd w:color="ffffff"/>
+        <w:shd w:val="clear" w:color="ffffff"/>
         <w:tcBorders>
-          <w:top w:val="none"/>
-          <w:left w:val="none"/>
-          <w:bottom w:val="none"/>
+          <w:top w:val="none" w:color="000000" w:sz="4" w:space="0"/>
+          <w:left w:val="none" w:color="000000" w:sz="4" w:space="0"/>
+          <w:bottom w:val="none" w:color="000000" w:sz="4" w:space="0"/>
           <w:right w:val="single" w:color="000000" w:themeColor="accent3" w:themeTint="FE" w:sz="4" w:space="0"/>
         </w:tcBorders>
       </w:tcPr>
@@ -46826,10 +47020,10 @@
       <w:tcPr>
         <w:shd w:val="clear" w:color="ffffff" w:themeColor="light1" w:fill="ffffff" w:themeFill="light1"/>
         <w:tcBorders>
-          <w:top w:val="none"/>
-          <w:left w:val="none"/>
+          <w:top w:val="none" w:color="000000" w:sz="4" w:space="0"/>
+          <w:left w:val="none" w:color="000000" w:sz="4" w:space="0"/>
           <w:bottom w:val="single" w:color="000000" w:themeColor="accent3" w:themeTint="FE" w:sz="4" w:space="0"/>
-          <w:right w:val="none"/>
+          <w:right w:val="none" w:color="000000" w:sz="4" w:space="0"/>
         </w:tcBorders>
       </w:tcPr>
     </w:tblStylePr>
@@ -46849,12 +47043,12 @@
         <w:tblBorders/>
       </w:tblPr>
       <w:tcPr>
-        <w:shd w:color="ffffff"/>
+        <w:shd w:val="clear" w:color="ffffff"/>
         <w:tcBorders>
-          <w:top w:val="none"/>
+          <w:top w:val="none" w:color="000000" w:sz="4" w:space="0"/>
           <w:left w:val="single" w:color="000000" w:themeColor="accent3" w:themeTint="FE" w:sz="4" w:space="0"/>
-          <w:bottom w:val="none"/>
-          <w:right w:val="none"/>
+          <w:bottom w:val="none" w:color="000000" w:sz="4" w:space="0"/>
+          <w:right w:val="none" w:color="000000" w:sz="4" w:space="0"/>
         </w:tcBorders>
       </w:tcPr>
     </w:tblStylePr>
@@ -46877,9 +47071,9 @@
         <w:shd w:val="clear" w:color="ffffff" w:themeColor="light1" w:fill="ffffff" w:themeFill="light1"/>
         <w:tcBorders>
           <w:top w:val="single" w:color="000000" w:themeColor="accent3" w:themeTint="FE" w:sz="4" w:space="0"/>
-          <w:left w:val="none"/>
-          <w:bottom w:val="none"/>
-          <w:right w:val="none"/>
+          <w:left w:val="none" w:color="000000" w:sz="4" w:space="0"/>
+          <w:bottom w:val="none" w:color="000000" w:sz="4" w:space="0"/>
+          <w:right w:val="none" w:color="000000" w:sz="4" w:space="0"/>
         </w:tcBorders>
       </w:tcPr>
     </w:tblStylePr>
@@ -46949,9 +47143,9 @@
       </w:tcPr>
     </w:tblStylePr>
   </w:style>
-  <w:style w:type="table" w:styleId="323">
+  <w:style w:type="table" w:styleId="1517">
     <w:name w:val="Grid Table 7 Colorful - Accent 4"/>
-    <w:basedOn w:val="269"/>
+    <w:basedOn w:val="1463"/>
     <w:uiPriority w:val="99"/>
     <w:pPr>
       <w:pBdr/>
@@ -47053,11 +47247,11 @@
         <w:tblBorders/>
       </w:tblPr>
       <w:tcPr>
-        <w:shd w:color="ffffff"/>
+        <w:shd w:val="clear" w:color="ffffff"/>
         <w:tcBorders>
-          <w:top w:val="none"/>
-          <w:left w:val="none"/>
-          <w:bottom w:val="none"/>
+          <w:top w:val="none" w:color="000000" w:sz="4" w:space="0"/>
+          <w:left w:val="none" w:color="000000" w:sz="4" w:space="0"/>
+          <w:bottom w:val="none" w:color="000000" w:sz="4" w:space="0"/>
           <w:right w:val="single" w:color="000000" w:themeColor="accent4" w:themeTint="9A" w:sz="4" w:space="0"/>
         </w:tcBorders>
       </w:tcPr>
@@ -47080,10 +47274,10 @@
       <w:tcPr>
         <w:shd w:val="clear" w:color="ffffff" w:themeColor="light1" w:fill="ffffff" w:themeFill="light1"/>
         <w:tcBorders>
-          <w:top w:val="none"/>
-          <w:left w:val="none"/>
+          <w:top w:val="none" w:color="000000" w:sz="4" w:space="0"/>
+          <w:left w:val="none" w:color="000000" w:sz="4" w:space="0"/>
           <w:bottom w:val="single" w:color="000000" w:themeColor="accent4" w:themeTint="9A" w:sz="4" w:space="0"/>
-          <w:right w:val="none"/>
+          <w:right w:val="none" w:color="000000" w:sz="4" w:space="0"/>
         </w:tcBorders>
       </w:tcPr>
     </w:tblStylePr>
@@ -47103,12 +47297,12 @@
         <w:tblBorders/>
       </w:tblPr>
       <w:tcPr>
-        <w:shd w:color="ffffff"/>
+        <w:shd w:val="clear" w:color="ffffff"/>
         <w:tcBorders>
-          <w:top w:val="none"/>
+          <w:top w:val="none" w:color="000000" w:sz="4" w:space="0"/>
           <w:left w:val="single" w:color="000000" w:themeColor="accent4" w:themeTint="9A" w:sz="4" w:space="0"/>
-          <w:bottom w:val="none"/>
-          <w:right w:val="none"/>
+          <w:bottom w:val="none" w:color="000000" w:sz="4" w:space="0"/>
+          <w:right w:val="none" w:color="000000" w:sz="4" w:space="0"/>
         </w:tcBorders>
       </w:tcPr>
     </w:tblStylePr>
@@ -47131,9 +47325,9 @@
         <w:shd w:val="clear" w:color="ffffff" w:themeColor="light1" w:fill="ffffff" w:themeFill="light1"/>
         <w:tcBorders>
           <w:top w:val="single" w:color="000000" w:themeColor="accent4" w:themeTint="9A" w:sz="4" w:space="0"/>
-          <w:left w:val="none"/>
-          <w:bottom w:val="none"/>
-          <w:right w:val="none"/>
+          <w:left w:val="none" w:color="000000" w:sz="4" w:space="0"/>
+          <w:bottom w:val="none" w:color="000000" w:sz="4" w:space="0"/>
+          <w:right w:val="none" w:color="000000" w:sz="4" w:space="0"/>
         </w:tcBorders>
       </w:tcPr>
     </w:tblStylePr>
@@ -47203,9 +47397,9 @@
       </w:tcPr>
     </w:tblStylePr>
   </w:style>
-  <w:style w:type="table" w:styleId="324">
+  <w:style w:type="table" w:styleId="1518">
     <w:name w:val="Grid Table 7 Colorful - Accent 5"/>
-    <w:basedOn w:val="269"/>
+    <w:basedOn w:val="1463"/>
     <w:uiPriority w:val="99"/>
     <w:pPr>
       <w:pBdr/>
@@ -47307,11 +47501,11 @@
         <w:tblBorders/>
       </w:tblPr>
       <w:tcPr>
-        <w:shd w:color="ffffff"/>
+        <w:shd w:val="clear" w:color="ffffff"/>
         <w:tcBorders>
-          <w:top w:val="none"/>
-          <w:left w:val="none"/>
-          <w:bottom w:val="none"/>
+          <w:top w:val="none" w:color="000000" w:sz="4" w:space="0"/>
+          <w:left w:val="none" w:color="000000" w:sz="4" w:space="0"/>
+          <w:bottom w:val="none" w:color="000000" w:sz="4" w:space="0"/>
           <w:right w:val="single" w:color="000000" w:themeColor="accent5" w:themeTint="90" w:sz="4" w:space="0"/>
         </w:tcBorders>
       </w:tcPr>
@@ -47334,10 +47528,10 @@
       <w:tcPr>
         <w:shd w:val="clear" w:color="ffffff" w:themeColor="light1" w:fill="ffffff" w:themeFill="light1"/>
         <w:tcBorders>
-          <w:top w:val="none"/>
-          <w:left w:val="none"/>
+          <w:top w:val="none" w:color="000000" w:sz="4" w:space="0"/>
+          <w:left w:val="none" w:color="000000" w:sz="4" w:space="0"/>
           <w:bottom w:val="single" w:color="000000" w:themeColor="accent5" w:themeTint="90" w:sz="4" w:space="0"/>
-          <w:right w:val="none"/>
+          <w:right w:val="none" w:color="000000" w:sz="4" w:space="0"/>
         </w:tcBorders>
       </w:tcPr>
     </w:tblStylePr>
@@ -47357,12 +47551,12 @@
         <w:tblBorders/>
       </w:tblPr>
       <w:tcPr>
-        <w:shd w:color="ffffff"/>
+        <w:shd w:val="clear" w:color="ffffff"/>
         <w:tcBorders>
-          <w:top w:val="none"/>
+          <w:top w:val="none" w:color="000000" w:sz="4" w:space="0"/>
           <w:left w:val="single" w:color="000000" w:themeColor="accent5" w:themeTint="90" w:sz="4" w:space="0"/>
-          <w:bottom w:val="none"/>
-          <w:right w:val="none"/>
+          <w:bottom w:val="none" w:color="000000" w:sz="4" w:space="0"/>
+          <w:right w:val="none" w:color="000000" w:sz="4" w:space="0"/>
         </w:tcBorders>
       </w:tcPr>
     </w:tblStylePr>
@@ -47385,9 +47579,9 @@
         <w:shd w:val="clear" w:color="ffffff" w:themeColor="light1" w:fill="ffffff" w:themeFill="light1"/>
         <w:tcBorders>
           <w:top w:val="single" w:color="000000" w:themeColor="accent5" w:themeTint="90" w:sz="4" w:space="0"/>
-          <w:left w:val="none"/>
-          <w:bottom w:val="none"/>
-          <w:right w:val="none"/>
+          <w:left w:val="none" w:color="000000" w:sz="4" w:space="0"/>
+          <w:bottom w:val="none" w:color="000000" w:sz="4" w:space="0"/>
+          <w:right w:val="none" w:color="000000" w:sz="4" w:space="0"/>
         </w:tcBorders>
       </w:tcPr>
     </w:tblStylePr>
@@ -47457,9 +47651,9 @@
       </w:tcPr>
     </w:tblStylePr>
   </w:style>
-  <w:style w:type="table" w:styleId="325">
+  <w:style w:type="table" w:styleId="1519">
     <w:name w:val="Grid Table 7 Colorful - Accent 6"/>
-    <w:basedOn w:val="269"/>
+    <w:basedOn w:val="1463"/>
     <w:uiPriority w:val="99"/>
     <w:pPr>
       <w:pBdr/>
@@ -47561,11 +47755,11 @@
         <w:tblBorders/>
       </w:tblPr>
       <w:tcPr>
-        <w:shd w:color="ffffff"/>
+        <w:shd w:val="clear" w:color="ffffff"/>
         <w:tcBorders>
-          <w:top w:val="none"/>
-          <w:left w:val="none"/>
-          <w:bottom w:val="none"/>
+          <w:top w:val="none" w:color="000000" w:sz="4" w:space="0"/>
+          <w:left w:val="none" w:color="000000" w:sz="4" w:space="0"/>
+          <w:bottom w:val="none" w:color="000000" w:sz="4" w:space="0"/>
           <w:right w:val="single" w:color="000000" w:themeColor="accent6" w:themeTint="90" w:sz="4" w:space="0"/>
         </w:tcBorders>
       </w:tcPr>
@@ -47588,10 +47782,10 @@
       <w:tcPr>
         <w:shd w:val="clear" w:color="ffffff" w:themeColor="light1" w:fill="ffffff" w:themeFill="light1"/>
         <w:tcBorders>
-          <w:top w:val="none"/>
-          <w:left w:val="none"/>
+          <w:top w:val="none" w:color="000000" w:sz="4" w:space="0"/>
+          <w:left w:val="none" w:color="000000" w:sz="4" w:space="0"/>
           <w:bottom w:val="single" w:color="000000" w:themeColor="accent6" w:themeTint="90" w:sz="4" w:space="0"/>
-          <w:right w:val="none"/>
+          <w:right w:val="none" w:color="000000" w:sz="4" w:space="0"/>
         </w:tcBorders>
       </w:tcPr>
     </w:tblStylePr>
@@ -47611,12 +47805,12 @@
         <w:tblBorders/>
       </w:tblPr>
       <w:tcPr>
-        <w:shd w:color="ffffff"/>
+        <w:shd w:val="clear" w:color="ffffff"/>
         <w:tcBorders>
-          <w:top w:val="none"/>
+          <w:top w:val="none" w:color="000000" w:sz="4" w:space="0"/>
           <w:left w:val="single" w:color="000000" w:themeColor="accent6" w:themeTint="90" w:sz="4" w:space="0"/>
-          <w:bottom w:val="none"/>
-          <w:right w:val="none"/>
+          <w:bottom w:val="none" w:color="000000" w:sz="4" w:space="0"/>
+          <w:right w:val="none" w:color="000000" w:sz="4" w:space="0"/>
         </w:tcBorders>
       </w:tcPr>
     </w:tblStylePr>
@@ -47639,9 +47833,9 @@
         <w:shd w:val="clear" w:color="ffffff" w:themeColor="light1" w:fill="ffffff" w:themeFill="light1"/>
         <w:tcBorders>
           <w:top w:val="single" w:color="000000" w:themeColor="accent6" w:themeTint="90" w:sz="4" w:space="0"/>
-          <w:left w:val="none"/>
-          <w:bottom w:val="none"/>
-          <w:right w:val="none"/>
+          <w:left w:val="none" w:color="000000" w:sz="4" w:space="0"/>
+          <w:bottom w:val="none" w:color="000000" w:sz="4" w:space="0"/>
+          <w:right w:val="none" w:color="000000" w:sz="4" w:space="0"/>
         </w:tcBorders>
       </w:tcPr>
     </w:tblStylePr>
@@ -47711,9 +47905,9 @@
       </w:tcPr>
     </w:tblStylePr>
   </w:style>
-  <w:style w:type="table" w:styleId="326">
+  <w:style w:type="table" w:styleId="1520">
     <w:name w:val="List Table 1 Light"/>
-    <w:basedOn w:val="269"/>
+    <w:basedOn w:val="1463"/>
     <w:uiPriority w:val="99"/>
     <w:pPr>
       <w:pBdr/>
@@ -47927,9 +48121,9 @@
       </w:tcPr>
     </w:tblStylePr>
   </w:style>
-  <w:style w:type="table" w:styleId="327">
+  <w:style w:type="table" w:styleId="1521">
     <w:name w:val="List Table 1 Light - Accent 1"/>
-    <w:basedOn w:val="269"/>
+    <w:basedOn w:val="1463"/>
     <w:uiPriority w:val="99"/>
     <w:pPr>
       <w:pBdr/>
@@ -48143,9 +48337,9 @@
       </w:tcPr>
     </w:tblStylePr>
   </w:style>
-  <w:style w:type="table" w:styleId="328">
+  <w:style w:type="table" w:styleId="1522">
     <w:name w:val="List Table 1 Light - Accent 2"/>
-    <w:basedOn w:val="269"/>
+    <w:basedOn w:val="1463"/>
     <w:uiPriority w:val="99"/>
     <w:pPr>
       <w:pBdr/>
@@ -48359,9 +48553,9 @@
       </w:tcPr>
     </w:tblStylePr>
   </w:style>
-  <w:style w:type="table" w:styleId="329">
+  <w:style w:type="table" w:styleId="1523">
     <w:name w:val="List Table 1 Light - Accent 3"/>
-    <w:basedOn w:val="269"/>
+    <w:basedOn w:val="1463"/>
     <w:uiPriority w:val="99"/>
     <w:pPr>
       <w:pBdr/>
@@ -48575,9 +48769,9 @@
       </w:tcPr>
     </w:tblStylePr>
   </w:style>
-  <w:style w:type="table" w:styleId="330">
+  <w:style w:type="table" w:styleId="1524">
     <w:name w:val="List Table 1 Light - Accent 4"/>
-    <w:basedOn w:val="269"/>
+    <w:basedOn w:val="1463"/>
     <w:uiPriority w:val="99"/>
     <w:pPr>
       <w:pBdr/>
@@ -48791,9 +48985,9 @@
       </w:tcPr>
     </w:tblStylePr>
   </w:style>
-  <w:style w:type="table" w:styleId="331">
+  <w:style w:type="table" w:styleId="1525">
     <w:name w:val="List Table 1 Light - Accent 5"/>
-    <w:basedOn w:val="269"/>
+    <w:basedOn w:val="1463"/>
     <w:uiPriority w:val="99"/>
     <w:pPr>
       <w:pBdr/>
@@ -49007,9 +49201,9 @@
       </w:tcPr>
     </w:tblStylePr>
   </w:style>
-  <w:style w:type="table" w:styleId="332">
+  <w:style w:type="table" w:styleId="1526">
     <w:name w:val="List Table 1 Light - Accent 6"/>
-    <w:basedOn w:val="269"/>
+    <w:basedOn w:val="1463"/>
     <w:uiPriority w:val="99"/>
     <w:pPr>
       <w:pBdr/>
@@ -49223,9 +49417,9 @@
       </w:tcPr>
     </w:tblStylePr>
   </w:style>
-  <w:style w:type="table" w:styleId="333">
+  <w:style w:type="table" w:styleId="1527">
     <w:name w:val="List Table 2"/>
-    <w:basedOn w:val="269"/>
+    <w:basedOn w:val="1463"/>
     <w:uiPriority w:val="99"/>
     <w:pPr>
       <w:pBdr/>
@@ -49461,9 +49655,9 @@
       </w:tcPr>
     </w:tblStylePr>
   </w:style>
-  <w:style w:type="table" w:styleId="334">
+  <w:style w:type="table" w:styleId="1528">
     <w:name w:val="List Table 2 - Accent 1"/>
-    <w:basedOn w:val="269"/>
+    <w:basedOn w:val="1463"/>
     <w:uiPriority w:val="99"/>
     <w:pPr>
       <w:pBdr/>
@@ -49699,9 +49893,9 @@
       </w:tcPr>
     </w:tblStylePr>
   </w:style>
-  <w:style w:type="table" w:styleId="335">
+  <w:style w:type="table" w:styleId="1529">
     <w:name w:val="List Table 2 - Accent 2"/>
-    <w:basedOn w:val="269"/>
+    <w:basedOn w:val="1463"/>
     <w:uiPriority w:val="99"/>
     <w:pPr>
       <w:pBdr/>
@@ -49937,9 +50131,9 @@
       </w:tcPr>
     </w:tblStylePr>
   </w:style>
-  <w:style w:type="table" w:styleId="336">
+  <w:style w:type="table" w:styleId="1530">
     <w:name w:val="List Table 2 - Accent 3"/>
-    <w:basedOn w:val="269"/>
+    <w:basedOn w:val="1463"/>
     <w:uiPriority w:val="99"/>
     <w:pPr>
       <w:pBdr/>
@@ -50175,9 +50369,9 @@
       </w:tcPr>
     </w:tblStylePr>
   </w:style>
-  <w:style w:type="table" w:styleId="337">
+  <w:style w:type="table" w:styleId="1531">
     <w:name w:val="List Table 2 - Accent 4"/>
-    <w:basedOn w:val="269"/>
+    <w:basedOn w:val="1463"/>
     <w:uiPriority w:val="99"/>
     <w:pPr>
       <w:pBdr/>
@@ -50413,9 +50607,9 @@
       </w:tcPr>
     </w:tblStylePr>
   </w:style>
-  <w:style w:type="table" w:styleId="338">
+  <w:style w:type="table" w:styleId="1532">
     <w:name w:val="List Table 2 - Accent 5"/>
-    <w:basedOn w:val="269"/>
+    <w:basedOn w:val="1463"/>
     <w:uiPriority w:val="99"/>
     <w:pPr>
       <w:pBdr/>
@@ -50651,9 +50845,9 @@
       </w:tcPr>
     </w:tblStylePr>
   </w:style>
-  <w:style w:type="table" w:styleId="339">
+  <w:style w:type="table" w:styleId="1533">
     <w:name w:val="List Table 2 - Accent 6"/>
-    <w:basedOn w:val="269"/>
+    <w:basedOn w:val="1463"/>
     <w:uiPriority w:val="99"/>
     <w:pPr>
       <w:pBdr/>
@@ -50889,9 +51083,9 @@
       </w:tcPr>
     </w:tblStylePr>
   </w:style>
-  <w:style w:type="table" w:styleId="340">
+  <w:style w:type="table" w:styleId="1534">
     <w:name w:val="List Table 3"/>
-    <w:basedOn w:val="269"/>
+    <w:basedOn w:val="1463"/>
     <w:uiPriority w:val="99"/>
     <w:pPr>
       <w:pBdr/>
@@ -51117,9 +51311,9 @@
       </w:tcPr>
     </w:tblStylePr>
   </w:style>
-  <w:style w:type="table" w:styleId="341">
+  <w:style w:type="table" w:styleId="1535">
     <w:name w:val="List Table 3 - Accent 1"/>
-    <w:basedOn w:val="269"/>
+    <w:basedOn w:val="1463"/>
     <w:uiPriority w:val="99"/>
     <w:pPr>
       <w:pBdr/>
@@ -51345,9 +51539,9 @@
       </w:tcPr>
     </w:tblStylePr>
   </w:style>
-  <w:style w:type="table" w:styleId="342">
+  <w:style w:type="table" w:styleId="1536">
     <w:name w:val="List Table 3 - Accent 2"/>
-    <w:basedOn w:val="269"/>
+    <w:basedOn w:val="1463"/>
     <w:uiPriority w:val="99"/>
     <w:pPr>
       <w:pBdr/>
@@ -51573,9 +51767,9 @@
       </w:tcPr>
     </w:tblStylePr>
   </w:style>
-  <w:style w:type="table" w:styleId="343">
+  <w:style w:type="table" w:styleId="1537">
     <w:name w:val="List Table 3 - Accent 3"/>
-    <w:basedOn w:val="269"/>
+    <w:basedOn w:val="1463"/>
     <w:uiPriority w:val="99"/>
     <w:pPr>
       <w:pBdr/>
@@ -51801,9 +51995,9 @@
       </w:tcPr>
     </w:tblStylePr>
   </w:style>
-  <w:style w:type="table" w:styleId="344">
+  <w:style w:type="table" w:styleId="1538">
     <w:name w:val="List Table 3 - Accent 4"/>
-    <w:basedOn w:val="269"/>
+    <w:basedOn w:val="1463"/>
     <w:uiPriority w:val="99"/>
     <w:pPr>
       <w:pBdr/>
@@ -52029,9 +52223,9 @@
       </w:tcPr>
     </w:tblStylePr>
   </w:style>
-  <w:style w:type="table" w:styleId="345">
+  <w:style w:type="table" w:styleId="1539">
     <w:name w:val="List Table 3 - Accent 5"/>
-    <w:basedOn w:val="269"/>
+    <w:basedOn w:val="1463"/>
     <w:uiPriority w:val="99"/>
     <w:pPr>
       <w:pBdr/>
@@ -52257,9 +52451,9 @@
       </w:tcPr>
     </w:tblStylePr>
   </w:style>
-  <w:style w:type="table" w:styleId="346">
+  <w:style w:type="table" w:styleId="1540">
     <w:name w:val="List Table 3 - Accent 6"/>
-    <w:basedOn w:val="269"/>
+    <w:basedOn w:val="1463"/>
     <w:uiPriority w:val="99"/>
     <w:pPr>
       <w:pBdr/>
@@ -52485,9 +52679,9 @@
       </w:tcPr>
     </w:tblStylePr>
   </w:style>
-  <w:style w:type="table" w:styleId="347">
+  <w:style w:type="table" w:styleId="1541">
     <w:name w:val="List Table 4"/>
-    <w:basedOn w:val="269"/>
+    <w:basedOn w:val="1463"/>
     <w:uiPriority w:val="99"/>
     <w:pPr>
       <w:pBdr/>
@@ -52710,9 +52904,9 @@
       </w:tcPr>
     </w:tblStylePr>
   </w:style>
-  <w:style w:type="table" w:styleId="348">
+  <w:style w:type="table" w:styleId="1542">
     <w:name w:val="List Table 4 - Accent 1"/>
-    <w:basedOn w:val="269"/>
+    <w:basedOn w:val="1463"/>
     <w:uiPriority w:val="99"/>
     <w:pPr>
       <w:pBdr/>
@@ -52935,9 +53129,9 @@
       </w:tcPr>
     </w:tblStylePr>
   </w:style>
-  <w:style w:type="table" w:styleId="349">
+  <w:style w:type="table" w:styleId="1543">
     <w:name w:val="List Table 4 - Accent 2"/>
-    <w:basedOn w:val="269"/>
+    <w:basedOn w:val="1463"/>
     <w:uiPriority w:val="99"/>
     <w:pPr>
       <w:pBdr/>
@@ -53160,9 +53354,9 @@
       </w:tcPr>
     </w:tblStylePr>
   </w:style>
-  <w:style w:type="table" w:styleId="350">
+  <w:style w:type="table" w:styleId="1544">
     <w:name w:val="List Table 4 - Accent 3"/>
-    <w:basedOn w:val="269"/>
+    <w:basedOn w:val="1463"/>
     <w:uiPriority w:val="99"/>
     <w:pPr>
       <w:pBdr/>
@@ -53385,9 +53579,9 @@
       </w:tcPr>
     </w:tblStylePr>
   </w:style>
-  <w:style w:type="table" w:styleId="351">
+  <w:style w:type="table" w:styleId="1545">
     <w:name w:val="List Table 4 - Accent 4"/>
-    <w:basedOn w:val="269"/>
+    <w:basedOn w:val="1463"/>
     <w:uiPriority w:val="99"/>
     <w:pPr>
       <w:pBdr/>
@@ -53610,9 +53804,9 @@
       </w:tcPr>
     </w:tblStylePr>
   </w:style>
-  <w:style w:type="table" w:styleId="352">
+  <w:style w:type="table" w:styleId="1546">
     <w:name w:val="List Table 4 - Accent 5"/>
-    <w:basedOn w:val="269"/>
+    <w:basedOn w:val="1463"/>
     <w:uiPriority w:val="99"/>
     <w:pPr>
       <w:pBdr/>
@@ -53835,9 +54029,9 @@
       </w:tcPr>
     </w:tblStylePr>
   </w:style>
-  <w:style w:type="table" w:styleId="353">
+  <w:style w:type="table" w:styleId="1547">
     <w:name w:val="List Table 4 - Accent 6"/>
-    <w:basedOn w:val="269"/>
+    <w:basedOn w:val="1463"/>
     <w:uiPriority w:val="99"/>
     <w:pPr>
       <w:pBdr/>
@@ -54060,9 +54254,9 @@
       </w:tcPr>
     </w:tblStylePr>
   </w:style>
-  <w:style w:type="table" w:styleId="354">
+  <w:style w:type="table" w:styleId="1548">
     <w:name w:val="List Table 5 Dark"/>
-    <w:basedOn w:val="269"/>
+    <w:basedOn w:val="1463"/>
     <w:uiPriority w:val="99"/>
     <w:pPr>
       <w:pBdr/>
@@ -54302,9 +54496,9 @@
       </w:tcPr>
     </w:tblStylePr>
   </w:style>
-  <w:style w:type="table" w:styleId="355">
+  <w:style w:type="table" w:styleId="1549">
     <w:name w:val="List Table 5 Dark - Accent 1"/>
-    <w:basedOn w:val="269"/>
+    <w:basedOn w:val="1463"/>
     <w:uiPriority w:val="99"/>
     <w:pPr>
       <w:pBdr/>
@@ -54544,9 +54738,9 @@
       </w:tcPr>
     </w:tblStylePr>
   </w:style>
-  <w:style w:type="table" w:styleId="356">
+  <w:style w:type="table" w:styleId="1550">
     <w:name w:val="List Table 5 Dark - Accent 2"/>
-    <w:basedOn w:val="269"/>
+    <w:basedOn w:val="1463"/>
     <w:uiPriority w:val="99"/>
     <w:pPr>
       <w:pBdr/>
@@ -54786,9 +54980,9 @@
       </w:tcPr>
     </w:tblStylePr>
   </w:style>
-  <w:style w:type="table" w:styleId="357">
+  <w:style w:type="table" w:styleId="1551">
     <w:name w:val="List Table 5 Dark - Accent 3"/>
-    <w:basedOn w:val="269"/>
+    <w:basedOn w:val="1463"/>
     <w:uiPriority w:val="99"/>
     <w:pPr>
       <w:pBdr/>
@@ -55028,9 +55222,9 @@
       </w:tcPr>
     </w:tblStylePr>
   </w:style>
-  <w:style w:type="table" w:styleId="358">
+  <w:style w:type="table" w:styleId="1552">
     <w:name w:val="List Table 5 Dark - Accent 4"/>
-    <w:basedOn w:val="269"/>
+    <w:basedOn w:val="1463"/>
     <w:uiPriority w:val="99"/>
     <w:pPr>
       <w:pBdr/>
@@ -55270,9 +55464,9 @@
       </w:tcPr>
     </w:tblStylePr>
   </w:style>
-  <w:style w:type="table" w:styleId="359">
+  <w:style w:type="table" w:styleId="1553">
     <w:name w:val="List Table 5 Dark - Accent 5"/>
-    <w:basedOn w:val="269"/>
+    <w:basedOn w:val="1463"/>
     <w:uiPriority w:val="99"/>
     <w:pPr>
       <w:pBdr/>
@@ -55512,9 +55706,9 @@
       </w:tcPr>
     </w:tblStylePr>
   </w:style>
-  <w:style w:type="table" w:styleId="360">
+  <w:style w:type="table" w:styleId="1554">
     <w:name w:val="List Table 5 Dark - Accent 6"/>
-    <w:basedOn w:val="269"/>
+    <w:basedOn w:val="1463"/>
     <w:uiPriority w:val="99"/>
     <w:pPr>
       <w:pBdr/>
@@ -55754,9 +55948,9 @@
       </w:tcPr>
     </w:tblStylePr>
   </w:style>
-  <w:style w:type="table" w:styleId="361">
+  <w:style w:type="table" w:styleId="1555">
     <w:name w:val="List Table 6 Colorful"/>
-    <w:basedOn w:val="269"/>
+    <w:basedOn w:val="1463"/>
     <w:uiPriority w:val="99"/>
     <w:pPr>
       <w:pBdr/>
@@ -55977,9 +56171,9 @@
       </w:tcPr>
     </w:tblStylePr>
   </w:style>
-  <w:style w:type="table" w:styleId="362">
+  <w:style w:type="table" w:styleId="1556">
     <w:name w:val="List Table 6 Colorful - Accent 1"/>
-    <w:basedOn w:val="269"/>
+    <w:basedOn w:val="1463"/>
     <w:uiPriority w:val="99"/>
     <w:pPr>
       <w:pBdr/>
@@ -56200,9 +56394,9 @@
       </w:tcPr>
     </w:tblStylePr>
   </w:style>
-  <w:style w:type="table" w:styleId="363">
+  <w:style w:type="table" w:styleId="1557">
     <w:name w:val="List Table 6 Colorful - Accent 2"/>
-    <w:basedOn w:val="269"/>
+    <w:basedOn w:val="1463"/>
     <w:uiPriority w:val="99"/>
     <w:pPr>
       <w:pBdr/>
@@ -56423,9 +56617,9 @@
       </w:tcPr>
     </w:tblStylePr>
   </w:style>
-  <w:style w:type="table" w:styleId="364">
+  <w:style w:type="table" w:styleId="1558">
     <w:name w:val="List Table 6 Colorful - Accent 3"/>
-    <w:basedOn w:val="269"/>
+    <w:basedOn w:val="1463"/>
     <w:uiPriority w:val="99"/>
     <w:pPr>
       <w:pBdr/>
@@ -56646,9 +56840,9 @@
       </w:tcPr>
     </w:tblStylePr>
   </w:style>
-  <w:style w:type="table" w:styleId="365">
+  <w:style w:type="table" w:styleId="1559">
     <w:name w:val="List Table 6 Colorful - Accent 4"/>
-    <w:basedOn w:val="269"/>
+    <w:basedOn w:val="1463"/>
     <w:uiPriority w:val="99"/>
     <w:pPr>
       <w:pBdr/>
@@ -56869,9 +57063,9 @@
       </w:tcPr>
     </w:tblStylePr>
   </w:style>
-  <w:style w:type="table" w:styleId="366">
+  <w:style w:type="table" w:styleId="1560">
     <w:name w:val="List Table 6 Colorful - Accent 5"/>
-    <w:basedOn w:val="269"/>
+    <w:basedOn w:val="1463"/>
     <w:uiPriority w:val="99"/>
     <w:pPr>
       <w:pBdr/>
@@ -57092,9 +57286,9 @@
       </w:tcPr>
     </w:tblStylePr>
   </w:style>
-  <w:style w:type="table" w:styleId="367">
+  <w:style w:type="table" w:styleId="1561">
     <w:name w:val="List Table 6 Colorful - Accent 6"/>
-    <w:basedOn w:val="269"/>
+    <w:basedOn w:val="1463"/>
     <w:uiPriority w:val="99"/>
     <w:pPr>
       <w:pBdr/>
@@ -57315,9 +57509,9 @@
       </w:tcPr>
     </w:tblStylePr>
   </w:style>
-  <w:style w:type="table" w:styleId="368">
+  <w:style w:type="table" w:styleId="1562">
     <w:name w:val="List Table 7 Colorful"/>
-    <w:basedOn w:val="269"/>
+    <w:basedOn w:val="1463"/>
     <w:uiPriority w:val="99"/>
     <w:pPr>
       <w:pBdr/>
@@ -57416,11 +57610,11 @@
         <w:tblBorders/>
       </w:tblPr>
       <w:tcPr>
-        <w:shd w:color="ffffff"/>
+        <w:shd w:val="clear" w:color="ffffff"/>
         <w:tcBorders>
-          <w:top w:val="none"/>
-          <w:left w:val="none"/>
-          <w:bottom w:val="none"/>
+          <w:top w:val="none" w:color="000000" w:sz="4" w:space="0"/>
+          <w:left w:val="none" w:color="000000" w:sz="4" w:space="0"/>
+          <w:bottom w:val="none" w:color="000000" w:sz="4" w:space="0"/>
           <w:right w:val="single" w:color="000000" w:themeColor="text1" w:themeTint="80" w:sz="4" w:space="0"/>
         </w:tcBorders>
       </w:tcPr>
@@ -57443,10 +57637,10 @@
       <w:tcPr>
         <w:shd w:val="clear" w:color="ffffff" w:themeColor="light1" w:fill="ffffff" w:themeFill="light1"/>
         <w:tcBorders>
-          <w:top w:val="none"/>
-          <w:left w:val="none"/>
+          <w:top w:val="none" w:color="000000" w:sz="4" w:space="0"/>
+          <w:left w:val="none" w:color="000000" w:sz="4" w:space="0"/>
           <w:bottom w:val="single" w:color="000000" w:themeColor="text1" w:themeTint="80" w:sz="4" w:space="0"/>
-          <w:right w:val="none"/>
+          <w:right w:val="none" w:color="000000" w:sz="4" w:space="0"/>
         </w:tcBorders>
       </w:tcPr>
     </w:tblStylePr>
@@ -57466,12 +57660,12 @@
         <w:tblBorders/>
       </w:tblPr>
       <w:tcPr>
-        <w:shd w:color="ffffff"/>
+        <w:shd w:val="clear" w:color="ffffff"/>
         <w:tcBorders>
-          <w:top w:val="none"/>
+          <w:top w:val="none" w:color="000000" w:sz="4" w:space="0"/>
           <w:left w:val="single" w:color="000000" w:themeColor="text1" w:themeTint="80" w:sz="4" w:space="0"/>
-          <w:bottom w:val="none"/>
-          <w:right w:val="none"/>
+          <w:bottom w:val="none" w:color="000000" w:sz="4" w:space="0"/>
+          <w:right w:val="none" w:color="000000" w:sz="4" w:space="0"/>
         </w:tcBorders>
       </w:tcPr>
     </w:tblStylePr>
@@ -57494,9 +57688,9 @@
         <w:shd w:val="clear" w:color="ffffff" w:themeColor="light1" w:fill="ffffff" w:themeFill="light1"/>
         <w:tcBorders>
           <w:top w:val="single" w:color="000000" w:themeColor="text1" w:themeTint="80" w:sz="4" w:space="0"/>
-          <w:left w:val="none"/>
-          <w:bottom w:val="none"/>
-          <w:right w:val="none"/>
+          <w:left w:val="none" w:color="000000" w:sz="4" w:space="0"/>
+          <w:bottom w:val="none" w:color="000000" w:sz="4" w:space="0"/>
+          <w:right w:val="none" w:color="000000" w:sz="4" w:space="0"/>
         </w:tcBorders>
       </w:tcPr>
     </w:tblStylePr>
@@ -57571,9 +57765,9 @@
       </w:tcPr>
     </w:tblStylePr>
   </w:style>
-  <w:style w:type="table" w:styleId="369">
+  <w:style w:type="table" w:styleId="1563">
     <w:name w:val="List Table 7 Colorful - Accent 1"/>
-    <w:basedOn w:val="269"/>
+    <w:basedOn w:val="1463"/>
     <w:uiPriority w:val="99"/>
     <w:pPr>
       <w:pBdr/>
@@ -57672,11 +57866,11 @@
         <w:tblBorders/>
       </w:tblPr>
       <w:tcPr>
-        <w:shd w:color="ffffff"/>
+        <w:shd w:val="clear" w:color="ffffff"/>
         <w:tcBorders>
-          <w:top w:val="none"/>
-          <w:left w:val="none"/>
-          <w:bottom w:val="none"/>
+          <w:top w:val="none" w:color="000000" w:sz="4" w:space="0"/>
+          <w:left w:val="none" w:color="000000" w:sz="4" w:space="0"/>
+          <w:bottom w:val="none" w:color="000000" w:sz="4" w:space="0"/>
           <w:right w:val="single" w:color="000000" w:themeColor="accent1" w:sz="4" w:space="0"/>
         </w:tcBorders>
       </w:tcPr>
@@ -57699,10 +57893,10 @@
       <w:tcPr>
         <w:shd w:val="clear" w:color="ffffff" w:themeColor="light1" w:fill="ffffff" w:themeFill="light1"/>
         <w:tcBorders>
-          <w:top w:val="none"/>
-          <w:left w:val="none"/>
+          <w:top w:val="none" w:color="000000" w:sz="4" w:space="0"/>
+          <w:left w:val="none" w:color="000000" w:sz="4" w:space="0"/>
           <w:bottom w:val="single" w:color="000000" w:themeColor="accent1" w:sz="4" w:space="0"/>
-          <w:right w:val="none"/>
+          <w:right w:val="none" w:color="000000" w:sz="4" w:space="0"/>
         </w:tcBorders>
       </w:tcPr>
     </w:tblStylePr>
@@ -57722,12 +57916,12 @@
         <w:tblBorders/>
       </w:tblPr>
       <w:tcPr>
-        <w:shd w:color="ffffff"/>
+        <w:shd w:val="clear" w:color="ffffff"/>
         <w:tcBorders>
-          <w:top w:val="none"/>
+          <w:top w:val="none" w:color="000000" w:sz="4" w:space="0"/>
           <w:left w:val="single" w:color="000000" w:themeColor="accent1" w:sz="4" w:space="0"/>
-          <w:bottom w:val="none"/>
-          <w:right w:val="none"/>
+          <w:bottom w:val="none" w:color="000000" w:sz="4" w:space="0"/>
+          <w:right w:val="none" w:color="000000" w:sz="4" w:space="0"/>
         </w:tcBorders>
       </w:tcPr>
     </w:tblStylePr>
@@ -57750,9 +57944,9 @@
         <w:shd w:val="clear" w:color="ffffff" w:themeColor="light1" w:fill="ffffff" w:themeFill="light1"/>
         <w:tcBorders>
           <w:top w:val="single" w:color="000000" w:themeColor="accent1" w:sz="4" w:space="0"/>
-          <w:left w:val="none"/>
-          <w:bottom w:val="none"/>
-          <w:right w:val="none"/>
+          <w:left w:val="none" w:color="000000" w:sz="4" w:space="0"/>
+          <w:bottom w:val="none" w:color="000000" w:sz="4" w:space="0"/>
+          <w:right w:val="none" w:color="000000" w:sz="4" w:space="0"/>
         </w:tcBorders>
       </w:tcPr>
     </w:tblStylePr>
@@ -57827,9 +58021,9 @@
       </w:tcPr>
     </w:tblStylePr>
   </w:style>
-  <w:style w:type="table" w:styleId="370">
+  <w:style w:type="table" w:styleId="1564">
     <w:name w:val="List Table 7 Colorful - Accent 2"/>
-    <w:basedOn w:val="269"/>
+    <w:basedOn w:val="1463"/>
     <w:uiPriority w:val="99"/>
     <w:pPr>
       <w:pBdr/>
@@ -57928,11 +58122,11 @@
         <w:tblBorders/>
       </w:tblPr>
       <w:tcPr>
-        <w:shd w:color="ffffff"/>
+        <w:shd w:val="clear" w:color="ffffff"/>
         <w:tcBorders>
-          <w:top w:val="none"/>
-          <w:left w:val="none"/>
-          <w:bottom w:val="none"/>
+          <w:top w:val="none" w:color="000000" w:sz="4" w:space="0"/>
+          <w:left w:val="none" w:color="000000" w:sz="4" w:space="0"/>
+          <w:bottom w:val="none" w:color="000000" w:sz="4" w:space="0"/>
           <w:right w:val="single" w:color="000000" w:themeColor="accent2" w:themeTint="97" w:sz="4" w:space="0"/>
         </w:tcBorders>
       </w:tcPr>
@@ -57955,10 +58149,10 @@
       <w:tcPr>
         <w:shd w:val="clear" w:color="ffffff" w:themeColor="light1" w:fill="ffffff" w:themeFill="light1"/>
         <w:tcBorders>
-          <w:top w:val="none"/>
-          <w:left w:val="none"/>
+          <w:top w:val="none" w:color="000000" w:sz="4" w:space="0"/>
+          <w:left w:val="none" w:color="000000" w:sz="4" w:space="0"/>
           <w:bottom w:val="single" w:color="000000" w:themeColor="accent2" w:themeTint="97" w:sz="4" w:space="0"/>
-          <w:right w:val="none"/>
+          <w:right w:val="none" w:color="000000" w:sz="4" w:space="0"/>
         </w:tcBorders>
       </w:tcPr>
     </w:tblStylePr>
@@ -57978,12 +58172,12 @@
         <w:tblBorders/>
       </w:tblPr>
       <w:tcPr>
-        <w:shd w:color="ffffff"/>
+        <w:shd w:val="clear" w:color="ffffff"/>
         <w:tcBorders>
-          <w:top w:val="none"/>
+          <w:top w:val="none" w:color="000000" w:sz="4" w:space="0"/>
           <w:left w:val="single" w:color="000000" w:themeColor="accent2" w:themeTint="97" w:sz="4" w:space="0"/>
-          <w:bottom w:val="none"/>
-          <w:right w:val="none"/>
+          <w:bottom w:val="none" w:color="000000" w:sz="4" w:space="0"/>
+          <w:right w:val="none" w:color="000000" w:sz="4" w:space="0"/>
         </w:tcBorders>
       </w:tcPr>
     </w:tblStylePr>
@@ -58006,9 +58200,9 @@
         <w:shd w:val="clear" w:color="ffffff" w:themeColor="light1" w:fill="ffffff" w:themeFill="light1"/>
         <w:tcBorders>
           <w:top w:val="single" w:color="000000" w:themeColor="accent2" w:themeTint="97" w:sz="4" w:space="0"/>
-          <w:left w:val="none"/>
-          <w:bottom w:val="none"/>
-          <w:right w:val="none"/>
+          <w:left w:val="none" w:color="000000" w:sz="4" w:space="0"/>
+          <w:bottom w:val="none" w:color="000000" w:sz="4" w:space="0"/>
+          <w:right w:val="none" w:color="000000" w:sz="4" w:space="0"/>
         </w:tcBorders>
       </w:tcPr>
     </w:tblStylePr>
@@ -58083,9 +58277,9 @@
       </w:tcPr>
     </w:tblStylePr>
   </w:style>
-  <w:style w:type="table" w:styleId="371">
+  <w:style w:type="table" w:styleId="1565">
     <w:name w:val="List Table 7 Colorful - Accent 3"/>
-    <w:basedOn w:val="269"/>
+    <w:basedOn w:val="1463"/>
     <w:uiPriority w:val="99"/>
     <w:pPr>
       <w:pBdr/>
@@ -58184,11 +58378,11 @@
         <w:tblBorders/>
       </w:tblPr>
       <w:tcPr>
-        <w:shd w:color="ffffff"/>
+        <w:shd w:val="clear" w:color="ffffff"/>
         <w:tcBorders>
-          <w:top w:val="none"/>
-          <w:left w:val="none"/>
-          <w:bottom w:val="none"/>
+          <w:top w:val="none" w:color="000000" w:sz="4" w:space="0"/>
+          <w:left w:val="none" w:color="000000" w:sz="4" w:space="0"/>
+          <w:bottom w:val="none" w:color="000000" w:sz="4" w:space="0"/>
           <w:right w:val="single" w:color="000000" w:themeColor="accent3" w:themeTint="98" w:sz="4" w:space="0"/>
         </w:tcBorders>
       </w:tcPr>
@@ -58211,10 +58405,10 @@
       <w:tcPr>
         <w:shd w:val="clear" w:color="ffffff" w:themeColor="light1" w:fill="ffffff" w:themeFill="light1"/>
         <w:tcBorders>
-          <w:top w:val="none"/>
-          <w:left w:val="none"/>
+          <w:top w:val="none" w:color="000000" w:sz="4" w:space="0"/>
+          <w:left w:val="none" w:color="000000" w:sz="4" w:space="0"/>
           <w:bottom w:val="single" w:color="000000" w:themeColor="accent3" w:themeTint="98" w:sz="4" w:space="0"/>
-          <w:right w:val="none"/>
+          <w:right w:val="none" w:color="000000" w:sz="4" w:space="0"/>
         </w:tcBorders>
       </w:tcPr>
     </w:tblStylePr>
@@ -58234,12 +58428,12 @@
         <w:tblBorders/>
       </w:tblPr>
       <w:tcPr>
-        <w:shd w:color="ffffff"/>
+        <w:shd w:val="clear" w:color="ffffff"/>
         <w:tcBorders>
-          <w:top w:val="none"/>
+          <w:top w:val="none" w:color="000000" w:sz="4" w:space="0"/>
           <w:left w:val="single" w:color="000000" w:themeColor="accent3" w:themeTint="98" w:sz="4" w:space="0"/>
-          <w:bottom w:val="none"/>
-          <w:right w:val="none"/>
+          <w:bottom w:val="none" w:color="000000" w:sz="4" w:space="0"/>
+          <w:right w:val="none" w:color="000000" w:sz="4" w:space="0"/>
         </w:tcBorders>
       </w:tcPr>
     </w:tblStylePr>
@@ -58262,9 +58456,9 @@
         <w:shd w:val="clear" w:color="ffffff" w:themeColor="light1" w:fill="ffffff" w:themeFill="light1"/>
         <w:tcBorders>
           <w:top w:val="single" w:color="000000" w:themeColor="accent3" w:themeTint="98" w:sz="4" w:space="0"/>
-          <w:left w:val="none"/>
-          <w:bottom w:val="none"/>
-          <w:right w:val="none"/>
+          <w:left w:val="none" w:color="000000" w:sz="4" w:space="0"/>
+          <w:bottom w:val="none" w:color="000000" w:sz="4" w:space="0"/>
+          <w:right w:val="none" w:color="000000" w:sz="4" w:space="0"/>
         </w:tcBorders>
       </w:tcPr>
     </w:tblStylePr>
@@ -58339,9 +58533,9 @@
       </w:tcPr>
     </w:tblStylePr>
   </w:style>
-  <w:style w:type="table" w:styleId="372">
+  <w:style w:type="table" w:styleId="1566">
     <w:name w:val="List Table 7 Colorful - Accent 4"/>
-    <w:basedOn w:val="269"/>
+    <w:basedOn w:val="1463"/>
     <w:uiPriority w:val="99"/>
     <w:pPr>
       <w:pBdr/>
@@ -58440,11 +58634,11 @@
         <w:tblBorders/>
       </w:tblPr>
       <w:tcPr>
-        <w:shd w:color="ffffff"/>
+        <w:shd w:val="clear" w:color="ffffff"/>
         <w:tcBorders>
-          <w:top w:val="none"/>
-          <w:left w:val="none"/>
-          <w:bottom w:val="none"/>
+          <w:top w:val="none" w:color="000000" w:sz="4" w:space="0"/>
+          <w:left w:val="none" w:color="000000" w:sz="4" w:space="0"/>
+          <w:bottom w:val="none" w:color="000000" w:sz="4" w:space="0"/>
           <w:right w:val="single" w:color="000000" w:themeColor="accent4" w:themeTint="9A" w:sz="4" w:space="0"/>
         </w:tcBorders>
       </w:tcPr>
@@ -58467,10 +58661,10 @@
       <w:tcPr>
         <w:shd w:val="clear" w:color="ffffff" w:themeColor="light1" w:fill="ffffff" w:themeFill="light1"/>
         <w:tcBorders>
-          <w:top w:val="none"/>
-          <w:left w:val="none"/>
+          <w:top w:val="none" w:color="000000" w:sz="4" w:space="0"/>
+          <w:left w:val="none" w:color="000000" w:sz="4" w:space="0"/>
           <w:bottom w:val="single" w:color="000000" w:themeColor="accent4" w:themeTint="9A" w:sz="4" w:space="0"/>
-          <w:right w:val="none"/>
+          <w:right w:val="none" w:color="000000" w:sz="4" w:space="0"/>
         </w:tcBorders>
       </w:tcPr>
     </w:tblStylePr>
@@ -58490,12 +58684,12 @@
         <w:tblBorders/>
       </w:tblPr>
       <w:tcPr>
-        <w:shd w:color="ffffff"/>
+        <w:shd w:val="clear" w:color="ffffff"/>
         <w:tcBorders>
-          <w:top w:val="none"/>
+          <w:top w:val="none" w:color="000000" w:sz="4" w:space="0"/>
           <w:left w:val="single" w:color="000000" w:themeColor="accent4" w:themeTint="9A" w:sz="4" w:space="0"/>
-          <w:bottom w:val="none"/>
-          <w:right w:val="none"/>
+          <w:bottom w:val="none" w:color="000000" w:sz="4" w:space="0"/>
+          <w:right w:val="none" w:color="000000" w:sz="4" w:space="0"/>
         </w:tcBorders>
       </w:tcPr>
     </w:tblStylePr>
@@ -58518,9 +58712,9 @@
         <w:shd w:val="clear" w:color="ffffff" w:themeColor="light1" w:fill="ffffff" w:themeFill="light1"/>
         <w:tcBorders>
           <w:top w:val="single" w:color="000000" w:themeColor="accent4" w:themeTint="9A" w:sz="4" w:space="0"/>
-          <w:left w:val="none"/>
-          <w:bottom w:val="none"/>
-          <w:right w:val="none"/>
+          <w:left w:val="none" w:color="000000" w:sz="4" w:space="0"/>
+          <w:bottom w:val="none" w:color="000000" w:sz="4" w:space="0"/>
+          <w:right w:val="none" w:color="000000" w:sz="4" w:space="0"/>
         </w:tcBorders>
       </w:tcPr>
     </w:tblStylePr>
@@ -58595,9 +58789,9 @@
       </w:tcPr>
     </w:tblStylePr>
   </w:style>
-  <w:style w:type="table" w:styleId="373">
+  <w:style w:type="table" w:styleId="1567">
     <w:name w:val="List Table 7 Colorful - Accent 5"/>
-    <w:basedOn w:val="269"/>
+    <w:basedOn w:val="1463"/>
     <w:uiPriority w:val="99"/>
     <w:pPr>
       <w:pBdr/>
@@ -58696,11 +58890,11 @@
         <w:tblBorders/>
       </w:tblPr>
       <w:tcPr>
-        <w:shd w:color="ffffff"/>
+        <w:shd w:val="clear" w:color="ffffff"/>
         <w:tcBorders>
-          <w:top w:val="none"/>
-          <w:left w:val="none"/>
-          <w:bottom w:val="none"/>
+          <w:top w:val="none" w:color="000000" w:sz="4" w:space="0"/>
+          <w:left w:val="none" w:color="000000" w:sz="4" w:space="0"/>
+          <w:bottom w:val="none" w:color="000000" w:sz="4" w:space="0"/>
           <w:right w:val="single" w:color="000000" w:themeColor="accent5" w:themeTint="9A" w:sz="4" w:space="0"/>
         </w:tcBorders>
       </w:tcPr>
@@ -58723,10 +58917,10 @@
       <w:tcPr>
         <w:shd w:val="clear" w:color="ffffff" w:themeColor="light1" w:fill="ffffff" w:themeFill="light1"/>
         <w:tcBorders>
-          <w:top w:val="none"/>
-          <w:left w:val="none"/>
+          <w:top w:val="none" w:color="000000" w:sz="4" w:space="0"/>
+          <w:left w:val="none" w:color="000000" w:sz="4" w:space="0"/>
           <w:bottom w:val="single" w:color="000000" w:themeColor="accent5" w:themeTint="9A" w:sz="4" w:space="0"/>
-          <w:right w:val="none"/>
+          <w:right w:val="none" w:color="000000" w:sz="4" w:space="0"/>
         </w:tcBorders>
       </w:tcPr>
     </w:tblStylePr>
@@ -58746,12 +58940,12 @@
         <w:tblBorders/>
       </w:tblPr>
       <w:tcPr>
-        <w:shd w:color="ffffff"/>
+        <w:shd w:val="clear" w:color="ffffff"/>
         <w:tcBorders>
-          <w:top w:val="none"/>
+          <w:top w:val="none" w:color="000000" w:sz="4" w:space="0"/>
           <w:left w:val="single" w:color="000000" w:themeColor="accent5" w:themeTint="9A" w:sz="4" w:space="0"/>
-          <w:bottom w:val="none"/>
-          <w:right w:val="none"/>
+          <w:bottom w:val="none" w:color="000000" w:sz="4" w:space="0"/>
+          <w:right w:val="none" w:color="000000" w:sz="4" w:space="0"/>
         </w:tcBorders>
       </w:tcPr>
     </w:tblStylePr>
@@ -58774,9 +58968,9 @@
         <w:shd w:val="clear" w:color="ffffff" w:themeColor="light1" w:fill="ffffff" w:themeFill="light1"/>
         <w:tcBorders>
           <w:top w:val="single" w:color="000000" w:themeColor="accent5" w:themeTint="9A" w:sz="4" w:space="0"/>
-          <w:left w:val="none"/>
-          <w:bottom w:val="none"/>
-          <w:right w:val="none"/>
+          <w:left w:val="none" w:color="000000" w:sz="4" w:space="0"/>
+          <w:bottom w:val="none" w:color="000000" w:sz="4" w:space="0"/>
+          <w:right w:val="none" w:color="000000" w:sz="4" w:space="0"/>
         </w:tcBorders>
       </w:tcPr>
     </w:tblStylePr>
@@ -58851,9 +59045,9 @@
       </w:tcPr>
     </w:tblStylePr>
   </w:style>
-  <w:style w:type="table" w:styleId="374">
+  <w:style w:type="table" w:styleId="1568">
     <w:name w:val="List Table 7 Colorful - Accent 6"/>
-    <w:basedOn w:val="269"/>
+    <w:basedOn w:val="1463"/>
     <w:uiPriority w:val="99"/>
     <w:pPr>
       <w:pBdr/>
@@ -58952,11 +59146,11 @@
         <w:tblBorders/>
       </w:tblPr>
       <w:tcPr>
-        <w:shd w:color="ffffff"/>
+        <w:shd w:val="clear" w:color="ffffff"/>
         <w:tcBorders>
-          <w:top w:val="none"/>
-          <w:left w:val="none"/>
-          <w:bottom w:val="none"/>
+          <w:top w:val="none" w:color="000000" w:sz="4" w:space="0"/>
+          <w:left w:val="none" w:color="000000" w:sz="4" w:space="0"/>
+          <w:bottom w:val="none" w:color="000000" w:sz="4" w:space="0"/>
           <w:right w:val="single" w:color="000000" w:themeColor="accent6" w:themeTint="98" w:sz="4" w:space="0"/>
         </w:tcBorders>
       </w:tcPr>
@@ -58979,10 +59173,10 @@
       <w:tcPr>
         <w:shd w:val="clear" w:color="ffffff" w:themeColor="light1" w:fill="ffffff" w:themeFill="light1"/>
         <w:tcBorders>
-          <w:top w:val="none"/>
-          <w:left w:val="none"/>
+          <w:top w:val="none" w:color="000000" w:sz="4" w:space="0"/>
+          <w:left w:val="none" w:color="000000" w:sz="4" w:space="0"/>
           <w:bottom w:val="single" w:color="000000" w:themeColor="accent6" w:themeTint="98" w:sz="4" w:space="0"/>
-          <w:right w:val="none"/>
+          <w:right w:val="none" w:color="000000" w:sz="4" w:space="0"/>
         </w:tcBorders>
       </w:tcPr>
     </w:tblStylePr>
@@ -59002,12 +59196,12 @@
         <w:tblBorders/>
       </w:tblPr>
       <w:tcPr>
-        <w:shd w:color="ffffff"/>
+        <w:shd w:val="clear" w:color="ffffff"/>
         <w:tcBorders>
-          <w:top w:val="none"/>
+          <w:top w:val="none" w:color="000000" w:sz="4" w:space="0"/>
           <w:left w:val="single" w:color="000000" w:themeColor="accent6" w:themeTint="98" w:sz="4" w:space="0"/>
-          <w:bottom w:val="none"/>
-          <w:right w:val="none"/>
+          <w:bottom w:val="none" w:color="000000" w:sz="4" w:space="0"/>
+          <w:right w:val="none" w:color="000000" w:sz="4" w:space="0"/>
         </w:tcBorders>
       </w:tcPr>
     </w:tblStylePr>
@@ -59030,9 +59224,9 @@
         <w:shd w:val="clear" w:color="ffffff" w:themeColor="light1" w:fill="ffffff" w:themeFill="light1"/>
         <w:tcBorders>
           <w:top w:val="single" w:color="000000" w:themeColor="accent6" w:themeTint="98" w:sz="4" w:space="0"/>
-          <w:left w:val="none"/>
-          <w:bottom w:val="none"/>
-          <w:right w:val="none"/>
+          <w:left w:val="none" w:color="000000" w:sz="4" w:space="0"/>
+          <w:bottom w:val="none" w:color="000000" w:sz="4" w:space="0"/>
+          <w:right w:val="none" w:color="000000" w:sz="4" w:space="0"/>
         </w:tcBorders>
       </w:tcPr>
     </w:tblStylePr>
@@ -59107,9 +59301,9 @@
       </w:tcPr>
     </w:tblStylePr>
   </w:style>
-  <w:style w:type="table" w:styleId="375">
+  <w:style w:type="table" w:styleId="1569">
     <w:name w:val="Lined - Accent"/>
-    <w:basedOn w:val="269"/>
+    <w:basedOn w:val="1463"/>
     <w:uiPriority w:val="99"/>
     <w:pPr>
       <w:pBdr/>
@@ -59344,9 +59538,9 @@
       </w:tcPr>
     </w:tblStylePr>
   </w:style>
-  <w:style w:type="table" w:styleId="376">
+  <w:style w:type="table" w:styleId="1570">
     <w:name w:val="Lined - Accent 1"/>
-    <w:basedOn w:val="269"/>
+    <w:basedOn w:val="1463"/>
     <w:uiPriority w:val="99"/>
     <w:pPr>
       <w:pBdr/>
@@ -59581,9 +59775,9 @@
       </w:tcPr>
     </w:tblStylePr>
   </w:style>
-  <w:style w:type="table" w:styleId="377">
+  <w:style w:type="table" w:styleId="1571">
     <w:name w:val="Lined - Accent 2"/>
-    <w:basedOn w:val="269"/>
+    <w:basedOn w:val="1463"/>
     <w:uiPriority w:val="99"/>
     <w:pPr>
       <w:pBdr/>
@@ -59818,9 +60012,9 @@
       </w:tcPr>
     </w:tblStylePr>
   </w:style>
-  <w:style w:type="table" w:styleId="378">
+  <w:style w:type="table" w:styleId="1572">
     <w:name w:val="Lined - Accent 3"/>
-    <w:basedOn w:val="269"/>
+    <w:basedOn w:val="1463"/>
     <w:uiPriority w:val="99"/>
     <w:pPr>
       <w:pBdr/>
@@ -60055,9 +60249,9 @@
       </w:tcPr>
     </w:tblStylePr>
   </w:style>
-  <w:style w:type="table" w:styleId="379">
+  <w:style w:type="table" w:styleId="1573">
     <w:name w:val="Lined - Accent 4"/>
-    <w:basedOn w:val="269"/>
+    <w:basedOn w:val="1463"/>
     <w:uiPriority w:val="99"/>
     <w:pPr>
       <w:pBdr/>
@@ -60292,9 +60486,9 @@
       </w:tcPr>
     </w:tblStylePr>
   </w:style>
-  <w:style w:type="table" w:styleId="380">
+  <w:style w:type="table" w:styleId="1574">
     <w:name w:val="Lined - Accent 5"/>
-    <w:basedOn w:val="269"/>
+    <w:basedOn w:val="1463"/>
     <w:uiPriority w:val="99"/>
     <w:pPr>
       <w:pBdr/>
@@ -60529,9 +60723,9 @@
       </w:tcPr>
     </w:tblStylePr>
   </w:style>
-  <w:style w:type="table" w:styleId="381">
+  <w:style w:type="table" w:styleId="1575">
     <w:name w:val="Lined - Accent 6"/>
-    <w:basedOn w:val="269"/>
+    <w:basedOn w:val="1463"/>
     <w:uiPriority w:val="99"/>
     <w:pPr>
       <w:pBdr/>
@@ -60766,9 +60960,9 @@
       </w:tcPr>
     </w:tblStylePr>
   </w:style>
-  <w:style w:type="table" w:styleId="382">
+  <w:style w:type="table" w:styleId="1576">
     <w:name w:val="Bordered &amp; Lined - Accent"/>
-    <w:basedOn w:val="269"/>
+    <w:basedOn w:val="1463"/>
     <w:uiPriority w:val="99"/>
     <w:pPr>
       <w:pBdr/>
@@ -61010,9 +61204,9 @@
       </w:tcPr>
     </w:tblStylePr>
   </w:style>
-  <w:style w:type="table" w:styleId="383">
+  <w:style w:type="table" w:styleId="1577">
     <w:name w:val="Bordered &amp; Lined - Accent 1"/>
-    <w:basedOn w:val="269"/>
+    <w:basedOn w:val="1463"/>
     <w:uiPriority w:val="99"/>
     <w:pPr>
       <w:pBdr/>
@@ -61254,9 +61448,9 @@
       </w:tcPr>
     </w:tblStylePr>
   </w:style>
-  <w:style w:type="table" w:styleId="384">
+  <w:style w:type="table" w:styleId="1578">
     <w:name w:val="Bordered &amp; Lined - Accent 2"/>
-    <w:basedOn w:val="269"/>
+    <w:basedOn w:val="1463"/>
     <w:uiPriority w:val="99"/>
     <w:pPr>
       <w:pBdr/>
@@ -61498,9 +61692,9 @@
       </w:tcPr>
     </w:tblStylePr>
   </w:style>
-  <w:style w:type="table" w:styleId="385">
+  <w:style w:type="table" w:styleId="1579">
     <w:name w:val="Bordered &amp; Lined - Accent 3"/>
-    <w:basedOn w:val="269"/>
+    <w:basedOn w:val="1463"/>
     <w:uiPriority w:val="99"/>
     <w:pPr>
       <w:pBdr/>
@@ -61742,9 +61936,9 @@
       </w:tcPr>
     </w:tblStylePr>
   </w:style>
-  <w:style w:type="table" w:styleId="386">
+  <w:style w:type="table" w:styleId="1580">
     <w:name w:val="Bordered &amp; Lined - Accent 4"/>
-    <w:basedOn w:val="269"/>
+    <w:basedOn w:val="1463"/>
     <w:uiPriority w:val="99"/>
     <w:pPr>
       <w:pBdr/>
@@ -61986,9 +62180,9 @@
       </w:tcPr>
     </w:tblStylePr>
   </w:style>
-  <w:style w:type="table" w:styleId="387">
+  <w:style w:type="table" w:styleId="1581">
     <w:name w:val="Bordered &amp; Lined - Accent 5"/>
-    <w:basedOn w:val="269"/>
+    <w:basedOn w:val="1463"/>
     <w:uiPriority w:val="99"/>
     <w:pPr>
       <w:pBdr/>
@@ -62230,9 +62424,9 @@
       </w:tcPr>
     </w:tblStylePr>
   </w:style>
-  <w:style w:type="table" w:styleId="388">
+  <w:style w:type="table" w:styleId="1582">
     <w:name w:val="Bordered &amp; Lined - Accent 6"/>
-    <w:basedOn w:val="269"/>
+    <w:basedOn w:val="1463"/>
     <w:uiPriority w:val="99"/>
     <w:pPr>
       <w:pBdr/>
@@ -62474,9 +62668,9 @@
       </w:tcPr>
     </w:tblStylePr>
   </w:style>
-  <w:style w:type="table" w:styleId="389">
+  <w:style w:type="table" w:styleId="1583">
     <w:name w:val="Bordered"/>
-    <w:basedOn w:val="269"/>
+    <w:basedOn w:val="1463"/>
     <w:uiPriority w:val="99"/>
     <w:pPr>
       <w:pBdr/>
@@ -62705,9 +62899,9 @@
       </w:tcPr>
     </w:tblStylePr>
   </w:style>
-  <w:style w:type="table" w:styleId="390">
+  <w:style w:type="table" w:styleId="1584">
     <w:name w:val="Bordered - Accent 1"/>
-    <w:basedOn w:val="269"/>
+    <w:basedOn w:val="1463"/>
     <w:uiPriority w:val="99"/>
     <w:pPr>
       <w:pBdr/>
@@ -62936,9 +63130,9 @@
       </w:tcPr>
     </w:tblStylePr>
   </w:style>
-  <w:style w:type="table" w:styleId="391">
+  <w:style w:type="table" w:styleId="1585">
     <w:name w:val="Bordered - Accent 2"/>
-    <w:basedOn w:val="269"/>
+    <w:basedOn w:val="1463"/>
     <w:uiPriority w:val="99"/>
     <w:pPr>
       <w:pBdr/>
@@ -63167,9 +63361,9 @@
       </w:tcPr>
     </w:tblStylePr>
   </w:style>
-  <w:style w:type="table" w:styleId="392">
+  <w:style w:type="table" w:styleId="1586">
     <w:name w:val="Bordered - Accent 3"/>
-    <w:basedOn w:val="269"/>
+    <w:basedOn w:val="1463"/>
     <w:uiPriority w:val="99"/>
     <w:pPr>
       <w:pBdr/>
@@ -63398,9 +63592,9 @@
       </w:tcPr>
     </w:tblStylePr>
   </w:style>
-  <w:style w:type="table" w:styleId="393">
+  <w:style w:type="table" w:styleId="1587">
     <w:name w:val="Bordered - Accent 4"/>
-    <w:basedOn w:val="269"/>
+    <w:basedOn w:val="1463"/>
     <w:uiPriority w:val="99"/>
     <w:pPr>
       <w:pBdr/>
@@ -63629,9 +63823,9 @@
       </w:tcPr>
     </w:tblStylePr>
   </w:style>
-  <w:style w:type="table" w:styleId="394">
+  <w:style w:type="table" w:styleId="1588">
     <w:name w:val="Bordered - Accent 5"/>
-    <w:basedOn w:val="269"/>
+    <w:basedOn w:val="1463"/>
     <w:uiPriority w:val="99"/>
     <w:pPr>
       <w:pBdr/>
@@ -63860,9 +64054,9 @@
       </w:tcPr>
     </w:tblStylePr>
   </w:style>
-  <w:style w:type="table" w:styleId="395">
+  <w:style w:type="table" w:styleId="1589">
     <w:name w:val="Bordered - Accent 6"/>
-    <w:basedOn w:val="269"/>
+    <w:basedOn w:val="1463"/>
     <w:uiPriority w:val="99"/>
     <w:pPr>
       <w:pBdr/>
@@ -64091,7 +64285,7 @@
       </w:tcPr>
     </w:tblStylePr>
   </w:style>
-  <w:style w:type="paragraph" w:styleId="396" w:default="1">
+  <w:style w:type="paragraph" w:styleId="1590" w:default="1">
     <w:name w:val="Normal"/>
     <w:qFormat/>
     <w:pPr>
@@ -64100,11 +64294,11 @@
       <w:ind/>
     </w:pPr>
   </w:style>
-  <w:style w:type="paragraph" w:styleId="397">
+  <w:style w:type="paragraph" w:styleId="1591">
     <w:name w:val="Heading 1"/>
-    <w:basedOn w:val="396"/>
-    <w:next w:val="396"/>
-    <w:link w:val="408"/>
+    <w:basedOn w:val="1590"/>
+    <w:next w:val="1590"/>
+    <w:link w:val="1602"/>
     <w:uiPriority w:val="9"/>
     <w:qFormat/>
     <w:pPr>
@@ -64122,11 +64316,11 @@
       <w:szCs w:val="40"/>
     </w:rPr>
   </w:style>
-  <w:style w:type="paragraph" w:styleId="398">
+  <w:style w:type="paragraph" w:styleId="1592">
     <w:name w:val="Heading 2"/>
-    <w:basedOn w:val="396"/>
-    <w:next w:val="396"/>
-    <w:link w:val="409"/>
+    <w:basedOn w:val="1590"/>
+    <w:next w:val="1590"/>
+    <w:link w:val="1603"/>
     <w:uiPriority w:val="9"/>
     <w:unhideWhenUsed/>
     <w:qFormat/>
@@ -64145,11 +64339,11 @@
       <w:szCs w:val="32"/>
     </w:rPr>
   </w:style>
-  <w:style w:type="paragraph" w:styleId="399">
+  <w:style w:type="paragraph" w:styleId="1593">
     <w:name w:val="Heading 3"/>
-    <w:basedOn w:val="396"/>
-    <w:next w:val="396"/>
-    <w:link w:val="410"/>
+    <w:basedOn w:val="1590"/>
+    <w:next w:val="1590"/>
+    <w:link w:val="1604"/>
     <w:uiPriority w:val="9"/>
     <w:unhideWhenUsed/>
     <w:qFormat/>
@@ -64168,11 +64362,11 @@
       <w:szCs w:val="28"/>
     </w:rPr>
   </w:style>
-  <w:style w:type="paragraph" w:styleId="400">
+  <w:style w:type="paragraph" w:styleId="1594">
     <w:name w:val="Heading 4"/>
-    <w:basedOn w:val="396"/>
-    <w:next w:val="396"/>
-    <w:link w:val="411"/>
+    <w:basedOn w:val="1590"/>
+    <w:next w:val="1590"/>
+    <w:link w:val="1605"/>
     <w:uiPriority w:val="9"/>
     <w:unhideWhenUsed/>
     <w:qFormat/>
@@ -64191,11 +64385,11 @@
       <w:color w:val="0f4761" w:themeColor="accent1" w:themeShade="BF"/>
     </w:rPr>
   </w:style>
-  <w:style w:type="paragraph" w:styleId="401">
+  <w:style w:type="paragraph" w:styleId="1595">
     <w:name w:val="Heading 5"/>
-    <w:basedOn w:val="396"/>
-    <w:next w:val="396"/>
-    <w:link w:val="412"/>
+    <w:basedOn w:val="1590"/>
+    <w:next w:val="1590"/>
+    <w:link w:val="1606"/>
     <w:uiPriority w:val="9"/>
     <w:unhideWhenUsed/>
     <w:qFormat/>
@@ -64212,11 +64406,11 @@
       <w:color w:val="0f4761" w:themeColor="accent1" w:themeShade="BF"/>
     </w:rPr>
   </w:style>
-  <w:style w:type="paragraph" w:styleId="402">
+  <w:style w:type="paragraph" w:styleId="1596">
     <w:name w:val="Heading 6"/>
-    <w:basedOn w:val="396"/>
-    <w:next w:val="396"/>
-    <w:link w:val="413"/>
+    <w:basedOn w:val="1590"/>
+    <w:next w:val="1590"/>
+    <w:link w:val="1607"/>
     <w:uiPriority w:val="9"/>
     <w:unhideWhenUsed/>
     <w:qFormat/>
@@ -64235,11 +64429,11 @@
       <w:color w:val="595959" w:themeColor="text1" w:themeTint="A6"/>
     </w:rPr>
   </w:style>
-  <w:style w:type="paragraph" w:styleId="403">
+  <w:style w:type="paragraph" w:styleId="1597">
     <w:name w:val="Heading 7"/>
-    <w:basedOn w:val="396"/>
-    <w:next w:val="396"/>
-    <w:link w:val="414"/>
+    <w:basedOn w:val="1590"/>
+    <w:next w:val="1590"/>
+    <w:link w:val="1608"/>
     <w:uiPriority w:val="9"/>
     <w:unhideWhenUsed/>
     <w:qFormat/>
@@ -64256,11 +64450,11 @@
       <w:color w:val="595959" w:themeColor="text1" w:themeTint="A6"/>
     </w:rPr>
   </w:style>
-  <w:style w:type="paragraph" w:styleId="404">
+  <w:style w:type="paragraph" w:styleId="1598">
     <w:name w:val="Heading 8"/>
-    <w:basedOn w:val="396"/>
-    <w:next w:val="396"/>
-    <w:link w:val="415"/>
+    <w:basedOn w:val="1590"/>
+    <w:next w:val="1590"/>
+    <w:link w:val="1609"/>
     <w:uiPriority w:val="9"/>
     <w:unhideWhenUsed/>
     <w:qFormat/>
@@ -64279,11 +64473,11 @@
       <w:color w:val="272727" w:themeColor="text1" w:themeTint="D8"/>
     </w:rPr>
   </w:style>
-  <w:style w:type="paragraph" w:styleId="405">
+  <w:style w:type="paragraph" w:styleId="1599">
     <w:name w:val="Heading 9"/>
-    <w:basedOn w:val="396"/>
-    <w:next w:val="396"/>
-    <w:link w:val="416"/>
+    <w:basedOn w:val="1590"/>
+    <w:next w:val="1590"/>
+    <w:link w:val="1610"/>
     <w:uiPriority w:val="9"/>
     <w:unhideWhenUsed/>
     <w:qFormat/>
@@ -64302,7 +64496,7 @@
       <w:color w:val="272727" w:themeColor="text1" w:themeTint="D8"/>
     </w:rPr>
   </w:style>
-  <w:style w:type="character" w:styleId="406" w:default="1">
+  <w:style w:type="character" w:styleId="1600" w:default="1">
     <w:name w:val="Default Paragraph Font"/>
     <w:uiPriority w:val="1"/>
     <w:semiHidden/>
@@ -64313,7 +64507,7 @@
       <w:ind/>
     </w:pPr>
   </w:style>
-  <w:style w:type="numbering" w:styleId="407" w:default="1">
+  <w:style w:type="numbering" w:styleId="1601" w:default="1">
     <w:name w:val="No List"/>
     <w:uiPriority w:val="99"/>
     <w:semiHidden/>
@@ -64324,10 +64518,10 @@
       <w:ind/>
     </w:pPr>
   </w:style>
-  <w:style w:type="character" w:styleId="408">
+  <w:style w:type="character" w:styleId="1602">
     <w:name w:val="Heading 1 Char"/>
-    <w:basedOn w:val="406"/>
-    <w:link w:val="397"/>
+    <w:basedOn w:val="1600"/>
+    <w:link w:val="1591"/>
     <w:uiPriority w:val="9"/>
     <w:pPr>
       <w:pBdr/>
@@ -64341,10 +64535,10 @@
       <w:szCs w:val="40"/>
     </w:rPr>
   </w:style>
-  <w:style w:type="character" w:styleId="409">
+  <w:style w:type="character" w:styleId="1603">
     <w:name w:val="Heading 2 Char"/>
-    <w:basedOn w:val="406"/>
-    <w:link w:val="398"/>
+    <w:basedOn w:val="1600"/>
+    <w:link w:val="1592"/>
     <w:uiPriority w:val="9"/>
     <w:pPr>
       <w:pBdr/>
@@ -64358,10 +64552,10 @@
       <w:szCs w:val="32"/>
     </w:rPr>
   </w:style>
-  <w:style w:type="character" w:styleId="410">
+  <w:style w:type="character" w:styleId="1604">
     <w:name w:val="Heading 3 Char"/>
-    <w:basedOn w:val="406"/>
-    <w:link w:val="399"/>
+    <w:basedOn w:val="1600"/>
+    <w:link w:val="1593"/>
     <w:uiPriority w:val="9"/>
     <w:pPr>
       <w:pBdr/>
@@ -64375,10 +64569,10 @@
       <w:szCs w:val="28"/>
     </w:rPr>
   </w:style>
-  <w:style w:type="character" w:styleId="411">
+  <w:style w:type="character" w:styleId="1605">
     <w:name w:val="Heading 4 Char"/>
-    <w:basedOn w:val="406"/>
-    <w:link w:val="400"/>
+    <w:basedOn w:val="1600"/>
+    <w:link w:val="1594"/>
     <w:uiPriority w:val="9"/>
     <w:pPr>
       <w:pBdr/>
@@ -64392,10 +64586,10 @@
       <w:color w:val="0f4761" w:themeColor="accent1" w:themeShade="BF"/>
     </w:rPr>
   </w:style>
-  <w:style w:type="character" w:styleId="412">
+  <w:style w:type="character" w:styleId="1606">
     <w:name w:val="Heading 5 Char"/>
-    <w:basedOn w:val="406"/>
-    <w:link w:val="401"/>
+    <w:basedOn w:val="1600"/>
+    <w:link w:val="1595"/>
     <w:uiPriority w:val="9"/>
     <w:pPr>
       <w:pBdr/>
@@ -64407,10 +64601,10 @@
       <w:color w:val="0f4761" w:themeColor="accent1" w:themeShade="BF"/>
     </w:rPr>
   </w:style>
-  <w:style w:type="character" w:styleId="413">
+  <w:style w:type="character" w:styleId="1607">
     <w:name w:val="Heading 6 Char"/>
-    <w:basedOn w:val="406"/>
-    <w:link w:val="402"/>
+    <w:basedOn w:val="1600"/>
+    <w:link w:val="1596"/>
     <w:uiPriority w:val="9"/>
     <w:pPr>
       <w:pBdr/>
@@ -64424,10 +64618,10 @@
       <w:color w:val="595959" w:themeColor="text1" w:themeTint="A6"/>
     </w:rPr>
   </w:style>
-  <w:style w:type="character" w:styleId="414">
+  <w:style w:type="character" w:styleId="1608">
     <w:name w:val="Heading 7 Char"/>
-    <w:basedOn w:val="406"/>
-    <w:link w:val="403"/>
+    <w:basedOn w:val="1600"/>
+    <w:link w:val="1597"/>
     <w:uiPriority w:val="9"/>
     <w:pPr>
       <w:pBdr/>
@@ -64439,10 +64633,10 @@
       <w:color w:val="595959" w:themeColor="text1" w:themeTint="A6"/>
     </w:rPr>
   </w:style>
-  <w:style w:type="character" w:styleId="415">
+  <w:style w:type="character" w:styleId="1609">
     <w:name w:val="Heading 8 Char"/>
-    <w:basedOn w:val="406"/>
-    <w:link w:val="404"/>
+    <w:basedOn w:val="1600"/>
+    <w:link w:val="1598"/>
     <w:uiPriority w:val="9"/>
     <w:pPr>
       <w:pBdr/>
@@ -64456,10 +64650,10 @@
       <w:color w:val="272727" w:themeColor="text1" w:themeTint="D8"/>
     </w:rPr>
   </w:style>
-  <w:style w:type="character" w:styleId="416">
+  <w:style w:type="character" w:styleId="1610">
     <w:name w:val="Heading 9 Char"/>
-    <w:basedOn w:val="406"/>
-    <w:link w:val="405"/>
+    <w:basedOn w:val="1600"/>
+    <w:link w:val="1599"/>
     <w:uiPriority w:val="9"/>
     <w:pPr>
       <w:pBdr/>
@@ -64473,11 +64667,11 @@
       <w:color w:val="272727" w:themeColor="text1" w:themeTint="D8"/>
     </w:rPr>
   </w:style>
-  <w:style w:type="paragraph" w:styleId="417">
+  <w:style w:type="paragraph" w:styleId="1611">
     <w:name w:val="Title"/>
-    <w:basedOn w:val="396"/>
-    <w:next w:val="396"/>
-    <w:link w:val="418"/>
+    <w:basedOn w:val="1590"/>
+    <w:next w:val="1590"/>
+    <w:link w:val="1612"/>
     <w:uiPriority w:val="10"/>
     <w:qFormat/>
     <w:pPr>
@@ -64493,10 +64687,10 @@
       <w:szCs w:val="56"/>
     </w:rPr>
   </w:style>
-  <w:style w:type="character" w:styleId="418">
+  <w:style w:type="character" w:styleId="1612">
     <w:name w:val="Title Char"/>
-    <w:basedOn w:val="406"/>
-    <w:link w:val="417"/>
+    <w:basedOn w:val="1600"/>
+    <w:link w:val="1611"/>
     <w:uiPriority w:val="10"/>
     <w:pPr>
       <w:pBdr/>
@@ -64510,11 +64704,11 @@
       <w:szCs w:val="56"/>
     </w:rPr>
   </w:style>
-  <w:style w:type="paragraph" w:styleId="419">
+  <w:style w:type="paragraph" w:styleId="1613">
     <w:name w:val="Subtitle"/>
-    <w:basedOn w:val="396"/>
-    <w:next w:val="396"/>
-    <w:link w:val="420"/>
+    <w:basedOn w:val="1590"/>
+    <w:next w:val="1590"/>
+    <w:link w:val="1614"/>
     <w:uiPriority w:val="11"/>
     <w:qFormat/>
     <w:pPr>
@@ -64532,10 +64726,10 @@
       <w:szCs w:val="28"/>
     </w:rPr>
   </w:style>
-  <w:style w:type="character" w:styleId="420">
+  <w:style w:type="character" w:styleId="1614">
     <w:name w:val="Subtitle Char"/>
-    <w:basedOn w:val="406"/>
-    <w:link w:val="419"/>
+    <w:basedOn w:val="1600"/>
+    <w:link w:val="1613"/>
     <w:uiPriority w:val="11"/>
     <w:pPr>
       <w:pBdr/>
@@ -64549,11 +64743,11 @@
       <w:szCs w:val="28"/>
     </w:rPr>
   </w:style>
-  <w:style w:type="paragraph" w:styleId="421">
+  <w:style w:type="paragraph" w:styleId="1615">
     <w:name w:val="Quote"/>
-    <w:basedOn w:val="396"/>
-    <w:next w:val="396"/>
-    <w:link w:val="422"/>
+    <w:basedOn w:val="1590"/>
+    <w:next w:val="1590"/>
+    <w:link w:val="1616"/>
     <w:uiPriority w:val="29"/>
     <w:qFormat/>
     <w:pPr>
@@ -64568,10 +64762,10 @@
       <w:color w:val="404040" w:themeColor="text1" w:themeTint="BF"/>
     </w:rPr>
   </w:style>
-  <w:style w:type="character" w:styleId="422">
+  <w:style w:type="character" w:styleId="1616">
     <w:name w:val="Quote Char"/>
-    <w:basedOn w:val="406"/>
-    <w:link w:val="421"/>
+    <w:basedOn w:val="1600"/>
+    <w:link w:val="1615"/>
     <w:uiPriority w:val="29"/>
     <w:pPr>
       <w:pBdr/>
@@ -64584,9 +64778,9 @@
       <w:color w:val="404040" w:themeColor="text1" w:themeTint="BF"/>
     </w:rPr>
   </w:style>
-  <w:style w:type="paragraph" w:styleId="423">
+  <w:style w:type="paragraph" w:styleId="1617">
     <w:name w:val="List Paragraph"/>
-    <w:basedOn w:val="396"/>
+    <w:basedOn w:val="1590"/>
     <w:uiPriority w:val="34"/>
     <w:qFormat/>
     <w:pPr>
@@ -64596,9 +64790,9 @@
       <w:contextualSpacing w:val="true"/>
     </w:pPr>
   </w:style>
-  <w:style w:type="character" w:styleId="424">
+  <w:style w:type="character" w:styleId="1618">
     <w:name w:val="Intense Emphasis"/>
-    <w:basedOn w:val="406"/>
+    <w:basedOn w:val="1600"/>
     <w:uiPriority w:val="21"/>
     <w:qFormat/>
     <w:pPr>
@@ -64612,11 +64806,11 @@
       <w:color w:val="0f4761" w:themeColor="accent1" w:themeShade="BF"/>
     </w:rPr>
   </w:style>
-  <w:style w:type="paragraph" w:styleId="425">
+  <w:style w:type="paragraph" w:styleId="1619">
     <w:name w:val="Intense Quote"/>
-    <w:basedOn w:val="396"/>
-    <w:next w:val="396"/>
-    <w:link w:val="426"/>
+    <w:basedOn w:val="1590"/>
+    <w:next w:val="1590"/>
+    <w:link w:val="1620"/>
     <w:uiPriority w:val="30"/>
     <w:qFormat/>
     <w:pPr>
@@ -64634,10 +64828,10 @@
       <w:color w:val="0f4761" w:themeColor="accent1" w:themeShade="BF"/>
     </w:rPr>
   </w:style>
-  <w:style w:type="character" w:styleId="426">
+  <w:style w:type="character" w:styleId="1620">
     <w:name w:val="Intense Quote Char"/>
-    <w:basedOn w:val="406"/>
-    <w:link w:val="425"/>
+    <w:basedOn w:val="1600"/>
+    <w:link w:val="1619"/>
     <w:uiPriority w:val="30"/>
     <w:pPr>
       <w:pBdr/>
@@ -64650,9 +64844,9 @@
       <w:color w:val="0f4761" w:themeColor="accent1" w:themeShade="BF"/>
     </w:rPr>
   </w:style>
-  <w:style w:type="character" w:styleId="427">
+  <w:style w:type="character" w:styleId="1621">
     <w:name w:val="Intense Reference"/>
-    <w:basedOn w:val="406"/>
+    <w:basedOn w:val="1600"/>
     <w:uiPriority w:val="32"/>
     <w:qFormat/>
     <w:pPr>
@@ -64668,9 +64862,9 @@
       <w:spacing w:val="5"/>
     </w:rPr>
   </w:style>
-  <w:style w:type="paragraph" w:styleId="428">
+  <w:style w:type="paragraph" w:styleId="1622">
     <w:name w:val="No Spacing"/>
-    <w:basedOn w:val="396"/>
+    <w:basedOn w:val="1590"/>
     <w:uiPriority w:val="1"/>
     <w:qFormat/>
     <w:pPr>
@@ -64679,9 +64873,9 @@
       <w:ind/>
     </w:pPr>
   </w:style>
-  <w:style w:type="character" w:styleId="429">
+  <w:style w:type="character" w:styleId="1623">
     <w:name w:val="Subtle Emphasis"/>
-    <w:basedOn w:val="406"/>
+    <w:basedOn w:val="1600"/>
     <w:uiPriority w:val="19"/>
     <w:qFormat/>
     <w:pPr>
@@ -64695,9 +64889,9 @@
       <w:color w:val="404040" w:themeColor="text1" w:themeTint="BF"/>
     </w:rPr>
   </w:style>
-  <w:style w:type="character" w:styleId="430">
+  <w:style w:type="character" w:styleId="1624">
     <w:name w:val="Emphasis"/>
-    <w:basedOn w:val="406"/>
+    <w:basedOn w:val="1600"/>
     <w:uiPriority w:val="20"/>
     <w:qFormat/>
     <w:pPr>
@@ -64710,9 +64904,9 @@
       <w:iCs/>
     </w:rPr>
   </w:style>
-  <w:style w:type="character" w:styleId="431">
+  <w:style w:type="character" w:styleId="1625">
     <w:name w:val="Strong"/>
-    <w:basedOn w:val="406"/>
+    <w:basedOn w:val="1600"/>
     <w:uiPriority w:val="22"/>
     <w:qFormat/>
     <w:pPr>
@@ -64725,9 +64919,9 @@
       <w:bCs/>
     </w:rPr>
   </w:style>
-  <w:style w:type="character" w:styleId="432">
+  <w:style w:type="character" w:styleId="1626">
     <w:name w:val="Subtle Reference"/>
-    <w:basedOn w:val="406"/>
+    <w:basedOn w:val="1600"/>
     <w:uiPriority w:val="31"/>
     <w:qFormat/>
     <w:pPr>
@@ -64740,9 +64934,9 @@
       <w:color w:val="5a5a5a" w:themeColor="text1" w:themeTint="A5"/>
     </w:rPr>
   </w:style>
-  <w:style w:type="character" w:styleId="433">
+  <w:style w:type="character" w:styleId="1627">
     <w:name w:val="Book Title"/>
-    <w:basedOn w:val="406"/>
+    <w:basedOn w:val="1600"/>
     <w:uiPriority w:val="33"/>
     <w:qFormat/>
     <w:pPr>
@@ -64758,10 +64952,10 @@
       <w:spacing w:val="5"/>
     </w:rPr>
   </w:style>
-  <w:style w:type="paragraph" w:styleId="434">
+  <w:style w:type="paragraph" w:styleId="1628">
     <w:name w:val="Header"/>
-    <w:basedOn w:val="396"/>
-    <w:link w:val="435"/>
+    <w:basedOn w:val="1590"/>
+    <w:link w:val="1629"/>
     <w:uiPriority w:val="99"/>
     <w:unhideWhenUsed/>
     <w:pPr>
@@ -64774,10 +64968,10 @@
       <w:ind/>
     </w:pPr>
   </w:style>
-  <w:style w:type="character" w:styleId="435">
+  <w:style w:type="character" w:styleId="1629">
     <w:name w:val="Header Char"/>
-    <w:basedOn w:val="406"/>
-    <w:link w:val="434"/>
+    <w:basedOn w:val="1600"/>
+    <w:link w:val="1628"/>
     <w:uiPriority w:val="99"/>
     <w:pPr>
       <w:pBdr/>
@@ -64785,10 +64979,10 @@
       <w:ind/>
     </w:pPr>
   </w:style>
-  <w:style w:type="paragraph" w:styleId="436">
+  <w:style w:type="paragraph" w:styleId="1630">
     <w:name w:val="Footer"/>
-    <w:basedOn w:val="396"/>
-    <w:link w:val="437"/>
+    <w:basedOn w:val="1590"/>
+    <w:link w:val="1631"/>
     <w:uiPriority w:val="99"/>
     <w:unhideWhenUsed/>
     <w:pPr>
@@ -64801,10 +64995,10 @@
       <w:ind/>
     </w:pPr>
   </w:style>
-  <w:style w:type="character" w:styleId="437">
+  <w:style w:type="character" w:styleId="1631">
     <w:name w:val="Footer Char"/>
-    <w:basedOn w:val="406"/>
-    <w:link w:val="436"/>
+    <w:basedOn w:val="1600"/>
+    <w:link w:val="1630"/>
     <w:uiPriority w:val="99"/>
     <w:pPr>
       <w:pBdr/>
@@ -64812,10 +65006,10 @@
       <w:ind/>
     </w:pPr>
   </w:style>
-  <w:style w:type="paragraph" w:styleId="438">
+  <w:style w:type="paragraph" w:styleId="1632">
     <w:name w:val="Caption"/>
-    <w:basedOn w:val="396"/>
-    <w:next w:val="396"/>
+    <w:basedOn w:val="1590"/>
+    <w:next w:val="1590"/>
     <w:uiPriority w:val="35"/>
     <w:unhideWhenUsed/>
     <w:qFormat/>
@@ -64832,10 +65026,10 @@
       <w:szCs w:val="18"/>
     </w:rPr>
   </w:style>
-  <w:style w:type="paragraph" w:styleId="439">
+  <w:style w:type="paragraph" w:styleId="1633">
     <w:name w:val="footnote text"/>
-    <w:basedOn w:val="396"/>
-    <w:link w:val="440"/>
+    <w:basedOn w:val="1590"/>
+    <w:link w:val="1634"/>
     <w:uiPriority w:val="99"/>
     <w:semiHidden/>
     <w:unhideWhenUsed/>
@@ -64849,10 +65043,10 @@
       <w:szCs w:val="20"/>
     </w:rPr>
   </w:style>
-  <w:style w:type="character" w:styleId="440">
+  <w:style w:type="character" w:styleId="1634">
     <w:name w:val="Footnote Text Char"/>
-    <w:basedOn w:val="406"/>
-    <w:link w:val="439"/>
+    <w:basedOn w:val="1600"/>
+    <w:link w:val="1633"/>
     <w:uiPriority w:val="99"/>
     <w:semiHidden/>
     <w:pPr>
@@ -64865,9 +65059,9 @@
       <w:szCs w:val="20"/>
     </w:rPr>
   </w:style>
-  <w:style w:type="character" w:styleId="441">
+  <w:style w:type="character" w:styleId="1635">
     <w:name w:val="footnote reference"/>
-    <w:basedOn w:val="406"/>
+    <w:basedOn w:val="1600"/>
     <w:uiPriority w:val="99"/>
     <w:semiHidden/>
     <w:unhideWhenUsed/>
@@ -64880,10 +65074,10 @@
       <w:vertAlign w:val="superscript"/>
     </w:rPr>
   </w:style>
-  <w:style w:type="paragraph" w:styleId="442">
+  <w:style w:type="paragraph" w:styleId="1636">
     <w:name w:val="endnote text"/>
-    <w:basedOn w:val="396"/>
-    <w:link w:val="443"/>
+    <w:basedOn w:val="1590"/>
+    <w:link w:val="1637"/>
     <w:uiPriority w:val="99"/>
     <w:semiHidden/>
     <w:unhideWhenUsed/>
@@ -64897,10 +65091,10 @@
       <w:szCs w:val="20"/>
     </w:rPr>
   </w:style>
-  <w:style w:type="character" w:styleId="443">
+  <w:style w:type="character" w:styleId="1637">
     <w:name w:val="Endnote Text Char"/>
-    <w:basedOn w:val="406"/>
-    <w:link w:val="442"/>
+    <w:basedOn w:val="1600"/>
+    <w:link w:val="1636"/>
     <w:uiPriority w:val="99"/>
     <w:semiHidden/>
     <w:pPr>
@@ -64913,9 +65107,9 @@
       <w:szCs w:val="20"/>
     </w:rPr>
   </w:style>
-  <w:style w:type="character" w:styleId="444">
+  <w:style w:type="character" w:styleId="1638">
     <w:name w:val="endnote reference"/>
-    <w:basedOn w:val="406"/>
+    <w:basedOn w:val="1600"/>
     <w:uiPriority w:val="99"/>
     <w:semiHidden/>
     <w:unhideWhenUsed/>
@@ -64928,9 +65122,9 @@
       <w:vertAlign w:val="superscript"/>
     </w:rPr>
   </w:style>
-  <w:style w:type="character" w:styleId="445">
+  <w:style w:type="character" w:styleId="1639">
     <w:name w:val="Hyperlink"/>
-    <w:basedOn w:val="406"/>
+    <w:basedOn w:val="1600"/>
     <w:uiPriority w:val="99"/>
     <w:unhideWhenUsed/>
     <w:pPr>
@@ -64943,9 +65137,9 @@
       <w:u w:val="single"/>
     </w:rPr>
   </w:style>
-  <w:style w:type="character" w:styleId="446">
+  <w:style w:type="character" w:styleId="1640">
     <w:name w:val="FollowedHyperlink"/>
-    <w:basedOn w:val="406"/>
+    <w:basedOn w:val="1600"/>
     <w:uiPriority w:val="99"/>
     <w:semiHidden/>
     <w:unhideWhenUsed/>
@@ -64959,10 +65153,10 @@
       <w:u w:val="single"/>
     </w:rPr>
   </w:style>
-  <w:style w:type="paragraph" w:styleId="447">
+  <w:style w:type="paragraph" w:styleId="1641">
     <w:name w:val="toc 1"/>
-    <w:basedOn w:val="396"/>
-    <w:next w:val="396"/>
+    <w:basedOn w:val="1590"/>
+    <w:next w:val="1590"/>
     <w:uiPriority w:val="39"/>
     <w:unhideWhenUsed/>
     <w:pPr>
@@ -64971,10 +65165,10 @@
       <w:ind/>
     </w:pPr>
   </w:style>
-  <w:style w:type="paragraph" w:styleId="448">
+  <w:style w:type="paragraph" w:styleId="1642">
     <w:name w:val="toc 2"/>
-    <w:basedOn w:val="396"/>
-    <w:next w:val="396"/>
+    <w:basedOn w:val="1590"/>
+    <w:next w:val="1590"/>
     <w:uiPriority w:val="39"/>
     <w:unhideWhenUsed/>
     <w:pPr>
@@ -64983,10 +65177,10 @@
       <w:ind w:left="220"/>
     </w:pPr>
   </w:style>
-  <w:style w:type="paragraph" w:styleId="449">
+  <w:style w:type="paragraph" w:styleId="1643">
     <w:name w:val="toc 3"/>
-    <w:basedOn w:val="396"/>
-    <w:next w:val="396"/>
+    <w:basedOn w:val="1590"/>
+    <w:next w:val="1590"/>
     <w:uiPriority w:val="39"/>
     <w:unhideWhenUsed/>
     <w:pPr>
@@ -64995,10 +65189,10 @@
       <w:ind w:left="440"/>
     </w:pPr>
   </w:style>
-  <w:style w:type="paragraph" w:styleId="450">
+  <w:style w:type="paragraph" w:styleId="1644">
     <w:name w:val="toc 4"/>
-    <w:basedOn w:val="396"/>
-    <w:next w:val="396"/>
+    <w:basedOn w:val="1590"/>
+    <w:next w:val="1590"/>
     <w:uiPriority w:val="39"/>
     <w:unhideWhenUsed/>
     <w:pPr>
@@ -65007,10 +65201,10 @@
       <w:ind w:left="660"/>
     </w:pPr>
   </w:style>
-  <w:style w:type="paragraph" w:styleId="451">
+  <w:style w:type="paragraph" w:styleId="1645">
     <w:name w:val="toc 5"/>
-    <w:basedOn w:val="396"/>
-    <w:next w:val="396"/>
+    <w:basedOn w:val="1590"/>
+    <w:next w:val="1590"/>
     <w:uiPriority w:val="39"/>
     <w:unhideWhenUsed/>
     <w:pPr>
@@ -65019,10 +65213,10 @@
       <w:ind w:left="880"/>
     </w:pPr>
   </w:style>
-  <w:style w:type="paragraph" w:styleId="452">
+  <w:style w:type="paragraph" w:styleId="1646">
     <w:name w:val="toc 6"/>
-    <w:basedOn w:val="396"/>
-    <w:next w:val="396"/>
+    <w:basedOn w:val="1590"/>
+    <w:next w:val="1590"/>
     <w:uiPriority w:val="39"/>
     <w:unhideWhenUsed/>
     <w:pPr>
@@ -65031,10 +65225,10 @@
       <w:ind w:left="1100"/>
     </w:pPr>
   </w:style>
-  <w:style w:type="paragraph" w:styleId="453">
+  <w:style w:type="paragraph" w:styleId="1647">
     <w:name w:val="toc 7"/>
-    <w:basedOn w:val="396"/>
-    <w:next w:val="396"/>
+    <w:basedOn w:val="1590"/>
+    <w:next w:val="1590"/>
     <w:uiPriority w:val="39"/>
     <w:unhideWhenUsed/>
     <w:pPr>
@@ -65043,10 +65237,10 @@
       <w:ind w:left="1320"/>
     </w:pPr>
   </w:style>
-  <w:style w:type="paragraph" w:styleId="454">
+  <w:style w:type="paragraph" w:styleId="1648">
     <w:name w:val="toc 8"/>
-    <w:basedOn w:val="396"/>
-    <w:next w:val="396"/>
+    <w:basedOn w:val="1590"/>
+    <w:next w:val="1590"/>
     <w:uiPriority w:val="39"/>
     <w:unhideWhenUsed/>
     <w:pPr>
@@ -65055,10 +65249,10 @@
       <w:ind w:left="1540"/>
     </w:pPr>
   </w:style>
-  <w:style w:type="paragraph" w:styleId="455">
+  <w:style w:type="paragraph" w:styleId="1649">
     <w:name w:val="toc 9"/>
-    <w:basedOn w:val="396"/>
-    <w:next w:val="396"/>
+    <w:basedOn w:val="1590"/>
+    <w:next w:val="1590"/>
     <w:uiPriority w:val="39"/>
     <w:unhideWhenUsed/>
     <w:pPr>
@@ -65067,9 +65261,9 @@
       <w:ind w:left="1760"/>
     </w:pPr>
   </w:style>
-  <w:style w:type="character" w:styleId="456">
+  <w:style w:type="character" w:styleId="1650">
     <w:name w:val="Placeholder Text"/>
-    <w:basedOn w:val="406"/>
+    <w:basedOn w:val="1600"/>
     <w:uiPriority w:val="99"/>
     <w:semiHidden/>
     <w:pPr>
@@ -65081,7 +65275,7 @@
       <w:color w:val="666666"/>
     </w:rPr>
   </w:style>
-  <w:style w:type="paragraph" w:styleId="466">
+  <w:style w:type="paragraph" w:styleId="1651">
     <w:name w:val="TOC Heading"/>
     <w:uiPriority w:val="39"/>
     <w:unhideWhenUsed/>
@@ -65091,10 +65285,10 @@
       <w:ind/>
     </w:pPr>
   </w:style>
-  <w:style w:type="paragraph" w:styleId="467">
+  <w:style w:type="paragraph" w:styleId="1652">
     <w:name w:val="table of figures"/>
-    <w:basedOn w:val="396"/>
-    <w:next w:val="396"/>
+    <w:basedOn w:val="1590"/>
+    <w:next w:val="1590"/>
     <w:uiPriority w:val="99"/>
     <w:unhideWhenUsed/>
     <w:pPr>

--- a/Makalah_Watson.docx
+++ b/Makalah_Watson.docx
@@ -4,7 +4,7 @@
   <w:body>
     <w:p>
       <w:pPr>
-        <w:pStyle w:val="995"/>
+        <w:pStyle w:val="1009"/>
         <w:pBdr/>
         <w:spacing w:line="360" w:lineRule="auto"/>
         <w:ind/>
@@ -36,7 +36,7 @@
     </w:p>
     <w:p>
       <w:pPr>
-        <w:pStyle w:val="995"/>
+        <w:pStyle w:val="1009"/>
         <w:pBdr/>
         <w:spacing w:line="360" w:lineRule="auto"/>
         <w:ind/>
@@ -91,7 +91,7 @@
     </w:p>
     <w:p>
       <w:pPr>
-        <w:pStyle w:val="995"/>
+        <w:pStyle w:val="1009"/>
         <w:pBdr/>
         <w:spacing w:line="360" w:lineRule="auto"/>
         <w:ind/>
@@ -187,7 +187,7 @@
     </w:p>
     <w:p>
       <w:pPr>
-        <w:pStyle w:val="995"/>
+        <w:pStyle w:val="1009"/>
         <w:pBdr/>
         <w:spacing w:line="360" w:lineRule="auto"/>
         <w:ind/>
@@ -207,7 +207,8 @@
       <w:r>
         <w:rPr>
           <w:sz w:val="24"/>
-          <w:szCs w:val="14"/>
+          <w:szCs w:val="24"/>
+          <w:highlight w:val="none"/>
         </w:rPr>
       </w:r>
       <w:r>
@@ -220,7 +221,7 @@
     </w:p>
     <w:p>
       <w:pPr>
-        <w:pStyle w:val="995"/>
+        <w:pStyle w:val="1009"/>
         <w:pBdr/>
         <w:spacing w:after="0" w:afterAutospacing="0" w:line="360" w:lineRule="auto"/>
         <w:ind/>
@@ -292,8 +293,7 @@
           <w:b w:val="0"/>
           <w:bCs w:val="0"/>
           <w:sz w:val="20"/>
-          <w:szCs w:val="10"/>
-          <w:highlight w:val="none"/>
+          <w:szCs w:val="20"/>
         </w:rPr>
       </w:r>
       <w:r>
@@ -307,7 +307,7 @@
     </w:p>
     <w:p>
       <w:pPr>
-        <w:pStyle w:val="995"/>
+        <w:pStyle w:val="1009"/>
         <w:pBdr/>
         <w:spacing w:after="0" w:afterAutospacing="0" w:line="360" w:lineRule="auto"/>
         <w:ind w:right="0" w:firstLine="0" w:left="0"/>
@@ -335,7 +335,8 @@
           <w:b w:val="0"/>
           <w:bCs w:val="0"/>
           <w:sz w:val="24"/>
-          <w:szCs w:val="14"/>
+          <w:szCs w:val="24"/>
+          <w:highlight w:val="none"/>
         </w:rPr>
       </w:r>
       <w:r>
@@ -350,7 +351,7 @@
     </w:p>
     <w:p>
       <w:pPr>
-        <w:pStyle w:val="995"/>
+        <w:pStyle w:val="1009"/>
         <w:pBdr/>
         <w:spacing w:after="0" w:afterAutospacing="0" w:line="360" w:lineRule="auto"/>
         <w:ind w:right="0" w:firstLine="0" w:left="0"/>
@@ -390,6 +391,7 @@
           <w:bCs w:val="0"/>
           <w:sz w:val="24"/>
           <w:szCs w:val="24"/>
+          <w:highlight w:val="none"/>
         </w:rPr>
       </w:r>
       <w:r>
@@ -404,7 +406,7 @@
     </w:p>
     <w:p>
       <w:pPr>
-        <w:pStyle w:val="995"/>
+        <w:pStyle w:val="1009"/>
         <w:pBdr/>
         <w:spacing w:after="0" w:afterAutospacing="0" w:line="360" w:lineRule="auto"/>
         <w:ind w:right="0" w:firstLine="0" w:left="0"/>
@@ -434,6 +436,7 @@
           <w:bCs w:val="0"/>
           <w:sz w:val="24"/>
           <w:szCs w:val="24"/>
+          <w:highlight w:val="none"/>
         </w:rPr>
       </w:r>
       <w:r>
@@ -448,7 +451,7 @@
     </w:p>
     <w:p>
       <w:pPr>
-        <w:pStyle w:val="995"/>
+        <w:pStyle w:val="1009"/>
         <w:pBdr/>
         <w:spacing w:after="0" w:afterAutospacing="0" w:line="360" w:lineRule="auto"/>
         <w:ind w:right="0" w:firstLine="0" w:left="0"/>
@@ -479,6 +482,8 @@
           <w:bCs w:val="0"/>
           <w:sz w:val="24"/>
           <w:szCs w:val="24"/>
+          <w:highlight w:val="none"/>
+          <w:lang w:val="en-US"/>
         </w:rPr>
       </w:r>
       <w:r>
@@ -494,7 +499,7 @@
     </w:p>
     <w:p>
       <w:pPr>
-        <w:pStyle w:val="995"/>
+        <w:pStyle w:val="1009"/>
         <w:pBdr/>
         <w:spacing w:after="0" w:afterAutospacing="0" w:line="360" w:lineRule="auto"/>
         <w:ind w:right="0" w:firstLine="0" w:left="0"/>
@@ -506,16 +511,6 @@
           <w:szCs w:val="24"/>
         </w:rPr>
       </w:pPr>
-      <w:r>
-        <w:rPr>
-          <w:b w:val="0"/>
-          <w:bCs w:val="0"/>
-          <w:sz w:val="24"/>
-          <w:szCs w:val="14"/>
-          <w:highlight w:val="none"/>
-          <w:lang w:val="en-US"/>
-        </w:rPr>
-      </w:r>
       <w:r>
         <w:rPr>
           <w:b w:val="0"/>
@@ -534,10 +529,18 @@
           <w:szCs w:val="24"/>
         </w:rPr>
       </w:r>
+      <w:r>
+        <w:rPr>
+          <w:b w:val="0"/>
+          <w:bCs w:val="0"/>
+          <w:sz w:val="24"/>
+          <w:szCs w:val="24"/>
+        </w:rPr>
+      </w:r>
     </w:p>
     <w:p>
       <w:pPr>
-        <w:pStyle w:val="995"/>
+        <w:pStyle w:val="1009"/>
         <w:pBdr/>
         <w:spacing w:line="360" w:lineRule="auto"/>
         <w:ind/>
@@ -568,7 +571,7 @@
     </w:p>
     <w:p>
       <w:pPr>
-        <w:pStyle w:val="995"/>
+        <w:pStyle w:val="1009"/>
         <w:pBdr/>
         <w:spacing w:line="360" w:lineRule="auto"/>
         <w:ind/>
@@ -620,7 +623,7 @@
     </w:p>
     <w:p>
       <w:pPr>
-        <w:pStyle w:val="931"/>
+        <w:pStyle w:val="945"/>
         <w:numPr>
           <w:ilvl w:val="0"/>
           <w:numId w:val="0"/>
@@ -639,7 +642,11 @@
         <w:t xml:space="preserve">KATA PENGANTAR</w:t>
       </w:r>
       <w:bookmarkEnd w:id="1"/>
-      <w:r/>
+      <w:r>
+        <w:rPr>
+          <w14:ligatures w14:val="none"/>
+        </w:rPr>
+      </w:r>
       <w:r>
         <w:rPr>
           <w14:ligatures w14:val="none"/>
@@ -715,7 +722,7 @@
       </w:r>
       <w:r>
         <w:rPr>
-          <w:rFonts w:ascii="Times New Roman" w:hAnsi="Times New Roman" w:eastAsia="Times New Roman" w:cs="Times New Roman"/>
+          <w:rFonts w:ascii="Times New Roman" w:hAnsi="Times New Roman" w:cs="Times New Roman"/>
           <w:sz w:val="24"/>
           <w:szCs w:val="24"/>
         </w:rPr>
@@ -767,7 +774,7 @@
       </w:r>
       <w:r>
         <w:rPr>
-          <w:rFonts w:ascii="Times New Roman" w:hAnsi="Times New Roman" w:eastAsia="Times New Roman" w:cs="Times New Roman"/>
+          <w:rFonts w:ascii="Times New Roman" w:hAnsi="Times New Roman" w:cs="Times New Roman"/>
           <w:sz w:val="24"/>
           <w:szCs w:val="24"/>
         </w:rPr>
@@ -939,7 +946,7 @@
     </w:p>
     <w:p>
       <w:pPr>
-        <w:pStyle w:val="996"/>
+        <w:pStyle w:val="1010"/>
         <w:pBdr/>
         <w:spacing/>
         <w:ind w:firstLine="0"/>
@@ -971,7 +978,7 @@
     </w:p>
     <w:p>
       <w:pPr>
-        <w:pStyle w:val="996"/>
+        <w:pStyle w:val="1010"/>
         <w:pBdr/>
         <w:spacing/>
         <w:ind w:firstLine="0" w:left="270"/>
@@ -1009,7 +1016,7 @@
     </w:p>
     <w:p>
       <w:pPr>
-        <w:pStyle w:val="996"/>
+        <w:pStyle w:val="1010"/>
         <w:pBdr/>
         <w:spacing/>
         <w:ind w:firstLine="0"/>
@@ -1020,7 +1027,7 @@
     </w:p>
     <w:p>
       <w:pPr>
-        <w:pStyle w:val="996"/>
+        <w:pStyle w:val="1010"/>
         <w:pBdr/>
         <w:spacing/>
         <w:ind w:firstLine="0"/>
@@ -1031,7 +1038,7 @@
     </w:p>
     <w:p>
       <w:pPr>
-        <w:pStyle w:val="996"/>
+        <w:pStyle w:val="1010"/>
         <w:pBdr/>
         <w:spacing/>
         <w:ind w:firstLine="0"/>
@@ -1078,7 +1085,7 @@
     </w:p>
     <w:p>
       <w:pPr>
-        <w:pStyle w:val="996"/>
+        <w:pStyle w:val="1010"/>
         <w:pBdr/>
         <w:spacing/>
         <w:ind w:firstLine="0"/>
@@ -1128,7 +1135,7 @@
     </w:p>
     <w:p>
       <w:pPr>
-        <w:pStyle w:val="996"/>
+        <w:pStyle w:val="1010"/>
         <w:pBdr/>
         <w:spacing/>
         <w:ind w:firstLine="0"/>
@@ -1139,7 +1146,7 @@
     </w:p>
     <w:p>
       <w:pPr>
-        <w:pStyle w:val="996"/>
+        <w:pStyle w:val="1010"/>
         <w:pBdr/>
         <w:spacing/>
         <w:ind w:firstLine="0"/>
@@ -1191,7 +1198,7 @@
       <w:sdtContent>
         <w:p>
           <w:pPr>
-            <w:pStyle w:val="931"/>
+            <w:pStyle w:val="945"/>
             <w:pBdr/>
             <w:spacing/>
             <w:ind w:right="0" w:firstLine="0" w:left="0"/>
@@ -1212,6 +1219,7 @@
           <w:r>
             <w:rPr>
               <w:highlight w:val="none"/>
+              <w14:ligatures w14:val="none"/>
             </w:rPr>
           </w:r>
           <w:r>
@@ -1223,14 +1231,16 @@
         </w:p>
         <w:p>
           <w:pPr>
-            <w:pStyle w:val="978"/>
+            <w:pStyle w:val="992"/>
             <w:pBdr/>
             <w:tabs>
               <w:tab w:val="right" w:leader="dot" w:pos="7931"/>
             </w:tabs>
             <w:spacing/>
             <w:ind/>
-            <w:rPr/>
+            <w:rPr>
+              <w14:ligatures w14:val="none"/>
+            </w:rPr>
           </w:pPr>
           <w:r>
             <w:rPr>
@@ -1260,18 +1270,19 @@
           <w:hyperlink w:tooltip="#_Toc1" w:anchor="_Toc1" w:history="1">
             <w:r>
               <w:rPr>
-                <w:rStyle w:val="976"/>
+                <w:rStyle w:val="990"/>
               </w:rPr>
             </w:r>
             <w:r>
               <w:rPr>
-                <w:rStyle w:val="976"/>
+                <w:rStyle w:val="990"/>
               </w:rPr>
               <w:t xml:space="preserve">KATA PENGANTAR</w:t>
             </w:r>
             <w:r>
               <w:rPr>
-                <w:rStyle w:val="976"/>
+                <w:rStyle w:val="990"/>
+                <w14:ligatures w14:val="none"/>
               </w:rPr>
             </w:r>
             <w:r>
@@ -1285,12 +1296,20 @@
               <w:fldChar w:fldCharType="end"/>
             </w:r>
           </w:hyperlink>
-          <w:r/>
-          <w:r/>
+          <w:r>
+            <w:rPr>
+              <w14:ligatures w14:val="none"/>
+            </w:rPr>
+          </w:r>
+          <w:r>
+            <w:rPr>
+              <w14:ligatures w14:val="none"/>
+            </w:rPr>
+          </w:r>
         </w:p>
         <w:p>
           <w:pPr>
-            <w:pStyle w:val="978"/>
+            <w:pStyle w:val="992"/>
             <w:pBdr/>
             <w:tabs>
               <w:tab w:val="right" w:leader="dot" w:pos="7931"/>
@@ -1299,26 +1318,28 @@
             <w:ind/>
             <w:rPr>
               <w:highlight w:val="none"/>
+              <w14:ligatures w14:val="none"/>
             </w:rPr>
           </w:pPr>
           <w:r/>
           <w:hyperlink w:tooltip="#_Toc2" w:anchor="_Toc2" w:history="1">
             <w:r>
               <w:rPr>
-                <w:rStyle w:val="976"/>
+                <w:rStyle w:val="990"/>
               </w:rPr>
             </w:r>
             <w:r>
               <w:rPr>
-                <w:rStyle w:val="976"/>
+                <w:rStyle w:val="990"/>
                 <w:highlight w:val="none"/>
               </w:rPr>
               <w:t xml:space="preserve">DAFTAR ISI</w:t>
             </w:r>
             <w:r>
               <w:rPr>
-                <w:rStyle w:val="976"/>
+                <w:rStyle w:val="990"/>
                 <w:highlight w:val="none"/>
+                <w14:ligatures w14:val="none"/>
               </w:rPr>
             </w:r>
             <w:r>
@@ -1335,42 +1356,47 @@
           <w:r>
             <w:rPr>
               <w:highlight w:val="none"/>
+              <w14:ligatures w14:val="none"/>
             </w:rPr>
           </w:r>
           <w:r>
             <w:rPr>
               <w:highlight w:val="none"/>
+              <w14:ligatures w14:val="none"/>
             </w:rPr>
           </w:r>
         </w:p>
         <w:p>
           <w:pPr>
-            <w:pStyle w:val="978"/>
+            <w:pStyle w:val="992"/>
             <w:pBdr/>
             <w:tabs>
               <w:tab w:val="right" w:leader="dot" w:pos="7931"/>
             </w:tabs>
             <w:spacing/>
             <w:ind/>
-            <w:rPr/>
+            <w:rPr>
+              <w14:ligatures w14:val="none"/>
+            </w:rPr>
           </w:pPr>
           <w:r/>
           <w:hyperlink w:tooltip="#_Toc3" w:anchor="_Toc3" w:history="1">
             <w:r>
               <w:rPr>
-                <w:rStyle w:val="976"/>
+                <w:rStyle w:val="990"/>
               </w:rPr>
             </w:r>
             <w:r>
               <w:rPr>
-                <w:rStyle w:val="976"/>
+                <w:rStyle w:val="990"/>
                 <w:highlight w:val="none"/>
               </w:rPr>
               <w:t xml:space="preserve">BAB I PENDAHULUAN</w:t>
             </w:r>
             <w:r>
               <w:rPr>
-                <w:rStyle w:val="976"/>
+                <w:rStyle w:val="990"/>
+                <w14:ligatures w14:val="none"/>
               </w:rPr>
             </w:r>
             <w:r>
@@ -1384,12 +1410,20 @@
               <w:fldChar w:fldCharType="end"/>
             </w:r>
           </w:hyperlink>
-          <w:r/>
-          <w:r/>
+          <w:r>
+            <w:rPr>
+              <w14:ligatures w14:val="none"/>
+            </w:rPr>
+          </w:r>
+          <w:r>
+            <w:rPr>
+              <w14:ligatures w14:val="none"/>
+            </w:rPr>
+          </w:r>
         </w:p>
         <w:p>
           <w:pPr>
-            <w:pStyle w:val="979"/>
+            <w:pStyle w:val="993"/>
             <w:suppressLineNumbers w:val="false"/>
             <w:pBdr/>
             <w:tabs>
@@ -1398,7 +1432,9 @@
             </w:tabs>
             <w:spacing/>
             <w:ind/>
-            <w:rPr/>
+            <w:rPr>
+              <w14:ligatures w14:val="none"/>
+            </w:rPr>
           </w:pPr>
           <w:r/>
           <w:hyperlink w:tooltip="#_Toc4" w:anchor="_Toc4" w:history="1">
@@ -1413,18 +1449,19 @@
             </w:r>
             <w:r>
               <w:rPr>
-                <w:rStyle w:val="976"/>
+                <w:rStyle w:val="990"/>
               </w:rPr>
             </w:r>
             <w:r>
               <w:rPr>
-                <w:rStyle w:val="976"/>
+                <w:rStyle w:val="990"/>
               </w:rPr>
               <w:t xml:space="preserve">Latar Belakang </w:t>
             </w:r>
             <w:r>
               <w:rPr>
-                <w:rStyle w:val="976"/>
+                <w:rStyle w:val="990"/>
+                <w14:ligatures w14:val="none"/>
               </w:rPr>
             </w:r>
             <w:r>
@@ -1438,12 +1475,20 @@
               <w:fldChar w:fldCharType="end"/>
             </w:r>
           </w:hyperlink>
-          <w:r/>
-          <w:r/>
+          <w:r>
+            <w:rPr>
+              <w14:ligatures w14:val="none"/>
+            </w:rPr>
+          </w:r>
+          <w:r>
+            <w:rPr>
+              <w14:ligatures w14:val="none"/>
+            </w:rPr>
+          </w:r>
         </w:p>
         <w:p>
           <w:pPr>
-            <w:pStyle w:val="979"/>
+            <w:pStyle w:val="993"/>
             <w:pBdr/>
             <w:tabs>
               <w:tab w:val="left" w:leader="none" w:pos="1701"/>
@@ -1455,6 +1500,7 @@
               <w:bCs w:val="0"/>
               <w:i w:val="0"/>
               <w:highlight w:val="none"/>
+              <w14:ligatures w14:val="none"/>
             </w:rPr>
           </w:pPr>
           <w:r/>
@@ -1470,12 +1516,12 @@
             </w:r>
             <w:r>
               <w:rPr>
-                <w:rStyle w:val="976"/>
+                <w:rStyle w:val="990"/>
               </w:rPr>
             </w:r>
             <w:r>
               <w:rPr>
-                <w:rStyle w:val="976"/>
+                <w:rStyle w:val="990"/>
                 <w:i w:val="0"/>
                 <w:iCs w:val="0"/>
                 <w:highlight w:val="none"/>
@@ -1484,10 +1530,11 @@
             </w:r>
             <w:r>
               <w:rPr>
-                <w:rStyle w:val="976"/>
+                <w:rStyle w:val="990"/>
                 <w:bCs w:val="0"/>
                 <w:i w:val="0"/>
                 <w:highlight w:val="none"/>
+                <w14:ligatures w14:val="none"/>
               </w:rPr>
             </w:r>
             <w:r>
@@ -1506,6 +1553,7 @@
               <w:bCs w:val="0"/>
               <w:i w:val="0"/>
               <w:highlight w:val="none"/>
+              <w14:ligatures w14:val="none"/>
             </w:rPr>
           </w:r>
           <w:r>
@@ -1513,12 +1561,13 @@
               <w:bCs w:val="0"/>
               <w:i w:val="0"/>
               <w:highlight w:val="none"/>
+              <w14:ligatures w14:val="none"/>
             </w:rPr>
           </w:r>
         </w:p>
         <w:p>
           <w:pPr>
-            <w:pStyle w:val="979"/>
+            <w:pStyle w:val="993"/>
             <w:pBdr/>
             <w:tabs>
               <w:tab w:val="left" w:leader="none" w:pos="1701"/>
@@ -1541,12 +1590,12 @@
             </w:r>
             <w:r>
               <w:rPr>
-                <w:rStyle w:val="976"/>
+                <w:rStyle w:val="990"/>
               </w:rPr>
             </w:r>
             <w:r>
               <w:rPr>
-                <w:rStyle w:val="976"/>
+                <w:rStyle w:val="990"/>
                 <w:i w:val="0"/>
                 <w:iCs w:val="0"/>
                 <w:highlight w:val="none"/>
@@ -1555,7 +1604,7 @@
             </w:r>
             <w:r>
               <w:rPr>
-                <w:rStyle w:val="976"/>
+                <w:rStyle w:val="990"/>
               </w:rPr>
             </w:r>
             <w:r>
@@ -1566,6 +1615,399 @@
               <w:instrText xml:space="preserve">PAGEREF _Toc6 \h</w:instrText>
               <w:fldChar w:fldCharType="separate"/>
               <w:t xml:space="preserve">2</w:t>
+              <w:fldChar w:fldCharType="end"/>
+            </w:r>
+          </w:hyperlink>
+          <w:r/>
+          <w:r/>
+        </w:p>
+        <w:p>
+          <w:pPr>
+            <w:pStyle w:val="992"/>
+            <w:pBdr/>
+            <w:tabs>
+              <w:tab w:val="right" w:leader="dot" w:pos="7931"/>
+            </w:tabs>
+            <w:spacing/>
+            <w:ind/>
+            <w:rPr/>
+          </w:pPr>
+          <w:r/>
+          <w:hyperlink w:tooltip="#_Toc7" w:anchor="_Toc7" w:history="1">
+            <w:r>
+              <w:rPr>
+                <w:rStyle w:val="990"/>
+              </w:rPr>
+            </w:r>
+            <w:r>
+              <w:rPr>
+                <w:rStyle w:val="990"/>
+                <w:i w:val="0"/>
+                <w:iCs w:val="0"/>
+                <w:highlight w:val="none"/>
+              </w:rPr>
+              <w:t xml:space="preserve">BAB IIPEMBAHASAN</w:t>
+            </w:r>
+            <w:r>
+              <w:rPr>
+                <w:rStyle w:val="990"/>
+              </w:rPr>
+            </w:r>
+            <w:r>
+              <w:tab/>
+            </w:r>
+            <w:r>
+              <w:fldChar w:fldCharType="begin"/>
+              <w:instrText xml:space="preserve">PAGEREF _Toc7 \h</w:instrText>
+              <w:fldChar w:fldCharType="separate"/>
+              <w:t xml:space="preserve">3</w:t>
+              <w:fldChar w:fldCharType="end"/>
+            </w:r>
+          </w:hyperlink>
+          <w:r/>
+          <w:r/>
+        </w:p>
+        <w:p>
+          <w:pPr>
+            <w:pStyle w:val="993"/>
+            <w:pBdr/>
+            <w:tabs>
+              <w:tab w:val="left" w:leader="none" w:pos="1701"/>
+              <w:tab w:val="right" w:leader="dot" w:pos="7931"/>
+            </w:tabs>
+            <w:spacing/>
+            <w:ind/>
+            <w:rPr/>
+          </w:pPr>
+          <w:r/>
+          <w:hyperlink w:tooltip="#_Toc8" w:anchor="_Toc8" w:history="1">
+            <w:r>
+              <w:rPr>
+                <w:rFonts w:ascii="Times New Roman" w:hAnsi="Times New Roman" w:eastAsia="Times New Roman" w:cs="Times New Roman"/>
+              </w:rPr>
+              <w:t xml:space="preserve">2.1</w:t>
+            </w:r>
+            <w:r>
+              <w:tab/>
+            </w:r>
+            <w:r>
+              <w:rPr>
+                <w:rStyle w:val="990"/>
+              </w:rPr>
+            </w:r>
+            <w:r>
+              <w:rPr>
+                <w:rStyle w:val="990"/>
+                <w:i w:val="0"/>
+                <w:iCs w:val="0"/>
+                <w:highlight w:val="none"/>
+              </w:rPr>
+              <w:t xml:space="preserve">Keamanan Data dan Informasi</w:t>
+            </w:r>
+            <w:r>
+              <w:rPr>
+                <w:rStyle w:val="990"/>
+              </w:rPr>
+            </w:r>
+            <w:r>
+              <w:tab/>
+            </w:r>
+            <w:r>
+              <w:fldChar w:fldCharType="begin"/>
+              <w:instrText xml:space="preserve">PAGEREF _Toc8 \h</w:instrText>
+              <w:fldChar w:fldCharType="separate"/>
+              <w:t xml:space="preserve">3</w:t>
+              <w:fldChar w:fldCharType="end"/>
+            </w:r>
+          </w:hyperlink>
+          <w:r/>
+          <w:r/>
+        </w:p>
+        <w:p>
+          <w:pPr>
+            <w:pStyle w:val="994"/>
+            <w:pBdr/>
+            <w:tabs>
+              <w:tab w:val="left" w:leader="none" w:pos="1984"/>
+              <w:tab w:val="right" w:leader="dot" w:pos="7931"/>
+            </w:tabs>
+            <w:spacing/>
+            <w:ind/>
+            <w:rPr>
+              <w:highlight w:val="none"/>
+            </w:rPr>
+          </w:pPr>
+          <w:r/>
+          <w:hyperlink w:tooltip="#_Toc9" w:anchor="_Toc9" w:history="1">
+            <w:r>
+              <w:rPr>
+                <w:rFonts w:ascii="Times New Roman" w:hAnsi="Times New Roman" w:eastAsia="Times New Roman" w:cs="Times New Roman"/>
+              </w:rPr>
+              <w:t xml:space="preserve">2.2.1</w:t>
+            </w:r>
+            <w:r>
+              <w:tab/>
+            </w:r>
+            <w:r>
+              <w:rPr>
+                <w:rStyle w:val="990"/>
+              </w:rPr>
+            </w:r>
+            <w:r>
+              <w:rPr>
+                <w:rStyle w:val="990"/>
+                <w:i w:val="0"/>
+                <w:iCs w:val="0"/>
+                <w:highlight w:val="none"/>
+              </w:rPr>
+              <w:t xml:space="preserve">Social Engineering</w:t>
+            </w:r>
+            <w:r>
+              <w:rPr>
+                <w:rStyle w:val="990"/>
+                <w:highlight w:val="none"/>
+              </w:rPr>
+            </w:r>
+            <w:r>
+              <w:tab/>
+            </w:r>
+            <w:r>
+              <w:fldChar w:fldCharType="begin"/>
+              <w:instrText xml:space="preserve">PAGEREF _Toc9 \h</w:instrText>
+              <w:fldChar w:fldCharType="separate"/>
+              <w:t xml:space="preserve">3</w:t>
+              <w:fldChar w:fldCharType="end"/>
+            </w:r>
+          </w:hyperlink>
+          <w:r>
+            <w:rPr>
+              <w:highlight w:val="none"/>
+            </w:rPr>
+          </w:r>
+          <w:r>
+            <w:rPr>
+              <w:highlight w:val="none"/>
+            </w:rPr>
+          </w:r>
+        </w:p>
+        <w:p>
+          <w:pPr>
+            <w:pStyle w:val="994"/>
+            <w:pBdr/>
+            <w:tabs>
+              <w:tab w:val="left" w:leader="none" w:pos="1984"/>
+              <w:tab w:val="right" w:leader="dot" w:pos="7931"/>
+            </w:tabs>
+            <w:spacing/>
+            <w:ind/>
+            <w:rPr/>
+          </w:pPr>
+          <w:r/>
+          <w:hyperlink w:tooltip="#_Toc10" w:anchor="_Toc10" w:history="1">
+            <w:r>
+              <w:rPr>
+                <w:rFonts w:ascii="Times New Roman" w:hAnsi="Times New Roman" w:eastAsia="Times New Roman" w:cs="Times New Roman"/>
+              </w:rPr>
+              <w:t xml:space="preserve">2.2.2</w:t>
+            </w:r>
+            <w:r>
+              <w:tab/>
+            </w:r>
+            <w:r>
+              <w:rPr>
+                <w:rStyle w:val="990"/>
+              </w:rPr>
+            </w:r>
+            <w:r>
+              <w:rPr>
+                <w:rStyle w:val="990"/>
+                <w:i w:val="0"/>
+                <w:iCs w:val="0"/>
+                <w:highlight w:val="none"/>
+              </w:rPr>
+              <w:t xml:space="preserve">Cross Site Scripting (XSS)</w:t>
+            </w:r>
+            <w:r>
+              <w:rPr>
+                <w:rStyle w:val="990"/>
+              </w:rPr>
+            </w:r>
+            <w:r>
+              <w:tab/>
+            </w:r>
+            <w:r>
+              <w:fldChar w:fldCharType="begin"/>
+              <w:instrText xml:space="preserve">PAGEREF _Toc10 \h</w:instrText>
+              <w:fldChar w:fldCharType="separate"/>
+              <w:t xml:space="preserve">3</w:t>
+              <w:fldChar w:fldCharType="end"/>
+            </w:r>
+          </w:hyperlink>
+          <w:r/>
+          <w:r/>
+        </w:p>
+        <w:p>
+          <w:pPr>
+            <w:pStyle w:val="994"/>
+            <w:pBdr/>
+            <w:tabs>
+              <w:tab w:val="left" w:leader="none" w:pos="1984"/>
+              <w:tab w:val="right" w:leader="dot" w:pos="7931"/>
+            </w:tabs>
+            <w:spacing/>
+            <w:ind/>
+            <w:rPr/>
+          </w:pPr>
+          <w:r/>
+          <w:hyperlink w:tooltip="#_Toc11" w:anchor="_Toc11" w:history="1">
+            <w:r>
+              <w:rPr>
+                <w:rFonts w:ascii="Times New Roman" w:hAnsi="Times New Roman" w:eastAsia="Times New Roman" w:cs="Times New Roman"/>
+              </w:rPr>
+              <w:t xml:space="preserve">2.2.3</w:t>
+            </w:r>
+            <w:r>
+              <w:tab/>
+            </w:r>
+            <w:r>
+              <w:rPr>
+                <w:rStyle w:val="990"/>
+              </w:rPr>
+            </w:r>
+            <w:r>
+              <w:rPr>
+                <w:rStyle w:val="990"/>
+                <w:i w:val="0"/>
+                <w:iCs w:val="0"/>
+                <w:highlight w:val="none"/>
+              </w:rPr>
+              <w:t xml:space="preserve">SQL Injection</w:t>
+            </w:r>
+            <w:r>
+              <w:rPr>
+                <w:rStyle w:val="990"/>
+              </w:rPr>
+            </w:r>
+            <w:r>
+              <w:tab/>
+            </w:r>
+            <w:r>
+              <w:fldChar w:fldCharType="begin"/>
+              <w:instrText xml:space="preserve">PAGEREF _Toc11 \h</w:instrText>
+              <w:fldChar w:fldCharType="separate"/>
+              <w:t xml:space="preserve">3</w:t>
+              <w:fldChar w:fldCharType="end"/>
+            </w:r>
+          </w:hyperlink>
+          <w:r/>
+          <w:r/>
+        </w:p>
+        <w:p>
+          <w:pPr>
+            <w:pStyle w:val="994"/>
+            <w:pBdr/>
+            <w:tabs>
+              <w:tab w:val="left" w:leader="none" w:pos="1984"/>
+              <w:tab w:val="right" w:leader="dot" w:pos="7931"/>
+            </w:tabs>
+            <w:spacing/>
+            <w:ind/>
+            <w:rPr/>
+          </w:pPr>
+          <w:r/>
+          <w:hyperlink w:tooltip="#_Toc12" w:anchor="_Toc12" w:history="1">
+            <w:r>
+              <w:rPr>
+                <w:rFonts w:ascii="Times New Roman" w:hAnsi="Times New Roman" w:eastAsia="Times New Roman" w:cs="Times New Roman"/>
+              </w:rPr>
+              <w:t xml:space="preserve">2.2.4</w:t>
+            </w:r>
+            <w:r>
+              <w:tab/>
+            </w:r>
+            <w:r>
+              <w:rPr>
+                <w:rStyle w:val="990"/>
+              </w:rPr>
+            </w:r>
+            <w:r>
+              <w:rPr>
+                <w:rStyle w:val="990"/>
+                <w:i w:val="0"/>
+                <w:iCs w:val="0"/>
+                <w:highlight w:val="none"/>
+              </w:rPr>
+              <w:t xml:space="preserve">DDoS</w:t>
+            </w:r>
+            <w:r>
+              <w:rPr>
+                <w:rStyle w:val="990"/>
+              </w:rPr>
+            </w:r>
+            <w:r>
+              <w:tab/>
+            </w:r>
+            <w:r>
+              <w:fldChar w:fldCharType="begin"/>
+              <w:instrText xml:space="preserve">PAGEREF _Toc12 \h</w:instrText>
+              <w:fldChar w:fldCharType="separate"/>
+              <w:t xml:space="preserve">3</w:t>
+              <w:fldChar w:fldCharType="end"/>
+            </w:r>
+          </w:hyperlink>
+          <w:r/>
+          <w:r/>
+        </w:p>
+        <w:p>
+          <w:pPr>
+            <w:pStyle w:val="994"/>
+            <w:pBdr/>
+            <w:tabs>
+              <w:tab w:val="left" w:leader="none" w:pos="1984"/>
+              <w:tab w:val="right" w:leader="dot" w:pos="7931"/>
+            </w:tabs>
+            <w:spacing/>
+            <w:ind/>
+            <w:rPr/>
+          </w:pPr>
+          <w:r/>
+          <w:hyperlink w:tooltip="#_Toc13" w:anchor="_Toc13" w:history="1">
+            <w:r>
+              <w:rPr>
+                <w:rFonts w:ascii="Times New Roman" w:hAnsi="Times New Roman" w:eastAsia="Times New Roman" w:cs="Times New Roman"/>
+              </w:rPr>
+              <w:t xml:space="preserve">2.2.5</w:t>
+            </w:r>
+            <w:r>
+              <w:tab/>
+            </w:r>
+            <w:r>
+              <w:rPr>
+                <w:rStyle w:val="990"/>
+              </w:rPr>
+            </w:r>
+            <w:r>
+              <w:rPr>
+                <w:rStyle w:val="990"/>
+                <w:i w:val="0"/>
+                <w:iCs w:val="0"/>
+                <w:highlight w:val="none"/>
+              </w:rPr>
+              <w:t xml:space="preserve">Man in The Middle</w:t>
+            </w:r>
+            <w:r>
+              <w:rPr>
+                <w:rStyle w:val="990"/>
+              </w:rPr>
+            </w:r>
+            <w:r>
+              <w:tab/>
+            </w:r>
+            <w:r>
+              <w:fldChar w:fldCharType="begin"/>
+              <w:instrText xml:space="preserve">PAGEREF _Toc13 \h</w:instrText>
+              <w:fldChar w:fldCharType="separate"/>
+              <w:t xml:space="preserve">3</w:t>
               <w:fldChar w:fldCharType="end"/>
             </w:r>
           </w:hyperlink>
@@ -1600,7 +2042,7 @@
     </w:sdt>
     <w:p>
       <w:pPr>
-        <w:pStyle w:val="931"/>
+        <w:pStyle w:val="945"/>
         <w:pBdr/>
         <w:spacing/>
         <w:ind/>
@@ -1633,9 +2075,10 @@
       </w:r>
       <w:r>
         <w:rPr>
-          <w:rFonts w:ascii="Times New Roman" w:hAnsi="Times New Roman" w:cs="Times New Roman"/>
+          <w:rFonts w:ascii="Times New Roman" w:hAnsi="Times New Roman" w:eastAsia="Times New Roman" w:cs="Times New Roman"/>
           <w:sz w:val="24"/>
           <w:szCs w:val="24"/>
+          <w:highlight w:val="none"/>
         </w:rPr>
       </w:r>
       <w:r>
@@ -1649,7 +2092,7 @@
     </w:p>
     <w:p>
       <w:pPr>
-        <w:pStyle w:val="931"/>
+        <w:pStyle w:val="945"/>
         <w:pBdr/>
         <w:spacing/>
         <w:ind w:right="0" w:firstLine="0" w:left="0"/>
@@ -1669,7 +2112,11 @@
         <w:t xml:space="preserve">PENDAHULUAN</w:t>
       </w:r>
       <w:bookmarkEnd w:id="3"/>
-      <w:r/>
+      <w:r>
+        <w:rPr>
+          <w14:ligatures w14:val="none"/>
+        </w:rPr>
+      </w:r>
       <w:r>
         <w:rPr>
           <w14:ligatures w14:val="none"/>
@@ -1678,7 +2125,7 @@
     </w:p>
     <w:p>
       <w:pPr>
-        <w:pStyle w:val="932"/>
+        <w:pStyle w:val="946"/>
         <w:numPr>
           <w:ilvl w:val="0"/>
           <w:numId w:val="2"/>
@@ -1697,7 +2144,11 @@
         <w:t xml:space="preserve">Latar Belakang </w:t>
       </w:r>
       <w:bookmarkEnd w:id="4"/>
-      <w:r/>
+      <w:r>
+        <w:rPr>
+          <w14:ligatures w14:val="none"/>
+        </w:rPr>
+      </w:r>
       <w:r>
         <w:rPr>
           <w14:ligatures w14:val="none"/>
@@ -1752,6 +2203,8 @@
         <w:rPr>
           <w:bCs w:val="0"/>
           <w:i w:val="0"/>
+          <w:highlight w:val="none"/>
+          <w14:ligatures w14:val="none"/>
         </w:rPr>
       </w:r>
       <w:r>
@@ -1812,6 +2265,7 @@
           <w:bCs w:val="0"/>
           <w:i w:val="0"/>
           <w:highlight w:val="none"/>
+          <w14:ligatures w14:val="none"/>
         </w:rPr>
       </w:r>
       <w:r>
@@ -1873,6 +2327,7 @@
           <w:bCs w:val="0"/>
           <w:i w:val="0"/>
           <w:highlight w:val="none"/>
+          <w14:ligatures w14:val="none"/>
         </w:rPr>
       </w:r>
       <w:r>
@@ -1886,7 +2341,7 @@
     </w:p>
     <w:p>
       <w:pPr>
-        <w:pStyle w:val="932"/>
+        <w:pStyle w:val="946"/>
         <w:numPr>
           <w:ilvl w:val="0"/>
           <w:numId w:val="2"/>
@@ -1911,19 +2366,13 @@
         </w:rPr>
         <w:t xml:space="preserve">Rumusan Masalah</w:t>
       </w:r>
-      <w:r>
-        <w:rPr>
-          <w:i w:val="0"/>
-          <w:iCs w:val="0"/>
-          <w:highlight w:val="none"/>
-        </w:rPr>
-      </w:r>
       <w:bookmarkEnd w:id="5"/>
       <w:r>
         <w:rPr>
           <w:bCs w:val="0"/>
           <w:i w:val="0"/>
           <w:highlight w:val="none"/>
+          <w14:ligatures w14:val="none"/>
         </w:rPr>
       </w:r>
       <w:r>
@@ -1937,7 +2386,7 @@
     </w:p>
     <w:p>
       <w:pPr>
-        <w:pStyle w:val="994"/>
+        <w:pStyle w:val="1008"/>
         <w:numPr>
           <w:ilvl w:val="0"/>
           <w:numId w:val="4"/>
@@ -1966,7 +2415,7 @@
     </w:p>
     <w:p>
       <w:pPr>
-        <w:pStyle w:val="994"/>
+        <w:pStyle w:val="1008"/>
         <w:numPr>
           <w:ilvl w:val="0"/>
           <w:numId w:val="4"/>
@@ -1988,7 +2437,7 @@
     </w:p>
     <w:p>
       <w:pPr>
-        <w:pStyle w:val="994"/>
+        <w:pStyle w:val="1008"/>
         <w:numPr>
           <w:ilvl w:val="0"/>
           <w:numId w:val="4"/>
@@ -2026,7 +2475,7 @@
     </w:p>
     <w:p>
       <w:pPr>
-        <w:pStyle w:val="932"/>
+        <w:pStyle w:val="946"/>
         <w:numPr>
           <w:ilvl w:val="0"/>
           <w:numId w:val="2"/>
@@ -2052,7 +2501,7 @@
     </w:p>
     <w:p>
       <w:pPr>
-        <w:pStyle w:val="994"/>
+        <w:pStyle w:val="1008"/>
         <w:numPr>
           <w:ilvl w:val="0"/>
           <w:numId w:val="6"/>
@@ -2074,7 +2523,7 @@
     </w:p>
     <w:p>
       <w:pPr>
-        <w:pStyle w:val="994"/>
+        <w:pStyle w:val="1008"/>
         <w:numPr>
           <w:ilvl w:val="0"/>
           <w:numId w:val="6"/>
@@ -2096,7 +2545,7 @@
     </w:p>
     <w:p>
       <w:pPr>
-        <w:pStyle w:val="994"/>
+        <w:pStyle w:val="1008"/>
         <w:numPr>
           <w:ilvl w:val="0"/>
           <w:numId w:val="6"/>
@@ -2129,13 +2578,6 @@
           <w:highlight w:val="none"/>
         </w:rPr>
         <w:t xml:space="preserve">Melihat bagaimana keamanan data dan informasi berkembang seiring dengan perkembangan teknologi lainya</w:t>
-      </w:r>
-      <w:r>
-        <w:rPr>
-          <w:i w:val="0"/>
-          <w:iCs w:val="0"/>
-          <w:highlight w:val="none"/>
-        </w:rPr>
       </w:r>
       <w:r>
         <w:rPr>
@@ -2163,15 +2605,25 @@
           <w14:ligatures w14:val="none"/>
         </w:rPr>
       </w:r>
+      <w:r>
+        <w:rPr>
+          <w:bCs w:val="0"/>
+          <w:i w:val="0"/>
+          <w:highlight w:val="none"/>
+          <w14:ligatures w14:val="none"/>
+        </w:rPr>
+      </w:r>
     </w:p>
     <w:p>
       <w:pPr>
-        <w:pStyle w:val="931"/>
+        <w:pStyle w:val="945"/>
         <w:pBdr/>
         <w:spacing/>
         <w:ind/>
         <w:rPr/>
       </w:pPr>
+      <w:r/>
+      <w:bookmarkStart w:id="7" w:name="_Toc7"/>
       <w:r>
         <w:rPr>
           <w:i w:val="0"/>
@@ -2182,11 +2634,13 @@
         <w:br/>
         <w:t xml:space="preserve">PEMBAHASAN</w:t>
       </w:r>
+      <w:bookmarkEnd w:id="7"/>
+      <w:r/>
       <w:r/>
     </w:p>
     <w:p>
       <w:pPr>
-        <w:pStyle w:val="932"/>
+        <w:pStyle w:val="946"/>
         <w:numPr>
           <w:ilvl w:val="0"/>
           <w:numId w:val="7"/>
@@ -2196,6 +2650,8 @@
         <w:ind w:right="0" w:hanging="630" w:left="630"/>
         <w:rPr/>
       </w:pPr>
+      <w:r/>
+      <w:bookmarkStart w:id="8" w:name="_Toc8"/>
       <w:r>
         <w:rPr>
           <w:i w:val="0"/>
@@ -2204,6 +2660,8 @@
         </w:rPr>
         <w:t xml:space="preserve">Keamanan Data dan Informasi</w:t>
       </w:r>
+      <w:bookmarkEnd w:id="8"/>
+      <w:r/>
       <w:r/>
     </w:p>
     <w:p>
@@ -2212,6 +2670,9 @@
         <w:spacing/>
         <w:ind w:right="0" w:firstLine="720" w:left="630"/>
         <w:rPr>
+          <w:bCs w:val="0"/>
+          <w:i w:val="0"/>
+          <w:highlight w:val="none"/>
           <w14:ligatures w14:val="none"/>
         </w:rPr>
       </w:pPr>
@@ -2221,7 +2682,10 @@
         </w:rPr>
       </w:r>
       <w:r>
-        <w:t xml:space="preserve">Pada era digital ini, hampir seluruh kegiatan manusia yang berinteraksi dengan komputer menciptakan data digital, data digital sering memiliki nilai sensitif bagi pemilik datanya seperti data diri, data sensitif suatu perusahaan, dan lain-lain. Kebocoran data tersebut dapat memiliki dampak yang katastropik</w:t>
+        <w:t xml:space="preserve">Pada era digital ini, hampir seluruh kegiatan manus</w:t>
+      </w:r>
+      <w:r>
+        <w:t xml:space="preserve">ia yang berinteraksi dengan komputer menciptakan data digital, data digital sering memiliki nilai sensitif bagi pemilik datanya seperti data diri, data sensitif suatu perusahaan, dan lain-lain. Kebocoran data tersebut dapat memiliki dampak yang katastropik</w:t>
       </w:r>
       <w:r>
         <w:rPr>
@@ -2229,25 +2693,49 @@
           <w:iCs w:val="0"/>
           <w:highlight w:val="none"/>
         </w:rPr>
-        <w:t xml:space="preserve"> seperti </w:t>
-        <w:tab/>
-        <w:tab/>
-        <w:tab/>
-        <w:tab/>
-        <w:tab/>
-        <w:tab/>
-        <w:tab/>
-        <w:tab/>
-        <w:tab/>
-        <w:tab/>
-        <w:tab/>
-        <w:tab/>
-        <w:tab/>
-        <w:tab/>
-        <w:tab/>
-        <w:tab/>
-        <w:tab/>
-        <w:tab/>
+        <w:t xml:space="preserve"> seperti penggunaan data diri untuk melakukan transaksi tanpa sepengetahuan pemilik data asli, pemerasan, dan lainya.</w:t>
+      </w:r>
+      <w:r>
+        <w:rPr>
+          <w14:ligatures w14:val="none"/>
+        </w:rPr>
+      </w:r>
+      <w:r>
+        <w:rPr>
+          <w:bCs w:val="0"/>
+          <w:i w:val="0"/>
+          <w:highlight w:val="none"/>
+          <w14:ligatures w14:val="none"/>
+        </w:rPr>
+      </w:r>
+    </w:p>
+    <w:p>
+      <w:pPr>
+        <w:pBdr/>
+        <w:spacing/>
+        <w:ind w:right="0" w:firstLine="720" w:left="630"/>
+        <w:rPr>
+          <w:bCs w:val="0"/>
+          <w:i w:val="0"/>
+          <w:highlight w:val="none"/>
+          <w14:ligatures w14:val="none"/>
+        </w:rPr>
+      </w:pPr>
+      <w:r>
+        <w:rPr>
+          <w:i w:val="0"/>
+          <w:iCs w:val="0"/>
+          <w:highlight w:val="none"/>
+        </w:rPr>
+        <w:t xml:space="preserve"> Kebocoran data pengguna BPJS pada tahun 2021 lalu yang menyebabkan data 279 juta</w:t>
+      </w:r>
+      <w:r>
+        <w:rPr>
+          <w:i w:val="0"/>
+          <w:iCs w:val="0"/>
+          <w:highlight w:val="none"/>
+        </w:rPr>
+        <w:t xml:space="preserve"> pengguna BPJS seperti NIK, nama lengkap, alamat, dan lain-lain tersebar dan dapat digunakan oleh penjahat untuk melakukan berbagai tindakan kriminal. Kasus tersebut adalah salah satu  contoh pentingya melindungi dan menjaga keamanan data dan informasi. </w:t>
         <w:tab/>
         <w:tab/>
       </w:r>
@@ -2255,9 +2743,629 @@
         <w:rPr>
           <w:bCs w:val="0"/>
           <w:i w:val="0"/>
+          <w:highlight w:val="none"/>
           <w14:ligatures w14:val="none"/>
         </w:rPr>
       </w:r>
+      <w:r>
+        <w:rPr>
+          <w:bCs w:val="0"/>
+          <w:i w:val="0"/>
+          <w:highlight w:val="none"/>
+          <w14:ligatures w14:val="none"/>
+        </w:rPr>
+      </w:r>
+    </w:p>
+    <w:p>
+      <w:pPr>
+        <w:pStyle w:val="1008"/>
+        <w:numPr>
+          <w:ilvl w:val="0"/>
+          <w:numId w:val="7"/>
+        </w:numPr>
+        <w:pBdr/>
+        <w:spacing/>
+        <w:ind w:right="0" w:hanging="630" w:left="630"/>
+        <w:rPr>
+          <w:bCs w:val="0"/>
+          <w:i w:val="0"/>
+          <w:highlight w:val="none"/>
+          <w14:ligatures w14:val="none"/>
+        </w:rPr>
+      </w:pPr>
+      <w:r>
+        <w:rPr>
+          <w:i w:val="0"/>
+          <w:iCs w:val="0"/>
+          <w:highlight w:val="none"/>
+        </w:rPr>
+        <w:t xml:space="preserve">Macam-Macam Serangan Data dan Informasi</w:t>
+      </w:r>
+      <w:r>
+        <w:rPr>
+          <w:bCs w:val="0"/>
+          <w:i w:val="0"/>
+          <w:highlight w:val="none"/>
+          <w14:ligatures w14:val="none"/>
+        </w:rPr>
+      </w:r>
+      <w:r>
+        <w:rPr>
+          <w:bCs w:val="0"/>
+          <w:i w:val="0"/>
+          <w:highlight w:val="none"/>
+          <w14:ligatures w14:val="none"/>
+        </w:rPr>
+      </w:r>
+    </w:p>
+    <w:p>
+      <w:pPr>
+        <w:pStyle w:val="947"/>
+        <w:numPr>
+          <w:ilvl w:val="0"/>
+          <w:numId w:val="10"/>
+        </w:numPr>
+        <w:pBdr/>
+        <w:spacing/>
+        <w:ind w:right="0" w:hanging="360" w:left="990"/>
+        <w:rPr>
+          <w:highlight w:val="none"/>
+          <w14:ligatures w14:val="none"/>
+        </w:rPr>
+      </w:pPr>
+      <w:r/>
+      <w:bookmarkStart w:id="9" w:name="_Toc9"/>
+      <w:r>
+        <w:rPr>
+          <w:highlight w:val="none"/>
+        </w:rPr>
+        <w:t xml:space="preserve">Cross Site Scripting (XSS)</w:t>
+      </w:r>
+      <w:r>
+        <w:rPr>
+          <w:highlight w:val="none"/>
+          <w14:ligatures w14:val="none"/>
+        </w:rPr>
+      </w:r>
+    </w:p>
+    <w:p>
+      <w:pPr>
+        <w:pBdr/>
+        <w:spacing/>
+        <w:ind w:right="0" w:firstLine="720" w:left="1440"/>
+        <w:rPr/>
+      </w:pPr>
+      <w:r>
+        <w:rPr>
+          <w:highlight w:val="none"/>
+        </w:rPr>
+        <w:t xml:space="preserve">Cross-Site-Scripting (XSS) adalah metode serangan yang memanfaatkan masukan pengguna yang tidak diverifikasi untuk menjalankan skrip berbahaya di lingkungan peramban korban, yang dapat mengakibatkan pencurian cookie sesi atau manipulasi DOM. Sebuah tesis da</w:t>
+      </w:r>
+      <w:r>
+        <w:rPr>
+          <w:highlight w:val="none"/>
+        </w:rPr>
+        <w:t xml:space="preserve">ri Fakultas Teknik Universitas Indonesia (2019) telah menemukan serangan XSS yang dipantulkan pada 70% situs web akademik melalui pengujian black-box, dengan muatan sebagai berikut: Sebuah studi kasus dari Universitas Islam Sunan Kalijaga (UIN Sunan Kalijag</w:t>
+      </w:r>
+      <w:r>
+        <w:rPr>
+          <w:highlight w:val="none"/>
+        </w:rPr>
+        <w:t xml:space="preserve">a) (2025) melaporkan bahwa portal SIAKAD memiliki nilai CVSS 6,1 (risiko sedang). Kerentanan tersebut dieksploitasi menggunakan Burp Suite Intruder, dengan waktu respons 3 detik. Kerentanan ini sering dikombinasikan dengan serangan rekayasa sosial dan diseb</w:t>
+      </w:r>
+      <w:r>
+        <w:rPr>
+          <w:highlight w:val="none"/>
+        </w:rPr>
+        <w:t xml:space="preserve">arkan melalui tautan pendek berbahaya yang dibagikan di grup WhatsApp mahasiswa.</w:t>
+      </w:r>
+      <w:r/>
+    </w:p>
+    <w:p>
+      <w:pPr>
+        <w:pBdr/>
+        <w:spacing/>
+        <w:ind w:right="0" w:firstLine="720" w:left="1440"/>
+        <w:rPr/>
+      </w:pPr>
+      <w:r>
+        <w:rPr>
+          <w:highlight w:val="none"/>
+        </w:rPr>
+        <w:t xml:space="preserve">Pada XSS berbasis penyimpanan, muatan kode berbahaya disimpan dalam basis data dan dijalankan secara bersamaan untuk semua pengunjung; sedangkan XSS berbasis DOM memanipulasi skrip sisi klien tanpa meninggalkan jejak di server. Penelitian UI menunjukkan bah</w:t>
+      </w:r>
+      <w:r>
+        <w:rPr>
+          <w:highlight w:val="none"/>
+        </w:rPr>
+        <w:t xml:space="preserve">wa 45% situs web pengumuman akademik rentan terhadap XSS persisten, yang memungkinkan manipulasi otomatis konten situs web dan perekaman input keyboard secara berkelanjutan. Di lingkungan perguruan tinggi, serangan semacam ini terutama menargetkan forum dis</w:t>
+      </w:r>
+      <w:r>
+        <w:rPr>
+          <w:highlight w:val="none"/>
+        </w:rPr>
+        <w:t xml:space="preserve">kusi dan bagian komentar pada platform pembelajaran daring; pada setiap insiden, data login dari lebih dari 500 akun dicuri. Penyebab utamanya adalah tidak adanya pengkodean keluaran (htmlspecialchars) dan Kebijakan Keamanan Konten (CSP) pada kerangka kerja</w:t>
+      </w:r>
+      <w:r>
+        <w:rPr>
+          <w:highlight w:val="none"/>
+        </w:rPr>
+        <w:t xml:space="preserve"> PHP yang lebih lama.</w:t>
+      </w:r>
+      <w:r/>
+      <w:r>
+        <w:rPr>
+          <w:highlight w:val="none"/>
+        </w:rPr>
+      </w:r>
+      <w:r>
+        <w:rPr>
+          <w:highlight w:val="none"/>
+          <w14:ligatures w14:val="none"/>
+        </w:rPr>
+      </w:r>
+      <w:r/>
+    </w:p>
+    <w:p>
+      <w:pPr>
+        <w:pStyle w:val="947"/>
+        <w:numPr>
+          <w:ilvl w:val="0"/>
+          <w:numId w:val="10"/>
+        </w:numPr>
+        <w:pBdr/>
+        <w:spacing/>
+        <w:ind w:right="0" w:hanging="360" w:left="990"/>
+        <w:rPr/>
+      </w:pPr>
+      <w:r/>
+      <w:bookmarkStart w:id="10" w:name="_Toc10"/>
+      <w:r>
+        <w:rPr>
+          <w:i w:val="0"/>
+          <w:iCs w:val="0"/>
+          <w:highlight w:val="none"/>
+        </w:rPr>
+        <w:t xml:space="preserve">Social Engineering</w:t>
+      </w:r>
+      <w:r/>
+    </w:p>
+    <w:p>
+      <w:pPr>
+        <w:pBdr/>
+        <w:spacing/>
+        <w:ind w:right="0" w:firstLine="720" w:left="1440"/>
+        <w:rPr/>
+      </w:pPr>
+      <w:r>
+        <w:rPr>
+          <w:i w:val="0"/>
+          <w:iCs w:val="0"/>
+          <w:highlight w:val="none"/>
+        </w:rPr>
+        <w:t xml:space="preserve">Social Engineering didefinisikan sebagai teknik manipulasi psikologis yang memanfaatkan kelemahan kognitif manusia untuk memperoleh informasi sensitif atau hak akses sistem, tanpa memanfaatkan celah teknis yang signifikan. Sebuah studi oleh Citilabs dari Un</w:t>
+      </w:r>
+      <w:r>
+        <w:rPr>
+          <w:i w:val="0"/>
+          <w:iCs w:val="0"/>
+          <w:highlight w:val="none"/>
+        </w:rPr>
+        <w:t xml:space="preserve">iversitas Telkom (2025) menunjukkan bahwa dalam simulasi serangan terhadap rekening bank dan sistem akademik di Indonesia, email phishing menjadi alat serangan utama dengan tingkat keberhasilan hingga 80%, di mana korban dibujuk untuk mengklik tautan berbah</w:t>
+      </w:r>
+      <w:r>
+        <w:rPr>
+          <w:i w:val="0"/>
+          <w:iCs w:val="0"/>
+          <w:highlight w:val="none"/>
+        </w:rPr>
+        <w:t xml:space="preserve">aya atau membocorkan data login. Jika dikombinasikan dengan kerentanan Cross-Site Scripting (XSS), nilai CVSS meningkat dari 6,1 menjadi 7,6 (risiko tinggi), yang menunjukkan bahwa efek sinergi ini mempercepat penembusan infrastruktur. Serangan pretexting m</w:t>
+      </w:r>
+      <w:r>
+        <w:rPr>
+          <w:i w:val="0"/>
+          <w:iCs w:val="0"/>
+          <w:highlight w:val="none"/>
+        </w:rPr>
+        <w:t xml:space="preserve">elalui voice phishing (panggilan telepon penipuan) dan perangkat lunak pemerasan juga tersebar luas; 60% insiden keamanan informasi di seluruh negeri disebabkan oleh manipulasi semacam itu.</w:t>
+      </w:r>
+      <w:r/>
+    </w:p>
+    <w:p>
+      <w:pPr>
+        <w:pBdr/>
+        <w:spacing/>
+        <w:ind w:right="0" w:firstLine="720" w:left="1440"/>
+        <w:rPr/>
+      </w:pPr>
+      <w:r>
+        <w:rPr>
+          <w:i w:val="0"/>
+          <w:iCs w:val="0"/>
+          <w:highlight w:val="none"/>
+        </w:rPr>
+        <w:t xml:space="preserve">Email phishing bekerja berdasarkan siklus “penyalahgunaan kepercayaan”: Pengirim menyamar sebagai pihak yang berwenang (perguruan tinggi/dosen), menciptakan kesan palsu bahwa hal tersebut mendesak (pemberitahuan ujian), dan menyisipkan perangkat lunak berba</w:t>
+      </w:r>
+      <w:r>
+        <w:rPr>
+          <w:i w:val="0"/>
+          <w:iCs w:val="0"/>
+          <w:highlight w:val="none"/>
+        </w:rPr>
+        <w:t xml:space="preserve">haya yang dapat dijalankan secara otomatis. Sebuah analisis dari jurnal ilmiah “Polinema” menunjukkan bahwa 75% mahasiswa tidak dapat mengenali email spear-phishing yang dipersonalisasi berdasarkan data publik dari LinkedIn dan situs web perguruan tinggi. D</w:t>
+      </w:r>
+      <w:r>
+        <w:rPr>
+          <w:i w:val="0"/>
+          <w:iCs w:val="0"/>
+          <w:highlight w:val="none"/>
+        </w:rPr>
+        <w:t xml:space="preserve">ampak terpentingnya meliputi session hijacking dan pergerakan lateral ke server internal; di lingkungan perguruan tinggi, waktu rata-rata hingga terdeteksi (MTTC) hanya 14 menit. Salah satu kelemahan dalam implementasi adalah kurangnya pelatihan rutin untuk</w:t>
+      </w:r>
+      <w:r>
+        <w:rPr>
+          <w:i w:val="0"/>
+          <w:iCs w:val="0"/>
+          <w:highlight w:val="none"/>
+        </w:rPr>
+        <w:t xml:space="preserve"> meningkatkan kesadaran akan masalah keamanan; hanya 35% perguruan tinggi negeri yang melakukan simulasi phishing tahunan.</w:t>
+      </w:r>
+      <w:r/>
+      <w:r>
+        <w:rPr>
+          <w:i w:val="0"/>
+          <w:iCs w:val="0"/>
+          <w:highlight w:val="none"/>
+        </w:rPr>
+      </w:r>
+      <w:r/>
+      <w:r/>
+    </w:p>
+    <w:p>
+      <w:pPr>
+        <w:pStyle w:val="947"/>
+        <w:numPr>
+          <w:ilvl w:val="0"/>
+          <w:numId w:val="10"/>
+        </w:numPr>
+        <w:pBdr/>
+        <w:spacing/>
+        <w:ind w:right="0" w:hanging="360" w:left="990"/>
+        <w:rPr/>
+      </w:pPr>
+      <w:r/>
+      <w:bookmarkStart w:id="11" w:name="_Toc11"/>
+      <w:r>
+        <w:rPr>
+          <w:i w:val="0"/>
+          <w:iCs w:val="0"/>
+          <w:highlight w:val="none"/>
+        </w:rPr>
+        <w:t xml:space="preserve">SQL Injection</w:t>
+      </w:r>
+      <w:bookmarkEnd w:id="11"/>
+      <w:r/>
+      <w:r/>
+    </w:p>
+    <w:p>
+      <w:pPr>
+        <w:pBdr/>
+        <w:spacing/>
+        <w:ind w:right="0" w:firstLine="720" w:left="1440"/>
+        <w:rPr/>
+      </w:pPr>
+      <w:r>
+        <w:t xml:space="preserve">Serangan SQL injection memanfaatkan kerentanan dalam validasi input pada aplikasi web untuk menyisipkan perintah SQL berbahaya, yang berpotensi mengakibatkan data basis data diekstraksi, dimanipulasi, atau dihapus. Sebuah penelitian dalam jurnal *Komtika Un</w:t>
+      </w:r>
+      <w:r>
+        <w:t xml:space="preserve">imma Journal* (2023) mengklasifikasikan 247 insiden dengan menggabungkan standar NIST SP 800-61R2 dan algoritma clustering K-means, dan menemukan bahwa serangan berbasis “Union” merupakan metode serangan tercepat (hanya memerlukan 3 kali kueri untuk membaca</w:t>
+      </w:r>
+      <w:r>
+        <w:t xml:space="preserve"> satu tabel). Sebuah tesis dari Universitas Islam Negeri (UIN) Sunan Kalijaga mendokumentasikan serangan injeksi SQL berbasis blind (CVSS 8.2, risiko tinggi) yang terjadi pada sistem SIAKAD kampus tersebut. Serangan ini memanfaatkan skrip yang dimodifikasi </w:t>
+      </w:r>
+      <w:r>
+        <w:t xml:space="preserve">melalui SQLMap, dengan teknik berbasis waktu (SLEEP(5)) dan boolean (AND 1=1--). Jurnal SMATIKA Ubhinus (2024) memvalidasi pengujian penetrasi dan mengidentifikasi 92% kerentanan dalam aplikasi PHP+MySQL sebelum implementasi.</w:t>
+      </w:r>
+      <w:r/>
+    </w:p>
+    <w:p>
+      <w:pPr>
+        <w:pBdr/>
+        <w:spacing/>
+        <w:ind w:right="0" w:firstLine="720" w:left="1440"/>
+        <w:rPr/>
+      </w:pPr>
+      <w:r>
+        <w:t xml:space="preserve">Serangan blind injection adalah jenis serangan yang paling sulit dideteksi, karena tidak langsung mengembalikan data, melainkan inferensi dari waktu respons atau kondisi boolean. Penelitian menunjukkan bahwa terdapat celah keamanan dalam basis data akademis</w:t>
+      </w:r>
+      <w:r>
+        <w:t xml:space="preserve"> yang disebabkan oleh penggunaan string concatenation pada formulir login dan pencarian ($query = „SELECT * FROM users WHERE id = ‚$id‘“;). . Dampak terpentingnya meliputi kebocoran data (15.000 catatan mahasiswa), perluasan izin hingga tingkat DBA, serta e</w:t>
+      </w:r>
+      <w:r>
+        <w:t xml:space="preserve">ksekusi kode jarak jauh melalui LOAD_FILE() di MySQL versi dibawah 8.0. Di universitas negeri, tingginya frekuensi kerentanan semacam ini disebabkan oleh kode lama dari era PHP 5.x, di mana ORM tidak digunakan.</w:t>
+      </w:r>
+      <w:r/>
+      <w:r/>
+    </w:p>
+    <w:p>
+      <w:pPr>
+        <w:pStyle w:val="947"/>
+        <w:numPr>
+          <w:ilvl w:val="0"/>
+          <w:numId w:val="10"/>
+        </w:numPr>
+        <w:pBdr/>
+        <w:spacing/>
+        <w:ind w:right="0" w:hanging="360" w:left="990"/>
+        <w:rPr/>
+      </w:pPr>
+      <w:r/>
+      <w:bookmarkStart w:id="12" w:name="_Toc12"/>
+      <w:r>
+        <w:rPr>
+          <w:i w:val="0"/>
+          <w:iCs w:val="0"/>
+          <w:highlight w:val="none"/>
+        </w:rPr>
+        <w:t xml:space="preserve">DoS dan DDoS</w:t>
+      </w:r>
+      <w:bookmarkEnd w:id="12"/>
+      <w:r/>
+      <w:r/>
+    </w:p>
+    <w:p>
+      <w:pPr>
+        <w:pBdr/>
+        <w:spacing/>
+        <w:ind w:right="0" w:firstLine="720" w:left="1440"/>
+        <w:rPr/>
+      </w:pPr>
+      <w:r>
+        <w:t xml:space="preserve">Serangan DoS (Denial of Service) atau DDoS (Distributed Denial of Service) mengganggu ketersediaan layanan dengan membanjiri infrastruktur target menggunakan arus data jaringan yang melebihi batas kapasitasnya, yang mengakibatkan kegagalan sistem dan gangguan operasional. “Jurnal Universitas Negeri Medan” (2022) </w:t>
+      </w:r>
+      <w:r>
+        <w:t xml:space="preserve">mengembangkan model jaringan saraf tiruan untuk deteksi dengan propagasi mundur, yang menunjukkan mean squared error (MSE) sebesar 0,0585 (3×4 neuron pada lapisan tersembunyi, fungsi aktivasi ReLU) dan mencapai akurasi 94,7% pada dataset SYN Flood dan UDP F</w:t>
+      </w:r>
+      <w:r>
+        <w:t xml:space="preserve">lood. “Proceedings of the Conference of Universitas Islam Yogyakarta” menganalisis serangan DoS terhadap SIMPTT dengan bantuan Sistem Deteksi Intrusi (IDS) Snort menggunakan peringatan tanda tangan: tcp any any -&gt; $HTTP_SERVERS 80 (msg: “SYN Flood”; flags: </w:t>
+      </w:r>
+      <w:r>
+        <w:t xml:space="preserve">S, 12; threshold: type both, track by_dst, count 100, seconds 10;). Serangan DDoS berbasis lalu lintas melalui botnet IoT mendominasi di Indonesia; pada paruh pertama tahun 2025, tercatat total 133,4 juta serangan.</w:t>
+      </w:r>
+      <w:r/>
+    </w:p>
+    <w:p>
+      <w:pPr>
+        <w:pBdr/>
+        <w:spacing/>
+        <w:ind w:right="0" w:firstLine="720" w:left="1440"/>
+        <w:rPr/>
+      </w:pPr>
+      <w:r>
+        <w:t xml:space="preserve">Serangan SYN-Flood menghabiskan tabel koneksi server melalui proses TCP handshake yang setengah terbuka, sementara Slowloris menghabiskan kumpulan proses Apache dengan mempertahankan koneksi yang berlangsung lama. Penelitian Unimed menunjukkan bahwa seranga</w:t>
+      </w:r>
+      <w:r>
+        <w:t xml:space="preserve">n amplifikasi DNS (serangan refleksi) dengan bantuan botnet yang terdiri dari 10.000 router rumah tangga di Indonesia dapat mencapai bandwidth hingga 100 Gbit/s. Dampak terhadap perguruan tinggi antara lain pembatalan ujian daring (dengan kerugian harian se</w:t>
+      </w:r>
+      <w:r>
+        <w:t xml:space="preserve">besar 2 miliar rupiah) serta gangguan akses ke portal penelitian nasional. Penyebabnya: bandwidth server kampus berada di bawah 1 Gbit/s, dan tidak ada CDN atau pusat pembersihan.</w:t>
+      </w:r>
+      <w:r/>
+      <w:r/>
+      <w:r/>
+      <w:r/>
+    </w:p>
+    <w:p>
+      <w:pPr>
+        <w:pStyle w:val="947"/>
+        <w:numPr>
+          <w:ilvl w:val="0"/>
+          <w:numId w:val="10"/>
+        </w:numPr>
+        <w:pBdr/>
+        <w:spacing/>
+        <w:ind w:right="0" w:hanging="360" w:left="990"/>
+        <w:rPr/>
+      </w:pPr>
+      <w:r/>
+      <w:bookmarkStart w:id="13" w:name="_Toc13"/>
+      <w:r>
+        <w:rPr>
+          <w:i w:val="0"/>
+          <w:iCs w:val="0"/>
+          <w:highlight w:val="none"/>
+        </w:rPr>
+        <w:t xml:space="preserve">Man in The Middle</w:t>
+      </w:r>
+      <w:bookmarkEnd w:id="13"/>
+      <w:r/>
+      <w:r/>
+    </w:p>
+    <w:p>
+      <w:pPr>
+        <w:pBdr/>
+        <w:spacing/>
+        <w:ind w:right="0" w:firstLine="720" w:left="1440"/>
+        <w:rPr/>
+      </w:pPr>
+      <w:r>
+        <w:t xml:space="preserve">Serangan Man-in-the-Middle adalah tindakan menyadap komunikasi antara dua pihak yang sah untuk mencuri, memanipulasi, atau menyisipkan data tanpa sepengetahuan perangkat pengguna. Sebuah studi dari Universitas Islam Negeri Sunan Kalijaga (UIN Sunan Kalijaga</w:t>
+      </w:r>
+      <w:r>
+        <w:t xml:space="preserve">) mengaitkan serangan Man-in-the-Middle dengan penelusuran direktori (CVSS 6.5) dalam Internet of Things (IoT) akademis, di mana penyerang menelusuri direktori /admin/, /backup/, dan /db/ pada pengontrol ruang kelas pintar. Di lingkungan Wi-Fi kampus publik</w:t>
+      </w:r>
+      <w:r>
+        <w:t xml:space="preserve"> yang tidak mengaktifkan WPA3, serangan ARP-Spoofing (arpspoof -i wlan0 -t 192.168.1.1 192.168.1.100) dan DNS-Poisoning sangat umum terjadi. Melalui SSL-Stripping, HTTPS diturunkan menjadi HTTP, sehingga penyerang dapat mencuri data login dari portal Single</w:t>
+      </w:r>
+      <w:r>
+        <w:t xml:space="preserve">-Sign-On (SSO) universitas.</w:t>
+      </w:r>
+      <w:r/>
+    </w:p>
+    <w:p>
+      <w:pPr>
+        <w:pBdr/>
+        <w:spacing/>
+        <w:ind w:right="0" w:firstLine="720" w:left="1440"/>
+        <w:rPr/>
+      </w:pPr>
+      <w:r/>
+      <w:r/>
+    </w:p>
+    <w:p>
+      <w:pPr>
+        <w:pBdr/>
+        <w:spacing/>
+        <w:ind w:right="0" w:firstLine="720" w:left="1440"/>
+        <w:rPr/>
+      </w:pPr>
+      <w:r>
+        <w:t xml:space="preserve">Vektor serangan utama adalah titik akses “man-in-the-middle” di jaringan Wi-Fi EDOROAM kampus, yang pada jam-jam sibuk dapat mencatat lebih dari 300 data login per jam. Penelitian menunjukkan bahwa 65% perangkat cerdas di laboratorium (kamera pengawas, sens</w:t>
+      </w:r>
+      <w:r>
+        <w:t xml:space="preserve">or lingkungan) masih menggunakan kredensial standar dan transmisi teks biasa HTTP. Dampak sistemiknya meliputi manipulasi data dalam sistem pencatatan waktu berbasis IoT serta pergerakan lateral menuju pengontrol domain Active Directory. Faktor risiko: Pela</w:t>
+      </w:r>
+      <w:r>
+        <w:t xml:space="preserve">nggaran Certificate Pinning dan pra-pemuatan HSTS dalam aplikasi seluler kampus.</w:t>
+      </w:r>
+      <w:r/>
+      <w:r/>
+      <w:r/>
+      <w:r/>
+    </w:p>
+    <w:p>
+      <w:pPr>
+        <w:pStyle w:val="946"/>
+        <w:numPr>
+          <w:ilvl w:val="0"/>
+          <w:numId w:val="7"/>
+        </w:numPr>
+        <w:pBdr/>
+        <w:spacing/>
+        <w:ind w:right="0" w:hanging="630" w:left="630"/>
+        <w:rPr/>
+      </w:pPr>
+      <w:r>
+        <w:t xml:space="preserve">Contoh Kasus Serangan Data dan Informasi</w:t>
+      </w:r>
+      <w:r/>
+    </w:p>
+    <w:p>
+      <w:pPr>
+        <w:pStyle w:val="947"/>
+        <w:numPr>
+          <w:ilvl w:val="0"/>
+          <w:numId w:val="12"/>
+        </w:numPr>
+        <w:pBdr/>
+        <w:spacing/>
+        <w:ind w:right="0" w:hanging="360" w:left="990"/>
+        <w:rPr>
+          <w14:ligatures w14:val="none"/>
+        </w:rPr>
+      </w:pPr>
+      <w:r>
+        <w:t xml:space="preserve">(Contoh Kasus XSS)</w:t>
+      </w:r>
+      <w:r>
+        <w:rPr>
+          <w14:ligatures w14:val="none"/>
+        </w:rPr>
+      </w:r>
+      <w:r>
+        <w:rPr>
+          <w14:ligatures w14:val="none"/>
+        </w:rPr>
+      </w:r>
+    </w:p>
+    <w:p>
+      <w:pPr>
+        <w:pStyle w:val="947"/>
+        <w:numPr>
+          <w:ilvl w:val="0"/>
+          <w:numId w:val="12"/>
+        </w:numPr>
+        <w:pBdr/>
+        <w:spacing/>
+        <w:ind w:hanging="360" w:left="990"/>
+        <w:rPr/>
+      </w:pPr>
+      <w:r>
+        <w:t xml:space="preserve">(Contoh Kasus Social Engineering)</w:t>
+      </w:r>
+      <w:r/>
+    </w:p>
+    <w:p>
+      <w:pPr>
+        <w:pStyle w:val="947"/>
+        <w:numPr>
+          <w:ilvl w:val="0"/>
+          <w:numId w:val="12"/>
+        </w:numPr>
+        <w:pBdr/>
+        <w:spacing/>
+        <w:ind w:right="0" w:hanging="360" w:left="990"/>
+        <w:rPr/>
+      </w:pPr>
+      <w:r>
+        <w:t xml:space="preserve">(Contoh Kasus SQL Injection)</w:t>
+      </w:r>
+      <w:r/>
+    </w:p>
+    <w:p>
+      <w:pPr>
+        <w:pStyle w:val="947"/>
+        <w:numPr>
+          <w:ilvl w:val="0"/>
+          <w:numId w:val="12"/>
+        </w:numPr>
+        <w:pBdr/>
+        <w:spacing/>
+        <w:ind w:hanging="360" w:left="990"/>
+        <w:rPr/>
+      </w:pPr>
+      <w:r>
+        <w:t xml:space="preserve">(Contoh Kasus DDoS)</w:t>
+      </w:r>
+      <w:r/>
+    </w:p>
+    <w:p>
+      <w:pPr>
+        <w:pStyle w:val="947"/>
+        <w:numPr>
+          <w:ilvl w:val="0"/>
+          <w:numId w:val="12"/>
+        </w:numPr>
+        <w:pBdr/>
+        <w:spacing/>
+        <w:ind w:hanging="360" w:left="990"/>
+        <w:rPr/>
+      </w:pPr>
+      <w:r>
+        <w:t xml:space="preserve">(Contoh Kasus Man in the Middle) [Lovescam probably?]</w:t>
+      </w:r>
+      <w:r/>
+    </w:p>
+    <w:p>
+      <w:pPr>
+        <w:pBdr/>
+        <w:spacing/>
+        <w:ind/>
+        <w:rPr/>
+      </w:pPr>
+      <w:r/>
+      <w:r/>
+      <w:r/>
+    </w:p>
+    <w:p>
+      <w:pPr>
+        <w:pStyle w:val="947"/>
+        <w:pBdr/>
+        <w:spacing/>
+        <w:ind/>
+        <w:rPr/>
+      </w:pPr>
+      <w:r/>
       <w:r/>
     </w:p>
     <w:sectPr>
@@ -2309,7 +3417,7 @@
 <w:ftr xmlns:wpc="http://schemas.microsoft.com/office/word/2010/wordprocessingCanvas" xmlns:mc="http://schemas.openxmlformats.org/markup-compatibility/2006" xmlns:o="urn:schemas-microsoft-com:office:office" xmlns:r="http://schemas.openxmlformats.org/officeDocument/2006/relationships" xmlns:m="http://schemas.openxmlformats.org/officeDocument/2006/math" xmlns:v="urn:schemas-microsoft-com:vml" xmlns:wp14="http://schemas.microsoft.com/office/word/2010/wordprocessingDrawing" xmlns:wp="http://schemas.openxmlformats.org/drawingml/2006/wordprocessingDrawing" xmlns:w10="urn:schemas-microsoft-com:office:word" xmlns:w="http://schemas.openxmlformats.org/wordprocessingml/2006/main" xmlns:w14="http://schemas.microsoft.com/office/word/2010/wordml" xmlns:w15="http://schemas.microsoft.com/office/word/2012/wordml" xmlns:wpg="http://schemas.microsoft.com/office/word/2010/wordprocessingGroup" xmlns:wpi="http://schemas.microsoft.com/office/word/2010/wordprocessingInk" xmlns:wne="http://schemas.microsoft.com/office/word/2006/wordml" xmlns:a="http://schemas.openxmlformats.org/drawingml/2006/main" xmlns:wps="http://schemas.microsoft.com/office/word/2010/wordprocessingShape" mc:Ignorable="w14 w15 wp14">
   <w:p>
     <w:pPr>
-      <w:pStyle w:val="967"/>
+      <w:pStyle w:val="981"/>
       <w:pBdr/>
       <w:spacing/>
       <w:ind/>
@@ -2321,7 +3429,7 @@
   </w:p>
   <w:p>
     <w:pPr>
-      <w:pStyle w:val="967"/>
+      <w:pStyle w:val="981"/>
       <w:pBdr/>
       <w:spacing/>
       <w:ind/>
@@ -2337,7 +3445,7 @@
 <w:ftr xmlns:wpc="http://schemas.microsoft.com/office/word/2010/wordprocessingCanvas" xmlns:mc="http://schemas.openxmlformats.org/markup-compatibility/2006" xmlns:o="urn:schemas-microsoft-com:office:office" xmlns:r="http://schemas.openxmlformats.org/officeDocument/2006/relationships" xmlns:m="http://schemas.openxmlformats.org/officeDocument/2006/math" xmlns:v="urn:schemas-microsoft-com:vml" xmlns:wp14="http://schemas.microsoft.com/office/word/2010/wordprocessingDrawing" xmlns:wp="http://schemas.openxmlformats.org/drawingml/2006/wordprocessingDrawing" xmlns:w10="urn:schemas-microsoft-com:office:word" xmlns:w="http://schemas.openxmlformats.org/wordprocessingml/2006/main" xmlns:w14="http://schemas.microsoft.com/office/word/2010/wordml" xmlns:w15="http://schemas.microsoft.com/office/word/2012/wordml" xmlns:wpg="http://schemas.microsoft.com/office/word/2010/wordprocessingGroup" xmlns:wpi="http://schemas.microsoft.com/office/word/2010/wordprocessingInk" xmlns:wne="http://schemas.microsoft.com/office/word/2006/wordml" xmlns:a="http://schemas.openxmlformats.org/drawingml/2006/main" xmlns:wps="http://schemas.microsoft.com/office/word/2010/wordprocessingShape" mc:Ignorable="w14 w15 wp14">
   <w:p>
     <w:pPr>
-      <w:pStyle w:val="967"/>
+      <w:pStyle w:val="981"/>
       <w:pBdr/>
       <w:spacing/>
       <w:ind/>
@@ -2351,7 +3459,7 @@
   </w:p>
   <w:p>
     <w:pPr>
-      <w:pStyle w:val="967"/>
+      <w:pStyle w:val="981"/>
       <w:pBdr/>
       <w:spacing/>
       <w:ind/>
@@ -2367,7 +3475,7 @@
 <w:ftr xmlns:wpc="http://schemas.microsoft.com/office/word/2010/wordprocessingCanvas" xmlns:mc="http://schemas.openxmlformats.org/markup-compatibility/2006" xmlns:o="urn:schemas-microsoft-com:office:office" xmlns:r="http://schemas.openxmlformats.org/officeDocument/2006/relationships" xmlns:m="http://schemas.openxmlformats.org/officeDocument/2006/math" xmlns:v="urn:schemas-microsoft-com:vml" xmlns:wp14="http://schemas.microsoft.com/office/word/2010/wordprocessingDrawing" xmlns:wp="http://schemas.openxmlformats.org/drawingml/2006/wordprocessingDrawing" xmlns:w10="urn:schemas-microsoft-com:office:word" xmlns:w="http://schemas.openxmlformats.org/wordprocessingml/2006/main" xmlns:w14="http://schemas.microsoft.com/office/word/2010/wordml" xmlns:w15="http://schemas.microsoft.com/office/word/2012/wordml" xmlns:wpg="http://schemas.microsoft.com/office/word/2010/wordprocessingGroup" xmlns:wpi="http://schemas.microsoft.com/office/word/2010/wordprocessingInk" xmlns:wne="http://schemas.microsoft.com/office/word/2006/wordml" xmlns:a="http://schemas.openxmlformats.org/drawingml/2006/main" xmlns:wps="http://schemas.microsoft.com/office/word/2010/wordprocessingShape" mc:Ignorable="w14 w15 wp14">
   <w:p>
     <w:pPr>
-      <w:pStyle w:val="967"/>
+      <w:pStyle w:val="981"/>
       <w:pBdr/>
       <w:spacing/>
       <w:ind/>
@@ -2384,7 +3492,7 @@
   </w:p>
   <w:p>
     <w:pPr>
-      <w:pStyle w:val="967"/>
+      <w:pStyle w:val="981"/>
       <w:pBdr/>
       <w:tabs>
         <w:tab w:val="clear" w:leader="none" w:pos="4844"/>
@@ -2408,7 +3516,7 @@
 <w:ftr xmlns:wpc="http://schemas.microsoft.com/office/word/2010/wordprocessingCanvas" xmlns:mc="http://schemas.openxmlformats.org/markup-compatibility/2006" xmlns:o="urn:schemas-microsoft-com:office:office" xmlns:r="http://schemas.openxmlformats.org/officeDocument/2006/relationships" xmlns:m="http://schemas.openxmlformats.org/officeDocument/2006/math" xmlns:v="urn:schemas-microsoft-com:vml" xmlns:wp14="http://schemas.microsoft.com/office/word/2010/wordprocessingDrawing" xmlns:wp="http://schemas.openxmlformats.org/drawingml/2006/wordprocessingDrawing" xmlns:w10="urn:schemas-microsoft-com:office:word" xmlns:w="http://schemas.openxmlformats.org/wordprocessingml/2006/main" xmlns:w14="http://schemas.microsoft.com/office/word/2010/wordml" xmlns:w15="http://schemas.microsoft.com/office/word/2012/wordml" xmlns:wpg="http://schemas.microsoft.com/office/word/2010/wordprocessingGroup" xmlns:wpi="http://schemas.microsoft.com/office/word/2010/wordprocessingInk" xmlns:wne="http://schemas.microsoft.com/office/word/2006/wordml" xmlns:a="http://schemas.openxmlformats.org/drawingml/2006/main" xmlns:wps="http://schemas.microsoft.com/office/word/2010/wordprocessingShape" mc:Ignorable="w14 w15 wp14">
   <w:p>
     <w:pPr>
-      <w:pStyle w:val="967"/>
+      <w:pStyle w:val="981"/>
       <w:pBdr/>
       <w:tabs>
         <w:tab w:val="clear" w:leader="none" w:pos="4844"/>
@@ -2465,7 +3573,7 @@
 <w:hdr xmlns:wpc="http://schemas.microsoft.com/office/word/2010/wordprocessingCanvas" xmlns:mc="http://schemas.openxmlformats.org/markup-compatibility/2006" xmlns:o="urn:schemas-microsoft-com:office:office" xmlns:r="http://schemas.openxmlformats.org/officeDocument/2006/relationships" xmlns:m="http://schemas.openxmlformats.org/officeDocument/2006/math" xmlns:v="urn:schemas-microsoft-com:vml" xmlns:wp14="http://schemas.microsoft.com/office/word/2010/wordprocessingDrawing" xmlns:wp="http://schemas.openxmlformats.org/drawingml/2006/wordprocessingDrawing" xmlns:w10="urn:schemas-microsoft-com:office:word" xmlns:w="http://schemas.openxmlformats.org/wordprocessingml/2006/main" xmlns:w14="http://schemas.microsoft.com/office/word/2010/wordml" xmlns:w15="http://schemas.microsoft.com/office/word/2012/wordml" xmlns:wpg="http://schemas.microsoft.com/office/word/2010/wordprocessingGroup" xmlns:wpi="http://schemas.microsoft.com/office/word/2010/wordprocessingInk" xmlns:wne="http://schemas.microsoft.com/office/word/2006/wordml" xmlns:a="http://schemas.openxmlformats.org/drawingml/2006/main" xmlns:wps="http://schemas.microsoft.com/office/word/2010/wordprocessingShape" mc:Ignorable="w14 w15 wp14">
   <w:p>
     <w:pPr>
-      <w:pStyle w:val="965"/>
+      <w:pStyle w:val="979"/>
       <w:pBdr/>
       <w:spacing/>
       <w:ind/>
@@ -2481,7 +3589,7 @@
 <w:hdr xmlns:wpc="http://schemas.microsoft.com/office/word/2010/wordprocessingCanvas" xmlns:mc="http://schemas.openxmlformats.org/markup-compatibility/2006" xmlns:o="urn:schemas-microsoft-com:office:office" xmlns:r="http://schemas.openxmlformats.org/officeDocument/2006/relationships" xmlns:m="http://schemas.openxmlformats.org/officeDocument/2006/math" xmlns:v="urn:schemas-microsoft-com:vml" xmlns:wp14="http://schemas.microsoft.com/office/word/2010/wordprocessingDrawing" xmlns:wp="http://schemas.openxmlformats.org/drawingml/2006/wordprocessingDrawing" xmlns:w10="urn:schemas-microsoft-com:office:word" xmlns:w="http://schemas.openxmlformats.org/wordprocessingml/2006/main" xmlns:w14="http://schemas.microsoft.com/office/word/2010/wordml" xmlns:w15="http://schemas.microsoft.com/office/word/2012/wordml" xmlns:wpg="http://schemas.microsoft.com/office/word/2010/wordprocessingGroup" xmlns:wpi="http://schemas.microsoft.com/office/word/2010/wordprocessingInk" xmlns:wne="http://schemas.microsoft.com/office/word/2006/wordml" xmlns:a="http://schemas.openxmlformats.org/drawingml/2006/main" xmlns:wps="http://schemas.microsoft.com/office/word/2010/wordprocessingShape" mc:Ignorable="w14 w15 wp14">
   <w:p>
     <w:pPr>
-      <w:pStyle w:val="965"/>
+      <w:pStyle w:val="979"/>
       <w:pBdr/>
       <w:spacing/>
       <w:ind/>
@@ -2497,7 +3605,7 @@
 <w:hdr xmlns:wpc="http://schemas.microsoft.com/office/word/2010/wordprocessingCanvas" xmlns:mc="http://schemas.openxmlformats.org/markup-compatibility/2006" xmlns:o="urn:schemas-microsoft-com:office:office" xmlns:r="http://schemas.openxmlformats.org/officeDocument/2006/relationships" xmlns:m="http://schemas.openxmlformats.org/officeDocument/2006/math" xmlns:v="urn:schemas-microsoft-com:vml" xmlns:wp14="http://schemas.microsoft.com/office/word/2010/wordprocessingDrawing" xmlns:wp="http://schemas.openxmlformats.org/drawingml/2006/wordprocessingDrawing" xmlns:w10="urn:schemas-microsoft-com:office:word" xmlns:w="http://schemas.openxmlformats.org/wordprocessingml/2006/main" xmlns:w14="http://schemas.microsoft.com/office/word/2010/wordml" xmlns:w15="http://schemas.microsoft.com/office/word/2012/wordml" xmlns:wpg="http://schemas.microsoft.com/office/word/2010/wordprocessingGroup" xmlns:wpi="http://schemas.microsoft.com/office/word/2010/wordprocessingInk" xmlns:wne="http://schemas.microsoft.com/office/word/2006/wordml" xmlns:a="http://schemas.openxmlformats.org/drawingml/2006/main" xmlns:wps="http://schemas.microsoft.com/office/word/2010/wordprocessingShape" mc:Ignorable="w14 w15 wp14">
   <w:p>
     <w:pPr>
-      <w:pStyle w:val="965"/>
+      <w:pStyle w:val="979"/>
       <w:pBdr/>
       <w:spacing/>
       <w:ind/>
@@ -2514,7 +3622,7 @@
   </w:p>
   <w:p>
     <w:pPr>
-      <w:pStyle w:val="965"/>
+      <w:pStyle w:val="979"/>
       <w:pBdr/>
       <w:spacing/>
       <w:ind/>
@@ -3427,6 +4535,1038 @@
         <w:pBdr/>
         <w:spacing/>
         <w:ind w:hanging="180" w:left="6469"/>
+      </w:pPr>
+      <w:rPr/>
+      <w:start w:val="1"/>
+      <w:suff w:val="tab"/>
+    </w:lvl>
+  </w:abstractNum>
+  <w:abstractNum w:abstractNumId="7">
+    <w:nsid w:val="68EE156E"/>
+    <w:lvl w:ilvl="0">
+      <w:isLgl w:val="false"/>
+      <w:lvlJc w:val="left"/>
+      <w:lvlText w:val="2.%1"/>
+      <w:numFmt w:val="decimal"/>
+      <w:pPr>
+        <w:pBdr/>
+        <w:spacing/>
+        <w:ind w:hanging="360" w:left="13453"/>
+      </w:pPr>
+      <w:rPr/>
+      <w:start w:val="1"/>
+      <w:suff w:val="tab"/>
+    </w:lvl>
+    <w:lvl w:ilvl="1">
+      <w:isLgl w:val="false"/>
+      <w:lvlJc w:val="left"/>
+      <w:lvlText w:val="%2."/>
+      <w:numFmt w:val="lowerLetter"/>
+      <w:pPr>
+        <w:pBdr/>
+        <w:spacing/>
+        <w:ind w:hanging="360" w:left="14173"/>
+      </w:pPr>
+      <w:rPr/>
+      <w:start w:val="1"/>
+      <w:suff w:val="tab"/>
+    </w:lvl>
+    <w:lvl w:ilvl="2">
+      <w:isLgl w:val="false"/>
+      <w:lvlJc w:val="right"/>
+      <w:lvlText w:val="%3."/>
+      <w:numFmt w:val="lowerRoman"/>
+      <w:pPr>
+        <w:pBdr/>
+        <w:spacing/>
+        <w:ind w:hanging="180" w:left="14893"/>
+      </w:pPr>
+      <w:rPr/>
+      <w:start w:val="1"/>
+      <w:suff w:val="tab"/>
+    </w:lvl>
+    <w:lvl w:ilvl="3">
+      <w:isLgl w:val="false"/>
+      <w:lvlJc w:val="left"/>
+      <w:lvlText w:val="%4."/>
+      <w:numFmt w:val="decimal"/>
+      <w:pPr>
+        <w:pBdr/>
+        <w:spacing/>
+        <w:ind w:hanging="360" w:left="15613"/>
+      </w:pPr>
+      <w:rPr/>
+      <w:start w:val="1"/>
+      <w:suff w:val="tab"/>
+    </w:lvl>
+    <w:lvl w:ilvl="4">
+      <w:isLgl w:val="false"/>
+      <w:lvlJc w:val="left"/>
+      <w:lvlText w:val="%5."/>
+      <w:numFmt w:val="lowerLetter"/>
+      <w:pPr>
+        <w:pBdr/>
+        <w:spacing/>
+        <w:ind w:hanging="360" w:left="16333"/>
+      </w:pPr>
+      <w:rPr/>
+      <w:start w:val="1"/>
+      <w:suff w:val="tab"/>
+    </w:lvl>
+    <w:lvl w:ilvl="5">
+      <w:isLgl w:val="false"/>
+      <w:lvlJc w:val="right"/>
+      <w:lvlText w:val="%6."/>
+      <w:numFmt w:val="lowerRoman"/>
+      <w:pPr>
+        <w:pBdr/>
+        <w:spacing/>
+        <w:ind w:hanging="180" w:left="17053"/>
+      </w:pPr>
+      <w:rPr/>
+      <w:start w:val="1"/>
+      <w:suff w:val="tab"/>
+    </w:lvl>
+    <w:lvl w:ilvl="6">
+      <w:isLgl w:val="false"/>
+      <w:lvlJc w:val="left"/>
+      <w:lvlText w:val="%7."/>
+      <w:numFmt w:val="decimal"/>
+      <w:pPr>
+        <w:pBdr/>
+        <w:spacing/>
+        <w:ind w:hanging="360" w:left="17773"/>
+      </w:pPr>
+      <w:rPr/>
+      <w:start w:val="1"/>
+      <w:suff w:val="tab"/>
+    </w:lvl>
+    <w:lvl w:ilvl="7">
+      <w:isLgl w:val="false"/>
+      <w:lvlJc w:val="left"/>
+      <w:lvlText w:val="%8."/>
+      <w:numFmt w:val="lowerLetter"/>
+      <w:pPr>
+        <w:pBdr/>
+        <w:spacing/>
+        <w:ind w:hanging="360" w:left="18493"/>
+      </w:pPr>
+      <w:rPr/>
+      <w:start w:val="1"/>
+      <w:suff w:val="tab"/>
+    </w:lvl>
+    <w:lvl w:ilvl="8">
+      <w:isLgl w:val="false"/>
+      <w:lvlJc w:val="right"/>
+      <w:lvlText w:val="%9."/>
+      <w:numFmt w:val="lowerRoman"/>
+      <w:pPr>
+        <w:pBdr/>
+        <w:spacing/>
+        <w:ind w:hanging="180" w:left="19213"/>
+      </w:pPr>
+      <w:rPr/>
+      <w:start w:val="1"/>
+      <w:suff w:val="tab"/>
+    </w:lvl>
+  </w:abstractNum>
+  <w:abstractNum w:abstractNumId="8">
+    <w:nsid w:val="1115E901"/>
+    <w:lvl w:ilvl="0">
+      <w:isLgl w:val="false"/>
+      <w:lvlJc w:val="left"/>
+      <w:lvlText w:val="2.%1"/>
+      <w:numFmt w:val="decimal"/>
+      <w:pPr>
+        <w:pBdr/>
+        <w:spacing/>
+        <w:ind w:hanging="360" w:left="709"/>
+      </w:pPr>
+      <w:rPr/>
+      <w:start w:val="1"/>
+      <w:suff w:val="tab"/>
+    </w:lvl>
+    <w:lvl w:ilvl="1">
+      <w:isLgl w:val="false"/>
+      <w:lvlJc w:val="left"/>
+      <w:lvlText w:val="%2."/>
+      <w:numFmt w:val="lowerLetter"/>
+      <w:pPr>
+        <w:pBdr/>
+        <w:spacing/>
+        <w:ind w:hanging="360" w:left="1429"/>
+      </w:pPr>
+      <w:rPr/>
+      <w:start w:val="1"/>
+      <w:suff w:val="tab"/>
+    </w:lvl>
+    <w:lvl w:ilvl="2">
+      <w:isLgl w:val="false"/>
+      <w:lvlJc w:val="right"/>
+      <w:lvlText w:val="%3."/>
+      <w:numFmt w:val="lowerRoman"/>
+      <w:pPr>
+        <w:pBdr/>
+        <w:spacing/>
+        <w:ind w:hanging="180" w:left="2149"/>
+      </w:pPr>
+      <w:rPr/>
+      <w:start w:val="1"/>
+      <w:suff w:val="tab"/>
+    </w:lvl>
+    <w:lvl w:ilvl="3">
+      <w:isLgl w:val="false"/>
+      <w:lvlJc w:val="left"/>
+      <w:lvlText w:val="%4."/>
+      <w:numFmt w:val="decimal"/>
+      <w:pPr>
+        <w:pBdr/>
+        <w:spacing/>
+        <w:ind w:hanging="360" w:left="2869"/>
+      </w:pPr>
+      <w:rPr/>
+      <w:start w:val="1"/>
+      <w:suff w:val="tab"/>
+    </w:lvl>
+    <w:lvl w:ilvl="4">
+      <w:isLgl w:val="false"/>
+      <w:lvlJc w:val="left"/>
+      <w:lvlText w:val="%5."/>
+      <w:numFmt w:val="lowerLetter"/>
+      <w:pPr>
+        <w:pBdr/>
+        <w:spacing/>
+        <w:ind w:hanging="360" w:left="3589"/>
+      </w:pPr>
+      <w:rPr/>
+      <w:start w:val="1"/>
+      <w:suff w:val="tab"/>
+    </w:lvl>
+    <w:lvl w:ilvl="5">
+      <w:isLgl w:val="false"/>
+      <w:lvlJc w:val="right"/>
+      <w:lvlText w:val="%6."/>
+      <w:numFmt w:val="lowerRoman"/>
+      <w:pPr>
+        <w:pBdr/>
+        <w:spacing/>
+        <w:ind w:hanging="180" w:left="4309"/>
+      </w:pPr>
+      <w:rPr/>
+      <w:start w:val="1"/>
+      <w:suff w:val="tab"/>
+    </w:lvl>
+    <w:lvl w:ilvl="6">
+      <w:isLgl w:val="false"/>
+      <w:lvlJc w:val="left"/>
+      <w:lvlText w:val="%7."/>
+      <w:numFmt w:val="decimal"/>
+      <w:pPr>
+        <w:pBdr/>
+        <w:spacing/>
+        <w:ind w:hanging="360" w:left="5029"/>
+      </w:pPr>
+      <w:rPr/>
+      <w:start w:val="1"/>
+      <w:suff w:val="tab"/>
+    </w:lvl>
+    <w:lvl w:ilvl="7">
+      <w:isLgl w:val="false"/>
+      <w:lvlJc w:val="left"/>
+      <w:lvlText w:val="%8."/>
+      <w:numFmt w:val="lowerLetter"/>
+      <w:pPr>
+        <w:pBdr/>
+        <w:spacing/>
+        <w:ind w:hanging="360" w:left="5749"/>
+      </w:pPr>
+      <w:rPr/>
+      <w:start w:val="1"/>
+      <w:suff w:val="tab"/>
+    </w:lvl>
+    <w:lvl w:ilvl="8">
+      <w:isLgl w:val="false"/>
+      <w:lvlJc w:val="right"/>
+      <w:lvlText w:val="%9."/>
+      <w:numFmt w:val="lowerRoman"/>
+      <w:pPr>
+        <w:pBdr/>
+        <w:spacing/>
+        <w:ind w:hanging="180" w:left="6469"/>
+      </w:pPr>
+      <w:rPr/>
+      <w:start w:val="1"/>
+      <w:suff w:val="tab"/>
+    </w:lvl>
+  </w:abstractNum>
+  <w:abstractNum w:abstractNumId="9">
+    <w:nsid w:val="468D0F2A"/>
+    <w:lvl w:ilvl="0">
+      <w:isLgl w:val="false"/>
+      <w:lvlJc w:val="left"/>
+      <w:lvlText w:val="2.2.%1"/>
+      <w:numFmt w:val="decimal"/>
+      <w:pPr>
+        <w:pBdr/>
+        <w:spacing/>
+        <w:ind w:hanging="360" w:left="1339"/>
+      </w:pPr>
+      <w:rPr/>
+      <w:start w:val="1"/>
+      <w:suff w:val="tab"/>
+    </w:lvl>
+    <w:lvl w:ilvl="1">
+      <w:isLgl w:val="false"/>
+      <w:lvlJc w:val="left"/>
+      <w:lvlText w:val="%2."/>
+      <w:numFmt w:val="lowerLetter"/>
+      <w:pPr>
+        <w:pBdr/>
+        <w:spacing/>
+        <w:ind w:hanging="360" w:left="2059"/>
+      </w:pPr>
+      <w:rPr/>
+      <w:start w:val="1"/>
+      <w:suff w:val="tab"/>
+    </w:lvl>
+    <w:lvl w:ilvl="2">
+      <w:isLgl w:val="false"/>
+      <w:lvlJc w:val="right"/>
+      <w:lvlText w:val="%3."/>
+      <w:numFmt w:val="lowerRoman"/>
+      <w:pPr>
+        <w:pBdr/>
+        <w:spacing/>
+        <w:ind w:hanging="180" w:left="2779"/>
+      </w:pPr>
+      <w:rPr/>
+      <w:start w:val="1"/>
+      <w:suff w:val="tab"/>
+    </w:lvl>
+    <w:lvl w:ilvl="3">
+      <w:isLgl w:val="false"/>
+      <w:lvlJc w:val="left"/>
+      <w:lvlText w:val="%4."/>
+      <w:numFmt w:val="decimal"/>
+      <w:pPr>
+        <w:pBdr/>
+        <w:spacing/>
+        <w:ind w:hanging="360" w:left="3499"/>
+      </w:pPr>
+      <w:rPr/>
+      <w:start w:val="1"/>
+      <w:suff w:val="tab"/>
+    </w:lvl>
+    <w:lvl w:ilvl="4">
+      <w:isLgl w:val="false"/>
+      <w:lvlJc w:val="left"/>
+      <w:lvlText w:val="%5."/>
+      <w:numFmt w:val="lowerLetter"/>
+      <w:pPr>
+        <w:pBdr/>
+        <w:spacing/>
+        <w:ind w:hanging="360" w:left="4219"/>
+      </w:pPr>
+      <w:rPr/>
+      <w:start w:val="1"/>
+      <w:suff w:val="tab"/>
+    </w:lvl>
+    <w:lvl w:ilvl="5">
+      <w:isLgl w:val="false"/>
+      <w:lvlJc w:val="right"/>
+      <w:lvlText w:val="%6."/>
+      <w:numFmt w:val="lowerRoman"/>
+      <w:pPr>
+        <w:pBdr/>
+        <w:spacing/>
+        <w:ind w:hanging="180" w:left="4939"/>
+      </w:pPr>
+      <w:rPr/>
+      <w:start w:val="1"/>
+      <w:suff w:val="tab"/>
+    </w:lvl>
+    <w:lvl w:ilvl="6">
+      <w:isLgl w:val="false"/>
+      <w:lvlJc w:val="left"/>
+      <w:lvlText w:val="%7."/>
+      <w:numFmt w:val="decimal"/>
+      <w:pPr>
+        <w:pBdr/>
+        <w:spacing/>
+        <w:ind w:hanging="360" w:left="5659"/>
+      </w:pPr>
+      <w:rPr/>
+      <w:start w:val="1"/>
+      <w:suff w:val="tab"/>
+    </w:lvl>
+    <w:lvl w:ilvl="7">
+      <w:isLgl w:val="false"/>
+      <w:lvlJc w:val="left"/>
+      <w:lvlText w:val="%8."/>
+      <w:numFmt w:val="lowerLetter"/>
+      <w:pPr>
+        <w:pBdr/>
+        <w:spacing/>
+        <w:ind w:hanging="360" w:left="6379"/>
+      </w:pPr>
+      <w:rPr/>
+      <w:start w:val="1"/>
+      <w:suff w:val="tab"/>
+    </w:lvl>
+    <w:lvl w:ilvl="8">
+      <w:isLgl w:val="false"/>
+      <w:lvlJc w:val="right"/>
+      <w:lvlText w:val="%9."/>
+      <w:numFmt w:val="lowerRoman"/>
+      <w:pPr>
+        <w:pBdr/>
+        <w:spacing/>
+        <w:ind w:hanging="180" w:left="7099"/>
+      </w:pPr>
+      <w:rPr/>
+      <w:start w:val="1"/>
+      <w:suff w:val="tab"/>
+    </w:lvl>
+  </w:abstractNum>
+  <w:abstractNum w:abstractNumId="10">
+    <w:nsid w:val="7601E330"/>
+    <w:lvl w:ilvl="0">
+      <w:isLgl w:val="false"/>
+      <w:lvlJc w:val="left"/>
+      <w:lvlText w:val="2.%1"/>
+      <w:numFmt w:val="decimal"/>
+      <w:pPr>
+        <w:pBdr/>
+        <w:spacing/>
+        <w:ind w:hanging="360" w:left="709"/>
+      </w:pPr>
+      <w:rPr/>
+      <w:start w:val="1"/>
+      <w:suff w:val="tab"/>
+    </w:lvl>
+    <w:lvl w:ilvl="1">
+      <w:isLgl w:val="false"/>
+      <w:lvlJc w:val="left"/>
+      <w:lvlText w:val="%2."/>
+      <w:numFmt w:val="lowerLetter"/>
+      <w:pPr>
+        <w:pBdr/>
+        <w:spacing/>
+        <w:ind w:hanging="360" w:left="1429"/>
+      </w:pPr>
+      <w:rPr/>
+      <w:start w:val="1"/>
+      <w:suff w:val="tab"/>
+    </w:lvl>
+    <w:lvl w:ilvl="2">
+      <w:isLgl w:val="false"/>
+      <w:lvlJc w:val="right"/>
+      <w:lvlText w:val="%3."/>
+      <w:numFmt w:val="lowerRoman"/>
+      <w:pPr>
+        <w:pBdr/>
+        <w:spacing/>
+        <w:ind w:hanging="180" w:left="2149"/>
+      </w:pPr>
+      <w:rPr/>
+      <w:start w:val="1"/>
+      <w:suff w:val="tab"/>
+    </w:lvl>
+    <w:lvl w:ilvl="3">
+      <w:isLgl w:val="false"/>
+      <w:lvlJc w:val="left"/>
+      <w:lvlText w:val="%4."/>
+      <w:numFmt w:val="decimal"/>
+      <w:pPr>
+        <w:pBdr/>
+        <w:spacing/>
+        <w:ind w:hanging="360" w:left="2869"/>
+      </w:pPr>
+      <w:rPr/>
+      <w:start w:val="1"/>
+      <w:suff w:val="tab"/>
+    </w:lvl>
+    <w:lvl w:ilvl="4">
+      <w:isLgl w:val="false"/>
+      <w:lvlJc w:val="left"/>
+      <w:lvlText w:val="%5."/>
+      <w:numFmt w:val="lowerLetter"/>
+      <w:pPr>
+        <w:pBdr/>
+        <w:spacing/>
+        <w:ind w:hanging="360" w:left="3589"/>
+      </w:pPr>
+      <w:rPr/>
+      <w:start w:val="1"/>
+      <w:suff w:val="tab"/>
+    </w:lvl>
+    <w:lvl w:ilvl="5">
+      <w:isLgl w:val="false"/>
+      <w:lvlJc w:val="right"/>
+      <w:lvlText w:val="%6."/>
+      <w:numFmt w:val="lowerRoman"/>
+      <w:pPr>
+        <w:pBdr/>
+        <w:spacing/>
+        <w:ind w:hanging="180" w:left="4309"/>
+      </w:pPr>
+      <w:rPr/>
+      <w:start w:val="1"/>
+      <w:suff w:val="tab"/>
+    </w:lvl>
+    <w:lvl w:ilvl="6">
+      <w:isLgl w:val="false"/>
+      <w:lvlJc w:val="left"/>
+      <w:lvlText w:val="%7."/>
+      <w:numFmt w:val="decimal"/>
+      <w:pPr>
+        <w:pBdr/>
+        <w:spacing/>
+        <w:ind w:hanging="360" w:left="5029"/>
+      </w:pPr>
+      <w:rPr/>
+      <w:start w:val="1"/>
+      <w:suff w:val="tab"/>
+    </w:lvl>
+    <w:lvl w:ilvl="7">
+      <w:isLgl w:val="false"/>
+      <w:lvlJc w:val="left"/>
+      <w:lvlText w:val="%8."/>
+      <w:numFmt w:val="lowerLetter"/>
+      <w:pPr>
+        <w:pBdr/>
+        <w:spacing/>
+        <w:ind w:hanging="360" w:left="5749"/>
+      </w:pPr>
+      <w:rPr/>
+      <w:start w:val="1"/>
+      <w:suff w:val="tab"/>
+    </w:lvl>
+    <w:lvl w:ilvl="8">
+      <w:isLgl w:val="false"/>
+      <w:lvlJc w:val="right"/>
+      <w:lvlText w:val="%9."/>
+      <w:numFmt w:val="lowerRoman"/>
+      <w:pPr>
+        <w:pBdr/>
+        <w:spacing/>
+        <w:ind w:hanging="180" w:left="6469"/>
+      </w:pPr>
+      <w:rPr/>
+      <w:start w:val="1"/>
+      <w:suff w:val="tab"/>
+    </w:lvl>
+  </w:abstractNum>
+  <w:abstractNum w:abstractNumId="11">
+    <w:nsid w:val="18B0B300"/>
+    <w:lvl w:ilvl="0">
+      <w:isLgl w:val="false"/>
+      <w:lvlJc w:val="left"/>
+      <w:lvlText w:val="2.3.%1"/>
+      <w:numFmt w:val="decimal"/>
+      <w:pPr>
+        <w:pBdr/>
+        <w:spacing/>
+        <w:ind w:hanging="360" w:left="1417"/>
+      </w:pPr>
+      <w:rPr/>
+      <w:start w:val="1"/>
+      <w:suff w:val="tab"/>
+    </w:lvl>
+    <w:lvl w:ilvl="1">
+      <w:isLgl w:val="false"/>
+      <w:lvlJc w:val="left"/>
+      <w:lvlText w:val="%2."/>
+      <w:numFmt w:val="lowerLetter"/>
+      <w:pPr>
+        <w:pBdr/>
+        <w:spacing/>
+        <w:ind w:hanging="360" w:left="2137"/>
+      </w:pPr>
+      <w:rPr/>
+      <w:start w:val="1"/>
+      <w:suff w:val="tab"/>
+    </w:lvl>
+    <w:lvl w:ilvl="2">
+      <w:isLgl w:val="false"/>
+      <w:lvlJc w:val="right"/>
+      <w:lvlText w:val="%3."/>
+      <w:numFmt w:val="lowerRoman"/>
+      <w:pPr>
+        <w:pBdr/>
+        <w:spacing/>
+        <w:ind w:hanging="180" w:left="2857"/>
+      </w:pPr>
+      <w:rPr/>
+      <w:start w:val="1"/>
+      <w:suff w:val="tab"/>
+    </w:lvl>
+    <w:lvl w:ilvl="3">
+      <w:isLgl w:val="false"/>
+      <w:lvlJc w:val="left"/>
+      <w:lvlText w:val="%4."/>
+      <w:numFmt w:val="decimal"/>
+      <w:pPr>
+        <w:pBdr/>
+        <w:spacing/>
+        <w:ind w:hanging="360" w:left="3577"/>
+      </w:pPr>
+      <w:rPr/>
+      <w:start w:val="1"/>
+      <w:suff w:val="tab"/>
+    </w:lvl>
+    <w:lvl w:ilvl="4">
+      <w:isLgl w:val="false"/>
+      <w:lvlJc w:val="left"/>
+      <w:lvlText w:val="%5."/>
+      <w:numFmt w:val="lowerLetter"/>
+      <w:pPr>
+        <w:pBdr/>
+        <w:spacing/>
+        <w:ind w:hanging="360" w:left="4297"/>
+      </w:pPr>
+      <w:rPr/>
+      <w:start w:val="1"/>
+      <w:suff w:val="tab"/>
+    </w:lvl>
+    <w:lvl w:ilvl="5">
+      <w:isLgl w:val="false"/>
+      <w:lvlJc w:val="right"/>
+      <w:lvlText w:val="%6."/>
+      <w:numFmt w:val="lowerRoman"/>
+      <w:pPr>
+        <w:pBdr/>
+        <w:spacing/>
+        <w:ind w:hanging="180" w:left="5017"/>
+      </w:pPr>
+      <w:rPr/>
+      <w:start w:val="1"/>
+      <w:suff w:val="tab"/>
+    </w:lvl>
+    <w:lvl w:ilvl="6">
+      <w:isLgl w:val="false"/>
+      <w:lvlJc w:val="left"/>
+      <w:lvlText w:val="%7."/>
+      <w:numFmt w:val="decimal"/>
+      <w:pPr>
+        <w:pBdr/>
+        <w:spacing/>
+        <w:ind w:hanging="360" w:left="5737"/>
+      </w:pPr>
+      <w:rPr/>
+      <w:start w:val="1"/>
+      <w:suff w:val="tab"/>
+    </w:lvl>
+    <w:lvl w:ilvl="7">
+      <w:isLgl w:val="false"/>
+      <w:lvlJc w:val="left"/>
+      <w:lvlText w:val="%8."/>
+      <w:numFmt w:val="lowerLetter"/>
+      <w:pPr>
+        <w:pBdr/>
+        <w:spacing/>
+        <w:ind w:hanging="360" w:left="6457"/>
+      </w:pPr>
+      <w:rPr/>
+      <w:start w:val="1"/>
+      <w:suff w:val="tab"/>
+    </w:lvl>
+    <w:lvl w:ilvl="8">
+      <w:isLgl w:val="false"/>
+      <w:lvlJc w:val="right"/>
+      <w:lvlText w:val="%9."/>
+      <w:numFmt w:val="lowerRoman"/>
+      <w:pPr>
+        <w:pBdr/>
+        <w:spacing/>
+        <w:ind w:hanging="180" w:left="7177"/>
+      </w:pPr>
+      <w:rPr/>
+      <w:start w:val="1"/>
+      <w:suff w:val="tab"/>
+    </w:lvl>
+  </w:abstractNum>
+  <w:abstractNum w:abstractNumId="12">
+    <w:nsid w:val="01123628"/>
+    <w:lvl w:ilvl="0">
+      <w:isLgl w:val="false"/>
+      <w:lvlJc w:val="left"/>
+      <w:lvlText w:val="2.3.%1"/>
+      <w:numFmt w:val="decimal"/>
+      <w:pPr>
+        <w:pBdr/>
+        <w:spacing/>
+        <w:ind w:hanging="360" w:left="720"/>
+      </w:pPr>
+      <w:rPr/>
+      <w:start w:val="1"/>
+      <w:suff w:val="tab"/>
+    </w:lvl>
+    <w:lvl w:ilvl="1">
+      <w:isLgl w:val="false"/>
+      <w:lvlJc w:val="left"/>
+      <w:lvlText w:val="%2."/>
+      <w:numFmt w:val="lowerLetter"/>
+      <w:pPr>
+        <w:pBdr/>
+        <w:spacing/>
+        <w:ind w:hanging="360" w:left="1440"/>
+      </w:pPr>
+      <w:rPr/>
+      <w:start w:val="1"/>
+      <w:suff w:val="tab"/>
+    </w:lvl>
+    <w:lvl w:ilvl="2">
+      <w:isLgl w:val="false"/>
+      <w:lvlJc w:val="right"/>
+      <w:lvlText w:val="%3."/>
+      <w:numFmt w:val="lowerRoman"/>
+      <w:pPr>
+        <w:pBdr/>
+        <w:spacing/>
+        <w:ind w:hanging="180" w:left="2160"/>
+      </w:pPr>
+      <w:rPr/>
+      <w:start w:val="1"/>
+      <w:suff w:val="tab"/>
+    </w:lvl>
+    <w:lvl w:ilvl="3">
+      <w:isLgl w:val="false"/>
+      <w:lvlJc w:val="left"/>
+      <w:lvlText w:val="%4."/>
+      <w:numFmt w:val="decimal"/>
+      <w:pPr>
+        <w:pBdr/>
+        <w:spacing/>
+        <w:ind w:hanging="360" w:left="2880"/>
+      </w:pPr>
+      <w:rPr/>
+      <w:start w:val="1"/>
+      <w:suff w:val="tab"/>
+    </w:lvl>
+    <w:lvl w:ilvl="4">
+      <w:isLgl w:val="false"/>
+      <w:lvlJc w:val="left"/>
+      <w:lvlText w:val="%5."/>
+      <w:numFmt w:val="lowerLetter"/>
+      <w:pPr>
+        <w:pBdr/>
+        <w:spacing/>
+        <w:ind w:hanging="360" w:left="3600"/>
+      </w:pPr>
+      <w:rPr/>
+      <w:start w:val="1"/>
+      <w:suff w:val="tab"/>
+    </w:lvl>
+    <w:lvl w:ilvl="5">
+      <w:isLgl w:val="false"/>
+      <w:lvlJc w:val="right"/>
+      <w:lvlText w:val="%6."/>
+      <w:numFmt w:val="lowerRoman"/>
+      <w:pPr>
+        <w:pBdr/>
+        <w:spacing/>
+        <w:ind w:hanging="180" w:left="4320"/>
+      </w:pPr>
+      <w:rPr/>
+      <w:start w:val="1"/>
+      <w:suff w:val="tab"/>
+    </w:lvl>
+    <w:lvl w:ilvl="6">
+      <w:isLgl w:val="false"/>
+      <w:lvlJc w:val="left"/>
+      <w:lvlText w:val="%7."/>
+      <w:numFmt w:val="decimal"/>
+      <w:pPr>
+        <w:pBdr/>
+        <w:spacing/>
+        <w:ind w:hanging="360" w:left="5040"/>
+      </w:pPr>
+      <w:rPr/>
+      <w:start w:val="1"/>
+      <w:suff w:val="tab"/>
+    </w:lvl>
+    <w:lvl w:ilvl="7">
+      <w:isLgl w:val="false"/>
+      <w:lvlJc w:val="left"/>
+      <w:lvlText w:val="%8."/>
+      <w:numFmt w:val="lowerLetter"/>
+      <w:pPr>
+        <w:pBdr/>
+        <w:spacing/>
+        <w:ind w:hanging="360" w:left="5760"/>
+      </w:pPr>
+      <w:rPr/>
+      <w:start w:val="1"/>
+      <w:suff w:val="tab"/>
+    </w:lvl>
+    <w:lvl w:ilvl="8">
+      <w:isLgl w:val="false"/>
+      <w:lvlJc w:val="right"/>
+      <w:lvlText w:val="%9."/>
+      <w:numFmt w:val="lowerRoman"/>
+      <w:pPr>
+        <w:pBdr/>
+        <w:spacing/>
+        <w:ind w:hanging="180" w:left="6480"/>
+      </w:pPr>
+      <w:rPr/>
+      <w:start w:val="1"/>
+      <w:suff w:val="tab"/>
+    </w:lvl>
+  </w:abstractNum>
+  <w:abstractNum w:abstractNumId="13">
+    <w:nsid w:val="75E60457"/>
+    <w:lvl w:ilvl="0">
+      <w:isLgl w:val="false"/>
+      <w:lvlJc w:val="left"/>
+      <w:lvlText w:val="2.3.%1"/>
+      <w:numFmt w:val="decimal"/>
+      <w:pPr>
+        <w:pBdr/>
+        <w:spacing/>
+        <w:ind w:hanging="360" w:left="720"/>
+      </w:pPr>
+      <w:rPr/>
+      <w:start w:val="1"/>
+      <w:suff w:val="tab"/>
+    </w:lvl>
+    <w:lvl w:ilvl="1">
+      <w:isLgl w:val="false"/>
+      <w:lvlJc w:val="left"/>
+      <w:lvlText w:val="%2."/>
+      <w:numFmt w:val="lowerLetter"/>
+      <w:pPr>
+        <w:pBdr/>
+        <w:spacing/>
+        <w:ind w:hanging="360" w:left="1440"/>
+      </w:pPr>
+      <w:rPr/>
+      <w:start w:val="1"/>
+      <w:suff w:val="tab"/>
+    </w:lvl>
+    <w:lvl w:ilvl="2">
+      <w:isLgl w:val="false"/>
+      <w:lvlJc w:val="right"/>
+      <w:lvlText w:val="%3."/>
+      <w:numFmt w:val="lowerRoman"/>
+      <w:pPr>
+        <w:pBdr/>
+        <w:spacing/>
+        <w:ind w:hanging="180" w:left="2160"/>
+      </w:pPr>
+      <w:rPr/>
+      <w:start w:val="1"/>
+      <w:suff w:val="tab"/>
+    </w:lvl>
+    <w:lvl w:ilvl="3">
+      <w:isLgl w:val="false"/>
+      <w:lvlJc w:val="left"/>
+      <w:lvlText w:val="%4."/>
+      <w:numFmt w:val="decimal"/>
+      <w:pPr>
+        <w:pBdr/>
+        <w:spacing/>
+        <w:ind w:hanging="360" w:left="2880"/>
+      </w:pPr>
+      <w:rPr/>
+      <w:start w:val="1"/>
+      <w:suff w:val="tab"/>
+    </w:lvl>
+    <w:lvl w:ilvl="4">
+      <w:isLgl w:val="false"/>
+      <w:lvlJc w:val="left"/>
+      <w:lvlText w:val="%5."/>
+      <w:numFmt w:val="lowerLetter"/>
+      <w:pPr>
+        <w:pBdr/>
+        <w:spacing/>
+        <w:ind w:hanging="360" w:left="3600"/>
+      </w:pPr>
+      <w:rPr/>
+      <w:start w:val="1"/>
+      <w:suff w:val="tab"/>
+    </w:lvl>
+    <w:lvl w:ilvl="5">
+      <w:isLgl w:val="false"/>
+      <w:lvlJc w:val="right"/>
+      <w:lvlText w:val="%6."/>
+      <w:numFmt w:val="lowerRoman"/>
+      <w:pPr>
+        <w:pBdr/>
+        <w:spacing/>
+        <w:ind w:hanging="180" w:left="4320"/>
+      </w:pPr>
+      <w:rPr/>
+      <w:start w:val="1"/>
+      <w:suff w:val="tab"/>
+    </w:lvl>
+    <w:lvl w:ilvl="6">
+      <w:isLgl w:val="false"/>
+      <w:lvlJc w:val="left"/>
+      <w:lvlText w:val="%7."/>
+      <w:numFmt w:val="decimal"/>
+      <w:pPr>
+        <w:pBdr/>
+        <w:spacing/>
+        <w:ind w:hanging="360" w:left="5040"/>
+      </w:pPr>
+      <w:rPr/>
+      <w:start w:val="1"/>
+      <w:suff w:val="tab"/>
+    </w:lvl>
+    <w:lvl w:ilvl="7">
+      <w:isLgl w:val="false"/>
+      <w:lvlJc w:val="left"/>
+      <w:lvlText w:val="%8."/>
+      <w:numFmt w:val="lowerLetter"/>
+      <w:pPr>
+        <w:pBdr/>
+        <w:spacing/>
+        <w:ind w:hanging="360" w:left="5760"/>
+      </w:pPr>
+      <w:rPr/>
+      <w:start w:val="1"/>
+      <w:suff w:val="tab"/>
+    </w:lvl>
+    <w:lvl w:ilvl="8">
+      <w:isLgl w:val="false"/>
+      <w:lvlJc w:val="right"/>
+      <w:lvlText w:val="%9."/>
+      <w:numFmt w:val="lowerRoman"/>
+      <w:pPr>
+        <w:pBdr/>
+        <w:spacing/>
+        <w:ind w:hanging="180" w:left="6480"/>
+      </w:pPr>
+      <w:rPr/>
+      <w:start w:val="1"/>
+      <w:suff w:val="tab"/>
+    </w:lvl>
+  </w:abstractNum>
+  <w:abstractNum w:abstractNumId="14">
+    <w:nsid w:val="2A887627"/>
+    <w:lvl w:ilvl="0">
+      <w:isLgl w:val="false"/>
+      <w:lvlJc w:val="left"/>
+      <w:lvlText w:val="2.3.%1"/>
+      <w:numFmt w:val="decimal"/>
+      <w:pPr>
+        <w:pBdr/>
+        <w:spacing/>
+        <w:ind w:hanging="360" w:left="720"/>
+      </w:pPr>
+      <w:rPr/>
+      <w:start w:val="1"/>
+      <w:suff w:val="tab"/>
+    </w:lvl>
+    <w:lvl w:ilvl="1">
+      <w:isLgl w:val="false"/>
+      <w:lvlJc w:val="left"/>
+      <w:lvlText w:val="%2."/>
+      <w:numFmt w:val="lowerLetter"/>
+      <w:pPr>
+        <w:pBdr/>
+        <w:spacing/>
+        <w:ind w:hanging="360" w:left="1440"/>
+      </w:pPr>
+      <w:rPr/>
+      <w:start w:val="1"/>
+      <w:suff w:val="tab"/>
+    </w:lvl>
+    <w:lvl w:ilvl="2">
+      <w:isLgl w:val="false"/>
+      <w:lvlJc w:val="right"/>
+      <w:lvlText w:val="%3."/>
+      <w:numFmt w:val="lowerRoman"/>
+      <w:pPr>
+        <w:pBdr/>
+        <w:spacing/>
+        <w:ind w:hanging="180" w:left="2160"/>
+      </w:pPr>
+      <w:rPr/>
+      <w:start w:val="1"/>
+      <w:suff w:val="tab"/>
+    </w:lvl>
+    <w:lvl w:ilvl="3">
+      <w:isLgl w:val="false"/>
+      <w:lvlJc w:val="left"/>
+      <w:lvlText w:val="%4."/>
+      <w:numFmt w:val="decimal"/>
+      <w:pPr>
+        <w:pBdr/>
+        <w:spacing/>
+        <w:ind w:hanging="360" w:left="2880"/>
+      </w:pPr>
+      <w:rPr/>
+      <w:start w:val="1"/>
+      <w:suff w:val="tab"/>
+    </w:lvl>
+    <w:lvl w:ilvl="4">
+      <w:isLgl w:val="false"/>
+      <w:lvlJc w:val="left"/>
+      <w:lvlText w:val="%5."/>
+      <w:numFmt w:val="lowerLetter"/>
+      <w:pPr>
+        <w:pBdr/>
+        <w:spacing/>
+        <w:ind w:hanging="360" w:left="3600"/>
+      </w:pPr>
+      <w:rPr/>
+      <w:start w:val="1"/>
+      <w:suff w:val="tab"/>
+    </w:lvl>
+    <w:lvl w:ilvl="5">
+      <w:isLgl w:val="false"/>
+      <w:lvlJc w:val="right"/>
+      <w:lvlText w:val="%6."/>
+      <w:numFmt w:val="lowerRoman"/>
+      <w:pPr>
+        <w:pBdr/>
+        <w:spacing/>
+        <w:ind w:hanging="180" w:left="4320"/>
+      </w:pPr>
+      <w:rPr/>
+      <w:start w:val="1"/>
+      <w:suff w:val="tab"/>
+    </w:lvl>
+    <w:lvl w:ilvl="6">
+      <w:isLgl w:val="false"/>
+      <w:lvlJc w:val="left"/>
+      <w:lvlText w:val="%7."/>
+      <w:numFmt w:val="decimal"/>
+      <w:pPr>
+        <w:pBdr/>
+        <w:spacing/>
+        <w:ind w:hanging="360" w:left="5040"/>
+      </w:pPr>
+      <w:rPr/>
+      <w:start w:val="1"/>
+      <w:suff w:val="tab"/>
+    </w:lvl>
+    <w:lvl w:ilvl="7">
+      <w:isLgl w:val="false"/>
+      <w:lvlJc w:val="left"/>
+      <w:lvlText w:val="%8."/>
+      <w:numFmt w:val="lowerLetter"/>
+      <w:pPr>
+        <w:pBdr/>
+        <w:spacing/>
+        <w:ind w:hanging="360" w:left="5760"/>
+      </w:pPr>
+      <w:rPr/>
+      <w:start w:val="1"/>
+      <w:suff w:val="tab"/>
+    </w:lvl>
+    <w:lvl w:ilvl="8">
+      <w:isLgl w:val="false"/>
+      <w:lvlJc w:val="right"/>
+      <w:lvlText w:val="%9."/>
+      <w:numFmt w:val="lowerRoman"/>
+      <w:pPr>
+        <w:pBdr/>
+        <w:spacing/>
+        <w:ind w:hanging="180" w:left="6480"/>
       </w:pPr>
       <w:rPr/>
       <w:start w:val="1"/>
@@ -3453,6 +5593,30 @@
   </w:num>
   <w:num w:numId="7">
     <w:abstractNumId w:val="6"/>
+  </w:num>
+  <w:num w:numId="8">
+    <w:abstractNumId w:val="7"/>
+  </w:num>
+  <w:num w:numId="9">
+    <w:abstractNumId w:val="8"/>
+  </w:num>
+  <w:num w:numId="10">
+    <w:abstractNumId w:val="9"/>
+  </w:num>
+  <w:num w:numId="11">
+    <w:abstractNumId w:val="10"/>
+  </w:num>
+  <w:num w:numId="12">
+    <w:abstractNumId w:val="11"/>
+  </w:num>
+  <w:num w:numId="13">
+    <w:abstractNumId w:val="12"/>
+  </w:num>
+  <w:num w:numId="14">
+    <w:abstractNumId w:val="13"/>
+  </w:num>
+  <w:num w:numId="15">
+    <w:abstractNumId w:val="14"/>
   </w:num>
 </w:numbering>
 </file>
@@ -3615,9 +5779,9 @@
     <w:lsdException w:name="Bibliography" w:uiPriority="37"/>
     <w:lsdException w:name="TOC Heading" w:uiPriority="39" w:qFormat="1"/>
   </w:latentStyles>
-  <w:style w:type="table" w:styleId="805">
+  <w:style w:type="table" w:styleId="819">
     <w:name w:val="Table Grid"/>
-    <w:basedOn w:val="991"/>
+    <w:basedOn w:val="1005"/>
     <w:uiPriority w:val="59"/>
     <w:pPr>
       <w:pBdr/>
@@ -3814,9 +5978,9 @@
       </w:tcPr>
     </w:tblStylePr>
   </w:style>
-  <w:style w:type="table" w:styleId="806">
+  <w:style w:type="table" w:styleId="820">
     <w:name w:val="Table Grid Light"/>
-    <w:basedOn w:val="991"/>
+    <w:basedOn w:val="1005"/>
     <w:uiPriority w:val="59"/>
     <w:pPr>
       <w:pBdr/>
@@ -4013,9 +6177,9 @@
       </w:tcPr>
     </w:tblStylePr>
   </w:style>
-  <w:style w:type="table" w:styleId="807">
+  <w:style w:type="table" w:styleId="821">
     <w:name w:val="Plain Table 1"/>
-    <w:basedOn w:val="991"/>
+    <w:basedOn w:val="1005"/>
     <w:uiPriority w:val="59"/>
     <w:pPr>
       <w:pBdr/>
@@ -4238,9 +6402,9 @@
       </w:tcPr>
     </w:tblStylePr>
   </w:style>
-  <w:style w:type="table" w:styleId="808">
+  <w:style w:type="table" w:styleId="822">
     <w:name w:val="Plain Table 2"/>
-    <w:basedOn w:val="991"/>
+    <w:basedOn w:val="1005"/>
     <w:uiPriority w:val="59"/>
     <w:pPr>
       <w:pBdr/>
@@ -4471,9 +6635,9 @@
       </w:tcPr>
     </w:tblStylePr>
   </w:style>
-  <w:style w:type="table" w:styleId="809">
+  <w:style w:type="table" w:styleId="823">
     <w:name w:val="Plain Table 3"/>
-    <w:basedOn w:val="991"/>
+    <w:basedOn w:val="1005"/>
     <w:uiPriority w:val="99"/>
     <w:pPr>
       <w:pBdr/>
@@ -4701,9 +6865,9 @@
       </w:tcPr>
     </w:tblStylePr>
   </w:style>
-  <w:style w:type="table" w:styleId="810">
+  <w:style w:type="table" w:styleId="824">
     <w:name w:val="Plain Table 4"/>
-    <w:basedOn w:val="991"/>
+    <w:basedOn w:val="1005"/>
     <w:uiPriority w:val="99"/>
     <w:pPr>
       <w:pBdr/>
@@ -4917,9 +7081,9 @@
       </w:tcPr>
     </w:tblStylePr>
   </w:style>
-  <w:style w:type="table" w:styleId="811">
+  <w:style w:type="table" w:styleId="825">
     <w:name w:val="Plain Table 5"/>
-    <w:basedOn w:val="991"/>
+    <w:basedOn w:val="1005"/>
     <w:uiPriority w:val="99"/>
     <w:pPr>
       <w:pBdr/>
@@ -5150,9 +7314,9 @@
       </w:tcPr>
     </w:tblStylePr>
   </w:style>
-  <w:style w:type="table" w:styleId="812">
+  <w:style w:type="table" w:styleId="826">
     <w:name w:val="Grid Table 1 Light"/>
-    <w:basedOn w:val="991"/>
+    <w:basedOn w:val="1005"/>
     <w:uiPriority w:val="99"/>
     <w:pPr>
       <w:pBdr/>
@@ -5373,9 +7537,9 @@
       </w:tcPr>
     </w:tblStylePr>
   </w:style>
-  <w:style w:type="table" w:styleId="813">
+  <w:style w:type="table" w:styleId="827">
     <w:name w:val="Grid Table 1 Light - Accent 1"/>
-    <w:basedOn w:val="991"/>
+    <w:basedOn w:val="1005"/>
     <w:uiPriority w:val="99"/>
     <w:pPr>
       <w:pBdr/>
@@ -5596,9 +7760,9 @@
       </w:tcPr>
     </w:tblStylePr>
   </w:style>
-  <w:style w:type="table" w:styleId="814">
+  <w:style w:type="table" w:styleId="828">
     <w:name w:val="Grid Table 1 Light - Accent 2"/>
-    <w:basedOn w:val="991"/>
+    <w:basedOn w:val="1005"/>
     <w:uiPriority w:val="99"/>
     <w:pPr>
       <w:pBdr/>
@@ -5819,9 +7983,9 @@
       </w:tcPr>
     </w:tblStylePr>
   </w:style>
-  <w:style w:type="table" w:styleId="815">
+  <w:style w:type="table" w:styleId="829">
     <w:name w:val="Grid Table 1 Light - Accent 3"/>
-    <w:basedOn w:val="991"/>
+    <w:basedOn w:val="1005"/>
     <w:uiPriority w:val="99"/>
     <w:pPr>
       <w:pBdr/>
@@ -6042,9 +8206,9 @@
       </w:tcPr>
     </w:tblStylePr>
   </w:style>
-  <w:style w:type="table" w:styleId="816">
+  <w:style w:type="table" w:styleId="830">
     <w:name w:val="Grid Table 1 Light - Accent 4"/>
-    <w:basedOn w:val="991"/>
+    <w:basedOn w:val="1005"/>
     <w:uiPriority w:val="99"/>
     <w:pPr>
       <w:pBdr/>
@@ -6265,9 +8429,9 @@
       </w:tcPr>
     </w:tblStylePr>
   </w:style>
-  <w:style w:type="table" w:styleId="817">
+  <w:style w:type="table" w:styleId="831">
     <w:name w:val="Grid Table 1 Light - Accent 5"/>
-    <w:basedOn w:val="991"/>
+    <w:basedOn w:val="1005"/>
     <w:uiPriority w:val="99"/>
     <w:pPr>
       <w:pBdr/>
@@ -6488,9 +8652,9 @@
       </w:tcPr>
     </w:tblStylePr>
   </w:style>
-  <w:style w:type="table" w:styleId="818">
+  <w:style w:type="table" w:styleId="832">
     <w:name w:val="Grid Table 1 Light - Accent 6"/>
-    <w:basedOn w:val="991"/>
+    <w:basedOn w:val="1005"/>
     <w:uiPriority w:val="99"/>
     <w:pPr>
       <w:pBdr/>
@@ -6711,9 +8875,9 @@
       </w:tcPr>
     </w:tblStylePr>
   </w:style>
-  <w:style w:type="table" w:styleId="819">
+  <w:style w:type="table" w:styleId="833">
     <w:name w:val="Grid Table 2"/>
-    <w:basedOn w:val="991"/>
+    <w:basedOn w:val="1005"/>
     <w:uiPriority w:val="99"/>
     <w:pPr>
       <w:pBdr/>
@@ -6943,9 +9107,9 @@
       </w:tcPr>
     </w:tblStylePr>
   </w:style>
-  <w:style w:type="table" w:styleId="820">
+  <w:style w:type="table" w:styleId="834">
     <w:name w:val="Grid Table 2 - Accent 1"/>
-    <w:basedOn w:val="991"/>
+    <w:basedOn w:val="1005"/>
     <w:uiPriority w:val="99"/>
     <w:pPr>
       <w:pBdr/>
@@ -7175,9 +9339,9 @@
       </w:tcPr>
     </w:tblStylePr>
   </w:style>
-  <w:style w:type="table" w:styleId="821">
+  <w:style w:type="table" w:styleId="835">
     <w:name w:val="Grid Table 2 - Accent 2"/>
-    <w:basedOn w:val="991"/>
+    <w:basedOn w:val="1005"/>
     <w:uiPriority w:val="99"/>
     <w:pPr>
       <w:pBdr/>
@@ -7407,9 +9571,9 @@
       </w:tcPr>
     </w:tblStylePr>
   </w:style>
-  <w:style w:type="table" w:styleId="822">
+  <w:style w:type="table" w:styleId="836">
     <w:name w:val="Grid Table 2 - Accent 3"/>
-    <w:basedOn w:val="991"/>
+    <w:basedOn w:val="1005"/>
     <w:uiPriority w:val="99"/>
     <w:pPr>
       <w:pBdr/>
@@ -7639,9 +9803,9 @@
       </w:tcPr>
     </w:tblStylePr>
   </w:style>
-  <w:style w:type="table" w:styleId="823">
+  <w:style w:type="table" w:styleId="837">
     <w:name w:val="Grid Table 2 - Accent 4"/>
-    <w:basedOn w:val="991"/>
+    <w:basedOn w:val="1005"/>
     <w:uiPriority w:val="99"/>
     <w:pPr>
       <w:pBdr/>
@@ -7871,9 +10035,9 @@
       </w:tcPr>
     </w:tblStylePr>
   </w:style>
-  <w:style w:type="table" w:styleId="824">
+  <w:style w:type="table" w:styleId="838">
     <w:name w:val="Grid Table 2 - Accent 5"/>
-    <w:basedOn w:val="991"/>
+    <w:basedOn w:val="1005"/>
     <w:uiPriority w:val="99"/>
     <w:pPr>
       <w:pBdr/>
@@ -8103,9 +10267,9 @@
       </w:tcPr>
     </w:tblStylePr>
   </w:style>
-  <w:style w:type="table" w:styleId="825">
+  <w:style w:type="table" w:styleId="839">
     <w:name w:val="Grid Table 2 - Accent 6"/>
-    <w:basedOn w:val="991"/>
+    <w:basedOn w:val="1005"/>
     <w:uiPriority w:val="99"/>
     <w:pPr>
       <w:pBdr/>
@@ -8335,9 +10499,9 @@
       </w:tcPr>
     </w:tblStylePr>
   </w:style>
-  <w:style w:type="table" w:styleId="826">
+  <w:style w:type="table" w:styleId="840">
     <w:name w:val="Grid Table 3"/>
-    <w:basedOn w:val="991"/>
+    <w:basedOn w:val="1005"/>
     <w:uiPriority w:val="99"/>
     <w:pPr>
       <w:pBdr/>
@@ -8580,9 +10744,9 @@
       </w:tcPr>
     </w:tblStylePr>
   </w:style>
-  <w:style w:type="table" w:styleId="827">
+  <w:style w:type="table" w:styleId="841">
     <w:name w:val="Grid Table 3 - Accent 1"/>
-    <w:basedOn w:val="991"/>
+    <w:basedOn w:val="1005"/>
     <w:uiPriority w:val="99"/>
     <w:pPr>
       <w:pBdr/>
@@ -8825,9 +10989,9 @@
       </w:tcPr>
     </w:tblStylePr>
   </w:style>
-  <w:style w:type="table" w:styleId="828">
+  <w:style w:type="table" w:styleId="842">
     <w:name w:val="Grid Table 3 - Accent 2"/>
-    <w:basedOn w:val="991"/>
+    <w:basedOn w:val="1005"/>
     <w:uiPriority w:val="99"/>
     <w:pPr>
       <w:pBdr/>
@@ -9070,9 +11234,9 @@
       </w:tcPr>
     </w:tblStylePr>
   </w:style>
-  <w:style w:type="table" w:styleId="829">
+  <w:style w:type="table" w:styleId="843">
     <w:name w:val="Grid Table 3 - Accent 3"/>
-    <w:basedOn w:val="991"/>
+    <w:basedOn w:val="1005"/>
     <w:uiPriority w:val="99"/>
     <w:pPr>
       <w:pBdr/>
@@ -9315,9 +11479,9 @@
       </w:tcPr>
     </w:tblStylePr>
   </w:style>
-  <w:style w:type="table" w:styleId="830">
+  <w:style w:type="table" w:styleId="844">
     <w:name w:val="Grid Table 3 - Accent 4"/>
-    <w:basedOn w:val="991"/>
+    <w:basedOn w:val="1005"/>
     <w:uiPriority w:val="99"/>
     <w:pPr>
       <w:pBdr/>
@@ -9560,9 +11724,9 @@
       </w:tcPr>
     </w:tblStylePr>
   </w:style>
-  <w:style w:type="table" w:styleId="831">
+  <w:style w:type="table" w:styleId="845">
     <w:name w:val="Grid Table 3 - Accent 5"/>
-    <w:basedOn w:val="991"/>
+    <w:basedOn w:val="1005"/>
     <w:uiPriority w:val="99"/>
     <w:pPr>
       <w:pBdr/>
@@ -9805,9 +11969,9 @@
       </w:tcPr>
     </w:tblStylePr>
   </w:style>
-  <w:style w:type="table" w:styleId="832">
+  <w:style w:type="table" w:styleId="846">
     <w:name w:val="Grid Table 3 - Accent 6"/>
-    <w:basedOn w:val="991"/>
+    <w:basedOn w:val="1005"/>
     <w:uiPriority w:val="99"/>
     <w:pPr>
       <w:pBdr/>
@@ -10050,9 +12214,9 @@
       </w:tcPr>
     </w:tblStylePr>
   </w:style>
-  <w:style w:type="table" w:styleId="833">
+  <w:style w:type="table" w:styleId="847">
     <w:name w:val="Grid Table 4"/>
-    <w:basedOn w:val="991"/>
+    <w:basedOn w:val="1005"/>
     <w:uiPriority w:val="59"/>
     <w:pPr>
       <w:pBdr/>
@@ -10283,9 +12447,9 @@
       </w:tcPr>
     </w:tblStylePr>
   </w:style>
-  <w:style w:type="table" w:styleId="834">
+  <w:style w:type="table" w:styleId="848">
     <w:name w:val="Grid Table 4 - Accent 1"/>
-    <w:basedOn w:val="991"/>
+    <w:basedOn w:val="1005"/>
     <w:uiPriority w:val="59"/>
     <w:pPr>
       <w:pBdr/>
@@ -10516,9 +12680,9 @@
       </w:tcPr>
     </w:tblStylePr>
   </w:style>
-  <w:style w:type="table" w:styleId="835">
+  <w:style w:type="table" w:styleId="849">
     <w:name w:val="Grid Table 4 - Accent 2"/>
-    <w:basedOn w:val="991"/>
+    <w:basedOn w:val="1005"/>
     <w:uiPriority w:val="59"/>
     <w:pPr>
       <w:pBdr/>
@@ -10749,9 +12913,9 @@
       </w:tcPr>
     </w:tblStylePr>
   </w:style>
-  <w:style w:type="table" w:styleId="836">
+  <w:style w:type="table" w:styleId="850">
     <w:name w:val="Grid Table 4 - Accent 3"/>
-    <w:basedOn w:val="991"/>
+    <w:basedOn w:val="1005"/>
     <w:uiPriority w:val="59"/>
     <w:pPr>
       <w:pBdr/>
@@ -10982,9 +13146,9 @@
       </w:tcPr>
     </w:tblStylePr>
   </w:style>
-  <w:style w:type="table" w:styleId="837">
+  <w:style w:type="table" w:styleId="851">
     <w:name w:val="Grid Table 4 - Accent 4"/>
-    <w:basedOn w:val="991"/>
+    <w:basedOn w:val="1005"/>
     <w:uiPriority w:val="59"/>
     <w:pPr>
       <w:pBdr/>
@@ -11215,9 +13379,9 @@
       </w:tcPr>
     </w:tblStylePr>
   </w:style>
-  <w:style w:type="table" w:styleId="838">
+  <w:style w:type="table" w:styleId="852">
     <w:name w:val="Grid Table 4 - Accent 5"/>
-    <w:basedOn w:val="991"/>
+    <w:basedOn w:val="1005"/>
     <w:uiPriority w:val="59"/>
     <w:pPr>
       <w:pBdr/>
@@ -11448,9 +13612,9 @@
       </w:tcPr>
     </w:tblStylePr>
   </w:style>
-  <w:style w:type="table" w:styleId="839">
+  <w:style w:type="table" w:styleId="853">
     <w:name w:val="Grid Table 4 - Accent 6"/>
-    <w:basedOn w:val="991"/>
+    <w:basedOn w:val="1005"/>
     <w:uiPriority w:val="59"/>
     <w:pPr>
       <w:pBdr/>
@@ -11681,9 +13845,9 @@
       </w:tcPr>
     </w:tblStylePr>
   </w:style>
-  <w:style w:type="table" w:styleId="840">
+  <w:style w:type="table" w:styleId="854">
     <w:name w:val="Grid Table 5 Dark"/>
-    <w:basedOn w:val="991"/>
+    <w:basedOn w:val="1005"/>
     <w:uiPriority w:val="99"/>
     <w:pPr>
       <w:pBdr/>
@@ -11909,9 +14073,9 @@
       </w:tcPr>
     </w:tblStylePr>
   </w:style>
-  <w:style w:type="table" w:styleId="841">
+  <w:style w:type="table" w:styleId="855">
     <w:name w:val="Grid Table 5 Dark- Accent 1"/>
-    <w:basedOn w:val="991"/>
+    <w:basedOn w:val="1005"/>
     <w:uiPriority w:val="99"/>
     <w:pPr>
       <w:pBdr/>
@@ -12137,9 +14301,9 @@
       </w:tcPr>
     </w:tblStylePr>
   </w:style>
-  <w:style w:type="table" w:styleId="842">
+  <w:style w:type="table" w:styleId="856">
     <w:name w:val="Grid Table 5 Dark - Accent 2"/>
-    <w:basedOn w:val="991"/>
+    <w:basedOn w:val="1005"/>
     <w:uiPriority w:val="99"/>
     <w:pPr>
       <w:pBdr/>
@@ -12365,9 +14529,9 @@
       </w:tcPr>
     </w:tblStylePr>
   </w:style>
-  <w:style w:type="table" w:styleId="843">
+  <w:style w:type="table" w:styleId="857">
     <w:name w:val="Grid Table 5 Dark - Accent 3"/>
-    <w:basedOn w:val="991"/>
+    <w:basedOn w:val="1005"/>
     <w:uiPriority w:val="99"/>
     <w:pPr>
       <w:pBdr/>
@@ -12593,9 +14757,9 @@
       </w:tcPr>
     </w:tblStylePr>
   </w:style>
-  <w:style w:type="table" w:styleId="844">
+  <w:style w:type="table" w:styleId="858">
     <w:name w:val="Grid Table 5 Dark- Accent 4"/>
-    <w:basedOn w:val="991"/>
+    <w:basedOn w:val="1005"/>
     <w:uiPriority w:val="99"/>
     <w:pPr>
       <w:pBdr/>
@@ -12821,9 +14985,9 @@
       </w:tcPr>
     </w:tblStylePr>
   </w:style>
-  <w:style w:type="table" w:styleId="845">
+  <w:style w:type="table" w:styleId="859">
     <w:name w:val="Grid Table 5 Dark - Accent 5"/>
-    <w:basedOn w:val="991"/>
+    <w:basedOn w:val="1005"/>
     <w:uiPriority w:val="99"/>
     <w:pPr>
       <w:pBdr/>
@@ -13049,9 +15213,9 @@
       </w:tcPr>
     </w:tblStylePr>
   </w:style>
-  <w:style w:type="table" w:styleId="846">
+  <w:style w:type="table" w:styleId="860">
     <w:name w:val="Grid Table 5 Dark - Accent 6"/>
-    <w:basedOn w:val="991"/>
+    <w:basedOn w:val="1005"/>
     <w:uiPriority w:val="99"/>
     <w:pPr>
       <w:pBdr/>
@@ -13277,9 +15441,9 @@
       </w:tcPr>
     </w:tblStylePr>
   </w:style>
-  <w:style w:type="table" w:styleId="847">
+  <w:style w:type="table" w:styleId="861">
     <w:name w:val="Grid Table 6 Colorful"/>
-    <w:basedOn w:val="991"/>
+    <w:basedOn w:val="1005"/>
     <w:uiPriority w:val="99"/>
     <w:pPr>
       <w:pBdr/>
@@ -13507,9 +15671,9 @@
       </w:tcPr>
     </w:tblStylePr>
   </w:style>
-  <w:style w:type="table" w:styleId="848">
+  <w:style w:type="table" w:styleId="862">
     <w:name w:val="Grid Table 6 Colorful - Accent 1"/>
-    <w:basedOn w:val="991"/>
+    <w:basedOn w:val="1005"/>
     <w:uiPriority w:val="99"/>
     <w:pPr>
       <w:pBdr/>
@@ -13737,9 +15901,9 @@
       </w:tcPr>
     </w:tblStylePr>
   </w:style>
-  <w:style w:type="table" w:styleId="849">
+  <w:style w:type="table" w:styleId="863">
     <w:name w:val="Grid Table 6 Colorful - Accent 2"/>
-    <w:basedOn w:val="991"/>
+    <w:basedOn w:val="1005"/>
     <w:uiPriority w:val="99"/>
     <w:pPr>
       <w:pBdr/>
@@ -13967,9 +16131,9 @@
       </w:tcPr>
     </w:tblStylePr>
   </w:style>
-  <w:style w:type="table" w:styleId="850">
+  <w:style w:type="table" w:styleId="864">
     <w:name w:val="Grid Table 6 Colorful - Accent 3"/>
-    <w:basedOn w:val="991"/>
+    <w:basedOn w:val="1005"/>
     <w:uiPriority w:val="99"/>
     <w:pPr>
       <w:pBdr/>
@@ -14197,9 +16361,9 @@
       </w:tcPr>
     </w:tblStylePr>
   </w:style>
-  <w:style w:type="table" w:styleId="851">
+  <w:style w:type="table" w:styleId="865">
     <w:name w:val="Grid Table 6 Colorful - Accent 4"/>
-    <w:basedOn w:val="991"/>
+    <w:basedOn w:val="1005"/>
     <w:uiPriority w:val="99"/>
     <w:pPr>
       <w:pBdr/>
@@ -14427,9 +16591,9 @@
       </w:tcPr>
     </w:tblStylePr>
   </w:style>
-  <w:style w:type="table" w:styleId="852">
+  <w:style w:type="table" w:styleId="866">
     <w:name w:val="Grid Table 6 Colorful - Accent 5"/>
-    <w:basedOn w:val="991"/>
+    <w:basedOn w:val="1005"/>
     <w:uiPriority w:val="99"/>
     <w:pPr>
       <w:pBdr/>
@@ -14657,9 +16821,9 @@
       </w:tcPr>
     </w:tblStylePr>
   </w:style>
-  <w:style w:type="table" w:styleId="853">
+  <w:style w:type="table" w:styleId="867">
     <w:name w:val="Grid Table 6 Colorful - Accent 6"/>
-    <w:basedOn w:val="991"/>
+    <w:basedOn w:val="1005"/>
     <w:uiPriority w:val="99"/>
     <w:pPr>
       <w:pBdr/>
@@ -14887,9 +17051,9 @@
       </w:tcPr>
     </w:tblStylePr>
   </w:style>
-  <w:style w:type="table" w:styleId="854">
+  <w:style w:type="table" w:styleId="868">
     <w:name w:val="Grid Table 7 Colorful"/>
-    <w:basedOn w:val="991"/>
+    <w:basedOn w:val="1005"/>
     <w:uiPriority w:val="99"/>
     <w:pPr>
       <w:pBdr/>
@@ -15141,9 +17305,9 @@
       </w:tcPr>
     </w:tblStylePr>
   </w:style>
-  <w:style w:type="table" w:styleId="855">
+  <w:style w:type="table" w:styleId="869">
     <w:name w:val="Grid Table 7 Colorful - Accent 1"/>
-    <w:basedOn w:val="991"/>
+    <w:basedOn w:val="1005"/>
     <w:uiPriority w:val="99"/>
     <w:pPr>
       <w:pBdr/>
@@ -15395,9 +17559,9 @@
       </w:tcPr>
     </w:tblStylePr>
   </w:style>
-  <w:style w:type="table" w:styleId="856">
+  <w:style w:type="table" w:styleId="870">
     <w:name w:val="Grid Table 7 Colorful - Accent 2"/>
-    <w:basedOn w:val="991"/>
+    <w:basedOn w:val="1005"/>
     <w:uiPriority w:val="99"/>
     <w:pPr>
       <w:pBdr/>
@@ -15649,9 +17813,9 @@
       </w:tcPr>
     </w:tblStylePr>
   </w:style>
-  <w:style w:type="table" w:styleId="857">
+  <w:style w:type="table" w:styleId="871">
     <w:name w:val="Grid Table 7 Colorful - Accent 3"/>
-    <w:basedOn w:val="991"/>
+    <w:basedOn w:val="1005"/>
     <w:uiPriority w:val="99"/>
     <w:pPr>
       <w:pBdr/>
@@ -15903,9 +18067,9 @@
       </w:tcPr>
     </w:tblStylePr>
   </w:style>
-  <w:style w:type="table" w:styleId="858">
+  <w:style w:type="table" w:styleId="872">
     <w:name w:val="Grid Table 7 Colorful - Accent 4"/>
-    <w:basedOn w:val="991"/>
+    <w:basedOn w:val="1005"/>
     <w:uiPriority w:val="99"/>
     <w:pPr>
       <w:pBdr/>
@@ -16157,9 +18321,9 @@
       </w:tcPr>
     </w:tblStylePr>
   </w:style>
-  <w:style w:type="table" w:styleId="859">
+  <w:style w:type="table" w:styleId="873">
     <w:name w:val="Grid Table 7 Colorful - Accent 5"/>
-    <w:basedOn w:val="991"/>
+    <w:basedOn w:val="1005"/>
     <w:uiPriority w:val="99"/>
     <w:pPr>
       <w:pBdr/>
@@ -16411,9 +18575,9 @@
       </w:tcPr>
     </w:tblStylePr>
   </w:style>
-  <w:style w:type="table" w:styleId="860">
+  <w:style w:type="table" w:styleId="874">
     <w:name w:val="Grid Table 7 Colorful - Accent 6"/>
-    <w:basedOn w:val="991"/>
+    <w:basedOn w:val="1005"/>
     <w:uiPriority w:val="99"/>
     <w:pPr>
       <w:pBdr/>
@@ -16665,9 +18829,9 @@
       </w:tcPr>
     </w:tblStylePr>
   </w:style>
-  <w:style w:type="table" w:styleId="861">
+  <w:style w:type="table" w:styleId="875">
     <w:name w:val="List Table 1 Light"/>
-    <w:basedOn w:val="991"/>
+    <w:basedOn w:val="1005"/>
     <w:uiPriority w:val="99"/>
     <w:pPr>
       <w:pBdr/>
@@ -16881,9 +19045,9 @@
       </w:tcPr>
     </w:tblStylePr>
   </w:style>
-  <w:style w:type="table" w:styleId="862">
+  <w:style w:type="table" w:styleId="876">
     <w:name w:val="List Table 1 Light - Accent 1"/>
-    <w:basedOn w:val="991"/>
+    <w:basedOn w:val="1005"/>
     <w:uiPriority w:val="99"/>
     <w:pPr>
       <w:pBdr/>
@@ -17097,9 +19261,9 @@
       </w:tcPr>
     </w:tblStylePr>
   </w:style>
-  <w:style w:type="table" w:styleId="863">
+  <w:style w:type="table" w:styleId="877">
     <w:name w:val="List Table 1 Light - Accent 2"/>
-    <w:basedOn w:val="991"/>
+    <w:basedOn w:val="1005"/>
     <w:uiPriority w:val="99"/>
     <w:pPr>
       <w:pBdr/>
@@ -17313,9 +19477,9 @@
       </w:tcPr>
     </w:tblStylePr>
   </w:style>
-  <w:style w:type="table" w:styleId="864">
+  <w:style w:type="table" w:styleId="878">
     <w:name w:val="List Table 1 Light - Accent 3"/>
-    <w:basedOn w:val="991"/>
+    <w:basedOn w:val="1005"/>
     <w:uiPriority w:val="99"/>
     <w:pPr>
       <w:pBdr/>
@@ -17529,9 +19693,9 @@
       </w:tcPr>
     </w:tblStylePr>
   </w:style>
-  <w:style w:type="table" w:styleId="865">
+  <w:style w:type="table" w:styleId="879">
     <w:name w:val="List Table 1 Light - Accent 4"/>
-    <w:basedOn w:val="991"/>
+    <w:basedOn w:val="1005"/>
     <w:uiPriority w:val="99"/>
     <w:pPr>
       <w:pBdr/>
@@ -17745,9 +19909,9 @@
       </w:tcPr>
     </w:tblStylePr>
   </w:style>
-  <w:style w:type="table" w:styleId="866">
+  <w:style w:type="table" w:styleId="880">
     <w:name w:val="List Table 1 Light - Accent 5"/>
-    <w:basedOn w:val="991"/>
+    <w:basedOn w:val="1005"/>
     <w:uiPriority w:val="99"/>
     <w:pPr>
       <w:pBdr/>
@@ -17961,9 +20125,9 @@
       </w:tcPr>
     </w:tblStylePr>
   </w:style>
-  <w:style w:type="table" w:styleId="867">
+  <w:style w:type="table" w:styleId="881">
     <w:name w:val="List Table 1 Light - Accent 6"/>
-    <w:basedOn w:val="991"/>
+    <w:basedOn w:val="1005"/>
     <w:uiPriority w:val="99"/>
     <w:pPr>
       <w:pBdr/>
@@ -18177,9 +20341,9 @@
       </w:tcPr>
     </w:tblStylePr>
   </w:style>
-  <w:style w:type="table" w:styleId="868">
+  <w:style w:type="table" w:styleId="882">
     <w:name w:val="List Table 2"/>
-    <w:basedOn w:val="991"/>
+    <w:basedOn w:val="1005"/>
     <w:uiPriority w:val="99"/>
     <w:pPr>
       <w:pBdr/>
@@ -18415,9 +20579,9 @@
       </w:tcPr>
     </w:tblStylePr>
   </w:style>
-  <w:style w:type="table" w:styleId="869">
+  <w:style w:type="table" w:styleId="883">
     <w:name w:val="List Table 2 - Accent 1"/>
-    <w:basedOn w:val="991"/>
+    <w:basedOn w:val="1005"/>
     <w:uiPriority w:val="99"/>
     <w:pPr>
       <w:pBdr/>
@@ -18653,9 +20817,9 @@
       </w:tcPr>
     </w:tblStylePr>
   </w:style>
-  <w:style w:type="table" w:styleId="870">
+  <w:style w:type="table" w:styleId="884">
     <w:name w:val="List Table 2 - Accent 2"/>
-    <w:basedOn w:val="991"/>
+    <w:basedOn w:val="1005"/>
     <w:uiPriority w:val="99"/>
     <w:pPr>
       <w:pBdr/>
@@ -18891,9 +21055,9 @@
       </w:tcPr>
     </w:tblStylePr>
   </w:style>
-  <w:style w:type="table" w:styleId="871">
+  <w:style w:type="table" w:styleId="885">
     <w:name w:val="List Table 2 - Accent 3"/>
-    <w:basedOn w:val="991"/>
+    <w:basedOn w:val="1005"/>
     <w:uiPriority w:val="99"/>
     <w:pPr>
       <w:pBdr/>
@@ -19129,9 +21293,9 @@
       </w:tcPr>
     </w:tblStylePr>
   </w:style>
-  <w:style w:type="table" w:styleId="872">
+  <w:style w:type="table" w:styleId="886">
     <w:name w:val="List Table 2 - Accent 4"/>
-    <w:basedOn w:val="991"/>
+    <w:basedOn w:val="1005"/>
     <w:uiPriority w:val="99"/>
     <w:pPr>
       <w:pBdr/>
@@ -19367,9 +21531,9 @@
       </w:tcPr>
     </w:tblStylePr>
   </w:style>
-  <w:style w:type="table" w:styleId="873">
+  <w:style w:type="table" w:styleId="887">
     <w:name w:val="List Table 2 - Accent 5"/>
-    <w:basedOn w:val="991"/>
+    <w:basedOn w:val="1005"/>
     <w:uiPriority w:val="99"/>
     <w:pPr>
       <w:pBdr/>
@@ -19605,9 +21769,9 @@
       </w:tcPr>
     </w:tblStylePr>
   </w:style>
-  <w:style w:type="table" w:styleId="874">
+  <w:style w:type="table" w:styleId="888">
     <w:name w:val="List Table 2 - Accent 6"/>
-    <w:basedOn w:val="991"/>
+    <w:basedOn w:val="1005"/>
     <w:uiPriority w:val="99"/>
     <w:pPr>
       <w:pBdr/>
@@ -19843,9 +22007,9 @@
       </w:tcPr>
     </w:tblStylePr>
   </w:style>
-  <w:style w:type="table" w:styleId="875">
+  <w:style w:type="table" w:styleId="889">
     <w:name w:val="List Table 3"/>
-    <w:basedOn w:val="991"/>
+    <w:basedOn w:val="1005"/>
     <w:uiPriority w:val="99"/>
     <w:pPr>
       <w:pBdr/>
@@ -20071,9 +22235,9 @@
       </w:tcPr>
     </w:tblStylePr>
   </w:style>
-  <w:style w:type="table" w:styleId="876">
+  <w:style w:type="table" w:styleId="890">
     <w:name w:val="List Table 3 - Accent 1"/>
-    <w:basedOn w:val="991"/>
+    <w:basedOn w:val="1005"/>
     <w:uiPriority w:val="99"/>
     <w:pPr>
       <w:pBdr/>
@@ -20299,9 +22463,9 @@
       </w:tcPr>
     </w:tblStylePr>
   </w:style>
-  <w:style w:type="table" w:styleId="877">
+  <w:style w:type="table" w:styleId="891">
     <w:name w:val="List Table 3 - Accent 2"/>
-    <w:basedOn w:val="991"/>
+    <w:basedOn w:val="1005"/>
     <w:uiPriority w:val="99"/>
     <w:pPr>
       <w:pBdr/>
@@ -20527,9 +22691,9 @@
       </w:tcPr>
     </w:tblStylePr>
   </w:style>
-  <w:style w:type="table" w:styleId="878">
+  <w:style w:type="table" w:styleId="892">
     <w:name w:val="List Table 3 - Accent 3"/>
-    <w:basedOn w:val="991"/>
+    <w:basedOn w:val="1005"/>
     <w:uiPriority w:val="99"/>
     <w:pPr>
       <w:pBdr/>
@@ -20755,9 +22919,9 @@
       </w:tcPr>
     </w:tblStylePr>
   </w:style>
-  <w:style w:type="table" w:styleId="879">
+  <w:style w:type="table" w:styleId="893">
     <w:name w:val="List Table 3 - Accent 4"/>
-    <w:basedOn w:val="991"/>
+    <w:basedOn w:val="1005"/>
     <w:uiPriority w:val="99"/>
     <w:pPr>
       <w:pBdr/>
@@ -20983,9 +23147,9 @@
       </w:tcPr>
     </w:tblStylePr>
   </w:style>
-  <w:style w:type="table" w:styleId="880">
+  <w:style w:type="table" w:styleId="894">
     <w:name w:val="List Table 3 - Accent 5"/>
-    <w:basedOn w:val="991"/>
+    <w:basedOn w:val="1005"/>
     <w:uiPriority w:val="99"/>
     <w:pPr>
       <w:pBdr/>
@@ -21211,9 +23375,9 @@
       </w:tcPr>
     </w:tblStylePr>
   </w:style>
-  <w:style w:type="table" w:styleId="881">
+  <w:style w:type="table" w:styleId="895">
     <w:name w:val="List Table 3 - Accent 6"/>
-    <w:basedOn w:val="991"/>
+    <w:basedOn w:val="1005"/>
     <w:uiPriority w:val="99"/>
     <w:pPr>
       <w:pBdr/>
@@ -21439,9 +23603,9 @@
       </w:tcPr>
     </w:tblStylePr>
   </w:style>
-  <w:style w:type="table" w:styleId="882">
+  <w:style w:type="table" w:styleId="896">
     <w:name w:val="List Table 4"/>
-    <w:basedOn w:val="991"/>
+    <w:basedOn w:val="1005"/>
     <w:uiPriority w:val="99"/>
     <w:pPr>
       <w:pBdr/>
@@ -21664,9 +23828,9 @@
       </w:tcPr>
     </w:tblStylePr>
   </w:style>
-  <w:style w:type="table" w:styleId="883">
+  <w:style w:type="table" w:styleId="897">
     <w:name w:val="List Table 4 - Accent 1"/>
-    <w:basedOn w:val="991"/>
+    <w:basedOn w:val="1005"/>
     <w:uiPriority w:val="99"/>
     <w:pPr>
       <w:pBdr/>
@@ -21889,9 +24053,9 @@
       </w:tcPr>
     </w:tblStylePr>
   </w:style>
-  <w:style w:type="table" w:styleId="884">
+  <w:style w:type="table" w:styleId="898">
     <w:name w:val="List Table 4 - Accent 2"/>
-    <w:basedOn w:val="991"/>
+    <w:basedOn w:val="1005"/>
     <w:uiPriority w:val="99"/>
     <w:pPr>
       <w:pBdr/>
@@ -22114,9 +24278,9 @@
       </w:tcPr>
     </w:tblStylePr>
   </w:style>
-  <w:style w:type="table" w:styleId="885">
+  <w:style w:type="table" w:styleId="899">
     <w:name w:val="List Table 4 - Accent 3"/>
-    <w:basedOn w:val="991"/>
+    <w:basedOn w:val="1005"/>
     <w:uiPriority w:val="99"/>
     <w:pPr>
       <w:pBdr/>
@@ -22339,9 +24503,9 @@
       </w:tcPr>
     </w:tblStylePr>
   </w:style>
-  <w:style w:type="table" w:styleId="886">
+  <w:style w:type="table" w:styleId="900">
     <w:name w:val="List Table 4 - Accent 4"/>
-    <w:basedOn w:val="991"/>
+    <w:basedOn w:val="1005"/>
     <w:uiPriority w:val="99"/>
     <w:pPr>
       <w:pBdr/>
@@ -22564,9 +24728,9 @@
       </w:tcPr>
     </w:tblStylePr>
   </w:style>
-  <w:style w:type="table" w:styleId="887">
+  <w:style w:type="table" w:styleId="901">
     <w:name w:val="List Table 4 - Accent 5"/>
-    <w:basedOn w:val="991"/>
+    <w:basedOn w:val="1005"/>
     <w:uiPriority w:val="99"/>
     <w:pPr>
       <w:pBdr/>
@@ -22789,9 +24953,9 @@
       </w:tcPr>
     </w:tblStylePr>
   </w:style>
-  <w:style w:type="table" w:styleId="888">
+  <w:style w:type="table" w:styleId="902">
     <w:name w:val="List Table 4 - Accent 6"/>
-    <w:basedOn w:val="991"/>
+    <w:basedOn w:val="1005"/>
     <w:uiPriority w:val="99"/>
     <w:pPr>
       <w:pBdr/>
@@ -23014,9 +25178,9 @@
       </w:tcPr>
     </w:tblStylePr>
   </w:style>
-  <w:style w:type="table" w:styleId="889">
+  <w:style w:type="table" w:styleId="903">
     <w:name w:val="List Table 5 Dark"/>
-    <w:basedOn w:val="991"/>
+    <w:basedOn w:val="1005"/>
     <w:uiPriority w:val="99"/>
     <w:pPr>
       <w:pBdr/>
@@ -23256,9 +25420,9 @@
       </w:tcPr>
     </w:tblStylePr>
   </w:style>
-  <w:style w:type="table" w:styleId="890">
+  <w:style w:type="table" w:styleId="904">
     <w:name w:val="List Table 5 Dark - Accent 1"/>
-    <w:basedOn w:val="991"/>
+    <w:basedOn w:val="1005"/>
     <w:uiPriority w:val="99"/>
     <w:pPr>
       <w:pBdr/>
@@ -23498,9 +25662,9 @@
       </w:tcPr>
     </w:tblStylePr>
   </w:style>
-  <w:style w:type="table" w:styleId="891">
+  <w:style w:type="table" w:styleId="905">
     <w:name w:val="List Table 5 Dark - Accent 2"/>
-    <w:basedOn w:val="991"/>
+    <w:basedOn w:val="1005"/>
     <w:uiPriority w:val="99"/>
     <w:pPr>
       <w:pBdr/>
@@ -23740,9 +25904,9 @@
       </w:tcPr>
     </w:tblStylePr>
   </w:style>
-  <w:style w:type="table" w:styleId="892">
+  <w:style w:type="table" w:styleId="906">
     <w:name w:val="List Table 5 Dark - Accent 3"/>
-    <w:basedOn w:val="991"/>
+    <w:basedOn w:val="1005"/>
     <w:uiPriority w:val="99"/>
     <w:pPr>
       <w:pBdr/>
@@ -23982,9 +26146,9 @@
       </w:tcPr>
     </w:tblStylePr>
   </w:style>
-  <w:style w:type="table" w:styleId="893">
+  <w:style w:type="table" w:styleId="907">
     <w:name w:val="List Table 5 Dark - Accent 4"/>
-    <w:basedOn w:val="991"/>
+    <w:basedOn w:val="1005"/>
     <w:uiPriority w:val="99"/>
     <w:pPr>
       <w:pBdr/>
@@ -24224,9 +26388,9 @@
       </w:tcPr>
     </w:tblStylePr>
   </w:style>
-  <w:style w:type="table" w:styleId="894">
+  <w:style w:type="table" w:styleId="908">
     <w:name w:val="List Table 5 Dark - Accent 5"/>
-    <w:basedOn w:val="991"/>
+    <w:basedOn w:val="1005"/>
     <w:uiPriority w:val="99"/>
     <w:pPr>
       <w:pBdr/>
@@ -24466,9 +26630,9 @@
       </w:tcPr>
     </w:tblStylePr>
   </w:style>
-  <w:style w:type="table" w:styleId="895">
+  <w:style w:type="table" w:styleId="909">
     <w:name w:val="List Table 5 Dark - Accent 6"/>
-    <w:basedOn w:val="991"/>
+    <w:basedOn w:val="1005"/>
     <w:uiPriority w:val="99"/>
     <w:pPr>
       <w:pBdr/>
@@ -24708,9 +26872,9 @@
       </w:tcPr>
     </w:tblStylePr>
   </w:style>
-  <w:style w:type="table" w:styleId="896">
+  <w:style w:type="table" w:styleId="910">
     <w:name w:val="List Table 6 Colorful"/>
-    <w:basedOn w:val="991"/>
+    <w:basedOn w:val="1005"/>
     <w:uiPriority w:val="99"/>
     <w:pPr>
       <w:pBdr/>
@@ -24931,9 +27095,9 @@
       </w:tcPr>
     </w:tblStylePr>
   </w:style>
-  <w:style w:type="table" w:styleId="897">
+  <w:style w:type="table" w:styleId="911">
     <w:name w:val="List Table 6 Colorful - Accent 1"/>
-    <w:basedOn w:val="991"/>
+    <w:basedOn w:val="1005"/>
     <w:uiPriority w:val="99"/>
     <w:pPr>
       <w:pBdr/>
@@ -25154,9 +27318,9 @@
       </w:tcPr>
     </w:tblStylePr>
   </w:style>
-  <w:style w:type="table" w:styleId="898">
+  <w:style w:type="table" w:styleId="912">
     <w:name w:val="List Table 6 Colorful - Accent 2"/>
-    <w:basedOn w:val="991"/>
+    <w:basedOn w:val="1005"/>
     <w:uiPriority w:val="99"/>
     <w:pPr>
       <w:pBdr/>
@@ -25377,9 +27541,9 @@
       </w:tcPr>
     </w:tblStylePr>
   </w:style>
-  <w:style w:type="table" w:styleId="899">
+  <w:style w:type="table" w:styleId="913">
     <w:name w:val="List Table 6 Colorful - Accent 3"/>
-    <w:basedOn w:val="991"/>
+    <w:basedOn w:val="1005"/>
     <w:uiPriority w:val="99"/>
     <w:pPr>
       <w:pBdr/>
@@ -25600,9 +27764,9 @@
       </w:tcPr>
     </w:tblStylePr>
   </w:style>
-  <w:style w:type="table" w:styleId="900">
+  <w:style w:type="table" w:styleId="914">
     <w:name w:val="List Table 6 Colorful - Accent 4"/>
-    <w:basedOn w:val="991"/>
+    <w:basedOn w:val="1005"/>
     <w:uiPriority w:val="99"/>
     <w:pPr>
       <w:pBdr/>
@@ -25823,9 +27987,9 @@
       </w:tcPr>
     </w:tblStylePr>
   </w:style>
-  <w:style w:type="table" w:styleId="901">
+  <w:style w:type="table" w:styleId="915">
     <w:name w:val="List Table 6 Colorful - Accent 5"/>
-    <w:basedOn w:val="991"/>
+    <w:basedOn w:val="1005"/>
     <w:uiPriority w:val="99"/>
     <w:pPr>
       <w:pBdr/>
@@ -26046,9 +28210,9 @@
       </w:tcPr>
     </w:tblStylePr>
   </w:style>
-  <w:style w:type="table" w:styleId="902">
+  <w:style w:type="table" w:styleId="916">
     <w:name w:val="List Table 6 Colorful - Accent 6"/>
-    <w:basedOn w:val="991"/>
+    <w:basedOn w:val="1005"/>
     <w:uiPriority w:val="99"/>
     <w:pPr>
       <w:pBdr/>
@@ -26269,9 +28433,9 @@
       </w:tcPr>
     </w:tblStylePr>
   </w:style>
-  <w:style w:type="table" w:styleId="903">
+  <w:style w:type="table" w:styleId="917">
     <w:name w:val="List Table 7 Colorful"/>
-    <w:basedOn w:val="991"/>
+    <w:basedOn w:val="1005"/>
     <w:uiPriority w:val="99"/>
     <w:pPr>
       <w:pBdr/>
@@ -26525,9 +28689,9 @@
       </w:tcPr>
     </w:tblStylePr>
   </w:style>
-  <w:style w:type="table" w:styleId="904">
+  <w:style w:type="table" w:styleId="918">
     <w:name w:val="List Table 7 Colorful - Accent 1"/>
-    <w:basedOn w:val="991"/>
+    <w:basedOn w:val="1005"/>
     <w:uiPriority w:val="99"/>
     <w:pPr>
       <w:pBdr/>
@@ -26781,9 +28945,9 @@
       </w:tcPr>
     </w:tblStylePr>
   </w:style>
-  <w:style w:type="table" w:styleId="905">
+  <w:style w:type="table" w:styleId="919">
     <w:name w:val="List Table 7 Colorful - Accent 2"/>
-    <w:basedOn w:val="991"/>
+    <w:basedOn w:val="1005"/>
     <w:uiPriority w:val="99"/>
     <w:pPr>
       <w:pBdr/>
@@ -27037,9 +29201,9 @@
       </w:tcPr>
     </w:tblStylePr>
   </w:style>
-  <w:style w:type="table" w:styleId="906">
+  <w:style w:type="table" w:styleId="920">
     <w:name w:val="List Table 7 Colorful - Accent 3"/>
-    <w:basedOn w:val="991"/>
+    <w:basedOn w:val="1005"/>
     <w:uiPriority w:val="99"/>
     <w:pPr>
       <w:pBdr/>
@@ -27293,9 +29457,9 @@
       </w:tcPr>
     </w:tblStylePr>
   </w:style>
-  <w:style w:type="table" w:styleId="907">
+  <w:style w:type="table" w:styleId="921">
     <w:name w:val="List Table 7 Colorful - Accent 4"/>
-    <w:basedOn w:val="991"/>
+    <w:basedOn w:val="1005"/>
     <w:uiPriority w:val="99"/>
     <w:pPr>
       <w:pBdr/>
@@ -27549,9 +29713,9 @@
       </w:tcPr>
     </w:tblStylePr>
   </w:style>
-  <w:style w:type="table" w:styleId="908">
+  <w:style w:type="table" w:styleId="922">
     <w:name w:val="List Table 7 Colorful - Accent 5"/>
-    <w:basedOn w:val="991"/>
+    <w:basedOn w:val="1005"/>
     <w:uiPriority w:val="99"/>
     <w:pPr>
       <w:pBdr/>
@@ -27805,9 +29969,9 @@
       </w:tcPr>
     </w:tblStylePr>
   </w:style>
-  <w:style w:type="table" w:styleId="909">
+  <w:style w:type="table" w:styleId="923">
     <w:name w:val="List Table 7 Colorful - Accent 6"/>
-    <w:basedOn w:val="991"/>
+    <w:basedOn w:val="1005"/>
     <w:uiPriority w:val="99"/>
     <w:pPr>
       <w:pBdr/>
@@ -28061,9 +30225,9 @@
       </w:tcPr>
     </w:tblStylePr>
   </w:style>
-  <w:style w:type="table" w:styleId="910">
+  <w:style w:type="table" w:styleId="924">
     <w:name w:val="Lined - Accent"/>
-    <w:basedOn w:val="991"/>
+    <w:basedOn w:val="1005"/>
     <w:uiPriority w:val="99"/>
     <w:pPr>
       <w:pBdr/>
@@ -28298,9 +30462,9 @@
       </w:tcPr>
     </w:tblStylePr>
   </w:style>
-  <w:style w:type="table" w:styleId="911">
+  <w:style w:type="table" w:styleId="925">
     <w:name w:val="Lined - Accent 1"/>
-    <w:basedOn w:val="991"/>
+    <w:basedOn w:val="1005"/>
     <w:uiPriority w:val="99"/>
     <w:pPr>
       <w:pBdr/>
@@ -28535,9 +30699,9 @@
       </w:tcPr>
     </w:tblStylePr>
   </w:style>
-  <w:style w:type="table" w:styleId="912">
+  <w:style w:type="table" w:styleId="926">
     <w:name w:val="Lined - Accent 2"/>
-    <w:basedOn w:val="991"/>
+    <w:basedOn w:val="1005"/>
     <w:uiPriority w:val="99"/>
     <w:pPr>
       <w:pBdr/>
@@ -28772,9 +30936,9 @@
       </w:tcPr>
     </w:tblStylePr>
   </w:style>
-  <w:style w:type="table" w:styleId="913">
+  <w:style w:type="table" w:styleId="927">
     <w:name w:val="Lined - Accent 3"/>
-    <w:basedOn w:val="991"/>
+    <w:basedOn w:val="1005"/>
     <w:uiPriority w:val="99"/>
     <w:pPr>
       <w:pBdr/>
@@ -29009,9 +31173,9 @@
       </w:tcPr>
     </w:tblStylePr>
   </w:style>
-  <w:style w:type="table" w:styleId="914">
+  <w:style w:type="table" w:styleId="928">
     <w:name w:val="Lined - Accent 4"/>
-    <w:basedOn w:val="991"/>
+    <w:basedOn w:val="1005"/>
     <w:uiPriority w:val="99"/>
     <w:pPr>
       <w:pBdr/>
@@ -29246,9 +31410,9 @@
       </w:tcPr>
     </w:tblStylePr>
   </w:style>
-  <w:style w:type="table" w:styleId="915">
+  <w:style w:type="table" w:styleId="929">
     <w:name w:val="Lined - Accent 5"/>
-    <w:basedOn w:val="991"/>
+    <w:basedOn w:val="1005"/>
     <w:uiPriority w:val="99"/>
     <w:pPr>
       <w:pBdr/>
@@ -29483,9 +31647,9 @@
       </w:tcPr>
     </w:tblStylePr>
   </w:style>
-  <w:style w:type="table" w:styleId="916">
+  <w:style w:type="table" w:styleId="930">
     <w:name w:val="Lined - Accent 6"/>
-    <w:basedOn w:val="991"/>
+    <w:basedOn w:val="1005"/>
     <w:uiPriority w:val="99"/>
     <w:pPr>
       <w:pBdr/>
@@ -29720,9 +31884,9 @@
       </w:tcPr>
     </w:tblStylePr>
   </w:style>
-  <w:style w:type="table" w:styleId="917">
+  <w:style w:type="table" w:styleId="931">
     <w:name w:val="Bordered &amp; Lined - Accent"/>
-    <w:basedOn w:val="991"/>
+    <w:basedOn w:val="1005"/>
     <w:uiPriority w:val="99"/>
     <w:pPr>
       <w:pBdr/>
@@ -29964,9 +32128,9 @@
       </w:tcPr>
     </w:tblStylePr>
   </w:style>
-  <w:style w:type="table" w:styleId="918">
+  <w:style w:type="table" w:styleId="932">
     <w:name w:val="Bordered &amp; Lined - Accent 1"/>
-    <w:basedOn w:val="991"/>
+    <w:basedOn w:val="1005"/>
     <w:uiPriority w:val="99"/>
     <w:pPr>
       <w:pBdr/>
@@ -30208,9 +32372,9 @@
       </w:tcPr>
     </w:tblStylePr>
   </w:style>
-  <w:style w:type="table" w:styleId="919">
+  <w:style w:type="table" w:styleId="933">
     <w:name w:val="Bordered &amp; Lined - Accent 2"/>
-    <w:basedOn w:val="991"/>
+    <w:basedOn w:val="1005"/>
     <w:uiPriority w:val="99"/>
     <w:pPr>
       <w:pBdr/>
@@ -30452,9 +32616,9 @@
       </w:tcPr>
     </w:tblStylePr>
   </w:style>
-  <w:style w:type="table" w:styleId="920">
+  <w:style w:type="table" w:styleId="934">
     <w:name w:val="Bordered &amp; Lined - Accent 3"/>
-    <w:basedOn w:val="991"/>
+    <w:basedOn w:val="1005"/>
     <w:uiPriority w:val="99"/>
     <w:pPr>
       <w:pBdr/>
@@ -30696,9 +32860,9 @@
       </w:tcPr>
     </w:tblStylePr>
   </w:style>
-  <w:style w:type="table" w:styleId="921">
+  <w:style w:type="table" w:styleId="935">
     <w:name w:val="Bordered &amp; Lined - Accent 4"/>
-    <w:basedOn w:val="991"/>
+    <w:basedOn w:val="1005"/>
     <w:uiPriority w:val="99"/>
     <w:pPr>
       <w:pBdr/>
@@ -30940,9 +33104,9 @@
       </w:tcPr>
     </w:tblStylePr>
   </w:style>
-  <w:style w:type="table" w:styleId="922">
+  <w:style w:type="table" w:styleId="936">
     <w:name w:val="Bordered &amp; Lined - Accent 5"/>
-    <w:basedOn w:val="991"/>
+    <w:basedOn w:val="1005"/>
     <w:uiPriority w:val="99"/>
     <w:pPr>
       <w:pBdr/>
@@ -31184,9 +33348,9 @@
       </w:tcPr>
     </w:tblStylePr>
   </w:style>
-  <w:style w:type="table" w:styleId="923">
+  <w:style w:type="table" w:styleId="937">
     <w:name w:val="Bordered &amp; Lined - Accent 6"/>
-    <w:basedOn w:val="991"/>
+    <w:basedOn w:val="1005"/>
     <w:uiPriority w:val="99"/>
     <w:pPr>
       <w:pBdr/>
@@ -31428,9 +33592,9 @@
       </w:tcPr>
     </w:tblStylePr>
   </w:style>
-  <w:style w:type="table" w:styleId="924">
+  <w:style w:type="table" w:styleId="938">
     <w:name w:val="Bordered"/>
-    <w:basedOn w:val="991"/>
+    <w:basedOn w:val="1005"/>
     <w:uiPriority w:val="99"/>
     <w:pPr>
       <w:pBdr/>
@@ -31659,9 +33823,9 @@
       </w:tcPr>
     </w:tblStylePr>
   </w:style>
-  <w:style w:type="table" w:styleId="925">
+  <w:style w:type="table" w:styleId="939">
     <w:name w:val="Bordered - Accent 1"/>
-    <w:basedOn w:val="991"/>
+    <w:basedOn w:val="1005"/>
     <w:uiPriority w:val="99"/>
     <w:pPr>
       <w:pBdr/>
@@ -31890,9 +34054,9 @@
       </w:tcPr>
     </w:tblStylePr>
   </w:style>
-  <w:style w:type="table" w:styleId="926">
+  <w:style w:type="table" w:styleId="940">
     <w:name w:val="Bordered - Accent 2"/>
-    <w:basedOn w:val="991"/>
+    <w:basedOn w:val="1005"/>
     <w:uiPriority w:val="99"/>
     <w:pPr>
       <w:pBdr/>
@@ -32121,9 +34285,9 @@
       </w:tcPr>
     </w:tblStylePr>
   </w:style>
-  <w:style w:type="table" w:styleId="927">
+  <w:style w:type="table" w:styleId="941">
     <w:name w:val="Bordered - Accent 3"/>
-    <w:basedOn w:val="991"/>
+    <w:basedOn w:val="1005"/>
     <w:uiPriority w:val="99"/>
     <w:pPr>
       <w:pBdr/>
@@ -32352,9 +34516,9 @@
       </w:tcPr>
     </w:tblStylePr>
   </w:style>
-  <w:style w:type="table" w:styleId="928">
+  <w:style w:type="table" w:styleId="942">
     <w:name w:val="Bordered - Accent 4"/>
-    <w:basedOn w:val="991"/>
+    <w:basedOn w:val="1005"/>
     <w:uiPriority w:val="99"/>
     <w:pPr>
       <w:pBdr/>
@@ -32583,9 +34747,9 @@
       </w:tcPr>
     </w:tblStylePr>
   </w:style>
-  <w:style w:type="table" w:styleId="929">
+  <w:style w:type="table" w:styleId="943">
     <w:name w:val="Bordered - Accent 5"/>
-    <w:basedOn w:val="991"/>
+    <w:basedOn w:val="1005"/>
     <w:uiPriority w:val="99"/>
     <w:pPr>
       <w:pBdr/>
@@ -32814,9 +34978,9 @@
       </w:tcPr>
     </w:tblStylePr>
   </w:style>
-  <w:style w:type="table" w:styleId="930">
+  <w:style w:type="table" w:styleId="944">
     <w:name w:val="Bordered - Accent 6"/>
-    <w:basedOn w:val="991"/>
+    <w:basedOn w:val="1005"/>
     <w:uiPriority w:val="99"/>
     <w:pPr>
       <w:pBdr/>
@@ -33045,11 +35209,11 @@
       </w:tcPr>
     </w:tblStylePr>
   </w:style>
-  <w:style w:type="paragraph" w:styleId="931">
+  <w:style w:type="paragraph" w:styleId="945">
     <w:name w:val="Heading 1"/>
-    <w:basedOn w:val="990"/>
-    <w:next w:val="990"/>
-    <w:link w:val="941"/>
+    <w:basedOn w:val="1004"/>
+    <w:next w:val="1004"/>
+    <w:link w:val="955"/>
     <w:uiPriority w:val="9"/>
     <w:qFormat/>
     <w:pPr>
@@ -33072,11 +35236,11 @@
       <w:szCs w:val="28"/>
     </w:rPr>
   </w:style>
-  <w:style w:type="paragraph" w:styleId="932">
+  <w:style w:type="paragraph" w:styleId="946">
     <w:name w:val="Heading 2"/>
-    <w:basedOn w:val="990"/>
-    <w:next w:val="990"/>
-    <w:link w:val="942"/>
+    <w:basedOn w:val="1004"/>
+    <w:next w:val="1004"/>
+    <w:link w:val="956"/>
     <w:uiPriority w:val="9"/>
     <w:unhideWhenUsed/>
     <w:qFormat/>
@@ -33096,11 +35260,11 @@
       <w:szCs w:val="24"/>
     </w:rPr>
   </w:style>
-  <w:style w:type="paragraph" w:styleId="933">
+  <w:style w:type="paragraph" w:styleId="947">
     <w:name w:val="Heading 3"/>
-    <w:basedOn w:val="990"/>
-    <w:next w:val="990"/>
-    <w:link w:val="943"/>
+    <w:basedOn w:val="1004"/>
+    <w:next w:val="1004"/>
+    <w:link w:val="957"/>
     <w:uiPriority w:val="9"/>
     <w:unhideWhenUsed/>
     <w:qFormat/>
@@ -33109,21 +35273,23 @@
       <w:keepLines w:val="true"/>
       <w:pBdr/>
       <w:spacing w:after="80" w:before="160"/>
-      <w:ind/>
+      <w:ind w:right="0" w:firstLine="630" w:left="0"/>
       <w:outlineLvl w:val="2"/>
     </w:pPr>
     <w:rPr>
-      <w:rFonts w:ascii="Arial" w:hAnsi="Arial" w:eastAsia="Arial" w:cs="Arial"/>
-      <w:color w:val="0f4761" w:themeColor="accent1" w:themeShade="BF"/>
-      <w:sz w:val="28"/>
-      <w:szCs w:val="28"/>
+      <w:rFonts w:ascii="Times New Roman" w:hAnsi="Times New Roman" w:eastAsia="Times New Roman" w:cs="Times New Roman"/>
+      <w:i w:val="0"/>
+      <w:iCs w:val="0"/>
+      <w:color w:val="0f4761" w:themeColor="text1"/>
+      <w:sz w:val="24"/>
+      <w:szCs w:val="24"/>
     </w:rPr>
   </w:style>
-  <w:style w:type="paragraph" w:styleId="934">
+  <w:style w:type="paragraph" w:styleId="948">
     <w:name w:val="Heading 4"/>
-    <w:basedOn w:val="990"/>
-    <w:next w:val="990"/>
-    <w:link w:val="944"/>
+    <w:basedOn w:val="1004"/>
+    <w:next w:val="1004"/>
+    <w:link w:val="958"/>
     <w:uiPriority w:val="9"/>
     <w:unhideWhenUsed/>
     <w:qFormat/>
@@ -33142,11 +35308,11 @@
       <w:color w:val="0f4761" w:themeColor="accent1" w:themeShade="BF"/>
     </w:rPr>
   </w:style>
-  <w:style w:type="paragraph" w:styleId="935">
+  <w:style w:type="paragraph" w:styleId="949">
     <w:name w:val="Heading 5"/>
-    <w:basedOn w:val="990"/>
-    <w:next w:val="990"/>
-    <w:link w:val="945"/>
+    <w:basedOn w:val="1004"/>
+    <w:next w:val="1004"/>
+    <w:link w:val="959"/>
     <w:uiPriority w:val="9"/>
     <w:unhideWhenUsed/>
     <w:qFormat/>
@@ -33163,11 +35329,11 @@
       <w:color w:val="0f4761" w:themeColor="accent1" w:themeShade="BF"/>
     </w:rPr>
   </w:style>
-  <w:style w:type="paragraph" w:styleId="936">
+  <w:style w:type="paragraph" w:styleId="950">
     <w:name w:val="Heading 6"/>
-    <w:basedOn w:val="990"/>
-    <w:next w:val="990"/>
-    <w:link w:val="946"/>
+    <w:basedOn w:val="1004"/>
+    <w:next w:val="1004"/>
+    <w:link w:val="960"/>
     <w:uiPriority w:val="9"/>
     <w:unhideWhenUsed/>
     <w:qFormat/>
@@ -33186,11 +35352,11 @@
       <w:color w:val="595959" w:themeColor="text1" w:themeTint="A6"/>
     </w:rPr>
   </w:style>
-  <w:style w:type="paragraph" w:styleId="937">
+  <w:style w:type="paragraph" w:styleId="951">
     <w:name w:val="Heading 7"/>
-    <w:basedOn w:val="990"/>
-    <w:next w:val="990"/>
-    <w:link w:val="947"/>
+    <w:basedOn w:val="1004"/>
+    <w:next w:val="1004"/>
+    <w:link w:val="961"/>
     <w:uiPriority w:val="9"/>
     <w:unhideWhenUsed/>
     <w:qFormat/>
@@ -33207,11 +35373,11 @@
       <w:color w:val="595959" w:themeColor="text1" w:themeTint="A6"/>
     </w:rPr>
   </w:style>
-  <w:style w:type="paragraph" w:styleId="938">
+  <w:style w:type="paragraph" w:styleId="952">
     <w:name w:val="Heading 8"/>
-    <w:basedOn w:val="990"/>
-    <w:next w:val="990"/>
-    <w:link w:val="948"/>
+    <w:basedOn w:val="1004"/>
+    <w:next w:val="1004"/>
+    <w:link w:val="962"/>
     <w:uiPriority w:val="9"/>
     <w:unhideWhenUsed/>
     <w:qFormat/>
@@ -33230,11 +35396,11 @@
       <w:color w:val="272727" w:themeColor="text1" w:themeTint="D8"/>
     </w:rPr>
   </w:style>
-  <w:style w:type="paragraph" w:styleId="939">
+  <w:style w:type="paragraph" w:styleId="953">
     <w:name w:val="Heading 9"/>
-    <w:basedOn w:val="990"/>
-    <w:next w:val="990"/>
-    <w:link w:val="949"/>
+    <w:basedOn w:val="1004"/>
+    <w:next w:val="1004"/>
+    <w:link w:val="963"/>
     <w:uiPriority w:val="9"/>
     <w:unhideWhenUsed/>
     <w:qFormat/>
@@ -33253,7 +35419,7 @@
       <w:color w:val="272727" w:themeColor="text1" w:themeTint="D8"/>
     </w:rPr>
   </w:style>
-  <w:style w:type="character" w:styleId="940" w:default="1">
+  <w:style w:type="character" w:styleId="954" w:default="1">
     <w:name w:val="Default Paragraph Font"/>
     <w:uiPriority w:val="1"/>
     <w:semiHidden/>
@@ -33264,9 +35430,9 @@
       <w:ind/>
     </w:pPr>
   </w:style>
-  <w:style w:type="character" w:styleId="941">
+  <w:style w:type="character" w:styleId="955">
     <w:name w:val="Heading 1 Char"/>
-    <w:link w:val="931"/>
+    <w:link w:val="945"/>
     <w:uiPriority w:val="9"/>
     <w:pPr>
       <w:pBdr/>
@@ -33274,9 +35440,9 @@
       <w:ind/>
     </w:pPr>
   </w:style>
-  <w:style w:type="character" w:styleId="942">
+  <w:style w:type="character" w:styleId="956">
     <w:name w:val="Heading 2 Char"/>
-    <w:link w:val="932"/>
+    <w:link w:val="946"/>
     <w:uiPriority w:val="9"/>
     <w:pPr>
       <w:pBdr/>
@@ -33287,10 +35453,9 @@
       <w:rFonts w:ascii="Times New Roman" w:hAnsi="Times New Roman" w:eastAsia="Times New Roman" w:cs="Times New Roman"/>
     </w:rPr>
   </w:style>
-  <w:style w:type="character" w:styleId="943">
+  <w:style w:type="character" w:styleId="957">
     <w:name w:val="Heading 3 Char"/>
-    <w:basedOn w:val="940"/>
-    <w:link w:val="933"/>
+    <w:link w:val="947"/>
     <w:uiPriority w:val="9"/>
     <w:pPr>
       <w:pBdr/>
@@ -33298,16 +35463,13 @@
       <w:ind/>
     </w:pPr>
     <w:rPr>
-      <w:rFonts w:ascii="Arial" w:hAnsi="Arial" w:eastAsia="Arial" w:cs="Arial"/>
-      <w:color w:val="0f4761" w:themeColor="accent1" w:themeShade="BF"/>
-      <w:sz w:val="28"/>
-      <w:szCs w:val="28"/>
+      <w:rFonts w:ascii="Times New Roman" w:hAnsi="Times New Roman" w:eastAsia="Times New Roman" w:cs="Times New Roman"/>
     </w:rPr>
   </w:style>
-  <w:style w:type="character" w:styleId="944">
+  <w:style w:type="character" w:styleId="958">
     <w:name w:val="Heading 4 Char"/>
-    <w:basedOn w:val="940"/>
-    <w:link w:val="934"/>
+    <w:basedOn w:val="954"/>
+    <w:link w:val="948"/>
     <w:uiPriority w:val="9"/>
     <w:pPr>
       <w:pBdr/>
@@ -33321,10 +35483,10 @@
       <w:color w:val="0f4761" w:themeColor="accent1" w:themeShade="BF"/>
     </w:rPr>
   </w:style>
-  <w:style w:type="character" w:styleId="945">
+  <w:style w:type="character" w:styleId="959">
     <w:name w:val="Heading 5 Char"/>
-    <w:basedOn w:val="940"/>
-    <w:link w:val="935"/>
+    <w:basedOn w:val="954"/>
+    <w:link w:val="949"/>
     <w:uiPriority w:val="9"/>
     <w:pPr>
       <w:pBdr/>
@@ -33336,10 +35498,10 @@
       <w:color w:val="0f4761" w:themeColor="accent1" w:themeShade="BF"/>
     </w:rPr>
   </w:style>
-  <w:style w:type="character" w:styleId="946">
+  <w:style w:type="character" w:styleId="960">
     <w:name w:val="Heading 6 Char"/>
-    <w:basedOn w:val="940"/>
-    <w:link w:val="936"/>
+    <w:basedOn w:val="954"/>
+    <w:link w:val="950"/>
     <w:uiPriority w:val="9"/>
     <w:pPr>
       <w:pBdr/>
@@ -33353,10 +35515,10 @@
       <w:color w:val="595959" w:themeColor="text1" w:themeTint="A6"/>
     </w:rPr>
   </w:style>
-  <w:style w:type="character" w:styleId="947">
+  <w:style w:type="character" w:styleId="961">
     <w:name w:val="Heading 7 Char"/>
-    <w:basedOn w:val="940"/>
-    <w:link w:val="937"/>
+    <w:basedOn w:val="954"/>
+    <w:link w:val="951"/>
     <w:uiPriority w:val="9"/>
     <w:pPr>
       <w:pBdr/>
@@ -33368,10 +35530,10 @@
       <w:color w:val="595959" w:themeColor="text1" w:themeTint="A6"/>
     </w:rPr>
   </w:style>
-  <w:style w:type="character" w:styleId="948">
+  <w:style w:type="character" w:styleId="962">
     <w:name w:val="Heading 8 Char"/>
-    <w:basedOn w:val="940"/>
-    <w:link w:val="938"/>
+    <w:basedOn w:val="954"/>
+    <w:link w:val="952"/>
     <w:uiPriority w:val="9"/>
     <w:pPr>
       <w:pBdr/>
@@ -33385,10 +35547,10 @@
       <w:color w:val="272727" w:themeColor="text1" w:themeTint="D8"/>
     </w:rPr>
   </w:style>
-  <w:style w:type="character" w:styleId="949">
+  <w:style w:type="character" w:styleId="963">
     <w:name w:val="Heading 9 Char"/>
-    <w:basedOn w:val="940"/>
-    <w:link w:val="939"/>
+    <w:basedOn w:val="954"/>
+    <w:link w:val="953"/>
     <w:uiPriority w:val="9"/>
     <w:pPr>
       <w:pBdr/>
@@ -33402,11 +35564,11 @@
       <w:color w:val="272727" w:themeColor="text1" w:themeTint="D8"/>
     </w:rPr>
   </w:style>
-  <w:style w:type="paragraph" w:styleId="950">
+  <w:style w:type="paragraph" w:styleId="964">
     <w:name w:val="Title"/>
-    <w:basedOn w:val="990"/>
-    <w:next w:val="990"/>
-    <w:link w:val="951"/>
+    <w:basedOn w:val="1004"/>
+    <w:next w:val="1004"/>
+    <w:link w:val="965"/>
     <w:uiPriority w:val="10"/>
     <w:qFormat/>
     <w:pPr>
@@ -33422,10 +35584,10 @@
       <w:szCs w:val="56"/>
     </w:rPr>
   </w:style>
-  <w:style w:type="character" w:styleId="951">
+  <w:style w:type="character" w:styleId="965">
     <w:name w:val="Title Char"/>
-    <w:basedOn w:val="940"/>
-    <w:link w:val="950"/>
+    <w:basedOn w:val="954"/>
+    <w:link w:val="964"/>
     <w:uiPriority w:val="10"/>
     <w:pPr>
       <w:pBdr/>
@@ -33439,11 +35601,11 @@
       <w:szCs w:val="56"/>
     </w:rPr>
   </w:style>
-  <w:style w:type="paragraph" w:styleId="952">
+  <w:style w:type="paragraph" w:styleId="966">
     <w:name w:val="Subtitle"/>
-    <w:basedOn w:val="990"/>
-    <w:next w:val="990"/>
-    <w:link w:val="953"/>
+    <w:basedOn w:val="1004"/>
+    <w:next w:val="1004"/>
+    <w:link w:val="967"/>
     <w:uiPriority w:val="11"/>
     <w:qFormat/>
     <w:pPr>
@@ -33461,10 +35623,10 @@
       <w:szCs w:val="28"/>
     </w:rPr>
   </w:style>
-  <w:style w:type="character" w:styleId="953">
+  <w:style w:type="character" w:styleId="967">
     <w:name w:val="Subtitle Char"/>
-    <w:basedOn w:val="940"/>
-    <w:link w:val="952"/>
+    <w:basedOn w:val="954"/>
+    <w:link w:val="966"/>
     <w:uiPriority w:val="11"/>
     <w:pPr>
       <w:pBdr/>
@@ -33478,11 +35640,11 @@
       <w:szCs w:val="28"/>
     </w:rPr>
   </w:style>
-  <w:style w:type="paragraph" w:styleId="954">
+  <w:style w:type="paragraph" w:styleId="968">
     <w:name w:val="Quote"/>
-    <w:basedOn w:val="990"/>
-    <w:next w:val="990"/>
-    <w:link w:val="955"/>
+    <w:basedOn w:val="1004"/>
+    <w:next w:val="1004"/>
+    <w:link w:val="969"/>
     <w:uiPriority w:val="29"/>
     <w:qFormat/>
     <w:pPr>
@@ -33497,10 +35659,10 @@
       <w:color w:val="404040" w:themeColor="text1" w:themeTint="BF"/>
     </w:rPr>
   </w:style>
-  <w:style w:type="character" w:styleId="955">
+  <w:style w:type="character" w:styleId="969">
     <w:name w:val="Quote Char"/>
-    <w:basedOn w:val="940"/>
-    <w:link w:val="954"/>
+    <w:basedOn w:val="954"/>
+    <w:link w:val="968"/>
     <w:uiPriority w:val="29"/>
     <w:pPr>
       <w:pBdr/>
@@ -33513,9 +35675,9 @@
       <w:color w:val="404040" w:themeColor="text1" w:themeTint="BF"/>
     </w:rPr>
   </w:style>
-  <w:style w:type="character" w:styleId="956">
+  <w:style w:type="character" w:styleId="970">
     <w:name w:val="Intense Emphasis"/>
-    <w:basedOn w:val="940"/>
+    <w:basedOn w:val="954"/>
     <w:uiPriority w:val="21"/>
     <w:qFormat/>
     <w:pPr>
@@ -33529,11 +35691,11 @@
       <w:color w:val="0f4761" w:themeColor="accent1" w:themeShade="BF"/>
     </w:rPr>
   </w:style>
-  <w:style w:type="paragraph" w:styleId="957">
+  <w:style w:type="paragraph" w:styleId="971">
     <w:name w:val="Intense Quote"/>
-    <w:basedOn w:val="990"/>
-    <w:next w:val="990"/>
-    <w:link w:val="958"/>
+    <w:basedOn w:val="1004"/>
+    <w:next w:val="1004"/>
+    <w:link w:val="972"/>
     <w:uiPriority w:val="30"/>
     <w:qFormat/>
     <w:pPr>
@@ -33551,10 +35713,10 @@
       <w:color w:val="0f4761" w:themeColor="accent1" w:themeShade="BF"/>
     </w:rPr>
   </w:style>
-  <w:style w:type="character" w:styleId="958">
+  <w:style w:type="character" w:styleId="972">
     <w:name w:val="Intense Quote Char"/>
-    <w:basedOn w:val="940"/>
-    <w:link w:val="957"/>
+    <w:basedOn w:val="954"/>
+    <w:link w:val="971"/>
     <w:uiPriority w:val="30"/>
     <w:pPr>
       <w:pBdr/>
@@ -33567,9 +35729,9 @@
       <w:color w:val="0f4761" w:themeColor="accent1" w:themeShade="BF"/>
     </w:rPr>
   </w:style>
-  <w:style w:type="character" w:styleId="959">
+  <w:style w:type="character" w:styleId="973">
     <w:name w:val="Intense Reference"/>
-    <w:basedOn w:val="940"/>
+    <w:basedOn w:val="954"/>
     <w:uiPriority w:val="32"/>
     <w:qFormat/>
     <w:pPr>
@@ -33585,9 +35747,9 @@
       <w:spacing w:val="5"/>
     </w:rPr>
   </w:style>
-  <w:style w:type="character" w:styleId="960">
+  <w:style w:type="character" w:styleId="974">
     <w:name w:val="Subtle Emphasis"/>
-    <w:basedOn w:val="940"/>
+    <w:basedOn w:val="954"/>
     <w:uiPriority w:val="19"/>
     <w:qFormat/>
     <w:pPr>
@@ -33601,9 +35763,9 @@
       <w:color w:val="404040" w:themeColor="text1" w:themeTint="BF"/>
     </w:rPr>
   </w:style>
-  <w:style w:type="character" w:styleId="961">
+  <w:style w:type="character" w:styleId="975">
     <w:name w:val="Emphasis"/>
-    <w:basedOn w:val="940"/>
+    <w:basedOn w:val="954"/>
     <w:uiPriority w:val="20"/>
     <w:qFormat/>
     <w:pPr>
@@ -33616,9 +35778,9 @@
       <w:iCs/>
     </w:rPr>
   </w:style>
-  <w:style w:type="character" w:styleId="962">
+  <w:style w:type="character" w:styleId="976">
     <w:name w:val="Strong"/>
-    <w:basedOn w:val="940"/>
+    <w:basedOn w:val="954"/>
     <w:uiPriority w:val="22"/>
     <w:qFormat/>
     <w:pPr>
@@ -33631,9 +35793,9 @@
       <w:bCs/>
     </w:rPr>
   </w:style>
-  <w:style w:type="character" w:styleId="963">
+  <w:style w:type="character" w:styleId="977">
     <w:name w:val="Subtle Reference"/>
-    <w:basedOn w:val="940"/>
+    <w:basedOn w:val="954"/>
     <w:uiPriority w:val="31"/>
     <w:qFormat/>
     <w:pPr>
@@ -33646,9 +35808,9 @@
       <w:color w:val="5a5a5a" w:themeColor="text1" w:themeTint="A5"/>
     </w:rPr>
   </w:style>
-  <w:style w:type="character" w:styleId="964">
+  <w:style w:type="character" w:styleId="978">
     <w:name w:val="Book Title"/>
-    <w:basedOn w:val="940"/>
+    <w:basedOn w:val="954"/>
     <w:uiPriority w:val="33"/>
     <w:qFormat/>
     <w:pPr>
@@ -33664,10 +35826,10 @@
       <w:spacing w:val="5"/>
     </w:rPr>
   </w:style>
-  <w:style w:type="paragraph" w:styleId="965">
+  <w:style w:type="paragraph" w:styleId="979">
     <w:name w:val="Header"/>
-    <w:basedOn w:val="990"/>
-    <w:link w:val="966"/>
+    <w:basedOn w:val="1004"/>
+    <w:link w:val="980"/>
     <w:uiPriority w:val="99"/>
     <w:unhideWhenUsed/>
     <w:pPr>
@@ -33680,10 +35842,10 @@
       <w:ind/>
     </w:pPr>
   </w:style>
-  <w:style w:type="character" w:styleId="966">
+  <w:style w:type="character" w:styleId="980">
     <w:name w:val="Header Char"/>
-    <w:basedOn w:val="940"/>
-    <w:link w:val="965"/>
+    <w:basedOn w:val="954"/>
+    <w:link w:val="979"/>
     <w:uiPriority w:val="99"/>
     <w:pPr>
       <w:pBdr/>
@@ -33691,10 +35853,10 @@
       <w:ind/>
     </w:pPr>
   </w:style>
-  <w:style w:type="paragraph" w:styleId="967">
+  <w:style w:type="paragraph" w:styleId="981">
     <w:name w:val="Footer"/>
-    <w:basedOn w:val="990"/>
-    <w:link w:val="968"/>
+    <w:basedOn w:val="1004"/>
+    <w:link w:val="982"/>
     <w:uiPriority w:val="99"/>
     <w:unhideWhenUsed/>
     <w:pPr>
@@ -33707,10 +35869,10 @@
       <w:ind/>
     </w:pPr>
   </w:style>
-  <w:style w:type="character" w:styleId="968">
+  <w:style w:type="character" w:styleId="982">
     <w:name w:val="Footer Char"/>
-    <w:basedOn w:val="940"/>
-    <w:link w:val="967"/>
+    <w:basedOn w:val="954"/>
+    <w:link w:val="981"/>
     <w:uiPriority w:val="99"/>
     <w:pPr>
       <w:pBdr/>
@@ -33718,10 +35880,10 @@
       <w:ind/>
     </w:pPr>
   </w:style>
-  <w:style w:type="paragraph" w:styleId="969">
+  <w:style w:type="paragraph" w:styleId="983">
     <w:name w:val="Caption"/>
-    <w:basedOn w:val="990"/>
-    <w:next w:val="990"/>
+    <w:basedOn w:val="1004"/>
+    <w:next w:val="1004"/>
     <w:uiPriority w:val="35"/>
     <w:unhideWhenUsed/>
     <w:qFormat/>
@@ -33738,10 +35900,10 @@
       <w:szCs w:val="18"/>
     </w:rPr>
   </w:style>
-  <w:style w:type="paragraph" w:styleId="970">
+  <w:style w:type="paragraph" w:styleId="984">
     <w:name w:val="footnote text"/>
-    <w:basedOn w:val="990"/>
-    <w:link w:val="971"/>
+    <w:basedOn w:val="1004"/>
+    <w:link w:val="985"/>
     <w:uiPriority w:val="99"/>
     <w:semiHidden/>
     <w:unhideWhenUsed/>
@@ -33755,10 +35917,10 @@
       <w:szCs w:val="20"/>
     </w:rPr>
   </w:style>
-  <w:style w:type="character" w:styleId="971">
+  <w:style w:type="character" w:styleId="985">
     <w:name w:val="Footnote Text Char"/>
-    <w:basedOn w:val="940"/>
-    <w:link w:val="970"/>
+    <w:basedOn w:val="954"/>
+    <w:link w:val="984"/>
     <w:uiPriority w:val="99"/>
     <w:semiHidden/>
     <w:pPr>
@@ -33771,9 +35933,9 @@
       <w:szCs w:val="20"/>
     </w:rPr>
   </w:style>
-  <w:style w:type="character" w:styleId="972">
+  <w:style w:type="character" w:styleId="986">
     <w:name w:val="footnote reference"/>
-    <w:basedOn w:val="940"/>
+    <w:basedOn w:val="954"/>
     <w:uiPriority w:val="99"/>
     <w:semiHidden/>
     <w:unhideWhenUsed/>
@@ -33786,10 +35948,10 @@
       <w:vertAlign w:val="superscript"/>
     </w:rPr>
   </w:style>
-  <w:style w:type="paragraph" w:styleId="973">
+  <w:style w:type="paragraph" w:styleId="987">
     <w:name w:val="endnote text"/>
-    <w:basedOn w:val="990"/>
-    <w:link w:val="974"/>
+    <w:basedOn w:val="1004"/>
+    <w:link w:val="988"/>
     <w:uiPriority w:val="99"/>
     <w:semiHidden/>
     <w:unhideWhenUsed/>
@@ -33803,10 +35965,10 @@
       <w:szCs w:val="20"/>
     </w:rPr>
   </w:style>
-  <w:style w:type="character" w:styleId="974">
+  <w:style w:type="character" w:styleId="988">
     <w:name w:val="Endnote Text Char"/>
-    <w:basedOn w:val="940"/>
-    <w:link w:val="973"/>
+    <w:basedOn w:val="954"/>
+    <w:link w:val="987"/>
     <w:uiPriority w:val="99"/>
     <w:semiHidden/>
     <w:pPr>
@@ -33819,9 +35981,9 @@
       <w:szCs w:val="20"/>
     </w:rPr>
   </w:style>
-  <w:style w:type="character" w:styleId="975">
+  <w:style w:type="character" w:styleId="989">
     <w:name w:val="endnote reference"/>
-    <w:basedOn w:val="940"/>
+    <w:basedOn w:val="954"/>
     <w:uiPriority w:val="99"/>
     <w:semiHidden/>
     <w:unhideWhenUsed/>
@@ -33834,9 +35996,9 @@
       <w:vertAlign w:val="superscript"/>
     </w:rPr>
   </w:style>
-  <w:style w:type="character" w:styleId="976">
+  <w:style w:type="character" w:styleId="990">
     <w:name w:val="Hyperlink"/>
-    <w:basedOn w:val="940"/>
+    <w:basedOn w:val="954"/>
     <w:uiPriority w:val="99"/>
     <w:unhideWhenUsed/>
     <w:pPr>
@@ -33849,9 +36011,9 @@
       <w:u w:val="single"/>
     </w:rPr>
   </w:style>
-  <w:style w:type="character" w:styleId="977">
+  <w:style w:type="character" w:styleId="991">
     <w:name w:val="FollowedHyperlink"/>
-    <w:basedOn w:val="940"/>
+    <w:basedOn w:val="954"/>
     <w:uiPriority w:val="99"/>
     <w:semiHidden/>
     <w:unhideWhenUsed/>
@@ -33865,10 +36027,10 @@
       <w:u w:val="single"/>
     </w:rPr>
   </w:style>
-  <w:style w:type="paragraph" w:styleId="978">
+  <w:style w:type="paragraph" w:styleId="992">
     <w:name w:val="toc 1"/>
-    <w:basedOn w:val="990"/>
-    <w:next w:val="990"/>
+    <w:basedOn w:val="1004"/>
+    <w:next w:val="1004"/>
     <w:uiPriority w:val="39"/>
     <w:unhideWhenUsed/>
     <w:pPr>
@@ -33877,10 +36039,10 @@
       <w:ind/>
     </w:pPr>
   </w:style>
-  <w:style w:type="paragraph" w:styleId="979">
+  <w:style w:type="paragraph" w:styleId="993">
     <w:name w:val="toc 2"/>
-    <w:basedOn w:val="990"/>
-    <w:next w:val="990"/>
+    <w:basedOn w:val="1004"/>
+    <w:next w:val="1004"/>
     <w:uiPriority w:val="39"/>
     <w:unhideWhenUsed/>
     <w:pPr>
@@ -33889,10 +36051,10 @@
       <w:ind w:left="220"/>
     </w:pPr>
   </w:style>
-  <w:style w:type="paragraph" w:styleId="980">
+  <w:style w:type="paragraph" w:styleId="994">
     <w:name w:val="toc 3"/>
-    <w:basedOn w:val="990"/>
-    <w:next w:val="990"/>
+    <w:basedOn w:val="1004"/>
+    <w:next w:val="1004"/>
     <w:uiPriority w:val="39"/>
     <w:unhideWhenUsed/>
     <w:pPr>
@@ -33901,10 +36063,10 @@
       <w:ind w:left="440"/>
     </w:pPr>
   </w:style>
-  <w:style w:type="paragraph" w:styleId="981">
+  <w:style w:type="paragraph" w:styleId="995">
     <w:name w:val="toc 4"/>
-    <w:basedOn w:val="990"/>
-    <w:next w:val="990"/>
+    <w:basedOn w:val="1004"/>
+    <w:next w:val="1004"/>
     <w:uiPriority w:val="39"/>
     <w:unhideWhenUsed/>
     <w:pPr>
@@ -33913,10 +36075,10 @@
       <w:ind w:left="660"/>
     </w:pPr>
   </w:style>
-  <w:style w:type="paragraph" w:styleId="982">
+  <w:style w:type="paragraph" w:styleId="996">
     <w:name w:val="toc 5"/>
-    <w:basedOn w:val="990"/>
-    <w:next w:val="990"/>
+    <w:basedOn w:val="1004"/>
+    <w:next w:val="1004"/>
     <w:uiPriority w:val="39"/>
     <w:unhideWhenUsed/>
     <w:pPr>
@@ -33925,10 +36087,10 @@
       <w:ind w:left="880"/>
     </w:pPr>
   </w:style>
-  <w:style w:type="paragraph" w:styleId="983">
+  <w:style w:type="paragraph" w:styleId="997">
     <w:name w:val="toc 6"/>
-    <w:basedOn w:val="990"/>
-    <w:next w:val="990"/>
+    <w:basedOn w:val="1004"/>
+    <w:next w:val="1004"/>
     <w:uiPriority w:val="39"/>
     <w:unhideWhenUsed/>
     <w:pPr>
@@ -33937,10 +36099,10 @@
       <w:ind w:left="1100"/>
     </w:pPr>
   </w:style>
-  <w:style w:type="paragraph" w:styleId="984">
+  <w:style w:type="paragraph" w:styleId="998">
     <w:name w:val="toc 7"/>
-    <w:basedOn w:val="990"/>
-    <w:next w:val="990"/>
+    <w:basedOn w:val="1004"/>
+    <w:next w:val="1004"/>
     <w:uiPriority w:val="39"/>
     <w:unhideWhenUsed/>
     <w:pPr>
@@ -33949,10 +36111,10 @@
       <w:ind w:left="1320"/>
     </w:pPr>
   </w:style>
-  <w:style w:type="paragraph" w:styleId="985">
+  <w:style w:type="paragraph" w:styleId="999">
     <w:name w:val="toc 8"/>
-    <w:basedOn w:val="990"/>
-    <w:next w:val="990"/>
+    <w:basedOn w:val="1004"/>
+    <w:next w:val="1004"/>
     <w:uiPriority w:val="39"/>
     <w:unhideWhenUsed/>
     <w:pPr>
@@ -33961,10 +36123,10 @@
       <w:ind w:left="1540"/>
     </w:pPr>
   </w:style>
-  <w:style w:type="paragraph" w:styleId="986">
+  <w:style w:type="paragraph" w:styleId="1000">
     <w:name w:val="toc 9"/>
-    <w:basedOn w:val="990"/>
-    <w:next w:val="990"/>
+    <w:basedOn w:val="1004"/>
+    <w:next w:val="1004"/>
     <w:uiPriority w:val="39"/>
     <w:unhideWhenUsed/>
     <w:pPr>
@@ -33973,9 +36135,9 @@
       <w:ind w:left="1760"/>
     </w:pPr>
   </w:style>
-  <w:style w:type="character" w:styleId="987">
+  <w:style w:type="character" w:styleId="1001">
     <w:name w:val="Placeholder Text"/>
-    <w:basedOn w:val="940"/>
+    <w:basedOn w:val="954"/>
     <w:uiPriority w:val="99"/>
     <w:semiHidden/>
     <w:pPr>
@@ -33987,7 +36149,7 @@
       <w:color w:val="666666"/>
     </w:rPr>
   </w:style>
-  <w:style w:type="paragraph" w:styleId="988">
+  <w:style w:type="paragraph" w:styleId="1002">
     <w:name w:val="TOC Heading"/>
     <w:uiPriority w:val="39"/>
     <w:unhideWhenUsed/>
@@ -33997,10 +36159,10 @@
       <w:ind/>
     </w:pPr>
   </w:style>
-  <w:style w:type="paragraph" w:styleId="989">
+  <w:style w:type="paragraph" w:styleId="1003">
     <w:name w:val="table of figures"/>
-    <w:basedOn w:val="990"/>
-    <w:next w:val="990"/>
+    <w:basedOn w:val="1004"/>
+    <w:next w:val="1004"/>
     <w:uiPriority w:val="99"/>
     <w:unhideWhenUsed/>
     <w:pPr>
@@ -34009,7 +36171,7 @@
       <w:ind/>
     </w:pPr>
   </w:style>
-  <w:style w:type="paragraph" w:styleId="990" w:default="1">
+  <w:style w:type="paragraph" w:styleId="1004" w:default="1">
     <w:name w:val="Normal"/>
     <w:qFormat/>
     <w:pPr>
@@ -34025,7 +36187,7 @@
       <w:szCs w:val="24"/>
     </w:rPr>
   </w:style>
-  <w:style w:type="table" w:styleId="991" w:default="1">
+  <w:style w:type="table" w:styleId="1005" w:default="1">
     <w:name w:val="Normal Table"/>
     <w:uiPriority w:val="99"/>
     <w:semiHidden/>
@@ -34218,7 +36380,7 @@
       </w:tcPr>
     </w:tblStylePr>
   </w:style>
-  <w:style w:type="numbering" w:styleId="992" w:default="1">
+  <w:style w:type="numbering" w:styleId="1006" w:default="1">
     <w:name w:val="No List"/>
     <w:uiPriority w:val="99"/>
     <w:semiHidden/>
@@ -34229,9 +36391,9 @@
       <w:ind/>
     </w:pPr>
   </w:style>
-  <w:style w:type="paragraph" w:styleId="993">
+  <w:style w:type="paragraph" w:styleId="1007">
     <w:name w:val="No Spacing"/>
-    <w:basedOn w:val="990"/>
+    <w:basedOn w:val="1004"/>
     <w:uiPriority w:val="1"/>
     <w:qFormat/>
     <w:pPr>
@@ -34240,9 +36402,9 @@
       <w:ind/>
     </w:pPr>
   </w:style>
-  <w:style w:type="paragraph" w:styleId="994">
+  <w:style w:type="paragraph" w:styleId="1008">
     <w:name w:val="List Paragraph"/>
-    <w:basedOn w:val="990"/>
+    <w:basedOn w:val="1004"/>
     <w:uiPriority w:val="34"/>
     <w:qFormat/>
     <w:pPr>
@@ -34252,7 +36414,7 @@
       <w:contextualSpacing w:val="true"/>
     </w:pPr>
   </w:style>
-  <w:style w:type="paragraph" w:styleId="995" w:customStyle="1">
+  <w:style w:type="paragraph" w:styleId="1009" w:customStyle="1">
     <w:name w:val="Judul"/>
     <w:qFormat/>
     <w:pPr>
@@ -34299,7 +36461,7 @@
       <w14:ligatures w14:val="none"/>
     </w:rPr>
   </w:style>
-  <w:style w:type="paragraph" w:styleId="996" w:customStyle="1">
+  <w:style w:type="paragraph" w:styleId="1010" w:customStyle="1">
     <w:name w:val="PARAGRAPH"/>
     <w:qFormat/>
     <w:pPr>
@@ -34376,7 +36538,7 @@
           </w:pPr>
           <w:r>
             <w:rPr>
-              <w:rStyle w:val="987"/>
+              <w:rStyle w:val="1001"/>
             </w:rPr>
             <w:t xml:space="preserve">Your text here</w:t>
           </w:r>
@@ -34399,7 +36561,6 @@
         <w:ind/>
         <w:rPr/>
       </w:pPr>
-      <w:r/>
       <w:r>
         <w:separator/>
       </w:r>
@@ -34414,7 +36575,6 @@
         <w:ind/>
         <w:rPr/>
       </w:pPr>
-      <w:r/>
       <w:r>
         <w:continuationSeparator/>
       </w:r>
@@ -34451,7 +36611,6 @@
         <w:ind/>
         <w:rPr/>
       </w:pPr>
-      <w:r/>
       <w:r>
         <w:separator/>
       </w:r>
@@ -34466,7 +36625,6 @@
         <w:ind/>
         <w:rPr/>
       </w:pPr>
-      <w:r/>
       <w:r>
         <w:continuationSeparator/>
       </w:r>
@@ -34662,7 +36820,7 @@
     <w:lsdException w:name="Bibliography" w:uiPriority="37"/>
     <w:lsdException w:name="TOC Heading" w:uiPriority="39" w:qFormat="1"/>
   </w:latentStyles>
-  <w:style w:type="table" w:styleId="1463" w:default="1">
+  <w:style w:type="table" w:styleId="1513" w:default="1">
     <w:name w:val="Normal Table"/>
     <w:uiPriority w:val="99"/>
     <w:semiHidden/>
@@ -34855,9 +37013,9 @@
       </w:tcPr>
     </w:tblStylePr>
   </w:style>
-  <w:style w:type="table" w:styleId="1464">
+  <w:style w:type="table" w:styleId="1514">
     <w:name w:val="Table Grid"/>
-    <w:basedOn w:val="1463"/>
+    <w:basedOn w:val="1513"/>
     <w:uiPriority w:val="59"/>
     <w:pPr>
       <w:pBdr/>
@@ -35054,9 +37212,9 @@
       </w:tcPr>
     </w:tblStylePr>
   </w:style>
-  <w:style w:type="table" w:styleId="1465">
+  <w:style w:type="table" w:styleId="1515">
     <w:name w:val="Table Grid Light"/>
-    <w:basedOn w:val="1463"/>
+    <w:basedOn w:val="1513"/>
     <w:uiPriority w:val="59"/>
     <w:pPr>
       <w:pBdr/>
@@ -35253,9 +37411,9 @@
       </w:tcPr>
     </w:tblStylePr>
   </w:style>
-  <w:style w:type="table" w:styleId="1466">
+  <w:style w:type="table" w:styleId="1516">
     <w:name w:val="Plain Table 1"/>
-    <w:basedOn w:val="1463"/>
+    <w:basedOn w:val="1513"/>
     <w:uiPriority w:val="59"/>
     <w:pPr>
       <w:pBdr/>
@@ -35478,9 +37636,9 @@
       </w:tcPr>
     </w:tblStylePr>
   </w:style>
-  <w:style w:type="table" w:styleId="1467">
+  <w:style w:type="table" w:styleId="1517">
     <w:name w:val="Plain Table 2"/>
-    <w:basedOn w:val="1463"/>
+    <w:basedOn w:val="1513"/>
     <w:uiPriority w:val="59"/>
     <w:pPr>
       <w:pBdr/>
@@ -35711,9 +37869,9 @@
       </w:tcPr>
     </w:tblStylePr>
   </w:style>
-  <w:style w:type="table" w:styleId="1468">
+  <w:style w:type="table" w:styleId="1518">
     <w:name w:val="Plain Table 3"/>
-    <w:basedOn w:val="1463"/>
+    <w:basedOn w:val="1513"/>
     <w:uiPriority w:val="99"/>
     <w:pPr>
       <w:pBdr/>
@@ -35941,9 +38099,9 @@
       </w:tcPr>
     </w:tblStylePr>
   </w:style>
-  <w:style w:type="table" w:styleId="1469">
+  <w:style w:type="table" w:styleId="1519">
     <w:name w:val="Plain Table 4"/>
-    <w:basedOn w:val="1463"/>
+    <w:basedOn w:val="1513"/>
     <w:uiPriority w:val="99"/>
     <w:pPr>
       <w:pBdr/>
@@ -36157,9 +38315,9 @@
       </w:tcPr>
     </w:tblStylePr>
   </w:style>
-  <w:style w:type="table" w:styleId="1470">
+  <w:style w:type="table" w:styleId="1520">
     <w:name w:val="Plain Table 5"/>
-    <w:basedOn w:val="1463"/>
+    <w:basedOn w:val="1513"/>
     <w:uiPriority w:val="99"/>
     <w:pPr>
       <w:pBdr/>
@@ -36390,9 +38548,9 @@
       </w:tcPr>
     </w:tblStylePr>
   </w:style>
-  <w:style w:type="table" w:styleId="1471">
+  <w:style w:type="table" w:styleId="1521">
     <w:name w:val="Grid Table 1 Light"/>
-    <w:basedOn w:val="1463"/>
+    <w:basedOn w:val="1513"/>
     <w:uiPriority w:val="99"/>
     <w:pPr>
       <w:pBdr/>
@@ -36613,9 +38771,9 @@
       </w:tcPr>
     </w:tblStylePr>
   </w:style>
-  <w:style w:type="table" w:styleId="1472">
+  <w:style w:type="table" w:styleId="1522">
     <w:name w:val="Grid Table 1 Light - Accent 1"/>
-    <w:basedOn w:val="1463"/>
+    <w:basedOn w:val="1513"/>
     <w:uiPriority w:val="99"/>
     <w:pPr>
       <w:pBdr/>
@@ -36836,9 +38994,9 @@
       </w:tcPr>
     </w:tblStylePr>
   </w:style>
-  <w:style w:type="table" w:styleId="1473">
+  <w:style w:type="table" w:styleId="1523">
     <w:name w:val="Grid Table 1 Light - Accent 2"/>
-    <w:basedOn w:val="1463"/>
+    <w:basedOn w:val="1513"/>
     <w:uiPriority w:val="99"/>
     <w:pPr>
       <w:pBdr/>
@@ -37059,9 +39217,9 @@
       </w:tcPr>
     </w:tblStylePr>
   </w:style>
-  <w:style w:type="table" w:styleId="1474">
+  <w:style w:type="table" w:styleId="1524">
     <w:name w:val="Grid Table 1 Light - Accent 3"/>
-    <w:basedOn w:val="1463"/>
+    <w:basedOn w:val="1513"/>
     <w:uiPriority w:val="99"/>
     <w:pPr>
       <w:pBdr/>
@@ -37282,9 +39440,9 @@
       </w:tcPr>
     </w:tblStylePr>
   </w:style>
-  <w:style w:type="table" w:styleId="1475">
+  <w:style w:type="table" w:styleId="1525">
     <w:name w:val="Grid Table 1 Light - Accent 4"/>
-    <w:basedOn w:val="1463"/>
+    <w:basedOn w:val="1513"/>
     <w:uiPriority w:val="99"/>
     <w:pPr>
       <w:pBdr/>
@@ -37505,9 +39663,9 @@
       </w:tcPr>
     </w:tblStylePr>
   </w:style>
-  <w:style w:type="table" w:styleId="1476">
+  <w:style w:type="table" w:styleId="1526">
     <w:name w:val="Grid Table 1 Light - Accent 5"/>
-    <w:basedOn w:val="1463"/>
+    <w:basedOn w:val="1513"/>
     <w:uiPriority w:val="99"/>
     <w:pPr>
       <w:pBdr/>
@@ -37728,9 +39886,9 @@
       </w:tcPr>
     </w:tblStylePr>
   </w:style>
-  <w:style w:type="table" w:styleId="1477">
+  <w:style w:type="table" w:styleId="1527">
     <w:name w:val="Grid Table 1 Light - Accent 6"/>
-    <w:basedOn w:val="1463"/>
+    <w:basedOn w:val="1513"/>
     <w:uiPriority w:val="99"/>
     <w:pPr>
       <w:pBdr/>
@@ -37951,9 +40109,9 @@
       </w:tcPr>
     </w:tblStylePr>
   </w:style>
-  <w:style w:type="table" w:styleId="1478">
+  <w:style w:type="table" w:styleId="1528">
     <w:name w:val="Grid Table 2"/>
-    <w:basedOn w:val="1463"/>
+    <w:basedOn w:val="1513"/>
     <w:uiPriority w:val="99"/>
     <w:pPr>
       <w:pBdr/>
@@ -38183,9 +40341,9 @@
       </w:tcPr>
     </w:tblStylePr>
   </w:style>
-  <w:style w:type="table" w:styleId="1479">
+  <w:style w:type="table" w:styleId="1529">
     <w:name w:val="Grid Table 2 - Accent 1"/>
-    <w:basedOn w:val="1463"/>
+    <w:basedOn w:val="1513"/>
     <w:uiPriority w:val="99"/>
     <w:pPr>
       <w:pBdr/>
@@ -38415,9 +40573,9 @@
       </w:tcPr>
     </w:tblStylePr>
   </w:style>
-  <w:style w:type="table" w:styleId="1480">
+  <w:style w:type="table" w:styleId="1530">
     <w:name w:val="Grid Table 2 - Accent 2"/>
-    <w:basedOn w:val="1463"/>
+    <w:basedOn w:val="1513"/>
     <w:uiPriority w:val="99"/>
     <w:pPr>
       <w:pBdr/>
@@ -38647,9 +40805,9 @@
       </w:tcPr>
     </w:tblStylePr>
   </w:style>
-  <w:style w:type="table" w:styleId="1481">
+  <w:style w:type="table" w:styleId="1531">
     <w:name w:val="Grid Table 2 - Accent 3"/>
-    <w:basedOn w:val="1463"/>
+    <w:basedOn w:val="1513"/>
     <w:uiPriority w:val="99"/>
     <w:pPr>
       <w:pBdr/>
@@ -38879,9 +41037,9 @@
       </w:tcPr>
     </w:tblStylePr>
   </w:style>
-  <w:style w:type="table" w:styleId="1482">
+  <w:style w:type="table" w:styleId="1532">
     <w:name w:val="Grid Table 2 - Accent 4"/>
-    <w:basedOn w:val="1463"/>
+    <w:basedOn w:val="1513"/>
     <w:uiPriority w:val="99"/>
     <w:pPr>
       <w:pBdr/>
@@ -39111,9 +41269,9 @@
       </w:tcPr>
     </w:tblStylePr>
   </w:style>
-  <w:style w:type="table" w:styleId="1483">
+  <w:style w:type="table" w:styleId="1533">
     <w:name w:val="Grid Table 2 - Accent 5"/>
-    <w:basedOn w:val="1463"/>
+    <w:basedOn w:val="1513"/>
     <w:uiPriority w:val="99"/>
     <w:pPr>
       <w:pBdr/>
@@ -39343,9 +41501,9 @@
       </w:tcPr>
     </w:tblStylePr>
   </w:style>
-  <w:style w:type="table" w:styleId="1484">
+  <w:style w:type="table" w:styleId="1534">
     <w:name w:val="Grid Table 2 - Accent 6"/>
-    <w:basedOn w:val="1463"/>
+    <w:basedOn w:val="1513"/>
     <w:uiPriority w:val="99"/>
     <w:pPr>
       <w:pBdr/>
@@ -39575,9 +41733,9 @@
       </w:tcPr>
     </w:tblStylePr>
   </w:style>
-  <w:style w:type="table" w:styleId="1485">
+  <w:style w:type="table" w:styleId="1535">
     <w:name w:val="Grid Table 3"/>
-    <w:basedOn w:val="1463"/>
+    <w:basedOn w:val="1513"/>
     <w:uiPriority w:val="99"/>
     <w:pPr>
       <w:pBdr/>
@@ -39820,9 +41978,9 @@
       </w:tcPr>
     </w:tblStylePr>
   </w:style>
-  <w:style w:type="table" w:styleId="1486">
+  <w:style w:type="table" w:styleId="1536">
     <w:name w:val="Grid Table 3 - Accent 1"/>
-    <w:basedOn w:val="1463"/>
+    <w:basedOn w:val="1513"/>
     <w:uiPriority w:val="99"/>
     <w:pPr>
       <w:pBdr/>
@@ -40065,9 +42223,9 @@
       </w:tcPr>
     </w:tblStylePr>
   </w:style>
-  <w:style w:type="table" w:styleId="1487">
+  <w:style w:type="table" w:styleId="1537">
     <w:name w:val="Grid Table 3 - Accent 2"/>
-    <w:basedOn w:val="1463"/>
+    <w:basedOn w:val="1513"/>
     <w:uiPriority w:val="99"/>
     <w:pPr>
       <w:pBdr/>
@@ -40310,9 +42468,9 @@
       </w:tcPr>
     </w:tblStylePr>
   </w:style>
-  <w:style w:type="table" w:styleId="1488">
+  <w:style w:type="table" w:styleId="1538">
     <w:name w:val="Grid Table 3 - Accent 3"/>
-    <w:basedOn w:val="1463"/>
+    <w:basedOn w:val="1513"/>
     <w:uiPriority w:val="99"/>
     <w:pPr>
       <w:pBdr/>
@@ -40555,9 +42713,9 @@
       </w:tcPr>
     </w:tblStylePr>
   </w:style>
-  <w:style w:type="table" w:styleId="1489">
+  <w:style w:type="table" w:styleId="1539">
     <w:name w:val="Grid Table 3 - Accent 4"/>
-    <w:basedOn w:val="1463"/>
+    <w:basedOn w:val="1513"/>
     <w:uiPriority w:val="99"/>
     <w:pPr>
       <w:pBdr/>
@@ -40800,9 +42958,9 @@
       </w:tcPr>
     </w:tblStylePr>
   </w:style>
-  <w:style w:type="table" w:styleId="1490">
+  <w:style w:type="table" w:styleId="1540">
     <w:name w:val="Grid Table 3 - Accent 5"/>
-    <w:basedOn w:val="1463"/>
+    <w:basedOn w:val="1513"/>
     <w:uiPriority w:val="99"/>
     <w:pPr>
       <w:pBdr/>
@@ -41045,9 +43203,9 @@
       </w:tcPr>
     </w:tblStylePr>
   </w:style>
-  <w:style w:type="table" w:styleId="1491">
+  <w:style w:type="table" w:styleId="1541">
     <w:name w:val="Grid Table 3 - Accent 6"/>
-    <w:basedOn w:val="1463"/>
+    <w:basedOn w:val="1513"/>
     <w:uiPriority w:val="99"/>
     <w:pPr>
       <w:pBdr/>
@@ -41290,9 +43448,9 @@
       </w:tcPr>
     </w:tblStylePr>
   </w:style>
-  <w:style w:type="table" w:styleId="1492">
+  <w:style w:type="table" w:styleId="1542">
     <w:name w:val="Grid Table 4"/>
-    <w:basedOn w:val="1463"/>
+    <w:basedOn w:val="1513"/>
     <w:uiPriority w:val="59"/>
     <w:pPr>
       <w:pBdr/>
@@ -41523,9 +43681,9 @@
       </w:tcPr>
     </w:tblStylePr>
   </w:style>
-  <w:style w:type="table" w:styleId="1493">
+  <w:style w:type="table" w:styleId="1543">
     <w:name w:val="Grid Table 4 - Accent 1"/>
-    <w:basedOn w:val="1463"/>
+    <w:basedOn w:val="1513"/>
     <w:uiPriority w:val="59"/>
     <w:pPr>
       <w:pBdr/>
@@ -41756,9 +43914,9 @@
       </w:tcPr>
     </w:tblStylePr>
   </w:style>
-  <w:style w:type="table" w:styleId="1494">
+  <w:style w:type="table" w:styleId="1544">
     <w:name w:val="Grid Table 4 - Accent 2"/>
-    <w:basedOn w:val="1463"/>
+    <w:basedOn w:val="1513"/>
     <w:uiPriority w:val="59"/>
     <w:pPr>
       <w:pBdr/>
@@ -41989,9 +44147,9 @@
       </w:tcPr>
     </w:tblStylePr>
   </w:style>
-  <w:style w:type="table" w:styleId="1495">
+  <w:style w:type="table" w:styleId="1545">
     <w:name w:val="Grid Table 4 - Accent 3"/>
-    <w:basedOn w:val="1463"/>
+    <w:basedOn w:val="1513"/>
     <w:uiPriority w:val="59"/>
     <w:pPr>
       <w:pBdr/>
@@ -42222,9 +44380,9 @@
       </w:tcPr>
     </w:tblStylePr>
   </w:style>
-  <w:style w:type="table" w:styleId="1496">
+  <w:style w:type="table" w:styleId="1546">
     <w:name w:val="Grid Table 4 - Accent 4"/>
-    <w:basedOn w:val="1463"/>
+    <w:basedOn w:val="1513"/>
     <w:uiPriority w:val="59"/>
     <w:pPr>
       <w:pBdr/>
@@ -42455,9 +44613,9 @@
       </w:tcPr>
     </w:tblStylePr>
   </w:style>
-  <w:style w:type="table" w:styleId="1497">
+  <w:style w:type="table" w:styleId="1547">
     <w:name w:val="Grid Table 4 - Accent 5"/>
-    <w:basedOn w:val="1463"/>
+    <w:basedOn w:val="1513"/>
     <w:uiPriority w:val="59"/>
     <w:pPr>
       <w:pBdr/>
@@ -42688,9 +44846,9 @@
       </w:tcPr>
     </w:tblStylePr>
   </w:style>
-  <w:style w:type="table" w:styleId="1498">
+  <w:style w:type="table" w:styleId="1548">
     <w:name w:val="Grid Table 4 - Accent 6"/>
-    <w:basedOn w:val="1463"/>
+    <w:basedOn w:val="1513"/>
     <w:uiPriority w:val="59"/>
     <w:pPr>
       <w:pBdr/>
@@ -42921,9 +45079,9 @@
       </w:tcPr>
     </w:tblStylePr>
   </w:style>
-  <w:style w:type="table" w:styleId="1499">
+  <w:style w:type="table" w:styleId="1549">
     <w:name w:val="Grid Table 5 Dark"/>
-    <w:basedOn w:val="1463"/>
+    <w:basedOn w:val="1513"/>
     <w:uiPriority w:val="99"/>
     <w:pPr>
       <w:pBdr/>
@@ -43149,9 +45307,9 @@
       </w:tcPr>
     </w:tblStylePr>
   </w:style>
-  <w:style w:type="table" w:styleId="1500">
+  <w:style w:type="table" w:styleId="1550">
     <w:name w:val="Grid Table 5 Dark- Accent 1"/>
-    <w:basedOn w:val="1463"/>
+    <w:basedOn w:val="1513"/>
     <w:uiPriority w:val="99"/>
     <w:pPr>
       <w:pBdr/>
@@ -43377,9 +45535,9 @@
       </w:tcPr>
     </w:tblStylePr>
   </w:style>
-  <w:style w:type="table" w:styleId="1501">
+  <w:style w:type="table" w:styleId="1551">
     <w:name w:val="Grid Table 5 Dark - Accent 2"/>
-    <w:basedOn w:val="1463"/>
+    <w:basedOn w:val="1513"/>
     <w:uiPriority w:val="99"/>
     <w:pPr>
       <w:pBdr/>
@@ -43605,9 +45763,9 @@
       </w:tcPr>
     </w:tblStylePr>
   </w:style>
-  <w:style w:type="table" w:styleId="1502">
+  <w:style w:type="table" w:styleId="1552">
     <w:name w:val="Grid Table 5 Dark - Accent 3"/>
-    <w:basedOn w:val="1463"/>
+    <w:basedOn w:val="1513"/>
     <w:uiPriority w:val="99"/>
     <w:pPr>
       <w:pBdr/>
@@ -43833,9 +45991,9 @@
       </w:tcPr>
     </w:tblStylePr>
   </w:style>
-  <w:style w:type="table" w:styleId="1503">
+  <w:style w:type="table" w:styleId="1553">
     <w:name w:val="Grid Table 5 Dark- Accent 4"/>
-    <w:basedOn w:val="1463"/>
+    <w:basedOn w:val="1513"/>
     <w:uiPriority w:val="99"/>
     <w:pPr>
       <w:pBdr/>
@@ -44061,9 +46219,9 @@
       </w:tcPr>
     </w:tblStylePr>
   </w:style>
-  <w:style w:type="table" w:styleId="1504">
+  <w:style w:type="table" w:styleId="1554">
     <w:name w:val="Grid Table 5 Dark - Accent 5"/>
-    <w:basedOn w:val="1463"/>
+    <w:basedOn w:val="1513"/>
     <w:uiPriority w:val="99"/>
     <w:pPr>
       <w:pBdr/>
@@ -44289,9 +46447,9 @@
       </w:tcPr>
     </w:tblStylePr>
   </w:style>
-  <w:style w:type="table" w:styleId="1505">
+  <w:style w:type="table" w:styleId="1555">
     <w:name w:val="Grid Table 5 Dark - Accent 6"/>
-    <w:basedOn w:val="1463"/>
+    <w:basedOn w:val="1513"/>
     <w:uiPriority w:val="99"/>
     <w:pPr>
       <w:pBdr/>
@@ -44517,9 +46675,9 @@
       </w:tcPr>
     </w:tblStylePr>
   </w:style>
-  <w:style w:type="table" w:styleId="1506">
+  <w:style w:type="table" w:styleId="1556">
     <w:name w:val="Grid Table 6 Colorful"/>
-    <w:basedOn w:val="1463"/>
+    <w:basedOn w:val="1513"/>
     <w:uiPriority w:val="99"/>
     <w:pPr>
       <w:pBdr/>
@@ -44747,9 +46905,9 @@
       </w:tcPr>
     </w:tblStylePr>
   </w:style>
-  <w:style w:type="table" w:styleId="1507">
+  <w:style w:type="table" w:styleId="1557">
     <w:name w:val="Grid Table 6 Colorful - Accent 1"/>
-    <w:basedOn w:val="1463"/>
+    <w:basedOn w:val="1513"/>
     <w:uiPriority w:val="99"/>
     <w:pPr>
       <w:pBdr/>
@@ -44977,9 +47135,9 @@
       </w:tcPr>
     </w:tblStylePr>
   </w:style>
-  <w:style w:type="table" w:styleId="1508">
+  <w:style w:type="table" w:styleId="1558">
     <w:name w:val="Grid Table 6 Colorful - Accent 2"/>
-    <w:basedOn w:val="1463"/>
+    <w:basedOn w:val="1513"/>
     <w:uiPriority w:val="99"/>
     <w:pPr>
       <w:pBdr/>
@@ -45207,9 +47365,9 @@
       </w:tcPr>
     </w:tblStylePr>
   </w:style>
-  <w:style w:type="table" w:styleId="1509">
+  <w:style w:type="table" w:styleId="1559">
     <w:name w:val="Grid Table 6 Colorful - Accent 3"/>
-    <w:basedOn w:val="1463"/>
+    <w:basedOn w:val="1513"/>
     <w:uiPriority w:val="99"/>
     <w:pPr>
       <w:pBdr/>
@@ -45437,9 +47595,9 @@
       </w:tcPr>
     </w:tblStylePr>
   </w:style>
-  <w:style w:type="table" w:styleId="1510">
+  <w:style w:type="table" w:styleId="1560">
     <w:name w:val="Grid Table 6 Colorful - Accent 4"/>
-    <w:basedOn w:val="1463"/>
+    <w:basedOn w:val="1513"/>
     <w:uiPriority w:val="99"/>
     <w:pPr>
       <w:pBdr/>
@@ -45667,9 +47825,9 @@
       </w:tcPr>
     </w:tblStylePr>
   </w:style>
-  <w:style w:type="table" w:styleId="1511">
+  <w:style w:type="table" w:styleId="1561">
     <w:name w:val="Grid Table 6 Colorful - Accent 5"/>
-    <w:basedOn w:val="1463"/>
+    <w:basedOn w:val="1513"/>
     <w:uiPriority w:val="99"/>
     <w:pPr>
       <w:pBdr/>
@@ -45897,9 +48055,9 @@
       </w:tcPr>
     </w:tblStylePr>
   </w:style>
-  <w:style w:type="table" w:styleId="1512">
+  <w:style w:type="table" w:styleId="1562">
     <w:name w:val="Grid Table 6 Colorful - Accent 6"/>
-    <w:basedOn w:val="1463"/>
+    <w:basedOn w:val="1513"/>
     <w:uiPriority w:val="99"/>
     <w:pPr>
       <w:pBdr/>
@@ -46127,9 +48285,9 @@
       </w:tcPr>
     </w:tblStylePr>
   </w:style>
-  <w:style w:type="table" w:styleId="1513">
+  <w:style w:type="table" w:styleId="1563">
     <w:name w:val="Grid Table 7 Colorful"/>
-    <w:basedOn w:val="1463"/>
+    <w:basedOn w:val="1513"/>
     <w:uiPriority w:val="99"/>
     <w:pPr>
       <w:pBdr/>
@@ -46381,9 +48539,9 @@
       </w:tcPr>
     </w:tblStylePr>
   </w:style>
-  <w:style w:type="table" w:styleId="1514">
+  <w:style w:type="table" w:styleId="1564">
     <w:name w:val="Grid Table 7 Colorful - Accent 1"/>
-    <w:basedOn w:val="1463"/>
+    <w:basedOn w:val="1513"/>
     <w:uiPriority w:val="99"/>
     <w:pPr>
       <w:pBdr/>
@@ -46635,9 +48793,9 @@
       </w:tcPr>
     </w:tblStylePr>
   </w:style>
-  <w:style w:type="table" w:styleId="1515">
+  <w:style w:type="table" w:styleId="1565">
     <w:name w:val="Grid Table 7 Colorful - Accent 2"/>
-    <w:basedOn w:val="1463"/>
+    <w:basedOn w:val="1513"/>
     <w:uiPriority w:val="99"/>
     <w:pPr>
       <w:pBdr/>
@@ -46889,9 +49047,9 @@
       </w:tcPr>
     </w:tblStylePr>
   </w:style>
-  <w:style w:type="table" w:styleId="1516">
+  <w:style w:type="table" w:styleId="1566">
     <w:name w:val="Grid Table 7 Colorful - Accent 3"/>
-    <w:basedOn w:val="1463"/>
+    <w:basedOn w:val="1513"/>
     <w:uiPriority w:val="99"/>
     <w:pPr>
       <w:pBdr/>
@@ -47143,9 +49301,9 @@
       </w:tcPr>
     </w:tblStylePr>
   </w:style>
-  <w:style w:type="table" w:styleId="1517">
+  <w:style w:type="table" w:styleId="1567">
     <w:name w:val="Grid Table 7 Colorful - Accent 4"/>
-    <w:basedOn w:val="1463"/>
+    <w:basedOn w:val="1513"/>
     <w:uiPriority w:val="99"/>
     <w:pPr>
       <w:pBdr/>
@@ -47397,9 +49555,9 @@
       </w:tcPr>
     </w:tblStylePr>
   </w:style>
-  <w:style w:type="table" w:styleId="1518">
+  <w:style w:type="table" w:styleId="1568">
     <w:name w:val="Grid Table 7 Colorful - Accent 5"/>
-    <w:basedOn w:val="1463"/>
+    <w:basedOn w:val="1513"/>
     <w:uiPriority w:val="99"/>
     <w:pPr>
       <w:pBdr/>
@@ -47651,9 +49809,9 @@
       </w:tcPr>
     </w:tblStylePr>
   </w:style>
-  <w:style w:type="table" w:styleId="1519">
+  <w:style w:type="table" w:styleId="1569">
     <w:name w:val="Grid Table 7 Colorful - Accent 6"/>
-    <w:basedOn w:val="1463"/>
+    <w:basedOn w:val="1513"/>
     <w:uiPriority w:val="99"/>
     <w:pPr>
       <w:pBdr/>
@@ -47905,9 +50063,9 @@
       </w:tcPr>
     </w:tblStylePr>
   </w:style>
-  <w:style w:type="table" w:styleId="1520">
+  <w:style w:type="table" w:styleId="1570">
     <w:name w:val="List Table 1 Light"/>
-    <w:basedOn w:val="1463"/>
+    <w:basedOn w:val="1513"/>
     <w:uiPriority w:val="99"/>
     <w:pPr>
       <w:pBdr/>
@@ -48121,9 +50279,9 @@
       </w:tcPr>
     </w:tblStylePr>
   </w:style>
-  <w:style w:type="table" w:styleId="1521">
+  <w:style w:type="table" w:styleId="1571">
     <w:name w:val="List Table 1 Light - Accent 1"/>
-    <w:basedOn w:val="1463"/>
+    <w:basedOn w:val="1513"/>
     <w:uiPriority w:val="99"/>
     <w:pPr>
       <w:pBdr/>
@@ -48337,9 +50495,9 @@
       </w:tcPr>
     </w:tblStylePr>
   </w:style>
-  <w:style w:type="table" w:styleId="1522">
+  <w:style w:type="table" w:styleId="1572">
     <w:name w:val="List Table 1 Light - Accent 2"/>
-    <w:basedOn w:val="1463"/>
+    <w:basedOn w:val="1513"/>
     <w:uiPriority w:val="99"/>
     <w:pPr>
       <w:pBdr/>
@@ -48553,9 +50711,9 @@
       </w:tcPr>
     </w:tblStylePr>
   </w:style>
-  <w:style w:type="table" w:styleId="1523">
+  <w:style w:type="table" w:styleId="1573">
     <w:name w:val="List Table 1 Light - Accent 3"/>
-    <w:basedOn w:val="1463"/>
+    <w:basedOn w:val="1513"/>
     <w:uiPriority w:val="99"/>
     <w:pPr>
       <w:pBdr/>
@@ -48769,9 +50927,9 @@
       </w:tcPr>
     </w:tblStylePr>
   </w:style>
-  <w:style w:type="table" w:styleId="1524">
+  <w:style w:type="table" w:styleId="1574">
     <w:name w:val="List Table 1 Light - Accent 4"/>
-    <w:basedOn w:val="1463"/>
+    <w:basedOn w:val="1513"/>
     <w:uiPriority w:val="99"/>
     <w:pPr>
       <w:pBdr/>
@@ -48985,9 +51143,9 @@
       </w:tcPr>
     </w:tblStylePr>
   </w:style>
-  <w:style w:type="table" w:styleId="1525">
+  <w:style w:type="table" w:styleId="1575">
     <w:name w:val="List Table 1 Light - Accent 5"/>
-    <w:basedOn w:val="1463"/>
+    <w:basedOn w:val="1513"/>
     <w:uiPriority w:val="99"/>
     <w:pPr>
       <w:pBdr/>
@@ -49201,9 +51359,9 @@
       </w:tcPr>
     </w:tblStylePr>
   </w:style>
-  <w:style w:type="table" w:styleId="1526">
+  <w:style w:type="table" w:styleId="1576">
     <w:name w:val="List Table 1 Light - Accent 6"/>
-    <w:basedOn w:val="1463"/>
+    <w:basedOn w:val="1513"/>
     <w:uiPriority w:val="99"/>
     <w:pPr>
       <w:pBdr/>
@@ -49417,9 +51575,9 @@
       </w:tcPr>
     </w:tblStylePr>
   </w:style>
-  <w:style w:type="table" w:styleId="1527">
+  <w:style w:type="table" w:styleId="1577">
     <w:name w:val="List Table 2"/>
-    <w:basedOn w:val="1463"/>
+    <w:basedOn w:val="1513"/>
     <w:uiPriority w:val="99"/>
     <w:pPr>
       <w:pBdr/>
@@ -49655,9 +51813,9 @@
       </w:tcPr>
     </w:tblStylePr>
   </w:style>
-  <w:style w:type="table" w:styleId="1528">
+  <w:style w:type="table" w:styleId="1578">
     <w:name w:val="List Table 2 - Accent 1"/>
-    <w:basedOn w:val="1463"/>
+    <w:basedOn w:val="1513"/>
     <w:uiPriority w:val="99"/>
     <w:pPr>
       <w:pBdr/>
@@ -49893,9 +52051,9 @@
       </w:tcPr>
     </w:tblStylePr>
   </w:style>
-  <w:style w:type="table" w:styleId="1529">
+  <w:style w:type="table" w:styleId="1579">
     <w:name w:val="List Table 2 - Accent 2"/>
-    <w:basedOn w:val="1463"/>
+    <w:basedOn w:val="1513"/>
     <w:uiPriority w:val="99"/>
     <w:pPr>
       <w:pBdr/>
@@ -50131,9 +52289,9 @@
       </w:tcPr>
     </w:tblStylePr>
   </w:style>
-  <w:style w:type="table" w:styleId="1530">
+  <w:style w:type="table" w:styleId="1580">
     <w:name w:val="List Table 2 - Accent 3"/>
-    <w:basedOn w:val="1463"/>
+    <w:basedOn w:val="1513"/>
     <w:uiPriority w:val="99"/>
     <w:pPr>
       <w:pBdr/>
@@ -50369,9 +52527,9 @@
       </w:tcPr>
     </w:tblStylePr>
   </w:style>
-  <w:style w:type="table" w:styleId="1531">
+  <w:style w:type="table" w:styleId="1581">
     <w:name w:val="List Table 2 - Accent 4"/>
-    <w:basedOn w:val="1463"/>
+    <w:basedOn w:val="1513"/>
     <w:uiPriority w:val="99"/>
     <w:pPr>
       <w:pBdr/>
@@ -50607,9 +52765,9 @@
       </w:tcPr>
     </w:tblStylePr>
   </w:style>
-  <w:style w:type="table" w:styleId="1532">
+  <w:style w:type="table" w:styleId="1582">
     <w:name w:val="List Table 2 - Accent 5"/>
-    <w:basedOn w:val="1463"/>
+    <w:basedOn w:val="1513"/>
     <w:uiPriority w:val="99"/>
     <w:pPr>
       <w:pBdr/>
@@ -50845,9 +53003,9 @@
       </w:tcPr>
     </w:tblStylePr>
   </w:style>
-  <w:style w:type="table" w:styleId="1533">
+  <w:style w:type="table" w:styleId="1583">
     <w:name w:val="List Table 2 - Accent 6"/>
-    <w:basedOn w:val="1463"/>
+    <w:basedOn w:val="1513"/>
     <w:uiPriority w:val="99"/>
     <w:pPr>
       <w:pBdr/>
@@ -51083,9 +53241,9 @@
       </w:tcPr>
     </w:tblStylePr>
   </w:style>
-  <w:style w:type="table" w:styleId="1534">
+  <w:style w:type="table" w:styleId="1584">
     <w:name w:val="List Table 3"/>
-    <w:basedOn w:val="1463"/>
+    <w:basedOn w:val="1513"/>
     <w:uiPriority w:val="99"/>
     <w:pPr>
       <w:pBdr/>
@@ -51311,9 +53469,9 @@
       </w:tcPr>
     </w:tblStylePr>
   </w:style>
-  <w:style w:type="table" w:styleId="1535">
+  <w:style w:type="table" w:styleId="1585">
     <w:name w:val="List Table 3 - Accent 1"/>
-    <w:basedOn w:val="1463"/>
+    <w:basedOn w:val="1513"/>
     <w:uiPriority w:val="99"/>
     <w:pPr>
       <w:pBdr/>
@@ -51539,9 +53697,9 @@
       </w:tcPr>
     </w:tblStylePr>
   </w:style>
-  <w:style w:type="table" w:styleId="1536">
+  <w:style w:type="table" w:styleId="1586">
     <w:name w:val="List Table 3 - Accent 2"/>
-    <w:basedOn w:val="1463"/>
+    <w:basedOn w:val="1513"/>
     <w:uiPriority w:val="99"/>
     <w:pPr>
       <w:pBdr/>
@@ -51767,9 +53925,9 @@
       </w:tcPr>
     </w:tblStylePr>
   </w:style>
-  <w:style w:type="table" w:styleId="1537">
+  <w:style w:type="table" w:styleId="1587">
     <w:name w:val="List Table 3 - Accent 3"/>
-    <w:basedOn w:val="1463"/>
+    <w:basedOn w:val="1513"/>
     <w:uiPriority w:val="99"/>
     <w:pPr>
       <w:pBdr/>
@@ -51995,9 +54153,9 @@
       </w:tcPr>
     </w:tblStylePr>
   </w:style>
-  <w:style w:type="table" w:styleId="1538">
+  <w:style w:type="table" w:styleId="1588">
     <w:name w:val="List Table 3 - Accent 4"/>
-    <w:basedOn w:val="1463"/>
+    <w:basedOn w:val="1513"/>
     <w:uiPriority w:val="99"/>
     <w:pPr>
       <w:pBdr/>
@@ -52223,9 +54381,9 @@
       </w:tcPr>
     </w:tblStylePr>
   </w:style>
-  <w:style w:type="table" w:styleId="1539">
+  <w:style w:type="table" w:styleId="1589">
     <w:name w:val="List Table 3 - Accent 5"/>
-    <w:basedOn w:val="1463"/>
+    <w:basedOn w:val="1513"/>
     <w:uiPriority w:val="99"/>
     <w:pPr>
       <w:pBdr/>
@@ -52451,9 +54609,9 @@
       </w:tcPr>
     </w:tblStylePr>
   </w:style>
-  <w:style w:type="table" w:styleId="1540">
+  <w:style w:type="table" w:styleId="1590">
     <w:name w:val="List Table 3 - Accent 6"/>
-    <w:basedOn w:val="1463"/>
+    <w:basedOn w:val="1513"/>
     <w:uiPriority w:val="99"/>
     <w:pPr>
       <w:pBdr/>
@@ -52679,9 +54837,9 @@
       </w:tcPr>
     </w:tblStylePr>
   </w:style>
-  <w:style w:type="table" w:styleId="1541">
+  <w:style w:type="table" w:styleId="1591">
     <w:name w:val="List Table 4"/>
-    <w:basedOn w:val="1463"/>
+    <w:basedOn w:val="1513"/>
     <w:uiPriority w:val="99"/>
     <w:pPr>
       <w:pBdr/>
@@ -52904,9 +55062,9 @@
       </w:tcPr>
     </w:tblStylePr>
   </w:style>
-  <w:style w:type="table" w:styleId="1542">
+  <w:style w:type="table" w:styleId="1592">
     <w:name w:val="List Table 4 - Accent 1"/>
-    <w:basedOn w:val="1463"/>
+    <w:basedOn w:val="1513"/>
     <w:uiPriority w:val="99"/>
     <w:pPr>
       <w:pBdr/>
@@ -53129,9 +55287,9 @@
       </w:tcPr>
     </w:tblStylePr>
   </w:style>
-  <w:style w:type="table" w:styleId="1543">
+  <w:style w:type="table" w:styleId="1593">
     <w:name w:val="List Table 4 - Accent 2"/>
-    <w:basedOn w:val="1463"/>
+    <w:basedOn w:val="1513"/>
     <w:uiPriority w:val="99"/>
     <w:pPr>
       <w:pBdr/>
@@ -53354,9 +55512,9 @@
       </w:tcPr>
     </w:tblStylePr>
   </w:style>
-  <w:style w:type="table" w:styleId="1544">
+  <w:style w:type="table" w:styleId="1594">
     <w:name w:val="List Table 4 - Accent 3"/>
-    <w:basedOn w:val="1463"/>
+    <w:basedOn w:val="1513"/>
     <w:uiPriority w:val="99"/>
     <w:pPr>
       <w:pBdr/>
@@ -53579,9 +55737,9 @@
       </w:tcPr>
     </w:tblStylePr>
   </w:style>
-  <w:style w:type="table" w:styleId="1545">
+  <w:style w:type="table" w:styleId="1595">
     <w:name w:val="List Table 4 - Accent 4"/>
-    <w:basedOn w:val="1463"/>
+    <w:basedOn w:val="1513"/>
     <w:uiPriority w:val="99"/>
     <w:pPr>
       <w:pBdr/>
@@ -53804,9 +55962,9 @@
       </w:tcPr>
     </w:tblStylePr>
   </w:style>
-  <w:style w:type="table" w:styleId="1546">
+  <w:style w:type="table" w:styleId="1596">
     <w:name w:val="List Table 4 - Accent 5"/>
-    <w:basedOn w:val="1463"/>
+    <w:basedOn w:val="1513"/>
     <w:uiPriority w:val="99"/>
     <w:pPr>
       <w:pBdr/>
@@ -54029,9 +56187,9 @@
       </w:tcPr>
     </w:tblStylePr>
   </w:style>
-  <w:style w:type="table" w:styleId="1547">
+  <w:style w:type="table" w:styleId="1597">
     <w:name w:val="List Table 4 - Accent 6"/>
-    <w:basedOn w:val="1463"/>
+    <w:basedOn w:val="1513"/>
     <w:uiPriority w:val="99"/>
     <w:pPr>
       <w:pBdr/>
@@ -54254,9 +56412,9 @@
       </w:tcPr>
     </w:tblStylePr>
   </w:style>
-  <w:style w:type="table" w:styleId="1548">
+  <w:style w:type="table" w:styleId="1598">
     <w:name w:val="List Table 5 Dark"/>
-    <w:basedOn w:val="1463"/>
+    <w:basedOn w:val="1513"/>
     <w:uiPriority w:val="99"/>
     <w:pPr>
       <w:pBdr/>
@@ -54496,9 +56654,9 @@
       </w:tcPr>
     </w:tblStylePr>
   </w:style>
-  <w:style w:type="table" w:styleId="1549">
+  <w:style w:type="table" w:styleId="1599">
     <w:name w:val="List Table 5 Dark - Accent 1"/>
-    <w:basedOn w:val="1463"/>
+    <w:basedOn w:val="1513"/>
     <w:uiPriority w:val="99"/>
     <w:pPr>
       <w:pBdr/>
@@ -54738,9 +56896,9 @@
       </w:tcPr>
     </w:tblStylePr>
   </w:style>
-  <w:style w:type="table" w:styleId="1550">
+  <w:style w:type="table" w:styleId="1600">
     <w:name w:val="List Table 5 Dark - Accent 2"/>
-    <w:basedOn w:val="1463"/>
+    <w:basedOn w:val="1513"/>
     <w:uiPriority w:val="99"/>
     <w:pPr>
       <w:pBdr/>
@@ -54980,9 +57138,9 @@
       </w:tcPr>
     </w:tblStylePr>
   </w:style>
-  <w:style w:type="table" w:styleId="1551">
+  <w:style w:type="table" w:styleId="1601">
     <w:name w:val="List Table 5 Dark - Accent 3"/>
-    <w:basedOn w:val="1463"/>
+    <w:basedOn w:val="1513"/>
     <w:uiPriority w:val="99"/>
     <w:pPr>
       <w:pBdr/>
@@ -55222,9 +57380,9 @@
       </w:tcPr>
     </w:tblStylePr>
   </w:style>
-  <w:style w:type="table" w:styleId="1552">
+  <w:style w:type="table" w:styleId="1602">
     <w:name w:val="List Table 5 Dark - Accent 4"/>
-    <w:basedOn w:val="1463"/>
+    <w:basedOn w:val="1513"/>
     <w:uiPriority w:val="99"/>
     <w:pPr>
       <w:pBdr/>
@@ -55464,9 +57622,9 @@
       </w:tcPr>
     </w:tblStylePr>
   </w:style>
-  <w:style w:type="table" w:styleId="1553">
+  <w:style w:type="table" w:styleId="1603">
     <w:name w:val="List Table 5 Dark - Accent 5"/>
-    <w:basedOn w:val="1463"/>
+    <w:basedOn w:val="1513"/>
     <w:uiPriority w:val="99"/>
     <w:pPr>
       <w:pBdr/>
@@ -55706,9 +57864,9 @@
       </w:tcPr>
     </w:tblStylePr>
   </w:style>
-  <w:style w:type="table" w:styleId="1554">
+  <w:style w:type="table" w:styleId="1604">
     <w:name w:val="List Table 5 Dark - Accent 6"/>
-    <w:basedOn w:val="1463"/>
+    <w:basedOn w:val="1513"/>
     <w:uiPriority w:val="99"/>
     <w:pPr>
       <w:pBdr/>
@@ -55948,9 +58106,9 @@
       </w:tcPr>
     </w:tblStylePr>
   </w:style>
-  <w:style w:type="table" w:styleId="1555">
+  <w:style w:type="table" w:styleId="1605">
     <w:name w:val="List Table 6 Colorful"/>
-    <w:basedOn w:val="1463"/>
+    <w:basedOn w:val="1513"/>
     <w:uiPriority w:val="99"/>
     <w:pPr>
       <w:pBdr/>
@@ -56171,9 +58329,9 @@
       </w:tcPr>
     </w:tblStylePr>
   </w:style>
-  <w:style w:type="table" w:styleId="1556">
+  <w:style w:type="table" w:styleId="1606">
     <w:name w:val="List Table 6 Colorful - Accent 1"/>
-    <w:basedOn w:val="1463"/>
+    <w:basedOn w:val="1513"/>
     <w:uiPriority w:val="99"/>
     <w:pPr>
       <w:pBdr/>
@@ -56394,9 +58552,9 @@
       </w:tcPr>
     </w:tblStylePr>
   </w:style>
-  <w:style w:type="table" w:styleId="1557">
+  <w:style w:type="table" w:styleId="1607">
     <w:name w:val="List Table 6 Colorful - Accent 2"/>
-    <w:basedOn w:val="1463"/>
+    <w:basedOn w:val="1513"/>
     <w:uiPriority w:val="99"/>
     <w:pPr>
       <w:pBdr/>
@@ -56617,9 +58775,9 @@
       </w:tcPr>
     </w:tblStylePr>
   </w:style>
-  <w:style w:type="table" w:styleId="1558">
+  <w:style w:type="table" w:styleId="1608">
     <w:name w:val="List Table 6 Colorful - Accent 3"/>
-    <w:basedOn w:val="1463"/>
+    <w:basedOn w:val="1513"/>
     <w:uiPriority w:val="99"/>
     <w:pPr>
       <w:pBdr/>
@@ -56840,9 +58998,9 @@
       </w:tcPr>
     </w:tblStylePr>
   </w:style>
-  <w:style w:type="table" w:styleId="1559">
+  <w:style w:type="table" w:styleId="1609">
     <w:name w:val="List Table 6 Colorful - Accent 4"/>
-    <w:basedOn w:val="1463"/>
+    <w:basedOn w:val="1513"/>
     <w:uiPriority w:val="99"/>
     <w:pPr>
       <w:pBdr/>
@@ -57063,9 +59221,9 @@
       </w:tcPr>
     </w:tblStylePr>
   </w:style>
-  <w:style w:type="table" w:styleId="1560">
+  <w:style w:type="table" w:styleId="1610">
     <w:name w:val="List Table 6 Colorful - Accent 5"/>
-    <w:basedOn w:val="1463"/>
+    <w:basedOn w:val="1513"/>
     <w:uiPriority w:val="99"/>
     <w:pPr>
       <w:pBdr/>
@@ -57286,9 +59444,9 @@
       </w:tcPr>
     </w:tblStylePr>
   </w:style>
-  <w:style w:type="table" w:styleId="1561">
+  <w:style w:type="table" w:styleId="1611">
     <w:name w:val="List Table 6 Colorful - Accent 6"/>
-    <w:basedOn w:val="1463"/>
+    <w:basedOn w:val="1513"/>
     <w:uiPriority w:val="99"/>
     <w:pPr>
       <w:pBdr/>
@@ -57509,9 +59667,9 @@
       </w:tcPr>
     </w:tblStylePr>
   </w:style>
-  <w:style w:type="table" w:styleId="1562">
+  <w:style w:type="table" w:styleId="1612">
     <w:name w:val="List Table 7 Colorful"/>
-    <w:basedOn w:val="1463"/>
+    <w:basedOn w:val="1513"/>
     <w:uiPriority w:val="99"/>
     <w:pPr>
       <w:pBdr/>
@@ -57765,9 +59923,9 @@
       </w:tcPr>
     </w:tblStylePr>
   </w:style>
-  <w:style w:type="table" w:styleId="1563">
+  <w:style w:type="table" w:styleId="1613">
     <w:name w:val="List Table 7 Colorful - Accent 1"/>
-    <w:basedOn w:val="1463"/>
+    <w:basedOn w:val="1513"/>
     <w:uiPriority w:val="99"/>
     <w:pPr>
       <w:pBdr/>
@@ -58021,9 +60179,9 @@
       </w:tcPr>
     </w:tblStylePr>
   </w:style>
-  <w:style w:type="table" w:styleId="1564">
+  <w:style w:type="table" w:styleId="1614">
     <w:name w:val="List Table 7 Colorful - Accent 2"/>
-    <w:basedOn w:val="1463"/>
+    <w:basedOn w:val="1513"/>
     <w:uiPriority w:val="99"/>
     <w:pPr>
       <w:pBdr/>
@@ -58277,9 +60435,9 @@
       </w:tcPr>
     </w:tblStylePr>
   </w:style>
-  <w:style w:type="table" w:styleId="1565">
+  <w:style w:type="table" w:styleId="1615">
     <w:name w:val="List Table 7 Colorful - Accent 3"/>
-    <w:basedOn w:val="1463"/>
+    <w:basedOn w:val="1513"/>
     <w:uiPriority w:val="99"/>
     <w:pPr>
       <w:pBdr/>
@@ -58533,9 +60691,9 @@
       </w:tcPr>
     </w:tblStylePr>
   </w:style>
-  <w:style w:type="table" w:styleId="1566">
+  <w:style w:type="table" w:styleId="1616">
     <w:name w:val="List Table 7 Colorful - Accent 4"/>
-    <w:basedOn w:val="1463"/>
+    <w:basedOn w:val="1513"/>
     <w:uiPriority w:val="99"/>
     <w:pPr>
       <w:pBdr/>
@@ -58789,9 +60947,9 @@
       </w:tcPr>
     </w:tblStylePr>
   </w:style>
-  <w:style w:type="table" w:styleId="1567">
+  <w:style w:type="table" w:styleId="1617">
     <w:name w:val="List Table 7 Colorful - Accent 5"/>
-    <w:basedOn w:val="1463"/>
+    <w:basedOn w:val="1513"/>
     <w:uiPriority w:val="99"/>
     <w:pPr>
       <w:pBdr/>
@@ -59045,9 +61203,9 @@
       </w:tcPr>
     </w:tblStylePr>
   </w:style>
-  <w:style w:type="table" w:styleId="1568">
+  <w:style w:type="table" w:styleId="1618">
     <w:name w:val="List Table 7 Colorful - Accent 6"/>
-    <w:basedOn w:val="1463"/>
+    <w:basedOn w:val="1513"/>
     <w:uiPriority w:val="99"/>
     <w:pPr>
       <w:pBdr/>
@@ -59301,9 +61459,9 @@
       </w:tcPr>
     </w:tblStylePr>
   </w:style>
-  <w:style w:type="table" w:styleId="1569">
+  <w:style w:type="table" w:styleId="1619">
     <w:name w:val="Lined - Accent"/>
-    <w:basedOn w:val="1463"/>
+    <w:basedOn w:val="1513"/>
     <w:uiPriority w:val="99"/>
     <w:pPr>
       <w:pBdr/>
@@ -59538,9 +61696,9 @@
       </w:tcPr>
     </w:tblStylePr>
   </w:style>
-  <w:style w:type="table" w:styleId="1570">
+  <w:style w:type="table" w:styleId="1620">
     <w:name w:val="Lined - Accent 1"/>
-    <w:basedOn w:val="1463"/>
+    <w:basedOn w:val="1513"/>
     <w:uiPriority w:val="99"/>
     <w:pPr>
       <w:pBdr/>
@@ -59775,9 +61933,9 @@
       </w:tcPr>
     </w:tblStylePr>
   </w:style>
-  <w:style w:type="table" w:styleId="1571">
+  <w:style w:type="table" w:styleId="1621">
     <w:name w:val="Lined - Accent 2"/>
-    <w:basedOn w:val="1463"/>
+    <w:basedOn w:val="1513"/>
     <w:uiPriority w:val="99"/>
     <w:pPr>
       <w:pBdr/>
@@ -60012,9 +62170,9 @@
       </w:tcPr>
     </w:tblStylePr>
   </w:style>
-  <w:style w:type="table" w:styleId="1572">
+  <w:style w:type="table" w:styleId="1622">
     <w:name w:val="Lined - Accent 3"/>
-    <w:basedOn w:val="1463"/>
+    <w:basedOn w:val="1513"/>
     <w:uiPriority w:val="99"/>
     <w:pPr>
       <w:pBdr/>
@@ -60249,9 +62407,9 @@
       </w:tcPr>
     </w:tblStylePr>
   </w:style>
-  <w:style w:type="table" w:styleId="1573">
+  <w:style w:type="table" w:styleId="1623">
     <w:name w:val="Lined - Accent 4"/>
-    <w:basedOn w:val="1463"/>
+    <w:basedOn w:val="1513"/>
     <w:uiPriority w:val="99"/>
     <w:pPr>
       <w:pBdr/>
@@ -60486,9 +62644,9 @@
       </w:tcPr>
     </w:tblStylePr>
   </w:style>
-  <w:style w:type="table" w:styleId="1574">
+  <w:style w:type="table" w:styleId="1624">
     <w:name w:val="Lined - Accent 5"/>
-    <w:basedOn w:val="1463"/>
+    <w:basedOn w:val="1513"/>
     <w:uiPriority w:val="99"/>
     <w:pPr>
       <w:pBdr/>
@@ -60723,9 +62881,9 @@
       </w:tcPr>
     </w:tblStylePr>
   </w:style>
-  <w:style w:type="table" w:styleId="1575">
+  <w:style w:type="table" w:styleId="1625">
     <w:name w:val="Lined - Accent 6"/>
-    <w:basedOn w:val="1463"/>
+    <w:basedOn w:val="1513"/>
     <w:uiPriority w:val="99"/>
     <w:pPr>
       <w:pBdr/>
@@ -60960,9 +63118,9 @@
       </w:tcPr>
     </w:tblStylePr>
   </w:style>
-  <w:style w:type="table" w:styleId="1576">
+  <w:style w:type="table" w:styleId="1626">
     <w:name w:val="Bordered &amp; Lined - Accent"/>
-    <w:basedOn w:val="1463"/>
+    <w:basedOn w:val="1513"/>
     <w:uiPriority w:val="99"/>
     <w:pPr>
       <w:pBdr/>
@@ -61204,9 +63362,9 @@
       </w:tcPr>
     </w:tblStylePr>
   </w:style>
-  <w:style w:type="table" w:styleId="1577">
+  <w:style w:type="table" w:styleId="1627">
     <w:name w:val="Bordered &amp; Lined - Accent 1"/>
-    <w:basedOn w:val="1463"/>
+    <w:basedOn w:val="1513"/>
     <w:uiPriority w:val="99"/>
     <w:pPr>
       <w:pBdr/>
@@ -61448,9 +63606,9 @@
       </w:tcPr>
     </w:tblStylePr>
   </w:style>
-  <w:style w:type="table" w:styleId="1578">
+  <w:style w:type="table" w:styleId="1628">
     <w:name w:val="Bordered &amp; Lined - Accent 2"/>
-    <w:basedOn w:val="1463"/>
+    <w:basedOn w:val="1513"/>
     <w:uiPriority w:val="99"/>
     <w:pPr>
       <w:pBdr/>
@@ -61692,9 +63850,9 @@
       </w:tcPr>
     </w:tblStylePr>
   </w:style>
-  <w:style w:type="table" w:styleId="1579">
+  <w:style w:type="table" w:styleId="1629">
     <w:name w:val="Bordered &amp; Lined - Accent 3"/>
-    <w:basedOn w:val="1463"/>
+    <w:basedOn w:val="1513"/>
     <w:uiPriority w:val="99"/>
     <w:pPr>
       <w:pBdr/>
@@ -61936,9 +64094,9 @@
       </w:tcPr>
     </w:tblStylePr>
   </w:style>
-  <w:style w:type="table" w:styleId="1580">
+  <w:style w:type="table" w:styleId="1630">
     <w:name w:val="Bordered &amp; Lined - Accent 4"/>
-    <w:basedOn w:val="1463"/>
+    <w:basedOn w:val="1513"/>
     <w:uiPriority w:val="99"/>
     <w:pPr>
       <w:pBdr/>
@@ -62180,9 +64338,9 @@
       </w:tcPr>
     </w:tblStylePr>
   </w:style>
-  <w:style w:type="table" w:styleId="1581">
+  <w:style w:type="table" w:styleId="1631">
     <w:name w:val="Bordered &amp; Lined - Accent 5"/>
-    <w:basedOn w:val="1463"/>
+    <w:basedOn w:val="1513"/>
     <w:uiPriority w:val="99"/>
     <w:pPr>
       <w:pBdr/>
@@ -62424,9 +64582,9 @@
       </w:tcPr>
     </w:tblStylePr>
   </w:style>
-  <w:style w:type="table" w:styleId="1582">
+  <w:style w:type="table" w:styleId="1632">
     <w:name w:val="Bordered &amp; Lined - Accent 6"/>
-    <w:basedOn w:val="1463"/>
+    <w:basedOn w:val="1513"/>
     <w:uiPriority w:val="99"/>
     <w:pPr>
       <w:pBdr/>
@@ -62668,9 +64826,9 @@
       </w:tcPr>
     </w:tblStylePr>
   </w:style>
-  <w:style w:type="table" w:styleId="1583">
+  <w:style w:type="table" w:styleId="1633">
     <w:name w:val="Bordered"/>
-    <w:basedOn w:val="1463"/>
+    <w:basedOn w:val="1513"/>
     <w:uiPriority w:val="99"/>
     <w:pPr>
       <w:pBdr/>
@@ -62899,9 +65057,9 @@
       </w:tcPr>
     </w:tblStylePr>
   </w:style>
-  <w:style w:type="table" w:styleId="1584">
+  <w:style w:type="table" w:styleId="1634">
     <w:name w:val="Bordered - Accent 1"/>
-    <w:basedOn w:val="1463"/>
+    <w:basedOn w:val="1513"/>
     <w:uiPriority w:val="99"/>
     <w:pPr>
       <w:pBdr/>
@@ -63130,9 +65288,9 @@
       </w:tcPr>
     </w:tblStylePr>
   </w:style>
-  <w:style w:type="table" w:styleId="1585">
+  <w:style w:type="table" w:styleId="1635">
     <w:name w:val="Bordered - Accent 2"/>
-    <w:basedOn w:val="1463"/>
+    <w:basedOn w:val="1513"/>
     <w:uiPriority w:val="99"/>
     <w:pPr>
       <w:pBdr/>
@@ -63361,9 +65519,9 @@
       </w:tcPr>
     </w:tblStylePr>
   </w:style>
-  <w:style w:type="table" w:styleId="1586">
+  <w:style w:type="table" w:styleId="1636">
     <w:name w:val="Bordered - Accent 3"/>
-    <w:basedOn w:val="1463"/>
+    <w:basedOn w:val="1513"/>
     <w:uiPriority w:val="99"/>
     <w:pPr>
       <w:pBdr/>
@@ -63592,9 +65750,9 @@
       </w:tcPr>
     </w:tblStylePr>
   </w:style>
-  <w:style w:type="table" w:styleId="1587">
+  <w:style w:type="table" w:styleId="1637">
     <w:name w:val="Bordered - Accent 4"/>
-    <w:basedOn w:val="1463"/>
+    <w:basedOn w:val="1513"/>
     <w:uiPriority w:val="99"/>
     <w:pPr>
       <w:pBdr/>
@@ -63823,9 +65981,9 @@
       </w:tcPr>
     </w:tblStylePr>
   </w:style>
-  <w:style w:type="table" w:styleId="1588">
+  <w:style w:type="table" w:styleId="1638">
     <w:name w:val="Bordered - Accent 5"/>
-    <w:basedOn w:val="1463"/>
+    <w:basedOn w:val="1513"/>
     <w:uiPriority w:val="99"/>
     <w:pPr>
       <w:pBdr/>
@@ -64054,9 +66212,9 @@
       </w:tcPr>
     </w:tblStylePr>
   </w:style>
-  <w:style w:type="table" w:styleId="1589">
+  <w:style w:type="table" w:styleId="1639">
     <w:name w:val="Bordered - Accent 6"/>
-    <w:basedOn w:val="1463"/>
+    <w:basedOn w:val="1513"/>
     <w:uiPriority w:val="99"/>
     <w:pPr>
       <w:pBdr/>
@@ -64285,7 +66443,7 @@
       </w:tcPr>
     </w:tblStylePr>
   </w:style>
-  <w:style w:type="paragraph" w:styleId="1590" w:default="1">
+  <w:style w:type="paragraph" w:styleId="1640" w:default="1">
     <w:name w:val="Normal"/>
     <w:qFormat/>
     <w:pPr>
@@ -64294,11 +66452,11 @@
       <w:ind/>
     </w:pPr>
   </w:style>
-  <w:style w:type="paragraph" w:styleId="1591">
+  <w:style w:type="paragraph" w:styleId="1641">
     <w:name w:val="Heading 1"/>
-    <w:basedOn w:val="1590"/>
-    <w:next w:val="1590"/>
-    <w:link w:val="1602"/>
+    <w:basedOn w:val="1640"/>
+    <w:next w:val="1640"/>
+    <w:link w:val="1652"/>
     <w:uiPriority w:val="9"/>
     <w:qFormat/>
     <w:pPr>
@@ -64316,11 +66474,11 @@
       <w:szCs w:val="40"/>
     </w:rPr>
   </w:style>
-  <w:style w:type="paragraph" w:styleId="1592">
+  <w:style w:type="paragraph" w:styleId="1642">
     <w:name w:val="Heading 2"/>
-    <w:basedOn w:val="1590"/>
-    <w:next w:val="1590"/>
-    <w:link w:val="1603"/>
+    <w:basedOn w:val="1640"/>
+    <w:next w:val="1640"/>
+    <w:link w:val="1653"/>
     <w:uiPriority w:val="9"/>
     <w:unhideWhenUsed/>
     <w:qFormat/>
@@ -64339,11 +66497,11 @@
       <w:szCs w:val="32"/>
     </w:rPr>
   </w:style>
-  <w:style w:type="paragraph" w:styleId="1593">
+  <w:style w:type="paragraph" w:styleId="1643">
     <w:name w:val="Heading 3"/>
-    <w:basedOn w:val="1590"/>
-    <w:next w:val="1590"/>
-    <w:link w:val="1604"/>
+    <w:basedOn w:val="1640"/>
+    <w:next w:val="1640"/>
+    <w:link w:val="1654"/>
     <w:uiPriority w:val="9"/>
     <w:unhideWhenUsed/>
     <w:qFormat/>
@@ -64362,11 +66520,11 @@
       <w:szCs w:val="28"/>
     </w:rPr>
   </w:style>
-  <w:style w:type="paragraph" w:styleId="1594">
+  <w:style w:type="paragraph" w:styleId="1644">
     <w:name w:val="Heading 4"/>
-    <w:basedOn w:val="1590"/>
-    <w:next w:val="1590"/>
-    <w:link w:val="1605"/>
+    <w:basedOn w:val="1640"/>
+    <w:next w:val="1640"/>
+    <w:link w:val="1655"/>
     <w:uiPriority w:val="9"/>
     <w:unhideWhenUsed/>
     <w:qFormat/>
@@ -64385,11 +66543,11 @@
       <w:color w:val="0f4761" w:themeColor="accent1" w:themeShade="BF"/>
     </w:rPr>
   </w:style>
-  <w:style w:type="paragraph" w:styleId="1595">
+  <w:style w:type="paragraph" w:styleId="1645">
     <w:name w:val="Heading 5"/>
-    <w:basedOn w:val="1590"/>
-    <w:next w:val="1590"/>
-    <w:link w:val="1606"/>
+    <w:basedOn w:val="1640"/>
+    <w:next w:val="1640"/>
+    <w:link w:val="1656"/>
     <w:uiPriority w:val="9"/>
     <w:unhideWhenUsed/>
     <w:qFormat/>
@@ -64406,11 +66564,11 @@
       <w:color w:val="0f4761" w:themeColor="accent1" w:themeShade="BF"/>
     </w:rPr>
   </w:style>
-  <w:style w:type="paragraph" w:styleId="1596">
+  <w:style w:type="paragraph" w:styleId="1646">
     <w:name w:val="Heading 6"/>
-    <w:basedOn w:val="1590"/>
-    <w:next w:val="1590"/>
-    <w:link w:val="1607"/>
+    <w:basedOn w:val="1640"/>
+    <w:next w:val="1640"/>
+    <w:link w:val="1657"/>
     <w:uiPriority w:val="9"/>
     <w:unhideWhenUsed/>
     <w:qFormat/>
@@ -64429,11 +66587,11 @@
       <w:color w:val="595959" w:themeColor="text1" w:themeTint="A6"/>
     </w:rPr>
   </w:style>
-  <w:style w:type="paragraph" w:styleId="1597">
+  <w:style w:type="paragraph" w:styleId="1647">
     <w:name w:val="Heading 7"/>
-    <w:basedOn w:val="1590"/>
-    <w:next w:val="1590"/>
-    <w:link w:val="1608"/>
+    <w:basedOn w:val="1640"/>
+    <w:next w:val="1640"/>
+    <w:link w:val="1658"/>
     <w:uiPriority w:val="9"/>
     <w:unhideWhenUsed/>
     <w:qFormat/>
@@ -64450,11 +66608,11 @@
       <w:color w:val="595959" w:themeColor="text1" w:themeTint="A6"/>
     </w:rPr>
   </w:style>
-  <w:style w:type="paragraph" w:styleId="1598">
+  <w:style w:type="paragraph" w:styleId="1648">
     <w:name w:val="Heading 8"/>
-    <w:basedOn w:val="1590"/>
-    <w:next w:val="1590"/>
-    <w:link w:val="1609"/>
+    <w:basedOn w:val="1640"/>
+    <w:next w:val="1640"/>
+    <w:link w:val="1659"/>
     <w:uiPriority w:val="9"/>
     <w:unhideWhenUsed/>
     <w:qFormat/>
@@ -64473,11 +66631,11 @@
       <w:color w:val="272727" w:themeColor="text1" w:themeTint="D8"/>
     </w:rPr>
   </w:style>
-  <w:style w:type="paragraph" w:styleId="1599">
+  <w:style w:type="paragraph" w:styleId="1649">
     <w:name w:val="Heading 9"/>
-    <w:basedOn w:val="1590"/>
-    <w:next w:val="1590"/>
-    <w:link w:val="1610"/>
+    <w:basedOn w:val="1640"/>
+    <w:next w:val="1640"/>
+    <w:link w:val="1660"/>
     <w:uiPriority w:val="9"/>
     <w:unhideWhenUsed/>
     <w:qFormat/>
@@ -64496,7 +66654,7 @@
       <w:color w:val="272727" w:themeColor="text1" w:themeTint="D8"/>
     </w:rPr>
   </w:style>
-  <w:style w:type="character" w:styleId="1600" w:default="1">
+  <w:style w:type="character" w:styleId="1650" w:default="1">
     <w:name w:val="Default Paragraph Font"/>
     <w:uiPriority w:val="1"/>
     <w:semiHidden/>
@@ -64507,7 +66665,7 @@
       <w:ind/>
     </w:pPr>
   </w:style>
-  <w:style w:type="numbering" w:styleId="1601" w:default="1">
+  <w:style w:type="numbering" w:styleId="1651" w:default="1">
     <w:name w:val="No List"/>
     <w:uiPriority w:val="99"/>
     <w:semiHidden/>
@@ -64518,10 +66676,10 @@
       <w:ind/>
     </w:pPr>
   </w:style>
-  <w:style w:type="character" w:styleId="1602">
+  <w:style w:type="character" w:styleId="1652">
     <w:name w:val="Heading 1 Char"/>
-    <w:basedOn w:val="1600"/>
-    <w:link w:val="1591"/>
+    <w:basedOn w:val="1650"/>
+    <w:link w:val="1641"/>
     <w:uiPriority w:val="9"/>
     <w:pPr>
       <w:pBdr/>
@@ -64535,10 +66693,10 @@
       <w:szCs w:val="40"/>
     </w:rPr>
   </w:style>
-  <w:style w:type="character" w:styleId="1603">
+  <w:style w:type="character" w:styleId="1653">
     <w:name w:val="Heading 2 Char"/>
-    <w:basedOn w:val="1600"/>
-    <w:link w:val="1592"/>
+    <w:basedOn w:val="1650"/>
+    <w:link w:val="1642"/>
     <w:uiPriority w:val="9"/>
     <w:pPr>
       <w:pBdr/>
@@ -64552,10 +66710,10 @@
       <w:szCs w:val="32"/>
     </w:rPr>
   </w:style>
-  <w:style w:type="character" w:styleId="1604">
+  <w:style w:type="character" w:styleId="1654">
     <w:name w:val="Heading 3 Char"/>
-    <w:basedOn w:val="1600"/>
-    <w:link w:val="1593"/>
+    <w:basedOn w:val="1650"/>
+    <w:link w:val="1643"/>
     <w:uiPriority w:val="9"/>
     <w:pPr>
       <w:pBdr/>
@@ -64569,10 +66727,10 @@
       <w:szCs w:val="28"/>
     </w:rPr>
   </w:style>
-  <w:style w:type="character" w:styleId="1605">
+  <w:style w:type="character" w:styleId="1655">
     <w:name w:val="Heading 4 Char"/>
-    <w:basedOn w:val="1600"/>
-    <w:link w:val="1594"/>
+    <w:basedOn w:val="1650"/>
+    <w:link w:val="1644"/>
     <w:uiPriority w:val="9"/>
     <w:pPr>
       <w:pBdr/>
@@ -64586,10 +66744,10 @@
       <w:color w:val="0f4761" w:themeColor="accent1" w:themeShade="BF"/>
     </w:rPr>
   </w:style>
-  <w:style w:type="character" w:styleId="1606">
+  <w:style w:type="character" w:styleId="1656">
     <w:name w:val="Heading 5 Char"/>
-    <w:basedOn w:val="1600"/>
-    <w:link w:val="1595"/>
+    <w:basedOn w:val="1650"/>
+    <w:link w:val="1645"/>
     <w:uiPriority w:val="9"/>
     <w:pPr>
       <w:pBdr/>
@@ -64601,10 +66759,10 @@
       <w:color w:val="0f4761" w:themeColor="accent1" w:themeShade="BF"/>
     </w:rPr>
   </w:style>
-  <w:style w:type="character" w:styleId="1607">
+  <w:style w:type="character" w:styleId="1657">
     <w:name w:val="Heading 6 Char"/>
-    <w:basedOn w:val="1600"/>
-    <w:link w:val="1596"/>
+    <w:basedOn w:val="1650"/>
+    <w:link w:val="1646"/>
     <w:uiPriority w:val="9"/>
     <w:pPr>
       <w:pBdr/>
@@ -64618,10 +66776,10 @@
       <w:color w:val="595959" w:themeColor="text1" w:themeTint="A6"/>
     </w:rPr>
   </w:style>
-  <w:style w:type="character" w:styleId="1608">
+  <w:style w:type="character" w:styleId="1658">
     <w:name w:val="Heading 7 Char"/>
-    <w:basedOn w:val="1600"/>
-    <w:link w:val="1597"/>
+    <w:basedOn w:val="1650"/>
+    <w:link w:val="1647"/>
     <w:uiPriority w:val="9"/>
     <w:pPr>
       <w:pBdr/>
@@ -64633,10 +66791,10 @@
       <w:color w:val="595959" w:themeColor="text1" w:themeTint="A6"/>
     </w:rPr>
   </w:style>
-  <w:style w:type="character" w:styleId="1609">
+  <w:style w:type="character" w:styleId="1659">
     <w:name w:val="Heading 8 Char"/>
-    <w:basedOn w:val="1600"/>
-    <w:link w:val="1598"/>
+    <w:basedOn w:val="1650"/>
+    <w:link w:val="1648"/>
     <w:uiPriority w:val="9"/>
     <w:pPr>
       <w:pBdr/>
@@ -64650,10 +66808,10 @@
       <w:color w:val="272727" w:themeColor="text1" w:themeTint="D8"/>
     </w:rPr>
   </w:style>
-  <w:style w:type="character" w:styleId="1610">
+  <w:style w:type="character" w:styleId="1660">
     <w:name w:val="Heading 9 Char"/>
-    <w:basedOn w:val="1600"/>
-    <w:link w:val="1599"/>
+    <w:basedOn w:val="1650"/>
+    <w:link w:val="1649"/>
     <w:uiPriority w:val="9"/>
     <w:pPr>
       <w:pBdr/>
@@ -64667,11 +66825,11 @@
       <w:color w:val="272727" w:themeColor="text1" w:themeTint="D8"/>
     </w:rPr>
   </w:style>
-  <w:style w:type="paragraph" w:styleId="1611">
+  <w:style w:type="paragraph" w:styleId="1661">
     <w:name w:val="Title"/>
-    <w:basedOn w:val="1590"/>
-    <w:next w:val="1590"/>
-    <w:link w:val="1612"/>
+    <w:basedOn w:val="1640"/>
+    <w:next w:val="1640"/>
+    <w:link w:val="1662"/>
     <w:uiPriority w:val="10"/>
     <w:qFormat/>
     <w:pPr>
@@ -64687,10 +66845,10 @@
       <w:szCs w:val="56"/>
     </w:rPr>
   </w:style>
-  <w:style w:type="character" w:styleId="1612">
+  <w:style w:type="character" w:styleId="1662">
     <w:name w:val="Title Char"/>
-    <w:basedOn w:val="1600"/>
-    <w:link w:val="1611"/>
+    <w:basedOn w:val="1650"/>
+    <w:link w:val="1661"/>
     <w:uiPriority w:val="10"/>
     <w:pPr>
       <w:pBdr/>
@@ -64704,11 +66862,11 @@
       <w:szCs w:val="56"/>
     </w:rPr>
   </w:style>
-  <w:style w:type="paragraph" w:styleId="1613">
+  <w:style w:type="paragraph" w:styleId="1663">
     <w:name w:val="Subtitle"/>
-    <w:basedOn w:val="1590"/>
-    <w:next w:val="1590"/>
-    <w:link w:val="1614"/>
+    <w:basedOn w:val="1640"/>
+    <w:next w:val="1640"/>
+    <w:link w:val="1664"/>
     <w:uiPriority w:val="11"/>
     <w:qFormat/>
     <w:pPr>
@@ -64726,10 +66884,10 @@
       <w:szCs w:val="28"/>
     </w:rPr>
   </w:style>
-  <w:style w:type="character" w:styleId="1614">
+  <w:style w:type="character" w:styleId="1664">
     <w:name w:val="Subtitle Char"/>
-    <w:basedOn w:val="1600"/>
-    <w:link w:val="1613"/>
+    <w:basedOn w:val="1650"/>
+    <w:link w:val="1663"/>
     <w:uiPriority w:val="11"/>
     <w:pPr>
       <w:pBdr/>
@@ -64743,11 +66901,11 @@
       <w:szCs w:val="28"/>
     </w:rPr>
   </w:style>
-  <w:style w:type="paragraph" w:styleId="1615">
+  <w:style w:type="paragraph" w:styleId="1665">
     <w:name w:val="Quote"/>
-    <w:basedOn w:val="1590"/>
-    <w:next w:val="1590"/>
-    <w:link w:val="1616"/>
+    <w:basedOn w:val="1640"/>
+    <w:next w:val="1640"/>
+    <w:link w:val="1666"/>
     <w:uiPriority w:val="29"/>
     <w:qFormat/>
     <w:pPr>
@@ -64762,10 +66920,10 @@
       <w:color w:val="404040" w:themeColor="text1" w:themeTint="BF"/>
     </w:rPr>
   </w:style>
-  <w:style w:type="character" w:styleId="1616">
+  <w:style w:type="character" w:styleId="1666">
     <w:name w:val="Quote Char"/>
-    <w:basedOn w:val="1600"/>
-    <w:link w:val="1615"/>
+    <w:basedOn w:val="1650"/>
+    <w:link w:val="1665"/>
     <w:uiPriority w:val="29"/>
     <w:pPr>
       <w:pBdr/>
@@ -64778,9 +66936,9 @@
       <w:color w:val="404040" w:themeColor="text1" w:themeTint="BF"/>
     </w:rPr>
   </w:style>
-  <w:style w:type="paragraph" w:styleId="1617">
+  <w:style w:type="paragraph" w:styleId="1667">
     <w:name w:val="List Paragraph"/>
-    <w:basedOn w:val="1590"/>
+    <w:basedOn w:val="1640"/>
     <w:uiPriority w:val="34"/>
     <w:qFormat/>
     <w:pPr>
@@ -64790,9 +66948,9 @@
       <w:contextualSpacing w:val="true"/>
     </w:pPr>
   </w:style>
-  <w:style w:type="character" w:styleId="1618">
+  <w:style w:type="character" w:styleId="1668">
     <w:name w:val="Intense Emphasis"/>
-    <w:basedOn w:val="1600"/>
+    <w:basedOn w:val="1650"/>
     <w:uiPriority w:val="21"/>
     <w:qFormat/>
     <w:pPr>
@@ -64806,11 +66964,11 @@
       <w:color w:val="0f4761" w:themeColor="accent1" w:themeShade="BF"/>
     </w:rPr>
   </w:style>
-  <w:style w:type="paragraph" w:styleId="1619">
+  <w:style w:type="paragraph" w:styleId="1669">
     <w:name w:val="Intense Quote"/>
-    <w:basedOn w:val="1590"/>
-    <w:next w:val="1590"/>
-    <w:link w:val="1620"/>
+    <w:basedOn w:val="1640"/>
+    <w:next w:val="1640"/>
+    <w:link w:val="1670"/>
     <w:uiPriority w:val="30"/>
     <w:qFormat/>
     <w:pPr>
@@ -64828,10 +66986,10 @@
       <w:color w:val="0f4761" w:themeColor="accent1" w:themeShade="BF"/>
     </w:rPr>
   </w:style>
-  <w:style w:type="character" w:styleId="1620">
+  <w:style w:type="character" w:styleId="1670">
     <w:name w:val="Intense Quote Char"/>
-    <w:basedOn w:val="1600"/>
-    <w:link w:val="1619"/>
+    <w:basedOn w:val="1650"/>
+    <w:link w:val="1669"/>
     <w:uiPriority w:val="30"/>
     <w:pPr>
       <w:pBdr/>
@@ -64844,9 +67002,9 @@
       <w:color w:val="0f4761" w:themeColor="accent1" w:themeShade="BF"/>
     </w:rPr>
   </w:style>
-  <w:style w:type="character" w:styleId="1621">
+  <w:style w:type="character" w:styleId="1671">
     <w:name w:val="Intense Reference"/>
-    <w:basedOn w:val="1600"/>
+    <w:basedOn w:val="1650"/>
     <w:uiPriority w:val="32"/>
     <w:qFormat/>
     <w:pPr>
@@ -64862,9 +67020,9 @@
       <w:spacing w:val="5"/>
     </w:rPr>
   </w:style>
-  <w:style w:type="paragraph" w:styleId="1622">
+  <w:style w:type="paragraph" w:styleId="1672">
     <w:name w:val="No Spacing"/>
-    <w:basedOn w:val="1590"/>
+    <w:basedOn w:val="1640"/>
     <w:uiPriority w:val="1"/>
     <w:qFormat/>
     <w:pPr>
@@ -64873,9 +67031,9 @@
       <w:ind/>
     </w:pPr>
   </w:style>
-  <w:style w:type="character" w:styleId="1623">
+  <w:style w:type="character" w:styleId="1673">
     <w:name w:val="Subtle Emphasis"/>
-    <w:basedOn w:val="1600"/>
+    <w:basedOn w:val="1650"/>
     <w:uiPriority w:val="19"/>
     <w:qFormat/>
     <w:pPr>
@@ -64889,9 +67047,9 @@
       <w:color w:val="404040" w:themeColor="text1" w:themeTint="BF"/>
     </w:rPr>
   </w:style>
-  <w:style w:type="character" w:styleId="1624">
+  <w:style w:type="character" w:styleId="1674">
     <w:name w:val="Emphasis"/>
-    <w:basedOn w:val="1600"/>
+    <w:basedOn w:val="1650"/>
     <w:uiPriority w:val="20"/>
     <w:qFormat/>
     <w:pPr>
@@ -64904,9 +67062,9 @@
       <w:iCs/>
     </w:rPr>
   </w:style>
-  <w:style w:type="character" w:styleId="1625">
+  <w:style w:type="character" w:styleId="1675">
     <w:name w:val="Strong"/>
-    <w:basedOn w:val="1600"/>
+    <w:basedOn w:val="1650"/>
     <w:uiPriority w:val="22"/>
     <w:qFormat/>
     <w:pPr>
@@ -64919,9 +67077,9 @@
       <w:bCs/>
     </w:rPr>
   </w:style>
-  <w:style w:type="character" w:styleId="1626">
+  <w:style w:type="character" w:styleId="1676">
     <w:name w:val="Subtle Reference"/>
-    <w:basedOn w:val="1600"/>
+    <w:basedOn w:val="1650"/>
     <w:uiPriority w:val="31"/>
     <w:qFormat/>
     <w:pPr>
@@ -64934,9 +67092,9 @@
       <w:color w:val="5a5a5a" w:themeColor="text1" w:themeTint="A5"/>
     </w:rPr>
   </w:style>
-  <w:style w:type="character" w:styleId="1627">
+  <w:style w:type="character" w:styleId="1677">
     <w:name w:val="Book Title"/>
-    <w:basedOn w:val="1600"/>
+    <w:basedOn w:val="1650"/>
     <w:uiPriority w:val="33"/>
     <w:qFormat/>
     <w:pPr>
@@ -64952,10 +67110,10 @@
       <w:spacing w:val="5"/>
     </w:rPr>
   </w:style>
-  <w:style w:type="paragraph" w:styleId="1628">
+  <w:style w:type="paragraph" w:styleId="1678">
     <w:name w:val="Header"/>
-    <w:basedOn w:val="1590"/>
-    <w:link w:val="1629"/>
+    <w:basedOn w:val="1640"/>
+    <w:link w:val="1679"/>
     <w:uiPriority w:val="99"/>
     <w:unhideWhenUsed/>
     <w:pPr>
@@ -64968,10 +67126,10 @@
       <w:ind/>
     </w:pPr>
   </w:style>
-  <w:style w:type="character" w:styleId="1629">
+  <w:style w:type="character" w:styleId="1679">
     <w:name w:val="Header Char"/>
-    <w:basedOn w:val="1600"/>
-    <w:link w:val="1628"/>
+    <w:basedOn w:val="1650"/>
+    <w:link w:val="1678"/>
     <w:uiPriority w:val="99"/>
     <w:pPr>
       <w:pBdr/>
@@ -64979,10 +67137,10 @@
       <w:ind/>
     </w:pPr>
   </w:style>
-  <w:style w:type="paragraph" w:styleId="1630">
+  <w:style w:type="paragraph" w:styleId="1680">
     <w:name w:val="Footer"/>
-    <w:basedOn w:val="1590"/>
-    <w:link w:val="1631"/>
+    <w:basedOn w:val="1640"/>
+    <w:link w:val="1681"/>
     <w:uiPriority w:val="99"/>
     <w:unhideWhenUsed/>
     <w:pPr>
@@ -64995,10 +67153,10 @@
       <w:ind/>
     </w:pPr>
   </w:style>
-  <w:style w:type="character" w:styleId="1631">
+  <w:style w:type="character" w:styleId="1681">
     <w:name w:val="Footer Char"/>
-    <w:basedOn w:val="1600"/>
-    <w:link w:val="1630"/>
+    <w:basedOn w:val="1650"/>
+    <w:link w:val="1680"/>
     <w:uiPriority w:val="99"/>
     <w:pPr>
       <w:pBdr/>
@@ -65006,10 +67164,10 @@
       <w:ind/>
     </w:pPr>
   </w:style>
-  <w:style w:type="paragraph" w:styleId="1632">
+  <w:style w:type="paragraph" w:styleId="1682">
     <w:name w:val="Caption"/>
-    <w:basedOn w:val="1590"/>
-    <w:next w:val="1590"/>
+    <w:basedOn w:val="1640"/>
+    <w:next w:val="1640"/>
     <w:uiPriority w:val="35"/>
     <w:unhideWhenUsed/>
     <w:qFormat/>
@@ -65026,10 +67184,10 @@
       <w:szCs w:val="18"/>
     </w:rPr>
   </w:style>
-  <w:style w:type="paragraph" w:styleId="1633">
+  <w:style w:type="paragraph" w:styleId="1683">
     <w:name w:val="footnote text"/>
-    <w:basedOn w:val="1590"/>
-    <w:link w:val="1634"/>
+    <w:basedOn w:val="1640"/>
+    <w:link w:val="1684"/>
     <w:uiPriority w:val="99"/>
     <w:semiHidden/>
     <w:unhideWhenUsed/>
@@ -65043,10 +67201,10 @@
       <w:szCs w:val="20"/>
     </w:rPr>
   </w:style>
-  <w:style w:type="character" w:styleId="1634">
+  <w:style w:type="character" w:styleId="1684">
     <w:name w:val="Footnote Text Char"/>
-    <w:basedOn w:val="1600"/>
-    <w:link w:val="1633"/>
+    <w:basedOn w:val="1650"/>
+    <w:link w:val="1683"/>
     <w:uiPriority w:val="99"/>
     <w:semiHidden/>
     <w:pPr>
@@ -65059,9 +67217,9 @@
       <w:szCs w:val="20"/>
     </w:rPr>
   </w:style>
-  <w:style w:type="character" w:styleId="1635">
+  <w:style w:type="character" w:styleId="1685">
     <w:name w:val="footnote reference"/>
-    <w:basedOn w:val="1600"/>
+    <w:basedOn w:val="1650"/>
     <w:uiPriority w:val="99"/>
     <w:semiHidden/>
     <w:unhideWhenUsed/>
@@ -65074,10 +67232,10 @@
       <w:vertAlign w:val="superscript"/>
     </w:rPr>
   </w:style>
-  <w:style w:type="paragraph" w:styleId="1636">
+  <w:style w:type="paragraph" w:styleId="1686">
     <w:name w:val="endnote text"/>
-    <w:basedOn w:val="1590"/>
-    <w:link w:val="1637"/>
+    <w:basedOn w:val="1640"/>
+    <w:link w:val="1687"/>
     <w:uiPriority w:val="99"/>
     <w:semiHidden/>
     <w:unhideWhenUsed/>
@@ -65091,10 +67249,10 @@
       <w:szCs w:val="20"/>
     </w:rPr>
   </w:style>
-  <w:style w:type="character" w:styleId="1637">
+  <w:style w:type="character" w:styleId="1687">
     <w:name w:val="Endnote Text Char"/>
-    <w:basedOn w:val="1600"/>
-    <w:link w:val="1636"/>
+    <w:basedOn w:val="1650"/>
+    <w:link w:val="1686"/>
     <w:uiPriority w:val="99"/>
     <w:semiHidden/>
     <w:pPr>
@@ -65107,9 +67265,9 @@
       <w:szCs w:val="20"/>
     </w:rPr>
   </w:style>
-  <w:style w:type="character" w:styleId="1638">
+  <w:style w:type="character" w:styleId="1688">
     <w:name w:val="endnote reference"/>
-    <w:basedOn w:val="1600"/>
+    <w:basedOn w:val="1650"/>
     <w:uiPriority w:val="99"/>
     <w:semiHidden/>
     <w:unhideWhenUsed/>
@@ -65122,9 +67280,9 @@
       <w:vertAlign w:val="superscript"/>
     </w:rPr>
   </w:style>
-  <w:style w:type="character" w:styleId="1639">
+  <w:style w:type="character" w:styleId="1689">
     <w:name w:val="Hyperlink"/>
-    <w:basedOn w:val="1600"/>
+    <w:basedOn w:val="1650"/>
     <w:uiPriority w:val="99"/>
     <w:unhideWhenUsed/>
     <w:pPr>
@@ -65137,9 +67295,9 @@
       <w:u w:val="single"/>
     </w:rPr>
   </w:style>
-  <w:style w:type="character" w:styleId="1640">
+  <w:style w:type="character" w:styleId="1690">
     <w:name w:val="FollowedHyperlink"/>
-    <w:basedOn w:val="1600"/>
+    <w:basedOn w:val="1650"/>
     <w:uiPriority w:val="99"/>
     <w:semiHidden/>
     <w:unhideWhenUsed/>
@@ -65153,10 +67311,10 @@
       <w:u w:val="single"/>
     </w:rPr>
   </w:style>
-  <w:style w:type="paragraph" w:styleId="1641">
+  <w:style w:type="paragraph" w:styleId="1691">
     <w:name w:val="toc 1"/>
-    <w:basedOn w:val="1590"/>
-    <w:next w:val="1590"/>
+    <w:basedOn w:val="1640"/>
+    <w:next w:val="1640"/>
     <w:uiPriority w:val="39"/>
     <w:unhideWhenUsed/>
     <w:pPr>
@@ -65165,10 +67323,10 @@
       <w:ind/>
     </w:pPr>
   </w:style>
-  <w:style w:type="paragraph" w:styleId="1642">
+  <w:style w:type="paragraph" w:styleId="1692">
     <w:name w:val="toc 2"/>
-    <w:basedOn w:val="1590"/>
-    <w:next w:val="1590"/>
+    <w:basedOn w:val="1640"/>
+    <w:next w:val="1640"/>
     <w:uiPriority w:val="39"/>
     <w:unhideWhenUsed/>
     <w:pPr>
@@ -65177,10 +67335,10 @@
       <w:ind w:left="220"/>
     </w:pPr>
   </w:style>
-  <w:style w:type="paragraph" w:styleId="1643">
+  <w:style w:type="paragraph" w:styleId="1693">
     <w:name w:val="toc 3"/>
-    <w:basedOn w:val="1590"/>
-    <w:next w:val="1590"/>
+    <w:basedOn w:val="1640"/>
+    <w:next w:val="1640"/>
     <w:uiPriority w:val="39"/>
     <w:unhideWhenUsed/>
     <w:pPr>
@@ -65189,10 +67347,10 @@
       <w:ind w:left="440"/>
     </w:pPr>
   </w:style>
-  <w:style w:type="paragraph" w:styleId="1644">
+  <w:style w:type="paragraph" w:styleId="1694">
     <w:name w:val="toc 4"/>
-    <w:basedOn w:val="1590"/>
-    <w:next w:val="1590"/>
+    <w:basedOn w:val="1640"/>
+    <w:next w:val="1640"/>
     <w:uiPriority w:val="39"/>
     <w:unhideWhenUsed/>
     <w:pPr>
@@ -65201,10 +67359,10 @@
       <w:ind w:left="660"/>
     </w:pPr>
   </w:style>
-  <w:style w:type="paragraph" w:styleId="1645">
+  <w:style w:type="paragraph" w:styleId="1695">
     <w:name w:val="toc 5"/>
-    <w:basedOn w:val="1590"/>
-    <w:next w:val="1590"/>
+    <w:basedOn w:val="1640"/>
+    <w:next w:val="1640"/>
     <w:uiPriority w:val="39"/>
     <w:unhideWhenUsed/>
     <w:pPr>
@@ -65213,10 +67371,10 @@
       <w:ind w:left="880"/>
     </w:pPr>
   </w:style>
-  <w:style w:type="paragraph" w:styleId="1646">
+  <w:style w:type="paragraph" w:styleId="1696">
     <w:name w:val="toc 6"/>
-    <w:basedOn w:val="1590"/>
-    <w:next w:val="1590"/>
+    <w:basedOn w:val="1640"/>
+    <w:next w:val="1640"/>
     <w:uiPriority w:val="39"/>
     <w:unhideWhenUsed/>
     <w:pPr>
@@ -65225,10 +67383,10 @@
       <w:ind w:left="1100"/>
     </w:pPr>
   </w:style>
-  <w:style w:type="paragraph" w:styleId="1647">
+  <w:style w:type="paragraph" w:styleId="1697">
     <w:name w:val="toc 7"/>
-    <w:basedOn w:val="1590"/>
-    <w:next w:val="1590"/>
+    <w:basedOn w:val="1640"/>
+    <w:next w:val="1640"/>
     <w:uiPriority w:val="39"/>
     <w:unhideWhenUsed/>
     <w:pPr>
@@ -65237,10 +67395,10 @@
       <w:ind w:left="1320"/>
     </w:pPr>
   </w:style>
-  <w:style w:type="paragraph" w:styleId="1648">
+  <w:style w:type="paragraph" w:styleId="1698">
     <w:name w:val="toc 8"/>
-    <w:basedOn w:val="1590"/>
-    <w:next w:val="1590"/>
+    <w:basedOn w:val="1640"/>
+    <w:next w:val="1640"/>
     <w:uiPriority w:val="39"/>
     <w:unhideWhenUsed/>
     <w:pPr>
@@ -65249,10 +67407,10 @@
       <w:ind w:left="1540"/>
     </w:pPr>
   </w:style>
-  <w:style w:type="paragraph" w:styleId="1649">
+  <w:style w:type="paragraph" w:styleId="1699">
     <w:name w:val="toc 9"/>
-    <w:basedOn w:val="1590"/>
-    <w:next w:val="1590"/>
+    <w:basedOn w:val="1640"/>
+    <w:next w:val="1640"/>
     <w:uiPriority w:val="39"/>
     <w:unhideWhenUsed/>
     <w:pPr>
@@ -65261,9 +67419,9 @@
       <w:ind w:left="1760"/>
     </w:pPr>
   </w:style>
-  <w:style w:type="character" w:styleId="1650">
+  <w:style w:type="character" w:styleId="1700">
     <w:name w:val="Placeholder Text"/>
-    <w:basedOn w:val="1600"/>
+    <w:basedOn w:val="1650"/>
     <w:uiPriority w:val="99"/>
     <w:semiHidden/>
     <w:pPr>
@@ -65275,7 +67433,7 @@
       <w:color w:val="666666"/>
     </w:rPr>
   </w:style>
-  <w:style w:type="paragraph" w:styleId="1651">
+  <w:style w:type="paragraph" w:styleId="1701">
     <w:name w:val="TOC Heading"/>
     <w:uiPriority w:val="39"/>
     <w:unhideWhenUsed/>
@@ -65285,10 +67443,10 @@
       <w:ind/>
     </w:pPr>
   </w:style>
-  <w:style w:type="paragraph" w:styleId="1652">
+  <w:style w:type="paragraph" w:styleId="1702">
     <w:name w:val="table of figures"/>
-    <w:basedOn w:val="1590"/>
-    <w:next w:val="1590"/>
+    <w:basedOn w:val="1640"/>
+    <w:next w:val="1640"/>
     <w:uiPriority w:val="99"/>
     <w:unhideWhenUsed/>
     <w:pPr>

--- a/Makalah_Watson.docx
+++ b/Makalah_Watson.docx
@@ -4,7 +4,7 @@
   <w:body>
     <w:p>
       <w:pPr>
-        <w:pStyle w:val="1009"/>
+        <w:pStyle w:val="1011"/>
         <w:pBdr/>
         <w:spacing w:line="360" w:lineRule="auto"/>
         <w:ind/>
@@ -36,7 +36,7 @@
     </w:p>
     <w:p>
       <w:pPr>
-        <w:pStyle w:val="1009"/>
+        <w:pStyle w:val="1011"/>
         <w:pBdr/>
         <w:spacing w:line="360" w:lineRule="auto"/>
         <w:ind/>
@@ -91,7 +91,7 @@
     </w:p>
     <w:p>
       <w:pPr>
-        <w:pStyle w:val="1009"/>
+        <w:pStyle w:val="1011"/>
         <w:pBdr/>
         <w:spacing w:line="360" w:lineRule="auto"/>
         <w:ind/>
@@ -187,7 +187,7 @@
     </w:p>
     <w:p>
       <w:pPr>
-        <w:pStyle w:val="1009"/>
+        <w:pStyle w:val="1011"/>
         <w:pBdr/>
         <w:spacing w:line="360" w:lineRule="auto"/>
         <w:ind/>
@@ -221,7 +221,7 @@
     </w:p>
     <w:p>
       <w:pPr>
-        <w:pStyle w:val="1009"/>
+        <w:pStyle w:val="1011"/>
         <w:pBdr/>
         <w:spacing w:after="0" w:afterAutospacing="0" w:line="360" w:lineRule="auto"/>
         <w:ind/>
@@ -307,7 +307,7 @@
     </w:p>
     <w:p>
       <w:pPr>
-        <w:pStyle w:val="1009"/>
+        <w:pStyle w:val="1011"/>
         <w:pBdr/>
         <w:spacing w:after="0" w:afterAutospacing="0" w:line="360" w:lineRule="auto"/>
         <w:ind w:right="0" w:firstLine="0" w:left="0"/>
@@ -351,7 +351,7 @@
     </w:p>
     <w:p>
       <w:pPr>
-        <w:pStyle w:val="1009"/>
+        <w:pStyle w:val="1011"/>
         <w:pBdr/>
         <w:spacing w:after="0" w:afterAutospacing="0" w:line="360" w:lineRule="auto"/>
         <w:ind w:right="0" w:firstLine="0" w:left="0"/>
@@ -406,7 +406,7 @@
     </w:p>
     <w:p>
       <w:pPr>
-        <w:pStyle w:val="1009"/>
+        <w:pStyle w:val="1011"/>
         <w:pBdr/>
         <w:spacing w:after="0" w:afterAutospacing="0" w:line="360" w:lineRule="auto"/>
         <w:ind w:right="0" w:firstLine="0" w:left="0"/>
@@ -451,7 +451,7 @@
     </w:p>
     <w:p>
       <w:pPr>
-        <w:pStyle w:val="1009"/>
+        <w:pStyle w:val="1011"/>
         <w:pBdr/>
         <w:spacing w:after="0" w:afterAutospacing="0" w:line="360" w:lineRule="auto"/>
         <w:ind w:right="0" w:firstLine="0" w:left="0"/>
@@ -499,7 +499,7 @@
     </w:p>
     <w:p>
       <w:pPr>
-        <w:pStyle w:val="1009"/>
+        <w:pStyle w:val="1011"/>
         <w:pBdr/>
         <w:spacing w:after="0" w:afterAutospacing="0" w:line="360" w:lineRule="auto"/>
         <w:ind w:right="0" w:firstLine="0" w:left="0"/>
@@ -540,7 +540,7 @@
     </w:p>
     <w:p>
       <w:pPr>
-        <w:pStyle w:val="1009"/>
+        <w:pStyle w:val="1011"/>
         <w:pBdr/>
         <w:spacing w:line="360" w:lineRule="auto"/>
         <w:ind/>
@@ -571,7 +571,7 @@
     </w:p>
     <w:p>
       <w:pPr>
-        <w:pStyle w:val="1009"/>
+        <w:pStyle w:val="1011"/>
         <w:pBdr/>
         <w:spacing w:line="360" w:lineRule="auto"/>
         <w:ind/>
@@ -623,7 +623,7 @@
     </w:p>
     <w:p>
       <w:pPr>
-        <w:pStyle w:val="945"/>
+        <w:pStyle w:val="947"/>
         <w:numPr>
           <w:ilvl w:val="0"/>
           <w:numId w:val="0"/>
@@ -641,12 +641,13 @@
       <w:r>
         <w:t xml:space="preserve">KATA PENGANTAR</w:t>
       </w:r>
-      <w:bookmarkEnd w:id="1"/>
       <w:r>
         <w:rPr>
           <w14:ligatures w14:val="none"/>
         </w:rPr>
       </w:r>
+      <w:bookmarkEnd w:id="1"/>
+      <w:r/>
       <w:r>
         <w:rPr>
           <w14:ligatures w14:val="none"/>
@@ -946,7 +947,7 @@
     </w:p>
     <w:p>
       <w:pPr>
-        <w:pStyle w:val="1010"/>
+        <w:pStyle w:val="1012"/>
         <w:pBdr/>
         <w:spacing/>
         <w:ind w:firstLine="0"/>
@@ -978,7 +979,7 @@
     </w:p>
     <w:p>
       <w:pPr>
-        <w:pStyle w:val="1010"/>
+        <w:pStyle w:val="1012"/>
         <w:pBdr/>
         <w:spacing/>
         <w:ind w:firstLine="0" w:left="270"/>
@@ -1016,7 +1017,7 @@
     </w:p>
     <w:p>
       <w:pPr>
-        <w:pStyle w:val="1010"/>
+        <w:pStyle w:val="1012"/>
         <w:pBdr/>
         <w:spacing/>
         <w:ind w:firstLine="0"/>
@@ -1027,7 +1028,7 @@
     </w:p>
     <w:p>
       <w:pPr>
-        <w:pStyle w:val="1010"/>
+        <w:pStyle w:val="1012"/>
         <w:pBdr/>
         <w:spacing/>
         <w:ind w:firstLine="0"/>
@@ -1038,7 +1039,7 @@
     </w:p>
     <w:p>
       <w:pPr>
-        <w:pStyle w:val="1010"/>
+        <w:pStyle w:val="1012"/>
         <w:pBdr/>
         <w:spacing/>
         <w:ind w:firstLine="0"/>
@@ -1085,7 +1086,7 @@
     </w:p>
     <w:p>
       <w:pPr>
-        <w:pStyle w:val="1010"/>
+        <w:pStyle w:val="1012"/>
         <w:pBdr/>
         <w:spacing/>
         <w:ind w:firstLine="0"/>
@@ -1135,7 +1136,7 @@
     </w:p>
     <w:p>
       <w:pPr>
-        <w:pStyle w:val="1010"/>
+        <w:pStyle w:val="1012"/>
         <w:pBdr/>
         <w:spacing/>
         <w:ind w:firstLine="0"/>
@@ -1146,7 +1147,7 @@
     </w:p>
     <w:p>
       <w:pPr>
-        <w:pStyle w:val="1010"/>
+        <w:pStyle w:val="1012"/>
         <w:pBdr/>
         <w:spacing/>
         <w:ind w:firstLine="0"/>
@@ -1174,7 +1175,8 @@
         <w:t xml:space="preserve">:</w:t>
       </w:r>
       <w:r>
-        <w:t xml:space="preserve"> 310124023876`</w:t>
+        <w:t xml:space="preserve"> 310124023876</w:t>
+        <w:tab/>
       </w:r>
       <w:r/>
     </w:p>
@@ -1198,7 +1200,7 @@
       <w:sdtContent>
         <w:p>
           <w:pPr>
-            <w:pStyle w:val="945"/>
+            <w:pStyle w:val="947"/>
             <w:pBdr/>
             <w:spacing/>
             <w:ind w:right="0" w:firstLine="0" w:left="0"/>
@@ -1215,13 +1217,14 @@
             </w:rPr>
             <w:t xml:space="preserve">DAFTAR ISI</w:t>
           </w:r>
-          <w:bookmarkEnd w:id="2"/>
           <w:r>
             <w:rPr>
               <w:highlight w:val="none"/>
               <w14:ligatures w14:val="none"/>
             </w:rPr>
           </w:r>
+          <w:bookmarkEnd w:id="2"/>
+          <w:r/>
           <w:r>
             <w:rPr>
               <w:highlight w:val="none"/>
@@ -1231,7 +1234,7 @@
         </w:p>
         <w:p>
           <w:pPr>
-            <w:pStyle w:val="992"/>
+            <w:pStyle w:val="994"/>
             <w:pBdr/>
             <w:tabs>
               <w:tab w:val="right" w:leader="dot" w:pos="7931"/>
@@ -1270,18 +1273,18 @@
           <w:hyperlink w:tooltip="#_Toc1" w:anchor="_Toc1" w:history="1">
             <w:r>
               <w:rPr>
-                <w:rStyle w:val="990"/>
+                <w:rStyle w:val="992"/>
               </w:rPr>
             </w:r>
             <w:r>
               <w:rPr>
-                <w:rStyle w:val="990"/>
+                <w:rStyle w:val="992"/>
               </w:rPr>
               <w:t xml:space="preserve">KATA PENGANTAR</w:t>
             </w:r>
             <w:r>
               <w:rPr>
-                <w:rStyle w:val="990"/>
+                <w:rStyle w:val="992"/>
                 <w14:ligatures w14:val="none"/>
               </w:rPr>
             </w:r>
@@ -1301,15 +1304,10 @@
               <w14:ligatures w14:val="none"/>
             </w:rPr>
           </w:r>
-          <w:r>
-            <w:rPr>
-              <w14:ligatures w14:val="none"/>
-            </w:rPr>
-          </w:r>
         </w:p>
         <w:p>
           <w:pPr>
-            <w:pStyle w:val="992"/>
+            <w:pStyle w:val="994"/>
             <w:pBdr/>
             <w:tabs>
               <w:tab w:val="right" w:leader="dot" w:pos="7931"/>
@@ -1321,23 +1319,22 @@
               <w14:ligatures w14:val="none"/>
             </w:rPr>
           </w:pPr>
-          <w:r/>
           <w:hyperlink w:tooltip="#_Toc2" w:anchor="_Toc2" w:history="1">
             <w:r>
               <w:rPr>
-                <w:rStyle w:val="990"/>
+                <w:rStyle w:val="992"/>
               </w:rPr>
             </w:r>
             <w:r>
               <w:rPr>
-                <w:rStyle w:val="990"/>
+                <w:rStyle w:val="992"/>
                 <w:highlight w:val="none"/>
               </w:rPr>
               <w:t xml:space="preserve">DAFTAR ISI</w:t>
             </w:r>
             <w:r>
               <w:rPr>
-                <w:rStyle w:val="990"/>
+                <w:rStyle w:val="992"/>
                 <w:highlight w:val="none"/>
                 <w14:ligatures w14:val="none"/>
               </w:rPr>
@@ -1359,16 +1356,10 @@
               <w14:ligatures w14:val="none"/>
             </w:rPr>
           </w:r>
-          <w:r>
-            <w:rPr>
-              <w:highlight w:val="none"/>
-              <w14:ligatures w14:val="none"/>
-            </w:rPr>
-          </w:r>
         </w:p>
         <w:p>
           <w:pPr>
-            <w:pStyle w:val="992"/>
+            <w:pStyle w:val="994"/>
             <w:pBdr/>
             <w:tabs>
               <w:tab w:val="right" w:leader="dot" w:pos="7931"/>
@@ -1379,23 +1370,22 @@
               <w14:ligatures w14:val="none"/>
             </w:rPr>
           </w:pPr>
-          <w:r/>
           <w:hyperlink w:tooltip="#_Toc3" w:anchor="_Toc3" w:history="1">
             <w:r>
               <w:rPr>
-                <w:rStyle w:val="990"/>
+                <w:rStyle w:val="992"/>
               </w:rPr>
             </w:r>
             <w:r>
               <w:rPr>
-                <w:rStyle w:val="990"/>
+                <w:rStyle w:val="992"/>
                 <w:highlight w:val="none"/>
               </w:rPr>
               <w:t xml:space="preserve">BAB I PENDAHULUAN</w:t>
             </w:r>
             <w:r>
               <w:rPr>
-                <w:rStyle w:val="990"/>
+                <w:rStyle w:val="992"/>
                 <w14:ligatures w14:val="none"/>
               </w:rPr>
             </w:r>
@@ -1415,15 +1405,10 @@
               <w14:ligatures w14:val="none"/>
             </w:rPr>
           </w:r>
-          <w:r>
-            <w:rPr>
-              <w14:ligatures w14:val="none"/>
-            </w:rPr>
-          </w:r>
         </w:p>
         <w:p>
           <w:pPr>
-            <w:pStyle w:val="993"/>
+            <w:pStyle w:val="995"/>
             <w:suppressLineNumbers w:val="false"/>
             <w:pBdr/>
             <w:tabs>
@@ -1436,7 +1421,6 @@
               <w14:ligatures w14:val="none"/>
             </w:rPr>
           </w:pPr>
-          <w:r/>
           <w:hyperlink w:tooltip="#_Toc4" w:anchor="_Toc4" w:history="1">
             <w:r>
               <w:rPr>
@@ -1449,18 +1433,18 @@
             </w:r>
             <w:r>
               <w:rPr>
-                <w:rStyle w:val="990"/>
+                <w:rStyle w:val="992"/>
               </w:rPr>
             </w:r>
             <w:r>
               <w:rPr>
-                <w:rStyle w:val="990"/>
+                <w:rStyle w:val="992"/>
               </w:rPr>
               <w:t xml:space="preserve">Latar Belakang </w:t>
             </w:r>
             <w:r>
               <w:rPr>
-                <w:rStyle w:val="990"/>
+                <w:rStyle w:val="992"/>
                 <w14:ligatures w14:val="none"/>
               </w:rPr>
             </w:r>
@@ -1480,15 +1464,10 @@
               <w14:ligatures w14:val="none"/>
             </w:rPr>
           </w:r>
-          <w:r>
-            <w:rPr>
-              <w14:ligatures w14:val="none"/>
-            </w:rPr>
-          </w:r>
         </w:p>
         <w:p>
           <w:pPr>
-            <w:pStyle w:val="993"/>
+            <w:pStyle w:val="995"/>
             <w:pBdr/>
             <w:tabs>
               <w:tab w:val="left" w:leader="none" w:pos="1701"/>
@@ -1503,7 +1482,6 @@
               <w14:ligatures w14:val="none"/>
             </w:rPr>
           </w:pPr>
-          <w:r/>
           <w:hyperlink w:tooltip="#_Toc5" w:anchor="_Toc5" w:history="1">
             <w:r>
               <w:rPr>
@@ -1516,12 +1494,12 @@
             </w:r>
             <w:r>
               <w:rPr>
-                <w:rStyle w:val="990"/>
+                <w:rStyle w:val="992"/>
               </w:rPr>
             </w:r>
             <w:r>
               <w:rPr>
-                <w:rStyle w:val="990"/>
+                <w:rStyle w:val="992"/>
                 <w:i w:val="0"/>
                 <w:iCs w:val="0"/>
                 <w:highlight w:val="none"/>
@@ -1530,7 +1508,7 @@
             </w:r>
             <w:r>
               <w:rPr>
-                <w:rStyle w:val="990"/>
+                <w:rStyle w:val="992"/>
                 <w:bCs w:val="0"/>
                 <w:i w:val="0"/>
                 <w:highlight w:val="none"/>
@@ -1556,18 +1534,10 @@
               <w14:ligatures w14:val="none"/>
             </w:rPr>
           </w:r>
-          <w:r>
-            <w:rPr>
-              <w:bCs w:val="0"/>
-              <w:i w:val="0"/>
-              <w:highlight w:val="none"/>
-              <w14:ligatures w14:val="none"/>
-            </w:rPr>
-          </w:r>
         </w:p>
         <w:p>
           <w:pPr>
-            <w:pStyle w:val="993"/>
+            <w:pStyle w:val="995"/>
             <w:pBdr/>
             <w:tabs>
               <w:tab w:val="left" w:leader="none" w:pos="1701"/>
@@ -1577,7 +1547,6 @@
             <w:ind/>
             <w:rPr/>
           </w:pPr>
-          <w:r/>
           <w:hyperlink w:tooltip="#_Toc6" w:anchor="_Toc6" w:history="1">
             <w:r>
               <w:rPr>
@@ -1590,12 +1559,12 @@
             </w:r>
             <w:r>
               <w:rPr>
-                <w:rStyle w:val="990"/>
+                <w:rStyle w:val="992"/>
               </w:rPr>
             </w:r>
             <w:r>
               <w:rPr>
-                <w:rStyle w:val="990"/>
+                <w:rStyle w:val="992"/>
                 <w:i w:val="0"/>
                 <w:iCs w:val="0"/>
                 <w:highlight w:val="none"/>
@@ -1604,7 +1573,7 @@
             </w:r>
             <w:r>
               <w:rPr>
-                <w:rStyle w:val="990"/>
+                <w:rStyle w:val="992"/>
               </w:rPr>
             </w:r>
             <w:r>
@@ -1619,11 +1588,10 @@
             </w:r>
           </w:hyperlink>
           <w:r/>
-          <w:r/>
         </w:p>
         <w:p>
           <w:pPr>
-            <w:pStyle w:val="992"/>
+            <w:pStyle w:val="994"/>
             <w:pBdr/>
             <w:tabs>
               <w:tab w:val="right" w:leader="dot" w:pos="7931"/>
@@ -1632,16 +1600,15 @@
             <w:ind/>
             <w:rPr/>
           </w:pPr>
-          <w:r/>
           <w:hyperlink w:tooltip="#_Toc7" w:anchor="_Toc7" w:history="1">
             <w:r>
               <w:rPr>
-                <w:rStyle w:val="990"/>
+                <w:rStyle w:val="992"/>
               </w:rPr>
             </w:r>
             <w:r>
               <w:rPr>
-                <w:rStyle w:val="990"/>
+                <w:rStyle w:val="992"/>
                 <w:i w:val="0"/>
                 <w:iCs w:val="0"/>
                 <w:highlight w:val="none"/>
@@ -1650,7 +1617,7 @@
             </w:r>
             <w:r>
               <w:rPr>
-                <w:rStyle w:val="990"/>
+                <w:rStyle w:val="992"/>
               </w:rPr>
             </w:r>
             <w:r>
@@ -1665,11 +1632,10 @@
             </w:r>
           </w:hyperlink>
           <w:r/>
-          <w:r/>
         </w:p>
         <w:p>
           <w:pPr>
-            <w:pStyle w:val="993"/>
+            <w:pStyle w:val="995"/>
             <w:pBdr/>
             <w:tabs>
               <w:tab w:val="left" w:leader="none" w:pos="1701"/>
@@ -1679,7 +1645,6 @@
             <w:ind/>
             <w:rPr/>
           </w:pPr>
-          <w:r/>
           <w:hyperlink w:tooltip="#_Toc8" w:anchor="_Toc8" w:history="1">
             <w:r>
               <w:rPr>
@@ -1692,12 +1657,12 @@
             </w:r>
             <w:r>
               <w:rPr>
-                <w:rStyle w:val="990"/>
+                <w:rStyle w:val="992"/>
               </w:rPr>
             </w:r>
             <w:r>
               <w:rPr>
-                <w:rStyle w:val="990"/>
+                <w:rStyle w:val="992"/>
                 <w:i w:val="0"/>
                 <w:iCs w:val="0"/>
                 <w:highlight w:val="none"/>
@@ -1706,7 +1671,7 @@
             </w:r>
             <w:r>
               <w:rPr>
-                <w:rStyle w:val="990"/>
+                <w:rStyle w:val="992"/>
               </w:rPr>
             </w:r>
             <w:r>
@@ -1721,11 +1686,10 @@
             </w:r>
           </w:hyperlink>
           <w:r/>
-          <w:r/>
         </w:p>
         <w:p>
           <w:pPr>
-            <w:pStyle w:val="994"/>
+            <w:pStyle w:val="996"/>
             <w:pBdr/>
             <w:tabs>
               <w:tab w:val="left" w:leader="none" w:pos="1984"/>
@@ -1735,9 +1699,9 @@
             <w:ind/>
             <w:rPr>
               <w:highlight w:val="none"/>
+              <w14:ligatures w14:val="none"/>
             </w:rPr>
           </w:pPr>
-          <w:r/>
           <w:hyperlink w:tooltip="#_Toc9" w:anchor="_Toc9" w:history="1">
             <w:r>
               <w:rPr>
@@ -1750,22 +1714,21 @@
             </w:r>
             <w:r>
               <w:rPr>
-                <w:rStyle w:val="990"/>
+                <w:rStyle w:val="992"/>
               </w:rPr>
             </w:r>
             <w:r>
               <w:rPr>
-                <w:rStyle w:val="990"/>
-                <w:i w:val="0"/>
-                <w:iCs w:val="0"/>
+                <w:rStyle w:val="992"/>
                 <w:highlight w:val="none"/>
               </w:rPr>
-              <w:t xml:space="preserve">Social Engineering</w:t>
+              <w:t xml:space="preserve">Cross Site Scripting (XSS)</w:t>
             </w:r>
             <w:r>
               <w:rPr>
-                <w:rStyle w:val="990"/>
+                <w:rStyle w:val="992"/>
                 <w:highlight w:val="none"/>
+                <w14:ligatures w14:val="none"/>
               </w:rPr>
             </w:r>
             <w:r>
@@ -1782,17 +1745,13 @@
           <w:r>
             <w:rPr>
               <w:highlight w:val="none"/>
-            </w:rPr>
-          </w:r>
-          <w:r>
-            <w:rPr>
-              <w:highlight w:val="none"/>
+              <w14:ligatures w14:val="none"/>
             </w:rPr>
           </w:r>
         </w:p>
         <w:p>
           <w:pPr>
-            <w:pStyle w:val="994"/>
+            <w:pStyle w:val="996"/>
             <w:pBdr/>
             <w:tabs>
               <w:tab w:val="left" w:leader="none" w:pos="1984"/>
@@ -1802,7 +1761,6 @@
             <w:ind/>
             <w:rPr/>
           </w:pPr>
-          <w:r/>
           <w:hyperlink w:tooltip="#_Toc10" w:anchor="_Toc10" w:history="1">
             <w:r>
               <w:rPr>
@@ -1815,21 +1773,21 @@
             </w:r>
             <w:r>
               <w:rPr>
-                <w:rStyle w:val="990"/>
+                <w:rStyle w:val="992"/>
               </w:rPr>
             </w:r>
             <w:r>
               <w:rPr>
-                <w:rStyle w:val="990"/>
+                <w:rStyle w:val="992"/>
                 <w:i w:val="0"/>
                 <w:iCs w:val="0"/>
                 <w:highlight w:val="none"/>
               </w:rPr>
-              <w:t xml:space="preserve">Cross Site Scripting (XSS)</w:t>
+              <w:t xml:space="preserve">Social Engineering</w:t>
             </w:r>
             <w:r>
               <w:rPr>
-                <w:rStyle w:val="990"/>
+                <w:rStyle w:val="992"/>
               </w:rPr>
             </w:r>
             <w:r>
@@ -1839,16 +1797,15 @@
               <w:fldChar w:fldCharType="begin"/>
               <w:instrText xml:space="preserve">PAGEREF _Toc10 \h</w:instrText>
               <w:fldChar w:fldCharType="separate"/>
-              <w:t xml:space="preserve">3</w:t>
+              <w:t xml:space="preserve">4</w:t>
               <w:fldChar w:fldCharType="end"/>
             </w:r>
           </w:hyperlink>
           <w:r/>
-          <w:r/>
         </w:p>
         <w:p>
           <w:pPr>
-            <w:pStyle w:val="994"/>
+            <w:pStyle w:val="996"/>
             <w:pBdr/>
             <w:tabs>
               <w:tab w:val="left" w:leader="none" w:pos="1984"/>
@@ -1858,7 +1815,6 @@
             <w:ind/>
             <w:rPr/>
           </w:pPr>
-          <w:r/>
           <w:hyperlink w:tooltip="#_Toc11" w:anchor="_Toc11" w:history="1">
             <w:r>
               <w:rPr>
@@ -1871,12 +1827,12 @@
             </w:r>
             <w:r>
               <w:rPr>
-                <w:rStyle w:val="990"/>
+                <w:rStyle w:val="992"/>
               </w:rPr>
             </w:r>
             <w:r>
               <w:rPr>
-                <w:rStyle w:val="990"/>
+                <w:rStyle w:val="992"/>
                 <w:i w:val="0"/>
                 <w:iCs w:val="0"/>
                 <w:highlight w:val="none"/>
@@ -1885,7 +1841,7 @@
             </w:r>
             <w:r>
               <w:rPr>
-                <w:rStyle w:val="990"/>
+                <w:rStyle w:val="992"/>
               </w:rPr>
             </w:r>
             <w:r>
@@ -1895,16 +1851,15 @@
               <w:fldChar w:fldCharType="begin"/>
               <w:instrText xml:space="preserve">PAGEREF _Toc11 \h</w:instrText>
               <w:fldChar w:fldCharType="separate"/>
-              <w:t xml:space="preserve">3</w:t>
+              <w:t xml:space="preserve">5</w:t>
               <w:fldChar w:fldCharType="end"/>
             </w:r>
           </w:hyperlink>
           <w:r/>
-          <w:r/>
         </w:p>
         <w:p>
           <w:pPr>
-            <w:pStyle w:val="994"/>
+            <w:pStyle w:val="996"/>
             <w:pBdr/>
             <w:tabs>
               <w:tab w:val="left" w:leader="none" w:pos="1984"/>
@@ -1914,7 +1869,6 @@
             <w:ind/>
             <w:rPr/>
           </w:pPr>
-          <w:r/>
           <w:hyperlink w:tooltip="#_Toc12" w:anchor="_Toc12" w:history="1">
             <w:r>
               <w:rPr>
@@ -1927,21 +1881,21 @@
             </w:r>
             <w:r>
               <w:rPr>
-                <w:rStyle w:val="990"/>
+                <w:rStyle w:val="992"/>
               </w:rPr>
             </w:r>
             <w:r>
               <w:rPr>
-                <w:rStyle w:val="990"/>
+                <w:rStyle w:val="992"/>
                 <w:i w:val="0"/>
                 <w:iCs w:val="0"/>
                 <w:highlight w:val="none"/>
               </w:rPr>
-              <w:t xml:space="preserve">DDoS</w:t>
+              <w:t xml:space="preserve">DoS dan DDoS</w:t>
             </w:r>
             <w:r>
               <w:rPr>
-                <w:rStyle w:val="990"/>
+                <w:rStyle w:val="992"/>
               </w:rPr>
             </w:r>
             <w:r>
@@ -1951,16 +1905,15 @@
               <w:fldChar w:fldCharType="begin"/>
               <w:instrText xml:space="preserve">PAGEREF _Toc12 \h</w:instrText>
               <w:fldChar w:fldCharType="separate"/>
-              <w:t xml:space="preserve">3</w:t>
+              <w:t xml:space="preserve">6</w:t>
               <w:fldChar w:fldCharType="end"/>
             </w:r>
           </w:hyperlink>
           <w:r/>
-          <w:r/>
         </w:p>
         <w:p>
           <w:pPr>
-            <w:pStyle w:val="994"/>
+            <w:pStyle w:val="996"/>
             <w:pBdr/>
             <w:tabs>
               <w:tab w:val="left" w:leader="none" w:pos="1984"/>
@@ -1970,7 +1923,6 @@
             <w:ind/>
             <w:rPr/>
           </w:pPr>
-          <w:r/>
           <w:hyperlink w:tooltip="#_Toc13" w:anchor="_Toc13" w:history="1">
             <w:r>
               <w:rPr>
@@ -1983,12 +1935,12 @@
             </w:r>
             <w:r>
               <w:rPr>
-                <w:rStyle w:val="990"/>
+                <w:rStyle w:val="992"/>
               </w:rPr>
             </w:r>
             <w:r>
               <w:rPr>
-                <w:rStyle w:val="990"/>
+                <w:rStyle w:val="992"/>
                 <w:i w:val="0"/>
                 <w:iCs w:val="0"/>
                 <w:highlight w:val="none"/>
@@ -1997,7 +1949,7 @@
             </w:r>
             <w:r>
               <w:rPr>
-                <w:rStyle w:val="990"/>
+                <w:rStyle w:val="992"/>
               </w:rPr>
             </w:r>
             <w:r>
@@ -2007,11 +1959,323 @@
               <w:fldChar w:fldCharType="begin"/>
               <w:instrText xml:space="preserve">PAGEREF _Toc13 \h</w:instrText>
               <w:fldChar w:fldCharType="separate"/>
-              <w:t xml:space="preserve">3</w:t>
+              <w:t xml:space="preserve">7</w:t>
               <w:fldChar w:fldCharType="end"/>
             </w:r>
           </w:hyperlink>
           <w:r/>
+        </w:p>
+        <w:p>
+          <w:pPr>
+            <w:pStyle w:val="995"/>
+            <w:pBdr/>
+            <w:tabs>
+              <w:tab w:val="left" w:leader="none" w:pos="1701"/>
+              <w:tab w:val="right" w:leader="dot" w:pos="7931"/>
+            </w:tabs>
+            <w:spacing/>
+            <w:ind/>
+            <w:rPr/>
+          </w:pPr>
+          <w:hyperlink w:tooltip="#_Toc14" w:anchor="_Toc14" w:history="1">
+            <w:r>
+              <w:rPr>
+                <w:rFonts w:ascii="Times New Roman" w:hAnsi="Times New Roman" w:eastAsia="Times New Roman" w:cs="Times New Roman"/>
+              </w:rPr>
+              <w:t xml:space="preserve">2.3</w:t>
+            </w:r>
+            <w:r>
+              <w:tab/>
+            </w:r>
+            <w:r>
+              <w:rPr>
+                <w:rStyle w:val="992"/>
+              </w:rPr>
+            </w:r>
+            <w:r>
+              <w:rPr>
+                <w:rStyle w:val="992"/>
+              </w:rPr>
+              <w:t xml:space="preserve">Contoh Kasus Serangan Data dan Informasi</w:t>
+            </w:r>
+            <w:r>
+              <w:rPr>
+                <w:rStyle w:val="992"/>
+              </w:rPr>
+            </w:r>
+            <w:r>
+              <w:tab/>
+            </w:r>
+            <w:r>
+              <w:fldChar w:fldCharType="begin"/>
+              <w:instrText xml:space="preserve">PAGEREF _Toc14 \h</w:instrText>
+              <w:fldChar w:fldCharType="separate"/>
+              <w:t xml:space="preserve">8</w:t>
+              <w:fldChar w:fldCharType="end"/>
+            </w:r>
+          </w:hyperlink>
+          <w:r/>
+        </w:p>
+        <w:p>
+          <w:pPr>
+            <w:pStyle w:val="996"/>
+            <w:pBdr/>
+            <w:tabs>
+              <w:tab w:val="left" w:leader="none" w:pos="1984"/>
+              <w:tab w:val="right" w:leader="dot" w:pos="7931"/>
+            </w:tabs>
+            <w:spacing/>
+            <w:ind/>
+            <w:rPr>
+              <w14:ligatures w14:val="none"/>
+            </w:rPr>
+          </w:pPr>
+          <w:hyperlink w:tooltip="#_Toc15" w:anchor="_Toc15" w:history="1">
+            <w:r>
+              <w:rPr>
+                <w:rFonts w:ascii="Times New Roman" w:hAnsi="Times New Roman" w:eastAsia="Times New Roman" w:cs="Times New Roman"/>
+              </w:rPr>
+              <w:t xml:space="preserve">2.3.1</w:t>
+            </w:r>
+            <w:r>
+              <w:tab/>
+            </w:r>
+            <w:r>
+              <w:rPr>
+                <w:rStyle w:val="992"/>
+              </w:rPr>
+            </w:r>
+            <w:r>
+              <w:rPr>
+                <w:rStyle w:val="992"/>
+              </w:rPr>
+              <w:t xml:space="preserve">(Contoh Kasus XSS)</w:t>
+            </w:r>
+            <w:r>
+              <w:rPr>
+                <w:rStyle w:val="992"/>
+                <w14:ligatures w14:val="none"/>
+              </w:rPr>
+            </w:r>
+            <w:r>
+              <w:tab/>
+            </w:r>
+            <w:r>
+              <w:fldChar w:fldCharType="begin"/>
+              <w:instrText xml:space="preserve">PAGEREF _Toc15 \h</w:instrText>
+              <w:fldChar w:fldCharType="separate"/>
+              <w:t xml:space="preserve">8</w:t>
+              <w:fldChar w:fldCharType="end"/>
+            </w:r>
+          </w:hyperlink>
+          <w:r>
+            <w:rPr>
+              <w14:ligatures w14:val="none"/>
+            </w:rPr>
+          </w:r>
+        </w:p>
+        <w:p>
+          <w:pPr>
+            <w:pStyle w:val="996"/>
+            <w:pBdr/>
+            <w:tabs>
+              <w:tab w:val="left" w:leader="none" w:pos="1984"/>
+              <w:tab w:val="right" w:leader="dot" w:pos="7931"/>
+            </w:tabs>
+            <w:spacing/>
+            <w:ind/>
+            <w:rPr/>
+          </w:pPr>
+          <w:hyperlink w:tooltip="#_Toc16" w:anchor="_Toc16" w:history="1">
+            <w:r>
+              <w:rPr>
+                <w:rFonts w:ascii="Times New Roman" w:hAnsi="Times New Roman" w:eastAsia="Times New Roman" w:cs="Times New Roman"/>
+              </w:rPr>
+              <w:t xml:space="preserve">2.3.2</w:t>
+            </w:r>
+            <w:r>
+              <w:tab/>
+            </w:r>
+            <w:r>
+              <w:rPr>
+                <w:rStyle w:val="992"/>
+              </w:rPr>
+            </w:r>
+            <w:r>
+              <w:rPr>
+                <w:rStyle w:val="992"/>
+              </w:rPr>
+              <w:t xml:space="preserve">(Contoh Kasus Social Engineering)</w:t>
+            </w:r>
+            <w:r>
+              <w:rPr>
+                <w:rStyle w:val="992"/>
+              </w:rPr>
+            </w:r>
+            <w:r>
+              <w:tab/>
+            </w:r>
+            <w:r>
+              <w:fldChar w:fldCharType="begin"/>
+              <w:instrText xml:space="preserve">PAGEREF _Toc16 \h</w:instrText>
+              <w:fldChar w:fldCharType="separate"/>
+              <w:t xml:space="preserve">8</w:t>
+              <w:fldChar w:fldCharType="end"/>
+            </w:r>
+          </w:hyperlink>
+          <w:r/>
+        </w:p>
+        <w:p>
+          <w:pPr>
+            <w:pStyle w:val="996"/>
+            <w:pBdr/>
+            <w:tabs>
+              <w:tab w:val="left" w:leader="none" w:pos="1984"/>
+              <w:tab w:val="right" w:leader="dot" w:pos="7931"/>
+            </w:tabs>
+            <w:spacing/>
+            <w:ind/>
+            <w:rPr/>
+          </w:pPr>
+          <w:hyperlink w:tooltip="#_Toc17" w:anchor="_Toc17" w:history="1">
+            <w:r>
+              <w:rPr>
+                <w:rFonts w:ascii="Times New Roman" w:hAnsi="Times New Roman" w:eastAsia="Times New Roman" w:cs="Times New Roman"/>
+              </w:rPr>
+              <w:t xml:space="preserve">2.3.3</w:t>
+            </w:r>
+            <w:r>
+              <w:tab/>
+            </w:r>
+            <w:r>
+              <w:rPr>
+                <w:rStyle w:val="992"/>
+              </w:rPr>
+            </w:r>
+            <w:r>
+              <w:rPr>
+                <w:rStyle w:val="992"/>
+              </w:rPr>
+              <w:t xml:space="preserve">(Contoh Kasus SQL Injection)</w:t>
+            </w:r>
+            <w:r>
+              <w:rPr>
+                <w:rStyle w:val="992"/>
+              </w:rPr>
+            </w:r>
+            <w:r>
+              <w:tab/>
+            </w:r>
+            <w:r>
+              <w:fldChar w:fldCharType="begin"/>
+              <w:instrText xml:space="preserve">PAGEREF _Toc17 \h</w:instrText>
+              <w:fldChar w:fldCharType="separate"/>
+              <w:t xml:space="preserve">8</w:t>
+              <w:fldChar w:fldCharType="end"/>
+            </w:r>
+          </w:hyperlink>
+          <w:r/>
+        </w:p>
+        <w:p>
+          <w:pPr>
+            <w:pStyle w:val="996"/>
+            <w:pBdr/>
+            <w:tabs>
+              <w:tab w:val="left" w:leader="none" w:pos="1984"/>
+              <w:tab w:val="right" w:leader="dot" w:pos="7931"/>
+            </w:tabs>
+            <w:spacing/>
+            <w:ind/>
+            <w:rPr/>
+          </w:pPr>
+          <w:hyperlink w:tooltip="#_Toc18" w:anchor="_Toc18" w:history="1">
+            <w:r>
+              <w:rPr>
+                <w:rFonts w:ascii="Times New Roman" w:hAnsi="Times New Roman" w:eastAsia="Times New Roman" w:cs="Times New Roman"/>
+              </w:rPr>
+              <w:t xml:space="preserve">2.3.4</w:t>
+            </w:r>
+            <w:r>
+              <w:tab/>
+            </w:r>
+            <w:r>
+              <w:rPr>
+                <w:rStyle w:val="992"/>
+              </w:rPr>
+            </w:r>
+            <w:r>
+              <w:rPr>
+                <w:rStyle w:val="992"/>
+              </w:rPr>
+              <w:t xml:space="preserve">(Contoh Kasus DDoS)</w:t>
+            </w:r>
+            <w:r>
+              <w:rPr>
+                <w:rStyle w:val="992"/>
+              </w:rPr>
+            </w:r>
+            <w:r>
+              <w:tab/>
+            </w:r>
+            <w:r>
+              <w:fldChar w:fldCharType="begin"/>
+              <w:instrText xml:space="preserve">PAGEREF _Toc18 \h</w:instrText>
+              <w:fldChar w:fldCharType="separate"/>
+              <w:t xml:space="preserve">8</w:t>
+              <w:fldChar w:fldCharType="end"/>
+            </w:r>
+          </w:hyperlink>
+          <w:r/>
+        </w:p>
+        <w:p>
+          <w:pPr>
+            <w:pStyle w:val="996"/>
+            <w:pBdr/>
+            <w:tabs>
+              <w:tab w:val="left" w:leader="none" w:pos="1984"/>
+              <w:tab w:val="right" w:leader="dot" w:pos="7931"/>
+            </w:tabs>
+            <w:spacing/>
+            <w:ind/>
+            <w:rPr/>
+          </w:pPr>
+          <w:hyperlink w:tooltip="#_Toc19" w:anchor="_Toc19" w:history="1">
+            <w:r>
+              <w:rPr>
+                <w:rFonts w:ascii="Times New Roman" w:hAnsi="Times New Roman" w:eastAsia="Times New Roman" w:cs="Times New Roman"/>
+              </w:rPr>
+              <w:t xml:space="preserve">2.3.5</w:t>
+            </w:r>
+            <w:r>
+              <w:tab/>
+            </w:r>
+            <w:r>
+              <w:rPr>
+                <w:rStyle w:val="992"/>
+              </w:rPr>
+            </w:r>
+            <w:r>
+              <w:rPr>
+                <w:rStyle w:val="992"/>
+              </w:rPr>
+              <w:t xml:space="preserve">(Contoh Kasus Man in the Middle) [Lovescam probably?]</w:t>
+            </w:r>
+            <w:r>
+              <w:rPr>
+                <w:rStyle w:val="992"/>
+              </w:rPr>
+            </w:r>
+            <w:r>
+              <w:tab/>
+            </w:r>
+            <w:r>
+              <w:fldChar w:fldCharType="begin"/>
+              <w:instrText xml:space="preserve">PAGEREF _Toc19 \h</w:instrText>
+              <w:fldChar w:fldCharType="separate"/>
+              <w:t xml:space="preserve">8</w:t>
+              <w:fldChar w:fldCharType="end"/>
+            </w:r>
+          </w:hyperlink>
           <w:r/>
         </w:p>
         <w:p>
@@ -2026,6 +2290,7 @@
               <w:highlight w:val="none"/>
             </w:rPr>
           </w:pPr>
+          <w:r/>
           <w:r>
             <w:fldChar w:fldCharType="end"/>
           </w:r>
@@ -2037,12 +2302,13 @@
               <w:highlight w:val="none"/>
             </w:rPr>
           </w:r>
+          <w:r/>
         </w:p>
       </w:sdtContent>
     </w:sdt>
     <w:p>
       <w:pPr>
-        <w:pStyle w:val="945"/>
+        <w:pStyle w:val="947"/>
         <w:pBdr/>
         <w:spacing/>
         <w:ind/>
@@ -2092,7 +2358,7 @@
     </w:p>
     <w:p>
       <w:pPr>
-        <w:pStyle w:val="945"/>
+        <w:pStyle w:val="947"/>
         <w:pBdr/>
         <w:spacing/>
         <w:ind w:right="0" w:firstLine="0" w:left="0"/>
@@ -2111,12 +2377,13 @@
         <w:br/>
         <w:t xml:space="preserve">PENDAHULUAN</w:t>
       </w:r>
-      <w:bookmarkEnd w:id="3"/>
       <w:r>
         <w:rPr>
           <w14:ligatures w14:val="none"/>
         </w:rPr>
       </w:r>
+      <w:bookmarkEnd w:id="3"/>
+      <w:r/>
       <w:r>
         <w:rPr>
           <w14:ligatures w14:val="none"/>
@@ -2125,7 +2392,7 @@
     </w:p>
     <w:p>
       <w:pPr>
-        <w:pStyle w:val="946"/>
+        <w:pStyle w:val="948"/>
         <w:numPr>
           <w:ilvl w:val="0"/>
           <w:numId w:val="2"/>
@@ -2143,12 +2410,13 @@
       <w:r>
         <w:t xml:space="preserve">Latar Belakang </w:t>
       </w:r>
-      <w:bookmarkEnd w:id="4"/>
       <w:r>
         <w:rPr>
           <w14:ligatures w14:val="none"/>
         </w:rPr>
       </w:r>
+      <w:bookmarkEnd w:id="4"/>
+      <w:r/>
       <w:r>
         <w:rPr>
           <w14:ligatures w14:val="none"/>
@@ -2341,7 +2609,7 @@
     </w:p>
     <w:p>
       <w:pPr>
-        <w:pStyle w:val="946"/>
+        <w:pStyle w:val="948"/>
         <w:numPr>
           <w:ilvl w:val="0"/>
           <w:numId w:val="2"/>
@@ -2366,7 +2634,6 @@
         </w:rPr>
         <w:t xml:space="preserve">Rumusan Masalah</w:t>
       </w:r>
-      <w:bookmarkEnd w:id="5"/>
       <w:r>
         <w:rPr>
           <w:bCs w:val="0"/>
@@ -2375,6 +2642,8 @@
           <w14:ligatures w14:val="none"/>
         </w:rPr>
       </w:r>
+      <w:bookmarkEnd w:id="5"/>
+      <w:r/>
       <w:r>
         <w:rPr>
           <w:bCs w:val="0"/>
@@ -2386,7 +2655,7 @@
     </w:p>
     <w:p>
       <w:pPr>
-        <w:pStyle w:val="1008"/>
+        <w:pStyle w:val="1010"/>
         <w:numPr>
           <w:ilvl w:val="0"/>
           <w:numId w:val="4"/>
@@ -2415,7 +2684,7 @@
     </w:p>
     <w:p>
       <w:pPr>
-        <w:pStyle w:val="1008"/>
+        <w:pStyle w:val="1010"/>
         <w:numPr>
           <w:ilvl w:val="0"/>
           <w:numId w:val="4"/>
@@ -2437,7 +2706,7 @@
     </w:p>
     <w:p>
       <w:pPr>
-        <w:pStyle w:val="1008"/>
+        <w:pStyle w:val="1010"/>
         <w:numPr>
           <w:ilvl w:val="0"/>
           <w:numId w:val="4"/>
@@ -2475,7 +2744,7 @@
     </w:p>
     <w:p>
       <w:pPr>
-        <w:pStyle w:val="946"/>
+        <w:pStyle w:val="948"/>
         <w:numPr>
           <w:ilvl w:val="0"/>
           <w:numId w:val="2"/>
@@ -2495,13 +2764,14 @@
         </w:rPr>
         <w:t xml:space="preserve">Tujuan Pembahasan</w:t>
       </w:r>
+      <w:r/>
       <w:bookmarkEnd w:id="6"/>
       <w:r/>
       <w:r/>
     </w:p>
     <w:p>
       <w:pPr>
-        <w:pStyle w:val="1008"/>
+        <w:pStyle w:val="1010"/>
         <w:numPr>
           <w:ilvl w:val="0"/>
           <w:numId w:val="6"/>
@@ -2523,7 +2793,7 @@
     </w:p>
     <w:p>
       <w:pPr>
-        <w:pStyle w:val="1008"/>
+        <w:pStyle w:val="1010"/>
         <w:numPr>
           <w:ilvl w:val="0"/>
           <w:numId w:val="6"/>
@@ -2545,7 +2815,7 @@
     </w:p>
     <w:p>
       <w:pPr>
-        <w:pStyle w:val="1008"/>
+        <w:pStyle w:val="1010"/>
         <w:numPr>
           <w:ilvl w:val="0"/>
           <w:numId w:val="6"/>
@@ -2616,7 +2886,7 @@
     </w:p>
     <w:p>
       <w:pPr>
-        <w:pStyle w:val="945"/>
+        <w:pStyle w:val="947"/>
         <w:pBdr/>
         <w:spacing/>
         <w:ind/>
@@ -2634,13 +2904,14 @@
         <w:br/>
         <w:t xml:space="preserve">PEMBAHASAN</w:t>
       </w:r>
+      <w:r/>
       <w:bookmarkEnd w:id="7"/>
       <w:r/>
       <w:r/>
     </w:p>
     <w:p>
       <w:pPr>
-        <w:pStyle w:val="946"/>
+        <w:pStyle w:val="948"/>
         <w:numPr>
           <w:ilvl w:val="0"/>
           <w:numId w:val="7"/>
@@ -2660,6 +2931,7 @@
         </w:rPr>
         <w:t xml:space="preserve">Keamanan Data dan Informasi</w:t>
       </w:r>
+      <w:r/>
       <w:bookmarkEnd w:id="8"/>
       <w:r/>
       <w:r/>
@@ -2697,6 +2969,9 @@
       </w:r>
       <w:r>
         <w:rPr>
+          <w:bCs w:val="0"/>
+          <w:i w:val="0"/>
+          <w:highlight w:val="none"/>
           <w14:ligatures w14:val="none"/>
         </w:rPr>
       </w:r>
@@ -2758,7 +3033,7 @@
     </w:p>
     <w:p>
       <w:pPr>
-        <w:pStyle w:val="1008"/>
+        <w:pStyle w:val="1010"/>
         <w:numPr>
           <w:ilvl w:val="0"/>
           <w:numId w:val="7"/>
@@ -2800,7 +3075,7 @@
     </w:p>
     <w:p>
       <w:pPr>
-        <w:pStyle w:val="947"/>
+        <w:pStyle w:val="949"/>
         <w:numPr>
           <w:ilvl w:val="0"/>
           <w:numId w:val="10"/>
@@ -2819,8 +3094,16 @@
         <w:rPr>
           <w:highlight w:val="none"/>
         </w:rPr>
-        <w:t xml:space="preserve">Cross Site Scripting (XSS)</w:t>
+        <w:t xml:space="preserve">Cross-Site Scripting (XSS)</w:t>
       </w:r>
+      <w:r>
+        <w:rPr>
+          <w:highlight w:val="none"/>
+          <w14:ligatures w14:val="none"/>
+        </w:rPr>
+      </w:r>
+      <w:bookmarkEnd w:id="9"/>
+      <w:r/>
       <w:r>
         <w:rPr>
           <w:highlight w:val="none"/>
@@ -2839,19 +3122,37 @@
         <w:rPr>
           <w:highlight w:val="none"/>
         </w:rPr>
-        <w:t xml:space="preserve">Cross-Site-Scripting (XSS) adalah metode serangan yang memanfaatkan masukan pengguna yang tidak diverifikasi untuk menjalankan skrip berbahaya di lingkungan peramban korban, yang dapat mengakibatkan pencurian cookie sesi atau manipulasi DOM. Sebuah tesis da</w:t>
+        <w:t xml:space="preserve">C</w:t>
       </w:r>
       <w:r>
         <w:rPr>
           <w:highlight w:val="none"/>
         </w:rPr>
-        <w:t xml:space="preserve">ri Fakultas Teknik Universitas Indonesia (2019) telah menemukan serangan XSS yang dipantulkan pada 70% situs web akademik melalui pengujian black-box, dengan muatan sebagai berikut: Sebuah studi kasus dari Universitas Islam Sunan Kalijaga (UIN Sunan Kalijag</w:t>
+        <w:t xml:space="preserve">ross-Site-Scripting (XSS) adalah metode serangan yang memanfaatkan masukan pengguna yang tidak diverifikasi untuk menjalankan skrip berbahaya di lingkungan peramban korban, yang dapat mengakibatkan pencurian cookie sesi atau manipulasi Document Object Model (DOM). Sebuah tesis da</w:t>
       </w:r>
       <w:r>
         <w:rPr>
           <w:highlight w:val="none"/>
         </w:rPr>
-        <w:t xml:space="preserve">a) (2025) melaporkan bahwa portal SIAKAD memiliki nilai CVSS 6,1 (risiko sedang). Kerentanan tersebut dieksploitasi menggunakan Burp Suite Intruder, dengan waktu respons 3 detik. Kerentanan ini sering dikombinasikan dengan serangan rekayasa sosial dan diseb</w:t>
+        <w:t xml:space="preserve">r</w:t>
+      </w:r>
+      <w:r>
+        <w:rPr>
+          <w:highlight w:val="none"/>
+        </w:rPr>
+        <w:t xml:space="preserve">i Fakultas Teknik Universitas Indonesia (2019) telah menemukan serangan XSS yang dipantulkan pada 70% situs web akademik melalui pengujian black-box, dengan muatan sebagai berikut: Sebuah studi kasus dari Universitas Islam Sunan Kalijaga (UIN Sunan Kalijag</w:t>
+      </w:r>
+      <w:r>
+        <w:rPr>
+          <w:highlight w:val="none"/>
+        </w:rPr>
+        <w:t xml:space="preserve">a</w:t>
+      </w:r>
+      <w:r>
+        <w:rPr>
+          <w:highlight w:val="none"/>
+        </w:rPr>
+        <w:t xml:space="preserve">) (2025) melaporkan bahwa portal SIAKAD memiliki nilai Common Vulnerability Scoring System (CVSS) 6,1 (risiko sedang). Kerentanan tersebut dieksploitasi menggunakan Burp Suite Intruder yaitu alat untuk mengotomasikan serangan pada aplikasi web, dengan waktu respons 3 detik. Kerentanan ini sering dikombinasikan dengan serangan rekayasa sosial dan diseb</w:t>
       </w:r>
       <w:r>
         <w:rPr>
@@ -2872,31 +3173,43 @@
         <w:rPr>
           <w:highlight w:val="none"/>
         </w:rPr>
-        <w:t xml:space="preserve">Pada XSS berbasis penyimpanan, muatan kode berbahaya disimpan dalam basis data dan dijalankan secara bersamaan untuk semua pengunjung; sedangkan XSS berbasis DOM memanipulasi skrip sisi klien tanpa meninggalkan jejak di server. Penelitian UI menunjukkan bah</w:t>
+        <w:t xml:space="preserve">P</w:t>
       </w:r>
       <w:r>
         <w:rPr>
           <w:highlight w:val="none"/>
         </w:rPr>
-        <w:t xml:space="preserve">wa 45% situs web pengumuman akademik rentan terhadap XSS persisten, yang memungkinkan manipulasi otomatis konten situs web dan perekaman input keyboard secara berkelanjutan. Di lingkungan perguruan tinggi, serangan semacam ini terutama menargetkan forum dis</w:t>
+        <w:t xml:space="preserve">ada XSS berbasis penyimpanan, muatan kode berbahaya disimpan dalam basis data dan dijalankan secara bersamaan untuk semua pengunjung; sedangkan XSS berbasis DOM memanipulasi skrip sisi klien tanpa meninggalkan jejak di server. Penelitian UI menunjukkan bah</w:t>
       </w:r>
       <w:r>
         <w:rPr>
           <w:highlight w:val="none"/>
         </w:rPr>
-        <w:t xml:space="preserve">kusi dan bagian komentar pada platform pembelajaran daring; pada setiap insiden, data login dari lebih dari 500 akun dicuri. Penyebab utamanya adalah tidak adanya pengkodean keluaran (htmlspecialchars) dan Kebijakan Keamanan Konten (CSP) pada kerangka kerja</w:t>
+        <w:t xml:space="preserve">w</w:t>
+      </w:r>
+      <w:r>
+        <w:rPr>
+          <w:highlight w:val="none"/>
+        </w:rPr>
+        <w:t xml:space="preserve">a 45% situs web pengumuman akademik rentan terhadap XSS persisten, yang memungkinkan manipulasi otomatis konten situs web dan perekaman input keyboard secara berkelanjutan. Di lingkungan perguruan tinggi, serangan semacam ini terutama menargetkan forum dis</w:t>
+      </w:r>
+      <w:r>
+        <w:rPr>
+          <w:highlight w:val="none"/>
+        </w:rPr>
+        <w:t xml:space="preserve">k</w:t>
+      </w:r>
+      <w:r>
+        <w:rPr>
+          <w:highlight w:val="none"/>
+        </w:rPr>
+        <w:t xml:space="preserve">usi dan bagian komentar pada platform pembelajaran daring; pada setiap insiden, data login dari lebih dari 500 akun dicuri. Penyebab utamanya adalah tidak adanya pengkodean keluaran (htmlspecialchars) dan Kebijakan Keamanan Konten (CSP) pada kerangka kerja</w:t>
       </w:r>
       <w:r>
         <w:rPr>
           <w:highlight w:val="none"/>
         </w:rPr>
         <w:t xml:space="preserve"> PHP yang lebih lama.</w:t>
-      </w:r>
-      <w:r/>
-      <w:r>
-        <w:rPr>
-          <w:highlight w:val="none"/>
-        </w:rPr>
       </w:r>
       <w:r>
         <w:rPr>
@@ -2908,7 +3221,7 @@
     </w:p>
     <w:p>
       <w:pPr>
-        <w:pStyle w:val="947"/>
+        <w:pStyle w:val="949"/>
         <w:numPr>
           <w:ilvl w:val="0"/>
           <w:numId w:val="10"/>
@@ -2928,6 +3241,8 @@
         </w:rPr>
         <w:t xml:space="preserve">Social Engineering</w:t>
       </w:r>
+      <w:bookmarkEnd w:id="10"/>
+      <w:r/>
       <w:r/>
     </w:p>
     <w:p>
@@ -2943,7 +3258,7 @@
           <w:iCs w:val="0"/>
           <w:highlight w:val="none"/>
         </w:rPr>
-        <w:t xml:space="preserve">Social Engineering didefinisikan sebagai teknik manipulasi psikologis yang memanfaatkan kelemahan kognitif manusia untuk memperoleh informasi sensitif atau hak akses sistem, tanpa memanfaatkan celah teknis yang signifikan. Sebuah studi oleh Citilabs dari Un</w:t>
+        <w:t xml:space="preserve">S</w:t>
       </w:r>
       <w:r>
         <w:rPr>
@@ -2951,7 +3266,7 @@
           <w:iCs w:val="0"/>
           <w:highlight w:val="none"/>
         </w:rPr>
-        <w:t xml:space="preserve">iversitas Telkom (2025) menunjukkan bahwa dalam simulasi serangan terhadap rekening bank dan sistem akademik di Indonesia, email phishing menjadi alat serangan utama dengan tingkat keberhasilan hingga 80%, di mana korban dibujuk untuk mengklik tautan berbah</w:t>
+        <w:t xml:space="preserve">ocial Engineering didefinisikan sebagai teknik manipulasi psikologis yang memanfaatkan kelemahan kognitif manusia untuk memperoleh informasi sensitif atau hak akses sistem, tanpa memanfaatkan celah teknis yang signifikan. Sebuah studi oleh Citilabs dari Un</w:t>
       </w:r>
       <w:r>
         <w:rPr>
@@ -2959,7 +3274,7 @@
           <w:iCs w:val="0"/>
           <w:highlight w:val="none"/>
         </w:rPr>
-        <w:t xml:space="preserve">aya atau membocorkan data login. Jika dikombinasikan dengan kerentanan Cross-Site Scripting (XSS), nilai CVSS meningkat dari 6,1 menjadi 7,6 (risiko tinggi), yang menunjukkan bahwa efek sinergi ini mempercepat penembusan infrastruktur. Serangan pretexting m</w:t>
+        <w:t xml:space="preserve">i</w:t>
       </w:r>
       <w:r>
         <w:rPr>
@@ -2967,24 +3282,7 @@
           <w:iCs w:val="0"/>
           <w:highlight w:val="none"/>
         </w:rPr>
-        <w:t xml:space="preserve">elalui voice phishing (panggilan telepon penipuan) dan perangkat lunak pemerasan juga tersebar luas; 60% insiden keamanan informasi di seluruh negeri disebabkan oleh manipulasi semacam itu.</w:t>
-      </w:r>
-      <w:r/>
-    </w:p>
-    <w:p>
-      <w:pPr>
-        <w:pBdr/>
-        <w:spacing/>
-        <w:ind w:right="0" w:firstLine="720" w:left="1440"/>
-        <w:rPr/>
-      </w:pPr>
-      <w:r>
-        <w:rPr>
-          <w:i w:val="0"/>
-          <w:iCs w:val="0"/>
-          <w:highlight w:val="none"/>
-        </w:rPr>
-        <w:t xml:space="preserve">Email phishing bekerja berdasarkan siklus “penyalahgunaan kepercayaan”: Pengirim menyamar sebagai pihak yang berwenang (perguruan tinggi/dosen), menciptakan kesan palsu bahwa hal tersebut mendesak (pemberitahuan ujian), dan menyisipkan perangkat lunak berba</w:t>
+        <w:t xml:space="preserve">versitas Telkom (2025) menunjukkan bahwa dalam simulasi serangan terhadap rekening bank dan sistem akademik di Indonesia, email phishing menjadi alat serangan utama dengan tingkat keberhasilan hingga 80%, di mana korban dibujuk untuk mengklik tautan berbah</w:t>
       </w:r>
       <w:r>
         <w:rPr>
@@ -2992,7 +3290,7 @@
           <w:iCs w:val="0"/>
           <w:highlight w:val="none"/>
         </w:rPr>
-        <w:t xml:space="preserve">haya yang dapat dijalankan secara otomatis. Sebuah analisis dari jurnal ilmiah “Polinema” menunjukkan bahwa 75% mahasiswa tidak dapat mengenali email spear-phishing yang dipersonalisasi berdasarkan data publik dari LinkedIn dan situs web perguruan tinggi. D</w:t>
+        <w:t xml:space="preserve">a</w:t>
       </w:r>
       <w:r>
         <w:rPr>
@@ -3000,7 +3298,72 @@
           <w:iCs w:val="0"/>
           <w:highlight w:val="none"/>
         </w:rPr>
-        <w:t xml:space="preserve">ampak terpentingnya meliputi session hijacking dan pergerakan lateral ke server internal; di lingkungan perguruan tinggi, waktu rata-rata hingga terdeteksi (MTTC) hanya 14 menit. Salah satu kelemahan dalam implementasi adalah kurangnya pelatihan rutin untuk</w:t>
+        <w:t xml:space="preserve">ya atau membocorkan data login. Jika dikombinasikan dengan kerentanan Cross-Site Scripting (XSS), nilai CVSS meningkat dari 6,1 menjadi 7,6 (risiko tinggi), yang menunjukkan bahwa efek sinergi ini mempercepat penembusan infrastruktur. Serangan pretexting m</w:t>
+      </w:r>
+      <w:r>
+        <w:rPr>
+          <w:i w:val="0"/>
+          <w:iCs w:val="0"/>
+          <w:highlight w:val="none"/>
+        </w:rPr>
+        <w:t xml:space="preserve">elalui voice phishing (panggilan telepon penipuan) dan perangkat lunak pemerasan juga tersebar luas, 60% insiden keamanan informasi di seluruh negeri disebabkan oleh manipulasi semacam itu.</w:t>
+      </w:r>
+      <w:r/>
+    </w:p>
+    <w:p>
+      <w:pPr>
+        <w:pBdr/>
+        <w:spacing/>
+        <w:ind w:right="0" w:firstLine="720" w:left="1440"/>
+        <w:rPr/>
+      </w:pPr>
+      <w:r>
+        <w:rPr>
+          <w:i w:val="0"/>
+          <w:iCs w:val="0"/>
+          <w:highlight w:val="none"/>
+        </w:rPr>
+        <w:t xml:space="preserve">E</w:t>
+      </w:r>
+      <w:r>
+        <w:rPr>
+          <w:i w:val="0"/>
+          <w:iCs w:val="0"/>
+          <w:highlight w:val="none"/>
+        </w:rPr>
+        <w:t xml:space="preserve">mail phishing bekerja berdasarkan siklus “penyalahgunaan kepercayaan”. Pengirim menyamar sebagai pihak yang berwenang (perguruan tinggi/dosen), menciptakan kesan palsu bahwa hal tersebut mendesak (pemberitahuan ujian), dan menyisipkan perangkat lunak berba</w:t>
+      </w:r>
+      <w:r>
+        <w:rPr>
+          <w:i w:val="0"/>
+          <w:iCs w:val="0"/>
+          <w:highlight w:val="none"/>
+        </w:rPr>
+        <w:t xml:space="preserve">h</w:t>
+      </w:r>
+      <w:r>
+        <w:rPr>
+          <w:i w:val="0"/>
+          <w:iCs w:val="0"/>
+          <w:highlight w:val="none"/>
+        </w:rPr>
+        <w:t xml:space="preserve">aya yang dapat dijalankan secara otomatis. Sebuah analisis dari jurnal ilmiah “Polinema” menunjukkan bahwa 75% mahasiswa tidak dapat mengenali email spear-phishing yang dipersonalisasi berdasarkan data publik dari LinkedIn dan situs web perguruan tinggi. D</w:t>
+      </w:r>
+      <w:r>
+        <w:rPr>
+          <w:i w:val="0"/>
+          <w:iCs w:val="0"/>
+          <w:highlight w:val="none"/>
+        </w:rPr>
+        <w:t xml:space="preserve">a</w:t>
+      </w:r>
+      <w:r>
+        <w:rPr>
+          <w:i w:val="0"/>
+          <w:iCs w:val="0"/>
+          <w:highlight w:val="none"/>
+        </w:rPr>
+        <w:t xml:space="preserve">mpak terpentingnya meliputi session hijacking dan pergerakan lateral ke server internal; di lingkungan perguruan tinggi, waktu rata-rata hingga terdeteksi (MTTC) hanya 14 menit. Salah satu kelemahan dalam implementasi adalah kurangnya pelatihan rutin untuk</w:t>
       </w:r>
       <w:r>
         <w:rPr>
@@ -3010,7 +3373,6 @@
         </w:rPr>
         <w:t xml:space="preserve"> meningkatkan kesadaran akan masalah keamanan; hanya 35% perguruan tinggi negeri yang melakukan simulasi phishing tahunan.</w:t>
       </w:r>
-      <w:r/>
       <w:r>
         <w:rPr>
           <w:i w:val="0"/>
@@ -3019,11 +3381,10 @@
         </w:rPr>
       </w:r>
       <w:r/>
-      <w:r/>
     </w:p>
     <w:p>
       <w:pPr>
-        <w:pStyle w:val="947"/>
+        <w:pStyle w:val="949"/>
         <w:numPr>
           <w:ilvl w:val="0"/>
           <w:numId w:val="10"/>
@@ -3043,6 +3404,7 @@
         </w:rPr>
         <w:t xml:space="preserve">SQL Injection</w:t>
       </w:r>
+      <w:r/>
       <w:bookmarkEnd w:id="11"/>
       <w:r/>
       <w:r/>
@@ -3050,18 +3412,27 @@
     <w:p>
       <w:pPr>
         <w:pBdr/>
-        <w:spacing/>
+        <w:spacing w:after="173" w:afterAutospacing="0"/>
         <w:ind w:right="0" w:firstLine="720" w:left="1440"/>
         <w:rPr/>
       </w:pPr>
       <w:r>
-        <w:t xml:space="preserve">Serangan SQL injection memanfaatkan kerentanan dalam validasi input pada aplikasi web untuk menyisipkan perintah SQL berbahaya, yang berpotensi mengakibatkan data basis data diekstraksi, dimanipulasi, atau dihapus. Sebuah penelitian dalam jurnal *Komtika Un</w:t>
+        <w:t xml:space="preserve">S</w:t>
       </w:r>
       <w:r>
-        <w:t xml:space="preserve">imma Journal* (2023) mengklasifikasikan 247 insiden dengan menggabungkan standar NIST SP 800-61R2 dan algoritma clustering K-means, dan menemukan bahwa serangan berbasis “Union” merupakan metode serangan tercepat (hanya memerlukan 3 kali kueri untuk membaca</w:t>
+        <w:t xml:space="preserve">erangan SQL injection memanfaatkan kerentanan dalam validasi input pada aplikasi web untuk menyisipkan perintah SQL berbahaya, yang berpotensi mengakibatkan data basis data diekstraksi, dimanipulasi, atau dihapus. Sebuah penelitian dalam jurnal *Komtika Un</w:t>
       </w:r>
       <w:r>
-        <w:t xml:space="preserve"> satu tabel). Sebuah tesis dari Universitas Islam Negeri (UIN) Sunan Kalijaga mendokumentasikan serangan injeksi SQL berbasis blind (CVSS 8.2, risiko tinggi) yang terjadi pada sistem SIAKAD kampus tersebut. Serangan ini memanfaatkan skrip yang dimodifikasi </w:t>
+        <w:t xml:space="preserve">i</w:t>
+      </w:r>
+      <w:r>
+        <w:t xml:space="preserve">mma Journal* (2023) mengklasifikasikan 247 insiden dengan menggabungkan standar  NIST SP 800-61R2 dan algoritma clustering K-means, dan menemukan bahwa serangan berbasis “Union” merupakan metode serangan tercepat (hanya memerlukan 3 kali kueri untuk membaca</w:t>
+      </w:r>
+      <w:r>
+        <w:t xml:space="preserve"> </w:t>
+      </w:r>
+      <w:r>
+        <w:t xml:space="preserve">satu tabel). Sebuah tesis dari Universitas Islam Negeri (UIN) Sunan Kalijaga mendokumentasikan serangan injeksi SQL berbasis blind (CVSS 8.2, risiko tinggi) yang terjadi pada sistem SIAKAD kampus tersebut. Serangan ini memanfaatkan skrip yang dimodifikasi </w:t>
       </w:r>
       <w:r>
         <w:t xml:space="preserve">melalui SQLMap, dengan teknik berbasis waktu (SLEEP(5)) dan boolean (AND 1=1--). Jurnal SMATIKA Ubhinus (2024) memvalidasi pengujian penetrasi dan mengidentifikasi 92% kerentanan dalam aplikasi PHP+MySQL sebelum implementasi.</w:t>
@@ -3071,25 +3442,30 @@
     <w:p>
       <w:pPr>
         <w:pBdr/>
-        <w:spacing/>
+        <w:spacing w:after="173" w:afterAutospacing="0"/>
         <w:ind w:right="0" w:firstLine="720" w:left="1440"/>
         <w:rPr/>
       </w:pPr>
       <w:r>
-        <w:t xml:space="preserve">Serangan blind injection adalah jenis serangan yang paling sulit dideteksi, karena tidak langsung mengembalikan data, melainkan inferensi dari waktu respons atau kondisi boolean. Penelitian menunjukkan bahwa terdapat celah keamanan dalam basis data akademis</w:t>
+        <w:t xml:space="preserve">S</w:t>
       </w:r>
       <w:r>
-        <w:t xml:space="preserve"> yang disebabkan oleh penggunaan string concatenation pada formulir login dan pencarian ($query = „SELECT * FROM users WHERE id = ‚$id‘“;). . Dampak terpentingnya meliputi kebocoran data (15.000 catatan mahasiswa), perluasan izin hingga tingkat DBA, serta e</w:t>
+        <w:t xml:space="preserve">erangan blind injection adalah jenis serangan yang paling sulit dideteksi, karena tidak langsung mengembalikan data, melainkan inferensi dari waktu respons atau kondisi boolean. Penelitian menunjukkan bahwa terdapat celah keamanan dalam basis data akademis</w:t>
       </w:r>
       <w:r>
-        <w:t xml:space="preserve">ksekusi kode jarak jauh melalui LOAD_FILE() di MySQL versi dibawah 8.0. Di universitas negeri, tingginya frekuensi kerentanan semacam ini disebabkan oleh kode lama dari era PHP 5.x, di mana ORM tidak digunakan.</w:t>
+        <w:t xml:space="preserve"> </w:t>
       </w:r>
-      <w:r/>
+      <w:r>
+        <w:t xml:space="preserve">yang disebabkan oleh penggunaan string concatenation pada formulir login dan pencarian ($query = „SELECT * FROM users WHERE id = ‚$id‘“;). . Dampak terpentingnya meliputi kebocoran data (15.000 catatan mahasiswa), perluasan izin hingga tingkat Database Administrator (DBA), serta e</w:t>
+      </w:r>
+      <w:r>
+        <w:t xml:space="preserve">ksekusi kode jarak jauh melalui LOAD_FILE() di MySQL versi dibawah 8.0. Di universitas negeri, tingginya frekuensi kerentanan semacam ini disebabkan oleh kode lama dari era PHP 5.x, di mana Object Relational Mapping (ORM) tidak digunakan.</w:t>
+      </w:r>
       <w:r/>
     </w:p>
     <w:p>
       <w:pPr>
-        <w:pStyle w:val="947"/>
+        <w:pStyle w:val="949"/>
         <w:numPr>
           <w:ilvl w:val="0"/>
           <w:numId w:val="10"/>
@@ -3109,6 +3485,7 @@
         </w:rPr>
         <w:t xml:space="preserve">DoS dan DDoS</w:t>
       </w:r>
+      <w:r/>
       <w:bookmarkEnd w:id="12"/>
       <w:r/>
       <w:r/>
@@ -3121,13 +3498,22 @@
         <w:rPr/>
       </w:pPr>
       <w:r>
-        <w:t xml:space="preserve">Serangan DoS (Denial of Service) atau DDoS (Distributed Denial of Service) mengganggu ketersediaan layanan dengan membanjiri infrastruktur target menggunakan arus data jaringan yang melebihi batas kapasitasnya, yang mengakibatkan kegagalan sistem dan gangguan operasional. “Jurnal Universitas Negeri Medan” (2022) </w:t>
+        <w:t xml:space="preserve">Serangan DoS (Denial of Service) atau DDoS (Distributed De</w:t>
       </w:r>
       <w:r>
-        <w:t xml:space="preserve">mengembangkan model jaringan saraf tiruan untuk deteksi dengan propagasi mundur, yang menunjukkan mean squared error (MSE) sebesar 0,0585 (3×4 neuron pada lapisan tersembunyi, fungsi aktivasi ReLU) dan mencapai akurasi 94,7% pada dataset SYN Flood dan UDP F</w:t>
+        <w:t xml:space="preserve">nial of Service) adalah serangan yang mengganggu ketersediaan layanan dengan membanjiri infrastruktur target menggunakan arus data jaringan yang melebihi batas kapasitasnya, yang mengakibatkan kegagalan sistem dan gangguan operasional. “Jurnal Universitas Negeri Medan” (2022) </w:t>
       </w:r>
       <w:r>
-        <w:t xml:space="preserve">lood. “Proceedings of the Conference of Universitas Islam Yogyakarta” menganalisis serangan DoS terhadap SIMPTT dengan bantuan Sistem Deteksi Intrusi (IDS) Snort menggunakan peringatan tanda tangan: tcp any any -&gt; $HTTP_SERVERS 80 (msg: “SYN Flood”; flags: </w:t>
+        <w:t xml:space="preserve">m</w:t>
+      </w:r>
+      <w:r>
+        <w:t xml:space="preserve">engembangkan model jaringan saraf tiruan untuk deteksi dengan propagasi mundur, yang menunjukkan mean squared error (MSE) sebesar 0,0585 (3×4 neuron pada lapisan tersembunyi, fungsi aktivasi ReLU) dan mencapai akurasi 94,7% pada dataset SYN Flood dan UDP F</w:t>
+      </w:r>
+      <w:r>
+        <w:t xml:space="preserve">l</w:t>
+      </w:r>
+      <w:r>
+        <w:t xml:space="preserve">ood. “Proceedings of the Conference of Universitas Islam Yogyakarta” menganalisis serangan DoS terhadap SIMPTT dengan bantuan Sistem Deteksi Intrusi (IDS) Snort menggunakan peringatan tanda tangan: tcp any any -&gt; $HTTP_SERVERS 80 (msg: “SYN Flood”; flags: </w:t>
       </w:r>
       <w:r>
         <w:t xml:space="preserve">S, 12; threshold: type both, track by_dst, count 100, seconds 10;). Serangan DDoS berbasis lalu lintas melalui botnet IoT mendominasi di Indonesia; pada paruh pertama tahun 2025, tercatat total 133,4 juta serangan.</w:t>
@@ -3142,22 +3528,25 @@
         <w:rPr/>
       </w:pPr>
       <w:r>
-        <w:t xml:space="preserve">Serangan SYN-Flood menghabiskan tabel koneksi server melalui proses TCP handshake yang setengah terbuka, sementara Slowloris menghabiskan kumpulan proses Apache dengan mempertahankan koneksi yang berlangsung lama. Penelitian Unimed menunjukkan bahwa seranga</w:t>
+        <w:t xml:space="preserve">S</w:t>
       </w:r>
       <w:r>
-        <w:t xml:space="preserve">n amplifikasi DNS (serangan refleksi) dengan bantuan botnet yang terdiri dari 10.000 router rumah tangga di Indonesia dapat mencapai bandwidth hingga 100 Gbit/s. Dampak terhadap perguruan tinggi antara lain pembatalan ujian daring (dengan kerugian harian se</w:t>
+        <w:t xml:space="preserve">erangan SYN-Flood menghabiskan tabel koneksi server melalui proses TCP handshake yang setengah terbuka, sementara Slowloris menghabiskan kumpulan proses Apache dengan mempertahankan koneksi yang berlangsung lama. Penelitian Unimed menunjukkan bahwa seranga</w:t>
+      </w:r>
+      <w:r>
+        <w:t xml:space="preserve">n</w:t>
+      </w:r>
+      <w:r>
+        <w:t xml:space="preserve"> amplifikasi DNS (serangan refleksi) dengan bantuan botnet yang terdiri dari 10.000 router rumah tangga di Indonesia dapat mencapai bandwidth hingga 100 Gbit/s. Dampak terhadap perguruan tinggi antara lain pembatalan ujian daring (dengan kerugian harian se</w:t>
       </w:r>
       <w:r>
         <w:t xml:space="preserve">besar 2 miliar rupiah) serta gangguan akses ke portal penelitian nasional. Penyebabnya: bandwidth server kampus berada di bawah 1 Gbit/s, dan tidak ada CDN atau pusat pembersihan.</w:t>
       </w:r>
       <w:r/>
-      <w:r/>
-      <w:r/>
-      <w:r/>
     </w:p>
     <w:p>
       <w:pPr>
-        <w:pStyle w:val="947"/>
+        <w:pStyle w:val="949"/>
         <w:numPr>
           <w:ilvl w:val="0"/>
           <w:numId w:val="10"/>
@@ -3177,6 +3566,7 @@
         </w:rPr>
         <w:t xml:space="preserve">Man in The Middle</w:t>
       </w:r>
+      <w:r/>
       <w:bookmarkEnd w:id="13"/>
       <w:r/>
       <w:r/>
@@ -3189,13 +3579,22 @@
         <w:rPr/>
       </w:pPr>
       <w:r>
-        <w:t xml:space="preserve">Serangan Man-in-the-Middle adalah tindakan menyadap komunikasi antara dua pihak yang sah untuk mencuri, memanipulasi, atau menyisipkan data tanpa sepengetahuan perangkat pengguna. Sebuah studi dari Universitas Islam Negeri Sunan Kalijaga (UIN Sunan Kalijaga</w:t>
+        <w:t xml:space="preserve">S</w:t>
       </w:r>
       <w:r>
-        <w:t xml:space="preserve">) mengaitkan serangan Man-in-the-Middle dengan penelusuran direktori (CVSS 6.5) dalam Internet of Things (IoT) akademis, di mana penyerang menelusuri direktori /admin/, /backup/, dan /db/ pada pengontrol ruang kelas pintar. Di lingkungan Wi-Fi kampus publik</w:t>
+        <w:t xml:space="preserve">erangan Man-in-the-Middle adalah tindakan menyadap komunikasi antara dua pihak yang sah untuk mencuri, memanipulasi, atau menyisipkan data tanpa sepengetahuan perangkat pengguna. Sebuah studi dari Universitas Islam Negeri Sunan Kalijaga (UIN Sunan Kalijaga</w:t>
       </w:r>
       <w:r>
-        <w:t xml:space="preserve"> yang tidak mengaktifkan WPA3, serangan ARP-Spoofing (arpspoof -i wlan0 -t 192.168.1.1 192.168.1.100) dan DNS-Poisoning sangat umum terjadi. Melalui SSL-Stripping, HTTPS diturunkan menjadi HTTP, sehingga penyerang dapat mencuri data login dari portal Single</w:t>
+        <w:t xml:space="preserve">)</w:t>
+      </w:r>
+      <w:r>
+        <w:t xml:space="preserve"> mengaitkan serangan Man-in-the-Middle dengan penelusuran direktori (CVSS 6.5) dalam Internet of Things (IoT) akademis, di mana penyerang menelusuri direktori /admin/, /backup/, dan /db/ pada pengontrol ruang kelas pintar. Di lingkungan Wi-Fi kampus publik</w:t>
+      </w:r>
+      <w:r>
+        <w:t xml:space="preserve"> </w:t>
+      </w:r>
+      <w:r>
+        <w:t xml:space="preserve">yang tidak mengaktifkan WPA3, serangan ARP-Spoofing (arpspoof -i wlan0 -t 192.168.1.1 192.168.1.100) dan DNS-Poisoning sangat umum terjadi. Melalui SSL-Stripping, HTTPS diturunkan menjadi HTTP, sehingga penyerang dapat mencuri data login dari portal Single</w:t>
       </w:r>
       <w:r>
         <w:t xml:space="preserve">-Sign-On (SSO) universitas.</w:t>
@@ -3209,50 +3608,47 @@
         <w:ind w:right="0" w:firstLine="720" w:left="1440"/>
         <w:rPr/>
       </w:pPr>
-      <w:r/>
-      <w:r/>
-    </w:p>
-    <w:p>
-      <w:pPr>
-        <w:pBdr/>
-        <w:spacing/>
-        <w:ind w:right="0" w:firstLine="720" w:left="1440"/>
-        <w:rPr/>
-      </w:pPr>
       <w:r>
-        <w:t xml:space="preserve">Vektor serangan utama adalah titik akses “man-in-the-middle” di jaringan Wi-Fi EDOROAM kampus, yang pada jam-jam sibuk dapat mencatat lebih dari 300 data login per jam. Penelitian menunjukkan bahwa 65% perangkat cerdas di laboratorium (kamera pengawas, sens</w:t>
+        <w:t xml:space="preserve">V</w:t>
       </w:r>
       <w:r>
-        <w:t xml:space="preserve">or lingkungan) masih menggunakan kredensial standar dan transmisi teks biasa HTTP. Dampak sistemiknya meliputi manipulasi data dalam sistem pencatatan waktu berbasis IoT serta pergerakan lateral menuju pengontrol domain Active Directory. Faktor risiko: Pela</w:t>
+        <w:t xml:space="preserve">ektor serangan utama adalah titik akses “man-in-the-middle” di jaringan Wi-Fi EDOROAM kampus, yang pada jam-jam sibuk dapat mencatat lebih dari 300 data login per jam. Penelitian menunjukkan bahwa 65% perangkat cerdas di laboratorium (kamera pengawas, sens</w:t>
+      </w:r>
+      <w:r>
+        <w:t xml:space="preserve">o</w:t>
+      </w:r>
+      <w:r>
+        <w:t xml:space="preserve">r lingkungan) masih menggunakan kredensial standar dan transmisi teks biasa HTTP. Dampak sistemiknya meliputi manipulasi data dalam sistem pencatatan waktu berbasis IoT serta pergerakan lateral menuju pengontrol domain Active Directory. Faktor risiko: Pela</w:t>
       </w:r>
       <w:r>
         <w:t xml:space="preserve">nggaran Certificate Pinning dan pra-pemuatan HSTS dalam aplikasi seluler kampus.</w:t>
       </w:r>
       <w:r/>
+    </w:p>
+    <w:p>
+      <w:pPr>
+        <w:pStyle w:val="948"/>
+        <w:numPr>
+          <w:ilvl w:val="0"/>
+          <w:numId w:val="7"/>
+        </w:numPr>
+        <w:pBdr/>
+        <w:spacing/>
+        <w:ind w:right="0" w:hanging="630" w:left="630"/>
+        <w:rPr/>
+      </w:pPr>
       <w:r/>
+      <w:bookmarkStart w:id="14" w:name="_Toc14"/>
+      <w:r>
+        <w:t xml:space="preserve">Contoh Kasus Serangan Data dan Informasi</w:t>
+      </w:r>
+      <w:bookmarkEnd w:id="14"/>
       <w:r/>
       <w:r/>
     </w:p>
     <w:p>
       <w:pPr>
-        <w:pStyle w:val="946"/>
-        <w:numPr>
-          <w:ilvl w:val="0"/>
-          <w:numId w:val="7"/>
-        </w:numPr>
-        <w:pBdr/>
-        <w:spacing/>
-        <w:ind w:right="0" w:hanging="630" w:left="630"/>
-        <w:rPr/>
-      </w:pPr>
-      <w:r>
-        <w:t xml:space="preserve">Contoh Kasus Serangan Data dan Informasi</w:t>
-      </w:r>
-      <w:r/>
-    </w:p>
-    <w:p>
-      <w:pPr>
-        <w:pStyle w:val="947"/>
+        <w:pStyle w:val="949"/>
         <w:numPr>
           <w:ilvl w:val="0"/>
           <w:numId w:val="12"/>
@@ -3264,6 +3660,8 @@
           <w14:ligatures w14:val="none"/>
         </w:rPr>
       </w:pPr>
+      <w:r/>
+      <w:bookmarkStart w:id="15" w:name="_Toc15"/>
       <w:r>
         <w:t xml:space="preserve">(Contoh Kasus XSS)</w:t>
       </w:r>
@@ -3272,6 +3670,8 @@
           <w14:ligatures w14:val="none"/>
         </w:rPr>
       </w:r>
+      <w:bookmarkEnd w:id="15"/>
+      <w:r/>
       <w:r>
         <w:rPr>
           <w14:ligatures w14:val="none"/>
@@ -3280,7 +3680,7 @@
     </w:p>
     <w:p>
       <w:pPr>
-        <w:pStyle w:val="947"/>
+        <w:pStyle w:val="949"/>
         <w:numPr>
           <w:ilvl w:val="0"/>
           <w:numId w:val="12"/>
@@ -3290,76 +3690,239 @@
         <w:ind w:hanging="360" w:left="990"/>
         <w:rPr/>
       </w:pPr>
+      <w:r/>
+      <w:bookmarkStart w:id="16" w:name="_Toc16"/>
       <w:r>
         <w:t xml:space="preserve">(Contoh Kasus Social Engineering)</w:t>
       </w:r>
-      <w:r/>
-    </w:p>
-    <w:p>
-      <w:pPr>
-        <w:pStyle w:val="947"/>
-        <w:numPr>
-          <w:ilvl w:val="0"/>
-          <w:numId w:val="12"/>
-        </w:numPr>
-        <w:pBdr/>
-        <w:spacing/>
-        <w:ind w:right="0" w:hanging="360" w:left="990"/>
-        <w:rPr/>
-      </w:pPr>
+      <w:bookmarkEnd w:id="16"/>
       <w:r>
-        <w:t xml:space="preserve">(Contoh Kasus SQL Injection)</w:t>
+        <w:t xml:space="preserve"> </w:t>
       </w:r>
-      <w:r/>
-    </w:p>
-    <w:p>
-      <w:pPr>
-        <w:pStyle w:val="947"/>
-        <w:numPr>
-          <w:ilvl w:val="0"/>
-          <w:numId w:val="12"/>
-        </w:numPr>
-        <w:pBdr/>
-        <w:spacing/>
-        <w:ind w:hanging="360" w:left="990"/>
-        <w:rPr/>
-      </w:pPr>
       <w:r>
-        <w:t xml:space="preserve">(Contoh Kasus DDoS)</w:t>
+        <w:t xml:space="preserve">[Lovescam probably?]</w:t>
       </w:r>
-      <w:r/>
-    </w:p>
-    <w:p>
-      <w:pPr>
-        <w:pStyle w:val="947"/>
-        <w:numPr>
-          <w:ilvl w:val="0"/>
-          <w:numId w:val="12"/>
-        </w:numPr>
-        <w:pBdr/>
-        <w:spacing/>
-        <w:ind w:hanging="360" w:left="990"/>
-        <w:rPr/>
-      </w:pPr>
-      <w:r>
-        <w:t xml:space="preserve">(Contoh Kasus Man in the Middle) [Lovescam probably?]</w:t>
-      </w:r>
-      <w:r/>
-    </w:p>
-    <w:p>
-      <w:pPr>
-        <w:pBdr/>
-        <w:spacing/>
-        <w:ind/>
-        <w:rPr/>
-      </w:pPr>
       <w:r/>
       <w:r/>
       <w:r/>
     </w:p>
     <w:p>
       <w:pPr>
-        <w:pStyle w:val="947"/>
+        <w:pStyle w:val="949"/>
+        <w:numPr>
+          <w:ilvl w:val="0"/>
+          <w:numId w:val="12"/>
+        </w:numPr>
+        <w:pBdr/>
+        <w:spacing/>
+        <w:ind w:right="0" w:hanging="360" w:left="990"/>
+        <w:rPr/>
+      </w:pPr>
+      <w:r/>
+      <w:bookmarkStart w:id="17" w:name="_Toc17"/>
+      <w:r>
+        <w:t xml:space="preserve">(Contoh Kasus SQL Injection)</w:t>
+      </w:r>
+      <w:bookmarkEnd w:id="17"/>
+      <w:r/>
+      <w:r/>
+    </w:p>
+    <w:p>
+      <w:pPr>
+        <w:pStyle w:val="949"/>
+        <w:numPr>
+          <w:ilvl w:val="0"/>
+          <w:numId w:val="12"/>
+        </w:numPr>
+        <w:pBdr/>
+        <w:spacing/>
+        <w:ind w:hanging="360" w:left="990"/>
+        <w:rPr/>
+      </w:pPr>
+      <w:r/>
+      <w:bookmarkStart w:id="18" w:name="_Toc18"/>
+      <w:r>
+        <w:t xml:space="preserve">(Contoh Kasus DDoS)</w:t>
+      </w:r>
+      <w:bookmarkEnd w:id="18"/>
+      <w:r/>
+      <w:r/>
+    </w:p>
+    <w:p>
+      <w:pPr>
+        <w:pStyle w:val="949"/>
+        <w:numPr>
+          <w:ilvl w:val="0"/>
+          <w:numId w:val="12"/>
+        </w:numPr>
+        <w:pBdr/>
+        <w:spacing/>
+        <w:ind w:hanging="360" w:left="990"/>
+        <w:rPr/>
+      </w:pPr>
+      <w:r/>
+      <w:bookmarkStart w:id="19" w:name="_Toc19"/>
+      <w:r>
+        <w:t xml:space="preserve">(Contoh Kasus Man in the Middle) </w:t>
+      </w:r>
+      <w:bookmarkEnd w:id="19"/>
+      <w:r/>
+      <w:r/>
+    </w:p>
+    <w:p>
+      <w:pPr>
+        <w:pStyle w:val="948"/>
+        <w:numPr>
+          <w:ilvl w:val="0"/>
+          <w:numId w:val="7"/>
+        </w:numPr>
+        <w:pBdr/>
+        <w:spacing/>
+        <w:ind w:right="0" w:hanging="630" w:left="630"/>
+        <w:rPr/>
+      </w:pPr>
+      <w:r>
+        <w:t xml:space="preserve">Cara Mengatasi Serangan Pada Keamanan Data dan Informasi</w:t>
+      </w:r>
+      <w:r/>
+    </w:p>
+    <w:p>
+      <w:pPr>
+        <w:pStyle w:val="949"/>
+        <w:numPr>
+          <w:ilvl w:val="0"/>
+          <w:numId w:val="18"/>
+        </w:numPr>
+        <w:pBdr/>
+        <w:spacing/>
+        <w:ind w:right="0" w:hanging="360" w:left="1440"/>
+        <w:rPr/>
+      </w:pPr>
+      <w:r>
+        <w:t xml:space="preserve">Cara Mengatasi Serangan XSS</w:t>
+      </w:r>
+      <w:r/>
+    </w:p>
+    <w:p>
+      <w:pPr>
+        <w:pBdr/>
+        <w:spacing/>
+        <w:ind w:right="0" w:firstLine="720" w:left="1440"/>
+        <w:rPr/>
+      </w:pPr>
+      <w:r/>
+      <w:r>
+        <w:t xml:space="preserve">Untuk mengatasi serangan XSS, beberapa tindakan mitigasi standar OWASP seperti validasi input, enkripsi output, serta cookie HTTP-only untuk mencegah JavaScript mengakses sesi token dapat dilakukan. Universitas Sunan Kallijaga merekomendasikan penggunaan OWASP ZAP untuk pemindaian otomatis serta penga</w:t>
+      </w:r>
+      <w:r>
+        <w:t xml:space="preserve">ktifan bendera HttpOnly dan Secure. Dalam pengujian setelah penerapan tindakan mitigasi ini, area serangan berkurang sebesar 85%. Telah terbukti bahwa implementasi CSP Level 2 tanpa skrip CE dapat menangkap 98% muatan XSS modern, meskipun kompatibilitas dengan br</w:t>
+      </w:r>
+      <w:r>
+        <w:t xml:space="preserve">owser lama di infrastruktur kampus tetap menjadi kendala.</w:t>
+      </w:r>
+      <w:r/>
+      <w:r/>
+      <w:r/>
+    </w:p>
+    <w:p>
+      <w:pPr>
+        <w:pStyle w:val="949"/>
+        <w:numPr>
+          <w:ilvl w:val="0"/>
+          <w:numId w:val="18"/>
+        </w:numPr>
+        <w:pBdr/>
+        <w:spacing/>
+        <w:ind w:hanging="360" w:left="1440"/>
+        <w:rPr/>
+      </w:pPr>
+      <w:r>
+        <w:t xml:space="preserve">Cara Mengatasi Serangan Social Engineering</w:t>
+      </w:r>
+      <w:r/>
+    </w:p>
+    <w:p>
+      <w:pPr>
+        <w:pStyle w:val="949"/>
+        <w:numPr>
+          <w:ilvl w:val="0"/>
+          <w:numId w:val="18"/>
+        </w:numPr>
+        <w:pBdr/>
+        <w:spacing/>
+        <w:ind w:hanging="360" w:left="1440"/>
+        <w:rPr/>
+      </w:pPr>
+      <w:r>
+        <w:rPr>
+          <w:highlight w:val="none"/>
+        </w:rPr>
+        <w:t xml:space="preserve">Cara </w:t>
+      </w:r>
+      <w:r>
+        <w:rPr>
+          <w:highlight w:val="none"/>
+        </w:rPr>
+        <w:t xml:space="preserve">Mengatasi Serangan SQL Injection</w:t>
+      </w:r>
+      <w:r/>
+    </w:p>
+    <w:p>
+      <w:pPr>
+        <w:pStyle w:val="949"/>
+        <w:numPr>
+          <w:ilvl w:val="0"/>
+          <w:numId w:val="18"/>
+        </w:numPr>
+        <w:pBdr/>
+        <w:spacing/>
+        <w:ind w:hanging="360" w:left="1440"/>
+        <w:rPr/>
+      </w:pPr>
+      <w:r>
+        <w:rPr>
+          <w:highlight w:val="none"/>
+        </w:rPr>
+        <w:t xml:space="preserve">Cara Mengatasi Serangan Dos dan DDoS</w:t>
+      </w:r>
+      <w:r/>
+    </w:p>
+    <w:p>
+      <w:pPr>
+        <w:pStyle w:val="949"/>
+        <w:numPr>
+          <w:ilvl w:val="0"/>
+          <w:numId w:val="18"/>
+        </w:numPr>
+        <w:pBdr/>
+        <w:spacing/>
+        <w:ind w:hanging="360" w:left="1440"/>
+        <w:rPr/>
+      </w:pPr>
+      <w:r>
+        <w:rPr>
+          <w:highlight w:val="none"/>
+        </w:rPr>
+        <w:t xml:space="preserve">Cara Mengatasi </w:t>
+      </w:r>
+      <w:r>
+        <w:t xml:space="preserve">Serangan Man in the Middle</w:t>
+      </w:r>
+      <w:r/>
+    </w:p>
+    <w:p>
+      <w:pPr>
+        <w:pBdr/>
+        <w:spacing/>
+        <w:ind/>
+        <w:rPr/>
+      </w:pPr>
+      <w:r/>
+      <w:r/>
+    </w:p>
+    <w:p>
+      <w:pPr>
+        <w:pStyle w:val="949"/>
         <w:pBdr/>
         <w:spacing/>
         <w:ind/>
@@ -3417,7 +3980,7 @@
 <w:ftr xmlns:wpc="http://schemas.microsoft.com/office/word/2010/wordprocessingCanvas" xmlns:mc="http://schemas.openxmlformats.org/markup-compatibility/2006" xmlns:o="urn:schemas-microsoft-com:office:office" xmlns:r="http://schemas.openxmlformats.org/officeDocument/2006/relationships" xmlns:m="http://schemas.openxmlformats.org/officeDocument/2006/math" xmlns:v="urn:schemas-microsoft-com:vml" xmlns:wp14="http://schemas.microsoft.com/office/word/2010/wordprocessingDrawing" xmlns:wp="http://schemas.openxmlformats.org/drawingml/2006/wordprocessingDrawing" xmlns:w10="urn:schemas-microsoft-com:office:word" xmlns:w="http://schemas.openxmlformats.org/wordprocessingml/2006/main" xmlns:w14="http://schemas.microsoft.com/office/word/2010/wordml" xmlns:w15="http://schemas.microsoft.com/office/word/2012/wordml" xmlns:wpg="http://schemas.microsoft.com/office/word/2010/wordprocessingGroup" xmlns:wpi="http://schemas.microsoft.com/office/word/2010/wordprocessingInk" xmlns:wne="http://schemas.microsoft.com/office/word/2006/wordml" xmlns:a="http://schemas.openxmlformats.org/drawingml/2006/main" xmlns:wps="http://schemas.microsoft.com/office/word/2010/wordprocessingShape" mc:Ignorable="w14 w15 wp14">
   <w:p>
     <w:pPr>
-      <w:pStyle w:val="981"/>
+      <w:pStyle w:val="983"/>
       <w:pBdr/>
       <w:spacing/>
       <w:ind/>
@@ -3429,7 +3992,7 @@
   </w:p>
   <w:p>
     <w:pPr>
-      <w:pStyle w:val="981"/>
+      <w:pStyle w:val="983"/>
       <w:pBdr/>
       <w:spacing/>
       <w:ind/>
@@ -3445,7 +4008,7 @@
 <w:ftr xmlns:wpc="http://schemas.microsoft.com/office/word/2010/wordprocessingCanvas" xmlns:mc="http://schemas.openxmlformats.org/markup-compatibility/2006" xmlns:o="urn:schemas-microsoft-com:office:office" xmlns:r="http://schemas.openxmlformats.org/officeDocument/2006/relationships" xmlns:m="http://schemas.openxmlformats.org/officeDocument/2006/math" xmlns:v="urn:schemas-microsoft-com:vml" xmlns:wp14="http://schemas.microsoft.com/office/word/2010/wordprocessingDrawing" xmlns:wp="http://schemas.openxmlformats.org/drawingml/2006/wordprocessingDrawing" xmlns:w10="urn:schemas-microsoft-com:office:word" xmlns:w="http://schemas.openxmlformats.org/wordprocessingml/2006/main" xmlns:w14="http://schemas.microsoft.com/office/word/2010/wordml" xmlns:w15="http://schemas.microsoft.com/office/word/2012/wordml" xmlns:wpg="http://schemas.microsoft.com/office/word/2010/wordprocessingGroup" xmlns:wpi="http://schemas.microsoft.com/office/word/2010/wordprocessingInk" xmlns:wne="http://schemas.microsoft.com/office/word/2006/wordml" xmlns:a="http://schemas.openxmlformats.org/drawingml/2006/main" xmlns:wps="http://schemas.microsoft.com/office/word/2010/wordprocessingShape" mc:Ignorable="w14 w15 wp14">
   <w:p>
     <w:pPr>
-      <w:pStyle w:val="981"/>
+      <w:pStyle w:val="983"/>
       <w:pBdr/>
       <w:spacing/>
       <w:ind/>
@@ -3459,7 +4022,7 @@
   </w:p>
   <w:p>
     <w:pPr>
-      <w:pStyle w:val="981"/>
+      <w:pStyle w:val="983"/>
       <w:pBdr/>
       <w:spacing/>
       <w:ind/>
@@ -3475,7 +4038,7 @@
 <w:ftr xmlns:wpc="http://schemas.microsoft.com/office/word/2010/wordprocessingCanvas" xmlns:mc="http://schemas.openxmlformats.org/markup-compatibility/2006" xmlns:o="urn:schemas-microsoft-com:office:office" xmlns:r="http://schemas.openxmlformats.org/officeDocument/2006/relationships" xmlns:m="http://schemas.openxmlformats.org/officeDocument/2006/math" xmlns:v="urn:schemas-microsoft-com:vml" xmlns:wp14="http://schemas.microsoft.com/office/word/2010/wordprocessingDrawing" xmlns:wp="http://schemas.openxmlformats.org/drawingml/2006/wordprocessingDrawing" xmlns:w10="urn:schemas-microsoft-com:office:word" xmlns:w="http://schemas.openxmlformats.org/wordprocessingml/2006/main" xmlns:w14="http://schemas.microsoft.com/office/word/2010/wordml" xmlns:w15="http://schemas.microsoft.com/office/word/2012/wordml" xmlns:wpg="http://schemas.microsoft.com/office/word/2010/wordprocessingGroup" xmlns:wpi="http://schemas.microsoft.com/office/word/2010/wordprocessingInk" xmlns:wne="http://schemas.microsoft.com/office/word/2006/wordml" xmlns:a="http://schemas.openxmlformats.org/drawingml/2006/main" xmlns:wps="http://schemas.microsoft.com/office/word/2010/wordprocessingShape" mc:Ignorable="w14 w15 wp14">
   <w:p>
     <w:pPr>
-      <w:pStyle w:val="981"/>
+      <w:pStyle w:val="983"/>
       <w:pBdr/>
       <w:spacing/>
       <w:ind/>
@@ -3492,7 +4055,7 @@
   </w:p>
   <w:p>
     <w:pPr>
-      <w:pStyle w:val="981"/>
+      <w:pStyle w:val="983"/>
       <w:pBdr/>
       <w:tabs>
         <w:tab w:val="clear" w:leader="none" w:pos="4844"/>
@@ -3516,7 +4079,7 @@
 <w:ftr xmlns:wpc="http://schemas.microsoft.com/office/word/2010/wordprocessingCanvas" xmlns:mc="http://schemas.openxmlformats.org/markup-compatibility/2006" xmlns:o="urn:schemas-microsoft-com:office:office" xmlns:r="http://schemas.openxmlformats.org/officeDocument/2006/relationships" xmlns:m="http://schemas.openxmlformats.org/officeDocument/2006/math" xmlns:v="urn:schemas-microsoft-com:vml" xmlns:wp14="http://schemas.microsoft.com/office/word/2010/wordprocessingDrawing" xmlns:wp="http://schemas.openxmlformats.org/drawingml/2006/wordprocessingDrawing" xmlns:w10="urn:schemas-microsoft-com:office:word" xmlns:w="http://schemas.openxmlformats.org/wordprocessingml/2006/main" xmlns:w14="http://schemas.microsoft.com/office/word/2010/wordml" xmlns:w15="http://schemas.microsoft.com/office/word/2012/wordml" xmlns:wpg="http://schemas.microsoft.com/office/word/2010/wordprocessingGroup" xmlns:wpi="http://schemas.microsoft.com/office/word/2010/wordprocessingInk" xmlns:wne="http://schemas.microsoft.com/office/word/2006/wordml" xmlns:a="http://schemas.openxmlformats.org/drawingml/2006/main" xmlns:wps="http://schemas.microsoft.com/office/word/2010/wordprocessingShape" mc:Ignorable="w14 w15 wp14">
   <w:p>
     <w:pPr>
-      <w:pStyle w:val="981"/>
+      <w:pStyle w:val="983"/>
       <w:pBdr/>
       <w:tabs>
         <w:tab w:val="clear" w:leader="none" w:pos="4844"/>
@@ -3573,7 +4136,7 @@
 <w:hdr xmlns:wpc="http://schemas.microsoft.com/office/word/2010/wordprocessingCanvas" xmlns:mc="http://schemas.openxmlformats.org/markup-compatibility/2006" xmlns:o="urn:schemas-microsoft-com:office:office" xmlns:r="http://schemas.openxmlformats.org/officeDocument/2006/relationships" xmlns:m="http://schemas.openxmlformats.org/officeDocument/2006/math" xmlns:v="urn:schemas-microsoft-com:vml" xmlns:wp14="http://schemas.microsoft.com/office/word/2010/wordprocessingDrawing" xmlns:wp="http://schemas.openxmlformats.org/drawingml/2006/wordprocessingDrawing" xmlns:w10="urn:schemas-microsoft-com:office:word" xmlns:w="http://schemas.openxmlformats.org/wordprocessingml/2006/main" xmlns:w14="http://schemas.microsoft.com/office/word/2010/wordml" xmlns:w15="http://schemas.microsoft.com/office/word/2012/wordml" xmlns:wpg="http://schemas.microsoft.com/office/word/2010/wordprocessingGroup" xmlns:wpi="http://schemas.microsoft.com/office/word/2010/wordprocessingInk" xmlns:wne="http://schemas.microsoft.com/office/word/2006/wordml" xmlns:a="http://schemas.openxmlformats.org/drawingml/2006/main" xmlns:wps="http://schemas.microsoft.com/office/word/2010/wordprocessingShape" mc:Ignorable="w14 w15 wp14">
   <w:p>
     <w:pPr>
-      <w:pStyle w:val="979"/>
+      <w:pStyle w:val="981"/>
       <w:pBdr/>
       <w:spacing/>
       <w:ind/>
@@ -3589,7 +4152,7 @@
 <w:hdr xmlns:wpc="http://schemas.microsoft.com/office/word/2010/wordprocessingCanvas" xmlns:mc="http://schemas.openxmlformats.org/markup-compatibility/2006" xmlns:o="urn:schemas-microsoft-com:office:office" xmlns:r="http://schemas.openxmlformats.org/officeDocument/2006/relationships" xmlns:m="http://schemas.openxmlformats.org/officeDocument/2006/math" xmlns:v="urn:schemas-microsoft-com:vml" xmlns:wp14="http://schemas.microsoft.com/office/word/2010/wordprocessingDrawing" xmlns:wp="http://schemas.openxmlformats.org/drawingml/2006/wordprocessingDrawing" xmlns:w10="urn:schemas-microsoft-com:office:word" xmlns:w="http://schemas.openxmlformats.org/wordprocessingml/2006/main" xmlns:w14="http://schemas.microsoft.com/office/word/2010/wordml" xmlns:w15="http://schemas.microsoft.com/office/word/2012/wordml" xmlns:wpg="http://schemas.microsoft.com/office/word/2010/wordprocessingGroup" xmlns:wpi="http://schemas.microsoft.com/office/word/2010/wordprocessingInk" xmlns:wne="http://schemas.microsoft.com/office/word/2006/wordml" xmlns:a="http://schemas.openxmlformats.org/drawingml/2006/main" xmlns:wps="http://schemas.microsoft.com/office/word/2010/wordprocessingShape" mc:Ignorable="w14 w15 wp14">
   <w:p>
     <w:pPr>
-      <w:pStyle w:val="979"/>
+      <w:pStyle w:val="981"/>
       <w:pBdr/>
       <w:spacing/>
       <w:ind/>
@@ -3605,7 +4168,7 @@
 <w:hdr xmlns:wpc="http://schemas.microsoft.com/office/word/2010/wordprocessingCanvas" xmlns:mc="http://schemas.openxmlformats.org/markup-compatibility/2006" xmlns:o="urn:schemas-microsoft-com:office:office" xmlns:r="http://schemas.openxmlformats.org/officeDocument/2006/relationships" xmlns:m="http://schemas.openxmlformats.org/officeDocument/2006/math" xmlns:v="urn:schemas-microsoft-com:vml" xmlns:wp14="http://schemas.microsoft.com/office/word/2010/wordprocessingDrawing" xmlns:wp="http://schemas.openxmlformats.org/drawingml/2006/wordprocessingDrawing" xmlns:w10="urn:schemas-microsoft-com:office:word" xmlns:w="http://schemas.openxmlformats.org/wordprocessingml/2006/main" xmlns:w14="http://schemas.microsoft.com/office/word/2010/wordml" xmlns:w15="http://schemas.microsoft.com/office/word/2012/wordml" xmlns:wpg="http://schemas.microsoft.com/office/word/2010/wordprocessingGroup" xmlns:wpi="http://schemas.microsoft.com/office/word/2010/wordprocessingInk" xmlns:wne="http://schemas.microsoft.com/office/word/2006/wordml" xmlns:a="http://schemas.openxmlformats.org/drawingml/2006/main" xmlns:wps="http://schemas.microsoft.com/office/word/2010/wordprocessingShape" mc:Ignorable="w14 w15 wp14">
   <w:p>
     <w:pPr>
-      <w:pStyle w:val="979"/>
+      <w:pStyle w:val="981"/>
       <w:pBdr/>
       <w:spacing/>
       <w:ind/>
@@ -3622,7 +4185,7 @@
   </w:p>
   <w:p>
     <w:pPr>
-      <w:pStyle w:val="979"/>
+      <w:pStyle w:val="981"/>
       <w:pBdr/>
       <w:spacing/>
       <w:ind/>
@@ -5450,6 +6013,1038 @@
       <w:isLgl w:val="false"/>
       <w:lvlJc w:val="left"/>
       <w:lvlText w:val="2.3.%1"/>
+      <w:numFmt w:val="decimal"/>
+      <w:pPr>
+        <w:pBdr/>
+        <w:spacing/>
+        <w:ind w:hanging="360" w:left="720"/>
+      </w:pPr>
+      <w:rPr/>
+      <w:start w:val="1"/>
+      <w:suff w:val="tab"/>
+    </w:lvl>
+    <w:lvl w:ilvl="1">
+      <w:isLgl w:val="false"/>
+      <w:lvlJc w:val="left"/>
+      <w:lvlText w:val="%2."/>
+      <w:numFmt w:val="lowerLetter"/>
+      <w:pPr>
+        <w:pBdr/>
+        <w:spacing/>
+        <w:ind w:hanging="360" w:left="1440"/>
+      </w:pPr>
+      <w:rPr/>
+      <w:start w:val="1"/>
+      <w:suff w:val="tab"/>
+    </w:lvl>
+    <w:lvl w:ilvl="2">
+      <w:isLgl w:val="false"/>
+      <w:lvlJc w:val="right"/>
+      <w:lvlText w:val="%3."/>
+      <w:numFmt w:val="lowerRoman"/>
+      <w:pPr>
+        <w:pBdr/>
+        <w:spacing/>
+        <w:ind w:hanging="180" w:left="2160"/>
+      </w:pPr>
+      <w:rPr/>
+      <w:start w:val="1"/>
+      <w:suff w:val="tab"/>
+    </w:lvl>
+    <w:lvl w:ilvl="3">
+      <w:isLgl w:val="false"/>
+      <w:lvlJc w:val="left"/>
+      <w:lvlText w:val="%4."/>
+      <w:numFmt w:val="decimal"/>
+      <w:pPr>
+        <w:pBdr/>
+        <w:spacing/>
+        <w:ind w:hanging="360" w:left="2880"/>
+      </w:pPr>
+      <w:rPr/>
+      <w:start w:val="1"/>
+      <w:suff w:val="tab"/>
+    </w:lvl>
+    <w:lvl w:ilvl="4">
+      <w:isLgl w:val="false"/>
+      <w:lvlJc w:val="left"/>
+      <w:lvlText w:val="%5."/>
+      <w:numFmt w:val="lowerLetter"/>
+      <w:pPr>
+        <w:pBdr/>
+        <w:spacing/>
+        <w:ind w:hanging="360" w:left="3600"/>
+      </w:pPr>
+      <w:rPr/>
+      <w:start w:val="1"/>
+      <w:suff w:val="tab"/>
+    </w:lvl>
+    <w:lvl w:ilvl="5">
+      <w:isLgl w:val="false"/>
+      <w:lvlJc w:val="right"/>
+      <w:lvlText w:val="%6."/>
+      <w:numFmt w:val="lowerRoman"/>
+      <w:pPr>
+        <w:pBdr/>
+        <w:spacing/>
+        <w:ind w:hanging="180" w:left="4320"/>
+      </w:pPr>
+      <w:rPr/>
+      <w:start w:val="1"/>
+      <w:suff w:val="tab"/>
+    </w:lvl>
+    <w:lvl w:ilvl="6">
+      <w:isLgl w:val="false"/>
+      <w:lvlJc w:val="left"/>
+      <w:lvlText w:val="%7."/>
+      <w:numFmt w:val="decimal"/>
+      <w:pPr>
+        <w:pBdr/>
+        <w:spacing/>
+        <w:ind w:hanging="360" w:left="5040"/>
+      </w:pPr>
+      <w:rPr/>
+      <w:start w:val="1"/>
+      <w:suff w:val="tab"/>
+    </w:lvl>
+    <w:lvl w:ilvl="7">
+      <w:isLgl w:val="false"/>
+      <w:lvlJc w:val="left"/>
+      <w:lvlText w:val="%8."/>
+      <w:numFmt w:val="lowerLetter"/>
+      <w:pPr>
+        <w:pBdr/>
+        <w:spacing/>
+        <w:ind w:hanging="360" w:left="5760"/>
+      </w:pPr>
+      <w:rPr/>
+      <w:start w:val="1"/>
+      <w:suff w:val="tab"/>
+    </w:lvl>
+    <w:lvl w:ilvl="8">
+      <w:isLgl w:val="false"/>
+      <w:lvlJc w:val="right"/>
+      <w:lvlText w:val="%9."/>
+      <w:numFmt w:val="lowerRoman"/>
+      <w:pPr>
+        <w:pBdr/>
+        <w:spacing/>
+        <w:ind w:hanging="180" w:left="6480"/>
+      </w:pPr>
+      <w:rPr/>
+      <w:start w:val="1"/>
+      <w:suff w:val="tab"/>
+    </w:lvl>
+  </w:abstractNum>
+  <w:abstractNum w:abstractNumId="15">
+    <w:nsid w:val="18B0B300"/>
+    <w:lvl w:ilvl="0">
+      <w:isLgl w:val="false"/>
+      <w:lvlJc w:val="left"/>
+      <w:lvlText w:val="2.3.%1"/>
+      <w:numFmt w:val="decimal"/>
+      <w:pPr>
+        <w:pBdr/>
+        <w:spacing/>
+        <w:ind w:hanging="360" w:left="1417"/>
+      </w:pPr>
+      <w:rPr/>
+      <w:start w:val="1"/>
+      <w:suff w:val="tab"/>
+    </w:lvl>
+    <w:lvl w:ilvl="1">
+      <w:isLgl w:val="false"/>
+      <w:lvlJc w:val="left"/>
+      <w:lvlText w:val="%2."/>
+      <w:numFmt w:val="lowerLetter"/>
+      <w:pPr>
+        <w:pBdr/>
+        <w:spacing/>
+        <w:ind w:hanging="360" w:left="2137"/>
+      </w:pPr>
+      <w:rPr/>
+      <w:start w:val="1"/>
+      <w:suff w:val="tab"/>
+    </w:lvl>
+    <w:lvl w:ilvl="2">
+      <w:isLgl w:val="false"/>
+      <w:lvlJc w:val="right"/>
+      <w:lvlText w:val="%3."/>
+      <w:numFmt w:val="lowerRoman"/>
+      <w:pPr>
+        <w:pBdr/>
+        <w:spacing/>
+        <w:ind w:hanging="180" w:left="2857"/>
+      </w:pPr>
+      <w:rPr/>
+      <w:start w:val="1"/>
+      <w:suff w:val="tab"/>
+    </w:lvl>
+    <w:lvl w:ilvl="3">
+      <w:isLgl w:val="false"/>
+      <w:lvlJc w:val="left"/>
+      <w:lvlText w:val="%4."/>
+      <w:numFmt w:val="decimal"/>
+      <w:pPr>
+        <w:pBdr/>
+        <w:spacing/>
+        <w:ind w:hanging="360" w:left="3577"/>
+      </w:pPr>
+      <w:rPr/>
+      <w:start w:val="1"/>
+      <w:suff w:val="tab"/>
+    </w:lvl>
+    <w:lvl w:ilvl="4">
+      <w:isLgl w:val="false"/>
+      <w:lvlJc w:val="left"/>
+      <w:lvlText w:val="%5."/>
+      <w:numFmt w:val="lowerLetter"/>
+      <w:pPr>
+        <w:pBdr/>
+        <w:spacing/>
+        <w:ind w:hanging="360" w:left="4297"/>
+      </w:pPr>
+      <w:rPr/>
+      <w:start w:val="1"/>
+      <w:suff w:val="tab"/>
+    </w:lvl>
+    <w:lvl w:ilvl="5">
+      <w:isLgl w:val="false"/>
+      <w:lvlJc w:val="right"/>
+      <w:lvlText w:val="%6."/>
+      <w:numFmt w:val="lowerRoman"/>
+      <w:pPr>
+        <w:pBdr/>
+        <w:spacing/>
+        <w:ind w:hanging="180" w:left="5017"/>
+      </w:pPr>
+      <w:rPr/>
+      <w:start w:val="1"/>
+      <w:suff w:val="tab"/>
+    </w:lvl>
+    <w:lvl w:ilvl="6">
+      <w:isLgl w:val="false"/>
+      <w:lvlJc w:val="left"/>
+      <w:lvlText w:val="%7."/>
+      <w:numFmt w:val="decimal"/>
+      <w:pPr>
+        <w:pBdr/>
+        <w:spacing/>
+        <w:ind w:hanging="360" w:left="5737"/>
+      </w:pPr>
+      <w:rPr/>
+      <w:start w:val="1"/>
+      <w:suff w:val="tab"/>
+    </w:lvl>
+    <w:lvl w:ilvl="7">
+      <w:isLgl w:val="false"/>
+      <w:lvlJc w:val="left"/>
+      <w:lvlText w:val="%8."/>
+      <w:numFmt w:val="lowerLetter"/>
+      <w:pPr>
+        <w:pBdr/>
+        <w:spacing/>
+        <w:ind w:hanging="360" w:left="6457"/>
+      </w:pPr>
+      <w:rPr/>
+      <w:start w:val="1"/>
+      <w:suff w:val="tab"/>
+    </w:lvl>
+    <w:lvl w:ilvl="8">
+      <w:isLgl w:val="false"/>
+      <w:lvlJc w:val="right"/>
+      <w:lvlText w:val="%9."/>
+      <w:numFmt w:val="lowerRoman"/>
+      <w:pPr>
+        <w:pBdr/>
+        <w:spacing/>
+        <w:ind w:hanging="180" w:left="7177"/>
+      </w:pPr>
+      <w:rPr/>
+      <w:start w:val="1"/>
+      <w:suff w:val="tab"/>
+    </w:lvl>
+  </w:abstractNum>
+  <w:abstractNum w:abstractNumId="16">
+    <w:nsid w:val="3A9FB79A"/>
+    <w:lvl w:ilvl="0">
+      <w:isLgl w:val="false"/>
+      <w:lvlJc w:val="right"/>
+      <w:lvlText w:val="2.%1"/>
+      <w:numFmt w:val="decimal"/>
+      <w:pPr>
+        <w:pBdr/>
+        <w:spacing/>
+        <w:ind w:hanging="360" w:left="709"/>
+      </w:pPr>
+      <w:rPr/>
+      <w:start w:val="1"/>
+      <w:suff w:val="tab"/>
+    </w:lvl>
+    <w:lvl w:ilvl="1">
+      <w:isLgl w:val="false"/>
+      <w:lvlJc w:val="left"/>
+      <w:lvlText w:val="%2."/>
+      <w:numFmt w:val="lowerLetter"/>
+      <w:pPr>
+        <w:pBdr/>
+        <w:spacing/>
+        <w:ind w:hanging="360" w:left="1429"/>
+      </w:pPr>
+      <w:rPr/>
+      <w:start w:val="1"/>
+      <w:suff w:val="tab"/>
+    </w:lvl>
+    <w:lvl w:ilvl="2">
+      <w:isLgl w:val="false"/>
+      <w:lvlJc w:val="right"/>
+      <w:lvlText w:val="%3."/>
+      <w:numFmt w:val="lowerRoman"/>
+      <w:pPr>
+        <w:pBdr/>
+        <w:spacing/>
+        <w:ind w:hanging="180" w:left="2149"/>
+      </w:pPr>
+      <w:rPr/>
+      <w:start w:val="1"/>
+      <w:suff w:val="tab"/>
+    </w:lvl>
+    <w:lvl w:ilvl="3">
+      <w:isLgl w:val="false"/>
+      <w:lvlJc w:val="left"/>
+      <w:lvlText w:val="%4."/>
+      <w:numFmt w:val="decimal"/>
+      <w:pPr>
+        <w:pBdr/>
+        <w:spacing/>
+        <w:ind w:hanging="360" w:left="2869"/>
+      </w:pPr>
+      <w:rPr/>
+      <w:start w:val="1"/>
+      <w:suff w:val="tab"/>
+    </w:lvl>
+    <w:lvl w:ilvl="4">
+      <w:isLgl w:val="false"/>
+      <w:lvlJc w:val="left"/>
+      <w:lvlText w:val="%5."/>
+      <w:numFmt w:val="lowerLetter"/>
+      <w:pPr>
+        <w:pBdr/>
+        <w:spacing/>
+        <w:ind w:hanging="360" w:left="3589"/>
+      </w:pPr>
+      <w:rPr/>
+      <w:start w:val="1"/>
+      <w:suff w:val="tab"/>
+    </w:lvl>
+    <w:lvl w:ilvl="5">
+      <w:isLgl w:val="false"/>
+      <w:lvlJc w:val="right"/>
+      <w:lvlText w:val="%6."/>
+      <w:numFmt w:val="lowerRoman"/>
+      <w:pPr>
+        <w:pBdr/>
+        <w:spacing/>
+        <w:ind w:hanging="180" w:left="4309"/>
+      </w:pPr>
+      <w:rPr/>
+      <w:start w:val="1"/>
+      <w:suff w:val="tab"/>
+    </w:lvl>
+    <w:lvl w:ilvl="6">
+      <w:isLgl w:val="false"/>
+      <w:lvlJc w:val="left"/>
+      <w:lvlText w:val="%7."/>
+      <w:numFmt w:val="decimal"/>
+      <w:pPr>
+        <w:pBdr/>
+        <w:spacing/>
+        <w:ind w:hanging="360" w:left="5029"/>
+      </w:pPr>
+      <w:rPr/>
+      <w:start w:val="1"/>
+      <w:suff w:val="tab"/>
+    </w:lvl>
+    <w:lvl w:ilvl="7">
+      <w:isLgl w:val="false"/>
+      <w:lvlJc w:val="left"/>
+      <w:lvlText w:val="%8."/>
+      <w:numFmt w:val="lowerLetter"/>
+      <w:pPr>
+        <w:pBdr/>
+        <w:spacing/>
+        <w:ind w:hanging="360" w:left="5749"/>
+      </w:pPr>
+      <w:rPr/>
+      <w:start w:val="1"/>
+      <w:suff w:val="tab"/>
+    </w:lvl>
+    <w:lvl w:ilvl="8">
+      <w:isLgl w:val="false"/>
+      <w:lvlJc w:val="right"/>
+      <w:lvlText w:val="%9."/>
+      <w:numFmt w:val="lowerRoman"/>
+      <w:pPr>
+        <w:pBdr/>
+        <w:spacing/>
+        <w:ind w:hanging="180" w:left="6469"/>
+      </w:pPr>
+      <w:rPr/>
+      <w:start w:val="1"/>
+      <w:suff w:val="tab"/>
+    </w:lvl>
+  </w:abstractNum>
+  <w:abstractNum w:abstractNumId="17">
+    <w:nsid w:val="3204C958"/>
+    <w:lvl w:ilvl="0">
+      <w:isLgl w:val="false"/>
+      <w:lvlJc w:val="right"/>
+      <w:lvlText w:val="2.4.%1"/>
+      <w:numFmt w:val="decimal"/>
+      <w:pPr>
+        <w:pBdr/>
+        <w:spacing/>
+        <w:ind w:hanging="360" w:left="1339"/>
+      </w:pPr>
+      <w:rPr/>
+      <w:start w:val="1"/>
+      <w:suff w:val="tab"/>
+    </w:lvl>
+    <w:lvl w:ilvl="1">
+      <w:isLgl w:val="false"/>
+      <w:lvlJc w:val="left"/>
+      <w:lvlText w:val="%2."/>
+      <w:numFmt w:val="lowerLetter"/>
+      <w:pPr>
+        <w:pBdr/>
+        <w:spacing/>
+        <w:ind w:hanging="360" w:left="2059"/>
+      </w:pPr>
+      <w:rPr/>
+      <w:start w:val="1"/>
+      <w:suff w:val="tab"/>
+    </w:lvl>
+    <w:lvl w:ilvl="2">
+      <w:isLgl w:val="false"/>
+      <w:lvlJc w:val="right"/>
+      <w:lvlText w:val="%3."/>
+      <w:numFmt w:val="lowerRoman"/>
+      <w:pPr>
+        <w:pBdr/>
+        <w:spacing/>
+        <w:ind w:hanging="180" w:left="2779"/>
+      </w:pPr>
+      <w:rPr/>
+      <w:start w:val="1"/>
+      <w:suff w:val="tab"/>
+    </w:lvl>
+    <w:lvl w:ilvl="3">
+      <w:isLgl w:val="false"/>
+      <w:lvlJc w:val="left"/>
+      <w:lvlText w:val="%4."/>
+      <w:numFmt w:val="decimal"/>
+      <w:pPr>
+        <w:pBdr/>
+        <w:spacing/>
+        <w:ind w:hanging="360" w:left="3499"/>
+      </w:pPr>
+      <w:rPr/>
+      <w:start w:val="1"/>
+      <w:suff w:val="tab"/>
+    </w:lvl>
+    <w:lvl w:ilvl="4">
+      <w:isLgl w:val="false"/>
+      <w:lvlJc w:val="left"/>
+      <w:lvlText w:val="%5."/>
+      <w:numFmt w:val="lowerLetter"/>
+      <w:pPr>
+        <w:pBdr/>
+        <w:spacing/>
+        <w:ind w:hanging="360" w:left="4219"/>
+      </w:pPr>
+      <w:rPr/>
+      <w:start w:val="1"/>
+      <w:suff w:val="tab"/>
+    </w:lvl>
+    <w:lvl w:ilvl="5">
+      <w:isLgl w:val="false"/>
+      <w:lvlJc w:val="right"/>
+      <w:lvlText w:val="%6."/>
+      <w:numFmt w:val="lowerRoman"/>
+      <w:pPr>
+        <w:pBdr/>
+        <w:spacing/>
+        <w:ind w:hanging="180" w:left="4939"/>
+      </w:pPr>
+      <w:rPr/>
+      <w:start w:val="1"/>
+      <w:suff w:val="tab"/>
+    </w:lvl>
+    <w:lvl w:ilvl="6">
+      <w:isLgl w:val="false"/>
+      <w:lvlJc w:val="left"/>
+      <w:lvlText w:val="%7."/>
+      <w:numFmt w:val="decimal"/>
+      <w:pPr>
+        <w:pBdr/>
+        <w:spacing/>
+        <w:ind w:hanging="360" w:left="5659"/>
+      </w:pPr>
+      <w:rPr/>
+      <w:start w:val="1"/>
+      <w:suff w:val="tab"/>
+    </w:lvl>
+    <w:lvl w:ilvl="7">
+      <w:isLgl w:val="false"/>
+      <w:lvlJc w:val="left"/>
+      <w:lvlText w:val="%8."/>
+      <w:numFmt w:val="lowerLetter"/>
+      <w:pPr>
+        <w:pBdr/>
+        <w:spacing/>
+        <w:ind w:hanging="360" w:left="6379"/>
+      </w:pPr>
+      <w:rPr/>
+      <w:start w:val="1"/>
+      <w:suff w:val="tab"/>
+    </w:lvl>
+    <w:lvl w:ilvl="8">
+      <w:isLgl w:val="false"/>
+      <w:lvlJc w:val="right"/>
+      <w:lvlText w:val="%9."/>
+      <w:numFmt w:val="lowerRoman"/>
+      <w:pPr>
+        <w:pBdr/>
+        <w:spacing/>
+        <w:ind w:hanging="180" w:left="7099"/>
+      </w:pPr>
+      <w:rPr/>
+      <w:start w:val="1"/>
+      <w:suff w:val="tab"/>
+    </w:lvl>
+  </w:abstractNum>
+  <w:abstractNum w:abstractNumId="18">
+    <w:nsid w:val="31169B12"/>
+    <w:lvl w:ilvl="0">
+      <w:isLgl w:val="false"/>
+      <w:lvlJc w:val="right"/>
+      <w:lvlText w:val="2.4.%1"/>
+      <w:numFmt w:val="decimal"/>
+      <w:pPr>
+        <w:pBdr/>
+        <w:spacing/>
+        <w:ind w:hanging="360" w:left="720"/>
+      </w:pPr>
+      <w:rPr/>
+      <w:start w:val="1"/>
+      <w:suff w:val="tab"/>
+    </w:lvl>
+    <w:lvl w:ilvl="1">
+      <w:isLgl w:val="false"/>
+      <w:lvlJc w:val="left"/>
+      <w:lvlText w:val="%2."/>
+      <w:numFmt w:val="lowerLetter"/>
+      <w:pPr>
+        <w:pBdr/>
+        <w:spacing/>
+        <w:ind w:hanging="360" w:left="1440"/>
+      </w:pPr>
+      <w:rPr/>
+      <w:start w:val="1"/>
+      <w:suff w:val="tab"/>
+    </w:lvl>
+    <w:lvl w:ilvl="2">
+      <w:isLgl w:val="false"/>
+      <w:lvlJc w:val="right"/>
+      <w:lvlText w:val="%3."/>
+      <w:numFmt w:val="lowerRoman"/>
+      <w:pPr>
+        <w:pBdr/>
+        <w:spacing/>
+        <w:ind w:hanging="180" w:left="2160"/>
+      </w:pPr>
+      <w:rPr/>
+      <w:start w:val="1"/>
+      <w:suff w:val="tab"/>
+    </w:lvl>
+    <w:lvl w:ilvl="3">
+      <w:isLgl w:val="false"/>
+      <w:lvlJc w:val="left"/>
+      <w:lvlText w:val="%4."/>
+      <w:numFmt w:val="decimal"/>
+      <w:pPr>
+        <w:pBdr/>
+        <w:spacing/>
+        <w:ind w:hanging="360" w:left="2880"/>
+      </w:pPr>
+      <w:rPr/>
+      <w:start w:val="1"/>
+      <w:suff w:val="tab"/>
+    </w:lvl>
+    <w:lvl w:ilvl="4">
+      <w:isLgl w:val="false"/>
+      <w:lvlJc w:val="left"/>
+      <w:lvlText w:val="%5."/>
+      <w:numFmt w:val="lowerLetter"/>
+      <w:pPr>
+        <w:pBdr/>
+        <w:spacing/>
+        <w:ind w:hanging="360" w:left="3600"/>
+      </w:pPr>
+      <w:rPr/>
+      <w:start w:val="1"/>
+      <w:suff w:val="tab"/>
+    </w:lvl>
+    <w:lvl w:ilvl="5">
+      <w:isLgl w:val="false"/>
+      <w:lvlJc w:val="right"/>
+      <w:lvlText w:val="%6."/>
+      <w:numFmt w:val="lowerRoman"/>
+      <w:pPr>
+        <w:pBdr/>
+        <w:spacing/>
+        <w:ind w:hanging="180" w:left="4320"/>
+      </w:pPr>
+      <w:rPr/>
+      <w:start w:val="1"/>
+      <w:suff w:val="tab"/>
+    </w:lvl>
+    <w:lvl w:ilvl="6">
+      <w:isLgl w:val="false"/>
+      <w:lvlJc w:val="left"/>
+      <w:lvlText w:val="%7."/>
+      <w:numFmt w:val="decimal"/>
+      <w:pPr>
+        <w:pBdr/>
+        <w:spacing/>
+        <w:ind w:hanging="360" w:left="5040"/>
+      </w:pPr>
+      <w:rPr/>
+      <w:start w:val="1"/>
+      <w:suff w:val="tab"/>
+    </w:lvl>
+    <w:lvl w:ilvl="7">
+      <w:isLgl w:val="false"/>
+      <w:lvlJc w:val="left"/>
+      <w:lvlText w:val="%8."/>
+      <w:numFmt w:val="lowerLetter"/>
+      <w:pPr>
+        <w:pBdr/>
+        <w:spacing/>
+        <w:ind w:hanging="360" w:left="5760"/>
+      </w:pPr>
+      <w:rPr/>
+      <w:start w:val="1"/>
+      <w:suff w:val="tab"/>
+    </w:lvl>
+    <w:lvl w:ilvl="8">
+      <w:isLgl w:val="false"/>
+      <w:lvlJc w:val="right"/>
+      <w:lvlText w:val="%9."/>
+      <w:numFmt w:val="lowerRoman"/>
+      <w:pPr>
+        <w:pBdr/>
+        <w:spacing/>
+        <w:ind w:hanging="180" w:left="6480"/>
+      </w:pPr>
+      <w:rPr/>
+      <w:start w:val="1"/>
+      <w:suff w:val="tab"/>
+    </w:lvl>
+  </w:abstractNum>
+  <w:abstractNum w:abstractNumId="19">
+    <w:nsid w:val="08FF7153"/>
+    <w:lvl w:ilvl="0">
+      <w:isLgl w:val="false"/>
+      <w:lvlJc w:val="right"/>
+      <w:lvlText w:val="2.4.%1"/>
+      <w:numFmt w:val="decimal"/>
+      <w:pPr>
+        <w:pBdr/>
+        <w:spacing/>
+        <w:ind w:hanging="360" w:left="720"/>
+      </w:pPr>
+      <w:rPr/>
+      <w:start w:val="1"/>
+      <w:suff w:val="tab"/>
+    </w:lvl>
+    <w:lvl w:ilvl="1">
+      <w:isLgl w:val="false"/>
+      <w:lvlJc w:val="left"/>
+      <w:lvlText w:val="%2."/>
+      <w:numFmt w:val="lowerLetter"/>
+      <w:pPr>
+        <w:pBdr/>
+        <w:spacing/>
+        <w:ind w:hanging="360" w:left="1440"/>
+      </w:pPr>
+      <w:rPr/>
+      <w:start w:val="1"/>
+      <w:suff w:val="tab"/>
+    </w:lvl>
+    <w:lvl w:ilvl="2">
+      <w:isLgl w:val="false"/>
+      <w:lvlJc w:val="right"/>
+      <w:lvlText w:val="%3."/>
+      <w:numFmt w:val="lowerRoman"/>
+      <w:pPr>
+        <w:pBdr/>
+        <w:spacing/>
+        <w:ind w:hanging="180" w:left="2160"/>
+      </w:pPr>
+      <w:rPr/>
+      <w:start w:val="1"/>
+      <w:suff w:val="tab"/>
+    </w:lvl>
+    <w:lvl w:ilvl="3">
+      <w:isLgl w:val="false"/>
+      <w:lvlJc w:val="left"/>
+      <w:lvlText w:val="%4."/>
+      <w:numFmt w:val="decimal"/>
+      <w:pPr>
+        <w:pBdr/>
+        <w:spacing/>
+        <w:ind w:hanging="360" w:left="2880"/>
+      </w:pPr>
+      <w:rPr/>
+      <w:start w:val="1"/>
+      <w:suff w:val="tab"/>
+    </w:lvl>
+    <w:lvl w:ilvl="4">
+      <w:isLgl w:val="false"/>
+      <w:lvlJc w:val="left"/>
+      <w:lvlText w:val="%5."/>
+      <w:numFmt w:val="lowerLetter"/>
+      <w:pPr>
+        <w:pBdr/>
+        <w:spacing/>
+        <w:ind w:hanging="360" w:left="3600"/>
+      </w:pPr>
+      <w:rPr/>
+      <w:start w:val="1"/>
+      <w:suff w:val="tab"/>
+    </w:lvl>
+    <w:lvl w:ilvl="5">
+      <w:isLgl w:val="false"/>
+      <w:lvlJc w:val="right"/>
+      <w:lvlText w:val="%6."/>
+      <w:numFmt w:val="lowerRoman"/>
+      <w:pPr>
+        <w:pBdr/>
+        <w:spacing/>
+        <w:ind w:hanging="180" w:left="4320"/>
+      </w:pPr>
+      <w:rPr/>
+      <w:start w:val="1"/>
+      <w:suff w:val="tab"/>
+    </w:lvl>
+    <w:lvl w:ilvl="6">
+      <w:isLgl w:val="false"/>
+      <w:lvlJc w:val="left"/>
+      <w:lvlText w:val="%7."/>
+      <w:numFmt w:val="decimal"/>
+      <w:pPr>
+        <w:pBdr/>
+        <w:spacing/>
+        <w:ind w:hanging="360" w:left="5040"/>
+      </w:pPr>
+      <w:rPr/>
+      <w:start w:val="1"/>
+      <w:suff w:val="tab"/>
+    </w:lvl>
+    <w:lvl w:ilvl="7">
+      <w:isLgl w:val="false"/>
+      <w:lvlJc w:val="left"/>
+      <w:lvlText w:val="%8."/>
+      <w:numFmt w:val="lowerLetter"/>
+      <w:pPr>
+        <w:pBdr/>
+        <w:spacing/>
+        <w:ind w:hanging="360" w:left="5760"/>
+      </w:pPr>
+      <w:rPr/>
+      <w:start w:val="1"/>
+      <w:suff w:val="tab"/>
+    </w:lvl>
+    <w:lvl w:ilvl="8">
+      <w:isLgl w:val="false"/>
+      <w:lvlJc w:val="right"/>
+      <w:lvlText w:val="%9."/>
+      <w:numFmt w:val="lowerRoman"/>
+      <w:pPr>
+        <w:pBdr/>
+        <w:spacing/>
+        <w:ind w:hanging="180" w:left="6480"/>
+      </w:pPr>
+      <w:rPr/>
+      <w:start w:val="1"/>
+      <w:suff w:val="tab"/>
+    </w:lvl>
+  </w:abstractNum>
+  <w:abstractNum w:abstractNumId="20">
+    <w:nsid w:val="02B4A07C"/>
+    <w:lvl w:ilvl="0">
+      <w:isLgl w:val="false"/>
+      <w:lvlJc w:val="right"/>
+      <w:lvlText w:val="2.4.%1"/>
+      <w:numFmt w:val="decimal"/>
+      <w:pPr>
+        <w:pBdr/>
+        <w:spacing/>
+        <w:ind w:hanging="360" w:left="720"/>
+      </w:pPr>
+      <w:rPr/>
+      <w:start w:val="1"/>
+      <w:suff w:val="tab"/>
+    </w:lvl>
+    <w:lvl w:ilvl="1">
+      <w:isLgl w:val="false"/>
+      <w:lvlJc w:val="left"/>
+      <w:lvlText w:val="%2."/>
+      <w:numFmt w:val="lowerLetter"/>
+      <w:pPr>
+        <w:pBdr/>
+        <w:spacing/>
+        <w:ind w:hanging="360" w:left="1440"/>
+      </w:pPr>
+      <w:rPr/>
+      <w:start w:val="1"/>
+      <w:suff w:val="tab"/>
+    </w:lvl>
+    <w:lvl w:ilvl="2">
+      <w:isLgl w:val="false"/>
+      <w:lvlJc w:val="right"/>
+      <w:lvlText w:val="%3."/>
+      <w:numFmt w:val="lowerRoman"/>
+      <w:pPr>
+        <w:pBdr/>
+        <w:spacing/>
+        <w:ind w:hanging="180" w:left="2160"/>
+      </w:pPr>
+      <w:rPr/>
+      <w:start w:val="1"/>
+      <w:suff w:val="tab"/>
+    </w:lvl>
+    <w:lvl w:ilvl="3">
+      <w:isLgl w:val="false"/>
+      <w:lvlJc w:val="left"/>
+      <w:lvlText w:val="%4."/>
+      <w:numFmt w:val="decimal"/>
+      <w:pPr>
+        <w:pBdr/>
+        <w:spacing/>
+        <w:ind w:hanging="360" w:left="2880"/>
+      </w:pPr>
+      <w:rPr/>
+      <w:start w:val="1"/>
+      <w:suff w:val="tab"/>
+    </w:lvl>
+    <w:lvl w:ilvl="4">
+      <w:isLgl w:val="false"/>
+      <w:lvlJc w:val="left"/>
+      <w:lvlText w:val="%5."/>
+      <w:numFmt w:val="lowerLetter"/>
+      <w:pPr>
+        <w:pBdr/>
+        <w:spacing/>
+        <w:ind w:hanging="360" w:left="3600"/>
+      </w:pPr>
+      <w:rPr/>
+      <w:start w:val="1"/>
+      <w:suff w:val="tab"/>
+    </w:lvl>
+    <w:lvl w:ilvl="5">
+      <w:isLgl w:val="false"/>
+      <w:lvlJc w:val="right"/>
+      <w:lvlText w:val="%6."/>
+      <w:numFmt w:val="lowerRoman"/>
+      <w:pPr>
+        <w:pBdr/>
+        <w:spacing/>
+        <w:ind w:hanging="180" w:left="4320"/>
+      </w:pPr>
+      <w:rPr/>
+      <w:start w:val="1"/>
+      <w:suff w:val="tab"/>
+    </w:lvl>
+    <w:lvl w:ilvl="6">
+      <w:isLgl w:val="false"/>
+      <w:lvlJc w:val="left"/>
+      <w:lvlText w:val="%7."/>
+      <w:numFmt w:val="decimal"/>
+      <w:pPr>
+        <w:pBdr/>
+        <w:spacing/>
+        <w:ind w:hanging="360" w:left="5040"/>
+      </w:pPr>
+      <w:rPr/>
+      <w:start w:val="1"/>
+      <w:suff w:val="tab"/>
+    </w:lvl>
+    <w:lvl w:ilvl="7">
+      <w:isLgl w:val="false"/>
+      <w:lvlJc w:val="left"/>
+      <w:lvlText w:val="%8."/>
+      <w:numFmt w:val="lowerLetter"/>
+      <w:pPr>
+        <w:pBdr/>
+        <w:spacing/>
+        <w:ind w:hanging="360" w:left="5760"/>
+      </w:pPr>
+      <w:rPr/>
+      <w:start w:val="1"/>
+      <w:suff w:val="tab"/>
+    </w:lvl>
+    <w:lvl w:ilvl="8">
+      <w:isLgl w:val="false"/>
+      <w:lvlJc w:val="right"/>
+      <w:lvlText w:val="%9."/>
+      <w:numFmt w:val="lowerRoman"/>
+      <w:pPr>
+        <w:pBdr/>
+        <w:spacing/>
+        <w:ind w:hanging="180" w:left="6480"/>
+      </w:pPr>
+      <w:rPr/>
+      <w:start w:val="1"/>
+      <w:suff w:val="tab"/>
+    </w:lvl>
+  </w:abstractNum>
+  <w:abstractNum w:abstractNumId="21">
+    <w:nsid w:val="205044DA"/>
+    <w:lvl w:ilvl="0">
+      <w:isLgl w:val="false"/>
+      <w:lvlJc w:val="right"/>
+      <w:lvlText w:val="2.4.%1"/>
+      <w:numFmt w:val="decimal"/>
+      <w:pPr>
+        <w:pBdr/>
+        <w:spacing/>
+        <w:ind w:hanging="360" w:left="720"/>
+      </w:pPr>
+      <w:rPr/>
+      <w:start w:val="1"/>
+      <w:suff w:val="tab"/>
+    </w:lvl>
+    <w:lvl w:ilvl="1">
+      <w:isLgl w:val="false"/>
+      <w:lvlJc w:val="left"/>
+      <w:lvlText w:val="%2."/>
+      <w:numFmt w:val="lowerLetter"/>
+      <w:pPr>
+        <w:pBdr/>
+        <w:spacing/>
+        <w:ind w:hanging="360" w:left="1440"/>
+      </w:pPr>
+      <w:rPr/>
+      <w:start w:val="1"/>
+      <w:suff w:val="tab"/>
+    </w:lvl>
+    <w:lvl w:ilvl="2">
+      <w:isLgl w:val="false"/>
+      <w:lvlJc w:val="right"/>
+      <w:lvlText w:val="%3."/>
+      <w:numFmt w:val="lowerRoman"/>
+      <w:pPr>
+        <w:pBdr/>
+        <w:spacing/>
+        <w:ind w:hanging="180" w:left="2160"/>
+      </w:pPr>
+      <w:rPr/>
+      <w:start w:val="1"/>
+      <w:suff w:val="tab"/>
+    </w:lvl>
+    <w:lvl w:ilvl="3">
+      <w:isLgl w:val="false"/>
+      <w:lvlJc w:val="left"/>
+      <w:lvlText w:val="%4."/>
+      <w:numFmt w:val="decimal"/>
+      <w:pPr>
+        <w:pBdr/>
+        <w:spacing/>
+        <w:ind w:hanging="360" w:left="2880"/>
+      </w:pPr>
+      <w:rPr/>
+      <w:start w:val="1"/>
+      <w:suff w:val="tab"/>
+    </w:lvl>
+    <w:lvl w:ilvl="4">
+      <w:isLgl w:val="false"/>
+      <w:lvlJc w:val="left"/>
+      <w:lvlText w:val="%5."/>
+      <w:numFmt w:val="lowerLetter"/>
+      <w:pPr>
+        <w:pBdr/>
+        <w:spacing/>
+        <w:ind w:hanging="360" w:left="3600"/>
+      </w:pPr>
+      <w:rPr/>
+      <w:start w:val="1"/>
+      <w:suff w:val="tab"/>
+    </w:lvl>
+    <w:lvl w:ilvl="5">
+      <w:isLgl w:val="false"/>
+      <w:lvlJc w:val="right"/>
+      <w:lvlText w:val="%6."/>
+      <w:numFmt w:val="lowerRoman"/>
+      <w:pPr>
+        <w:pBdr/>
+        <w:spacing/>
+        <w:ind w:hanging="180" w:left="4320"/>
+      </w:pPr>
+      <w:rPr/>
+      <w:start w:val="1"/>
+      <w:suff w:val="tab"/>
+    </w:lvl>
+    <w:lvl w:ilvl="6">
+      <w:isLgl w:val="false"/>
+      <w:lvlJc w:val="left"/>
+      <w:lvlText w:val="%7."/>
+      <w:numFmt w:val="decimal"/>
+      <w:pPr>
+        <w:pBdr/>
+        <w:spacing/>
+        <w:ind w:hanging="360" w:left="5040"/>
+      </w:pPr>
+      <w:rPr/>
+      <w:start w:val="1"/>
+      <w:suff w:val="tab"/>
+    </w:lvl>
+    <w:lvl w:ilvl="7">
+      <w:isLgl w:val="false"/>
+      <w:lvlJc w:val="left"/>
+      <w:lvlText w:val="%8."/>
+      <w:numFmt w:val="lowerLetter"/>
+      <w:pPr>
+        <w:pBdr/>
+        <w:spacing/>
+        <w:ind w:hanging="360" w:left="5760"/>
+      </w:pPr>
+      <w:rPr/>
+      <w:start w:val="1"/>
+      <w:suff w:val="tab"/>
+    </w:lvl>
+    <w:lvl w:ilvl="8">
+      <w:isLgl w:val="false"/>
+      <w:lvlJc w:val="right"/>
+      <w:lvlText w:val="%9."/>
+      <w:numFmt w:val="lowerRoman"/>
+      <w:pPr>
+        <w:pBdr/>
+        <w:spacing/>
+        <w:ind w:hanging="180" w:left="6480"/>
+      </w:pPr>
+      <w:rPr/>
+      <w:start w:val="1"/>
+      <w:suff w:val="tab"/>
+    </w:lvl>
+  </w:abstractNum>
+  <w:abstractNum w:abstractNumId="22">
+    <w:nsid w:val="5F75FBB9"/>
+    <w:lvl w:ilvl="0">
+      <w:isLgl w:val="false"/>
+      <w:lvlJc w:val="right"/>
+      <w:lvlText w:val="2.4.%1"/>
       <w:numFmt w:val="decimal"/>
       <w:pPr>
         <w:pBdr/>
@@ -5617,6 +7212,30 @@
   </w:num>
   <w:num w:numId="15">
     <w:abstractNumId w:val="14"/>
+  </w:num>
+  <w:num w:numId="16">
+    <w:abstractNumId w:val="15"/>
+  </w:num>
+  <w:num w:numId="17">
+    <w:abstractNumId w:val="16"/>
+  </w:num>
+  <w:num w:numId="18">
+    <w:abstractNumId w:val="17"/>
+  </w:num>
+  <w:num w:numId="19">
+    <w:abstractNumId w:val="18"/>
+  </w:num>
+  <w:num w:numId="20">
+    <w:abstractNumId w:val="19"/>
+  </w:num>
+  <w:num w:numId="21">
+    <w:abstractNumId w:val="20"/>
+  </w:num>
+  <w:num w:numId="22">
+    <w:abstractNumId w:val="21"/>
+  </w:num>
+  <w:num w:numId="23">
+    <w:abstractNumId w:val="22"/>
   </w:num>
 </w:numbering>
 </file>
@@ -5779,9 +7398,9 @@
     <w:lsdException w:name="Bibliography" w:uiPriority="37"/>
     <w:lsdException w:name="TOC Heading" w:uiPriority="39" w:qFormat="1"/>
   </w:latentStyles>
-  <w:style w:type="table" w:styleId="819">
+  <w:style w:type="table" w:styleId="821">
     <w:name w:val="Table Grid"/>
-    <w:basedOn w:val="1005"/>
+    <w:basedOn w:val="1007"/>
     <w:uiPriority w:val="59"/>
     <w:pPr>
       <w:pBdr/>
@@ -5978,9 +7597,9 @@
       </w:tcPr>
     </w:tblStylePr>
   </w:style>
-  <w:style w:type="table" w:styleId="820">
+  <w:style w:type="table" w:styleId="822">
     <w:name w:val="Table Grid Light"/>
-    <w:basedOn w:val="1005"/>
+    <w:basedOn w:val="1007"/>
     <w:uiPriority w:val="59"/>
     <w:pPr>
       <w:pBdr/>
@@ -6177,9 +7796,9 @@
       </w:tcPr>
     </w:tblStylePr>
   </w:style>
-  <w:style w:type="table" w:styleId="821">
+  <w:style w:type="table" w:styleId="823">
     <w:name w:val="Plain Table 1"/>
-    <w:basedOn w:val="1005"/>
+    <w:basedOn w:val="1007"/>
     <w:uiPriority w:val="59"/>
     <w:pPr>
       <w:pBdr/>
@@ -6402,9 +8021,9 @@
       </w:tcPr>
     </w:tblStylePr>
   </w:style>
-  <w:style w:type="table" w:styleId="822">
+  <w:style w:type="table" w:styleId="824">
     <w:name w:val="Plain Table 2"/>
-    <w:basedOn w:val="1005"/>
+    <w:basedOn w:val="1007"/>
     <w:uiPriority w:val="59"/>
     <w:pPr>
       <w:pBdr/>
@@ -6635,9 +8254,9 @@
       </w:tcPr>
     </w:tblStylePr>
   </w:style>
-  <w:style w:type="table" w:styleId="823">
+  <w:style w:type="table" w:styleId="825">
     <w:name w:val="Plain Table 3"/>
-    <w:basedOn w:val="1005"/>
+    <w:basedOn w:val="1007"/>
     <w:uiPriority w:val="99"/>
     <w:pPr>
       <w:pBdr/>
@@ -6865,9 +8484,9 @@
       </w:tcPr>
     </w:tblStylePr>
   </w:style>
-  <w:style w:type="table" w:styleId="824">
+  <w:style w:type="table" w:styleId="826">
     <w:name w:val="Plain Table 4"/>
-    <w:basedOn w:val="1005"/>
+    <w:basedOn w:val="1007"/>
     <w:uiPriority w:val="99"/>
     <w:pPr>
       <w:pBdr/>
@@ -7081,9 +8700,9 @@
       </w:tcPr>
     </w:tblStylePr>
   </w:style>
-  <w:style w:type="table" w:styleId="825">
+  <w:style w:type="table" w:styleId="827">
     <w:name w:val="Plain Table 5"/>
-    <w:basedOn w:val="1005"/>
+    <w:basedOn w:val="1007"/>
     <w:uiPriority w:val="99"/>
     <w:pPr>
       <w:pBdr/>
@@ -7314,9 +8933,9 @@
       </w:tcPr>
     </w:tblStylePr>
   </w:style>
-  <w:style w:type="table" w:styleId="826">
+  <w:style w:type="table" w:styleId="828">
     <w:name w:val="Grid Table 1 Light"/>
-    <w:basedOn w:val="1005"/>
+    <w:basedOn w:val="1007"/>
     <w:uiPriority w:val="99"/>
     <w:pPr>
       <w:pBdr/>
@@ -7537,9 +9156,9 @@
       </w:tcPr>
     </w:tblStylePr>
   </w:style>
-  <w:style w:type="table" w:styleId="827">
+  <w:style w:type="table" w:styleId="829">
     <w:name w:val="Grid Table 1 Light - Accent 1"/>
-    <w:basedOn w:val="1005"/>
+    <w:basedOn w:val="1007"/>
     <w:uiPriority w:val="99"/>
     <w:pPr>
       <w:pBdr/>
@@ -7760,9 +9379,9 @@
       </w:tcPr>
     </w:tblStylePr>
   </w:style>
-  <w:style w:type="table" w:styleId="828">
+  <w:style w:type="table" w:styleId="830">
     <w:name w:val="Grid Table 1 Light - Accent 2"/>
-    <w:basedOn w:val="1005"/>
+    <w:basedOn w:val="1007"/>
     <w:uiPriority w:val="99"/>
     <w:pPr>
       <w:pBdr/>
@@ -7983,9 +9602,9 @@
       </w:tcPr>
     </w:tblStylePr>
   </w:style>
-  <w:style w:type="table" w:styleId="829">
+  <w:style w:type="table" w:styleId="831">
     <w:name w:val="Grid Table 1 Light - Accent 3"/>
-    <w:basedOn w:val="1005"/>
+    <w:basedOn w:val="1007"/>
     <w:uiPriority w:val="99"/>
     <w:pPr>
       <w:pBdr/>
@@ -8206,9 +9825,9 @@
       </w:tcPr>
     </w:tblStylePr>
   </w:style>
-  <w:style w:type="table" w:styleId="830">
+  <w:style w:type="table" w:styleId="832">
     <w:name w:val="Grid Table 1 Light - Accent 4"/>
-    <w:basedOn w:val="1005"/>
+    <w:basedOn w:val="1007"/>
     <w:uiPriority w:val="99"/>
     <w:pPr>
       <w:pBdr/>
@@ -8429,9 +10048,9 @@
       </w:tcPr>
     </w:tblStylePr>
   </w:style>
-  <w:style w:type="table" w:styleId="831">
+  <w:style w:type="table" w:styleId="833">
     <w:name w:val="Grid Table 1 Light - Accent 5"/>
-    <w:basedOn w:val="1005"/>
+    <w:basedOn w:val="1007"/>
     <w:uiPriority w:val="99"/>
     <w:pPr>
       <w:pBdr/>
@@ -8652,9 +10271,9 @@
       </w:tcPr>
     </w:tblStylePr>
   </w:style>
-  <w:style w:type="table" w:styleId="832">
+  <w:style w:type="table" w:styleId="834">
     <w:name w:val="Grid Table 1 Light - Accent 6"/>
-    <w:basedOn w:val="1005"/>
+    <w:basedOn w:val="1007"/>
     <w:uiPriority w:val="99"/>
     <w:pPr>
       <w:pBdr/>
@@ -8875,9 +10494,9 @@
       </w:tcPr>
     </w:tblStylePr>
   </w:style>
-  <w:style w:type="table" w:styleId="833">
+  <w:style w:type="table" w:styleId="835">
     <w:name w:val="Grid Table 2"/>
-    <w:basedOn w:val="1005"/>
+    <w:basedOn w:val="1007"/>
     <w:uiPriority w:val="99"/>
     <w:pPr>
       <w:pBdr/>
@@ -9107,9 +10726,9 @@
       </w:tcPr>
     </w:tblStylePr>
   </w:style>
-  <w:style w:type="table" w:styleId="834">
+  <w:style w:type="table" w:styleId="836">
     <w:name w:val="Grid Table 2 - Accent 1"/>
-    <w:basedOn w:val="1005"/>
+    <w:basedOn w:val="1007"/>
     <w:uiPriority w:val="99"/>
     <w:pPr>
       <w:pBdr/>
@@ -9339,9 +10958,9 @@
       </w:tcPr>
     </w:tblStylePr>
   </w:style>
-  <w:style w:type="table" w:styleId="835">
+  <w:style w:type="table" w:styleId="837">
     <w:name w:val="Grid Table 2 - Accent 2"/>
-    <w:basedOn w:val="1005"/>
+    <w:basedOn w:val="1007"/>
     <w:uiPriority w:val="99"/>
     <w:pPr>
       <w:pBdr/>
@@ -9571,9 +11190,9 @@
       </w:tcPr>
     </w:tblStylePr>
   </w:style>
-  <w:style w:type="table" w:styleId="836">
+  <w:style w:type="table" w:styleId="838">
     <w:name w:val="Grid Table 2 - Accent 3"/>
-    <w:basedOn w:val="1005"/>
+    <w:basedOn w:val="1007"/>
     <w:uiPriority w:val="99"/>
     <w:pPr>
       <w:pBdr/>
@@ -9803,9 +11422,9 @@
       </w:tcPr>
     </w:tblStylePr>
   </w:style>
-  <w:style w:type="table" w:styleId="837">
+  <w:style w:type="table" w:styleId="839">
     <w:name w:val="Grid Table 2 - Accent 4"/>
-    <w:basedOn w:val="1005"/>
+    <w:basedOn w:val="1007"/>
     <w:uiPriority w:val="99"/>
     <w:pPr>
       <w:pBdr/>
@@ -10035,9 +11654,9 @@
       </w:tcPr>
     </w:tblStylePr>
   </w:style>
-  <w:style w:type="table" w:styleId="838">
+  <w:style w:type="table" w:styleId="840">
     <w:name w:val="Grid Table 2 - Accent 5"/>
-    <w:basedOn w:val="1005"/>
+    <w:basedOn w:val="1007"/>
     <w:uiPriority w:val="99"/>
     <w:pPr>
       <w:pBdr/>
@@ -10267,9 +11886,9 @@
       </w:tcPr>
     </w:tblStylePr>
   </w:style>
-  <w:style w:type="table" w:styleId="839">
+  <w:style w:type="table" w:styleId="841">
     <w:name w:val="Grid Table 2 - Accent 6"/>
-    <w:basedOn w:val="1005"/>
+    <w:basedOn w:val="1007"/>
     <w:uiPriority w:val="99"/>
     <w:pPr>
       <w:pBdr/>
@@ -10499,9 +12118,9 @@
       </w:tcPr>
     </w:tblStylePr>
   </w:style>
-  <w:style w:type="table" w:styleId="840">
+  <w:style w:type="table" w:styleId="842">
     <w:name w:val="Grid Table 3"/>
-    <w:basedOn w:val="1005"/>
+    <w:basedOn w:val="1007"/>
     <w:uiPriority w:val="99"/>
     <w:pPr>
       <w:pBdr/>
@@ -10744,9 +12363,9 @@
       </w:tcPr>
     </w:tblStylePr>
   </w:style>
-  <w:style w:type="table" w:styleId="841">
+  <w:style w:type="table" w:styleId="843">
     <w:name w:val="Grid Table 3 - Accent 1"/>
-    <w:basedOn w:val="1005"/>
+    <w:basedOn w:val="1007"/>
     <w:uiPriority w:val="99"/>
     <w:pPr>
       <w:pBdr/>
@@ -10989,9 +12608,9 @@
       </w:tcPr>
     </w:tblStylePr>
   </w:style>
-  <w:style w:type="table" w:styleId="842">
+  <w:style w:type="table" w:styleId="844">
     <w:name w:val="Grid Table 3 - Accent 2"/>
-    <w:basedOn w:val="1005"/>
+    <w:basedOn w:val="1007"/>
     <w:uiPriority w:val="99"/>
     <w:pPr>
       <w:pBdr/>
@@ -11234,9 +12853,9 @@
       </w:tcPr>
     </w:tblStylePr>
   </w:style>
-  <w:style w:type="table" w:styleId="843">
+  <w:style w:type="table" w:styleId="845">
     <w:name w:val="Grid Table 3 - Accent 3"/>
-    <w:basedOn w:val="1005"/>
+    <w:basedOn w:val="1007"/>
     <w:uiPriority w:val="99"/>
     <w:pPr>
       <w:pBdr/>
@@ -11479,9 +13098,9 @@
       </w:tcPr>
     </w:tblStylePr>
   </w:style>
-  <w:style w:type="table" w:styleId="844">
+  <w:style w:type="table" w:styleId="846">
     <w:name w:val="Grid Table 3 - Accent 4"/>
-    <w:basedOn w:val="1005"/>
+    <w:basedOn w:val="1007"/>
     <w:uiPriority w:val="99"/>
     <w:pPr>
       <w:pBdr/>
@@ -11724,9 +13343,9 @@
       </w:tcPr>
     </w:tblStylePr>
   </w:style>
-  <w:style w:type="table" w:styleId="845">
+  <w:style w:type="table" w:styleId="847">
     <w:name w:val="Grid Table 3 - Accent 5"/>
-    <w:basedOn w:val="1005"/>
+    <w:basedOn w:val="1007"/>
     <w:uiPriority w:val="99"/>
     <w:pPr>
       <w:pBdr/>
@@ -11969,9 +13588,9 @@
       </w:tcPr>
     </w:tblStylePr>
   </w:style>
-  <w:style w:type="table" w:styleId="846">
+  <w:style w:type="table" w:styleId="848">
     <w:name w:val="Grid Table 3 - Accent 6"/>
-    <w:basedOn w:val="1005"/>
+    <w:basedOn w:val="1007"/>
     <w:uiPriority w:val="99"/>
     <w:pPr>
       <w:pBdr/>
@@ -12214,9 +13833,9 @@
       </w:tcPr>
     </w:tblStylePr>
   </w:style>
-  <w:style w:type="table" w:styleId="847">
+  <w:style w:type="table" w:styleId="849">
     <w:name w:val="Grid Table 4"/>
-    <w:basedOn w:val="1005"/>
+    <w:basedOn w:val="1007"/>
     <w:uiPriority w:val="59"/>
     <w:pPr>
       <w:pBdr/>
@@ -12447,9 +14066,9 @@
       </w:tcPr>
     </w:tblStylePr>
   </w:style>
-  <w:style w:type="table" w:styleId="848">
+  <w:style w:type="table" w:styleId="850">
     <w:name w:val="Grid Table 4 - Accent 1"/>
-    <w:basedOn w:val="1005"/>
+    <w:basedOn w:val="1007"/>
     <w:uiPriority w:val="59"/>
     <w:pPr>
       <w:pBdr/>
@@ -12680,9 +14299,9 @@
       </w:tcPr>
     </w:tblStylePr>
   </w:style>
-  <w:style w:type="table" w:styleId="849">
+  <w:style w:type="table" w:styleId="851">
     <w:name w:val="Grid Table 4 - Accent 2"/>
-    <w:basedOn w:val="1005"/>
+    <w:basedOn w:val="1007"/>
     <w:uiPriority w:val="59"/>
     <w:pPr>
       <w:pBdr/>
@@ -12913,9 +14532,9 @@
       </w:tcPr>
     </w:tblStylePr>
   </w:style>
-  <w:style w:type="table" w:styleId="850">
+  <w:style w:type="table" w:styleId="852">
     <w:name w:val="Grid Table 4 - Accent 3"/>
-    <w:basedOn w:val="1005"/>
+    <w:basedOn w:val="1007"/>
     <w:uiPriority w:val="59"/>
     <w:pPr>
       <w:pBdr/>
@@ -13146,9 +14765,9 @@
       </w:tcPr>
     </w:tblStylePr>
   </w:style>
-  <w:style w:type="table" w:styleId="851">
+  <w:style w:type="table" w:styleId="853">
     <w:name w:val="Grid Table 4 - Accent 4"/>
-    <w:basedOn w:val="1005"/>
+    <w:basedOn w:val="1007"/>
     <w:uiPriority w:val="59"/>
     <w:pPr>
       <w:pBdr/>
@@ -13379,9 +14998,9 @@
       </w:tcPr>
     </w:tblStylePr>
   </w:style>
-  <w:style w:type="table" w:styleId="852">
+  <w:style w:type="table" w:styleId="854">
     <w:name w:val="Grid Table 4 - Accent 5"/>
-    <w:basedOn w:val="1005"/>
+    <w:basedOn w:val="1007"/>
     <w:uiPriority w:val="59"/>
     <w:pPr>
       <w:pBdr/>
@@ -13612,9 +15231,9 @@
       </w:tcPr>
     </w:tblStylePr>
   </w:style>
-  <w:style w:type="table" w:styleId="853">
+  <w:style w:type="table" w:styleId="855">
     <w:name w:val="Grid Table 4 - Accent 6"/>
-    <w:basedOn w:val="1005"/>
+    <w:basedOn w:val="1007"/>
     <w:uiPriority w:val="59"/>
     <w:pPr>
       <w:pBdr/>
@@ -13845,9 +15464,9 @@
       </w:tcPr>
     </w:tblStylePr>
   </w:style>
-  <w:style w:type="table" w:styleId="854">
+  <w:style w:type="table" w:styleId="856">
     <w:name w:val="Grid Table 5 Dark"/>
-    <w:basedOn w:val="1005"/>
+    <w:basedOn w:val="1007"/>
     <w:uiPriority w:val="99"/>
     <w:pPr>
       <w:pBdr/>
@@ -14073,9 +15692,9 @@
       </w:tcPr>
     </w:tblStylePr>
   </w:style>
-  <w:style w:type="table" w:styleId="855">
+  <w:style w:type="table" w:styleId="857">
     <w:name w:val="Grid Table 5 Dark- Accent 1"/>
-    <w:basedOn w:val="1005"/>
+    <w:basedOn w:val="1007"/>
     <w:uiPriority w:val="99"/>
     <w:pPr>
       <w:pBdr/>
@@ -14301,9 +15920,9 @@
       </w:tcPr>
     </w:tblStylePr>
   </w:style>
-  <w:style w:type="table" w:styleId="856">
+  <w:style w:type="table" w:styleId="858">
     <w:name w:val="Grid Table 5 Dark - Accent 2"/>
-    <w:basedOn w:val="1005"/>
+    <w:basedOn w:val="1007"/>
     <w:uiPriority w:val="99"/>
     <w:pPr>
       <w:pBdr/>
@@ -14529,9 +16148,9 @@
       </w:tcPr>
     </w:tblStylePr>
   </w:style>
-  <w:style w:type="table" w:styleId="857">
+  <w:style w:type="table" w:styleId="859">
     <w:name w:val="Grid Table 5 Dark - Accent 3"/>
-    <w:basedOn w:val="1005"/>
+    <w:basedOn w:val="1007"/>
     <w:uiPriority w:val="99"/>
     <w:pPr>
       <w:pBdr/>
@@ -14757,9 +16376,9 @@
       </w:tcPr>
     </w:tblStylePr>
   </w:style>
-  <w:style w:type="table" w:styleId="858">
+  <w:style w:type="table" w:styleId="860">
     <w:name w:val="Grid Table 5 Dark- Accent 4"/>
-    <w:basedOn w:val="1005"/>
+    <w:basedOn w:val="1007"/>
     <w:uiPriority w:val="99"/>
     <w:pPr>
       <w:pBdr/>
@@ -14985,9 +16604,9 @@
       </w:tcPr>
     </w:tblStylePr>
   </w:style>
-  <w:style w:type="table" w:styleId="859">
+  <w:style w:type="table" w:styleId="861">
     <w:name w:val="Grid Table 5 Dark - Accent 5"/>
-    <w:basedOn w:val="1005"/>
+    <w:basedOn w:val="1007"/>
     <w:uiPriority w:val="99"/>
     <w:pPr>
       <w:pBdr/>
@@ -15213,9 +16832,9 @@
       </w:tcPr>
     </w:tblStylePr>
   </w:style>
-  <w:style w:type="table" w:styleId="860">
+  <w:style w:type="table" w:styleId="862">
     <w:name w:val="Grid Table 5 Dark - Accent 6"/>
-    <w:basedOn w:val="1005"/>
+    <w:basedOn w:val="1007"/>
     <w:uiPriority w:val="99"/>
     <w:pPr>
       <w:pBdr/>
@@ -15441,9 +17060,9 @@
       </w:tcPr>
     </w:tblStylePr>
   </w:style>
-  <w:style w:type="table" w:styleId="861">
+  <w:style w:type="table" w:styleId="863">
     <w:name w:val="Grid Table 6 Colorful"/>
-    <w:basedOn w:val="1005"/>
+    <w:basedOn w:val="1007"/>
     <w:uiPriority w:val="99"/>
     <w:pPr>
       <w:pBdr/>
@@ -15671,9 +17290,9 @@
       </w:tcPr>
     </w:tblStylePr>
   </w:style>
-  <w:style w:type="table" w:styleId="862">
+  <w:style w:type="table" w:styleId="864">
     <w:name w:val="Grid Table 6 Colorful - Accent 1"/>
-    <w:basedOn w:val="1005"/>
+    <w:basedOn w:val="1007"/>
     <w:uiPriority w:val="99"/>
     <w:pPr>
       <w:pBdr/>
@@ -15901,9 +17520,9 @@
       </w:tcPr>
     </w:tblStylePr>
   </w:style>
-  <w:style w:type="table" w:styleId="863">
+  <w:style w:type="table" w:styleId="865">
     <w:name w:val="Grid Table 6 Colorful - Accent 2"/>
-    <w:basedOn w:val="1005"/>
+    <w:basedOn w:val="1007"/>
     <w:uiPriority w:val="99"/>
     <w:pPr>
       <w:pBdr/>
@@ -16131,9 +17750,9 @@
       </w:tcPr>
     </w:tblStylePr>
   </w:style>
-  <w:style w:type="table" w:styleId="864">
+  <w:style w:type="table" w:styleId="866">
     <w:name w:val="Grid Table 6 Colorful - Accent 3"/>
-    <w:basedOn w:val="1005"/>
+    <w:basedOn w:val="1007"/>
     <w:uiPriority w:val="99"/>
     <w:pPr>
       <w:pBdr/>
@@ -16361,9 +17980,9 @@
       </w:tcPr>
     </w:tblStylePr>
   </w:style>
-  <w:style w:type="table" w:styleId="865">
+  <w:style w:type="table" w:styleId="867">
     <w:name w:val="Grid Table 6 Colorful - Accent 4"/>
-    <w:basedOn w:val="1005"/>
+    <w:basedOn w:val="1007"/>
     <w:uiPriority w:val="99"/>
     <w:pPr>
       <w:pBdr/>
@@ -16591,9 +18210,9 @@
       </w:tcPr>
     </w:tblStylePr>
   </w:style>
-  <w:style w:type="table" w:styleId="866">
+  <w:style w:type="table" w:styleId="868">
     <w:name w:val="Grid Table 6 Colorful - Accent 5"/>
-    <w:basedOn w:val="1005"/>
+    <w:basedOn w:val="1007"/>
     <w:uiPriority w:val="99"/>
     <w:pPr>
       <w:pBdr/>
@@ -16821,9 +18440,9 @@
       </w:tcPr>
     </w:tblStylePr>
   </w:style>
-  <w:style w:type="table" w:styleId="867">
+  <w:style w:type="table" w:styleId="869">
     <w:name w:val="Grid Table 6 Colorful - Accent 6"/>
-    <w:basedOn w:val="1005"/>
+    <w:basedOn w:val="1007"/>
     <w:uiPriority w:val="99"/>
     <w:pPr>
       <w:pBdr/>
@@ -17051,9 +18670,9 @@
       </w:tcPr>
     </w:tblStylePr>
   </w:style>
-  <w:style w:type="table" w:styleId="868">
+  <w:style w:type="table" w:styleId="870">
     <w:name w:val="Grid Table 7 Colorful"/>
-    <w:basedOn w:val="1005"/>
+    <w:basedOn w:val="1007"/>
     <w:uiPriority w:val="99"/>
     <w:pPr>
       <w:pBdr/>
@@ -17305,9 +18924,9 @@
       </w:tcPr>
     </w:tblStylePr>
   </w:style>
-  <w:style w:type="table" w:styleId="869">
+  <w:style w:type="table" w:styleId="871">
     <w:name w:val="Grid Table 7 Colorful - Accent 1"/>
-    <w:basedOn w:val="1005"/>
+    <w:basedOn w:val="1007"/>
     <w:uiPriority w:val="99"/>
     <w:pPr>
       <w:pBdr/>
@@ -17559,9 +19178,9 @@
       </w:tcPr>
     </w:tblStylePr>
   </w:style>
-  <w:style w:type="table" w:styleId="870">
+  <w:style w:type="table" w:styleId="872">
     <w:name w:val="Grid Table 7 Colorful - Accent 2"/>
-    <w:basedOn w:val="1005"/>
+    <w:basedOn w:val="1007"/>
     <w:uiPriority w:val="99"/>
     <w:pPr>
       <w:pBdr/>
@@ -17813,9 +19432,9 @@
       </w:tcPr>
     </w:tblStylePr>
   </w:style>
-  <w:style w:type="table" w:styleId="871">
+  <w:style w:type="table" w:styleId="873">
     <w:name w:val="Grid Table 7 Colorful - Accent 3"/>
-    <w:basedOn w:val="1005"/>
+    <w:basedOn w:val="1007"/>
     <w:uiPriority w:val="99"/>
     <w:pPr>
       <w:pBdr/>
@@ -18067,9 +19686,9 @@
       </w:tcPr>
     </w:tblStylePr>
   </w:style>
-  <w:style w:type="table" w:styleId="872">
+  <w:style w:type="table" w:styleId="874">
     <w:name w:val="Grid Table 7 Colorful - Accent 4"/>
-    <w:basedOn w:val="1005"/>
+    <w:basedOn w:val="1007"/>
     <w:uiPriority w:val="99"/>
     <w:pPr>
       <w:pBdr/>
@@ -18321,9 +19940,9 @@
       </w:tcPr>
     </w:tblStylePr>
   </w:style>
-  <w:style w:type="table" w:styleId="873">
+  <w:style w:type="table" w:styleId="875">
     <w:name w:val="Grid Table 7 Colorful - Accent 5"/>
-    <w:basedOn w:val="1005"/>
+    <w:basedOn w:val="1007"/>
     <w:uiPriority w:val="99"/>
     <w:pPr>
       <w:pBdr/>
@@ -18575,9 +20194,9 @@
       </w:tcPr>
     </w:tblStylePr>
   </w:style>
-  <w:style w:type="table" w:styleId="874">
+  <w:style w:type="table" w:styleId="876">
     <w:name w:val="Grid Table 7 Colorful - Accent 6"/>
-    <w:basedOn w:val="1005"/>
+    <w:basedOn w:val="1007"/>
     <w:uiPriority w:val="99"/>
     <w:pPr>
       <w:pBdr/>
@@ -18829,9 +20448,9 @@
       </w:tcPr>
     </w:tblStylePr>
   </w:style>
-  <w:style w:type="table" w:styleId="875">
+  <w:style w:type="table" w:styleId="877">
     <w:name w:val="List Table 1 Light"/>
-    <w:basedOn w:val="1005"/>
+    <w:basedOn w:val="1007"/>
     <w:uiPriority w:val="99"/>
     <w:pPr>
       <w:pBdr/>
@@ -19045,9 +20664,9 @@
       </w:tcPr>
     </w:tblStylePr>
   </w:style>
-  <w:style w:type="table" w:styleId="876">
+  <w:style w:type="table" w:styleId="878">
     <w:name w:val="List Table 1 Light - Accent 1"/>
-    <w:basedOn w:val="1005"/>
+    <w:basedOn w:val="1007"/>
     <w:uiPriority w:val="99"/>
     <w:pPr>
       <w:pBdr/>
@@ -19261,9 +20880,9 @@
       </w:tcPr>
     </w:tblStylePr>
   </w:style>
-  <w:style w:type="table" w:styleId="877">
+  <w:style w:type="table" w:styleId="879">
     <w:name w:val="List Table 1 Light - Accent 2"/>
-    <w:basedOn w:val="1005"/>
+    <w:basedOn w:val="1007"/>
     <w:uiPriority w:val="99"/>
     <w:pPr>
       <w:pBdr/>
@@ -19477,9 +21096,9 @@
       </w:tcPr>
     </w:tblStylePr>
   </w:style>
-  <w:style w:type="table" w:styleId="878">
+  <w:style w:type="table" w:styleId="880">
     <w:name w:val="List Table 1 Light - Accent 3"/>
-    <w:basedOn w:val="1005"/>
+    <w:basedOn w:val="1007"/>
     <w:uiPriority w:val="99"/>
     <w:pPr>
       <w:pBdr/>
@@ -19693,9 +21312,9 @@
       </w:tcPr>
     </w:tblStylePr>
   </w:style>
-  <w:style w:type="table" w:styleId="879">
+  <w:style w:type="table" w:styleId="881">
     <w:name w:val="List Table 1 Light - Accent 4"/>
-    <w:basedOn w:val="1005"/>
+    <w:basedOn w:val="1007"/>
     <w:uiPriority w:val="99"/>
     <w:pPr>
       <w:pBdr/>
@@ -19909,9 +21528,9 @@
       </w:tcPr>
     </w:tblStylePr>
   </w:style>
-  <w:style w:type="table" w:styleId="880">
+  <w:style w:type="table" w:styleId="882">
     <w:name w:val="List Table 1 Light - Accent 5"/>
-    <w:basedOn w:val="1005"/>
+    <w:basedOn w:val="1007"/>
     <w:uiPriority w:val="99"/>
     <w:pPr>
       <w:pBdr/>
@@ -20125,9 +21744,9 @@
       </w:tcPr>
     </w:tblStylePr>
   </w:style>
-  <w:style w:type="table" w:styleId="881">
+  <w:style w:type="table" w:styleId="883">
     <w:name w:val="List Table 1 Light - Accent 6"/>
-    <w:basedOn w:val="1005"/>
+    <w:basedOn w:val="1007"/>
     <w:uiPriority w:val="99"/>
     <w:pPr>
       <w:pBdr/>
@@ -20341,9 +21960,9 @@
       </w:tcPr>
     </w:tblStylePr>
   </w:style>
-  <w:style w:type="table" w:styleId="882">
+  <w:style w:type="table" w:styleId="884">
     <w:name w:val="List Table 2"/>
-    <w:basedOn w:val="1005"/>
+    <w:basedOn w:val="1007"/>
     <w:uiPriority w:val="99"/>
     <w:pPr>
       <w:pBdr/>
@@ -20579,9 +22198,9 @@
       </w:tcPr>
     </w:tblStylePr>
   </w:style>
-  <w:style w:type="table" w:styleId="883">
+  <w:style w:type="table" w:styleId="885">
     <w:name w:val="List Table 2 - Accent 1"/>
-    <w:basedOn w:val="1005"/>
+    <w:basedOn w:val="1007"/>
     <w:uiPriority w:val="99"/>
     <w:pPr>
       <w:pBdr/>
@@ -20817,9 +22436,9 @@
       </w:tcPr>
     </w:tblStylePr>
   </w:style>
-  <w:style w:type="table" w:styleId="884">
+  <w:style w:type="table" w:styleId="886">
     <w:name w:val="List Table 2 - Accent 2"/>
-    <w:basedOn w:val="1005"/>
+    <w:basedOn w:val="1007"/>
     <w:uiPriority w:val="99"/>
     <w:pPr>
       <w:pBdr/>
@@ -21055,9 +22674,9 @@
       </w:tcPr>
     </w:tblStylePr>
   </w:style>
-  <w:style w:type="table" w:styleId="885">
+  <w:style w:type="table" w:styleId="887">
     <w:name w:val="List Table 2 - Accent 3"/>
-    <w:basedOn w:val="1005"/>
+    <w:basedOn w:val="1007"/>
     <w:uiPriority w:val="99"/>
     <w:pPr>
       <w:pBdr/>
@@ -21293,9 +22912,9 @@
       </w:tcPr>
     </w:tblStylePr>
   </w:style>
-  <w:style w:type="table" w:styleId="886">
+  <w:style w:type="table" w:styleId="888">
     <w:name w:val="List Table 2 - Accent 4"/>
-    <w:basedOn w:val="1005"/>
+    <w:basedOn w:val="1007"/>
     <w:uiPriority w:val="99"/>
     <w:pPr>
       <w:pBdr/>
@@ -21531,9 +23150,9 @@
       </w:tcPr>
     </w:tblStylePr>
   </w:style>
-  <w:style w:type="table" w:styleId="887">
+  <w:style w:type="table" w:styleId="889">
     <w:name w:val="List Table 2 - Accent 5"/>
-    <w:basedOn w:val="1005"/>
+    <w:basedOn w:val="1007"/>
     <w:uiPriority w:val="99"/>
     <w:pPr>
       <w:pBdr/>
@@ -21769,9 +23388,9 @@
       </w:tcPr>
     </w:tblStylePr>
   </w:style>
-  <w:style w:type="table" w:styleId="888">
+  <w:style w:type="table" w:styleId="890">
     <w:name w:val="List Table 2 - Accent 6"/>
-    <w:basedOn w:val="1005"/>
+    <w:basedOn w:val="1007"/>
     <w:uiPriority w:val="99"/>
     <w:pPr>
       <w:pBdr/>
@@ -22007,9 +23626,9 @@
       </w:tcPr>
     </w:tblStylePr>
   </w:style>
-  <w:style w:type="table" w:styleId="889">
+  <w:style w:type="table" w:styleId="891">
     <w:name w:val="List Table 3"/>
-    <w:basedOn w:val="1005"/>
+    <w:basedOn w:val="1007"/>
     <w:uiPriority w:val="99"/>
     <w:pPr>
       <w:pBdr/>
@@ -22235,9 +23854,9 @@
       </w:tcPr>
     </w:tblStylePr>
   </w:style>
-  <w:style w:type="table" w:styleId="890">
+  <w:style w:type="table" w:styleId="892">
     <w:name w:val="List Table 3 - Accent 1"/>
-    <w:basedOn w:val="1005"/>
+    <w:basedOn w:val="1007"/>
     <w:uiPriority w:val="99"/>
     <w:pPr>
       <w:pBdr/>
@@ -22463,9 +24082,9 @@
       </w:tcPr>
     </w:tblStylePr>
   </w:style>
-  <w:style w:type="table" w:styleId="891">
+  <w:style w:type="table" w:styleId="893">
     <w:name w:val="List Table 3 - Accent 2"/>
-    <w:basedOn w:val="1005"/>
+    <w:basedOn w:val="1007"/>
     <w:uiPriority w:val="99"/>
     <w:pPr>
       <w:pBdr/>
@@ -22691,9 +24310,9 @@
       </w:tcPr>
     </w:tblStylePr>
   </w:style>
-  <w:style w:type="table" w:styleId="892">
+  <w:style w:type="table" w:styleId="894">
     <w:name w:val="List Table 3 - Accent 3"/>
-    <w:basedOn w:val="1005"/>
+    <w:basedOn w:val="1007"/>
     <w:uiPriority w:val="99"/>
     <w:pPr>
       <w:pBdr/>
@@ -22919,9 +24538,9 @@
       </w:tcPr>
     </w:tblStylePr>
   </w:style>
-  <w:style w:type="table" w:styleId="893">
+  <w:style w:type="table" w:styleId="895">
     <w:name w:val="List Table 3 - Accent 4"/>
-    <w:basedOn w:val="1005"/>
+    <w:basedOn w:val="1007"/>
     <w:uiPriority w:val="99"/>
     <w:pPr>
       <w:pBdr/>
@@ -23147,9 +24766,9 @@
       </w:tcPr>
     </w:tblStylePr>
   </w:style>
-  <w:style w:type="table" w:styleId="894">
+  <w:style w:type="table" w:styleId="896">
     <w:name w:val="List Table 3 - Accent 5"/>
-    <w:basedOn w:val="1005"/>
+    <w:basedOn w:val="1007"/>
     <w:uiPriority w:val="99"/>
     <w:pPr>
       <w:pBdr/>
@@ -23375,9 +24994,9 @@
       </w:tcPr>
     </w:tblStylePr>
   </w:style>
-  <w:style w:type="table" w:styleId="895">
+  <w:style w:type="table" w:styleId="897">
     <w:name w:val="List Table 3 - Accent 6"/>
-    <w:basedOn w:val="1005"/>
+    <w:basedOn w:val="1007"/>
     <w:uiPriority w:val="99"/>
     <w:pPr>
       <w:pBdr/>
@@ -23603,9 +25222,9 @@
       </w:tcPr>
     </w:tblStylePr>
   </w:style>
-  <w:style w:type="table" w:styleId="896">
+  <w:style w:type="table" w:styleId="898">
     <w:name w:val="List Table 4"/>
-    <w:basedOn w:val="1005"/>
+    <w:basedOn w:val="1007"/>
     <w:uiPriority w:val="99"/>
     <w:pPr>
       <w:pBdr/>
@@ -23828,9 +25447,9 @@
       </w:tcPr>
     </w:tblStylePr>
   </w:style>
-  <w:style w:type="table" w:styleId="897">
+  <w:style w:type="table" w:styleId="899">
     <w:name w:val="List Table 4 - Accent 1"/>
-    <w:basedOn w:val="1005"/>
+    <w:basedOn w:val="1007"/>
     <w:uiPriority w:val="99"/>
     <w:pPr>
       <w:pBdr/>
@@ -24053,9 +25672,9 @@
       </w:tcPr>
     </w:tblStylePr>
   </w:style>
-  <w:style w:type="table" w:styleId="898">
+  <w:style w:type="table" w:styleId="900">
     <w:name w:val="List Table 4 - Accent 2"/>
-    <w:basedOn w:val="1005"/>
+    <w:basedOn w:val="1007"/>
     <w:uiPriority w:val="99"/>
     <w:pPr>
       <w:pBdr/>
@@ -24278,9 +25897,9 @@
       </w:tcPr>
     </w:tblStylePr>
   </w:style>
-  <w:style w:type="table" w:styleId="899">
+  <w:style w:type="table" w:styleId="901">
     <w:name w:val="List Table 4 - Accent 3"/>
-    <w:basedOn w:val="1005"/>
+    <w:basedOn w:val="1007"/>
     <w:uiPriority w:val="99"/>
     <w:pPr>
       <w:pBdr/>
@@ -24503,9 +26122,9 @@
       </w:tcPr>
     </w:tblStylePr>
   </w:style>
-  <w:style w:type="table" w:styleId="900">
+  <w:style w:type="table" w:styleId="902">
     <w:name w:val="List Table 4 - Accent 4"/>
-    <w:basedOn w:val="1005"/>
+    <w:basedOn w:val="1007"/>
     <w:uiPriority w:val="99"/>
     <w:pPr>
       <w:pBdr/>
@@ -24728,9 +26347,9 @@
       </w:tcPr>
     </w:tblStylePr>
   </w:style>
-  <w:style w:type="table" w:styleId="901">
+  <w:style w:type="table" w:styleId="903">
     <w:name w:val="List Table 4 - Accent 5"/>
-    <w:basedOn w:val="1005"/>
+    <w:basedOn w:val="1007"/>
     <w:uiPriority w:val="99"/>
     <w:pPr>
       <w:pBdr/>
@@ -24953,9 +26572,9 @@
       </w:tcPr>
     </w:tblStylePr>
   </w:style>
-  <w:style w:type="table" w:styleId="902">
+  <w:style w:type="table" w:styleId="904">
     <w:name w:val="List Table 4 - Accent 6"/>
-    <w:basedOn w:val="1005"/>
+    <w:basedOn w:val="1007"/>
     <w:uiPriority w:val="99"/>
     <w:pPr>
       <w:pBdr/>
@@ -25178,9 +26797,9 @@
       </w:tcPr>
     </w:tblStylePr>
   </w:style>
-  <w:style w:type="table" w:styleId="903">
+  <w:style w:type="table" w:styleId="905">
     <w:name w:val="List Table 5 Dark"/>
-    <w:basedOn w:val="1005"/>
+    <w:basedOn w:val="1007"/>
     <w:uiPriority w:val="99"/>
     <w:pPr>
       <w:pBdr/>
@@ -25420,9 +27039,9 @@
       </w:tcPr>
     </w:tblStylePr>
   </w:style>
-  <w:style w:type="table" w:styleId="904">
+  <w:style w:type="table" w:styleId="906">
     <w:name w:val="List Table 5 Dark - Accent 1"/>
-    <w:basedOn w:val="1005"/>
+    <w:basedOn w:val="1007"/>
     <w:uiPriority w:val="99"/>
     <w:pPr>
       <w:pBdr/>
@@ -25662,9 +27281,9 @@
       </w:tcPr>
     </w:tblStylePr>
   </w:style>
-  <w:style w:type="table" w:styleId="905">
+  <w:style w:type="table" w:styleId="907">
     <w:name w:val="List Table 5 Dark - Accent 2"/>
-    <w:basedOn w:val="1005"/>
+    <w:basedOn w:val="1007"/>
     <w:uiPriority w:val="99"/>
     <w:pPr>
       <w:pBdr/>
@@ -25904,9 +27523,9 @@
       </w:tcPr>
     </w:tblStylePr>
   </w:style>
-  <w:style w:type="table" w:styleId="906">
+  <w:style w:type="table" w:styleId="908">
     <w:name w:val="List Table 5 Dark - Accent 3"/>
-    <w:basedOn w:val="1005"/>
+    <w:basedOn w:val="1007"/>
     <w:uiPriority w:val="99"/>
     <w:pPr>
       <w:pBdr/>
@@ -26146,9 +27765,9 @@
       </w:tcPr>
     </w:tblStylePr>
   </w:style>
-  <w:style w:type="table" w:styleId="907">
+  <w:style w:type="table" w:styleId="909">
     <w:name w:val="List Table 5 Dark - Accent 4"/>
-    <w:basedOn w:val="1005"/>
+    <w:basedOn w:val="1007"/>
     <w:uiPriority w:val="99"/>
     <w:pPr>
       <w:pBdr/>
@@ -26388,9 +28007,9 @@
       </w:tcPr>
     </w:tblStylePr>
   </w:style>
-  <w:style w:type="table" w:styleId="908">
+  <w:style w:type="table" w:styleId="910">
     <w:name w:val="List Table 5 Dark - Accent 5"/>
-    <w:basedOn w:val="1005"/>
+    <w:basedOn w:val="1007"/>
     <w:uiPriority w:val="99"/>
     <w:pPr>
       <w:pBdr/>
@@ -26630,9 +28249,9 @@
       </w:tcPr>
     </w:tblStylePr>
   </w:style>
-  <w:style w:type="table" w:styleId="909">
+  <w:style w:type="table" w:styleId="911">
     <w:name w:val="List Table 5 Dark - Accent 6"/>
-    <w:basedOn w:val="1005"/>
+    <w:basedOn w:val="1007"/>
     <w:uiPriority w:val="99"/>
     <w:pPr>
       <w:pBdr/>
@@ -26872,9 +28491,9 @@
       </w:tcPr>
     </w:tblStylePr>
   </w:style>
-  <w:style w:type="table" w:styleId="910">
+  <w:style w:type="table" w:styleId="912">
     <w:name w:val="List Table 6 Colorful"/>
-    <w:basedOn w:val="1005"/>
+    <w:basedOn w:val="1007"/>
     <w:uiPriority w:val="99"/>
     <w:pPr>
       <w:pBdr/>
@@ -27095,9 +28714,9 @@
       </w:tcPr>
     </w:tblStylePr>
   </w:style>
-  <w:style w:type="table" w:styleId="911">
+  <w:style w:type="table" w:styleId="913">
     <w:name w:val="List Table 6 Colorful - Accent 1"/>
-    <w:basedOn w:val="1005"/>
+    <w:basedOn w:val="1007"/>
     <w:uiPriority w:val="99"/>
     <w:pPr>
       <w:pBdr/>
@@ -27318,9 +28937,9 @@
       </w:tcPr>
     </w:tblStylePr>
   </w:style>
-  <w:style w:type="table" w:styleId="912">
+  <w:style w:type="table" w:styleId="914">
     <w:name w:val="List Table 6 Colorful - Accent 2"/>
-    <w:basedOn w:val="1005"/>
+    <w:basedOn w:val="1007"/>
     <w:uiPriority w:val="99"/>
     <w:pPr>
       <w:pBdr/>
@@ -27541,9 +29160,9 @@
       </w:tcPr>
     </w:tblStylePr>
   </w:style>
-  <w:style w:type="table" w:styleId="913">
+  <w:style w:type="table" w:styleId="915">
     <w:name w:val="List Table 6 Colorful - Accent 3"/>
-    <w:basedOn w:val="1005"/>
+    <w:basedOn w:val="1007"/>
     <w:uiPriority w:val="99"/>
     <w:pPr>
       <w:pBdr/>
@@ -27764,9 +29383,9 @@
       </w:tcPr>
     </w:tblStylePr>
   </w:style>
-  <w:style w:type="table" w:styleId="914">
+  <w:style w:type="table" w:styleId="916">
     <w:name w:val="List Table 6 Colorful - Accent 4"/>
-    <w:basedOn w:val="1005"/>
+    <w:basedOn w:val="1007"/>
     <w:uiPriority w:val="99"/>
     <w:pPr>
       <w:pBdr/>
@@ -27987,9 +29606,9 @@
       </w:tcPr>
     </w:tblStylePr>
   </w:style>
-  <w:style w:type="table" w:styleId="915">
+  <w:style w:type="table" w:styleId="917">
     <w:name w:val="List Table 6 Colorful - Accent 5"/>
-    <w:basedOn w:val="1005"/>
+    <w:basedOn w:val="1007"/>
     <w:uiPriority w:val="99"/>
     <w:pPr>
       <w:pBdr/>
@@ -28210,9 +29829,9 @@
       </w:tcPr>
     </w:tblStylePr>
   </w:style>
-  <w:style w:type="table" w:styleId="916">
+  <w:style w:type="table" w:styleId="918">
     <w:name w:val="List Table 6 Colorful - Accent 6"/>
-    <w:basedOn w:val="1005"/>
+    <w:basedOn w:val="1007"/>
     <w:uiPriority w:val="99"/>
     <w:pPr>
       <w:pBdr/>
@@ -28433,9 +30052,9 @@
       </w:tcPr>
     </w:tblStylePr>
   </w:style>
-  <w:style w:type="table" w:styleId="917">
+  <w:style w:type="table" w:styleId="919">
     <w:name w:val="List Table 7 Colorful"/>
-    <w:basedOn w:val="1005"/>
+    <w:basedOn w:val="1007"/>
     <w:uiPriority w:val="99"/>
     <w:pPr>
       <w:pBdr/>
@@ -28689,9 +30308,9 @@
       </w:tcPr>
     </w:tblStylePr>
   </w:style>
-  <w:style w:type="table" w:styleId="918">
+  <w:style w:type="table" w:styleId="920">
     <w:name w:val="List Table 7 Colorful - Accent 1"/>
-    <w:basedOn w:val="1005"/>
+    <w:basedOn w:val="1007"/>
     <w:uiPriority w:val="99"/>
     <w:pPr>
       <w:pBdr/>
@@ -28945,9 +30564,9 @@
       </w:tcPr>
     </w:tblStylePr>
   </w:style>
-  <w:style w:type="table" w:styleId="919">
+  <w:style w:type="table" w:styleId="921">
     <w:name w:val="List Table 7 Colorful - Accent 2"/>
-    <w:basedOn w:val="1005"/>
+    <w:basedOn w:val="1007"/>
     <w:uiPriority w:val="99"/>
     <w:pPr>
       <w:pBdr/>
@@ -29201,9 +30820,9 @@
       </w:tcPr>
     </w:tblStylePr>
   </w:style>
-  <w:style w:type="table" w:styleId="920">
+  <w:style w:type="table" w:styleId="922">
     <w:name w:val="List Table 7 Colorful - Accent 3"/>
-    <w:basedOn w:val="1005"/>
+    <w:basedOn w:val="1007"/>
     <w:uiPriority w:val="99"/>
     <w:pPr>
       <w:pBdr/>
@@ -29457,9 +31076,9 @@
       </w:tcPr>
     </w:tblStylePr>
   </w:style>
-  <w:style w:type="table" w:styleId="921">
+  <w:style w:type="table" w:styleId="923">
     <w:name w:val="List Table 7 Colorful - Accent 4"/>
-    <w:basedOn w:val="1005"/>
+    <w:basedOn w:val="1007"/>
     <w:uiPriority w:val="99"/>
     <w:pPr>
       <w:pBdr/>
@@ -29713,9 +31332,9 @@
       </w:tcPr>
     </w:tblStylePr>
   </w:style>
-  <w:style w:type="table" w:styleId="922">
+  <w:style w:type="table" w:styleId="924">
     <w:name w:val="List Table 7 Colorful - Accent 5"/>
-    <w:basedOn w:val="1005"/>
+    <w:basedOn w:val="1007"/>
     <w:uiPriority w:val="99"/>
     <w:pPr>
       <w:pBdr/>
@@ -29969,9 +31588,9 @@
       </w:tcPr>
     </w:tblStylePr>
   </w:style>
-  <w:style w:type="table" w:styleId="923">
+  <w:style w:type="table" w:styleId="925">
     <w:name w:val="List Table 7 Colorful - Accent 6"/>
-    <w:basedOn w:val="1005"/>
+    <w:basedOn w:val="1007"/>
     <w:uiPriority w:val="99"/>
     <w:pPr>
       <w:pBdr/>
@@ -30225,9 +31844,9 @@
       </w:tcPr>
     </w:tblStylePr>
   </w:style>
-  <w:style w:type="table" w:styleId="924">
+  <w:style w:type="table" w:styleId="926">
     <w:name w:val="Lined - Accent"/>
-    <w:basedOn w:val="1005"/>
+    <w:basedOn w:val="1007"/>
     <w:uiPriority w:val="99"/>
     <w:pPr>
       <w:pBdr/>
@@ -30462,9 +32081,9 @@
       </w:tcPr>
     </w:tblStylePr>
   </w:style>
-  <w:style w:type="table" w:styleId="925">
+  <w:style w:type="table" w:styleId="927">
     <w:name w:val="Lined - Accent 1"/>
-    <w:basedOn w:val="1005"/>
+    <w:basedOn w:val="1007"/>
     <w:uiPriority w:val="99"/>
     <w:pPr>
       <w:pBdr/>
@@ -30699,9 +32318,9 @@
       </w:tcPr>
     </w:tblStylePr>
   </w:style>
-  <w:style w:type="table" w:styleId="926">
+  <w:style w:type="table" w:styleId="928">
     <w:name w:val="Lined - Accent 2"/>
-    <w:basedOn w:val="1005"/>
+    <w:basedOn w:val="1007"/>
     <w:uiPriority w:val="99"/>
     <w:pPr>
       <w:pBdr/>
@@ -30936,9 +32555,9 @@
       </w:tcPr>
     </w:tblStylePr>
   </w:style>
-  <w:style w:type="table" w:styleId="927">
+  <w:style w:type="table" w:styleId="929">
     <w:name w:val="Lined - Accent 3"/>
-    <w:basedOn w:val="1005"/>
+    <w:basedOn w:val="1007"/>
     <w:uiPriority w:val="99"/>
     <w:pPr>
       <w:pBdr/>
@@ -31173,9 +32792,9 @@
       </w:tcPr>
     </w:tblStylePr>
   </w:style>
-  <w:style w:type="table" w:styleId="928">
+  <w:style w:type="table" w:styleId="930">
     <w:name w:val="Lined - Accent 4"/>
-    <w:basedOn w:val="1005"/>
+    <w:basedOn w:val="1007"/>
     <w:uiPriority w:val="99"/>
     <w:pPr>
       <w:pBdr/>
@@ -31410,9 +33029,9 @@
       </w:tcPr>
     </w:tblStylePr>
   </w:style>
-  <w:style w:type="table" w:styleId="929">
+  <w:style w:type="table" w:styleId="931">
     <w:name w:val="Lined - Accent 5"/>
-    <w:basedOn w:val="1005"/>
+    <w:basedOn w:val="1007"/>
     <w:uiPriority w:val="99"/>
     <w:pPr>
       <w:pBdr/>
@@ -31647,9 +33266,9 @@
       </w:tcPr>
     </w:tblStylePr>
   </w:style>
-  <w:style w:type="table" w:styleId="930">
+  <w:style w:type="table" w:styleId="932">
     <w:name w:val="Lined - Accent 6"/>
-    <w:basedOn w:val="1005"/>
+    <w:basedOn w:val="1007"/>
     <w:uiPriority w:val="99"/>
     <w:pPr>
       <w:pBdr/>
@@ -31884,9 +33503,9 @@
       </w:tcPr>
     </w:tblStylePr>
   </w:style>
-  <w:style w:type="table" w:styleId="931">
+  <w:style w:type="table" w:styleId="933">
     <w:name w:val="Bordered &amp; Lined - Accent"/>
-    <w:basedOn w:val="1005"/>
+    <w:basedOn w:val="1007"/>
     <w:uiPriority w:val="99"/>
     <w:pPr>
       <w:pBdr/>
@@ -32128,9 +33747,9 @@
       </w:tcPr>
     </w:tblStylePr>
   </w:style>
-  <w:style w:type="table" w:styleId="932">
+  <w:style w:type="table" w:styleId="934">
     <w:name w:val="Bordered &amp; Lined - Accent 1"/>
-    <w:basedOn w:val="1005"/>
+    <w:basedOn w:val="1007"/>
     <w:uiPriority w:val="99"/>
     <w:pPr>
       <w:pBdr/>
@@ -32372,9 +33991,9 @@
       </w:tcPr>
     </w:tblStylePr>
   </w:style>
-  <w:style w:type="table" w:styleId="933">
+  <w:style w:type="table" w:styleId="935">
     <w:name w:val="Bordered &amp; Lined - Accent 2"/>
-    <w:basedOn w:val="1005"/>
+    <w:basedOn w:val="1007"/>
     <w:uiPriority w:val="99"/>
     <w:pPr>
       <w:pBdr/>
@@ -32616,9 +34235,9 @@
       </w:tcPr>
     </w:tblStylePr>
   </w:style>
-  <w:style w:type="table" w:styleId="934">
+  <w:style w:type="table" w:styleId="936">
     <w:name w:val="Bordered &amp; Lined - Accent 3"/>
-    <w:basedOn w:val="1005"/>
+    <w:basedOn w:val="1007"/>
     <w:uiPriority w:val="99"/>
     <w:pPr>
       <w:pBdr/>
@@ -32860,9 +34479,9 @@
       </w:tcPr>
     </w:tblStylePr>
   </w:style>
-  <w:style w:type="table" w:styleId="935">
+  <w:style w:type="table" w:styleId="937">
     <w:name w:val="Bordered &amp; Lined - Accent 4"/>
-    <w:basedOn w:val="1005"/>
+    <w:basedOn w:val="1007"/>
     <w:uiPriority w:val="99"/>
     <w:pPr>
       <w:pBdr/>
@@ -33104,9 +34723,9 @@
       </w:tcPr>
     </w:tblStylePr>
   </w:style>
-  <w:style w:type="table" w:styleId="936">
+  <w:style w:type="table" w:styleId="938">
     <w:name w:val="Bordered &amp; Lined - Accent 5"/>
-    <w:basedOn w:val="1005"/>
+    <w:basedOn w:val="1007"/>
     <w:uiPriority w:val="99"/>
     <w:pPr>
       <w:pBdr/>
@@ -33348,9 +34967,9 @@
       </w:tcPr>
     </w:tblStylePr>
   </w:style>
-  <w:style w:type="table" w:styleId="937">
+  <w:style w:type="table" w:styleId="939">
     <w:name w:val="Bordered &amp; Lined - Accent 6"/>
-    <w:basedOn w:val="1005"/>
+    <w:basedOn w:val="1007"/>
     <w:uiPriority w:val="99"/>
     <w:pPr>
       <w:pBdr/>
@@ -33592,9 +35211,9 @@
       </w:tcPr>
     </w:tblStylePr>
   </w:style>
-  <w:style w:type="table" w:styleId="938">
+  <w:style w:type="table" w:styleId="940">
     <w:name w:val="Bordered"/>
-    <w:basedOn w:val="1005"/>
+    <w:basedOn w:val="1007"/>
     <w:uiPriority w:val="99"/>
     <w:pPr>
       <w:pBdr/>
@@ -33823,9 +35442,9 @@
       </w:tcPr>
     </w:tblStylePr>
   </w:style>
-  <w:style w:type="table" w:styleId="939">
+  <w:style w:type="table" w:styleId="941">
     <w:name w:val="Bordered - Accent 1"/>
-    <w:basedOn w:val="1005"/>
+    <w:basedOn w:val="1007"/>
     <w:uiPriority w:val="99"/>
     <w:pPr>
       <w:pBdr/>
@@ -34054,9 +35673,9 @@
       </w:tcPr>
     </w:tblStylePr>
   </w:style>
-  <w:style w:type="table" w:styleId="940">
+  <w:style w:type="table" w:styleId="942">
     <w:name w:val="Bordered - Accent 2"/>
-    <w:basedOn w:val="1005"/>
+    <w:basedOn w:val="1007"/>
     <w:uiPriority w:val="99"/>
     <w:pPr>
       <w:pBdr/>
@@ -34285,9 +35904,9 @@
       </w:tcPr>
     </w:tblStylePr>
   </w:style>
-  <w:style w:type="table" w:styleId="941">
+  <w:style w:type="table" w:styleId="943">
     <w:name w:val="Bordered - Accent 3"/>
-    <w:basedOn w:val="1005"/>
+    <w:basedOn w:val="1007"/>
     <w:uiPriority w:val="99"/>
     <w:pPr>
       <w:pBdr/>
@@ -34516,9 +36135,9 @@
       </w:tcPr>
     </w:tblStylePr>
   </w:style>
-  <w:style w:type="table" w:styleId="942">
+  <w:style w:type="table" w:styleId="944">
     <w:name w:val="Bordered - Accent 4"/>
-    <w:basedOn w:val="1005"/>
+    <w:basedOn w:val="1007"/>
     <w:uiPriority w:val="99"/>
     <w:pPr>
       <w:pBdr/>
@@ -34747,9 +36366,9 @@
       </w:tcPr>
     </w:tblStylePr>
   </w:style>
-  <w:style w:type="table" w:styleId="943">
+  <w:style w:type="table" w:styleId="945">
     <w:name w:val="Bordered - Accent 5"/>
-    <w:basedOn w:val="1005"/>
+    <w:basedOn w:val="1007"/>
     <w:uiPriority w:val="99"/>
     <w:pPr>
       <w:pBdr/>
@@ -34978,9 +36597,9 @@
       </w:tcPr>
     </w:tblStylePr>
   </w:style>
-  <w:style w:type="table" w:styleId="944">
+  <w:style w:type="table" w:styleId="946">
     <w:name w:val="Bordered - Accent 6"/>
-    <w:basedOn w:val="1005"/>
+    <w:basedOn w:val="1007"/>
     <w:uiPriority w:val="99"/>
     <w:pPr>
       <w:pBdr/>
@@ -35209,11 +36828,11 @@
       </w:tcPr>
     </w:tblStylePr>
   </w:style>
-  <w:style w:type="paragraph" w:styleId="945">
+  <w:style w:type="paragraph" w:styleId="947">
     <w:name w:val="Heading 1"/>
-    <w:basedOn w:val="1004"/>
-    <w:next w:val="1004"/>
-    <w:link w:val="955"/>
+    <w:basedOn w:val="1006"/>
+    <w:next w:val="1006"/>
+    <w:link w:val="957"/>
     <w:uiPriority w:val="9"/>
     <w:qFormat/>
     <w:pPr>
@@ -35236,11 +36855,11 @@
       <w:szCs w:val="28"/>
     </w:rPr>
   </w:style>
-  <w:style w:type="paragraph" w:styleId="946">
+  <w:style w:type="paragraph" w:styleId="948">
     <w:name w:val="Heading 2"/>
-    <w:basedOn w:val="1004"/>
-    <w:next w:val="1004"/>
-    <w:link w:val="956"/>
+    <w:basedOn w:val="1006"/>
+    <w:next w:val="1006"/>
+    <w:link w:val="958"/>
     <w:uiPriority w:val="9"/>
     <w:unhideWhenUsed/>
     <w:qFormat/>
@@ -35260,11 +36879,11 @@
       <w:szCs w:val="24"/>
     </w:rPr>
   </w:style>
-  <w:style w:type="paragraph" w:styleId="947">
+  <w:style w:type="paragraph" w:styleId="949">
     <w:name w:val="Heading 3"/>
-    <w:basedOn w:val="1004"/>
-    <w:next w:val="1004"/>
-    <w:link w:val="957"/>
+    <w:basedOn w:val="1006"/>
+    <w:next w:val="1006"/>
+    <w:link w:val="959"/>
     <w:uiPriority w:val="9"/>
     <w:unhideWhenUsed/>
     <w:qFormat/>
@@ -35285,11 +36904,11 @@
       <w:szCs w:val="24"/>
     </w:rPr>
   </w:style>
-  <w:style w:type="paragraph" w:styleId="948">
+  <w:style w:type="paragraph" w:styleId="950">
     <w:name w:val="Heading 4"/>
-    <w:basedOn w:val="1004"/>
-    <w:next w:val="1004"/>
-    <w:link w:val="958"/>
+    <w:basedOn w:val="1006"/>
+    <w:next w:val="1006"/>
+    <w:link w:val="960"/>
     <w:uiPriority w:val="9"/>
     <w:unhideWhenUsed/>
     <w:qFormat/>
@@ -35308,11 +36927,11 @@
       <w:color w:val="0f4761" w:themeColor="accent1" w:themeShade="BF"/>
     </w:rPr>
   </w:style>
-  <w:style w:type="paragraph" w:styleId="949">
+  <w:style w:type="paragraph" w:styleId="951">
     <w:name w:val="Heading 5"/>
-    <w:basedOn w:val="1004"/>
-    <w:next w:val="1004"/>
-    <w:link w:val="959"/>
+    <w:basedOn w:val="1006"/>
+    <w:next w:val="1006"/>
+    <w:link w:val="961"/>
     <w:uiPriority w:val="9"/>
     <w:unhideWhenUsed/>
     <w:qFormat/>
@@ -35329,11 +36948,11 @@
       <w:color w:val="0f4761" w:themeColor="accent1" w:themeShade="BF"/>
     </w:rPr>
   </w:style>
-  <w:style w:type="paragraph" w:styleId="950">
+  <w:style w:type="paragraph" w:styleId="952">
     <w:name w:val="Heading 6"/>
-    <w:basedOn w:val="1004"/>
-    <w:next w:val="1004"/>
-    <w:link w:val="960"/>
+    <w:basedOn w:val="1006"/>
+    <w:next w:val="1006"/>
+    <w:link w:val="962"/>
     <w:uiPriority w:val="9"/>
     <w:unhideWhenUsed/>
     <w:qFormat/>
@@ -35352,11 +36971,11 @@
       <w:color w:val="595959" w:themeColor="text1" w:themeTint="A6"/>
     </w:rPr>
   </w:style>
-  <w:style w:type="paragraph" w:styleId="951">
+  <w:style w:type="paragraph" w:styleId="953">
     <w:name w:val="Heading 7"/>
-    <w:basedOn w:val="1004"/>
-    <w:next w:val="1004"/>
-    <w:link w:val="961"/>
+    <w:basedOn w:val="1006"/>
+    <w:next w:val="1006"/>
+    <w:link w:val="963"/>
     <w:uiPriority w:val="9"/>
     <w:unhideWhenUsed/>
     <w:qFormat/>
@@ -35373,11 +36992,11 @@
       <w:color w:val="595959" w:themeColor="text1" w:themeTint="A6"/>
     </w:rPr>
   </w:style>
-  <w:style w:type="paragraph" w:styleId="952">
+  <w:style w:type="paragraph" w:styleId="954">
     <w:name w:val="Heading 8"/>
-    <w:basedOn w:val="1004"/>
-    <w:next w:val="1004"/>
-    <w:link w:val="962"/>
+    <w:basedOn w:val="1006"/>
+    <w:next w:val="1006"/>
+    <w:link w:val="964"/>
     <w:uiPriority w:val="9"/>
     <w:unhideWhenUsed/>
     <w:qFormat/>
@@ -35396,11 +37015,11 @@
       <w:color w:val="272727" w:themeColor="text1" w:themeTint="D8"/>
     </w:rPr>
   </w:style>
-  <w:style w:type="paragraph" w:styleId="953">
+  <w:style w:type="paragraph" w:styleId="955">
     <w:name w:val="Heading 9"/>
-    <w:basedOn w:val="1004"/>
-    <w:next w:val="1004"/>
-    <w:link w:val="963"/>
+    <w:basedOn w:val="1006"/>
+    <w:next w:val="1006"/>
+    <w:link w:val="965"/>
     <w:uiPriority w:val="9"/>
     <w:unhideWhenUsed/>
     <w:qFormat/>
@@ -35419,7 +37038,7 @@
       <w:color w:val="272727" w:themeColor="text1" w:themeTint="D8"/>
     </w:rPr>
   </w:style>
-  <w:style w:type="character" w:styleId="954" w:default="1">
+  <w:style w:type="character" w:styleId="956" w:default="1">
     <w:name w:val="Default Paragraph Font"/>
     <w:uiPriority w:val="1"/>
     <w:semiHidden/>
@@ -35430,9 +37049,9 @@
       <w:ind/>
     </w:pPr>
   </w:style>
-  <w:style w:type="character" w:styleId="955">
+  <w:style w:type="character" w:styleId="957">
     <w:name w:val="Heading 1 Char"/>
-    <w:link w:val="945"/>
+    <w:link w:val="947"/>
     <w:uiPriority w:val="9"/>
     <w:pPr>
       <w:pBdr/>
@@ -35440,9 +37059,9 @@
       <w:ind/>
     </w:pPr>
   </w:style>
-  <w:style w:type="character" w:styleId="956">
+  <w:style w:type="character" w:styleId="958">
     <w:name w:val="Heading 2 Char"/>
-    <w:link w:val="946"/>
+    <w:link w:val="948"/>
     <w:uiPriority w:val="9"/>
     <w:pPr>
       <w:pBdr/>
@@ -35453,9 +37072,9 @@
       <w:rFonts w:ascii="Times New Roman" w:hAnsi="Times New Roman" w:eastAsia="Times New Roman" w:cs="Times New Roman"/>
     </w:rPr>
   </w:style>
-  <w:style w:type="character" w:styleId="957">
+  <w:style w:type="character" w:styleId="959">
     <w:name w:val="Heading 3 Char"/>
-    <w:link w:val="947"/>
+    <w:link w:val="949"/>
     <w:uiPriority w:val="9"/>
     <w:pPr>
       <w:pBdr/>
@@ -35466,10 +37085,10 @@
       <w:rFonts w:ascii="Times New Roman" w:hAnsi="Times New Roman" w:eastAsia="Times New Roman" w:cs="Times New Roman"/>
     </w:rPr>
   </w:style>
-  <w:style w:type="character" w:styleId="958">
+  <w:style w:type="character" w:styleId="960">
     <w:name w:val="Heading 4 Char"/>
-    <w:basedOn w:val="954"/>
-    <w:link w:val="948"/>
+    <w:basedOn w:val="956"/>
+    <w:link w:val="950"/>
     <w:uiPriority w:val="9"/>
     <w:pPr>
       <w:pBdr/>
@@ -35483,10 +37102,10 @@
       <w:color w:val="0f4761" w:themeColor="accent1" w:themeShade="BF"/>
     </w:rPr>
   </w:style>
-  <w:style w:type="character" w:styleId="959">
+  <w:style w:type="character" w:styleId="961">
     <w:name w:val="Heading 5 Char"/>
-    <w:basedOn w:val="954"/>
-    <w:link w:val="949"/>
+    <w:basedOn w:val="956"/>
+    <w:link w:val="951"/>
     <w:uiPriority w:val="9"/>
     <w:pPr>
       <w:pBdr/>
@@ -35498,10 +37117,10 @@
       <w:color w:val="0f4761" w:themeColor="accent1" w:themeShade="BF"/>
     </w:rPr>
   </w:style>
-  <w:style w:type="character" w:styleId="960">
+  <w:style w:type="character" w:styleId="962">
     <w:name w:val="Heading 6 Char"/>
-    <w:basedOn w:val="954"/>
-    <w:link w:val="950"/>
+    <w:basedOn w:val="956"/>
+    <w:link w:val="952"/>
     <w:uiPriority w:val="9"/>
     <w:pPr>
       <w:pBdr/>
@@ -35515,10 +37134,10 @@
       <w:color w:val="595959" w:themeColor="text1" w:themeTint="A6"/>
     </w:rPr>
   </w:style>
-  <w:style w:type="character" w:styleId="961">
+  <w:style w:type="character" w:styleId="963">
     <w:name w:val="Heading 7 Char"/>
-    <w:basedOn w:val="954"/>
-    <w:link w:val="951"/>
+    <w:basedOn w:val="956"/>
+    <w:link w:val="953"/>
     <w:uiPriority w:val="9"/>
     <w:pPr>
       <w:pBdr/>
@@ -35530,10 +37149,10 @@
       <w:color w:val="595959" w:themeColor="text1" w:themeTint="A6"/>
     </w:rPr>
   </w:style>
-  <w:style w:type="character" w:styleId="962">
+  <w:style w:type="character" w:styleId="964">
     <w:name w:val="Heading 8 Char"/>
-    <w:basedOn w:val="954"/>
-    <w:link w:val="952"/>
+    <w:basedOn w:val="956"/>
+    <w:link w:val="954"/>
     <w:uiPriority w:val="9"/>
     <w:pPr>
       <w:pBdr/>
@@ -35547,10 +37166,10 @@
       <w:color w:val="272727" w:themeColor="text1" w:themeTint="D8"/>
     </w:rPr>
   </w:style>
-  <w:style w:type="character" w:styleId="963">
+  <w:style w:type="character" w:styleId="965">
     <w:name w:val="Heading 9 Char"/>
-    <w:basedOn w:val="954"/>
-    <w:link w:val="953"/>
+    <w:basedOn w:val="956"/>
+    <w:link w:val="955"/>
     <w:uiPriority w:val="9"/>
     <w:pPr>
       <w:pBdr/>
@@ -35564,11 +37183,11 @@
       <w:color w:val="272727" w:themeColor="text1" w:themeTint="D8"/>
     </w:rPr>
   </w:style>
-  <w:style w:type="paragraph" w:styleId="964">
+  <w:style w:type="paragraph" w:styleId="966">
     <w:name w:val="Title"/>
-    <w:basedOn w:val="1004"/>
-    <w:next w:val="1004"/>
-    <w:link w:val="965"/>
+    <w:basedOn w:val="1006"/>
+    <w:next w:val="1006"/>
+    <w:link w:val="967"/>
     <w:uiPriority w:val="10"/>
     <w:qFormat/>
     <w:pPr>
@@ -35584,10 +37203,10 @@
       <w:szCs w:val="56"/>
     </w:rPr>
   </w:style>
-  <w:style w:type="character" w:styleId="965">
+  <w:style w:type="character" w:styleId="967">
     <w:name w:val="Title Char"/>
-    <w:basedOn w:val="954"/>
-    <w:link w:val="964"/>
+    <w:basedOn w:val="956"/>
+    <w:link w:val="966"/>
     <w:uiPriority w:val="10"/>
     <w:pPr>
       <w:pBdr/>
@@ -35601,11 +37220,11 @@
       <w:szCs w:val="56"/>
     </w:rPr>
   </w:style>
-  <w:style w:type="paragraph" w:styleId="966">
+  <w:style w:type="paragraph" w:styleId="968">
     <w:name w:val="Subtitle"/>
-    <w:basedOn w:val="1004"/>
-    <w:next w:val="1004"/>
-    <w:link w:val="967"/>
+    <w:basedOn w:val="1006"/>
+    <w:next w:val="1006"/>
+    <w:link w:val="969"/>
     <w:uiPriority w:val="11"/>
     <w:qFormat/>
     <w:pPr>
@@ -35623,10 +37242,10 @@
       <w:szCs w:val="28"/>
     </w:rPr>
   </w:style>
-  <w:style w:type="character" w:styleId="967">
+  <w:style w:type="character" w:styleId="969">
     <w:name w:val="Subtitle Char"/>
-    <w:basedOn w:val="954"/>
-    <w:link w:val="966"/>
+    <w:basedOn w:val="956"/>
+    <w:link w:val="968"/>
     <w:uiPriority w:val="11"/>
     <w:pPr>
       <w:pBdr/>
@@ -35640,11 +37259,11 @@
       <w:szCs w:val="28"/>
     </w:rPr>
   </w:style>
-  <w:style w:type="paragraph" w:styleId="968">
+  <w:style w:type="paragraph" w:styleId="970">
     <w:name w:val="Quote"/>
-    <w:basedOn w:val="1004"/>
-    <w:next w:val="1004"/>
-    <w:link w:val="969"/>
+    <w:basedOn w:val="1006"/>
+    <w:next w:val="1006"/>
+    <w:link w:val="971"/>
     <w:uiPriority w:val="29"/>
     <w:qFormat/>
     <w:pPr>
@@ -35659,10 +37278,10 @@
       <w:color w:val="404040" w:themeColor="text1" w:themeTint="BF"/>
     </w:rPr>
   </w:style>
-  <w:style w:type="character" w:styleId="969">
+  <w:style w:type="character" w:styleId="971">
     <w:name w:val="Quote Char"/>
-    <w:basedOn w:val="954"/>
-    <w:link w:val="968"/>
+    <w:basedOn w:val="956"/>
+    <w:link w:val="970"/>
     <w:uiPriority w:val="29"/>
     <w:pPr>
       <w:pBdr/>
@@ -35675,9 +37294,9 @@
       <w:color w:val="404040" w:themeColor="text1" w:themeTint="BF"/>
     </w:rPr>
   </w:style>
-  <w:style w:type="character" w:styleId="970">
+  <w:style w:type="character" w:styleId="972">
     <w:name w:val="Intense Emphasis"/>
-    <w:basedOn w:val="954"/>
+    <w:basedOn w:val="956"/>
     <w:uiPriority w:val="21"/>
     <w:qFormat/>
     <w:pPr>
@@ -35691,11 +37310,11 @@
       <w:color w:val="0f4761" w:themeColor="accent1" w:themeShade="BF"/>
     </w:rPr>
   </w:style>
-  <w:style w:type="paragraph" w:styleId="971">
+  <w:style w:type="paragraph" w:styleId="973">
     <w:name w:val="Intense Quote"/>
-    <w:basedOn w:val="1004"/>
-    <w:next w:val="1004"/>
-    <w:link w:val="972"/>
+    <w:basedOn w:val="1006"/>
+    <w:next w:val="1006"/>
+    <w:link w:val="974"/>
     <w:uiPriority w:val="30"/>
     <w:qFormat/>
     <w:pPr>
@@ -35713,10 +37332,10 @@
       <w:color w:val="0f4761" w:themeColor="accent1" w:themeShade="BF"/>
     </w:rPr>
   </w:style>
-  <w:style w:type="character" w:styleId="972">
+  <w:style w:type="character" w:styleId="974">
     <w:name w:val="Intense Quote Char"/>
-    <w:basedOn w:val="954"/>
-    <w:link w:val="971"/>
+    <w:basedOn w:val="956"/>
+    <w:link w:val="973"/>
     <w:uiPriority w:val="30"/>
     <w:pPr>
       <w:pBdr/>
@@ -35729,9 +37348,9 @@
       <w:color w:val="0f4761" w:themeColor="accent1" w:themeShade="BF"/>
     </w:rPr>
   </w:style>
-  <w:style w:type="character" w:styleId="973">
+  <w:style w:type="character" w:styleId="975">
     <w:name w:val="Intense Reference"/>
-    <w:basedOn w:val="954"/>
+    <w:basedOn w:val="956"/>
     <w:uiPriority w:val="32"/>
     <w:qFormat/>
     <w:pPr>
@@ -35747,9 +37366,9 @@
       <w:spacing w:val="5"/>
     </w:rPr>
   </w:style>
-  <w:style w:type="character" w:styleId="974">
+  <w:style w:type="character" w:styleId="976">
     <w:name w:val="Subtle Emphasis"/>
-    <w:basedOn w:val="954"/>
+    <w:basedOn w:val="956"/>
     <w:uiPriority w:val="19"/>
     <w:qFormat/>
     <w:pPr>
@@ -35763,9 +37382,9 @@
       <w:color w:val="404040" w:themeColor="text1" w:themeTint="BF"/>
     </w:rPr>
   </w:style>
-  <w:style w:type="character" w:styleId="975">
+  <w:style w:type="character" w:styleId="977">
     <w:name w:val="Emphasis"/>
-    <w:basedOn w:val="954"/>
+    <w:basedOn w:val="956"/>
     <w:uiPriority w:val="20"/>
     <w:qFormat/>
     <w:pPr>
@@ -35778,9 +37397,9 @@
       <w:iCs/>
     </w:rPr>
   </w:style>
-  <w:style w:type="character" w:styleId="976">
+  <w:style w:type="character" w:styleId="978">
     <w:name w:val="Strong"/>
-    <w:basedOn w:val="954"/>
+    <w:basedOn w:val="956"/>
     <w:uiPriority w:val="22"/>
     <w:qFormat/>
     <w:pPr>
@@ -35793,9 +37412,9 @@
       <w:bCs/>
     </w:rPr>
   </w:style>
-  <w:style w:type="character" w:styleId="977">
+  <w:style w:type="character" w:styleId="979">
     <w:name w:val="Subtle Reference"/>
-    <w:basedOn w:val="954"/>
+    <w:basedOn w:val="956"/>
     <w:uiPriority w:val="31"/>
     <w:qFormat/>
     <w:pPr>
@@ -35808,9 +37427,9 @@
       <w:color w:val="5a5a5a" w:themeColor="text1" w:themeTint="A5"/>
     </w:rPr>
   </w:style>
-  <w:style w:type="character" w:styleId="978">
+  <w:style w:type="character" w:styleId="980">
     <w:name w:val="Book Title"/>
-    <w:basedOn w:val="954"/>
+    <w:basedOn w:val="956"/>
     <w:uiPriority w:val="33"/>
     <w:qFormat/>
     <w:pPr>
@@ -35826,36 +37445,9 @@
       <w:spacing w:val="5"/>
     </w:rPr>
   </w:style>
-  <w:style w:type="paragraph" w:styleId="979">
+  <w:style w:type="paragraph" w:styleId="981">
     <w:name w:val="Header"/>
-    <w:basedOn w:val="1004"/>
-    <w:link w:val="980"/>
-    <w:uiPriority w:val="99"/>
-    <w:unhideWhenUsed/>
-    <w:pPr>
-      <w:pBdr/>
-      <w:tabs>
-        <w:tab w:val="center" w:leader="none" w:pos="4844"/>
-        <w:tab w:val="right" w:leader="none" w:pos="9689"/>
-      </w:tabs>
-      <w:spacing w:after="0" w:line="240" w:lineRule="auto"/>
-      <w:ind/>
-    </w:pPr>
-  </w:style>
-  <w:style w:type="character" w:styleId="980">
-    <w:name w:val="Header Char"/>
-    <w:basedOn w:val="954"/>
-    <w:link w:val="979"/>
-    <w:uiPriority w:val="99"/>
-    <w:pPr>
-      <w:pBdr/>
-      <w:spacing/>
-      <w:ind/>
-    </w:pPr>
-  </w:style>
-  <w:style w:type="paragraph" w:styleId="981">
-    <w:name w:val="Footer"/>
-    <w:basedOn w:val="1004"/>
+    <w:basedOn w:val="1006"/>
     <w:link w:val="982"/>
     <w:uiPriority w:val="99"/>
     <w:unhideWhenUsed/>
@@ -35870,8 +37462,8 @@
     </w:pPr>
   </w:style>
   <w:style w:type="character" w:styleId="982">
-    <w:name w:val="Footer Char"/>
-    <w:basedOn w:val="954"/>
+    <w:name w:val="Header Char"/>
+    <w:basedOn w:val="956"/>
     <w:link w:val="981"/>
     <w:uiPriority w:val="99"/>
     <w:pPr>
@@ -35881,9 +37473,36 @@
     </w:pPr>
   </w:style>
   <w:style w:type="paragraph" w:styleId="983">
+    <w:name w:val="Footer"/>
+    <w:basedOn w:val="1006"/>
+    <w:link w:val="984"/>
+    <w:uiPriority w:val="99"/>
+    <w:unhideWhenUsed/>
+    <w:pPr>
+      <w:pBdr/>
+      <w:tabs>
+        <w:tab w:val="center" w:leader="none" w:pos="4844"/>
+        <w:tab w:val="right" w:leader="none" w:pos="9689"/>
+      </w:tabs>
+      <w:spacing w:after="0" w:line="240" w:lineRule="auto"/>
+      <w:ind/>
+    </w:pPr>
+  </w:style>
+  <w:style w:type="character" w:styleId="984">
+    <w:name w:val="Footer Char"/>
+    <w:basedOn w:val="956"/>
+    <w:link w:val="983"/>
+    <w:uiPriority w:val="99"/>
+    <w:pPr>
+      <w:pBdr/>
+      <w:spacing/>
+      <w:ind/>
+    </w:pPr>
+  </w:style>
+  <w:style w:type="paragraph" w:styleId="985">
     <w:name w:val="Caption"/>
-    <w:basedOn w:val="1004"/>
-    <w:next w:val="1004"/>
+    <w:basedOn w:val="1006"/>
+    <w:next w:val="1006"/>
     <w:uiPriority w:val="35"/>
     <w:unhideWhenUsed/>
     <w:qFormat/>
@@ -35900,10 +37519,10 @@
       <w:szCs w:val="18"/>
     </w:rPr>
   </w:style>
-  <w:style w:type="paragraph" w:styleId="984">
+  <w:style w:type="paragraph" w:styleId="986">
     <w:name w:val="footnote text"/>
-    <w:basedOn w:val="1004"/>
-    <w:link w:val="985"/>
+    <w:basedOn w:val="1006"/>
+    <w:link w:val="987"/>
     <w:uiPriority w:val="99"/>
     <w:semiHidden/>
     <w:unhideWhenUsed/>
@@ -35917,10 +37536,10 @@
       <w:szCs w:val="20"/>
     </w:rPr>
   </w:style>
-  <w:style w:type="character" w:styleId="985">
+  <w:style w:type="character" w:styleId="987">
     <w:name w:val="Footnote Text Char"/>
-    <w:basedOn w:val="954"/>
-    <w:link w:val="984"/>
+    <w:basedOn w:val="956"/>
+    <w:link w:val="986"/>
     <w:uiPriority w:val="99"/>
     <w:semiHidden/>
     <w:pPr>
@@ -35933,9 +37552,9 @@
       <w:szCs w:val="20"/>
     </w:rPr>
   </w:style>
-  <w:style w:type="character" w:styleId="986">
+  <w:style w:type="character" w:styleId="988">
     <w:name w:val="footnote reference"/>
-    <w:basedOn w:val="954"/>
+    <w:basedOn w:val="956"/>
     <w:uiPriority w:val="99"/>
     <w:semiHidden/>
     <w:unhideWhenUsed/>
@@ -35948,10 +37567,10 @@
       <w:vertAlign w:val="superscript"/>
     </w:rPr>
   </w:style>
-  <w:style w:type="paragraph" w:styleId="987">
+  <w:style w:type="paragraph" w:styleId="989">
     <w:name w:val="endnote text"/>
-    <w:basedOn w:val="1004"/>
-    <w:link w:val="988"/>
+    <w:basedOn w:val="1006"/>
+    <w:link w:val="990"/>
     <w:uiPriority w:val="99"/>
     <w:semiHidden/>
     <w:unhideWhenUsed/>
@@ -35965,10 +37584,10 @@
       <w:szCs w:val="20"/>
     </w:rPr>
   </w:style>
-  <w:style w:type="character" w:styleId="988">
+  <w:style w:type="character" w:styleId="990">
     <w:name w:val="Endnote Text Char"/>
-    <w:basedOn w:val="954"/>
-    <w:link w:val="987"/>
+    <w:basedOn w:val="956"/>
+    <w:link w:val="989"/>
     <w:uiPriority w:val="99"/>
     <w:semiHidden/>
     <w:pPr>
@@ -35981,9 +37600,9 @@
       <w:szCs w:val="20"/>
     </w:rPr>
   </w:style>
-  <w:style w:type="character" w:styleId="989">
+  <w:style w:type="character" w:styleId="991">
     <w:name w:val="endnote reference"/>
-    <w:basedOn w:val="954"/>
+    <w:basedOn w:val="956"/>
     <w:uiPriority w:val="99"/>
     <w:semiHidden/>
     <w:unhideWhenUsed/>
@@ -35996,9 +37615,9 @@
       <w:vertAlign w:val="superscript"/>
     </w:rPr>
   </w:style>
-  <w:style w:type="character" w:styleId="990">
+  <w:style w:type="character" w:styleId="992">
     <w:name w:val="Hyperlink"/>
-    <w:basedOn w:val="954"/>
+    <w:basedOn w:val="956"/>
     <w:uiPriority w:val="99"/>
     <w:unhideWhenUsed/>
     <w:pPr>
@@ -36011,9 +37630,9 @@
       <w:u w:val="single"/>
     </w:rPr>
   </w:style>
-  <w:style w:type="character" w:styleId="991">
+  <w:style w:type="character" w:styleId="993">
     <w:name w:val="FollowedHyperlink"/>
-    <w:basedOn w:val="954"/>
+    <w:basedOn w:val="956"/>
     <w:uiPriority w:val="99"/>
     <w:semiHidden/>
     <w:unhideWhenUsed/>
@@ -36027,10 +37646,10 @@
       <w:u w:val="single"/>
     </w:rPr>
   </w:style>
-  <w:style w:type="paragraph" w:styleId="992">
+  <w:style w:type="paragraph" w:styleId="994">
     <w:name w:val="toc 1"/>
-    <w:basedOn w:val="1004"/>
-    <w:next w:val="1004"/>
+    <w:basedOn w:val="1006"/>
+    <w:next w:val="1006"/>
     <w:uiPriority w:val="39"/>
     <w:unhideWhenUsed/>
     <w:pPr>
@@ -36039,10 +37658,10 @@
       <w:ind/>
     </w:pPr>
   </w:style>
-  <w:style w:type="paragraph" w:styleId="993">
+  <w:style w:type="paragraph" w:styleId="995">
     <w:name w:val="toc 2"/>
-    <w:basedOn w:val="1004"/>
-    <w:next w:val="1004"/>
+    <w:basedOn w:val="1006"/>
+    <w:next w:val="1006"/>
     <w:uiPriority w:val="39"/>
     <w:unhideWhenUsed/>
     <w:pPr>
@@ -36051,10 +37670,10 @@
       <w:ind w:left="220"/>
     </w:pPr>
   </w:style>
-  <w:style w:type="paragraph" w:styleId="994">
+  <w:style w:type="paragraph" w:styleId="996">
     <w:name w:val="toc 3"/>
-    <w:basedOn w:val="1004"/>
-    <w:next w:val="1004"/>
+    <w:basedOn w:val="1006"/>
+    <w:next w:val="1006"/>
     <w:uiPriority w:val="39"/>
     <w:unhideWhenUsed/>
     <w:pPr>
@@ -36063,10 +37682,10 @@
       <w:ind w:left="440"/>
     </w:pPr>
   </w:style>
-  <w:style w:type="paragraph" w:styleId="995">
+  <w:style w:type="paragraph" w:styleId="997">
     <w:name w:val="toc 4"/>
-    <w:basedOn w:val="1004"/>
-    <w:next w:val="1004"/>
+    <w:basedOn w:val="1006"/>
+    <w:next w:val="1006"/>
     <w:uiPriority w:val="39"/>
     <w:unhideWhenUsed/>
     <w:pPr>
@@ -36075,10 +37694,10 @@
       <w:ind w:left="660"/>
     </w:pPr>
   </w:style>
-  <w:style w:type="paragraph" w:styleId="996">
+  <w:style w:type="paragraph" w:styleId="998">
     <w:name w:val="toc 5"/>
-    <w:basedOn w:val="1004"/>
-    <w:next w:val="1004"/>
+    <w:basedOn w:val="1006"/>
+    <w:next w:val="1006"/>
     <w:uiPriority w:val="39"/>
     <w:unhideWhenUsed/>
     <w:pPr>
@@ -36087,10 +37706,10 @@
       <w:ind w:left="880"/>
     </w:pPr>
   </w:style>
-  <w:style w:type="paragraph" w:styleId="997">
+  <w:style w:type="paragraph" w:styleId="999">
     <w:name w:val="toc 6"/>
-    <w:basedOn w:val="1004"/>
-    <w:next w:val="1004"/>
+    <w:basedOn w:val="1006"/>
+    <w:next w:val="1006"/>
     <w:uiPriority w:val="39"/>
     <w:unhideWhenUsed/>
     <w:pPr>
@@ -36099,10 +37718,10 @@
       <w:ind w:left="1100"/>
     </w:pPr>
   </w:style>
-  <w:style w:type="paragraph" w:styleId="998">
+  <w:style w:type="paragraph" w:styleId="1000">
     <w:name w:val="toc 7"/>
-    <w:basedOn w:val="1004"/>
-    <w:next w:val="1004"/>
+    <w:basedOn w:val="1006"/>
+    <w:next w:val="1006"/>
     <w:uiPriority w:val="39"/>
     <w:unhideWhenUsed/>
     <w:pPr>
@@ -36111,10 +37730,10 @@
       <w:ind w:left="1320"/>
     </w:pPr>
   </w:style>
-  <w:style w:type="paragraph" w:styleId="999">
+  <w:style w:type="paragraph" w:styleId="1001">
     <w:name w:val="toc 8"/>
-    <w:basedOn w:val="1004"/>
-    <w:next w:val="1004"/>
+    <w:basedOn w:val="1006"/>
+    <w:next w:val="1006"/>
     <w:uiPriority w:val="39"/>
     <w:unhideWhenUsed/>
     <w:pPr>
@@ -36123,10 +37742,10 @@
       <w:ind w:left="1540"/>
     </w:pPr>
   </w:style>
-  <w:style w:type="paragraph" w:styleId="1000">
+  <w:style w:type="paragraph" w:styleId="1002">
     <w:name w:val="toc 9"/>
-    <w:basedOn w:val="1004"/>
-    <w:next w:val="1004"/>
+    <w:basedOn w:val="1006"/>
+    <w:next w:val="1006"/>
     <w:uiPriority w:val="39"/>
     <w:unhideWhenUsed/>
     <w:pPr>
@@ -36135,9 +37754,9 @@
       <w:ind w:left="1760"/>
     </w:pPr>
   </w:style>
-  <w:style w:type="character" w:styleId="1001">
+  <w:style w:type="character" w:styleId="1003">
     <w:name w:val="Placeholder Text"/>
-    <w:basedOn w:val="954"/>
+    <w:basedOn w:val="956"/>
     <w:uiPriority w:val="99"/>
     <w:semiHidden/>
     <w:pPr>
@@ -36149,7 +37768,7 @@
       <w:color w:val="666666"/>
     </w:rPr>
   </w:style>
-  <w:style w:type="paragraph" w:styleId="1002">
+  <w:style w:type="paragraph" w:styleId="1004">
     <w:name w:val="TOC Heading"/>
     <w:uiPriority w:val="39"/>
     <w:unhideWhenUsed/>
@@ -36159,10 +37778,10 @@
       <w:ind/>
     </w:pPr>
   </w:style>
-  <w:style w:type="paragraph" w:styleId="1003">
+  <w:style w:type="paragraph" w:styleId="1005">
     <w:name w:val="table of figures"/>
-    <w:basedOn w:val="1004"/>
-    <w:next w:val="1004"/>
+    <w:basedOn w:val="1006"/>
+    <w:next w:val="1006"/>
     <w:uiPriority w:val="99"/>
     <w:unhideWhenUsed/>
     <w:pPr>
@@ -36171,7 +37790,7 @@
       <w:ind/>
     </w:pPr>
   </w:style>
-  <w:style w:type="paragraph" w:styleId="1004" w:default="1">
+  <w:style w:type="paragraph" w:styleId="1006" w:default="1">
     <w:name w:val="Normal"/>
     <w:qFormat/>
     <w:pPr>
@@ -36187,7 +37806,7 @@
       <w:szCs w:val="24"/>
     </w:rPr>
   </w:style>
-  <w:style w:type="table" w:styleId="1005" w:default="1">
+  <w:style w:type="table" w:styleId="1007" w:default="1">
     <w:name w:val="Normal Table"/>
     <w:uiPriority w:val="99"/>
     <w:semiHidden/>
@@ -36380,7 +37999,7 @@
       </w:tcPr>
     </w:tblStylePr>
   </w:style>
-  <w:style w:type="numbering" w:styleId="1006" w:default="1">
+  <w:style w:type="numbering" w:styleId="1008" w:default="1">
     <w:name w:val="No List"/>
     <w:uiPriority w:val="99"/>
     <w:semiHidden/>
@@ -36391,9 +38010,9 @@
       <w:ind/>
     </w:pPr>
   </w:style>
-  <w:style w:type="paragraph" w:styleId="1007">
+  <w:style w:type="paragraph" w:styleId="1009">
     <w:name w:val="No Spacing"/>
-    <w:basedOn w:val="1004"/>
+    <w:basedOn w:val="1006"/>
     <w:uiPriority w:val="1"/>
     <w:qFormat/>
     <w:pPr>
@@ -36402,9 +38021,9 @@
       <w:ind/>
     </w:pPr>
   </w:style>
-  <w:style w:type="paragraph" w:styleId="1008">
+  <w:style w:type="paragraph" w:styleId="1010">
     <w:name w:val="List Paragraph"/>
-    <w:basedOn w:val="1004"/>
+    <w:basedOn w:val="1006"/>
     <w:uiPriority w:val="34"/>
     <w:qFormat/>
     <w:pPr>
@@ -36414,7 +38033,7 @@
       <w:contextualSpacing w:val="true"/>
     </w:pPr>
   </w:style>
-  <w:style w:type="paragraph" w:styleId="1009" w:customStyle="1">
+  <w:style w:type="paragraph" w:styleId="1011" w:customStyle="1">
     <w:name w:val="Judul"/>
     <w:qFormat/>
     <w:pPr>
@@ -36461,7 +38080,7 @@
       <w14:ligatures w14:val="none"/>
     </w:rPr>
   </w:style>
-  <w:style w:type="paragraph" w:styleId="1010" w:customStyle="1">
+  <w:style w:type="paragraph" w:styleId="1012" w:customStyle="1">
     <w:name w:val="PARAGRAPH"/>
     <w:qFormat/>
     <w:pPr>
@@ -36538,7 +38157,7 @@
           </w:pPr>
           <w:r>
             <w:rPr>
-              <w:rStyle w:val="1001"/>
+              <w:rStyle w:val="1003"/>
             </w:rPr>
             <w:t xml:space="preserve">Your text here</w:t>
           </w:r>
@@ -36820,7 +38439,7 @@
     <w:lsdException w:name="Bibliography" w:uiPriority="37"/>
     <w:lsdException w:name="TOC Heading" w:uiPriority="39" w:qFormat="1"/>
   </w:latentStyles>
-  <w:style w:type="table" w:styleId="1513" w:default="1">
+  <w:style w:type="table" w:styleId="1515" w:default="1">
     <w:name w:val="Normal Table"/>
     <w:uiPriority w:val="99"/>
     <w:semiHidden/>
@@ -37013,9 +38632,9 @@
       </w:tcPr>
     </w:tblStylePr>
   </w:style>
-  <w:style w:type="table" w:styleId="1514">
+  <w:style w:type="table" w:styleId="1516">
     <w:name w:val="Table Grid"/>
-    <w:basedOn w:val="1513"/>
+    <w:basedOn w:val="1515"/>
     <w:uiPriority w:val="59"/>
     <w:pPr>
       <w:pBdr/>
@@ -37212,9 +38831,9 @@
       </w:tcPr>
     </w:tblStylePr>
   </w:style>
-  <w:style w:type="table" w:styleId="1515">
+  <w:style w:type="table" w:styleId="1517">
     <w:name w:val="Table Grid Light"/>
-    <w:basedOn w:val="1513"/>
+    <w:basedOn w:val="1515"/>
     <w:uiPriority w:val="59"/>
     <w:pPr>
       <w:pBdr/>
@@ -37411,9 +39030,9 @@
       </w:tcPr>
     </w:tblStylePr>
   </w:style>
-  <w:style w:type="table" w:styleId="1516">
+  <w:style w:type="table" w:styleId="1518">
     <w:name w:val="Plain Table 1"/>
-    <w:basedOn w:val="1513"/>
+    <w:basedOn w:val="1515"/>
     <w:uiPriority w:val="59"/>
     <w:pPr>
       <w:pBdr/>
@@ -37636,9 +39255,9 @@
       </w:tcPr>
     </w:tblStylePr>
   </w:style>
-  <w:style w:type="table" w:styleId="1517">
+  <w:style w:type="table" w:styleId="1519">
     <w:name w:val="Plain Table 2"/>
-    <w:basedOn w:val="1513"/>
+    <w:basedOn w:val="1515"/>
     <w:uiPriority w:val="59"/>
     <w:pPr>
       <w:pBdr/>
@@ -37869,9 +39488,9 @@
       </w:tcPr>
     </w:tblStylePr>
   </w:style>
-  <w:style w:type="table" w:styleId="1518">
+  <w:style w:type="table" w:styleId="1520">
     <w:name w:val="Plain Table 3"/>
-    <w:basedOn w:val="1513"/>
+    <w:basedOn w:val="1515"/>
     <w:uiPriority w:val="99"/>
     <w:pPr>
       <w:pBdr/>
@@ -38099,9 +39718,9 @@
       </w:tcPr>
     </w:tblStylePr>
   </w:style>
-  <w:style w:type="table" w:styleId="1519">
+  <w:style w:type="table" w:styleId="1521">
     <w:name w:val="Plain Table 4"/>
-    <w:basedOn w:val="1513"/>
+    <w:basedOn w:val="1515"/>
     <w:uiPriority w:val="99"/>
     <w:pPr>
       <w:pBdr/>
@@ -38315,9 +39934,9 @@
       </w:tcPr>
     </w:tblStylePr>
   </w:style>
-  <w:style w:type="table" w:styleId="1520">
+  <w:style w:type="table" w:styleId="1522">
     <w:name w:val="Plain Table 5"/>
-    <w:basedOn w:val="1513"/>
+    <w:basedOn w:val="1515"/>
     <w:uiPriority w:val="99"/>
     <w:pPr>
       <w:pBdr/>
@@ -38548,9 +40167,9 @@
       </w:tcPr>
     </w:tblStylePr>
   </w:style>
-  <w:style w:type="table" w:styleId="1521">
+  <w:style w:type="table" w:styleId="1523">
     <w:name w:val="Grid Table 1 Light"/>
-    <w:basedOn w:val="1513"/>
+    <w:basedOn w:val="1515"/>
     <w:uiPriority w:val="99"/>
     <w:pPr>
       <w:pBdr/>
@@ -38771,9 +40390,9 @@
       </w:tcPr>
     </w:tblStylePr>
   </w:style>
-  <w:style w:type="table" w:styleId="1522">
+  <w:style w:type="table" w:styleId="1524">
     <w:name w:val="Grid Table 1 Light - Accent 1"/>
-    <w:basedOn w:val="1513"/>
+    <w:basedOn w:val="1515"/>
     <w:uiPriority w:val="99"/>
     <w:pPr>
       <w:pBdr/>
@@ -38994,9 +40613,9 @@
       </w:tcPr>
     </w:tblStylePr>
   </w:style>
-  <w:style w:type="table" w:styleId="1523">
+  <w:style w:type="table" w:styleId="1525">
     <w:name w:val="Grid Table 1 Light - Accent 2"/>
-    <w:basedOn w:val="1513"/>
+    <w:basedOn w:val="1515"/>
     <w:uiPriority w:val="99"/>
     <w:pPr>
       <w:pBdr/>
@@ -39217,9 +40836,9 @@
       </w:tcPr>
     </w:tblStylePr>
   </w:style>
-  <w:style w:type="table" w:styleId="1524">
+  <w:style w:type="table" w:styleId="1526">
     <w:name w:val="Grid Table 1 Light - Accent 3"/>
-    <w:basedOn w:val="1513"/>
+    <w:basedOn w:val="1515"/>
     <w:uiPriority w:val="99"/>
     <w:pPr>
       <w:pBdr/>
@@ -39440,9 +41059,9 @@
       </w:tcPr>
     </w:tblStylePr>
   </w:style>
-  <w:style w:type="table" w:styleId="1525">
+  <w:style w:type="table" w:styleId="1527">
     <w:name w:val="Grid Table 1 Light - Accent 4"/>
-    <w:basedOn w:val="1513"/>
+    <w:basedOn w:val="1515"/>
     <w:uiPriority w:val="99"/>
     <w:pPr>
       <w:pBdr/>
@@ -39663,9 +41282,9 @@
       </w:tcPr>
     </w:tblStylePr>
   </w:style>
-  <w:style w:type="table" w:styleId="1526">
+  <w:style w:type="table" w:styleId="1528">
     <w:name w:val="Grid Table 1 Light - Accent 5"/>
-    <w:basedOn w:val="1513"/>
+    <w:basedOn w:val="1515"/>
     <w:uiPriority w:val="99"/>
     <w:pPr>
       <w:pBdr/>
@@ -39886,9 +41505,9 @@
       </w:tcPr>
     </w:tblStylePr>
   </w:style>
-  <w:style w:type="table" w:styleId="1527">
+  <w:style w:type="table" w:styleId="1529">
     <w:name w:val="Grid Table 1 Light - Accent 6"/>
-    <w:basedOn w:val="1513"/>
+    <w:basedOn w:val="1515"/>
     <w:uiPriority w:val="99"/>
     <w:pPr>
       <w:pBdr/>
@@ -40109,9 +41728,9 @@
       </w:tcPr>
     </w:tblStylePr>
   </w:style>
-  <w:style w:type="table" w:styleId="1528">
+  <w:style w:type="table" w:styleId="1530">
     <w:name w:val="Grid Table 2"/>
-    <w:basedOn w:val="1513"/>
+    <w:basedOn w:val="1515"/>
     <w:uiPriority w:val="99"/>
     <w:pPr>
       <w:pBdr/>
@@ -40341,9 +41960,9 @@
       </w:tcPr>
     </w:tblStylePr>
   </w:style>
-  <w:style w:type="table" w:styleId="1529">
+  <w:style w:type="table" w:styleId="1531">
     <w:name w:val="Grid Table 2 - Accent 1"/>
-    <w:basedOn w:val="1513"/>
+    <w:basedOn w:val="1515"/>
     <w:uiPriority w:val="99"/>
     <w:pPr>
       <w:pBdr/>
@@ -40573,9 +42192,9 @@
       </w:tcPr>
     </w:tblStylePr>
   </w:style>
-  <w:style w:type="table" w:styleId="1530">
+  <w:style w:type="table" w:styleId="1532">
     <w:name w:val="Grid Table 2 - Accent 2"/>
-    <w:basedOn w:val="1513"/>
+    <w:basedOn w:val="1515"/>
     <w:uiPriority w:val="99"/>
     <w:pPr>
       <w:pBdr/>
@@ -40805,9 +42424,9 @@
       </w:tcPr>
     </w:tblStylePr>
   </w:style>
-  <w:style w:type="table" w:styleId="1531">
+  <w:style w:type="table" w:styleId="1533">
     <w:name w:val="Grid Table 2 - Accent 3"/>
-    <w:basedOn w:val="1513"/>
+    <w:basedOn w:val="1515"/>
     <w:uiPriority w:val="99"/>
     <w:pPr>
       <w:pBdr/>
@@ -41037,9 +42656,9 @@
       </w:tcPr>
     </w:tblStylePr>
   </w:style>
-  <w:style w:type="table" w:styleId="1532">
+  <w:style w:type="table" w:styleId="1534">
     <w:name w:val="Grid Table 2 - Accent 4"/>
-    <w:basedOn w:val="1513"/>
+    <w:basedOn w:val="1515"/>
     <w:uiPriority w:val="99"/>
     <w:pPr>
       <w:pBdr/>
@@ -41269,9 +42888,9 @@
       </w:tcPr>
     </w:tblStylePr>
   </w:style>
-  <w:style w:type="table" w:styleId="1533">
+  <w:style w:type="table" w:styleId="1535">
     <w:name w:val="Grid Table 2 - Accent 5"/>
-    <w:basedOn w:val="1513"/>
+    <w:basedOn w:val="1515"/>
     <w:uiPriority w:val="99"/>
     <w:pPr>
       <w:pBdr/>
@@ -41501,9 +43120,9 @@
       </w:tcPr>
     </w:tblStylePr>
   </w:style>
-  <w:style w:type="table" w:styleId="1534">
+  <w:style w:type="table" w:styleId="1536">
     <w:name w:val="Grid Table 2 - Accent 6"/>
-    <w:basedOn w:val="1513"/>
+    <w:basedOn w:val="1515"/>
     <w:uiPriority w:val="99"/>
     <w:pPr>
       <w:pBdr/>
@@ -41733,9 +43352,9 @@
       </w:tcPr>
     </w:tblStylePr>
   </w:style>
-  <w:style w:type="table" w:styleId="1535">
+  <w:style w:type="table" w:styleId="1537">
     <w:name w:val="Grid Table 3"/>
-    <w:basedOn w:val="1513"/>
+    <w:basedOn w:val="1515"/>
     <w:uiPriority w:val="99"/>
     <w:pPr>
       <w:pBdr/>
@@ -41978,9 +43597,9 @@
       </w:tcPr>
     </w:tblStylePr>
   </w:style>
-  <w:style w:type="table" w:styleId="1536">
+  <w:style w:type="table" w:styleId="1538">
     <w:name w:val="Grid Table 3 - Accent 1"/>
-    <w:basedOn w:val="1513"/>
+    <w:basedOn w:val="1515"/>
     <w:uiPriority w:val="99"/>
     <w:pPr>
       <w:pBdr/>
@@ -42223,9 +43842,9 @@
       </w:tcPr>
     </w:tblStylePr>
   </w:style>
-  <w:style w:type="table" w:styleId="1537">
+  <w:style w:type="table" w:styleId="1539">
     <w:name w:val="Grid Table 3 - Accent 2"/>
-    <w:basedOn w:val="1513"/>
+    <w:basedOn w:val="1515"/>
     <w:uiPriority w:val="99"/>
     <w:pPr>
       <w:pBdr/>
@@ -42468,9 +44087,9 @@
       </w:tcPr>
     </w:tblStylePr>
   </w:style>
-  <w:style w:type="table" w:styleId="1538">
+  <w:style w:type="table" w:styleId="1540">
     <w:name w:val="Grid Table 3 - Accent 3"/>
-    <w:basedOn w:val="1513"/>
+    <w:basedOn w:val="1515"/>
     <w:uiPriority w:val="99"/>
     <w:pPr>
       <w:pBdr/>
@@ -42713,9 +44332,9 @@
       </w:tcPr>
     </w:tblStylePr>
   </w:style>
-  <w:style w:type="table" w:styleId="1539">
+  <w:style w:type="table" w:styleId="1541">
     <w:name w:val="Grid Table 3 - Accent 4"/>
-    <w:basedOn w:val="1513"/>
+    <w:basedOn w:val="1515"/>
     <w:uiPriority w:val="99"/>
     <w:pPr>
       <w:pBdr/>
@@ -42958,9 +44577,9 @@
       </w:tcPr>
     </w:tblStylePr>
   </w:style>
-  <w:style w:type="table" w:styleId="1540">
+  <w:style w:type="table" w:styleId="1542">
     <w:name w:val="Grid Table 3 - Accent 5"/>
-    <w:basedOn w:val="1513"/>
+    <w:basedOn w:val="1515"/>
     <w:uiPriority w:val="99"/>
     <w:pPr>
       <w:pBdr/>
@@ -43203,9 +44822,9 @@
       </w:tcPr>
     </w:tblStylePr>
   </w:style>
-  <w:style w:type="table" w:styleId="1541">
+  <w:style w:type="table" w:styleId="1543">
     <w:name w:val="Grid Table 3 - Accent 6"/>
-    <w:basedOn w:val="1513"/>
+    <w:basedOn w:val="1515"/>
     <w:uiPriority w:val="99"/>
     <w:pPr>
       <w:pBdr/>
@@ -43448,9 +45067,9 @@
       </w:tcPr>
     </w:tblStylePr>
   </w:style>
-  <w:style w:type="table" w:styleId="1542">
+  <w:style w:type="table" w:styleId="1544">
     <w:name w:val="Grid Table 4"/>
-    <w:basedOn w:val="1513"/>
+    <w:basedOn w:val="1515"/>
     <w:uiPriority w:val="59"/>
     <w:pPr>
       <w:pBdr/>
@@ -43681,9 +45300,9 @@
       </w:tcPr>
     </w:tblStylePr>
   </w:style>
-  <w:style w:type="table" w:styleId="1543">
+  <w:style w:type="table" w:styleId="1545">
     <w:name w:val="Grid Table 4 - Accent 1"/>
-    <w:basedOn w:val="1513"/>
+    <w:basedOn w:val="1515"/>
     <w:uiPriority w:val="59"/>
     <w:pPr>
       <w:pBdr/>
@@ -43914,9 +45533,9 @@
       </w:tcPr>
     </w:tblStylePr>
   </w:style>
-  <w:style w:type="table" w:styleId="1544">
+  <w:style w:type="table" w:styleId="1546">
     <w:name w:val="Grid Table 4 - Accent 2"/>
-    <w:basedOn w:val="1513"/>
+    <w:basedOn w:val="1515"/>
     <w:uiPriority w:val="59"/>
     <w:pPr>
       <w:pBdr/>
@@ -44147,9 +45766,9 @@
       </w:tcPr>
     </w:tblStylePr>
   </w:style>
-  <w:style w:type="table" w:styleId="1545">
+  <w:style w:type="table" w:styleId="1547">
     <w:name w:val="Grid Table 4 - Accent 3"/>
-    <w:basedOn w:val="1513"/>
+    <w:basedOn w:val="1515"/>
     <w:uiPriority w:val="59"/>
     <w:pPr>
       <w:pBdr/>
@@ -44380,9 +45999,9 @@
       </w:tcPr>
     </w:tblStylePr>
   </w:style>
-  <w:style w:type="table" w:styleId="1546">
+  <w:style w:type="table" w:styleId="1548">
     <w:name w:val="Grid Table 4 - Accent 4"/>
-    <w:basedOn w:val="1513"/>
+    <w:basedOn w:val="1515"/>
     <w:uiPriority w:val="59"/>
     <w:pPr>
       <w:pBdr/>
@@ -44613,9 +46232,9 @@
       </w:tcPr>
     </w:tblStylePr>
   </w:style>
-  <w:style w:type="table" w:styleId="1547">
+  <w:style w:type="table" w:styleId="1549">
     <w:name w:val="Grid Table 4 - Accent 5"/>
-    <w:basedOn w:val="1513"/>
+    <w:basedOn w:val="1515"/>
     <w:uiPriority w:val="59"/>
     <w:pPr>
       <w:pBdr/>
@@ -44846,9 +46465,9 @@
       </w:tcPr>
     </w:tblStylePr>
   </w:style>
-  <w:style w:type="table" w:styleId="1548">
+  <w:style w:type="table" w:styleId="1550">
     <w:name w:val="Grid Table 4 - Accent 6"/>
-    <w:basedOn w:val="1513"/>
+    <w:basedOn w:val="1515"/>
     <w:uiPriority w:val="59"/>
     <w:pPr>
       <w:pBdr/>
@@ -45079,9 +46698,9 @@
       </w:tcPr>
     </w:tblStylePr>
   </w:style>
-  <w:style w:type="table" w:styleId="1549">
+  <w:style w:type="table" w:styleId="1551">
     <w:name w:val="Grid Table 5 Dark"/>
-    <w:basedOn w:val="1513"/>
+    <w:basedOn w:val="1515"/>
     <w:uiPriority w:val="99"/>
     <w:pPr>
       <w:pBdr/>
@@ -45307,9 +46926,9 @@
       </w:tcPr>
     </w:tblStylePr>
   </w:style>
-  <w:style w:type="table" w:styleId="1550">
+  <w:style w:type="table" w:styleId="1552">
     <w:name w:val="Grid Table 5 Dark- Accent 1"/>
-    <w:basedOn w:val="1513"/>
+    <w:basedOn w:val="1515"/>
     <w:uiPriority w:val="99"/>
     <w:pPr>
       <w:pBdr/>
@@ -45535,9 +47154,9 @@
       </w:tcPr>
     </w:tblStylePr>
   </w:style>
-  <w:style w:type="table" w:styleId="1551">
+  <w:style w:type="table" w:styleId="1553">
     <w:name w:val="Grid Table 5 Dark - Accent 2"/>
-    <w:basedOn w:val="1513"/>
+    <w:basedOn w:val="1515"/>
     <w:uiPriority w:val="99"/>
     <w:pPr>
       <w:pBdr/>
@@ -45763,9 +47382,9 @@
       </w:tcPr>
     </w:tblStylePr>
   </w:style>
-  <w:style w:type="table" w:styleId="1552">
+  <w:style w:type="table" w:styleId="1554">
     <w:name w:val="Grid Table 5 Dark - Accent 3"/>
-    <w:basedOn w:val="1513"/>
+    <w:basedOn w:val="1515"/>
     <w:uiPriority w:val="99"/>
     <w:pPr>
       <w:pBdr/>
@@ -45991,9 +47610,9 @@
       </w:tcPr>
     </w:tblStylePr>
   </w:style>
-  <w:style w:type="table" w:styleId="1553">
+  <w:style w:type="table" w:styleId="1555">
     <w:name w:val="Grid Table 5 Dark- Accent 4"/>
-    <w:basedOn w:val="1513"/>
+    <w:basedOn w:val="1515"/>
     <w:uiPriority w:val="99"/>
     <w:pPr>
       <w:pBdr/>
@@ -46219,9 +47838,9 @@
       </w:tcPr>
     </w:tblStylePr>
   </w:style>
-  <w:style w:type="table" w:styleId="1554">
+  <w:style w:type="table" w:styleId="1556">
     <w:name w:val="Grid Table 5 Dark - Accent 5"/>
-    <w:basedOn w:val="1513"/>
+    <w:basedOn w:val="1515"/>
     <w:uiPriority w:val="99"/>
     <w:pPr>
       <w:pBdr/>
@@ -46447,9 +48066,9 @@
       </w:tcPr>
     </w:tblStylePr>
   </w:style>
-  <w:style w:type="table" w:styleId="1555">
+  <w:style w:type="table" w:styleId="1557">
     <w:name w:val="Grid Table 5 Dark - Accent 6"/>
-    <w:basedOn w:val="1513"/>
+    <w:basedOn w:val="1515"/>
     <w:uiPriority w:val="99"/>
     <w:pPr>
       <w:pBdr/>
@@ -46675,9 +48294,9 @@
       </w:tcPr>
     </w:tblStylePr>
   </w:style>
-  <w:style w:type="table" w:styleId="1556">
+  <w:style w:type="table" w:styleId="1558">
     <w:name w:val="Grid Table 6 Colorful"/>
-    <w:basedOn w:val="1513"/>
+    <w:basedOn w:val="1515"/>
     <w:uiPriority w:val="99"/>
     <w:pPr>
       <w:pBdr/>
@@ -46905,9 +48524,9 @@
       </w:tcPr>
     </w:tblStylePr>
   </w:style>
-  <w:style w:type="table" w:styleId="1557">
+  <w:style w:type="table" w:styleId="1559">
     <w:name w:val="Grid Table 6 Colorful - Accent 1"/>
-    <w:basedOn w:val="1513"/>
+    <w:basedOn w:val="1515"/>
     <w:uiPriority w:val="99"/>
     <w:pPr>
       <w:pBdr/>
@@ -47135,9 +48754,9 @@
       </w:tcPr>
     </w:tblStylePr>
   </w:style>
-  <w:style w:type="table" w:styleId="1558">
+  <w:style w:type="table" w:styleId="1560">
     <w:name w:val="Grid Table 6 Colorful - Accent 2"/>
-    <w:basedOn w:val="1513"/>
+    <w:basedOn w:val="1515"/>
     <w:uiPriority w:val="99"/>
     <w:pPr>
       <w:pBdr/>
@@ -47365,9 +48984,9 @@
       </w:tcPr>
     </w:tblStylePr>
   </w:style>
-  <w:style w:type="table" w:styleId="1559">
+  <w:style w:type="table" w:styleId="1561">
     <w:name w:val="Grid Table 6 Colorful - Accent 3"/>
-    <w:basedOn w:val="1513"/>
+    <w:basedOn w:val="1515"/>
     <w:uiPriority w:val="99"/>
     <w:pPr>
       <w:pBdr/>
@@ -47595,9 +49214,9 @@
       </w:tcPr>
     </w:tblStylePr>
   </w:style>
-  <w:style w:type="table" w:styleId="1560">
+  <w:style w:type="table" w:styleId="1562">
     <w:name w:val="Grid Table 6 Colorful - Accent 4"/>
-    <w:basedOn w:val="1513"/>
+    <w:basedOn w:val="1515"/>
     <w:uiPriority w:val="99"/>
     <w:pPr>
       <w:pBdr/>
@@ -47825,9 +49444,9 @@
       </w:tcPr>
     </w:tblStylePr>
   </w:style>
-  <w:style w:type="table" w:styleId="1561">
+  <w:style w:type="table" w:styleId="1563">
     <w:name w:val="Grid Table 6 Colorful - Accent 5"/>
-    <w:basedOn w:val="1513"/>
+    <w:basedOn w:val="1515"/>
     <w:uiPriority w:val="99"/>
     <w:pPr>
       <w:pBdr/>
@@ -48055,9 +49674,9 @@
       </w:tcPr>
     </w:tblStylePr>
   </w:style>
-  <w:style w:type="table" w:styleId="1562">
+  <w:style w:type="table" w:styleId="1564">
     <w:name w:val="Grid Table 6 Colorful - Accent 6"/>
-    <w:basedOn w:val="1513"/>
+    <w:basedOn w:val="1515"/>
     <w:uiPriority w:val="99"/>
     <w:pPr>
       <w:pBdr/>
@@ -48285,9 +49904,9 @@
       </w:tcPr>
     </w:tblStylePr>
   </w:style>
-  <w:style w:type="table" w:styleId="1563">
+  <w:style w:type="table" w:styleId="1565">
     <w:name w:val="Grid Table 7 Colorful"/>
-    <w:basedOn w:val="1513"/>
+    <w:basedOn w:val="1515"/>
     <w:uiPriority w:val="99"/>
     <w:pPr>
       <w:pBdr/>
@@ -48539,9 +50158,9 @@
       </w:tcPr>
     </w:tblStylePr>
   </w:style>
-  <w:style w:type="table" w:styleId="1564">
+  <w:style w:type="table" w:styleId="1566">
     <w:name w:val="Grid Table 7 Colorful - Accent 1"/>
-    <w:basedOn w:val="1513"/>
+    <w:basedOn w:val="1515"/>
     <w:uiPriority w:val="99"/>
     <w:pPr>
       <w:pBdr/>
@@ -48793,9 +50412,9 @@
       </w:tcPr>
     </w:tblStylePr>
   </w:style>
-  <w:style w:type="table" w:styleId="1565">
+  <w:style w:type="table" w:styleId="1567">
     <w:name w:val="Grid Table 7 Colorful - Accent 2"/>
-    <w:basedOn w:val="1513"/>
+    <w:basedOn w:val="1515"/>
     <w:uiPriority w:val="99"/>
     <w:pPr>
       <w:pBdr/>
@@ -49047,9 +50666,9 @@
       </w:tcPr>
     </w:tblStylePr>
   </w:style>
-  <w:style w:type="table" w:styleId="1566">
+  <w:style w:type="table" w:styleId="1568">
     <w:name w:val="Grid Table 7 Colorful - Accent 3"/>
-    <w:basedOn w:val="1513"/>
+    <w:basedOn w:val="1515"/>
     <w:uiPriority w:val="99"/>
     <w:pPr>
       <w:pBdr/>
@@ -49301,9 +50920,9 @@
       </w:tcPr>
     </w:tblStylePr>
   </w:style>
-  <w:style w:type="table" w:styleId="1567">
+  <w:style w:type="table" w:styleId="1569">
     <w:name w:val="Grid Table 7 Colorful - Accent 4"/>
-    <w:basedOn w:val="1513"/>
+    <w:basedOn w:val="1515"/>
     <w:uiPriority w:val="99"/>
     <w:pPr>
       <w:pBdr/>
@@ -49555,9 +51174,9 @@
       </w:tcPr>
     </w:tblStylePr>
   </w:style>
-  <w:style w:type="table" w:styleId="1568">
+  <w:style w:type="table" w:styleId="1570">
     <w:name w:val="Grid Table 7 Colorful - Accent 5"/>
-    <w:basedOn w:val="1513"/>
+    <w:basedOn w:val="1515"/>
     <w:uiPriority w:val="99"/>
     <w:pPr>
       <w:pBdr/>
@@ -49809,9 +51428,9 @@
       </w:tcPr>
     </w:tblStylePr>
   </w:style>
-  <w:style w:type="table" w:styleId="1569">
+  <w:style w:type="table" w:styleId="1571">
     <w:name w:val="Grid Table 7 Colorful - Accent 6"/>
-    <w:basedOn w:val="1513"/>
+    <w:basedOn w:val="1515"/>
     <w:uiPriority w:val="99"/>
     <w:pPr>
       <w:pBdr/>
@@ -50063,9 +51682,9 @@
       </w:tcPr>
     </w:tblStylePr>
   </w:style>
-  <w:style w:type="table" w:styleId="1570">
+  <w:style w:type="table" w:styleId="1572">
     <w:name w:val="List Table 1 Light"/>
-    <w:basedOn w:val="1513"/>
+    <w:basedOn w:val="1515"/>
     <w:uiPriority w:val="99"/>
     <w:pPr>
       <w:pBdr/>
@@ -50279,9 +51898,9 @@
       </w:tcPr>
     </w:tblStylePr>
   </w:style>
-  <w:style w:type="table" w:styleId="1571">
+  <w:style w:type="table" w:styleId="1573">
     <w:name w:val="List Table 1 Light - Accent 1"/>
-    <w:basedOn w:val="1513"/>
+    <w:basedOn w:val="1515"/>
     <w:uiPriority w:val="99"/>
     <w:pPr>
       <w:pBdr/>
@@ -50495,9 +52114,9 @@
       </w:tcPr>
     </w:tblStylePr>
   </w:style>
-  <w:style w:type="table" w:styleId="1572">
+  <w:style w:type="table" w:styleId="1574">
     <w:name w:val="List Table 1 Light - Accent 2"/>
-    <w:basedOn w:val="1513"/>
+    <w:basedOn w:val="1515"/>
     <w:uiPriority w:val="99"/>
     <w:pPr>
       <w:pBdr/>
@@ -50711,9 +52330,9 @@
       </w:tcPr>
     </w:tblStylePr>
   </w:style>
-  <w:style w:type="table" w:styleId="1573">
+  <w:style w:type="table" w:styleId="1575">
     <w:name w:val="List Table 1 Light - Accent 3"/>
-    <w:basedOn w:val="1513"/>
+    <w:basedOn w:val="1515"/>
     <w:uiPriority w:val="99"/>
     <w:pPr>
       <w:pBdr/>
@@ -50927,9 +52546,9 @@
       </w:tcPr>
     </w:tblStylePr>
   </w:style>
-  <w:style w:type="table" w:styleId="1574">
+  <w:style w:type="table" w:styleId="1576">
     <w:name w:val="List Table 1 Light - Accent 4"/>
-    <w:basedOn w:val="1513"/>
+    <w:basedOn w:val="1515"/>
     <w:uiPriority w:val="99"/>
     <w:pPr>
       <w:pBdr/>
@@ -51143,9 +52762,9 @@
       </w:tcPr>
     </w:tblStylePr>
   </w:style>
-  <w:style w:type="table" w:styleId="1575">
+  <w:style w:type="table" w:styleId="1577">
     <w:name w:val="List Table 1 Light - Accent 5"/>
-    <w:basedOn w:val="1513"/>
+    <w:basedOn w:val="1515"/>
     <w:uiPriority w:val="99"/>
     <w:pPr>
       <w:pBdr/>
@@ -51359,9 +52978,9 @@
       </w:tcPr>
     </w:tblStylePr>
   </w:style>
-  <w:style w:type="table" w:styleId="1576">
+  <w:style w:type="table" w:styleId="1578">
     <w:name w:val="List Table 1 Light - Accent 6"/>
-    <w:basedOn w:val="1513"/>
+    <w:basedOn w:val="1515"/>
     <w:uiPriority w:val="99"/>
     <w:pPr>
       <w:pBdr/>
@@ -51575,9 +53194,9 @@
       </w:tcPr>
     </w:tblStylePr>
   </w:style>
-  <w:style w:type="table" w:styleId="1577">
+  <w:style w:type="table" w:styleId="1579">
     <w:name w:val="List Table 2"/>
-    <w:basedOn w:val="1513"/>
+    <w:basedOn w:val="1515"/>
     <w:uiPriority w:val="99"/>
     <w:pPr>
       <w:pBdr/>
@@ -51813,9 +53432,9 @@
       </w:tcPr>
     </w:tblStylePr>
   </w:style>
-  <w:style w:type="table" w:styleId="1578">
+  <w:style w:type="table" w:styleId="1580">
     <w:name w:val="List Table 2 - Accent 1"/>
-    <w:basedOn w:val="1513"/>
+    <w:basedOn w:val="1515"/>
     <w:uiPriority w:val="99"/>
     <w:pPr>
       <w:pBdr/>
@@ -52051,9 +53670,9 @@
       </w:tcPr>
     </w:tblStylePr>
   </w:style>
-  <w:style w:type="table" w:styleId="1579">
+  <w:style w:type="table" w:styleId="1581">
     <w:name w:val="List Table 2 - Accent 2"/>
-    <w:basedOn w:val="1513"/>
+    <w:basedOn w:val="1515"/>
     <w:uiPriority w:val="99"/>
     <w:pPr>
       <w:pBdr/>
@@ -52289,9 +53908,9 @@
       </w:tcPr>
     </w:tblStylePr>
   </w:style>
-  <w:style w:type="table" w:styleId="1580">
+  <w:style w:type="table" w:styleId="1582">
     <w:name w:val="List Table 2 - Accent 3"/>
-    <w:basedOn w:val="1513"/>
+    <w:basedOn w:val="1515"/>
     <w:uiPriority w:val="99"/>
     <w:pPr>
       <w:pBdr/>
@@ -52527,9 +54146,9 @@
       </w:tcPr>
     </w:tblStylePr>
   </w:style>
-  <w:style w:type="table" w:styleId="1581">
+  <w:style w:type="table" w:styleId="1583">
     <w:name w:val="List Table 2 - Accent 4"/>
-    <w:basedOn w:val="1513"/>
+    <w:basedOn w:val="1515"/>
     <w:uiPriority w:val="99"/>
     <w:pPr>
       <w:pBdr/>
@@ -52765,9 +54384,9 @@
       </w:tcPr>
     </w:tblStylePr>
   </w:style>
-  <w:style w:type="table" w:styleId="1582">
+  <w:style w:type="table" w:styleId="1584">
     <w:name w:val="List Table 2 - Accent 5"/>
-    <w:basedOn w:val="1513"/>
+    <w:basedOn w:val="1515"/>
     <w:uiPriority w:val="99"/>
     <w:pPr>
       <w:pBdr/>
@@ -53003,9 +54622,9 @@
       </w:tcPr>
     </w:tblStylePr>
   </w:style>
-  <w:style w:type="table" w:styleId="1583">
+  <w:style w:type="table" w:styleId="1585">
     <w:name w:val="List Table 2 - Accent 6"/>
-    <w:basedOn w:val="1513"/>
+    <w:basedOn w:val="1515"/>
     <w:uiPriority w:val="99"/>
     <w:pPr>
       <w:pBdr/>
@@ -53241,9 +54860,9 @@
       </w:tcPr>
     </w:tblStylePr>
   </w:style>
-  <w:style w:type="table" w:styleId="1584">
+  <w:style w:type="table" w:styleId="1586">
     <w:name w:val="List Table 3"/>
-    <w:basedOn w:val="1513"/>
+    <w:basedOn w:val="1515"/>
     <w:uiPriority w:val="99"/>
     <w:pPr>
       <w:pBdr/>
@@ -53469,9 +55088,9 @@
       </w:tcPr>
     </w:tblStylePr>
   </w:style>
-  <w:style w:type="table" w:styleId="1585">
+  <w:style w:type="table" w:styleId="1587">
     <w:name w:val="List Table 3 - Accent 1"/>
-    <w:basedOn w:val="1513"/>
+    <w:basedOn w:val="1515"/>
     <w:uiPriority w:val="99"/>
     <w:pPr>
       <w:pBdr/>
@@ -53697,9 +55316,9 @@
       </w:tcPr>
     </w:tblStylePr>
   </w:style>
-  <w:style w:type="table" w:styleId="1586">
+  <w:style w:type="table" w:styleId="1588">
     <w:name w:val="List Table 3 - Accent 2"/>
-    <w:basedOn w:val="1513"/>
+    <w:basedOn w:val="1515"/>
     <w:uiPriority w:val="99"/>
     <w:pPr>
       <w:pBdr/>
@@ -53925,9 +55544,9 @@
       </w:tcPr>
     </w:tblStylePr>
   </w:style>
-  <w:style w:type="table" w:styleId="1587">
+  <w:style w:type="table" w:styleId="1589">
     <w:name w:val="List Table 3 - Accent 3"/>
-    <w:basedOn w:val="1513"/>
+    <w:basedOn w:val="1515"/>
     <w:uiPriority w:val="99"/>
     <w:pPr>
       <w:pBdr/>
@@ -54153,9 +55772,9 @@
       </w:tcPr>
     </w:tblStylePr>
   </w:style>
-  <w:style w:type="table" w:styleId="1588">
+  <w:style w:type="table" w:styleId="1590">
     <w:name w:val="List Table 3 - Accent 4"/>
-    <w:basedOn w:val="1513"/>
+    <w:basedOn w:val="1515"/>
     <w:uiPriority w:val="99"/>
     <w:pPr>
       <w:pBdr/>
@@ -54381,9 +56000,9 @@
       </w:tcPr>
     </w:tblStylePr>
   </w:style>
-  <w:style w:type="table" w:styleId="1589">
+  <w:style w:type="table" w:styleId="1591">
     <w:name w:val="List Table 3 - Accent 5"/>
-    <w:basedOn w:val="1513"/>
+    <w:basedOn w:val="1515"/>
     <w:uiPriority w:val="99"/>
     <w:pPr>
       <w:pBdr/>
@@ -54609,9 +56228,9 @@
       </w:tcPr>
     </w:tblStylePr>
   </w:style>
-  <w:style w:type="table" w:styleId="1590">
+  <w:style w:type="table" w:styleId="1592">
     <w:name w:val="List Table 3 - Accent 6"/>
-    <w:basedOn w:val="1513"/>
+    <w:basedOn w:val="1515"/>
     <w:uiPriority w:val="99"/>
     <w:pPr>
       <w:pBdr/>
@@ -54837,9 +56456,9 @@
       </w:tcPr>
     </w:tblStylePr>
   </w:style>
-  <w:style w:type="table" w:styleId="1591">
+  <w:style w:type="table" w:styleId="1593">
     <w:name w:val="List Table 4"/>
-    <w:basedOn w:val="1513"/>
+    <w:basedOn w:val="1515"/>
     <w:uiPriority w:val="99"/>
     <w:pPr>
       <w:pBdr/>
@@ -55062,9 +56681,9 @@
       </w:tcPr>
     </w:tblStylePr>
   </w:style>
-  <w:style w:type="table" w:styleId="1592">
+  <w:style w:type="table" w:styleId="1594">
     <w:name w:val="List Table 4 - Accent 1"/>
-    <w:basedOn w:val="1513"/>
+    <w:basedOn w:val="1515"/>
     <w:uiPriority w:val="99"/>
     <w:pPr>
       <w:pBdr/>
@@ -55287,9 +56906,9 @@
       </w:tcPr>
     </w:tblStylePr>
   </w:style>
-  <w:style w:type="table" w:styleId="1593">
+  <w:style w:type="table" w:styleId="1595">
     <w:name w:val="List Table 4 - Accent 2"/>
-    <w:basedOn w:val="1513"/>
+    <w:basedOn w:val="1515"/>
     <w:uiPriority w:val="99"/>
     <w:pPr>
       <w:pBdr/>
@@ -55512,9 +57131,9 @@
       </w:tcPr>
     </w:tblStylePr>
   </w:style>
-  <w:style w:type="table" w:styleId="1594">
+  <w:style w:type="table" w:styleId="1596">
     <w:name w:val="List Table 4 - Accent 3"/>
-    <w:basedOn w:val="1513"/>
+    <w:basedOn w:val="1515"/>
     <w:uiPriority w:val="99"/>
     <w:pPr>
       <w:pBdr/>
@@ -55737,9 +57356,9 @@
       </w:tcPr>
     </w:tblStylePr>
   </w:style>
-  <w:style w:type="table" w:styleId="1595">
+  <w:style w:type="table" w:styleId="1597">
     <w:name w:val="List Table 4 - Accent 4"/>
-    <w:basedOn w:val="1513"/>
+    <w:basedOn w:val="1515"/>
     <w:uiPriority w:val="99"/>
     <w:pPr>
       <w:pBdr/>
@@ -55962,9 +57581,9 @@
       </w:tcPr>
     </w:tblStylePr>
   </w:style>
-  <w:style w:type="table" w:styleId="1596">
+  <w:style w:type="table" w:styleId="1598">
     <w:name w:val="List Table 4 - Accent 5"/>
-    <w:basedOn w:val="1513"/>
+    <w:basedOn w:val="1515"/>
     <w:uiPriority w:val="99"/>
     <w:pPr>
       <w:pBdr/>
@@ -56187,9 +57806,9 @@
       </w:tcPr>
     </w:tblStylePr>
   </w:style>
-  <w:style w:type="table" w:styleId="1597">
+  <w:style w:type="table" w:styleId="1599">
     <w:name w:val="List Table 4 - Accent 6"/>
-    <w:basedOn w:val="1513"/>
+    <w:basedOn w:val="1515"/>
     <w:uiPriority w:val="99"/>
     <w:pPr>
       <w:pBdr/>
@@ -56412,9 +58031,9 @@
       </w:tcPr>
     </w:tblStylePr>
   </w:style>
-  <w:style w:type="table" w:styleId="1598">
+  <w:style w:type="table" w:styleId="1600">
     <w:name w:val="List Table 5 Dark"/>
-    <w:basedOn w:val="1513"/>
+    <w:basedOn w:val="1515"/>
     <w:uiPriority w:val="99"/>
     <w:pPr>
       <w:pBdr/>
@@ -56654,9 +58273,9 @@
       </w:tcPr>
     </w:tblStylePr>
   </w:style>
-  <w:style w:type="table" w:styleId="1599">
+  <w:style w:type="table" w:styleId="1601">
     <w:name w:val="List Table 5 Dark - Accent 1"/>
-    <w:basedOn w:val="1513"/>
+    <w:basedOn w:val="1515"/>
     <w:uiPriority w:val="99"/>
     <w:pPr>
       <w:pBdr/>
@@ -56896,9 +58515,9 @@
       </w:tcPr>
     </w:tblStylePr>
   </w:style>
-  <w:style w:type="table" w:styleId="1600">
+  <w:style w:type="table" w:styleId="1602">
     <w:name w:val="List Table 5 Dark - Accent 2"/>
-    <w:basedOn w:val="1513"/>
+    <w:basedOn w:val="1515"/>
     <w:uiPriority w:val="99"/>
     <w:pPr>
       <w:pBdr/>
@@ -57138,9 +58757,9 @@
       </w:tcPr>
     </w:tblStylePr>
   </w:style>
-  <w:style w:type="table" w:styleId="1601">
+  <w:style w:type="table" w:styleId="1603">
     <w:name w:val="List Table 5 Dark - Accent 3"/>
-    <w:basedOn w:val="1513"/>
+    <w:basedOn w:val="1515"/>
     <w:uiPriority w:val="99"/>
     <w:pPr>
       <w:pBdr/>
@@ -57380,9 +58999,9 @@
       </w:tcPr>
     </w:tblStylePr>
   </w:style>
-  <w:style w:type="table" w:styleId="1602">
+  <w:style w:type="table" w:styleId="1604">
     <w:name w:val="List Table 5 Dark - Accent 4"/>
-    <w:basedOn w:val="1513"/>
+    <w:basedOn w:val="1515"/>
     <w:uiPriority w:val="99"/>
     <w:pPr>
       <w:pBdr/>
@@ -57622,9 +59241,9 @@
       </w:tcPr>
     </w:tblStylePr>
   </w:style>
-  <w:style w:type="table" w:styleId="1603">
+  <w:style w:type="table" w:styleId="1605">
     <w:name w:val="List Table 5 Dark - Accent 5"/>
-    <w:basedOn w:val="1513"/>
+    <w:basedOn w:val="1515"/>
     <w:uiPriority w:val="99"/>
     <w:pPr>
       <w:pBdr/>
@@ -57864,9 +59483,9 @@
       </w:tcPr>
     </w:tblStylePr>
   </w:style>
-  <w:style w:type="table" w:styleId="1604">
+  <w:style w:type="table" w:styleId="1606">
     <w:name w:val="List Table 5 Dark - Accent 6"/>
-    <w:basedOn w:val="1513"/>
+    <w:basedOn w:val="1515"/>
     <w:uiPriority w:val="99"/>
     <w:pPr>
       <w:pBdr/>
@@ -58106,9 +59725,9 @@
       </w:tcPr>
     </w:tblStylePr>
   </w:style>
-  <w:style w:type="table" w:styleId="1605">
+  <w:style w:type="table" w:styleId="1607">
     <w:name w:val="List Table 6 Colorful"/>
-    <w:basedOn w:val="1513"/>
+    <w:basedOn w:val="1515"/>
     <w:uiPriority w:val="99"/>
     <w:pPr>
       <w:pBdr/>
@@ -58329,9 +59948,9 @@
       </w:tcPr>
     </w:tblStylePr>
   </w:style>
-  <w:style w:type="table" w:styleId="1606">
+  <w:style w:type="table" w:styleId="1608">
     <w:name w:val="List Table 6 Colorful - Accent 1"/>
-    <w:basedOn w:val="1513"/>
+    <w:basedOn w:val="1515"/>
     <w:uiPriority w:val="99"/>
     <w:pPr>
       <w:pBdr/>
@@ -58552,9 +60171,9 @@
       </w:tcPr>
     </w:tblStylePr>
   </w:style>
-  <w:style w:type="table" w:styleId="1607">
+  <w:style w:type="table" w:styleId="1609">
     <w:name w:val="List Table 6 Colorful - Accent 2"/>
-    <w:basedOn w:val="1513"/>
+    <w:basedOn w:val="1515"/>
     <w:uiPriority w:val="99"/>
     <w:pPr>
       <w:pBdr/>
@@ -58775,9 +60394,9 @@
       </w:tcPr>
     </w:tblStylePr>
   </w:style>
-  <w:style w:type="table" w:styleId="1608">
+  <w:style w:type="table" w:styleId="1610">
     <w:name w:val="List Table 6 Colorful - Accent 3"/>
-    <w:basedOn w:val="1513"/>
+    <w:basedOn w:val="1515"/>
     <w:uiPriority w:val="99"/>
     <w:pPr>
       <w:pBdr/>
@@ -58998,9 +60617,9 @@
       </w:tcPr>
     </w:tblStylePr>
   </w:style>
-  <w:style w:type="table" w:styleId="1609">
+  <w:style w:type="table" w:styleId="1611">
     <w:name w:val="List Table 6 Colorful - Accent 4"/>
-    <w:basedOn w:val="1513"/>
+    <w:basedOn w:val="1515"/>
     <w:uiPriority w:val="99"/>
     <w:pPr>
       <w:pBdr/>
@@ -59221,9 +60840,9 @@
       </w:tcPr>
     </w:tblStylePr>
   </w:style>
-  <w:style w:type="table" w:styleId="1610">
+  <w:style w:type="table" w:styleId="1612">
     <w:name w:val="List Table 6 Colorful - Accent 5"/>
-    <w:basedOn w:val="1513"/>
+    <w:basedOn w:val="1515"/>
     <w:uiPriority w:val="99"/>
     <w:pPr>
       <w:pBdr/>
@@ -59444,9 +61063,9 @@
       </w:tcPr>
     </w:tblStylePr>
   </w:style>
-  <w:style w:type="table" w:styleId="1611">
+  <w:style w:type="table" w:styleId="1613">
     <w:name w:val="List Table 6 Colorful - Accent 6"/>
-    <w:basedOn w:val="1513"/>
+    <w:basedOn w:val="1515"/>
     <w:uiPriority w:val="99"/>
     <w:pPr>
       <w:pBdr/>
@@ -59667,9 +61286,9 @@
       </w:tcPr>
     </w:tblStylePr>
   </w:style>
-  <w:style w:type="table" w:styleId="1612">
+  <w:style w:type="table" w:styleId="1614">
     <w:name w:val="List Table 7 Colorful"/>
-    <w:basedOn w:val="1513"/>
+    <w:basedOn w:val="1515"/>
     <w:uiPriority w:val="99"/>
     <w:pPr>
       <w:pBdr/>
@@ -59923,9 +61542,9 @@
       </w:tcPr>
     </w:tblStylePr>
   </w:style>
-  <w:style w:type="table" w:styleId="1613">
+  <w:style w:type="table" w:styleId="1615">
     <w:name w:val="List Table 7 Colorful - Accent 1"/>
-    <w:basedOn w:val="1513"/>
+    <w:basedOn w:val="1515"/>
     <w:uiPriority w:val="99"/>
     <w:pPr>
       <w:pBdr/>
@@ -60179,9 +61798,9 @@
       </w:tcPr>
     </w:tblStylePr>
   </w:style>
-  <w:style w:type="table" w:styleId="1614">
+  <w:style w:type="table" w:styleId="1616">
     <w:name w:val="List Table 7 Colorful - Accent 2"/>
-    <w:basedOn w:val="1513"/>
+    <w:basedOn w:val="1515"/>
     <w:uiPriority w:val="99"/>
     <w:pPr>
       <w:pBdr/>
@@ -60435,9 +62054,9 @@
       </w:tcPr>
     </w:tblStylePr>
   </w:style>
-  <w:style w:type="table" w:styleId="1615">
+  <w:style w:type="table" w:styleId="1617">
     <w:name w:val="List Table 7 Colorful - Accent 3"/>
-    <w:basedOn w:val="1513"/>
+    <w:basedOn w:val="1515"/>
     <w:uiPriority w:val="99"/>
     <w:pPr>
       <w:pBdr/>
@@ -60691,9 +62310,9 @@
       </w:tcPr>
     </w:tblStylePr>
   </w:style>
-  <w:style w:type="table" w:styleId="1616">
+  <w:style w:type="table" w:styleId="1618">
     <w:name w:val="List Table 7 Colorful - Accent 4"/>
-    <w:basedOn w:val="1513"/>
+    <w:basedOn w:val="1515"/>
     <w:uiPriority w:val="99"/>
     <w:pPr>
       <w:pBdr/>
@@ -60947,9 +62566,9 @@
       </w:tcPr>
     </w:tblStylePr>
   </w:style>
-  <w:style w:type="table" w:styleId="1617">
+  <w:style w:type="table" w:styleId="1619">
     <w:name w:val="List Table 7 Colorful - Accent 5"/>
-    <w:basedOn w:val="1513"/>
+    <w:basedOn w:val="1515"/>
     <w:uiPriority w:val="99"/>
     <w:pPr>
       <w:pBdr/>
@@ -61203,9 +62822,9 @@
       </w:tcPr>
     </w:tblStylePr>
   </w:style>
-  <w:style w:type="table" w:styleId="1618">
+  <w:style w:type="table" w:styleId="1620">
     <w:name w:val="List Table 7 Colorful - Accent 6"/>
-    <w:basedOn w:val="1513"/>
+    <w:basedOn w:val="1515"/>
     <w:uiPriority w:val="99"/>
     <w:pPr>
       <w:pBdr/>
@@ -61459,9 +63078,9 @@
       </w:tcPr>
     </w:tblStylePr>
   </w:style>
-  <w:style w:type="table" w:styleId="1619">
+  <w:style w:type="table" w:styleId="1621">
     <w:name w:val="Lined - Accent"/>
-    <w:basedOn w:val="1513"/>
+    <w:basedOn w:val="1515"/>
     <w:uiPriority w:val="99"/>
     <w:pPr>
       <w:pBdr/>
@@ -61696,9 +63315,9 @@
       </w:tcPr>
     </w:tblStylePr>
   </w:style>
-  <w:style w:type="table" w:styleId="1620">
+  <w:style w:type="table" w:styleId="1622">
     <w:name w:val="Lined - Accent 1"/>
-    <w:basedOn w:val="1513"/>
+    <w:basedOn w:val="1515"/>
     <w:uiPriority w:val="99"/>
     <w:pPr>
       <w:pBdr/>
@@ -61933,9 +63552,9 @@
       </w:tcPr>
     </w:tblStylePr>
   </w:style>
-  <w:style w:type="table" w:styleId="1621">
+  <w:style w:type="table" w:styleId="1623">
     <w:name w:val="Lined - Accent 2"/>
-    <w:basedOn w:val="1513"/>
+    <w:basedOn w:val="1515"/>
     <w:uiPriority w:val="99"/>
     <w:pPr>
       <w:pBdr/>
@@ -62170,9 +63789,9 @@
       </w:tcPr>
     </w:tblStylePr>
   </w:style>
-  <w:style w:type="table" w:styleId="1622">
+  <w:style w:type="table" w:styleId="1624">
     <w:name w:val="Lined - Accent 3"/>
-    <w:basedOn w:val="1513"/>
+    <w:basedOn w:val="1515"/>
     <w:uiPriority w:val="99"/>
     <w:pPr>
       <w:pBdr/>
@@ -62407,9 +64026,9 @@
       </w:tcPr>
     </w:tblStylePr>
   </w:style>
-  <w:style w:type="table" w:styleId="1623">
+  <w:style w:type="table" w:styleId="1625">
     <w:name w:val="Lined - Accent 4"/>
-    <w:basedOn w:val="1513"/>
+    <w:basedOn w:val="1515"/>
     <w:uiPriority w:val="99"/>
     <w:pPr>
       <w:pBdr/>
@@ -62644,9 +64263,9 @@
       </w:tcPr>
     </w:tblStylePr>
   </w:style>
-  <w:style w:type="table" w:styleId="1624">
+  <w:style w:type="table" w:styleId="1626">
     <w:name w:val="Lined - Accent 5"/>
-    <w:basedOn w:val="1513"/>
+    <w:basedOn w:val="1515"/>
     <w:uiPriority w:val="99"/>
     <w:pPr>
       <w:pBdr/>
@@ -62881,9 +64500,9 @@
       </w:tcPr>
     </w:tblStylePr>
   </w:style>
-  <w:style w:type="table" w:styleId="1625">
+  <w:style w:type="table" w:styleId="1627">
     <w:name w:val="Lined - Accent 6"/>
-    <w:basedOn w:val="1513"/>
+    <w:basedOn w:val="1515"/>
     <w:uiPriority w:val="99"/>
     <w:pPr>
       <w:pBdr/>
@@ -63118,9 +64737,9 @@
       </w:tcPr>
     </w:tblStylePr>
   </w:style>
-  <w:style w:type="table" w:styleId="1626">
+  <w:style w:type="table" w:styleId="1628">
     <w:name w:val="Bordered &amp; Lined - Accent"/>
-    <w:basedOn w:val="1513"/>
+    <w:basedOn w:val="1515"/>
     <w:uiPriority w:val="99"/>
     <w:pPr>
       <w:pBdr/>
@@ -63362,9 +64981,9 @@
       </w:tcPr>
     </w:tblStylePr>
   </w:style>
-  <w:style w:type="table" w:styleId="1627">
+  <w:style w:type="table" w:styleId="1629">
     <w:name w:val="Bordered &amp; Lined - Accent 1"/>
-    <w:basedOn w:val="1513"/>
+    <w:basedOn w:val="1515"/>
     <w:uiPriority w:val="99"/>
     <w:pPr>
       <w:pBdr/>
@@ -63606,9 +65225,9 @@
       </w:tcPr>
     </w:tblStylePr>
   </w:style>
-  <w:style w:type="table" w:styleId="1628">
+  <w:style w:type="table" w:styleId="1630">
     <w:name w:val="Bordered &amp; Lined - Accent 2"/>
-    <w:basedOn w:val="1513"/>
+    <w:basedOn w:val="1515"/>
     <w:uiPriority w:val="99"/>
     <w:pPr>
       <w:pBdr/>
@@ -63850,9 +65469,9 @@
       </w:tcPr>
     </w:tblStylePr>
   </w:style>
-  <w:style w:type="table" w:styleId="1629">
+  <w:style w:type="table" w:styleId="1631">
     <w:name w:val="Bordered &amp; Lined - Accent 3"/>
-    <w:basedOn w:val="1513"/>
+    <w:basedOn w:val="1515"/>
     <w:uiPriority w:val="99"/>
     <w:pPr>
       <w:pBdr/>
@@ -64094,9 +65713,9 @@
       </w:tcPr>
     </w:tblStylePr>
   </w:style>
-  <w:style w:type="table" w:styleId="1630">
+  <w:style w:type="table" w:styleId="1632">
     <w:name w:val="Bordered &amp; Lined - Accent 4"/>
-    <w:basedOn w:val="1513"/>
+    <w:basedOn w:val="1515"/>
     <w:uiPriority w:val="99"/>
     <w:pPr>
       <w:pBdr/>
@@ -64338,9 +65957,9 @@
       </w:tcPr>
     </w:tblStylePr>
   </w:style>
-  <w:style w:type="table" w:styleId="1631">
+  <w:style w:type="table" w:styleId="1633">
     <w:name w:val="Bordered &amp; Lined - Accent 5"/>
-    <w:basedOn w:val="1513"/>
+    <w:basedOn w:val="1515"/>
     <w:uiPriority w:val="99"/>
     <w:pPr>
       <w:pBdr/>
@@ -64582,9 +66201,9 @@
       </w:tcPr>
     </w:tblStylePr>
   </w:style>
-  <w:style w:type="table" w:styleId="1632">
+  <w:style w:type="table" w:styleId="1634">
     <w:name w:val="Bordered &amp; Lined - Accent 6"/>
-    <w:basedOn w:val="1513"/>
+    <w:basedOn w:val="1515"/>
     <w:uiPriority w:val="99"/>
     <w:pPr>
       <w:pBdr/>
@@ -64826,9 +66445,9 @@
       </w:tcPr>
     </w:tblStylePr>
   </w:style>
-  <w:style w:type="table" w:styleId="1633">
+  <w:style w:type="table" w:styleId="1635">
     <w:name w:val="Bordered"/>
-    <w:basedOn w:val="1513"/>
+    <w:basedOn w:val="1515"/>
     <w:uiPriority w:val="99"/>
     <w:pPr>
       <w:pBdr/>
@@ -65057,9 +66676,9 @@
       </w:tcPr>
     </w:tblStylePr>
   </w:style>
-  <w:style w:type="table" w:styleId="1634">
+  <w:style w:type="table" w:styleId="1636">
     <w:name w:val="Bordered - Accent 1"/>
-    <w:basedOn w:val="1513"/>
+    <w:basedOn w:val="1515"/>
     <w:uiPriority w:val="99"/>
     <w:pPr>
       <w:pBdr/>
@@ -65288,9 +66907,9 @@
       </w:tcPr>
     </w:tblStylePr>
   </w:style>
-  <w:style w:type="table" w:styleId="1635">
+  <w:style w:type="table" w:styleId="1637">
     <w:name w:val="Bordered - Accent 2"/>
-    <w:basedOn w:val="1513"/>
+    <w:basedOn w:val="1515"/>
     <w:uiPriority w:val="99"/>
     <w:pPr>
       <w:pBdr/>
@@ -65519,9 +67138,9 @@
       </w:tcPr>
     </w:tblStylePr>
   </w:style>
-  <w:style w:type="table" w:styleId="1636">
+  <w:style w:type="table" w:styleId="1638">
     <w:name w:val="Bordered - Accent 3"/>
-    <w:basedOn w:val="1513"/>
+    <w:basedOn w:val="1515"/>
     <w:uiPriority w:val="99"/>
     <w:pPr>
       <w:pBdr/>
@@ -65750,9 +67369,9 @@
       </w:tcPr>
     </w:tblStylePr>
   </w:style>
-  <w:style w:type="table" w:styleId="1637">
+  <w:style w:type="table" w:styleId="1639">
     <w:name w:val="Bordered - Accent 4"/>
-    <w:basedOn w:val="1513"/>
+    <w:basedOn w:val="1515"/>
     <w:uiPriority w:val="99"/>
     <w:pPr>
       <w:pBdr/>
@@ -65981,9 +67600,9 @@
       </w:tcPr>
     </w:tblStylePr>
   </w:style>
-  <w:style w:type="table" w:styleId="1638">
+  <w:style w:type="table" w:styleId="1640">
     <w:name w:val="Bordered - Accent 5"/>
-    <w:basedOn w:val="1513"/>
+    <w:basedOn w:val="1515"/>
     <w:uiPriority w:val="99"/>
     <w:pPr>
       <w:pBdr/>
@@ -66212,9 +67831,9 @@
       </w:tcPr>
     </w:tblStylePr>
   </w:style>
-  <w:style w:type="table" w:styleId="1639">
+  <w:style w:type="table" w:styleId="1641">
     <w:name w:val="Bordered - Accent 6"/>
-    <w:basedOn w:val="1513"/>
+    <w:basedOn w:val="1515"/>
     <w:uiPriority w:val="99"/>
     <w:pPr>
       <w:pBdr/>
@@ -66443,7 +68062,7 @@
       </w:tcPr>
     </w:tblStylePr>
   </w:style>
-  <w:style w:type="paragraph" w:styleId="1640" w:default="1">
+  <w:style w:type="paragraph" w:styleId="1642" w:default="1">
     <w:name w:val="Normal"/>
     <w:qFormat/>
     <w:pPr>
@@ -66452,11 +68071,11 @@
       <w:ind/>
     </w:pPr>
   </w:style>
-  <w:style w:type="paragraph" w:styleId="1641">
+  <w:style w:type="paragraph" w:styleId="1643">
     <w:name w:val="Heading 1"/>
-    <w:basedOn w:val="1640"/>
-    <w:next w:val="1640"/>
-    <w:link w:val="1652"/>
+    <w:basedOn w:val="1642"/>
+    <w:next w:val="1642"/>
+    <w:link w:val="1654"/>
     <w:uiPriority w:val="9"/>
     <w:qFormat/>
     <w:pPr>
@@ -66474,11 +68093,11 @@
       <w:szCs w:val="40"/>
     </w:rPr>
   </w:style>
-  <w:style w:type="paragraph" w:styleId="1642">
+  <w:style w:type="paragraph" w:styleId="1644">
     <w:name w:val="Heading 2"/>
-    <w:basedOn w:val="1640"/>
-    <w:next w:val="1640"/>
-    <w:link w:val="1653"/>
+    <w:basedOn w:val="1642"/>
+    <w:next w:val="1642"/>
+    <w:link w:val="1655"/>
     <w:uiPriority w:val="9"/>
     <w:unhideWhenUsed/>
     <w:qFormat/>
@@ -66497,11 +68116,11 @@
       <w:szCs w:val="32"/>
     </w:rPr>
   </w:style>
-  <w:style w:type="paragraph" w:styleId="1643">
+  <w:style w:type="paragraph" w:styleId="1645">
     <w:name w:val="Heading 3"/>
-    <w:basedOn w:val="1640"/>
-    <w:next w:val="1640"/>
-    <w:link w:val="1654"/>
+    <w:basedOn w:val="1642"/>
+    <w:next w:val="1642"/>
+    <w:link w:val="1656"/>
     <w:uiPriority w:val="9"/>
     <w:unhideWhenUsed/>
     <w:qFormat/>
@@ -66520,11 +68139,11 @@
       <w:szCs w:val="28"/>
     </w:rPr>
   </w:style>
-  <w:style w:type="paragraph" w:styleId="1644">
+  <w:style w:type="paragraph" w:styleId="1646">
     <w:name w:val="Heading 4"/>
-    <w:basedOn w:val="1640"/>
-    <w:next w:val="1640"/>
-    <w:link w:val="1655"/>
+    <w:basedOn w:val="1642"/>
+    <w:next w:val="1642"/>
+    <w:link w:val="1657"/>
     <w:uiPriority w:val="9"/>
     <w:unhideWhenUsed/>
     <w:qFormat/>
@@ -66543,11 +68162,11 @@
       <w:color w:val="0f4761" w:themeColor="accent1" w:themeShade="BF"/>
     </w:rPr>
   </w:style>
-  <w:style w:type="paragraph" w:styleId="1645">
+  <w:style w:type="paragraph" w:styleId="1647">
     <w:name w:val="Heading 5"/>
-    <w:basedOn w:val="1640"/>
-    <w:next w:val="1640"/>
-    <w:link w:val="1656"/>
+    <w:basedOn w:val="1642"/>
+    <w:next w:val="1642"/>
+    <w:link w:val="1658"/>
     <w:uiPriority w:val="9"/>
     <w:unhideWhenUsed/>
     <w:qFormat/>
@@ -66564,11 +68183,11 @@
       <w:color w:val="0f4761" w:themeColor="accent1" w:themeShade="BF"/>
     </w:rPr>
   </w:style>
-  <w:style w:type="paragraph" w:styleId="1646">
+  <w:style w:type="paragraph" w:styleId="1648">
     <w:name w:val="Heading 6"/>
-    <w:basedOn w:val="1640"/>
-    <w:next w:val="1640"/>
-    <w:link w:val="1657"/>
+    <w:basedOn w:val="1642"/>
+    <w:next w:val="1642"/>
+    <w:link w:val="1659"/>
     <w:uiPriority w:val="9"/>
     <w:unhideWhenUsed/>
     <w:qFormat/>
@@ -66587,11 +68206,11 @@
       <w:color w:val="595959" w:themeColor="text1" w:themeTint="A6"/>
     </w:rPr>
   </w:style>
-  <w:style w:type="paragraph" w:styleId="1647">
+  <w:style w:type="paragraph" w:styleId="1649">
     <w:name w:val="Heading 7"/>
-    <w:basedOn w:val="1640"/>
-    <w:next w:val="1640"/>
-    <w:link w:val="1658"/>
+    <w:basedOn w:val="1642"/>
+    <w:next w:val="1642"/>
+    <w:link w:val="1660"/>
     <w:uiPriority w:val="9"/>
     <w:unhideWhenUsed/>
     <w:qFormat/>
@@ -66608,11 +68227,11 @@
       <w:color w:val="595959" w:themeColor="text1" w:themeTint="A6"/>
     </w:rPr>
   </w:style>
-  <w:style w:type="paragraph" w:styleId="1648">
+  <w:style w:type="paragraph" w:styleId="1650">
     <w:name w:val="Heading 8"/>
-    <w:basedOn w:val="1640"/>
-    <w:next w:val="1640"/>
-    <w:link w:val="1659"/>
+    <w:basedOn w:val="1642"/>
+    <w:next w:val="1642"/>
+    <w:link w:val="1661"/>
     <w:uiPriority w:val="9"/>
     <w:unhideWhenUsed/>
     <w:qFormat/>
@@ -66631,11 +68250,11 @@
       <w:color w:val="272727" w:themeColor="text1" w:themeTint="D8"/>
     </w:rPr>
   </w:style>
-  <w:style w:type="paragraph" w:styleId="1649">
+  <w:style w:type="paragraph" w:styleId="1651">
     <w:name w:val="Heading 9"/>
-    <w:basedOn w:val="1640"/>
-    <w:next w:val="1640"/>
-    <w:link w:val="1660"/>
+    <w:basedOn w:val="1642"/>
+    <w:next w:val="1642"/>
+    <w:link w:val="1662"/>
     <w:uiPriority w:val="9"/>
     <w:unhideWhenUsed/>
     <w:qFormat/>
@@ -66654,7 +68273,7 @@
       <w:color w:val="272727" w:themeColor="text1" w:themeTint="D8"/>
     </w:rPr>
   </w:style>
-  <w:style w:type="character" w:styleId="1650" w:default="1">
+  <w:style w:type="character" w:styleId="1652" w:default="1">
     <w:name w:val="Default Paragraph Font"/>
     <w:uiPriority w:val="1"/>
     <w:semiHidden/>
@@ -66665,7 +68284,7 @@
       <w:ind/>
     </w:pPr>
   </w:style>
-  <w:style w:type="numbering" w:styleId="1651" w:default="1">
+  <w:style w:type="numbering" w:styleId="1653" w:default="1">
     <w:name w:val="No List"/>
     <w:uiPriority w:val="99"/>
     <w:semiHidden/>
@@ -66676,10 +68295,10 @@
       <w:ind/>
     </w:pPr>
   </w:style>
-  <w:style w:type="character" w:styleId="1652">
+  <w:style w:type="character" w:styleId="1654">
     <w:name w:val="Heading 1 Char"/>
-    <w:basedOn w:val="1650"/>
-    <w:link w:val="1641"/>
+    <w:basedOn w:val="1652"/>
+    <w:link w:val="1643"/>
     <w:uiPriority w:val="9"/>
     <w:pPr>
       <w:pBdr/>
@@ -66693,10 +68312,10 @@
       <w:szCs w:val="40"/>
     </w:rPr>
   </w:style>
-  <w:style w:type="character" w:styleId="1653">
+  <w:style w:type="character" w:styleId="1655">
     <w:name w:val="Heading 2 Char"/>
-    <w:basedOn w:val="1650"/>
-    <w:link w:val="1642"/>
+    <w:basedOn w:val="1652"/>
+    <w:link w:val="1644"/>
     <w:uiPriority w:val="9"/>
     <w:pPr>
       <w:pBdr/>
@@ -66710,10 +68329,10 @@
       <w:szCs w:val="32"/>
     </w:rPr>
   </w:style>
-  <w:style w:type="character" w:styleId="1654">
+  <w:style w:type="character" w:styleId="1656">
     <w:name w:val="Heading 3 Char"/>
-    <w:basedOn w:val="1650"/>
-    <w:link w:val="1643"/>
+    <w:basedOn w:val="1652"/>
+    <w:link w:val="1645"/>
     <w:uiPriority w:val="9"/>
     <w:pPr>
       <w:pBdr/>
@@ -66727,10 +68346,10 @@
       <w:szCs w:val="28"/>
     </w:rPr>
   </w:style>
-  <w:style w:type="character" w:styleId="1655">
+  <w:style w:type="character" w:styleId="1657">
     <w:name w:val="Heading 4 Char"/>
-    <w:basedOn w:val="1650"/>
-    <w:link w:val="1644"/>
+    <w:basedOn w:val="1652"/>
+    <w:link w:val="1646"/>
     <w:uiPriority w:val="9"/>
     <w:pPr>
       <w:pBdr/>
@@ -66744,10 +68363,10 @@
       <w:color w:val="0f4761" w:themeColor="accent1" w:themeShade="BF"/>
     </w:rPr>
   </w:style>
-  <w:style w:type="character" w:styleId="1656">
+  <w:style w:type="character" w:styleId="1658">
     <w:name w:val="Heading 5 Char"/>
-    <w:basedOn w:val="1650"/>
-    <w:link w:val="1645"/>
+    <w:basedOn w:val="1652"/>
+    <w:link w:val="1647"/>
     <w:uiPriority w:val="9"/>
     <w:pPr>
       <w:pBdr/>
@@ -66759,10 +68378,10 @@
       <w:color w:val="0f4761" w:themeColor="accent1" w:themeShade="BF"/>
     </w:rPr>
   </w:style>
-  <w:style w:type="character" w:styleId="1657">
+  <w:style w:type="character" w:styleId="1659">
     <w:name w:val="Heading 6 Char"/>
-    <w:basedOn w:val="1650"/>
-    <w:link w:val="1646"/>
+    <w:basedOn w:val="1652"/>
+    <w:link w:val="1648"/>
     <w:uiPriority w:val="9"/>
     <w:pPr>
       <w:pBdr/>
@@ -66776,10 +68395,10 @@
       <w:color w:val="595959" w:themeColor="text1" w:themeTint="A6"/>
     </w:rPr>
   </w:style>
-  <w:style w:type="character" w:styleId="1658">
+  <w:style w:type="character" w:styleId="1660">
     <w:name w:val="Heading 7 Char"/>
-    <w:basedOn w:val="1650"/>
-    <w:link w:val="1647"/>
+    <w:basedOn w:val="1652"/>
+    <w:link w:val="1649"/>
     <w:uiPriority w:val="9"/>
     <w:pPr>
       <w:pBdr/>
@@ -66791,10 +68410,10 @@
       <w:color w:val="595959" w:themeColor="text1" w:themeTint="A6"/>
     </w:rPr>
   </w:style>
-  <w:style w:type="character" w:styleId="1659">
+  <w:style w:type="character" w:styleId="1661">
     <w:name w:val="Heading 8 Char"/>
-    <w:basedOn w:val="1650"/>
-    <w:link w:val="1648"/>
+    <w:basedOn w:val="1652"/>
+    <w:link w:val="1650"/>
     <w:uiPriority w:val="9"/>
     <w:pPr>
       <w:pBdr/>
@@ -66808,10 +68427,10 @@
       <w:color w:val="272727" w:themeColor="text1" w:themeTint="D8"/>
     </w:rPr>
   </w:style>
-  <w:style w:type="character" w:styleId="1660">
+  <w:style w:type="character" w:styleId="1662">
     <w:name w:val="Heading 9 Char"/>
-    <w:basedOn w:val="1650"/>
-    <w:link w:val="1649"/>
+    <w:basedOn w:val="1652"/>
+    <w:link w:val="1651"/>
     <w:uiPriority w:val="9"/>
     <w:pPr>
       <w:pBdr/>
@@ -66825,11 +68444,11 @@
       <w:color w:val="272727" w:themeColor="text1" w:themeTint="D8"/>
     </w:rPr>
   </w:style>
-  <w:style w:type="paragraph" w:styleId="1661">
+  <w:style w:type="paragraph" w:styleId="1663">
     <w:name w:val="Title"/>
-    <w:basedOn w:val="1640"/>
-    <w:next w:val="1640"/>
-    <w:link w:val="1662"/>
+    <w:basedOn w:val="1642"/>
+    <w:next w:val="1642"/>
+    <w:link w:val="1664"/>
     <w:uiPriority w:val="10"/>
     <w:qFormat/>
     <w:pPr>
@@ -66845,10 +68464,10 @@
       <w:szCs w:val="56"/>
     </w:rPr>
   </w:style>
-  <w:style w:type="character" w:styleId="1662">
+  <w:style w:type="character" w:styleId="1664">
     <w:name w:val="Title Char"/>
-    <w:basedOn w:val="1650"/>
-    <w:link w:val="1661"/>
+    <w:basedOn w:val="1652"/>
+    <w:link w:val="1663"/>
     <w:uiPriority w:val="10"/>
     <w:pPr>
       <w:pBdr/>
@@ -66862,11 +68481,11 @@
       <w:szCs w:val="56"/>
     </w:rPr>
   </w:style>
-  <w:style w:type="paragraph" w:styleId="1663">
+  <w:style w:type="paragraph" w:styleId="1665">
     <w:name w:val="Subtitle"/>
-    <w:basedOn w:val="1640"/>
-    <w:next w:val="1640"/>
-    <w:link w:val="1664"/>
+    <w:basedOn w:val="1642"/>
+    <w:next w:val="1642"/>
+    <w:link w:val="1666"/>
     <w:uiPriority w:val="11"/>
     <w:qFormat/>
     <w:pPr>
@@ -66884,10 +68503,10 @@
       <w:szCs w:val="28"/>
     </w:rPr>
   </w:style>
-  <w:style w:type="character" w:styleId="1664">
+  <w:style w:type="character" w:styleId="1666">
     <w:name w:val="Subtitle Char"/>
-    <w:basedOn w:val="1650"/>
-    <w:link w:val="1663"/>
+    <w:basedOn w:val="1652"/>
+    <w:link w:val="1665"/>
     <w:uiPriority w:val="11"/>
     <w:pPr>
       <w:pBdr/>
@@ -66901,11 +68520,11 @@
       <w:szCs w:val="28"/>
     </w:rPr>
   </w:style>
-  <w:style w:type="paragraph" w:styleId="1665">
+  <w:style w:type="paragraph" w:styleId="1667">
     <w:name w:val="Quote"/>
-    <w:basedOn w:val="1640"/>
-    <w:next w:val="1640"/>
-    <w:link w:val="1666"/>
+    <w:basedOn w:val="1642"/>
+    <w:next w:val="1642"/>
+    <w:link w:val="1668"/>
     <w:uiPriority w:val="29"/>
     <w:qFormat/>
     <w:pPr>
@@ -66920,10 +68539,10 @@
       <w:color w:val="404040" w:themeColor="text1" w:themeTint="BF"/>
     </w:rPr>
   </w:style>
-  <w:style w:type="character" w:styleId="1666">
+  <w:style w:type="character" w:styleId="1668">
     <w:name w:val="Quote Char"/>
-    <w:basedOn w:val="1650"/>
-    <w:link w:val="1665"/>
+    <w:basedOn w:val="1652"/>
+    <w:link w:val="1667"/>
     <w:uiPriority w:val="29"/>
     <w:pPr>
       <w:pBdr/>
@@ -66936,9 +68555,9 @@
       <w:color w:val="404040" w:themeColor="text1" w:themeTint="BF"/>
     </w:rPr>
   </w:style>
-  <w:style w:type="paragraph" w:styleId="1667">
+  <w:style w:type="paragraph" w:styleId="1669">
     <w:name w:val="List Paragraph"/>
-    <w:basedOn w:val="1640"/>
+    <w:basedOn w:val="1642"/>
     <w:uiPriority w:val="34"/>
     <w:qFormat/>
     <w:pPr>
@@ -66948,9 +68567,9 @@
       <w:contextualSpacing w:val="true"/>
     </w:pPr>
   </w:style>
-  <w:style w:type="character" w:styleId="1668">
+  <w:style w:type="character" w:styleId="1670">
     <w:name w:val="Intense Emphasis"/>
-    <w:basedOn w:val="1650"/>
+    <w:basedOn w:val="1652"/>
     <w:uiPriority w:val="21"/>
     <w:qFormat/>
     <w:pPr>
@@ -66964,11 +68583,11 @@
       <w:color w:val="0f4761" w:themeColor="accent1" w:themeShade="BF"/>
     </w:rPr>
   </w:style>
-  <w:style w:type="paragraph" w:styleId="1669">
+  <w:style w:type="paragraph" w:styleId="1671">
     <w:name w:val="Intense Quote"/>
-    <w:basedOn w:val="1640"/>
-    <w:next w:val="1640"/>
-    <w:link w:val="1670"/>
+    <w:basedOn w:val="1642"/>
+    <w:next w:val="1642"/>
+    <w:link w:val="1672"/>
     <w:uiPriority w:val="30"/>
     <w:qFormat/>
     <w:pPr>
@@ -66986,10 +68605,10 @@
       <w:color w:val="0f4761" w:themeColor="accent1" w:themeShade="BF"/>
     </w:rPr>
   </w:style>
-  <w:style w:type="character" w:styleId="1670">
+  <w:style w:type="character" w:styleId="1672">
     <w:name w:val="Intense Quote Char"/>
-    <w:basedOn w:val="1650"/>
-    <w:link w:val="1669"/>
+    <w:basedOn w:val="1652"/>
+    <w:link w:val="1671"/>
     <w:uiPriority w:val="30"/>
     <w:pPr>
       <w:pBdr/>
@@ -67002,9 +68621,9 @@
       <w:color w:val="0f4761" w:themeColor="accent1" w:themeShade="BF"/>
     </w:rPr>
   </w:style>
-  <w:style w:type="character" w:styleId="1671">
+  <w:style w:type="character" w:styleId="1673">
     <w:name w:val="Intense Reference"/>
-    <w:basedOn w:val="1650"/>
+    <w:basedOn w:val="1652"/>
     <w:uiPriority w:val="32"/>
     <w:qFormat/>
     <w:pPr>
@@ -67020,9 +68639,9 @@
       <w:spacing w:val="5"/>
     </w:rPr>
   </w:style>
-  <w:style w:type="paragraph" w:styleId="1672">
+  <w:style w:type="paragraph" w:styleId="1674">
     <w:name w:val="No Spacing"/>
-    <w:basedOn w:val="1640"/>
+    <w:basedOn w:val="1642"/>
     <w:uiPriority w:val="1"/>
     <w:qFormat/>
     <w:pPr>
@@ -67031,9 +68650,9 @@
       <w:ind/>
     </w:pPr>
   </w:style>
-  <w:style w:type="character" w:styleId="1673">
+  <w:style w:type="character" w:styleId="1675">
     <w:name w:val="Subtle Emphasis"/>
-    <w:basedOn w:val="1650"/>
+    <w:basedOn w:val="1652"/>
     <w:uiPriority w:val="19"/>
     <w:qFormat/>
     <w:pPr>
@@ -67047,9 +68666,9 @@
       <w:color w:val="404040" w:themeColor="text1" w:themeTint="BF"/>
     </w:rPr>
   </w:style>
-  <w:style w:type="character" w:styleId="1674">
+  <w:style w:type="character" w:styleId="1676">
     <w:name w:val="Emphasis"/>
-    <w:basedOn w:val="1650"/>
+    <w:basedOn w:val="1652"/>
     <w:uiPriority w:val="20"/>
     <w:qFormat/>
     <w:pPr>
@@ -67062,9 +68681,9 @@
       <w:iCs/>
     </w:rPr>
   </w:style>
-  <w:style w:type="character" w:styleId="1675">
+  <w:style w:type="character" w:styleId="1677">
     <w:name w:val="Strong"/>
-    <w:basedOn w:val="1650"/>
+    <w:basedOn w:val="1652"/>
     <w:uiPriority w:val="22"/>
     <w:qFormat/>
     <w:pPr>
@@ -67077,9 +68696,9 @@
       <w:bCs/>
     </w:rPr>
   </w:style>
-  <w:style w:type="character" w:styleId="1676">
+  <w:style w:type="character" w:styleId="1678">
     <w:name w:val="Subtle Reference"/>
-    <w:basedOn w:val="1650"/>
+    <w:basedOn w:val="1652"/>
     <w:uiPriority w:val="31"/>
     <w:qFormat/>
     <w:pPr>
@@ -67092,9 +68711,9 @@
       <w:color w:val="5a5a5a" w:themeColor="text1" w:themeTint="A5"/>
     </w:rPr>
   </w:style>
-  <w:style w:type="character" w:styleId="1677">
+  <w:style w:type="character" w:styleId="1679">
     <w:name w:val="Book Title"/>
-    <w:basedOn w:val="1650"/>
+    <w:basedOn w:val="1652"/>
     <w:uiPriority w:val="33"/>
     <w:qFormat/>
     <w:pPr>
@@ -67110,36 +68729,9 @@
       <w:spacing w:val="5"/>
     </w:rPr>
   </w:style>
-  <w:style w:type="paragraph" w:styleId="1678">
+  <w:style w:type="paragraph" w:styleId="1680">
     <w:name w:val="Header"/>
-    <w:basedOn w:val="1640"/>
-    <w:link w:val="1679"/>
-    <w:uiPriority w:val="99"/>
-    <w:unhideWhenUsed/>
-    <w:pPr>
-      <w:pBdr/>
-      <w:tabs>
-        <w:tab w:val="center" w:leader="none" w:pos="4844"/>
-        <w:tab w:val="right" w:leader="none" w:pos="9689"/>
-      </w:tabs>
-      <w:spacing w:after="0" w:line="240" w:lineRule="auto"/>
-      <w:ind/>
-    </w:pPr>
-  </w:style>
-  <w:style w:type="character" w:styleId="1679">
-    <w:name w:val="Header Char"/>
-    <w:basedOn w:val="1650"/>
-    <w:link w:val="1678"/>
-    <w:uiPriority w:val="99"/>
-    <w:pPr>
-      <w:pBdr/>
-      <w:spacing/>
-      <w:ind/>
-    </w:pPr>
-  </w:style>
-  <w:style w:type="paragraph" w:styleId="1680">
-    <w:name w:val="Footer"/>
-    <w:basedOn w:val="1640"/>
+    <w:basedOn w:val="1642"/>
     <w:link w:val="1681"/>
     <w:uiPriority w:val="99"/>
     <w:unhideWhenUsed/>
@@ -67154,8 +68746,8 @@
     </w:pPr>
   </w:style>
   <w:style w:type="character" w:styleId="1681">
-    <w:name w:val="Footer Char"/>
-    <w:basedOn w:val="1650"/>
+    <w:name w:val="Header Char"/>
+    <w:basedOn w:val="1652"/>
     <w:link w:val="1680"/>
     <w:uiPriority w:val="99"/>
     <w:pPr>
@@ -67165,9 +68757,36 @@
     </w:pPr>
   </w:style>
   <w:style w:type="paragraph" w:styleId="1682">
+    <w:name w:val="Footer"/>
+    <w:basedOn w:val="1642"/>
+    <w:link w:val="1683"/>
+    <w:uiPriority w:val="99"/>
+    <w:unhideWhenUsed/>
+    <w:pPr>
+      <w:pBdr/>
+      <w:tabs>
+        <w:tab w:val="center" w:leader="none" w:pos="4844"/>
+        <w:tab w:val="right" w:leader="none" w:pos="9689"/>
+      </w:tabs>
+      <w:spacing w:after="0" w:line="240" w:lineRule="auto"/>
+      <w:ind/>
+    </w:pPr>
+  </w:style>
+  <w:style w:type="character" w:styleId="1683">
+    <w:name w:val="Footer Char"/>
+    <w:basedOn w:val="1652"/>
+    <w:link w:val="1682"/>
+    <w:uiPriority w:val="99"/>
+    <w:pPr>
+      <w:pBdr/>
+      <w:spacing/>
+      <w:ind/>
+    </w:pPr>
+  </w:style>
+  <w:style w:type="paragraph" w:styleId="1684">
     <w:name w:val="Caption"/>
-    <w:basedOn w:val="1640"/>
-    <w:next w:val="1640"/>
+    <w:basedOn w:val="1642"/>
+    <w:next w:val="1642"/>
     <w:uiPriority w:val="35"/>
     <w:unhideWhenUsed/>
     <w:qFormat/>
@@ -67184,10 +68803,10 @@
       <w:szCs w:val="18"/>
     </w:rPr>
   </w:style>
-  <w:style w:type="paragraph" w:styleId="1683">
+  <w:style w:type="paragraph" w:styleId="1685">
     <w:name w:val="footnote text"/>
-    <w:basedOn w:val="1640"/>
-    <w:link w:val="1684"/>
+    <w:basedOn w:val="1642"/>
+    <w:link w:val="1686"/>
     <w:uiPriority w:val="99"/>
     <w:semiHidden/>
     <w:unhideWhenUsed/>
@@ -67201,10 +68820,10 @@
       <w:szCs w:val="20"/>
     </w:rPr>
   </w:style>
-  <w:style w:type="character" w:styleId="1684">
+  <w:style w:type="character" w:styleId="1686">
     <w:name w:val="Footnote Text Char"/>
-    <w:basedOn w:val="1650"/>
-    <w:link w:val="1683"/>
+    <w:basedOn w:val="1652"/>
+    <w:link w:val="1685"/>
     <w:uiPriority w:val="99"/>
     <w:semiHidden/>
     <w:pPr>
@@ -67217,9 +68836,9 @@
       <w:szCs w:val="20"/>
     </w:rPr>
   </w:style>
-  <w:style w:type="character" w:styleId="1685">
+  <w:style w:type="character" w:styleId="1687">
     <w:name w:val="footnote reference"/>
-    <w:basedOn w:val="1650"/>
+    <w:basedOn w:val="1652"/>
     <w:uiPriority w:val="99"/>
     <w:semiHidden/>
     <w:unhideWhenUsed/>
@@ -67232,10 +68851,10 @@
       <w:vertAlign w:val="superscript"/>
     </w:rPr>
   </w:style>
-  <w:style w:type="paragraph" w:styleId="1686">
+  <w:style w:type="paragraph" w:styleId="1688">
     <w:name w:val="endnote text"/>
-    <w:basedOn w:val="1640"/>
-    <w:link w:val="1687"/>
+    <w:basedOn w:val="1642"/>
+    <w:link w:val="1689"/>
     <w:uiPriority w:val="99"/>
     <w:semiHidden/>
     <w:unhideWhenUsed/>
@@ -67249,10 +68868,10 @@
       <w:szCs w:val="20"/>
     </w:rPr>
   </w:style>
-  <w:style w:type="character" w:styleId="1687">
+  <w:style w:type="character" w:styleId="1689">
     <w:name w:val="Endnote Text Char"/>
-    <w:basedOn w:val="1650"/>
-    <w:link w:val="1686"/>
+    <w:basedOn w:val="1652"/>
+    <w:link w:val="1688"/>
     <w:uiPriority w:val="99"/>
     <w:semiHidden/>
     <w:pPr>
@@ -67265,9 +68884,9 @@
       <w:szCs w:val="20"/>
     </w:rPr>
   </w:style>
-  <w:style w:type="character" w:styleId="1688">
+  <w:style w:type="character" w:styleId="1690">
     <w:name w:val="endnote reference"/>
-    <w:basedOn w:val="1650"/>
+    <w:basedOn w:val="1652"/>
     <w:uiPriority w:val="99"/>
     <w:semiHidden/>
     <w:unhideWhenUsed/>
@@ -67280,9 +68899,9 @@
       <w:vertAlign w:val="superscript"/>
     </w:rPr>
   </w:style>
-  <w:style w:type="character" w:styleId="1689">
+  <w:style w:type="character" w:styleId="1691">
     <w:name w:val="Hyperlink"/>
-    <w:basedOn w:val="1650"/>
+    <w:basedOn w:val="1652"/>
     <w:uiPriority w:val="99"/>
     <w:unhideWhenUsed/>
     <w:pPr>
@@ -67295,9 +68914,9 @@
       <w:u w:val="single"/>
     </w:rPr>
   </w:style>
-  <w:style w:type="character" w:styleId="1690">
+  <w:style w:type="character" w:styleId="1692">
     <w:name w:val="FollowedHyperlink"/>
-    <w:basedOn w:val="1650"/>
+    <w:basedOn w:val="1652"/>
     <w:uiPriority w:val="99"/>
     <w:semiHidden/>
     <w:unhideWhenUsed/>
@@ -67311,10 +68930,10 @@
       <w:u w:val="single"/>
     </w:rPr>
   </w:style>
-  <w:style w:type="paragraph" w:styleId="1691">
+  <w:style w:type="paragraph" w:styleId="1693">
     <w:name w:val="toc 1"/>
-    <w:basedOn w:val="1640"/>
-    <w:next w:val="1640"/>
+    <w:basedOn w:val="1642"/>
+    <w:next w:val="1642"/>
     <w:uiPriority w:val="39"/>
     <w:unhideWhenUsed/>
     <w:pPr>
@@ -67323,10 +68942,10 @@
       <w:ind/>
     </w:pPr>
   </w:style>
-  <w:style w:type="paragraph" w:styleId="1692">
+  <w:style w:type="paragraph" w:styleId="1694">
     <w:name w:val="toc 2"/>
-    <w:basedOn w:val="1640"/>
-    <w:next w:val="1640"/>
+    <w:basedOn w:val="1642"/>
+    <w:next w:val="1642"/>
     <w:uiPriority w:val="39"/>
     <w:unhideWhenUsed/>
     <w:pPr>
@@ -67335,10 +68954,10 @@
       <w:ind w:left="220"/>
     </w:pPr>
   </w:style>
-  <w:style w:type="paragraph" w:styleId="1693">
+  <w:style w:type="paragraph" w:styleId="1695">
     <w:name w:val="toc 3"/>
-    <w:basedOn w:val="1640"/>
-    <w:next w:val="1640"/>
+    <w:basedOn w:val="1642"/>
+    <w:next w:val="1642"/>
     <w:uiPriority w:val="39"/>
     <w:unhideWhenUsed/>
     <w:pPr>
@@ -67347,10 +68966,10 @@
       <w:ind w:left="440"/>
     </w:pPr>
   </w:style>
-  <w:style w:type="paragraph" w:styleId="1694">
+  <w:style w:type="paragraph" w:styleId="1696">
     <w:name w:val="toc 4"/>
-    <w:basedOn w:val="1640"/>
-    <w:next w:val="1640"/>
+    <w:basedOn w:val="1642"/>
+    <w:next w:val="1642"/>
     <w:uiPriority w:val="39"/>
     <w:unhideWhenUsed/>
     <w:pPr>
@@ -67359,10 +68978,10 @@
       <w:ind w:left="660"/>
     </w:pPr>
   </w:style>
-  <w:style w:type="paragraph" w:styleId="1695">
+  <w:style w:type="paragraph" w:styleId="1697">
     <w:name w:val="toc 5"/>
-    <w:basedOn w:val="1640"/>
-    <w:next w:val="1640"/>
+    <w:basedOn w:val="1642"/>
+    <w:next w:val="1642"/>
     <w:uiPriority w:val="39"/>
     <w:unhideWhenUsed/>
     <w:pPr>
@@ -67371,10 +68990,10 @@
       <w:ind w:left="880"/>
     </w:pPr>
   </w:style>
-  <w:style w:type="paragraph" w:styleId="1696">
+  <w:style w:type="paragraph" w:styleId="1698">
     <w:name w:val="toc 6"/>
-    <w:basedOn w:val="1640"/>
-    <w:next w:val="1640"/>
+    <w:basedOn w:val="1642"/>
+    <w:next w:val="1642"/>
     <w:uiPriority w:val="39"/>
     <w:unhideWhenUsed/>
     <w:pPr>
@@ -67383,10 +69002,10 @@
       <w:ind w:left="1100"/>
     </w:pPr>
   </w:style>
-  <w:style w:type="paragraph" w:styleId="1697">
+  <w:style w:type="paragraph" w:styleId="1699">
     <w:name w:val="toc 7"/>
-    <w:basedOn w:val="1640"/>
-    <w:next w:val="1640"/>
+    <w:basedOn w:val="1642"/>
+    <w:next w:val="1642"/>
     <w:uiPriority w:val="39"/>
     <w:unhideWhenUsed/>
     <w:pPr>
@@ -67395,10 +69014,10 @@
       <w:ind w:left="1320"/>
     </w:pPr>
   </w:style>
-  <w:style w:type="paragraph" w:styleId="1698">
+  <w:style w:type="paragraph" w:styleId="1700">
     <w:name w:val="toc 8"/>
-    <w:basedOn w:val="1640"/>
-    <w:next w:val="1640"/>
+    <w:basedOn w:val="1642"/>
+    <w:next w:val="1642"/>
     <w:uiPriority w:val="39"/>
     <w:unhideWhenUsed/>
     <w:pPr>
@@ -67407,10 +69026,10 @@
       <w:ind w:left="1540"/>
     </w:pPr>
   </w:style>
-  <w:style w:type="paragraph" w:styleId="1699">
+  <w:style w:type="paragraph" w:styleId="1701">
     <w:name w:val="toc 9"/>
-    <w:basedOn w:val="1640"/>
-    <w:next w:val="1640"/>
+    <w:basedOn w:val="1642"/>
+    <w:next w:val="1642"/>
     <w:uiPriority w:val="39"/>
     <w:unhideWhenUsed/>
     <w:pPr>
@@ -67419,9 +69038,9 @@
       <w:ind w:left="1760"/>
     </w:pPr>
   </w:style>
-  <w:style w:type="character" w:styleId="1700">
+  <w:style w:type="character" w:styleId="1702">
     <w:name w:val="Placeholder Text"/>
-    <w:basedOn w:val="1650"/>
+    <w:basedOn w:val="1652"/>
     <w:uiPriority w:val="99"/>
     <w:semiHidden/>
     <w:pPr>
@@ -67433,7 +69052,7 @@
       <w:color w:val="666666"/>
     </w:rPr>
   </w:style>
-  <w:style w:type="paragraph" w:styleId="1701">
+  <w:style w:type="paragraph" w:styleId="1703">
     <w:name w:val="TOC Heading"/>
     <w:uiPriority w:val="39"/>
     <w:unhideWhenUsed/>
@@ -67443,10 +69062,10 @@
       <w:ind/>
     </w:pPr>
   </w:style>
-  <w:style w:type="paragraph" w:styleId="1702">
+  <w:style w:type="paragraph" w:styleId="1704">
     <w:name w:val="table of figures"/>
-    <w:basedOn w:val="1640"/>
-    <w:next w:val="1640"/>
+    <w:basedOn w:val="1642"/>
+    <w:next w:val="1642"/>
     <w:uiPriority w:val="99"/>
     <w:unhideWhenUsed/>
     <w:pPr>

--- a/Makalah_Watson.docx
+++ b/Makalah_Watson.docx
@@ -4,7 +4,7 @@
   <w:body>
     <w:p>
       <w:pPr>
-        <w:pStyle w:val="1011"/>
+        <w:pStyle w:val="1027"/>
         <w:pBdr/>
         <w:spacing w:line="360" w:lineRule="auto"/>
         <w:ind/>
@@ -36,7 +36,7 @@
     </w:p>
     <w:p>
       <w:pPr>
-        <w:pStyle w:val="1011"/>
+        <w:pStyle w:val="1027"/>
         <w:pBdr/>
         <w:spacing w:line="360" w:lineRule="auto"/>
         <w:ind/>
@@ -91,7 +91,7 @@
     </w:p>
     <w:p>
       <w:pPr>
-        <w:pStyle w:val="1011"/>
+        <w:pStyle w:val="1027"/>
         <w:pBdr/>
         <w:spacing w:line="360" w:lineRule="auto"/>
         <w:ind/>
@@ -187,7 +187,7 @@
     </w:p>
     <w:p>
       <w:pPr>
-        <w:pStyle w:val="1011"/>
+        <w:pStyle w:val="1027"/>
         <w:pBdr/>
         <w:spacing w:line="360" w:lineRule="auto"/>
         <w:ind/>
@@ -221,7 +221,7 @@
     </w:p>
     <w:p>
       <w:pPr>
-        <w:pStyle w:val="1011"/>
+        <w:pStyle w:val="1027"/>
         <w:pBdr/>
         <w:spacing w:after="0" w:afterAutospacing="0" w:line="360" w:lineRule="auto"/>
         <w:ind/>
@@ -307,7 +307,7 @@
     </w:p>
     <w:p>
       <w:pPr>
-        <w:pStyle w:val="1011"/>
+        <w:pStyle w:val="1027"/>
         <w:pBdr/>
         <w:spacing w:after="0" w:afterAutospacing="0" w:line="360" w:lineRule="auto"/>
         <w:ind w:right="0" w:firstLine="0" w:left="0"/>
@@ -351,7 +351,7 @@
     </w:p>
     <w:p>
       <w:pPr>
-        <w:pStyle w:val="1011"/>
+        <w:pStyle w:val="1027"/>
         <w:pBdr/>
         <w:spacing w:after="0" w:afterAutospacing="0" w:line="360" w:lineRule="auto"/>
         <w:ind w:right="0" w:firstLine="0" w:left="0"/>
@@ -406,7 +406,7 @@
     </w:p>
     <w:p>
       <w:pPr>
-        <w:pStyle w:val="1011"/>
+        <w:pStyle w:val="1027"/>
         <w:pBdr/>
         <w:spacing w:after="0" w:afterAutospacing="0" w:line="360" w:lineRule="auto"/>
         <w:ind w:right="0" w:firstLine="0" w:left="0"/>
@@ -451,7 +451,7 @@
     </w:p>
     <w:p>
       <w:pPr>
-        <w:pStyle w:val="1011"/>
+        <w:pStyle w:val="1027"/>
         <w:pBdr/>
         <w:spacing w:after="0" w:afterAutospacing="0" w:line="360" w:lineRule="auto"/>
         <w:ind w:right="0" w:firstLine="0" w:left="0"/>
@@ -499,7 +499,7 @@
     </w:p>
     <w:p>
       <w:pPr>
-        <w:pStyle w:val="1011"/>
+        <w:pStyle w:val="1027"/>
         <w:pBdr/>
         <w:spacing w:after="0" w:afterAutospacing="0" w:line="360" w:lineRule="auto"/>
         <w:ind w:right="0" w:firstLine="0" w:left="0"/>
@@ -540,7 +540,7 @@
     </w:p>
     <w:p>
       <w:pPr>
-        <w:pStyle w:val="1011"/>
+        <w:pStyle w:val="1027"/>
         <w:pBdr/>
         <w:spacing w:line="360" w:lineRule="auto"/>
         <w:ind/>
@@ -571,7 +571,7 @@
     </w:p>
     <w:p>
       <w:pPr>
-        <w:pStyle w:val="1011"/>
+        <w:pStyle w:val="1027"/>
         <w:pBdr/>
         <w:spacing w:line="360" w:lineRule="auto"/>
         <w:ind/>
@@ -623,7 +623,7 @@
     </w:p>
     <w:p>
       <w:pPr>
-        <w:pStyle w:val="947"/>
+        <w:pStyle w:val="963"/>
         <w:numPr>
           <w:ilvl w:val="0"/>
           <w:numId w:val="0"/>
@@ -647,7 +647,11 @@
         </w:rPr>
       </w:r>
       <w:bookmarkEnd w:id="1"/>
-      <w:r/>
+      <w:r>
+        <w:rPr>
+          <w14:ligatures w14:val="none"/>
+        </w:rPr>
+      </w:r>
       <w:r>
         <w:rPr>
           <w14:ligatures w14:val="none"/>
@@ -947,7 +951,7 @@
     </w:p>
     <w:p>
       <w:pPr>
-        <w:pStyle w:val="1012"/>
+        <w:pStyle w:val="1028"/>
         <w:pBdr/>
         <w:spacing/>
         <w:ind w:firstLine="0"/>
@@ -979,7 +983,7 @@
     </w:p>
     <w:p>
       <w:pPr>
-        <w:pStyle w:val="1012"/>
+        <w:pStyle w:val="1028"/>
         <w:pBdr/>
         <w:spacing/>
         <w:ind w:firstLine="0" w:left="270"/>
@@ -1017,7 +1021,7 @@
     </w:p>
     <w:p>
       <w:pPr>
-        <w:pStyle w:val="1012"/>
+        <w:pStyle w:val="1028"/>
         <w:pBdr/>
         <w:spacing/>
         <w:ind w:firstLine="0"/>
@@ -1028,7 +1032,7 @@
     </w:p>
     <w:p>
       <w:pPr>
-        <w:pStyle w:val="1012"/>
+        <w:pStyle w:val="1028"/>
         <w:pBdr/>
         <w:spacing/>
         <w:ind w:firstLine="0"/>
@@ -1039,7 +1043,7 @@
     </w:p>
     <w:p>
       <w:pPr>
-        <w:pStyle w:val="1012"/>
+        <w:pStyle w:val="1028"/>
         <w:pBdr/>
         <w:spacing/>
         <w:ind w:firstLine="0"/>
@@ -1086,7 +1090,7 @@
     </w:p>
     <w:p>
       <w:pPr>
-        <w:pStyle w:val="1012"/>
+        <w:pStyle w:val="1028"/>
         <w:pBdr/>
         <w:spacing/>
         <w:ind w:firstLine="0"/>
@@ -1136,7 +1140,7 @@
     </w:p>
     <w:p>
       <w:pPr>
-        <w:pStyle w:val="1012"/>
+        <w:pStyle w:val="1028"/>
         <w:pBdr/>
         <w:spacing/>
         <w:ind w:firstLine="0"/>
@@ -1147,7 +1151,7 @@
     </w:p>
     <w:p>
       <w:pPr>
-        <w:pStyle w:val="1012"/>
+        <w:pStyle w:val="1028"/>
         <w:pBdr/>
         <w:spacing/>
         <w:ind w:firstLine="0"/>
@@ -1200,7 +1204,7 @@
       <w:sdtContent>
         <w:p>
           <w:pPr>
-            <w:pStyle w:val="947"/>
+            <w:pStyle w:val="963"/>
             <w:pBdr/>
             <w:spacing/>
             <w:ind w:right="0" w:firstLine="0" w:left="0"/>
@@ -1224,7 +1228,12 @@
             </w:rPr>
           </w:r>
           <w:bookmarkEnd w:id="2"/>
-          <w:r/>
+          <w:r>
+            <w:rPr>
+              <w:highlight w:val="none"/>
+              <w14:ligatures w14:val="none"/>
+            </w:rPr>
+          </w:r>
           <w:r>
             <w:rPr>
               <w:highlight w:val="none"/>
@@ -1234,7 +1243,7 @@
         </w:p>
         <w:p>
           <w:pPr>
-            <w:pStyle w:val="994"/>
+            <w:pStyle w:val="1010"/>
             <w:pBdr/>
             <w:tabs>
               <w:tab w:val="right" w:leader="dot" w:pos="7931"/>
@@ -1273,18 +1282,18 @@
           <w:hyperlink w:tooltip="#_Toc1" w:anchor="_Toc1" w:history="1">
             <w:r>
               <w:rPr>
-                <w:rStyle w:val="992"/>
+                <w:rStyle w:val="1008"/>
               </w:rPr>
             </w:r>
             <w:r>
               <w:rPr>
-                <w:rStyle w:val="992"/>
+                <w:rStyle w:val="1008"/>
               </w:rPr>
               <w:t xml:space="preserve">KATA PENGANTAR</w:t>
             </w:r>
             <w:r>
               <w:rPr>
-                <w:rStyle w:val="992"/>
+                <w:rStyle w:val="1008"/>
                 <w14:ligatures w14:val="none"/>
               </w:rPr>
             </w:r>
@@ -1304,10 +1313,15 @@
               <w14:ligatures w14:val="none"/>
             </w:rPr>
           </w:r>
+          <w:r>
+            <w:rPr>
+              <w14:ligatures w14:val="none"/>
+            </w:rPr>
+          </w:r>
         </w:p>
         <w:p>
           <w:pPr>
-            <w:pStyle w:val="994"/>
+            <w:pStyle w:val="1010"/>
             <w:pBdr/>
             <w:tabs>
               <w:tab w:val="right" w:leader="dot" w:pos="7931"/>
@@ -1319,22 +1333,23 @@
               <w14:ligatures w14:val="none"/>
             </w:rPr>
           </w:pPr>
+          <w:r/>
           <w:hyperlink w:tooltip="#_Toc2" w:anchor="_Toc2" w:history="1">
             <w:r>
               <w:rPr>
-                <w:rStyle w:val="992"/>
+                <w:rStyle w:val="1008"/>
               </w:rPr>
             </w:r>
             <w:r>
               <w:rPr>
-                <w:rStyle w:val="992"/>
+                <w:rStyle w:val="1008"/>
                 <w:highlight w:val="none"/>
               </w:rPr>
               <w:t xml:space="preserve">DAFTAR ISI</w:t>
             </w:r>
             <w:r>
               <w:rPr>
-                <w:rStyle w:val="992"/>
+                <w:rStyle w:val="1008"/>
                 <w:highlight w:val="none"/>
                 <w14:ligatures w14:val="none"/>
               </w:rPr>
@@ -1356,10 +1371,16 @@
               <w14:ligatures w14:val="none"/>
             </w:rPr>
           </w:r>
+          <w:r>
+            <w:rPr>
+              <w:highlight w:val="none"/>
+              <w14:ligatures w14:val="none"/>
+            </w:rPr>
+          </w:r>
         </w:p>
         <w:p>
           <w:pPr>
-            <w:pStyle w:val="994"/>
+            <w:pStyle w:val="1010"/>
             <w:pBdr/>
             <w:tabs>
               <w:tab w:val="right" w:leader="dot" w:pos="7931"/>
@@ -1370,22 +1391,23 @@
               <w14:ligatures w14:val="none"/>
             </w:rPr>
           </w:pPr>
+          <w:r/>
           <w:hyperlink w:tooltip="#_Toc3" w:anchor="_Toc3" w:history="1">
             <w:r>
               <w:rPr>
-                <w:rStyle w:val="992"/>
+                <w:rStyle w:val="1008"/>
               </w:rPr>
             </w:r>
             <w:r>
               <w:rPr>
-                <w:rStyle w:val="992"/>
+                <w:rStyle w:val="1008"/>
                 <w:highlight w:val="none"/>
               </w:rPr>
               <w:t xml:space="preserve">BAB I PENDAHULUAN</w:t>
             </w:r>
             <w:r>
               <w:rPr>
-                <w:rStyle w:val="992"/>
+                <w:rStyle w:val="1008"/>
                 <w14:ligatures w14:val="none"/>
               </w:rPr>
             </w:r>
@@ -1405,10 +1427,15 @@
               <w14:ligatures w14:val="none"/>
             </w:rPr>
           </w:r>
+          <w:r>
+            <w:rPr>
+              <w14:ligatures w14:val="none"/>
+            </w:rPr>
+          </w:r>
         </w:p>
         <w:p>
           <w:pPr>
-            <w:pStyle w:val="995"/>
+            <w:pStyle w:val="1011"/>
             <w:suppressLineNumbers w:val="false"/>
             <w:pBdr/>
             <w:tabs>
@@ -1421,6 +1448,7 @@
               <w14:ligatures w14:val="none"/>
             </w:rPr>
           </w:pPr>
+          <w:r/>
           <w:hyperlink w:tooltip="#_Toc4" w:anchor="_Toc4" w:history="1">
             <w:r>
               <w:rPr>
@@ -1433,18 +1461,18 @@
             </w:r>
             <w:r>
               <w:rPr>
-                <w:rStyle w:val="992"/>
+                <w:rStyle w:val="1008"/>
               </w:rPr>
             </w:r>
             <w:r>
               <w:rPr>
-                <w:rStyle w:val="992"/>
+                <w:rStyle w:val="1008"/>
               </w:rPr>
               <w:t xml:space="preserve">Latar Belakang </w:t>
             </w:r>
             <w:r>
               <w:rPr>
-                <w:rStyle w:val="992"/>
+                <w:rStyle w:val="1008"/>
                 <w14:ligatures w14:val="none"/>
               </w:rPr>
             </w:r>
@@ -1464,10 +1492,15 @@
               <w14:ligatures w14:val="none"/>
             </w:rPr>
           </w:r>
+          <w:r>
+            <w:rPr>
+              <w14:ligatures w14:val="none"/>
+            </w:rPr>
+          </w:r>
         </w:p>
         <w:p>
           <w:pPr>
-            <w:pStyle w:val="995"/>
+            <w:pStyle w:val="1011"/>
             <w:pBdr/>
             <w:tabs>
               <w:tab w:val="left" w:leader="none" w:pos="1701"/>
@@ -1482,6 +1515,7 @@
               <w14:ligatures w14:val="none"/>
             </w:rPr>
           </w:pPr>
+          <w:r/>
           <w:hyperlink w:tooltip="#_Toc5" w:anchor="_Toc5" w:history="1">
             <w:r>
               <w:rPr>
@@ -1494,12 +1528,12 @@
             </w:r>
             <w:r>
               <w:rPr>
-                <w:rStyle w:val="992"/>
+                <w:rStyle w:val="1008"/>
               </w:rPr>
             </w:r>
             <w:r>
               <w:rPr>
-                <w:rStyle w:val="992"/>
+                <w:rStyle w:val="1008"/>
                 <w:i w:val="0"/>
                 <w:iCs w:val="0"/>
                 <w:highlight w:val="none"/>
@@ -1508,7 +1542,7 @@
             </w:r>
             <w:r>
               <w:rPr>
-                <w:rStyle w:val="992"/>
+                <w:rStyle w:val="1008"/>
                 <w:bCs w:val="0"/>
                 <w:i w:val="0"/>
                 <w:highlight w:val="none"/>
@@ -1534,10 +1568,18 @@
               <w14:ligatures w14:val="none"/>
             </w:rPr>
           </w:r>
+          <w:r>
+            <w:rPr>
+              <w:bCs w:val="0"/>
+              <w:i w:val="0"/>
+              <w:highlight w:val="none"/>
+              <w14:ligatures w14:val="none"/>
+            </w:rPr>
+          </w:r>
         </w:p>
         <w:p>
           <w:pPr>
-            <w:pStyle w:val="995"/>
+            <w:pStyle w:val="1011"/>
             <w:pBdr/>
             <w:tabs>
               <w:tab w:val="left" w:leader="none" w:pos="1701"/>
@@ -1547,6 +1589,7 @@
             <w:ind/>
             <w:rPr/>
           </w:pPr>
+          <w:r/>
           <w:hyperlink w:tooltip="#_Toc6" w:anchor="_Toc6" w:history="1">
             <w:r>
               <w:rPr>
@@ -1559,12 +1602,12 @@
             </w:r>
             <w:r>
               <w:rPr>
-                <w:rStyle w:val="992"/>
+                <w:rStyle w:val="1008"/>
               </w:rPr>
             </w:r>
             <w:r>
               <w:rPr>
-                <w:rStyle w:val="992"/>
+                <w:rStyle w:val="1008"/>
                 <w:i w:val="0"/>
                 <w:iCs w:val="0"/>
                 <w:highlight w:val="none"/>
@@ -1573,7 +1616,7 @@
             </w:r>
             <w:r>
               <w:rPr>
-                <w:rStyle w:val="992"/>
+                <w:rStyle w:val="1008"/>
               </w:rPr>
             </w:r>
             <w:r>
@@ -1588,10 +1631,11 @@
             </w:r>
           </w:hyperlink>
           <w:r/>
+          <w:r/>
         </w:p>
         <w:p>
           <w:pPr>
-            <w:pStyle w:val="994"/>
+            <w:pStyle w:val="1010"/>
             <w:pBdr/>
             <w:tabs>
               <w:tab w:val="right" w:leader="dot" w:pos="7931"/>
@@ -1600,15 +1644,16 @@
             <w:ind/>
             <w:rPr/>
           </w:pPr>
+          <w:r/>
           <w:hyperlink w:tooltip="#_Toc7" w:anchor="_Toc7" w:history="1">
             <w:r>
               <w:rPr>
-                <w:rStyle w:val="992"/>
+                <w:rStyle w:val="1008"/>
               </w:rPr>
             </w:r>
             <w:r>
               <w:rPr>
-                <w:rStyle w:val="992"/>
+                <w:rStyle w:val="1008"/>
                 <w:i w:val="0"/>
                 <w:iCs w:val="0"/>
                 <w:highlight w:val="none"/>
@@ -1617,7 +1662,7 @@
             </w:r>
             <w:r>
               <w:rPr>
-                <w:rStyle w:val="992"/>
+                <w:rStyle w:val="1008"/>
               </w:rPr>
             </w:r>
             <w:r>
@@ -1632,10 +1677,11 @@
             </w:r>
           </w:hyperlink>
           <w:r/>
+          <w:r/>
         </w:p>
         <w:p>
           <w:pPr>
-            <w:pStyle w:val="995"/>
+            <w:pStyle w:val="1011"/>
             <w:pBdr/>
             <w:tabs>
               <w:tab w:val="left" w:leader="none" w:pos="1701"/>
@@ -1645,6 +1691,7 @@
             <w:ind/>
             <w:rPr/>
           </w:pPr>
+          <w:r/>
           <w:hyperlink w:tooltip="#_Toc8" w:anchor="_Toc8" w:history="1">
             <w:r>
               <w:rPr>
@@ -1657,12 +1704,12 @@
             </w:r>
             <w:r>
               <w:rPr>
-                <w:rStyle w:val="992"/>
+                <w:rStyle w:val="1008"/>
               </w:rPr>
             </w:r>
             <w:r>
               <w:rPr>
-                <w:rStyle w:val="992"/>
+                <w:rStyle w:val="1008"/>
                 <w:i w:val="0"/>
                 <w:iCs w:val="0"/>
                 <w:highlight w:val="none"/>
@@ -1671,7 +1718,7 @@
             </w:r>
             <w:r>
               <w:rPr>
-                <w:rStyle w:val="992"/>
+                <w:rStyle w:val="1008"/>
               </w:rPr>
             </w:r>
             <w:r>
@@ -1686,10 +1733,11 @@
             </w:r>
           </w:hyperlink>
           <w:r/>
+          <w:r/>
         </w:p>
         <w:p>
           <w:pPr>
-            <w:pStyle w:val="996"/>
+            <w:pStyle w:val="1012"/>
             <w:pBdr/>
             <w:tabs>
               <w:tab w:val="left" w:leader="none" w:pos="1984"/>
@@ -1702,6 +1750,7 @@
               <w14:ligatures w14:val="none"/>
             </w:rPr>
           </w:pPr>
+          <w:r/>
           <w:hyperlink w:tooltip="#_Toc9" w:anchor="_Toc9" w:history="1">
             <w:r>
               <w:rPr>
@@ -1714,19 +1763,19 @@
             </w:r>
             <w:r>
               <w:rPr>
-                <w:rStyle w:val="992"/>
+                <w:rStyle w:val="1008"/>
               </w:rPr>
             </w:r>
             <w:r>
               <w:rPr>
-                <w:rStyle w:val="992"/>
+                <w:rStyle w:val="1008"/>
                 <w:highlight w:val="none"/>
               </w:rPr>
               <w:t xml:space="preserve">Cross Site Scripting (XSS)</w:t>
             </w:r>
             <w:r>
               <w:rPr>
-                <w:rStyle w:val="992"/>
+                <w:rStyle w:val="1008"/>
                 <w:highlight w:val="none"/>
                 <w14:ligatures w14:val="none"/>
               </w:rPr>
@@ -1748,10 +1797,16 @@
               <w14:ligatures w14:val="none"/>
             </w:rPr>
           </w:r>
+          <w:r>
+            <w:rPr>
+              <w:highlight w:val="none"/>
+              <w14:ligatures w14:val="none"/>
+            </w:rPr>
+          </w:r>
         </w:p>
         <w:p>
           <w:pPr>
-            <w:pStyle w:val="996"/>
+            <w:pStyle w:val="1012"/>
             <w:pBdr/>
             <w:tabs>
               <w:tab w:val="left" w:leader="none" w:pos="1984"/>
@@ -1761,6 +1816,7 @@
             <w:ind/>
             <w:rPr/>
           </w:pPr>
+          <w:r/>
           <w:hyperlink w:tooltip="#_Toc10" w:anchor="_Toc10" w:history="1">
             <w:r>
               <w:rPr>
@@ -1773,12 +1829,12 @@
             </w:r>
             <w:r>
               <w:rPr>
-                <w:rStyle w:val="992"/>
+                <w:rStyle w:val="1008"/>
               </w:rPr>
             </w:r>
             <w:r>
               <w:rPr>
-                <w:rStyle w:val="992"/>
+                <w:rStyle w:val="1008"/>
                 <w:i w:val="0"/>
                 <w:iCs w:val="0"/>
                 <w:highlight w:val="none"/>
@@ -1787,7 +1843,7 @@
             </w:r>
             <w:r>
               <w:rPr>
-                <w:rStyle w:val="992"/>
+                <w:rStyle w:val="1008"/>
               </w:rPr>
             </w:r>
             <w:r>
@@ -1802,10 +1858,11 @@
             </w:r>
           </w:hyperlink>
           <w:r/>
+          <w:r/>
         </w:p>
         <w:p>
           <w:pPr>
-            <w:pStyle w:val="996"/>
+            <w:pStyle w:val="1012"/>
             <w:pBdr/>
             <w:tabs>
               <w:tab w:val="left" w:leader="none" w:pos="1984"/>
@@ -1815,6 +1872,7 @@
             <w:ind/>
             <w:rPr/>
           </w:pPr>
+          <w:r/>
           <w:hyperlink w:tooltip="#_Toc11" w:anchor="_Toc11" w:history="1">
             <w:r>
               <w:rPr>
@@ -1827,12 +1885,12 @@
             </w:r>
             <w:r>
               <w:rPr>
-                <w:rStyle w:val="992"/>
+                <w:rStyle w:val="1008"/>
               </w:rPr>
             </w:r>
             <w:r>
               <w:rPr>
-                <w:rStyle w:val="992"/>
+                <w:rStyle w:val="1008"/>
                 <w:i w:val="0"/>
                 <w:iCs w:val="0"/>
                 <w:highlight w:val="none"/>
@@ -1841,7 +1899,7 @@
             </w:r>
             <w:r>
               <w:rPr>
-                <w:rStyle w:val="992"/>
+                <w:rStyle w:val="1008"/>
               </w:rPr>
             </w:r>
             <w:r>
@@ -1856,10 +1914,11 @@
             </w:r>
           </w:hyperlink>
           <w:r/>
+          <w:r/>
         </w:p>
         <w:p>
           <w:pPr>
-            <w:pStyle w:val="996"/>
+            <w:pStyle w:val="1012"/>
             <w:pBdr/>
             <w:tabs>
               <w:tab w:val="left" w:leader="none" w:pos="1984"/>
@@ -1869,6 +1928,7 @@
             <w:ind/>
             <w:rPr/>
           </w:pPr>
+          <w:r/>
           <w:hyperlink w:tooltip="#_Toc12" w:anchor="_Toc12" w:history="1">
             <w:r>
               <w:rPr>
@@ -1881,12 +1941,12 @@
             </w:r>
             <w:r>
               <w:rPr>
-                <w:rStyle w:val="992"/>
+                <w:rStyle w:val="1008"/>
               </w:rPr>
             </w:r>
             <w:r>
               <w:rPr>
-                <w:rStyle w:val="992"/>
+                <w:rStyle w:val="1008"/>
                 <w:i w:val="0"/>
                 <w:iCs w:val="0"/>
                 <w:highlight w:val="none"/>
@@ -1895,7 +1955,7 @@
             </w:r>
             <w:r>
               <w:rPr>
-                <w:rStyle w:val="992"/>
+                <w:rStyle w:val="1008"/>
               </w:rPr>
             </w:r>
             <w:r>
@@ -1910,10 +1970,11 @@
             </w:r>
           </w:hyperlink>
           <w:r/>
+          <w:r/>
         </w:p>
         <w:p>
           <w:pPr>
-            <w:pStyle w:val="996"/>
+            <w:pStyle w:val="1012"/>
             <w:pBdr/>
             <w:tabs>
               <w:tab w:val="left" w:leader="none" w:pos="1984"/>
@@ -1923,6 +1984,7 @@
             <w:ind/>
             <w:rPr/>
           </w:pPr>
+          <w:r/>
           <w:hyperlink w:tooltip="#_Toc13" w:anchor="_Toc13" w:history="1">
             <w:r>
               <w:rPr>
@@ -1935,12 +1997,12 @@
             </w:r>
             <w:r>
               <w:rPr>
-                <w:rStyle w:val="992"/>
+                <w:rStyle w:val="1008"/>
               </w:rPr>
             </w:r>
             <w:r>
               <w:rPr>
-                <w:rStyle w:val="992"/>
+                <w:rStyle w:val="1008"/>
                 <w:i w:val="0"/>
                 <w:iCs w:val="0"/>
                 <w:highlight w:val="none"/>
@@ -1949,7 +2011,7 @@
             </w:r>
             <w:r>
               <w:rPr>
-                <w:rStyle w:val="992"/>
+                <w:rStyle w:val="1008"/>
               </w:rPr>
             </w:r>
             <w:r>
@@ -1964,10 +2026,11 @@
             </w:r>
           </w:hyperlink>
           <w:r/>
+          <w:r/>
         </w:p>
         <w:p>
           <w:pPr>
-            <w:pStyle w:val="995"/>
+            <w:pStyle w:val="1011"/>
             <w:pBdr/>
             <w:tabs>
               <w:tab w:val="left" w:leader="none" w:pos="1701"/>
@@ -1977,6 +2040,7 @@
             <w:ind/>
             <w:rPr/>
           </w:pPr>
+          <w:r/>
           <w:hyperlink w:tooltip="#_Toc14" w:anchor="_Toc14" w:history="1">
             <w:r>
               <w:rPr>
@@ -1989,18 +2053,18 @@
             </w:r>
             <w:r>
               <w:rPr>
-                <w:rStyle w:val="992"/>
+                <w:rStyle w:val="1008"/>
               </w:rPr>
             </w:r>
             <w:r>
               <w:rPr>
-                <w:rStyle w:val="992"/>
+                <w:rStyle w:val="1008"/>
               </w:rPr>
               <w:t xml:space="preserve">Contoh Kasus Serangan Data dan Informasi</w:t>
             </w:r>
             <w:r>
               <w:rPr>
-                <w:rStyle w:val="992"/>
+                <w:rStyle w:val="1008"/>
               </w:rPr>
             </w:r>
             <w:r>
@@ -2015,10 +2079,11 @@
             </w:r>
           </w:hyperlink>
           <w:r/>
+          <w:r/>
         </w:p>
         <w:p>
           <w:pPr>
-            <w:pStyle w:val="996"/>
+            <w:pStyle w:val="1012"/>
             <w:pBdr/>
             <w:tabs>
               <w:tab w:val="left" w:leader="none" w:pos="1984"/>
@@ -2030,6 +2095,7 @@
               <w14:ligatures w14:val="none"/>
             </w:rPr>
           </w:pPr>
+          <w:r/>
           <w:hyperlink w:tooltip="#_Toc15" w:anchor="_Toc15" w:history="1">
             <w:r>
               <w:rPr>
@@ -2042,18 +2108,18 @@
             </w:r>
             <w:r>
               <w:rPr>
-                <w:rStyle w:val="992"/>
+                <w:rStyle w:val="1008"/>
               </w:rPr>
             </w:r>
             <w:r>
               <w:rPr>
-                <w:rStyle w:val="992"/>
+                <w:rStyle w:val="1008"/>
               </w:rPr>
               <w:t xml:space="preserve">(Contoh Kasus XSS)</w:t>
             </w:r>
             <w:r>
               <w:rPr>
-                <w:rStyle w:val="992"/>
+                <w:rStyle w:val="1008"/>
                 <w14:ligatures w14:val="none"/>
               </w:rPr>
             </w:r>
@@ -2073,10 +2139,15 @@
               <w14:ligatures w14:val="none"/>
             </w:rPr>
           </w:r>
+          <w:r>
+            <w:rPr>
+              <w14:ligatures w14:val="none"/>
+            </w:rPr>
+          </w:r>
         </w:p>
         <w:p>
           <w:pPr>
-            <w:pStyle w:val="996"/>
+            <w:pStyle w:val="1012"/>
             <w:pBdr/>
             <w:tabs>
               <w:tab w:val="left" w:leader="none" w:pos="1984"/>
@@ -2086,6 +2157,7 @@
             <w:ind/>
             <w:rPr/>
           </w:pPr>
+          <w:r/>
           <w:hyperlink w:tooltip="#_Toc16" w:anchor="_Toc16" w:history="1">
             <w:r>
               <w:rPr>
@@ -2098,18 +2170,18 @@
             </w:r>
             <w:r>
               <w:rPr>
-                <w:rStyle w:val="992"/>
+                <w:rStyle w:val="1008"/>
               </w:rPr>
             </w:r>
             <w:r>
               <w:rPr>
-                <w:rStyle w:val="992"/>
+                <w:rStyle w:val="1008"/>
               </w:rPr>
               <w:t xml:space="preserve">(Contoh Kasus Social Engineering)</w:t>
             </w:r>
             <w:r>
               <w:rPr>
-                <w:rStyle w:val="992"/>
+                <w:rStyle w:val="1008"/>
               </w:rPr>
             </w:r>
             <w:r>
@@ -2124,10 +2196,11 @@
             </w:r>
           </w:hyperlink>
           <w:r/>
+          <w:r/>
         </w:p>
         <w:p>
           <w:pPr>
-            <w:pStyle w:val="996"/>
+            <w:pStyle w:val="1012"/>
             <w:pBdr/>
             <w:tabs>
               <w:tab w:val="left" w:leader="none" w:pos="1984"/>
@@ -2137,6 +2210,7 @@
             <w:ind/>
             <w:rPr/>
           </w:pPr>
+          <w:r/>
           <w:hyperlink w:tooltip="#_Toc17" w:anchor="_Toc17" w:history="1">
             <w:r>
               <w:rPr>
@@ -2149,18 +2223,18 @@
             </w:r>
             <w:r>
               <w:rPr>
-                <w:rStyle w:val="992"/>
+                <w:rStyle w:val="1008"/>
               </w:rPr>
             </w:r>
             <w:r>
               <w:rPr>
-                <w:rStyle w:val="992"/>
+                <w:rStyle w:val="1008"/>
               </w:rPr>
               <w:t xml:space="preserve">(Contoh Kasus SQL Injection)</w:t>
             </w:r>
             <w:r>
               <w:rPr>
-                <w:rStyle w:val="992"/>
+                <w:rStyle w:val="1008"/>
               </w:rPr>
             </w:r>
             <w:r>
@@ -2175,10 +2249,11 @@
             </w:r>
           </w:hyperlink>
           <w:r/>
+          <w:r/>
         </w:p>
         <w:p>
           <w:pPr>
-            <w:pStyle w:val="996"/>
+            <w:pStyle w:val="1012"/>
             <w:pBdr/>
             <w:tabs>
               <w:tab w:val="left" w:leader="none" w:pos="1984"/>
@@ -2188,6 +2263,7 @@
             <w:ind/>
             <w:rPr/>
           </w:pPr>
+          <w:r/>
           <w:hyperlink w:tooltip="#_Toc18" w:anchor="_Toc18" w:history="1">
             <w:r>
               <w:rPr>
@@ -2200,18 +2276,18 @@
             </w:r>
             <w:r>
               <w:rPr>
-                <w:rStyle w:val="992"/>
+                <w:rStyle w:val="1008"/>
               </w:rPr>
             </w:r>
             <w:r>
               <w:rPr>
-                <w:rStyle w:val="992"/>
+                <w:rStyle w:val="1008"/>
               </w:rPr>
               <w:t xml:space="preserve">(Contoh Kasus DDoS)</w:t>
             </w:r>
             <w:r>
               <w:rPr>
-                <w:rStyle w:val="992"/>
+                <w:rStyle w:val="1008"/>
               </w:rPr>
             </w:r>
             <w:r>
@@ -2226,10 +2302,11 @@
             </w:r>
           </w:hyperlink>
           <w:r/>
+          <w:r/>
         </w:p>
         <w:p>
           <w:pPr>
-            <w:pStyle w:val="996"/>
+            <w:pStyle w:val="1012"/>
             <w:pBdr/>
             <w:tabs>
               <w:tab w:val="left" w:leader="none" w:pos="1984"/>
@@ -2239,6 +2316,7 @@
             <w:ind/>
             <w:rPr/>
           </w:pPr>
+          <w:r/>
           <w:hyperlink w:tooltip="#_Toc19" w:anchor="_Toc19" w:history="1">
             <w:r>
               <w:rPr>
@@ -2251,18 +2329,18 @@
             </w:r>
             <w:r>
               <w:rPr>
-                <w:rStyle w:val="992"/>
+                <w:rStyle w:val="1008"/>
               </w:rPr>
             </w:r>
             <w:r>
               <w:rPr>
-                <w:rStyle w:val="992"/>
+                <w:rStyle w:val="1008"/>
               </w:rPr>
               <w:t xml:space="preserve">(Contoh Kasus Man in the Middle) [Lovescam probably?]</w:t>
             </w:r>
             <w:r>
               <w:rPr>
-                <w:rStyle w:val="992"/>
+                <w:rStyle w:val="1008"/>
               </w:rPr>
             </w:r>
             <w:r>
@@ -2277,6 +2355,7 @@
             </w:r>
           </w:hyperlink>
           <w:r/>
+          <w:r/>
         </w:p>
         <w:p>
           <w:pPr>
@@ -2290,7 +2369,6 @@
               <w:highlight w:val="none"/>
             </w:rPr>
           </w:pPr>
-          <w:r/>
           <w:r>
             <w:fldChar w:fldCharType="end"/>
           </w:r>
@@ -2302,13 +2380,20 @@
               <w:highlight w:val="none"/>
             </w:rPr>
           </w:r>
-          <w:r/>
+          <w:r>
+            <w:rPr>
+              <w:rFonts w:ascii="Times New Roman" w:hAnsi="Times New Roman" w:eastAsia="Times New Roman" w:cs="Times New Roman"/>
+              <w:sz w:val="24"/>
+              <w:szCs w:val="24"/>
+              <w:highlight w:val="none"/>
+            </w:rPr>
+          </w:r>
         </w:p>
       </w:sdtContent>
     </w:sdt>
     <w:p>
       <w:pPr>
-        <w:pStyle w:val="947"/>
+        <w:pStyle w:val="963"/>
         <w:pBdr/>
         <w:spacing/>
         <w:ind/>
@@ -2358,7 +2443,7 @@
     </w:p>
     <w:p>
       <w:pPr>
-        <w:pStyle w:val="947"/>
+        <w:pStyle w:val="963"/>
         <w:pBdr/>
         <w:spacing/>
         <w:ind w:right="0" w:firstLine="0" w:left="0"/>
@@ -2383,7 +2468,11 @@
         </w:rPr>
       </w:r>
       <w:bookmarkEnd w:id="3"/>
-      <w:r/>
+      <w:r>
+        <w:rPr>
+          <w14:ligatures w14:val="none"/>
+        </w:rPr>
+      </w:r>
       <w:r>
         <w:rPr>
           <w14:ligatures w14:val="none"/>
@@ -2392,7 +2481,7 @@
     </w:p>
     <w:p>
       <w:pPr>
-        <w:pStyle w:val="948"/>
+        <w:pStyle w:val="964"/>
         <w:numPr>
           <w:ilvl w:val="0"/>
           <w:numId w:val="2"/>
@@ -2416,7 +2505,11 @@
         </w:rPr>
       </w:r>
       <w:bookmarkEnd w:id="4"/>
-      <w:r/>
+      <w:r>
+        <w:rPr>
+          <w14:ligatures w14:val="none"/>
+        </w:rPr>
+      </w:r>
       <w:r>
         <w:rPr>
           <w14:ligatures w14:val="none"/>
@@ -2609,7 +2702,7 @@
     </w:p>
     <w:p>
       <w:pPr>
-        <w:pStyle w:val="948"/>
+        <w:pStyle w:val="964"/>
         <w:numPr>
           <w:ilvl w:val="0"/>
           <w:numId w:val="2"/>
@@ -2643,7 +2736,14 @@
         </w:rPr>
       </w:r>
       <w:bookmarkEnd w:id="5"/>
-      <w:r/>
+      <w:r>
+        <w:rPr>
+          <w:bCs w:val="0"/>
+          <w:i w:val="0"/>
+          <w:highlight w:val="none"/>
+          <w14:ligatures w14:val="none"/>
+        </w:rPr>
+      </w:r>
       <w:r>
         <w:rPr>
           <w:bCs w:val="0"/>
@@ -2655,7 +2755,7 @@
     </w:p>
     <w:p>
       <w:pPr>
-        <w:pStyle w:val="1010"/>
+        <w:pStyle w:val="1026"/>
         <w:numPr>
           <w:ilvl w:val="0"/>
           <w:numId w:val="4"/>
@@ -2684,7 +2784,7 @@
     </w:p>
     <w:p>
       <w:pPr>
-        <w:pStyle w:val="1010"/>
+        <w:pStyle w:val="1026"/>
         <w:numPr>
           <w:ilvl w:val="0"/>
           <w:numId w:val="4"/>
@@ -2700,13 +2800,13 @@
           <w:iCs w:val="0"/>
           <w:highlight w:val="none"/>
         </w:rPr>
-        <w:t xml:space="preserve">Bagaimana metode untuk mencegah, mremitigasi, dan meminilasi dampak negatif dari serangah tersebut.</w:t>
+        <w:t xml:space="preserve">Bagaimana metode untuk mencegah, memitigasi, dan mengatasi dampak negatif dari serangan tersebut.</w:t>
       </w:r>
       <w:r/>
     </w:p>
     <w:p>
       <w:pPr>
-        <w:pStyle w:val="1010"/>
+        <w:pStyle w:val="1026"/>
         <w:numPr>
           <w:ilvl w:val="0"/>
           <w:numId w:val="4"/>
@@ -2722,7 +2822,7 @@
           <w:iCs w:val="0"/>
           <w:highlight w:val="none"/>
         </w:rPr>
-        <w:t xml:space="preserve">Bagimana perkembangan keamanan data dan informasi dalam era perkembangan teknologi AI dan </w:t>
+        <w:t xml:space="preserve">Bagaimana perkembangan keamanan data dan informasi dalam era perkembangan teknologi AI dan </w:t>
       </w:r>
       <w:r>
         <w:rPr>
@@ -2744,7 +2844,7 @@
     </w:p>
     <w:p>
       <w:pPr>
-        <w:pStyle w:val="948"/>
+        <w:pStyle w:val="964"/>
         <w:numPr>
           <w:ilvl w:val="0"/>
           <w:numId w:val="2"/>
@@ -2764,14 +2864,13 @@
         </w:rPr>
         <w:t xml:space="preserve">Tujuan Pembahasan</w:t>
       </w:r>
-      <w:r/>
       <w:bookmarkEnd w:id="6"/>
       <w:r/>
       <w:r/>
     </w:p>
     <w:p>
       <w:pPr>
-        <w:pStyle w:val="1010"/>
+        <w:pStyle w:val="1026"/>
         <w:numPr>
           <w:ilvl w:val="0"/>
           <w:numId w:val="6"/>
@@ -2793,7 +2892,7 @@
     </w:p>
     <w:p>
       <w:pPr>
-        <w:pStyle w:val="1010"/>
+        <w:pStyle w:val="1026"/>
         <w:numPr>
           <w:ilvl w:val="0"/>
           <w:numId w:val="6"/>
@@ -2815,7 +2914,7 @@
     </w:p>
     <w:p>
       <w:pPr>
-        <w:pStyle w:val="1010"/>
+        <w:pStyle w:val="1026"/>
         <w:numPr>
           <w:ilvl w:val="0"/>
           <w:numId w:val="6"/>
@@ -2847,7 +2946,7 @@
           <w:iCs w:val="0"/>
           <w:highlight w:val="none"/>
         </w:rPr>
-        <w:t xml:space="preserve">Melihat bagaimana keamanan data dan informasi berkembang seiring dengan perkembangan teknologi lainya</w:t>
+        <w:t xml:space="preserve">Melihat bagaimana keamanan data dan informasi berkembang seiring dengan perkembangan teknologi lainnya</w:t>
       </w:r>
       <w:r>
         <w:rPr>
@@ -2886,7 +2985,7 @@
     </w:p>
     <w:p>
       <w:pPr>
-        <w:pStyle w:val="947"/>
+        <w:pStyle w:val="963"/>
         <w:pBdr/>
         <w:spacing/>
         <w:ind/>
@@ -2904,14 +3003,13 @@
         <w:br/>
         <w:t xml:space="preserve">PEMBAHASAN</w:t>
       </w:r>
-      <w:r/>
       <w:bookmarkEnd w:id="7"/>
       <w:r/>
       <w:r/>
     </w:p>
     <w:p>
       <w:pPr>
-        <w:pStyle w:val="948"/>
+        <w:pStyle w:val="964"/>
         <w:numPr>
           <w:ilvl w:val="0"/>
           <w:numId w:val="7"/>
@@ -2931,7 +3029,6 @@
         </w:rPr>
         <w:t xml:space="preserve">Keamanan Data dan Informasi</w:t>
       </w:r>
-      <w:r/>
       <w:bookmarkEnd w:id="8"/>
       <w:r/>
       <w:r/>
@@ -3033,7 +3130,7 @@
     </w:p>
     <w:p>
       <w:pPr>
-        <w:pStyle w:val="1010"/>
+        <w:pStyle w:val="1026"/>
         <w:numPr>
           <w:ilvl w:val="0"/>
           <w:numId w:val="7"/>
@@ -3075,7 +3172,7 @@
     </w:p>
     <w:p>
       <w:pPr>
-        <w:pStyle w:val="949"/>
+        <w:pStyle w:val="965"/>
         <w:numPr>
           <w:ilvl w:val="0"/>
           <w:numId w:val="10"/>
@@ -3103,7 +3200,12 @@
         </w:rPr>
       </w:r>
       <w:bookmarkEnd w:id="9"/>
-      <w:r/>
+      <w:r>
+        <w:rPr>
+          <w:highlight w:val="none"/>
+          <w14:ligatures w14:val="none"/>
+        </w:rPr>
+      </w:r>
       <w:r>
         <w:rPr>
           <w:highlight w:val="none"/>
@@ -3116,7 +3218,9 @@
         <w:pBdr/>
         <w:spacing/>
         <w:ind w:right="0" w:firstLine="720" w:left="1440"/>
-        <w:rPr/>
+        <w:rPr>
+          <w:highlight w:val="none"/>
+        </w:rPr>
       </w:pPr>
       <w:r>
         <w:rPr>
@@ -3128,7 +3232,98 @@
         <w:rPr>
           <w:highlight w:val="none"/>
         </w:rPr>
-        <w:t xml:space="preserve">ross-Site-Scripting (XSS) adalah metode serangan yang memanfaatkan masukan pengguna yang tidak diverifikasi untuk menjalankan skrip berbahaya di lingkungan peramban korban, yang dapat mengakibatkan pencurian cookie sesi atau manipulasi Document Object Model (DOM). Sebuah tesis da</w:t>
+        <w:t xml:space="preserve">ross-Site-Scripting (XSS</w:t>
+      </w:r>
+      <w:r>
+        <w:rPr>
+          <w:highlight w:val="none"/>
+        </w:rPr>
+        <w:t xml:space="preserve">) adalah metode serangan yang memanfaatkan masukan pengguna yang tidak diverifikasi untuk menjalankan skrip berbahaya di lingkungan perangkat korban, yang dapat mengakibatkan pencurian cookie sesi atau manipulasi Document Object Model (DOM). </w:t>
+      </w:r>
+      <w:r>
+        <w:rPr>
+          <w:highlight w:val="none"/>
+        </w:rPr>
+      </w:r>
+    </w:p>
+    <w:p>
+      <w:pPr>
+        <w:pBdr/>
+        <w:spacing/>
+        <w:ind w:right="0" w:firstLine="720" w:left="1440"/>
+        <w:rPr>
+          <w:highlight w:val="none"/>
+        </w:rPr>
+      </w:pPr>
+      <w:r>
+        <w:rPr>
+          <w:highlight w:val="none"/>
+        </w:rPr>
+        <w:t xml:space="preserve">XSS </w:t>
+      </w:r>
+      <w:r>
+        <w:rPr>
+          <w:highlight w:val="none"/>
+        </w:rPr>
+        <w:t xml:space="preserve">dilaksanakan dengan menginputkan </w:t>
+      </w:r>
+      <w:r>
+        <w:rPr>
+          <w:highlight w:val="none"/>
+        </w:rPr>
+        <w:t xml:space="preserve">kode berbahaya pada form input suatu website menggunakan kode javascript yang kemudian akan diproses oleh website, karena kode berbahaya tersebut sudah menjadi bagian dari website tersebut, maka kode dari penyerang dapat dijalankan oleh pengguna website lainya. XSS terjadi karena tidak ada validasi form input pada website yang memiliki kerentanan XSS.</w:t>
+      </w:r>
+      <w:r>
+        <w:rPr>
+          <w:highlight w:val="none"/>
+        </w:rPr>
+      </w:r>
+    </w:p>
+    <w:p>
+      <w:pPr>
+        <w:pBdr/>
+        <w:spacing/>
+        <w:ind w:right="0" w:firstLine="720" w:left="1440"/>
+        <w:rPr>
+          <w:highlight w:val="none"/>
+        </w:rPr>
+      </w:pPr>
+      <w:r>
+        <w:rPr>
+          <w:highlight w:val="none"/>
+        </w:rPr>
+        <w:t xml:space="preserve">XSS memiliki 3 tipe yaitu Stored XSS, Reflected XSS, dan DOM Based XSS. Stored XSS adalah tipe XSS yang tersimpan pada penyimpanan server dan dijalankan oleh pengguna lain ketika mereka mengakses website tersebut. Reflected XSS </w:t>
+      </w:r>
+      <w:r>
+        <w:rPr>
+          <w:highlight w:val="none"/>
+        </w:rPr>
+        <w:t xml:space="preserve">memuat kode </w:t>
+      </w:r>
+      <w:r>
+        <w:rPr>
+          <w:highlight w:val="none"/>
+        </w:rPr>
+        <w:t xml:space="preserve">berbahaya pada url website dan akan menjalankan kodenya ketika url berbaya tersebut dimuat. DOM Based XSS menyimpan kode berbahaya pada browser  </w:t>
+      </w:r>
+      <w:r>
+        <w:rPr>
+          <w:highlight w:val="none"/>
+        </w:rPr>
+      </w:r>
+    </w:p>
+    <w:p>
+      <w:pPr>
+        <w:pBdr/>
+        <w:spacing/>
+        <w:ind w:right="0" w:firstLine="720" w:left="1440"/>
+        <w:rPr/>
+      </w:pPr>
+      <w:r>
+        <w:rPr>
+          <w:highlight w:val="none"/>
+        </w:rPr>
+        <w:t xml:space="preserve">Sebuah tesis da</w:t>
       </w:r>
       <w:r>
         <w:rPr>
@@ -3152,14 +3347,21 @@
         <w:rPr>
           <w:highlight w:val="none"/>
         </w:rPr>
-        <w:t xml:space="preserve">) (2025) melaporkan bahwa portal SIAKAD memiliki nilai Common Vulnerability Scoring System (CVSS) 6,1 (risiko sedang). Kerentanan tersebut dieksploitasi menggunakan Burp Suite Intruder yaitu alat untuk mengotomasikan serangan pada aplikasi web, dengan waktu respons 3 detik. Kerentanan ini sering dikombinasikan dengan serangan rekayasa sosial dan diseb</w:t>
+        <w:t xml:space="preserve">) (2025) melaporkan bahwa portal SIAKAD memiliki nilai Common Vulnerability Scoring System (CVSS)</w:t>
       </w:r>
       <w:r>
         <w:rPr>
           <w:highlight w:val="none"/>
         </w:rPr>
-        <w:t xml:space="preserve">arkan melalui tautan pendek berbahaya yang dibagikan di grup WhatsApp mahasiswa.</w:t>
+        <w:t xml:space="preserve"> 6,1 (risiko sedang). Kerentanan tersebut dieksploitasi menggunakan Burp Suite Intruder yaitu alat untuk mengotomasikan serangan pada aplikasi web, dengan waktu respons 3 detik. Kerentanan ini sering dikombinasikan dengan serangan rekayasa sosial dan diseb</w:t>
       </w:r>
+      <w:r>
+        <w:rPr>
+          <w:highlight w:val="none"/>
+        </w:rPr>
+        <w:t xml:space="preserve">arkan melalui tautan berbahaya yang dibagikan di grup WhatsApp mahasiswa.</w:t>
+      </w:r>
+      <w:r/>
       <w:r/>
     </w:p>
     <w:p>
@@ -3179,7 +3381,7 @@
         <w:rPr>
           <w:highlight w:val="none"/>
         </w:rPr>
-        <w:t xml:space="preserve">ada XSS berbasis penyimpanan, muatan kode berbahaya disimpan dalam basis data dan dijalankan secara bersamaan untuk semua pengunjung; sedangkan XSS berbasis DOM memanipulasi skrip sisi klien tanpa meninggalkan jejak di server. Penelitian UI menunjukkan bah</w:t>
+        <w:t xml:space="preserve">ada XSS berbasis penyimpanan,  kode berbahaya disimpan dalam basis data dan dijalankan secara bersamaan untuk semua user, sedangkan XSS berbasis DOM memanipulasi skrip sisi klien tanpa meninggalkan jejak di server. Penelitian UI menunjukkan bah</w:t>
       </w:r>
       <w:r>
         <w:rPr>
@@ -3191,7 +3393,7 @@
         <w:rPr>
           <w:highlight w:val="none"/>
         </w:rPr>
-        <w:t xml:space="preserve">a 45% situs web pengumuman akademik rentan terhadap XSS persisten, yang memungkinkan manipulasi otomatis konten situs web dan perekaman input keyboard secara berkelanjutan. Di lingkungan perguruan tinggi, serangan semacam ini terutama menargetkan forum dis</w:t>
+        <w:t xml:space="preserve">a 45% situs web pengumuman akademik rentan terhadap XSS persisten, yang memungkinkan manipulasi otomatis konten situs web dan perekaman input keyboard secara berkelanjutan. Di lingkungan perguruan tinggi, serangan semacam ini umumnya menargetkan forum dis</w:t>
       </w:r>
       <w:r>
         <w:rPr>
@@ -3203,13 +3405,13 @@
         <w:rPr>
           <w:highlight w:val="none"/>
         </w:rPr>
-        <w:t xml:space="preserve">usi dan bagian komentar pada platform pembelajaran daring; pada setiap insiden, data login dari lebih dari 500 akun dicuri. Penyebab utamanya adalah tidak adanya pengkodean keluaran (htmlspecialchars) dan Kebijakan Keamanan Konten (CSP) pada kerangka kerja</w:t>
+        <w:t xml:space="preserve">usi dan bagian komentar pada platform pembelajaran daring, pada setiap insiden, lebih dari 500 data login akun dicuri. Penyebab utamanya adalah tidak adanya pengkodean output (htmlspecialchars) dan Kebijakan Keamanan Konten (CSP) pada framework</w:t>
       </w:r>
       <w:r>
         <w:rPr>
           <w:highlight w:val="none"/>
         </w:rPr>
-        <w:t xml:space="preserve"> PHP yang lebih lama.</w:t>
+        <w:t xml:space="preserve"> PHP versi lama.</w:t>
       </w:r>
       <w:r>
         <w:rPr>
@@ -3221,7 +3423,7 @@
     </w:p>
     <w:p>
       <w:pPr>
-        <w:pStyle w:val="949"/>
+        <w:pStyle w:val="965"/>
         <w:numPr>
           <w:ilvl w:val="0"/>
           <w:numId w:val="10"/>
@@ -3239,10 +3441,12 @@
           <w:iCs w:val="0"/>
           <w:highlight w:val="none"/>
         </w:rPr>
-        <w:t xml:space="preserve">Social Engineering</w:t>
+        <w:t xml:space="preserve">Rekayasa Sosial (Social Engineering</w:t>
       </w:r>
       <w:bookmarkEnd w:id="10"/>
-      <w:r/>
+      <w:r>
+        <w:t xml:space="preserve">)</w:t>
+      </w:r>
       <w:r/>
     </w:p>
     <w:p>
@@ -3250,7 +3454,11 @@
         <w:pBdr/>
         <w:spacing/>
         <w:ind w:right="0" w:firstLine="720" w:left="1440"/>
-        <w:rPr/>
+        <w:rPr>
+          <w:bCs w:val="0"/>
+          <w:i w:val="0"/>
+          <w:highlight w:val="none"/>
+        </w:rPr>
       </w:pPr>
       <w:r>
         <w:rPr>
@@ -3266,7 +3474,54 @@
           <w:iCs w:val="0"/>
           <w:highlight w:val="none"/>
         </w:rPr>
-        <w:t xml:space="preserve">ocial Engineering didefinisikan sebagai teknik manipulasi psikologis yang memanfaatkan kelemahan kognitif manusia untuk memperoleh informasi sensitif atau hak akses sistem, tanpa memanfaatkan celah teknis yang signifikan. Sebuah studi oleh Citilabs dari Un</w:t>
+        <w:t xml:space="preserve">ocial Engineering didefinisikan sebagai teknik manipulasi psikologis yang memanfaatkan kelemahan kognitif manusia untuk memperoleh informasi sensitif atau hak akses sistem, tanpa memanfaatkan celah teknis yang signifikan.</w:t>
+      </w:r>
+      <w:r>
+        <w:rPr>
+          <w:bCs w:val="0"/>
+          <w:i w:val="0"/>
+          <w:highlight w:val="none"/>
+        </w:rPr>
+      </w:r>
+    </w:p>
+    <w:p>
+      <w:pPr>
+        <w:pBdr/>
+        <w:spacing/>
+        <w:ind w:right="0" w:firstLine="720" w:left="1440"/>
+        <w:rPr>
+          <w:bCs w:val="0"/>
+          <w:i w:val="0"/>
+          <w:highlight w:val="none"/>
+        </w:rPr>
+      </w:pPr>
+      <w:r>
+        <w:rPr>
+          <w:i w:val="0"/>
+          <w:iCs w:val="0"/>
+          <w:highlight w:val="none"/>
+        </w:rPr>
+        <w:t xml:space="preserve">Penyerang social engineering melaksanakan seranganya dengan berpura-pura menjadi orang yang dekat dengan korbanya seperti keluarga, teman, rekan kerja, dan lain-lain. Kemudian setelah mendapatkan kepercayaan korban, pelaku umumnya mengirimkan  file atau link yang perlu dibuka oleh korbanya yang kemudian akan </w:t>
+      </w:r>
+      <w:r>
+        <w:t xml:space="preserve">menjalankan program berbahaya (malware) pada perangkat komputer korban</w:t>
+      </w:r>
+      <w:r/>
+    </w:p>
+    <w:p>
+      <w:pPr>
+        <w:pBdr/>
+        <w:spacing/>
+        <w:ind w:right="0" w:firstLine="720" w:left="1440"/>
+        <w:rPr/>
+      </w:pPr>
+      <w:r>
+        <w:rPr>
+          <w:i w:val="0"/>
+          <w:iCs w:val="0"/>
+          <w:highlight w:val="none"/>
+        </w:rPr>
+        <w:t xml:space="preserve">Sebuah studi oleh Citilabs dari Un</w:t>
       </w:r>
       <w:r>
         <w:rPr>
@@ -3308,6 +3563,7 @@
         </w:rPr>
         <w:t xml:space="preserve">elalui voice phishing (panggilan telepon penipuan) dan perangkat lunak pemerasan juga tersebar luas, 60% insiden keamanan informasi di seluruh negeri disebabkan oleh manipulasi semacam itu.</w:t>
       </w:r>
+      <w:r/>
       <w:r/>
     </w:p>
     <w:p>
@@ -3384,7 +3640,7 @@
     </w:p>
     <w:p>
       <w:pPr>
-        <w:pStyle w:val="949"/>
+        <w:pStyle w:val="965"/>
         <w:numPr>
           <w:ilvl w:val="0"/>
           <w:numId w:val="10"/>
@@ -3404,7 +3660,6 @@
         </w:rPr>
         <w:t xml:space="preserve">SQL Injection</w:t>
       </w:r>
-      <w:r/>
       <w:bookmarkEnd w:id="11"/>
       <w:r/>
       <w:r/>
@@ -3414,19 +3669,68 @@
         <w:pBdr/>
         <w:spacing w:after="173" w:afterAutospacing="0"/>
         <w:ind w:right="0" w:firstLine="720" w:left="1440"/>
-        <w:rPr/>
+        <w:rPr>
+          <w:highlight w:val="none"/>
+        </w:rPr>
       </w:pPr>
       <w:r>
         <w:t xml:space="preserve">S</w:t>
       </w:r>
       <w:r>
-        <w:t xml:space="preserve">erangan SQL injection memanfaatkan kerentanan dalam validasi input pada aplikasi web untuk menyisipkan perintah SQL berbahaya, yang berpotensi mengakibatkan data basis data diekstraksi, dimanipulasi, atau dihapus. Sebuah penelitian dalam jurnal *Komtika Un</w:t>
+        <w:t xml:space="preserve">erangan SQL injection memanfaatkan kerentanan dalam validasi input pada aplikasi web untuk menyisipkan perintah SQL berbahaya, yang berpotensi mengakibatkan data basis data diekstraksi, dimanipulasi, atau dihapus. </w:t>
+      </w:r>
+      <w:r/>
+      <w:r/>
+    </w:p>
+    <w:p>
+      <w:pPr>
+        <w:pBdr/>
+        <w:spacing w:after="173" w:afterAutospacing="0"/>
+        <w:ind w:right="0" w:firstLine="720" w:left="1440"/>
+        <w:rPr/>
+      </w:pPr>
+      <w:r>
+        <w:rPr>
+          <w:highlight w:val="none"/>
+        </w:rPr>
+        <w:t xml:space="preserve">SQL injection</w:t>
+      </w:r>
+      <w:r>
+        <w:rPr>
+          <w:highlight w:val="none"/>
+        </w:rPr>
+        <w:t xml:space="preserve"> mirip dengan XSS dimana penyerang menginputkan keyword yang umum digunakan </w:t>
+      </w:r>
+      <w:r>
+        <w:rPr>
+          <w:highlight w:val="none"/>
+        </w:rPr>
+        <w:t xml:space="preserve">pada query SQL seperti “SELEC”, “FORM”, “DELETE”, dan lain-lain. </w:t>
+      </w:r>
+      <w:r>
+        <w:rPr>
+          <w:highlight w:val="none"/>
+        </w:rPr>
+      </w:r>
+    </w:p>
+    <w:p>
+      <w:pPr>
+        <w:pBdr/>
+        <w:spacing w:after="173" w:afterAutospacing="0"/>
+        <w:ind w:right="0" w:firstLine="720" w:left="1440"/>
+        <w:rPr/>
+      </w:pPr>
+      <w:r>
+        <w:t xml:space="preserve">Sebuah penelitian dalam jurnal *Komtika Un</w:t>
       </w:r>
       <w:r>
         <w:t xml:space="preserve">i</w:t>
       </w:r>
       <w:r>
-        <w:t xml:space="preserve">mma Journal* (2023) mengklasifikasikan 247 insiden dengan menggabungkan standar  NIST SP 800-61R2 dan algoritma clustering K-means, dan menemukan bahwa serangan berbasis “Union” merupakan metode serangan tercepat (hanya memerlukan 3 kali kueri untuk membaca</w:t>
+        <w:t xml:space="preserve">m</w:t>
+      </w:r>
+      <w:r>
+        <w:t xml:space="preserve">ma Journal* (2023) mengklasifikasikan 247 insiden dengan menggabungkan standar  NIST SP 800-61R2 dan algoritma clustering K-means, dan menemukan bahwa serangan berbasis “Union” merupakan metode serangan tercepat (hanya memerlukan 3 kali kueri untuk membaca</w:t>
       </w:r>
       <w:r>
         <w:t xml:space="preserve"> </w:t>
@@ -3438,6 +3742,7 @@
         <w:t xml:space="preserve">melalui SQLMap, dengan teknik berbasis waktu (SLEEP(5)) dan boolean (AND 1=1--). Jurnal SMATIKA Ubhinus (2024) memvalidasi pengujian penetrasi dan mengidentifikasi 92% kerentanan dalam aplikasi PHP+MySQL sebelum implementasi.</w:t>
       </w:r>
       <w:r/>
+      <w:r/>
     </w:p>
     <w:p>
       <w:pPr>
@@ -3456,7 +3761,10 @@
         <w:t xml:space="preserve"> </w:t>
       </w:r>
       <w:r>
-        <w:t xml:space="preserve">yang disebabkan oleh penggunaan string concatenation pada formulir login dan pencarian ($query = „SELECT * FROM users WHERE id = ‚$id‘“;). . Dampak terpentingnya meliputi kebocoran data (15.000 catatan mahasiswa), perluasan izin hingga tingkat Database Administrator (DBA), serta e</w:t>
+        <w:t xml:space="preserve">yang disebabkan oleh peng</w:t>
+      </w:r>
+      <w:r>
+        <w:t xml:space="preserve">gunaan string concatenation pada formulir login dan pencarian ($query = „SELECT * FROM users WHERE id = ‚$id‘“;). . Dampak terpentingnya meliputi kebocoran data (15.000 catatan mahasiswa), perluasan izin hingga tingkat Database Administrator (DBA), serta e</w:t>
       </w:r>
       <w:r>
         <w:t xml:space="preserve">ksekusi kode jarak jauh melalui LOAD_FILE() di MySQL versi dibawah 8.0. Di universitas negeri, tingginya frekuensi kerentanan semacam ini disebabkan oleh kode lama dari era PHP 5.x, di mana Object Relational Mapping (ORM) tidak digunakan.</w:t>
@@ -3465,7 +3773,7 @@
     </w:p>
     <w:p>
       <w:pPr>
-        <w:pStyle w:val="949"/>
+        <w:pStyle w:val="965"/>
         <w:numPr>
           <w:ilvl w:val="0"/>
           <w:numId w:val="10"/>
@@ -3485,7 +3793,6 @@
         </w:rPr>
         <w:t xml:space="preserve">DoS dan DDoS</w:t>
       </w:r>
-      <w:r/>
       <w:bookmarkEnd w:id="12"/>
       <w:r/>
       <w:r/>
@@ -3501,7 +3808,25 @@
         <w:t xml:space="preserve">Serangan DoS (Denial of Service) atau DDoS (Distributed De</w:t>
       </w:r>
       <w:r>
-        <w:t xml:space="preserve">nial of Service) adalah serangan yang mengganggu ketersediaan layanan dengan membanjiri infrastruktur target menggunakan arus data jaringan yang melebihi batas kapasitasnya, yang mengakibatkan kegagalan sistem dan gangguan operasional. “Jurnal Universitas Negeri Medan” (2022) </w:t>
+        <w:t xml:space="preserve">nial of Service) adal</w:t>
+      </w:r>
+      <w:r>
+        <w:t xml:space="preserve">ah serangan yang mengganggu ketersediaan layanan dengan membanjiri infrastruktur target menggunakan arus data jaringan seperti menggunakan bot untuk , yang mengakibatkan kegagalan sistem dan gangguan operasional. DoS dan DDoS berbeda pada tujuan seranganya dimana DoS digunakan untuk menyerang satu alamat IP sedangkan</w:t>
+      </w:r>
+      <w:r>
+        <w:t xml:space="preserve"> DDoS digunakan untuk menyerang ke beberapa alamat sekaligus.</w:t>
+      </w:r>
+      <w:r/>
+    </w:p>
+    <w:p>
+      <w:pPr>
+        <w:pBdr/>
+        <w:spacing/>
+        <w:ind w:right="0" w:firstLine="720" w:left="1440"/>
+        <w:rPr/>
+      </w:pPr>
+      <w:r>
+        <w:t xml:space="preserve">“Jurnal Universitas Negeri Medan” (2022) </w:t>
       </w:r>
       <w:r>
         <w:t xml:space="preserve">m</w:t>
@@ -3518,6 +3843,7 @@
       <w:r>
         <w:t xml:space="preserve">S, 12; threshold: type both, track by_dst, count 100, seconds 10;). Serangan DDoS berbasis lalu lintas melalui botnet IoT mendominasi di Indonesia; pada paruh pertama tahun 2025, tercatat total 133,4 juta serangan.</w:t>
       </w:r>
+      <w:r/>
       <w:r/>
     </w:p>
     <w:p>
@@ -3546,7 +3872,7 @@
     </w:p>
     <w:p>
       <w:pPr>
-        <w:pStyle w:val="949"/>
+        <w:pStyle w:val="965"/>
         <w:numPr>
           <w:ilvl w:val="0"/>
           <w:numId w:val="10"/>
@@ -3566,7 +3892,6 @@
         </w:rPr>
         <w:t xml:space="preserve">Man in The Middle</w:t>
       </w:r>
-      <w:r/>
       <w:bookmarkEnd w:id="13"/>
       <w:r/>
       <w:r/>
@@ -3576,13 +3901,47 @@
         <w:pBdr/>
         <w:spacing/>
         <w:ind w:right="0" w:firstLine="720" w:left="1440"/>
-        <w:rPr/>
+        <w:rPr>
+          <w:highlight w:val="none"/>
+        </w:rPr>
       </w:pPr>
       <w:r>
         <w:t xml:space="preserve">S</w:t>
       </w:r>
       <w:r>
-        <w:t xml:space="preserve">erangan Man-in-the-Middle adalah tindakan menyadap komunikasi antara dua pihak yang sah untuk mencuri, memanipulasi, atau menyisipkan data tanpa sepengetahuan perangkat pengguna. Sebuah studi dari Universitas Islam Negeri Sunan Kalijaga (UIN Sunan Kalijaga</w:t>
+        <w:t xml:space="preserve">erangan Man-in-the-Middle adalah tindakan menyadap komunikasi antara dua pihak yang sah untuk mencuri, memanipulasi, atau menyisipkan data tanpa sepengetahuan perangkat pengguna.</w:t>
+      </w:r>
+      <w:r/>
+    </w:p>
+    <w:p>
+      <w:pPr>
+        <w:pBdr/>
+        <w:spacing/>
+        <w:ind w:right="0" w:firstLine="720" w:left="1440"/>
+        <w:rPr/>
+      </w:pPr>
+      <w:r>
+        <w:rPr>
+          <w:highlight w:val="none"/>
+        </w:rPr>
+        <w:t xml:space="preserve">Serangan Man-in-the-Middle memiliki dua tipe yaitu spoofing dan sniffing. Spoofing bekerja dengan mencuri identitas lain seperti spoofing IP, DNS, email, url web, dan lain-lain sehingga korban mengirimkan data kepada alamat palsu yag digunakan oleh penyerang, sedangkan Sniffing mengakses koneksi  korban dengan alamat asli dan membaca data yang ditransmisi.</w:t>
+        <w:tab/>
+      </w:r>
+      <w:r>
+        <w:rPr>
+          <w:highlight w:val="none"/>
+        </w:rPr>
+      </w:r>
+    </w:p>
+    <w:p>
+      <w:pPr>
+        <w:pBdr/>
+        <w:spacing/>
+        <w:ind w:right="0" w:firstLine="720" w:left="1440"/>
+        <w:rPr/>
+      </w:pPr>
+      <w:r>
+        <w:t xml:space="preserve"> Sebuah studi dari Universitas Islam Negeri Sunan Kalijaga (UIN Sunan Kalijaga</w:t>
       </w:r>
       <w:r>
         <w:t xml:space="preserve">)</w:t>
@@ -3599,6 +3958,7 @@
       <w:r>
         <w:t xml:space="preserve">-Sign-On (SSO) universitas.</w:t>
       </w:r>
+      <w:r/>
       <w:r/>
     </w:p>
     <w:p>
@@ -3627,7 +3987,7 @@
     </w:p>
     <w:p>
       <w:pPr>
-        <w:pStyle w:val="948"/>
+        <w:pStyle w:val="964"/>
         <w:numPr>
           <w:ilvl w:val="0"/>
           <w:numId w:val="7"/>
@@ -3648,7 +4008,7 @@
     </w:p>
     <w:p>
       <w:pPr>
-        <w:pStyle w:val="949"/>
+        <w:pStyle w:val="965"/>
         <w:numPr>
           <w:ilvl w:val="0"/>
           <w:numId w:val="12"/>
@@ -3671,7 +4031,11 @@
         </w:rPr>
       </w:r>
       <w:bookmarkEnd w:id="15"/>
-      <w:r/>
+      <w:r>
+        <w:rPr>
+          <w14:ligatures w14:val="none"/>
+        </w:rPr>
+      </w:r>
       <w:r>
         <w:rPr>
           <w14:ligatures w14:val="none"/>
@@ -3680,7 +4044,7 @@
     </w:p>
     <w:p>
       <w:pPr>
-        <w:pStyle w:val="949"/>
+        <w:pStyle w:val="965"/>
         <w:numPr>
           <w:ilvl w:val="0"/>
           <w:numId w:val="12"/>
@@ -3703,12 +4067,10 @@
         <w:t xml:space="preserve">[Lovescam probably?]</w:t>
       </w:r>
       <w:r/>
-      <w:r/>
-      <w:r/>
     </w:p>
     <w:p>
       <w:pPr>
-        <w:pStyle w:val="949"/>
+        <w:pStyle w:val="965"/>
         <w:numPr>
           <w:ilvl w:val="0"/>
           <w:numId w:val="12"/>
@@ -3729,7 +4091,7 @@
     </w:p>
     <w:p>
       <w:pPr>
-        <w:pStyle w:val="949"/>
+        <w:pStyle w:val="965"/>
         <w:numPr>
           <w:ilvl w:val="0"/>
           <w:numId w:val="12"/>
@@ -3750,7 +4112,7 @@
     </w:p>
     <w:p>
       <w:pPr>
-        <w:pStyle w:val="949"/>
+        <w:pStyle w:val="965"/>
         <w:numPr>
           <w:ilvl w:val="0"/>
           <w:numId w:val="12"/>
@@ -3771,7 +4133,7 @@
     </w:p>
     <w:p>
       <w:pPr>
-        <w:pStyle w:val="948"/>
+        <w:pStyle w:val="964"/>
         <w:numPr>
           <w:ilvl w:val="0"/>
           <w:numId w:val="7"/>
@@ -3788,7 +4150,7 @@
     </w:p>
     <w:p>
       <w:pPr>
-        <w:pStyle w:val="949"/>
+        <w:pStyle w:val="965"/>
         <w:numPr>
           <w:ilvl w:val="0"/>
           <w:numId w:val="18"/>
@@ -3810,15 +4172,55 @@
         <w:ind w:right="0" w:firstLine="720" w:left="1440"/>
         <w:rPr/>
       </w:pPr>
-      <w:r/>
       <w:r>
-        <w:t xml:space="preserve">Untuk mengatasi serangan XSS, beberapa tindakan mitigasi standar OWASP seperti validasi input, enkripsi output, serta cookie HTTP-only untuk mencegah JavaScript mengakses sesi token dapat dilakukan. Universitas Sunan Kallijaga merekomendasikan penggunaan OWASP ZAP untuk pemindaian otomatis serta penga</w:t>
+        <w:t xml:space="preserve">Untuk mengatasi serangan XSS, beberapa tindaka</w:t>
       </w:r>
       <w:r>
-        <w:t xml:space="preserve">ktifan bendera HttpOnly dan Secure. Dalam pengujian setelah penerapan tindakan mitigasi ini, area serangan berkurang sebesar 85%. Telah terbukti bahwa implementasi CSP Level 2 tanpa skrip CE dapat menangkap 98% muatan XSS modern, meskipun kompatibilitas dengan br</w:t>
+        <w:t xml:space="preserve">n mitigasi standar OWASP seperti validasi input, enkripsi output, serta cookie HTTP-only untuk mencegah JavaScript mengakses sesi token dapat dilakukan. Universitas Sunan Kallijaga merekomendasikan penggunaan OWASP ZAP untuk pemindaian otomatis serta penga</w:t>
+      </w:r>
+      <w:r>
+        <w:t xml:space="preserve">ktifan </w:t>
+      </w:r>
+      <w:r>
+        <w:t xml:space="preserve">bendera HttpOnly dan Secure. Dalam pengujian setelah penerapan tindakan mitigasi ini, area serangan berkurang sebesar 85%. Telah terbukti bahwa implementasi CSP Level 2 tanpa skrip CE dapat menangkap 98% muatan XSS modern, meskipun kompatibilitas dengan br</w:t>
       </w:r>
       <w:r>
         <w:t xml:space="preserve">owser lama di infrastruktur kampus tetap menjadi kendala.</w:t>
+      </w:r>
+      <w:r/>
+    </w:p>
+    <w:p>
+      <w:pPr>
+        <w:pStyle w:val="965"/>
+        <w:numPr>
+          <w:ilvl w:val="0"/>
+          <w:numId w:val="18"/>
+        </w:numPr>
+        <w:pBdr/>
+        <w:spacing/>
+        <w:ind w:hanging="360" w:left="1440"/>
+        <w:rPr/>
+      </w:pPr>
+      <w:r>
+        <w:t xml:space="preserve">Cara Mengatasi Serangan Social Engineering</w:t>
+      </w:r>
+      <w:r/>
+    </w:p>
+    <w:p>
+      <w:pPr>
+        <w:pBdr/>
+        <w:spacing/>
+        <w:ind w:right="0" w:firstLine="720" w:left="1440"/>
+        <w:rPr/>
+      </w:pPr>
+      <w:r>
+        <w:t xml:space="preserve">Beberapa langkah pencegahan yang efektif untuk menghindari serangan Social Engineering meliputi pelatihan berbasis gamifikasi untuk meningkatkan literasi keamanan siber, serta penerapan sistem penyaringan email berbasis kecerdasan buatan (AI) dengan tingkat deteksi 92% (telah diuji dan diverifikasi ole</w:t>
+      </w:r>
+      <w:r>
+        <w:t xml:space="preserve">h Universitas Telkom). Pedoman BSSN merekomendasikan penggunaan otentikasi dua faktor (2FA) dan prinsip hak akses minimal untuk memutus rantai serangan, namun tingkat penerimaannya di seluruh negeri masih di bawah 40%. Studi ini menunjukkan bahwa di kalanga</w:t>
+      </w:r>
+      <w:r>
+        <w:t xml:space="preserve">n akademisi Indonesia sangat dibutuhkan model prediksi berbasis pembelajaran mesin yang mengintegrasikan analisis perilaku untuk memungkinkan deteksi secara real-time.</w:t>
       </w:r>
       <w:r/>
       <w:r/>
@@ -3826,24 +4228,7 @@
     </w:p>
     <w:p>
       <w:pPr>
-        <w:pStyle w:val="949"/>
-        <w:numPr>
-          <w:ilvl w:val="0"/>
-          <w:numId w:val="18"/>
-        </w:numPr>
-        <w:pBdr/>
-        <w:spacing/>
-        <w:ind w:hanging="360" w:left="1440"/>
-        <w:rPr/>
-      </w:pPr>
-      <w:r>
-        <w:t xml:space="preserve">Cara Mengatasi Serangan Social Engineering</w:t>
-      </w:r>
-      <w:r/>
-    </w:p>
-    <w:p>
-      <w:pPr>
-        <w:pStyle w:val="949"/>
+        <w:pStyle w:val="965"/>
         <w:numPr>
           <w:ilvl w:val="0"/>
           <w:numId w:val="18"/>
@@ -3869,7 +4254,45 @@
     </w:p>
     <w:p>
       <w:pPr>
-        <w:pStyle w:val="949"/>
+        <w:pBdr/>
+        <w:spacing/>
+        <w:ind w:right="0" w:firstLine="720" w:left="1440"/>
+        <w:rPr/>
+      </w:pPr>
+      <w:r>
+        <w:rPr>
+          <w:highlight w:val="none"/>
+        </w:rPr>
+      </w:r>
+      <w:r>
+        <w:rPr>
+          <w:highlight w:val="none"/>
+        </w:rPr>
+        <w:t xml:space="preserve">Prepared statements dengan parameter binding (PDO::prepare()) dan stored procedure terbukti telah memitigasi 95% vektor serangan dengan mengubah masukan menjadi nilai literal, bukan kode yang dapat dieksekusi. Unimma merekomendasikan Web Application Firewal</w:t>
+      </w:r>
+      <w:r>
+        <w:rPr>
+          <w:highlight w:val="none"/>
+        </w:rPr>
+        <w:t xml:space="preserve">l (WAF) berbasis ekspresi reguler untuk deteksi tambahan terhadap tanda tangan SQLi dengan tingkat false positive sebesar 3,2%. Ada celah penelitian terkait kurangnya validasi masukan berbasis pembelajaran mesin yang kontekstual untuk mendeteksi teknik peny</w:t>
+      </w:r>
+      <w:r>
+        <w:rPr>
+          <w:highlight w:val="none"/>
+        </w:rPr>
+        <w:t xml:space="preserve">amaran seperti Comment Injection dan Encoding Bypass.</w:t>
+      </w:r>
+      <w:r>
+        <w:rPr>
+          <w:highlight w:val="none"/>
+        </w:rPr>
+      </w:r>
+      <w:r/>
+      <w:r/>
+    </w:p>
+    <w:p>
+      <w:pPr>
+        <w:pStyle w:val="965"/>
         <w:numPr>
           <w:ilvl w:val="0"/>
           <w:numId w:val="18"/>
@@ -3889,7 +4312,39 @@
     </w:p>
     <w:p>
       <w:pPr>
-        <w:pStyle w:val="949"/>
+        <w:pBdr/>
+        <w:spacing/>
+        <w:ind w:right="0" w:firstLine="720" w:left="1440"/>
+        <w:rPr/>
+      </w:pPr>
+      <w:r>
+        <w:rPr>
+          <w:highlight w:val="none"/>
+        </w:rPr>
+      </w:r>
+      <w:r>
+        <w:rPr>
+          <w:highlight w:val="none"/>
+        </w:rPr>
+        <w:t xml:space="preserve">Langkah-langkah pertahanan berlapis tersebut meliputi SYN-Cookies, pembatasan laju IP (iptables -A INPUT -p tcp --syn -m limit --limit 25/s --limit-burst 50 -j ACCEPT), serta rute BGP Anycast. Model jaringan saraf Unimed menggabungkan data NetFlow dengan pe</w:t>
+      </w:r>
+      <w:r>
+        <w:rPr>
+          <w:highlight w:val="none"/>
+        </w:rPr>
+        <w:t xml:space="preserve">rhitungan entropi fitur untuk mendeteksi serangan zero-day. BSSN merekomendasikan agar CSIRT kampus dilengkapi dengan kapasitas penyaringan 10 Gbit/s dan melakukan penyaringan hulu bekerja sama dengan APJII.</w:t>
+      </w:r>
+      <w:r>
+        <w:rPr>
+          <w:highlight w:val="none"/>
+        </w:rPr>
+      </w:r>
+      <w:r/>
+      <w:r/>
+    </w:p>
+    <w:p>
+      <w:pPr>
+        <w:pStyle w:val="965"/>
         <w:numPr>
           <w:ilvl w:val="0"/>
           <w:numId w:val="18"/>
@@ -3914,15 +4369,23 @@
       <w:pPr>
         <w:pBdr/>
         <w:spacing/>
-        <w:ind/>
+        <w:ind w:right="0" w:firstLine="720" w:left="1440"/>
         <w:rPr/>
       </w:pPr>
+      <w:r/>
+      <w:r>
+        <w:t xml:space="preserve">Langkah-langkah perlindungan komprehensif tersebut mencakup penggunaan HTTPS dengan dukungan HSTS, pengikatan sertifikat untuk aplikasi seluler, serta VPN yang selalu aktif untuk akses jarak jauh. Sesuai dengan pedoman NIST SP 800-207, area serangan dapat d</w:t>
+      </w:r>
+      <w:r>
+        <w:t xml:space="preserve">ikurangi sebesar 87% melalui penerapan akses jaringan Zero-Trust (ZTNA) dengan otentikasi berkelanjutan. BSSN merekomendasikan penggunaan WPA3-Enterprise bersama dengan server RADIUS mandiri dan segmentasi jaringan untuk mewujudkan VLAN IoT yang terisolasi.</w:t>
+      </w:r>
+      <w:r/>
       <w:r/>
       <w:r/>
     </w:p>
     <w:p>
       <w:pPr>
-        <w:pStyle w:val="949"/>
+        <w:pStyle w:val="965"/>
         <w:pBdr/>
         <w:spacing/>
         <w:ind/>
@@ -3980,7 +4443,7 @@
 <w:ftr xmlns:wpc="http://schemas.microsoft.com/office/word/2010/wordprocessingCanvas" xmlns:mc="http://schemas.openxmlformats.org/markup-compatibility/2006" xmlns:o="urn:schemas-microsoft-com:office:office" xmlns:r="http://schemas.openxmlformats.org/officeDocument/2006/relationships" xmlns:m="http://schemas.openxmlformats.org/officeDocument/2006/math" xmlns:v="urn:schemas-microsoft-com:vml" xmlns:wp14="http://schemas.microsoft.com/office/word/2010/wordprocessingDrawing" xmlns:wp="http://schemas.openxmlformats.org/drawingml/2006/wordprocessingDrawing" xmlns:w10="urn:schemas-microsoft-com:office:word" xmlns:w="http://schemas.openxmlformats.org/wordprocessingml/2006/main" xmlns:w14="http://schemas.microsoft.com/office/word/2010/wordml" xmlns:w15="http://schemas.microsoft.com/office/word/2012/wordml" xmlns:wpg="http://schemas.microsoft.com/office/word/2010/wordprocessingGroup" xmlns:wpi="http://schemas.microsoft.com/office/word/2010/wordprocessingInk" xmlns:wne="http://schemas.microsoft.com/office/word/2006/wordml" xmlns:a="http://schemas.openxmlformats.org/drawingml/2006/main" xmlns:wps="http://schemas.microsoft.com/office/word/2010/wordprocessingShape" mc:Ignorable="w14 w15 wp14">
   <w:p>
     <w:pPr>
-      <w:pStyle w:val="983"/>
+      <w:pStyle w:val="999"/>
       <w:pBdr/>
       <w:spacing/>
       <w:ind/>
@@ -3992,7 +4455,7 @@
   </w:p>
   <w:p>
     <w:pPr>
-      <w:pStyle w:val="983"/>
+      <w:pStyle w:val="999"/>
       <w:pBdr/>
       <w:spacing/>
       <w:ind/>
@@ -4008,7 +4471,7 @@
 <w:ftr xmlns:wpc="http://schemas.microsoft.com/office/word/2010/wordprocessingCanvas" xmlns:mc="http://schemas.openxmlformats.org/markup-compatibility/2006" xmlns:o="urn:schemas-microsoft-com:office:office" xmlns:r="http://schemas.openxmlformats.org/officeDocument/2006/relationships" xmlns:m="http://schemas.openxmlformats.org/officeDocument/2006/math" xmlns:v="urn:schemas-microsoft-com:vml" xmlns:wp14="http://schemas.microsoft.com/office/word/2010/wordprocessingDrawing" xmlns:wp="http://schemas.openxmlformats.org/drawingml/2006/wordprocessingDrawing" xmlns:w10="urn:schemas-microsoft-com:office:word" xmlns:w="http://schemas.openxmlformats.org/wordprocessingml/2006/main" xmlns:w14="http://schemas.microsoft.com/office/word/2010/wordml" xmlns:w15="http://schemas.microsoft.com/office/word/2012/wordml" xmlns:wpg="http://schemas.microsoft.com/office/word/2010/wordprocessingGroup" xmlns:wpi="http://schemas.microsoft.com/office/word/2010/wordprocessingInk" xmlns:wne="http://schemas.microsoft.com/office/word/2006/wordml" xmlns:a="http://schemas.openxmlformats.org/drawingml/2006/main" xmlns:wps="http://schemas.microsoft.com/office/word/2010/wordprocessingShape" mc:Ignorable="w14 w15 wp14">
   <w:p>
     <w:pPr>
-      <w:pStyle w:val="983"/>
+      <w:pStyle w:val="999"/>
       <w:pBdr/>
       <w:spacing/>
       <w:ind/>
@@ -4022,7 +4485,7 @@
   </w:p>
   <w:p>
     <w:pPr>
-      <w:pStyle w:val="983"/>
+      <w:pStyle w:val="999"/>
       <w:pBdr/>
       <w:spacing/>
       <w:ind/>
@@ -4038,7 +4501,7 @@
 <w:ftr xmlns:wpc="http://schemas.microsoft.com/office/word/2010/wordprocessingCanvas" xmlns:mc="http://schemas.openxmlformats.org/markup-compatibility/2006" xmlns:o="urn:schemas-microsoft-com:office:office" xmlns:r="http://schemas.openxmlformats.org/officeDocument/2006/relationships" xmlns:m="http://schemas.openxmlformats.org/officeDocument/2006/math" xmlns:v="urn:schemas-microsoft-com:vml" xmlns:wp14="http://schemas.microsoft.com/office/word/2010/wordprocessingDrawing" xmlns:wp="http://schemas.openxmlformats.org/drawingml/2006/wordprocessingDrawing" xmlns:w10="urn:schemas-microsoft-com:office:word" xmlns:w="http://schemas.openxmlformats.org/wordprocessingml/2006/main" xmlns:w14="http://schemas.microsoft.com/office/word/2010/wordml" xmlns:w15="http://schemas.microsoft.com/office/word/2012/wordml" xmlns:wpg="http://schemas.microsoft.com/office/word/2010/wordprocessingGroup" xmlns:wpi="http://schemas.microsoft.com/office/word/2010/wordprocessingInk" xmlns:wne="http://schemas.microsoft.com/office/word/2006/wordml" xmlns:a="http://schemas.openxmlformats.org/drawingml/2006/main" xmlns:wps="http://schemas.microsoft.com/office/word/2010/wordprocessingShape" mc:Ignorable="w14 w15 wp14">
   <w:p>
     <w:pPr>
-      <w:pStyle w:val="983"/>
+      <w:pStyle w:val="999"/>
       <w:pBdr/>
       <w:spacing/>
       <w:ind/>
@@ -4055,7 +4518,7 @@
   </w:p>
   <w:p>
     <w:pPr>
-      <w:pStyle w:val="983"/>
+      <w:pStyle w:val="999"/>
       <w:pBdr/>
       <w:tabs>
         <w:tab w:val="clear" w:leader="none" w:pos="4844"/>
@@ -4079,7 +4542,7 @@
 <w:ftr xmlns:wpc="http://schemas.microsoft.com/office/word/2010/wordprocessingCanvas" xmlns:mc="http://schemas.openxmlformats.org/markup-compatibility/2006" xmlns:o="urn:schemas-microsoft-com:office:office" xmlns:r="http://schemas.openxmlformats.org/officeDocument/2006/relationships" xmlns:m="http://schemas.openxmlformats.org/officeDocument/2006/math" xmlns:v="urn:schemas-microsoft-com:vml" xmlns:wp14="http://schemas.microsoft.com/office/word/2010/wordprocessingDrawing" xmlns:wp="http://schemas.openxmlformats.org/drawingml/2006/wordprocessingDrawing" xmlns:w10="urn:schemas-microsoft-com:office:word" xmlns:w="http://schemas.openxmlformats.org/wordprocessingml/2006/main" xmlns:w14="http://schemas.microsoft.com/office/word/2010/wordml" xmlns:w15="http://schemas.microsoft.com/office/word/2012/wordml" xmlns:wpg="http://schemas.microsoft.com/office/word/2010/wordprocessingGroup" xmlns:wpi="http://schemas.microsoft.com/office/word/2010/wordprocessingInk" xmlns:wne="http://schemas.microsoft.com/office/word/2006/wordml" xmlns:a="http://schemas.openxmlformats.org/drawingml/2006/main" xmlns:wps="http://schemas.microsoft.com/office/word/2010/wordprocessingShape" mc:Ignorable="w14 w15 wp14">
   <w:p>
     <w:pPr>
-      <w:pStyle w:val="983"/>
+      <w:pStyle w:val="999"/>
       <w:pBdr/>
       <w:tabs>
         <w:tab w:val="clear" w:leader="none" w:pos="4844"/>
@@ -4136,7 +4599,7 @@
 <w:hdr xmlns:wpc="http://schemas.microsoft.com/office/word/2010/wordprocessingCanvas" xmlns:mc="http://schemas.openxmlformats.org/markup-compatibility/2006" xmlns:o="urn:schemas-microsoft-com:office:office" xmlns:r="http://schemas.openxmlformats.org/officeDocument/2006/relationships" xmlns:m="http://schemas.openxmlformats.org/officeDocument/2006/math" xmlns:v="urn:schemas-microsoft-com:vml" xmlns:wp14="http://schemas.microsoft.com/office/word/2010/wordprocessingDrawing" xmlns:wp="http://schemas.openxmlformats.org/drawingml/2006/wordprocessingDrawing" xmlns:w10="urn:schemas-microsoft-com:office:word" xmlns:w="http://schemas.openxmlformats.org/wordprocessingml/2006/main" xmlns:w14="http://schemas.microsoft.com/office/word/2010/wordml" xmlns:w15="http://schemas.microsoft.com/office/word/2012/wordml" xmlns:wpg="http://schemas.microsoft.com/office/word/2010/wordprocessingGroup" xmlns:wpi="http://schemas.microsoft.com/office/word/2010/wordprocessingInk" xmlns:wne="http://schemas.microsoft.com/office/word/2006/wordml" xmlns:a="http://schemas.openxmlformats.org/drawingml/2006/main" xmlns:wps="http://schemas.microsoft.com/office/word/2010/wordprocessingShape" mc:Ignorable="w14 w15 wp14">
   <w:p>
     <w:pPr>
-      <w:pStyle w:val="981"/>
+      <w:pStyle w:val="997"/>
       <w:pBdr/>
       <w:spacing/>
       <w:ind/>
@@ -4152,7 +4615,7 @@
 <w:hdr xmlns:wpc="http://schemas.microsoft.com/office/word/2010/wordprocessingCanvas" xmlns:mc="http://schemas.openxmlformats.org/markup-compatibility/2006" xmlns:o="urn:schemas-microsoft-com:office:office" xmlns:r="http://schemas.openxmlformats.org/officeDocument/2006/relationships" xmlns:m="http://schemas.openxmlformats.org/officeDocument/2006/math" xmlns:v="urn:schemas-microsoft-com:vml" xmlns:wp14="http://schemas.microsoft.com/office/word/2010/wordprocessingDrawing" xmlns:wp="http://schemas.openxmlformats.org/drawingml/2006/wordprocessingDrawing" xmlns:w10="urn:schemas-microsoft-com:office:word" xmlns:w="http://schemas.openxmlformats.org/wordprocessingml/2006/main" xmlns:w14="http://schemas.microsoft.com/office/word/2010/wordml" xmlns:w15="http://schemas.microsoft.com/office/word/2012/wordml" xmlns:wpg="http://schemas.microsoft.com/office/word/2010/wordprocessingGroup" xmlns:wpi="http://schemas.microsoft.com/office/word/2010/wordprocessingInk" xmlns:wne="http://schemas.microsoft.com/office/word/2006/wordml" xmlns:a="http://schemas.openxmlformats.org/drawingml/2006/main" xmlns:wps="http://schemas.microsoft.com/office/word/2010/wordprocessingShape" mc:Ignorable="w14 w15 wp14">
   <w:p>
     <w:pPr>
-      <w:pStyle w:val="981"/>
+      <w:pStyle w:val="997"/>
       <w:pBdr/>
       <w:spacing/>
       <w:ind/>
@@ -4168,7 +4631,7 @@
 <w:hdr xmlns:wpc="http://schemas.microsoft.com/office/word/2010/wordprocessingCanvas" xmlns:mc="http://schemas.openxmlformats.org/markup-compatibility/2006" xmlns:o="urn:schemas-microsoft-com:office:office" xmlns:r="http://schemas.openxmlformats.org/officeDocument/2006/relationships" xmlns:m="http://schemas.openxmlformats.org/officeDocument/2006/math" xmlns:v="urn:schemas-microsoft-com:vml" xmlns:wp14="http://schemas.microsoft.com/office/word/2010/wordprocessingDrawing" xmlns:wp="http://schemas.openxmlformats.org/drawingml/2006/wordprocessingDrawing" xmlns:w10="urn:schemas-microsoft-com:office:word" xmlns:w="http://schemas.openxmlformats.org/wordprocessingml/2006/main" xmlns:w14="http://schemas.microsoft.com/office/word/2010/wordml" xmlns:w15="http://schemas.microsoft.com/office/word/2012/wordml" xmlns:wpg="http://schemas.microsoft.com/office/word/2010/wordprocessingGroup" xmlns:wpi="http://schemas.microsoft.com/office/word/2010/wordprocessingInk" xmlns:wne="http://schemas.microsoft.com/office/word/2006/wordml" xmlns:a="http://schemas.openxmlformats.org/drawingml/2006/main" xmlns:wps="http://schemas.microsoft.com/office/word/2010/wordprocessingShape" mc:Ignorable="w14 w15 wp14">
   <w:p>
     <w:pPr>
-      <w:pStyle w:val="981"/>
+      <w:pStyle w:val="997"/>
       <w:pBdr/>
       <w:spacing/>
       <w:ind/>
@@ -4185,7 +4648,7 @@
   </w:p>
   <w:p>
     <w:pPr>
-      <w:pStyle w:val="981"/>
+      <w:pStyle w:val="997"/>
       <w:pBdr/>
       <w:spacing/>
       <w:ind/>
@@ -7398,9 +7861,9 @@
     <w:lsdException w:name="Bibliography" w:uiPriority="37"/>
     <w:lsdException w:name="TOC Heading" w:uiPriority="39" w:qFormat="1"/>
   </w:latentStyles>
-  <w:style w:type="table" w:styleId="821">
+  <w:style w:type="table" w:styleId="837">
     <w:name w:val="Table Grid"/>
-    <w:basedOn w:val="1007"/>
+    <w:basedOn w:val="1023"/>
     <w:uiPriority w:val="59"/>
     <w:pPr>
       <w:pBdr/>
@@ -7597,9 +8060,9 @@
       </w:tcPr>
     </w:tblStylePr>
   </w:style>
-  <w:style w:type="table" w:styleId="822">
+  <w:style w:type="table" w:styleId="838">
     <w:name w:val="Table Grid Light"/>
-    <w:basedOn w:val="1007"/>
+    <w:basedOn w:val="1023"/>
     <w:uiPriority w:val="59"/>
     <w:pPr>
       <w:pBdr/>
@@ -7796,9 +8259,9 @@
       </w:tcPr>
     </w:tblStylePr>
   </w:style>
-  <w:style w:type="table" w:styleId="823">
+  <w:style w:type="table" w:styleId="839">
     <w:name w:val="Plain Table 1"/>
-    <w:basedOn w:val="1007"/>
+    <w:basedOn w:val="1023"/>
     <w:uiPriority w:val="59"/>
     <w:pPr>
       <w:pBdr/>
@@ -8021,9 +8484,9 @@
       </w:tcPr>
     </w:tblStylePr>
   </w:style>
-  <w:style w:type="table" w:styleId="824">
+  <w:style w:type="table" w:styleId="840">
     <w:name w:val="Plain Table 2"/>
-    <w:basedOn w:val="1007"/>
+    <w:basedOn w:val="1023"/>
     <w:uiPriority w:val="59"/>
     <w:pPr>
       <w:pBdr/>
@@ -8254,9 +8717,9 @@
       </w:tcPr>
     </w:tblStylePr>
   </w:style>
-  <w:style w:type="table" w:styleId="825">
+  <w:style w:type="table" w:styleId="841">
     <w:name w:val="Plain Table 3"/>
-    <w:basedOn w:val="1007"/>
+    <w:basedOn w:val="1023"/>
     <w:uiPriority w:val="99"/>
     <w:pPr>
       <w:pBdr/>
@@ -8484,9 +8947,9 @@
       </w:tcPr>
     </w:tblStylePr>
   </w:style>
-  <w:style w:type="table" w:styleId="826">
+  <w:style w:type="table" w:styleId="842">
     <w:name w:val="Plain Table 4"/>
-    <w:basedOn w:val="1007"/>
+    <w:basedOn w:val="1023"/>
     <w:uiPriority w:val="99"/>
     <w:pPr>
       <w:pBdr/>
@@ -8700,9 +9163,9 @@
       </w:tcPr>
     </w:tblStylePr>
   </w:style>
-  <w:style w:type="table" w:styleId="827">
+  <w:style w:type="table" w:styleId="843">
     <w:name w:val="Plain Table 5"/>
-    <w:basedOn w:val="1007"/>
+    <w:basedOn w:val="1023"/>
     <w:uiPriority w:val="99"/>
     <w:pPr>
       <w:pBdr/>
@@ -8933,9 +9396,9 @@
       </w:tcPr>
     </w:tblStylePr>
   </w:style>
-  <w:style w:type="table" w:styleId="828">
+  <w:style w:type="table" w:styleId="844">
     <w:name w:val="Grid Table 1 Light"/>
-    <w:basedOn w:val="1007"/>
+    <w:basedOn w:val="1023"/>
     <w:uiPriority w:val="99"/>
     <w:pPr>
       <w:pBdr/>
@@ -9156,9 +9619,9 @@
       </w:tcPr>
     </w:tblStylePr>
   </w:style>
-  <w:style w:type="table" w:styleId="829">
+  <w:style w:type="table" w:styleId="845">
     <w:name w:val="Grid Table 1 Light - Accent 1"/>
-    <w:basedOn w:val="1007"/>
+    <w:basedOn w:val="1023"/>
     <w:uiPriority w:val="99"/>
     <w:pPr>
       <w:pBdr/>
@@ -9379,9 +9842,9 @@
       </w:tcPr>
     </w:tblStylePr>
   </w:style>
-  <w:style w:type="table" w:styleId="830">
+  <w:style w:type="table" w:styleId="846">
     <w:name w:val="Grid Table 1 Light - Accent 2"/>
-    <w:basedOn w:val="1007"/>
+    <w:basedOn w:val="1023"/>
     <w:uiPriority w:val="99"/>
     <w:pPr>
       <w:pBdr/>
@@ -9602,9 +10065,9 @@
       </w:tcPr>
     </w:tblStylePr>
   </w:style>
-  <w:style w:type="table" w:styleId="831">
+  <w:style w:type="table" w:styleId="847">
     <w:name w:val="Grid Table 1 Light - Accent 3"/>
-    <w:basedOn w:val="1007"/>
+    <w:basedOn w:val="1023"/>
     <w:uiPriority w:val="99"/>
     <w:pPr>
       <w:pBdr/>
@@ -9825,9 +10288,9 @@
       </w:tcPr>
     </w:tblStylePr>
   </w:style>
-  <w:style w:type="table" w:styleId="832">
+  <w:style w:type="table" w:styleId="848">
     <w:name w:val="Grid Table 1 Light - Accent 4"/>
-    <w:basedOn w:val="1007"/>
+    <w:basedOn w:val="1023"/>
     <w:uiPriority w:val="99"/>
     <w:pPr>
       <w:pBdr/>
@@ -10048,9 +10511,9 @@
       </w:tcPr>
     </w:tblStylePr>
   </w:style>
-  <w:style w:type="table" w:styleId="833">
+  <w:style w:type="table" w:styleId="849">
     <w:name w:val="Grid Table 1 Light - Accent 5"/>
-    <w:basedOn w:val="1007"/>
+    <w:basedOn w:val="1023"/>
     <w:uiPriority w:val="99"/>
     <w:pPr>
       <w:pBdr/>
@@ -10271,9 +10734,9 @@
       </w:tcPr>
     </w:tblStylePr>
   </w:style>
-  <w:style w:type="table" w:styleId="834">
+  <w:style w:type="table" w:styleId="850">
     <w:name w:val="Grid Table 1 Light - Accent 6"/>
-    <w:basedOn w:val="1007"/>
+    <w:basedOn w:val="1023"/>
     <w:uiPriority w:val="99"/>
     <w:pPr>
       <w:pBdr/>
@@ -10494,9 +10957,9 @@
       </w:tcPr>
     </w:tblStylePr>
   </w:style>
-  <w:style w:type="table" w:styleId="835">
+  <w:style w:type="table" w:styleId="851">
     <w:name w:val="Grid Table 2"/>
-    <w:basedOn w:val="1007"/>
+    <w:basedOn w:val="1023"/>
     <w:uiPriority w:val="99"/>
     <w:pPr>
       <w:pBdr/>
@@ -10726,9 +11189,9 @@
       </w:tcPr>
     </w:tblStylePr>
   </w:style>
-  <w:style w:type="table" w:styleId="836">
+  <w:style w:type="table" w:styleId="852">
     <w:name w:val="Grid Table 2 - Accent 1"/>
-    <w:basedOn w:val="1007"/>
+    <w:basedOn w:val="1023"/>
     <w:uiPriority w:val="99"/>
     <w:pPr>
       <w:pBdr/>
@@ -10958,9 +11421,9 @@
       </w:tcPr>
     </w:tblStylePr>
   </w:style>
-  <w:style w:type="table" w:styleId="837">
+  <w:style w:type="table" w:styleId="853">
     <w:name w:val="Grid Table 2 - Accent 2"/>
-    <w:basedOn w:val="1007"/>
+    <w:basedOn w:val="1023"/>
     <w:uiPriority w:val="99"/>
     <w:pPr>
       <w:pBdr/>
@@ -11190,9 +11653,9 @@
       </w:tcPr>
     </w:tblStylePr>
   </w:style>
-  <w:style w:type="table" w:styleId="838">
+  <w:style w:type="table" w:styleId="854">
     <w:name w:val="Grid Table 2 - Accent 3"/>
-    <w:basedOn w:val="1007"/>
+    <w:basedOn w:val="1023"/>
     <w:uiPriority w:val="99"/>
     <w:pPr>
       <w:pBdr/>
@@ -11422,9 +11885,9 @@
       </w:tcPr>
     </w:tblStylePr>
   </w:style>
-  <w:style w:type="table" w:styleId="839">
+  <w:style w:type="table" w:styleId="855">
     <w:name w:val="Grid Table 2 - Accent 4"/>
-    <w:basedOn w:val="1007"/>
+    <w:basedOn w:val="1023"/>
     <w:uiPriority w:val="99"/>
     <w:pPr>
       <w:pBdr/>
@@ -11654,9 +12117,9 @@
       </w:tcPr>
     </w:tblStylePr>
   </w:style>
-  <w:style w:type="table" w:styleId="840">
+  <w:style w:type="table" w:styleId="856">
     <w:name w:val="Grid Table 2 - Accent 5"/>
-    <w:basedOn w:val="1007"/>
+    <w:basedOn w:val="1023"/>
     <w:uiPriority w:val="99"/>
     <w:pPr>
       <w:pBdr/>
@@ -11886,9 +12349,9 @@
       </w:tcPr>
     </w:tblStylePr>
   </w:style>
-  <w:style w:type="table" w:styleId="841">
+  <w:style w:type="table" w:styleId="857">
     <w:name w:val="Grid Table 2 - Accent 6"/>
-    <w:basedOn w:val="1007"/>
+    <w:basedOn w:val="1023"/>
     <w:uiPriority w:val="99"/>
     <w:pPr>
       <w:pBdr/>
@@ -12118,9 +12581,9 @@
       </w:tcPr>
     </w:tblStylePr>
   </w:style>
-  <w:style w:type="table" w:styleId="842">
+  <w:style w:type="table" w:styleId="858">
     <w:name w:val="Grid Table 3"/>
-    <w:basedOn w:val="1007"/>
+    <w:basedOn w:val="1023"/>
     <w:uiPriority w:val="99"/>
     <w:pPr>
       <w:pBdr/>
@@ -12363,9 +12826,9 @@
       </w:tcPr>
     </w:tblStylePr>
   </w:style>
-  <w:style w:type="table" w:styleId="843">
+  <w:style w:type="table" w:styleId="859">
     <w:name w:val="Grid Table 3 - Accent 1"/>
-    <w:basedOn w:val="1007"/>
+    <w:basedOn w:val="1023"/>
     <w:uiPriority w:val="99"/>
     <w:pPr>
       <w:pBdr/>
@@ -12608,9 +13071,9 @@
       </w:tcPr>
     </w:tblStylePr>
   </w:style>
-  <w:style w:type="table" w:styleId="844">
+  <w:style w:type="table" w:styleId="860">
     <w:name w:val="Grid Table 3 - Accent 2"/>
-    <w:basedOn w:val="1007"/>
+    <w:basedOn w:val="1023"/>
     <w:uiPriority w:val="99"/>
     <w:pPr>
       <w:pBdr/>
@@ -12853,9 +13316,9 @@
       </w:tcPr>
     </w:tblStylePr>
   </w:style>
-  <w:style w:type="table" w:styleId="845">
+  <w:style w:type="table" w:styleId="861">
     <w:name w:val="Grid Table 3 - Accent 3"/>
-    <w:basedOn w:val="1007"/>
+    <w:basedOn w:val="1023"/>
     <w:uiPriority w:val="99"/>
     <w:pPr>
       <w:pBdr/>
@@ -13098,9 +13561,9 @@
       </w:tcPr>
     </w:tblStylePr>
   </w:style>
-  <w:style w:type="table" w:styleId="846">
+  <w:style w:type="table" w:styleId="862">
     <w:name w:val="Grid Table 3 - Accent 4"/>
-    <w:basedOn w:val="1007"/>
+    <w:basedOn w:val="1023"/>
     <w:uiPriority w:val="99"/>
     <w:pPr>
       <w:pBdr/>
@@ -13343,9 +13806,9 @@
       </w:tcPr>
     </w:tblStylePr>
   </w:style>
-  <w:style w:type="table" w:styleId="847">
+  <w:style w:type="table" w:styleId="863">
     <w:name w:val="Grid Table 3 - Accent 5"/>
-    <w:basedOn w:val="1007"/>
+    <w:basedOn w:val="1023"/>
     <w:uiPriority w:val="99"/>
     <w:pPr>
       <w:pBdr/>
@@ -13588,9 +14051,9 @@
       </w:tcPr>
     </w:tblStylePr>
   </w:style>
-  <w:style w:type="table" w:styleId="848">
+  <w:style w:type="table" w:styleId="864">
     <w:name w:val="Grid Table 3 - Accent 6"/>
-    <w:basedOn w:val="1007"/>
+    <w:basedOn w:val="1023"/>
     <w:uiPriority w:val="99"/>
     <w:pPr>
       <w:pBdr/>
@@ -13833,9 +14296,9 @@
       </w:tcPr>
     </w:tblStylePr>
   </w:style>
-  <w:style w:type="table" w:styleId="849">
+  <w:style w:type="table" w:styleId="865">
     <w:name w:val="Grid Table 4"/>
-    <w:basedOn w:val="1007"/>
+    <w:basedOn w:val="1023"/>
     <w:uiPriority w:val="59"/>
     <w:pPr>
       <w:pBdr/>
@@ -14066,9 +14529,9 @@
       </w:tcPr>
     </w:tblStylePr>
   </w:style>
-  <w:style w:type="table" w:styleId="850">
+  <w:style w:type="table" w:styleId="866">
     <w:name w:val="Grid Table 4 - Accent 1"/>
-    <w:basedOn w:val="1007"/>
+    <w:basedOn w:val="1023"/>
     <w:uiPriority w:val="59"/>
     <w:pPr>
       <w:pBdr/>
@@ -14299,9 +14762,9 @@
       </w:tcPr>
     </w:tblStylePr>
   </w:style>
-  <w:style w:type="table" w:styleId="851">
+  <w:style w:type="table" w:styleId="867">
     <w:name w:val="Grid Table 4 - Accent 2"/>
-    <w:basedOn w:val="1007"/>
+    <w:basedOn w:val="1023"/>
     <w:uiPriority w:val="59"/>
     <w:pPr>
       <w:pBdr/>
@@ -14532,9 +14995,9 @@
       </w:tcPr>
     </w:tblStylePr>
   </w:style>
-  <w:style w:type="table" w:styleId="852">
+  <w:style w:type="table" w:styleId="868">
     <w:name w:val="Grid Table 4 - Accent 3"/>
-    <w:basedOn w:val="1007"/>
+    <w:basedOn w:val="1023"/>
     <w:uiPriority w:val="59"/>
     <w:pPr>
       <w:pBdr/>
@@ -14765,9 +15228,9 @@
       </w:tcPr>
     </w:tblStylePr>
   </w:style>
-  <w:style w:type="table" w:styleId="853">
+  <w:style w:type="table" w:styleId="869">
     <w:name w:val="Grid Table 4 - Accent 4"/>
-    <w:basedOn w:val="1007"/>
+    <w:basedOn w:val="1023"/>
     <w:uiPriority w:val="59"/>
     <w:pPr>
       <w:pBdr/>
@@ -14998,9 +15461,9 @@
       </w:tcPr>
     </w:tblStylePr>
   </w:style>
-  <w:style w:type="table" w:styleId="854">
+  <w:style w:type="table" w:styleId="870">
     <w:name w:val="Grid Table 4 - Accent 5"/>
-    <w:basedOn w:val="1007"/>
+    <w:basedOn w:val="1023"/>
     <w:uiPriority w:val="59"/>
     <w:pPr>
       <w:pBdr/>
@@ -15231,9 +15694,9 @@
       </w:tcPr>
     </w:tblStylePr>
   </w:style>
-  <w:style w:type="table" w:styleId="855">
+  <w:style w:type="table" w:styleId="871">
     <w:name w:val="Grid Table 4 - Accent 6"/>
-    <w:basedOn w:val="1007"/>
+    <w:basedOn w:val="1023"/>
     <w:uiPriority w:val="59"/>
     <w:pPr>
       <w:pBdr/>
@@ -15464,9 +15927,9 @@
       </w:tcPr>
     </w:tblStylePr>
   </w:style>
-  <w:style w:type="table" w:styleId="856">
+  <w:style w:type="table" w:styleId="872">
     <w:name w:val="Grid Table 5 Dark"/>
-    <w:basedOn w:val="1007"/>
+    <w:basedOn w:val="1023"/>
     <w:uiPriority w:val="99"/>
     <w:pPr>
       <w:pBdr/>
@@ -15692,9 +16155,9 @@
       </w:tcPr>
     </w:tblStylePr>
   </w:style>
-  <w:style w:type="table" w:styleId="857">
+  <w:style w:type="table" w:styleId="873">
     <w:name w:val="Grid Table 5 Dark- Accent 1"/>
-    <w:basedOn w:val="1007"/>
+    <w:basedOn w:val="1023"/>
     <w:uiPriority w:val="99"/>
     <w:pPr>
       <w:pBdr/>
@@ -15920,9 +16383,9 @@
       </w:tcPr>
     </w:tblStylePr>
   </w:style>
-  <w:style w:type="table" w:styleId="858">
+  <w:style w:type="table" w:styleId="874">
     <w:name w:val="Grid Table 5 Dark - Accent 2"/>
-    <w:basedOn w:val="1007"/>
+    <w:basedOn w:val="1023"/>
     <w:uiPriority w:val="99"/>
     <w:pPr>
       <w:pBdr/>
@@ -16148,9 +16611,9 @@
       </w:tcPr>
     </w:tblStylePr>
   </w:style>
-  <w:style w:type="table" w:styleId="859">
+  <w:style w:type="table" w:styleId="875">
     <w:name w:val="Grid Table 5 Dark - Accent 3"/>
-    <w:basedOn w:val="1007"/>
+    <w:basedOn w:val="1023"/>
     <w:uiPriority w:val="99"/>
     <w:pPr>
       <w:pBdr/>
@@ -16376,9 +16839,9 @@
       </w:tcPr>
     </w:tblStylePr>
   </w:style>
-  <w:style w:type="table" w:styleId="860">
+  <w:style w:type="table" w:styleId="876">
     <w:name w:val="Grid Table 5 Dark- Accent 4"/>
-    <w:basedOn w:val="1007"/>
+    <w:basedOn w:val="1023"/>
     <w:uiPriority w:val="99"/>
     <w:pPr>
       <w:pBdr/>
@@ -16604,9 +17067,9 @@
       </w:tcPr>
     </w:tblStylePr>
   </w:style>
-  <w:style w:type="table" w:styleId="861">
+  <w:style w:type="table" w:styleId="877">
     <w:name w:val="Grid Table 5 Dark - Accent 5"/>
-    <w:basedOn w:val="1007"/>
+    <w:basedOn w:val="1023"/>
     <w:uiPriority w:val="99"/>
     <w:pPr>
       <w:pBdr/>
@@ -16832,9 +17295,9 @@
       </w:tcPr>
     </w:tblStylePr>
   </w:style>
-  <w:style w:type="table" w:styleId="862">
+  <w:style w:type="table" w:styleId="878">
     <w:name w:val="Grid Table 5 Dark - Accent 6"/>
-    <w:basedOn w:val="1007"/>
+    <w:basedOn w:val="1023"/>
     <w:uiPriority w:val="99"/>
     <w:pPr>
       <w:pBdr/>
@@ -17060,9 +17523,9 @@
       </w:tcPr>
     </w:tblStylePr>
   </w:style>
-  <w:style w:type="table" w:styleId="863">
+  <w:style w:type="table" w:styleId="879">
     <w:name w:val="Grid Table 6 Colorful"/>
-    <w:basedOn w:val="1007"/>
+    <w:basedOn w:val="1023"/>
     <w:uiPriority w:val="99"/>
     <w:pPr>
       <w:pBdr/>
@@ -17290,9 +17753,9 @@
       </w:tcPr>
     </w:tblStylePr>
   </w:style>
-  <w:style w:type="table" w:styleId="864">
+  <w:style w:type="table" w:styleId="880">
     <w:name w:val="Grid Table 6 Colorful - Accent 1"/>
-    <w:basedOn w:val="1007"/>
+    <w:basedOn w:val="1023"/>
     <w:uiPriority w:val="99"/>
     <w:pPr>
       <w:pBdr/>
@@ -17520,9 +17983,9 @@
       </w:tcPr>
     </w:tblStylePr>
   </w:style>
-  <w:style w:type="table" w:styleId="865">
+  <w:style w:type="table" w:styleId="881">
     <w:name w:val="Grid Table 6 Colorful - Accent 2"/>
-    <w:basedOn w:val="1007"/>
+    <w:basedOn w:val="1023"/>
     <w:uiPriority w:val="99"/>
     <w:pPr>
       <w:pBdr/>
@@ -17750,9 +18213,9 @@
       </w:tcPr>
     </w:tblStylePr>
   </w:style>
-  <w:style w:type="table" w:styleId="866">
+  <w:style w:type="table" w:styleId="882">
     <w:name w:val="Grid Table 6 Colorful - Accent 3"/>
-    <w:basedOn w:val="1007"/>
+    <w:basedOn w:val="1023"/>
     <w:uiPriority w:val="99"/>
     <w:pPr>
       <w:pBdr/>
@@ -17980,9 +18443,9 @@
       </w:tcPr>
     </w:tblStylePr>
   </w:style>
-  <w:style w:type="table" w:styleId="867">
+  <w:style w:type="table" w:styleId="883">
     <w:name w:val="Grid Table 6 Colorful - Accent 4"/>
-    <w:basedOn w:val="1007"/>
+    <w:basedOn w:val="1023"/>
     <w:uiPriority w:val="99"/>
     <w:pPr>
       <w:pBdr/>
@@ -18210,9 +18673,9 @@
       </w:tcPr>
     </w:tblStylePr>
   </w:style>
-  <w:style w:type="table" w:styleId="868">
+  <w:style w:type="table" w:styleId="884">
     <w:name w:val="Grid Table 6 Colorful - Accent 5"/>
-    <w:basedOn w:val="1007"/>
+    <w:basedOn w:val="1023"/>
     <w:uiPriority w:val="99"/>
     <w:pPr>
       <w:pBdr/>
@@ -18440,9 +18903,9 @@
       </w:tcPr>
     </w:tblStylePr>
   </w:style>
-  <w:style w:type="table" w:styleId="869">
+  <w:style w:type="table" w:styleId="885">
     <w:name w:val="Grid Table 6 Colorful - Accent 6"/>
-    <w:basedOn w:val="1007"/>
+    <w:basedOn w:val="1023"/>
     <w:uiPriority w:val="99"/>
     <w:pPr>
       <w:pBdr/>
@@ -18670,9 +19133,9 @@
       </w:tcPr>
     </w:tblStylePr>
   </w:style>
-  <w:style w:type="table" w:styleId="870">
+  <w:style w:type="table" w:styleId="886">
     <w:name w:val="Grid Table 7 Colorful"/>
-    <w:basedOn w:val="1007"/>
+    <w:basedOn w:val="1023"/>
     <w:uiPriority w:val="99"/>
     <w:pPr>
       <w:pBdr/>
@@ -18924,9 +19387,9 @@
       </w:tcPr>
     </w:tblStylePr>
   </w:style>
-  <w:style w:type="table" w:styleId="871">
+  <w:style w:type="table" w:styleId="887">
     <w:name w:val="Grid Table 7 Colorful - Accent 1"/>
-    <w:basedOn w:val="1007"/>
+    <w:basedOn w:val="1023"/>
     <w:uiPriority w:val="99"/>
     <w:pPr>
       <w:pBdr/>
@@ -19178,9 +19641,9 @@
       </w:tcPr>
     </w:tblStylePr>
   </w:style>
-  <w:style w:type="table" w:styleId="872">
+  <w:style w:type="table" w:styleId="888">
     <w:name w:val="Grid Table 7 Colorful - Accent 2"/>
-    <w:basedOn w:val="1007"/>
+    <w:basedOn w:val="1023"/>
     <w:uiPriority w:val="99"/>
     <w:pPr>
       <w:pBdr/>
@@ -19432,9 +19895,9 @@
       </w:tcPr>
     </w:tblStylePr>
   </w:style>
-  <w:style w:type="table" w:styleId="873">
+  <w:style w:type="table" w:styleId="889">
     <w:name w:val="Grid Table 7 Colorful - Accent 3"/>
-    <w:basedOn w:val="1007"/>
+    <w:basedOn w:val="1023"/>
     <w:uiPriority w:val="99"/>
     <w:pPr>
       <w:pBdr/>
@@ -19686,9 +20149,9 @@
       </w:tcPr>
     </w:tblStylePr>
   </w:style>
-  <w:style w:type="table" w:styleId="874">
+  <w:style w:type="table" w:styleId="890">
     <w:name w:val="Grid Table 7 Colorful - Accent 4"/>
-    <w:basedOn w:val="1007"/>
+    <w:basedOn w:val="1023"/>
     <w:uiPriority w:val="99"/>
     <w:pPr>
       <w:pBdr/>
@@ -19940,9 +20403,9 @@
       </w:tcPr>
     </w:tblStylePr>
   </w:style>
-  <w:style w:type="table" w:styleId="875">
+  <w:style w:type="table" w:styleId="891">
     <w:name w:val="Grid Table 7 Colorful - Accent 5"/>
-    <w:basedOn w:val="1007"/>
+    <w:basedOn w:val="1023"/>
     <w:uiPriority w:val="99"/>
     <w:pPr>
       <w:pBdr/>
@@ -20194,9 +20657,9 @@
       </w:tcPr>
     </w:tblStylePr>
   </w:style>
-  <w:style w:type="table" w:styleId="876">
+  <w:style w:type="table" w:styleId="892">
     <w:name w:val="Grid Table 7 Colorful - Accent 6"/>
-    <w:basedOn w:val="1007"/>
+    <w:basedOn w:val="1023"/>
     <w:uiPriority w:val="99"/>
     <w:pPr>
       <w:pBdr/>
@@ -20448,9 +20911,9 @@
       </w:tcPr>
     </w:tblStylePr>
   </w:style>
-  <w:style w:type="table" w:styleId="877">
+  <w:style w:type="table" w:styleId="893">
     <w:name w:val="List Table 1 Light"/>
-    <w:basedOn w:val="1007"/>
+    <w:basedOn w:val="1023"/>
     <w:uiPriority w:val="99"/>
     <w:pPr>
       <w:pBdr/>
@@ -20664,9 +21127,9 @@
       </w:tcPr>
     </w:tblStylePr>
   </w:style>
-  <w:style w:type="table" w:styleId="878">
+  <w:style w:type="table" w:styleId="894">
     <w:name w:val="List Table 1 Light - Accent 1"/>
-    <w:basedOn w:val="1007"/>
+    <w:basedOn w:val="1023"/>
     <w:uiPriority w:val="99"/>
     <w:pPr>
       <w:pBdr/>
@@ -20880,9 +21343,9 @@
       </w:tcPr>
     </w:tblStylePr>
   </w:style>
-  <w:style w:type="table" w:styleId="879">
+  <w:style w:type="table" w:styleId="895">
     <w:name w:val="List Table 1 Light - Accent 2"/>
-    <w:basedOn w:val="1007"/>
+    <w:basedOn w:val="1023"/>
     <w:uiPriority w:val="99"/>
     <w:pPr>
       <w:pBdr/>
@@ -21096,9 +21559,9 @@
       </w:tcPr>
     </w:tblStylePr>
   </w:style>
-  <w:style w:type="table" w:styleId="880">
+  <w:style w:type="table" w:styleId="896">
     <w:name w:val="List Table 1 Light - Accent 3"/>
-    <w:basedOn w:val="1007"/>
+    <w:basedOn w:val="1023"/>
     <w:uiPriority w:val="99"/>
     <w:pPr>
       <w:pBdr/>
@@ -21312,9 +21775,9 @@
       </w:tcPr>
     </w:tblStylePr>
   </w:style>
-  <w:style w:type="table" w:styleId="881">
+  <w:style w:type="table" w:styleId="897">
     <w:name w:val="List Table 1 Light - Accent 4"/>
-    <w:basedOn w:val="1007"/>
+    <w:basedOn w:val="1023"/>
     <w:uiPriority w:val="99"/>
     <w:pPr>
       <w:pBdr/>
@@ -21528,9 +21991,9 @@
       </w:tcPr>
     </w:tblStylePr>
   </w:style>
-  <w:style w:type="table" w:styleId="882">
+  <w:style w:type="table" w:styleId="898">
     <w:name w:val="List Table 1 Light - Accent 5"/>
-    <w:basedOn w:val="1007"/>
+    <w:basedOn w:val="1023"/>
     <w:uiPriority w:val="99"/>
     <w:pPr>
       <w:pBdr/>
@@ -21744,9 +22207,9 @@
       </w:tcPr>
     </w:tblStylePr>
   </w:style>
-  <w:style w:type="table" w:styleId="883">
+  <w:style w:type="table" w:styleId="899">
     <w:name w:val="List Table 1 Light - Accent 6"/>
-    <w:basedOn w:val="1007"/>
+    <w:basedOn w:val="1023"/>
     <w:uiPriority w:val="99"/>
     <w:pPr>
       <w:pBdr/>
@@ -21960,9 +22423,9 @@
       </w:tcPr>
     </w:tblStylePr>
   </w:style>
-  <w:style w:type="table" w:styleId="884">
+  <w:style w:type="table" w:styleId="900">
     <w:name w:val="List Table 2"/>
-    <w:basedOn w:val="1007"/>
+    <w:basedOn w:val="1023"/>
     <w:uiPriority w:val="99"/>
     <w:pPr>
       <w:pBdr/>
@@ -22198,9 +22661,9 @@
       </w:tcPr>
     </w:tblStylePr>
   </w:style>
-  <w:style w:type="table" w:styleId="885">
+  <w:style w:type="table" w:styleId="901">
     <w:name w:val="List Table 2 - Accent 1"/>
-    <w:basedOn w:val="1007"/>
+    <w:basedOn w:val="1023"/>
     <w:uiPriority w:val="99"/>
     <w:pPr>
       <w:pBdr/>
@@ -22436,9 +22899,9 @@
       </w:tcPr>
     </w:tblStylePr>
   </w:style>
-  <w:style w:type="table" w:styleId="886">
+  <w:style w:type="table" w:styleId="902">
     <w:name w:val="List Table 2 - Accent 2"/>
-    <w:basedOn w:val="1007"/>
+    <w:basedOn w:val="1023"/>
     <w:uiPriority w:val="99"/>
     <w:pPr>
       <w:pBdr/>
@@ -22674,9 +23137,9 @@
       </w:tcPr>
     </w:tblStylePr>
   </w:style>
-  <w:style w:type="table" w:styleId="887">
+  <w:style w:type="table" w:styleId="903">
     <w:name w:val="List Table 2 - Accent 3"/>
-    <w:basedOn w:val="1007"/>
+    <w:basedOn w:val="1023"/>
     <w:uiPriority w:val="99"/>
     <w:pPr>
       <w:pBdr/>
@@ -22912,9 +23375,9 @@
       </w:tcPr>
     </w:tblStylePr>
   </w:style>
-  <w:style w:type="table" w:styleId="888">
+  <w:style w:type="table" w:styleId="904">
     <w:name w:val="List Table 2 - Accent 4"/>
-    <w:basedOn w:val="1007"/>
+    <w:basedOn w:val="1023"/>
     <w:uiPriority w:val="99"/>
     <w:pPr>
       <w:pBdr/>
@@ -23150,9 +23613,9 @@
       </w:tcPr>
     </w:tblStylePr>
   </w:style>
-  <w:style w:type="table" w:styleId="889">
+  <w:style w:type="table" w:styleId="905">
     <w:name w:val="List Table 2 - Accent 5"/>
-    <w:basedOn w:val="1007"/>
+    <w:basedOn w:val="1023"/>
     <w:uiPriority w:val="99"/>
     <w:pPr>
       <w:pBdr/>
@@ -23388,9 +23851,9 @@
       </w:tcPr>
     </w:tblStylePr>
   </w:style>
-  <w:style w:type="table" w:styleId="890">
+  <w:style w:type="table" w:styleId="906">
     <w:name w:val="List Table 2 - Accent 6"/>
-    <w:basedOn w:val="1007"/>
+    <w:basedOn w:val="1023"/>
     <w:uiPriority w:val="99"/>
     <w:pPr>
       <w:pBdr/>
@@ -23626,9 +24089,9 @@
       </w:tcPr>
     </w:tblStylePr>
   </w:style>
-  <w:style w:type="table" w:styleId="891">
+  <w:style w:type="table" w:styleId="907">
     <w:name w:val="List Table 3"/>
-    <w:basedOn w:val="1007"/>
+    <w:basedOn w:val="1023"/>
     <w:uiPriority w:val="99"/>
     <w:pPr>
       <w:pBdr/>
@@ -23854,9 +24317,9 @@
       </w:tcPr>
     </w:tblStylePr>
   </w:style>
-  <w:style w:type="table" w:styleId="892">
+  <w:style w:type="table" w:styleId="908">
     <w:name w:val="List Table 3 - Accent 1"/>
-    <w:basedOn w:val="1007"/>
+    <w:basedOn w:val="1023"/>
     <w:uiPriority w:val="99"/>
     <w:pPr>
       <w:pBdr/>
@@ -24082,9 +24545,9 @@
       </w:tcPr>
     </w:tblStylePr>
   </w:style>
-  <w:style w:type="table" w:styleId="893">
+  <w:style w:type="table" w:styleId="909">
     <w:name w:val="List Table 3 - Accent 2"/>
-    <w:basedOn w:val="1007"/>
+    <w:basedOn w:val="1023"/>
     <w:uiPriority w:val="99"/>
     <w:pPr>
       <w:pBdr/>
@@ -24310,9 +24773,9 @@
       </w:tcPr>
     </w:tblStylePr>
   </w:style>
-  <w:style w:type="table" w:styleId="894">
+  <w:style w:type="table" w:styleId="910">
     <w:name w:val="List Table 3 - Accent 3"/>
-    <w:basedOn w:val="1007"/>
+    <w:basedOn w:val="1023"/>
     <w:uiPriority w:val="99"/>
     <w:pPr>
       <w:pBdr/>
@@ -24538,9 +25001,9 @@
       </w:tcPr>
     </w:tblStylePr>
   </w:style>
-  <w:style w:type="table" w:styleId="895">
+  <w:style w:type="table" w:styleId="911">
     <w:name w:val="List Table 3 - Accent 4"/>
-    <w:basedOn w:val="1007"/>
+    <w:basedOn w:val="1023"/>
     <w:uiPriority w:val="99"/>
     <w:pPr>
       <w:pBdr/>
@@ -24766,9 +25229,9 @@
       </w:tcPr>
     </w:tblStylePr>
   </w:style>
-  <w:style w:type="table" w:styleId="896">
+  <w:style w:type="table" w:styleId="912">
     <w:name w:val="List Table 3 - Accent 5"/>
-    <w:basedOn w:val="1007"/>
+    <w:basedOn w:val="1023"/>
     <w:uiPriority w:val="99"/>
     <w:pPr>
       <w:pBdr/>
@@ -24994,9 +25457,9 @@
       </w:tcPr>
     </w:tblStylePr>
   </w:style>
-  <w:style w:type="table" w:styleId="897">
+  <w:style w:type="table" w:styleId="913">
     <w:name w:val="List Table 3 - Accent 6"/>
-    <w:basedOn w:val="1007"/>
+    <w:basedOn w:val="1023"/>
     <w:uiPriority w:val="99"/>
     <w:pPr>
       <w:pBdr/>
@@ -25222,9 +25685,9 @@
       </w:tcPr>
     </w:tblStylePr>
   </w:style>
-  <w:style w:type="table" w:styleId="898">
+  <w:style w:type="table" w:styleId="914">
     <w:name w:val="List Table 4"/>
-    <w:basedOn w:val="1007"/>
+    <w:basedOn w:val="1023"/>
     <w:uiPriority w:val="99"/>
     <w:pPr>
       <w:pBdr/>
@@ -25447,9 +25910,9 @@
       </w:tcPr>
     </w:tblStylePr>
   </w:style>
-  <w:style w:type="table" w:styleId="899">
+  <w:style w:type="table" w:styleId="915">
     <w:name w:val="List Table 4 - Accent 1"/>
-    <w:basedOn w:val="1007"/>
+    <w:basedOn w:val="1023"/>
     <w:uiPriority w:val="99"/>
     <w:pPr>
       <w:pBdr/>
@@ -25672,9 +26135,9 @@
       </w:tcPr>
     </w:tblStylePr>
   </w:style>
-  <w:style w:type="table" w:styleId="900">
+  <w:style w:type="table" w:styleId="916">
     <w:name w:val="List Table 4 - Accent 2"/>
-    <w:basedOn w:val="1007"/>
+    <w:basedOn w:val="1023"/>
     <w:uiPriority w:val="99"/>
     <w:pPr>
       <w:pBdr/>
@@ -25897,9 +26360,9 @@
       </w:tcPr>
     </w:tblStylePr>
   </w:style>
-  <w:style w:type="table" w:styleId="901">
+  <w:style w:type="table" w:styleId="917">
     <w:name w:val="List Table 4 - Accent 3"/>
-    <w:basedOn w:val="1007"/>
+    <w:basedOn w:val="1023"/>
     <w:uiPriority w:val="99"/>
     <w:pPr>
       <w:pBdr/>
@@ -26122,9 +26585,9 @@
       </w:tcPr>
     </w:tblStylePr>
   </w:style>
-  <w:style w:type="table" w:styleId="902">
+  <w:style w:type="table" w:styleId="918">
     <w:name w:val="List Table 4 - Accent 4"/>
-    <w:basedOn w:val="1007"/>
+    <w:basedOn w:val="1023"/>
     <w:uiPriority w:val="99"/>
     <w:pPr>
       <w:pBdr/>
@@ -26347,9 +26810,9 @@
       </w:tcPr>
     </w:tblStylePr>
   </w:style>
-  <w:style w:type="table" w:styleId="903">
+  <w:style w:type="table" w:styleId="919">
     <w:name w:val="List Table 4 - Accent 5"/>
-    <w:basedOn w:val="1007"/>
+    <w:basedOn w:val="1023"/>
     <w:uiPriority w:val="99"/>
     <w:pPr>
       <w:pBdr/>
@@ -26572,9 +27035,9 @@
       </w:tcPr>
     </w:tblStylePr>
   </w:style>
-  <w:style w:type="table" w:styleId="904">
+  <w:style w:type="table" w:styleId="920">
     <w:name w:val="List Table 4 - Accent 6"/>
-    <w:basedOn w:val="1007"/>
+    <w:basedOn w:val="1023"/>
     <w:uiPriority w:val="99"/>
     <w:pPr>
       <w:pBdr/>
@@ -26797,9 +27260,9 @@
       </w:tcPr>
     </w:tblStylePr>
   </w:style>
-  <w:style w:type="table" w:styleId="905">
+  <w:style w:type="table" w:styleId="921">
     <w:name w:val="List Table 5 Dark"/>
-    <w:basedOn w:val="1007"/>
+    <w:basedOn w:val="1023"/>
     <w:uiPriority w:val="99"/>
     <w:pPr>
       <w:pBdr/>
@@ -27039,9 +27502,9 @@
       </w:tcPr>
     </w:tblStylePr>
   </w:style>
-  <w:style w:type="table" w:styleId="906">
+  <w:style w:type="table" w:styleId="922">
     <w:name w:val="List Table 5 Dark - Accent 1"/>
-    <w:basedOn w:val="1007"/>
+    <w:basedOn w:val="1023"/>
     <w:uiPriority w:val="99"/>
     <w:pPr>
       <w:pBdr/>
@@ -27281,9 +27744,9 @@
       </w:tcPr>
     </w:tblStylePr>
   </w:style>
-  <w:style w:type="table" w:styleId="907">
+  <w:style w:type="table" w:styleId="923">
     <w:name w:val="List Table 5 Dark - Accent 2"/>
-    <w:basedOn w:val="1007"/>
+    <w:basedOn w:val="1023"/>
     <w:uiPriority w:val="99"/>
     <w:pPr>
       <w:pBdr/>
@@ -27523,9 +27986,9 @@
       </w:tcPr>
     </w:tblStylePr>
   </w:style>
-  <w:style w:type="table" w:styleId="908">
+  <w:style w:type="table" w:styleId="924">
     <w:name w:val="List Table 5 Dark - Accent 3"/>
-    <w:basedOn w:val="1007"/>
+    <w:basedOn w:val="1023"/>
     <w:uiPriority w:val="99"/>
     <w:pPr>
       <w:pBdr/>
@@ -27765,9 +28228,9 @@
       </w:tcPr>
     </w:tblStylePr>
   </w:style>
-  <w:style w:type="table" w:styleId="909">
+  <w:style w:type="table" w:styleId="925">
     <w:name w:val="List Table 5 Dark - Accent 4"/>
-    <w:basedOn w:val="1007"/>
+    <w:basedOn w:val="1023"/>
     <w:uiPriority w:val="99"/>
     <w:pPr>
       <w:pBdr/>
@@ -28007,9 +28470,9 @@
       </w:tcPr>
     </w:tblStylePr>
   </w:style>
-  <w:style w:type="table" w:styleId="910">
+  <w:style w:type="table" w:styleId="926">
     <w:name w:val="List Table 5 Dark - Accent 5"/>
-    <w:basedOn w:val="1007"/>
+    <w:basedOn w:val="1023"/>
     <w:uiPriority w:val="99"/>
     <w:pPr>
       <w:pBdr/>
@@ -28249,9 +28712,9 @@
       </w:tcPr>
     </w:tblStylePr>
   </w:style>
-  <w:style w:type="table" w:styleId="911">
+  <w:style w:type="table" w:styleId="927">
     <w:name w:val="List Table 5 Dark - Accent 6"/>
-    <w:basedOn w:val="1007"/>
+    <w:basedOn w:val="1023"/>
     <w:uiPriority w:val="99"/>
     <w:pPr>
       <w:pBdr/>
@@ -28491,9 +28954,9 @@
       </w:tcPr>
     </w:tblStylePr>
   </w:style>
-  <w:style w:type="table" w:styleId="912">
+  <w:style w:type="table" w:styleId="928">
     <w:name w:val="List Table 6 Colorful"/>
-    <w:basedOn w:val="1007"/>
+    <w:basedOn w:val="1023"/>
     <w:uiPriority w:val="99"/>
     <w:pPr>
       <w:pBdr/>
@@ -28714,9 +29177,9 @@
       </w:tcPr>
     </w:tblStylePr>
   </w:style>
-  <w:style w:type="table" w:styleId="913">
+  <w:style w:type="table" w:styleId="929">
     <w:name w:val="List Table 6 Colorful - Accent 1"/>
-    <w:basedOn w:val="1007"/>
+    <w:basedOn w:val="1023"/>
     <w:uiPriority w:val="99"/>
     <w:pPr>
       <w:pBdr/>
@@ -28937,9 +29400,9 @@
       </w:tcPr>
     </w:tblStylePr>
   </w:style>
-  <w:style w:type="table" w:styleId="914">
+  <w:style w:type="table" w:styleId="930">
     <w:name w:val="List Table 6 Colorful - Accent 2"/>
-    <w:basedOn w:val="1007"/>
+    <w:basedOn w:val="1023"/>
     <w:uiPriority w:val="99"/>
     <w:pPr>
       <w:pBdr/>
@@ -29160,9 +29623,9 @@
       </w:tcPr>
     </w:tblStylePr>
   </w:style>
-  <w:style w:type="table" w:styleId="915">
+  <w:style w:type="table" w:styleId="931">
     <w:name w:val="List Table 6 Colorful - Accent 3"/>
-    <w:basedOn w:val="1007"/>
+    <w:basedOn w:val="1023"/>
     <w:uiPriority w:val="99"/>
     <w:pPr>
       <w:pBdr/>
@@ -29383,9 +29846,9 @@
       </w:tcPr>
     </w:tblStylePr>
   </w:style>
-  <w:style w:type="table" w:styleId="916">
+  <w:style w:type="table" w:styleId="932">
     <w:name w:val="List Table 6 Colorful - Accent 4"/>
-    <w:basedOn w:val="1007"/>
+    <w:basedOn w:val="1023"/>
     <w:uiPriority w:val="99"/>
     <w:pPr>
       <w:pBdr/>
@@ -29606,9 +30069,9 @@
       </w:tcPr>
     </w:tblStylePr>
   </w:style>
-  <w:style w:type="table" w:styleId="917">
+  <w:style w:type="table" w:styleId="933">
     <w:name w:val="List Table 6 Colorful - Accent 5"/>
-    <w:basedOn w:val="1007"/>
+    <w:basedOn w:val="1023"/>
     <w:uiPriority w:val="99"/>
     <w:pPr>
       <w:pBdr/>
@@ -29829,9 +30292,9 @@
       </w:tcPr>
     </w:tblStylePr>
   </w:style>
-  <w:style w:type="table" w:styleId="918">
+  <w:style w:type="table" w:styleId="934">
     <w:name w:val="List Table 6 Colorful - Accent 6"/>
-    <w:basedOn w:val="1007"/>
+    <w:basedOn w:val="1023"/>
     <w:uiPriority w:val="99"/>
     <w:pPr>
       <w:pBdr/>
@@ -30052,9 +30515,9 @@
       </w:tcPr>
     </w:tblStylePr>
   </w:style>
-  <w:style w:type="table" w:styleId="919">
+  <w:style w:type="table" w:styleId="935">
     <w:name w:val="List Table 7 Colorful"/>
-    <w:basedOn w:val="1007"/>
+    <w:basedOn w:val="1023"/>
     <w:uiPriority w:val="99"/>
     <w:pPr>
       <w:pBdr/>
@@ -30308,9 +30771,9 @@
       </w:tcPr>
     </w:tblStylePr>
   </w:style>
-  <w:style w:type="table" w:styleId="920">
+  <w:style w:type="table" w:styleId="936">
     <w:name w:val="List Table 7 Colorful - Accent 1"/>
-    <w:basedOn w:val="1007"/>
+    <w:basedOn w:val="1023"/>
     <w:uiPriority w:val="99"/>
     <w:pPr>
       <w:pBdr/>
@@ -30564,9 +31027,9 @@
       </w:tcPr>
     </w:tblStylePr>
   </w:style>
-  <w:style w:type="table" w:styleId="921">
+  <w:style w:type="table" w:styleId="937">
     <w:name w:val="List Table 7 Colorful - Accent 2"/>
-    <w:basedOn w:val="1007"/>
+    <w:basedOn w:val="1023"/>
     <w:uiPriority w:val="99"/>
     <w:pPr>
       <w:pBdr/>
@@ -30820,9 +31283,9 @@
       </w:tcPr>
     </w:tblStylePr>
   </w:style>
-  <w:style w:type="table" w:styleId="922">
+  <w:style w:type="table" w:styleId="938">
     <w:name w:val="List Table 7 Colorful - Accent 3"/>
-    <w:basedOn w:val="1007"/>
+    <w:basedOn w:val="1023"/>
     <w:uiPriority w:val="99"/>
     <w:pPr>
       <w:pBdr/>
@@ -31076,9 +31539,9 @@
       </w:tcPr>
     </w:tblStylePr>
   </w:style>
-  <w:style w:type="table" w:styleId="923">
+  <w:style w:type="table" w:styleId="939">
     <w:name w:val="List Table 7 Colorful - Accent 4"/>
-    <w:basedOn w:val="1007"/>
+    <w:basedOn w:val="1023"/>
     <w:uiPriority w:val="99"/>
     <w:pPr>
       <w:pBdr/>
@@ -31332,9 +31795,9 @@
       </w:tcPr>
     </w:tblStylePr>
   </w:style>
-  <w:style w:type="table" w:styleId="924">
+  <w:style w:type="table" w:styleId="940">
     <w:name w:val="List Table 7 Colorful - Accent 5"/>
-    <w:basedOn w:val="1007"/>
+    <w:basedOn w:val="1023"/>
     <w:uiPriority w:val="99"/>
     <w:pPr>
       <w:pBdr/>
@@ -31588,9 +32051,9 @@
       </w:tcPr>
     </w:tblStylePr>
   </w:style>
-  <w:style w:type="table" w:styleId="925">
+  <w:style w:type="table" w:styleId="941">
     <w:name w:val="List Table 7 Colorful - Accent 6"/>
-    <w:basedOn w:val="1007"/>
+    <w:basedOn w:val="1023"/>
     <w:uiPriority w:val="99"/>
     <w:pPr>
       <w:pBdr/>
@@ -31844,9 +32307,9 @@
       </w:tcPr>
     </w:tblStylePr>
   </w:style>
-  <w:style w:type="table" w:styleId="926">
+  <w:style w:type="table" w:styleId="942">
     <w:name w:val="Lined - Accent"/>
-    <w:basedOn w:val="1007"/>
+    <w:basedOn w:val="1023"/>
     <w:uiPriority w:val="99"/>
     <w:pPr>
       <w:pBdr/>
@@ -32081,9 +32544,9 @@
       </w:tcPr>
     </w:tblStylePr>
   </w:style>
-  <w:style w:type="table" w:styleId="927">
+  <w:style w:type="table" w:styleId="943">
     <w:name w:val="Lined - Accent 1"/>
-    <w:basedOn w:val="1007"/>
+    <w:basedOn w:val="1023"/>
     <w:uiPriority w:val="99"/>
     <w:pPr>
       <w:pBdr/>
@@ -32318,9 +32781,9 @@
       </w:tcPr>
     </w:tblStylePr>
   </w:style>
-  <w:style w:type="table" w:styleId="928">
+  <w:style w:type="table" w:styleId="944">
     <w:name w:val="Lined - Accent 2"/>
-    <w:basedOn w:val="1007"/>
+    <w:basedOn w:val="1023"/>
     <w:uiPriority w:val="99"/>
     <w:pPr>
       <w:pBdr/>
@@ -32555,9 +33018,9 @@
       </w:tcPr>
     </w:tblStylePr>
   </w:style>
-  <w:style w:type="table" w:styleId="929">
+  <w:style w:type="table" w:styleId="945">
     <w:name w:val="Lined - Accent 3"/>
-    <w:basedOn w:val="1007"/>
+    <w:basedOn w:val="1023"/>
     <w:uiPriority w:val="99"/>
     <w:pPr>
       <w:pBdr/>
@@ -32792,9 +33255,9 @@
       </w:tcPr>
     </w:tblStylePr>
   </w:style>
-  <w:style w:type="table" w:styleId="930">
+  <w:style w:type="table" w:styleId="946">
     <w:name w:val="Lined - Accent 4"/>
-    <w:basedOn w:val="1007"/>
+    <w:basedOn w:val="1023"/>
     <w:uiPriority w:val="99"/>
     <w:pPr>
       <w:pBdr/>
@@ -33029,9 +33492,9 @@
       </w:tcPr>
     </w:tblStylePr>
   </w:style>
-  <w:style w:type="table" w:styleId="931">
+  <w:style w:type="table" w:styleId="947">
     <w:name w:val="Lined - Accent 5"/>
-    <w:basedOn w:val="1007"/>
+    <w:basedOn w:val="1023"/>
     <w:uiPriority w:val="99"/>
     <w:pPr>
       <w:pBdr/>
@@ -33266,9 +33729,9 @@
       </w:tcPr>
     </w:tblStylePr>
   </w:style>
-  <w:style w:type="table" w:styleId="932">
+  <w:style w:type="table" w:styleId="948">
     <w:name w:val="Lined - Accent 6"/>
-    <w:basedOn w:val="1007"/>
+    <w:basedOn w:val="1023"/>
     <w:uiPriority w:val="99"/>
     <w:pPr>
       <w:pBdr/>
@@ -33503,9 +33966,9 @@
       </w:tcPr>
     </w:tblStylePr>
   </w:style>
-  <w:style w:type="table" w:styleId="933">
+  <w:style w:type="table" w:styleId="949">
     <w:name w:val="Bordered &amp; Lined - Accent"/>
-    <w:basedOn w:val="1007"/>
+    <w:basedOn w:val="1023"/>
     <w:uiPriority w:val="99"/>
     <w:pPr>
       <w:pBdr/>
@@ -33747,9 +34210,9 @@
       </w:tcPr>
     </w:tblStylePr>
   </w:style>
-  <w:style w:type="table" w:styleId="934">
+  <w:style w:type="table" w:styleId="950">
     <w:name w:val="Bordered &amp; Lined - Accent 1"/>
-    <w:basedOn w:val="1007"/>
+    <w:basedOn w:val="1023"/>
     <w:uiPriority w:val="99"/>
     <w:pPr>
       <w:pBdr/>
@@ -33991,9 +34454,9 @@
       </w:tcPr>
     </w:tblStylePr>
   </w:style>
-  <w:style w:type="table" w:styleId="935">
+  <w:style w:type="table" w:styleId="951">
     <w:name w:val="Bordered &amp; Lined - Accent 2"/>
-    <w:basedOn w:val="1007"/>
+    <w:basedOn w:val="1023"/>
     <w:uiPriority w:val="99"/>
     <w:pPr>
       <w:pBdr/>
@@ -34235,9 +34698,9 @@
       </w:tcPr>
     </w:tblStylePr>
   </w:style>
-  <w:style w:type="table" w:styleId="936">
+  <w:style w:type="table" w:styleId="952">
     <w:name w:val="Bordered &amp; Lined - Accent 3"/>
-    <w:basedOn w:val="1007"/>
+    <w:basedOn w:val="1023"/>
     <w:uiPriority w:val="99"/>
     <w:pPr>
       <w:pBdr/>
@@ -34479,9 +34942,9 @@
       </w:tcPr>
     </w:tblStylePr>
   </w:style>
-  <w:style w:type="table" w:styleId="937">
+  <w:style w:type="table" w:styleId="953">
     <w:name w:val="Bordered &amp; Lined - Accent 4"/>
-    <w:basedOn w:val="1007"/>
+    <w:basedOn w:val="1023"/>
     <w:uiPriority w:val="99"/>
     <w:pPr>
       <w:pBdr/>
@@ -34723,9 +35186,9 @@
       </w:tcPr>
     </w:tblStylePr>
   </w:style>
-  <w:style w:type="table" w:styleId="938">
+  <w:style w:type="table" w:styleId="954">
     <w:name w:val="Bordered &amp; Lined - Accent 5"/>
-    <w:basedOn w:val="1007"/>
+    <w:basedOn w:val="1023"/>
     <w:uiPriority w:val="99"/>
     <w:pPr>
       <w:pBdr/>
@@ -34967,9 +35430,9 @@
       </w:tcPr>
     </w:tblStylePr>
   </w:style>
-  <w:style w:type="table" w:styleId="939">
+  <w:style w:type="table" w:styleId="955">
     <w:name w:val="Bordered &amp; Lined - Accent 6"/>
-    <w:basedOn w:val="1007"/>
+    <w:basedOn w:val="1023"/>
     <w:uiPriority w:val="99"/>
     <w:pPr>
       <w:pBdr/>
@@ -35211,9 +35674,9 @@
       </w:tcPr>
     </w:tblStylePr>
   </w:style>
-  <w:style w:type="table" w:styleId="940">
+  <w:style w:type="table" w:styleId="956">
     <w:name w:val="Bordered"/>
-    <w:basedOn w:val="1007"/>
+    <w:basedOn w:val="1023"/>
     <w:uiPriority w:val="99"/>
     <w:pPr>
       <w:pBdr/>
@@ -35442,9 +35905,9 @@
       </w:tcPr>
     </w:tblStylePr>
   </w:style>
-  <w:style w:type="table" w:styleId="941">
+  <w:style w:type="table" w:styleId="957">
     <w:name w:val="Bordered - Accent 1"/>
-    <w:basedOn w:val="1007"/>
+    <w:basedOn w:val="1023"/>
     <w:uiPriority w:val="99"/>
     <w:pPr>
       <w:pBdr/>
@@ -35673,9 +36136,9 @@
       </w:tcPr>
     </w:tblStylePr>
   </w:style>
-  <w:style w:type="table" w:styleId="942">
+  <w:style w:type="table" w:styleId="958">
     <w:name w:val="Bordered - Accent 2"/>
-    <w:basedOn w:val="1007"/>
+    <w:basedOn w:val="1023"/>
     <w:uiPriority w:val="99"/>
     <w:pPr>
       <w:pBdr/>
@@ -35904,9 +36367,9 @@
       </w:tcPr>
     </w:tblStylePr>
   </w:style>
-  <w:style w:type="table" w:styleId="943">
+  <w:style w:type="table" w:styleId="959">
     <w:name w:val="Bordered - Accent 3"/>
-    <w:basedOn w:val="1007"/>
+    <w:basedOn w:val="1023"/>
     <w:uiPriority w:val="99"/>
     <w:pPr>
       <w:pBdr/>
@@ -36135,9 +36598,9 @@
       </w:tcPr>
     </w:tblStylePr>
   </w:style>
-  <w:style w:type="table" w:styleId="944">
+  <w:style w:type="table" w:styleId="960">
     <w:name w:val="Bordered - Accent 4"/>
-    <w:basedOn w:val="1007"/>
+    <w:basedOn w:val="1023"/>
     <w:uiPriority w:val="99"/>
     <w:pPr>
       <w:pBdr/>
@@ -36366,9 +36829,9 @@
       </w:tcPr>
     </w:tblStylePr>
   </w:style>
-  <w:style w:type="table" w:styleId="945">
+  <w:style w:type="table" w:styleId="961">
     <w:name w:val="Bordered - Accent 5"/>
-    <w:basedOn w:val="1007"/>
+    <w:basedOn w:val="1023"/>
     <w:uiPriority w:val="99"/>
     <w:pPr>
       <w:pBdr/>
@@ -36597,9 +37060,9 @@
       </w:tcPr>
     </w:tblStylePr>
   </w:style>
-  <w:style w:type="table" w:styleId="946">
+  <w:style w:type="table" w:styleId="962">
     <w:name w:val="Bordered - Accent 6"/>
-    <w:basedOn w:val="1007"/>
+    <w:basedOn w:val="1023"/>
     <w:uiPriority w:val="99"/>
     <w:pPr>
       <w:pBdr/>
@@ -36828,11 +37291,11 @@
       </w:tcPr>
     </w:tblStylePr>
   </w:style>
-  <w:style w:type="paragraph" w:styleId="947">
+  <w:style w:type="paragraph" w:styleId="963">
     <w:name w:val="Heading 1"/>
-    <w:basedOn w:val="1006"/>
-    <w:next w:val="1006"/>
-    <w:link w:val="957"/>
+    <w:basedOn w:val="1022"/>
+    <w:next w:val="1022"/>
+    <w:link w:val="973"/>
     <w:uiPriority w:val="9"/>
     <w:qFormat/>
     <w:pPr>
@@ -36855,11 +37318,11 @@
       <w:szCs w:val="28"/>
     </w:rPr>
   </w:style>
-  <w:style w:type="paragraph" w:styleId="948">
+  <w:style w:type="paragraph" w:styleId="964">
     <w:name w:val="Heading 2"/>
-    <w:basedOn w:val="1006"/>
-    <w:next w:val="1006"/>
-    <w:link w:val="958"/>
+    <w:basedOn w:val="1022"/>
+    <w:next w:val="1022"/>
+    <w:link w:val="974"/>
     <w:uiPriority w:val="9"/>
     <w:unhideWhenUsed/>
     <w:qFormat/>
@@ -36879,11 +37342,11 @@
       <w:szCs w:val="24"/>
     </w:rPr>
   </w:style>
-  <w:style w:type="paragraph" w:styleId="949">
+  <w:style w:type="paragraph" w:styleId="965">
     <w:name w:val="Heading 3"/>
-    <w:basedOn w:val="1006"/>
-    <w:next w:val="1006"/>
-    <w:link w:val="959"/>
+    <w:basedOn w:val="1022"/>
+    <w:next w:val="1022"/>
+    <w:link w:val="975"/>
     <w:uiPriority w:val="9"/>
     <w:unhideWhenUsed/>
     <w:qFormat/>
@@ -36904,11 +37367,11 @@
       <w:szCs w:val="24"/>
     </w:rPr>
   </w:style>
-  <w:style w:type="paragraph" w:styleId="950">
+  <w:style w:type="paragraph" w:styleId="966">
     <w:name w:val="Heading 4"/>
-    <w:basedOn w:val="1006"/>
-    <w:next w:val="1006"/>
-    <w:link w:val="960"/>
+    <w:basedOn w:val="1022"/>
+    <w:next w:val="1022"/>
+    <w:link w:val="976"/>
     <w:uiPriority w:val="9"/>
     <w:unhideWhenUsed/>
     <w:qFormat/>
@@ -36927,11 +37390,11 @@
       <w:color w:val="0f4761" w:themeColor="accent1" w:themeShade="BF"/>
     </w:rPr>
   </w:style>
-  <w:style w:type="paragraph" w:styleId="951">
+  <w:style w:type="paragraph" w:styleId="967">
     <w:name w:val="Heading 5"/>
-    <w:basedOn w:val="1006"/>
-    <w:next w:val="1006"/>
-    <w:link w:val="961"/>
+    <w:basedOn w:val="1022"/>
+    <w:next w:val="1022"/>
+    <w:link w:val="977"/>
     <w:uiPriority w:val="9"/>
     <w:unhideWhenUsed/>
     <w:qFormat/>
@@ -36948,11 +37411,11 @@
       <w:color w:val="0f4761" w:themeColor="accent1" w:themeShade="BF"/>
     </w:rPr>
   </w:style>
-  <w:style w:type="paragraph" w:styleId="952">
+  <w:style w:type="paragraph" w:styleId="968">
     <w:name w:val="Heading 6"/>
-    <w:basedOn w:val="1006"/>
-    <w:next w:val="1006"/>
-    <w:link w:val="962"/>
+    <w:basedOn w:val="1022"/>
+    <w:next w:val="1022"/>
+    <w:link w:val="978"/>
     <w:uiPriority w:val="9"/>
     <w:unhideWhenUsed/>
     <w:qFormat/>
@@ -36971,11 +37434,11 @@
       <w:color w:val="595959" w:themeColor="text1" w:themeTint="A6"/>
     </w:rPr>
   </w:style>
-  <w:style w:type="paragraph" w:styleId="953">
+  <w:style w:type="paragraph" w:styleId="969">
     <w:name w:val="Heading 7"/>
-    <w:basedOn w:val="1006"/>
-    <w:next w:val="1006"/>
-    <w:link w:val="963"/>
+    <w:basedOn w:val="1022"/>
+    <w:next w:val="1022"/>
+    <w:link w:val="979"/>
     <w:uiPriority w:val="9"/>
     <w:unhideWhenUsed/>
     <w:qFormat/>
@@ -36992,11 +37455,11 @@
       <w:color w:val="595959" w:themeColor="text1" w:themeTint="A6"/>
     </w:rPr>
   </w:style>
-  <w:style w:type="paragraph" w:styleId="954">
+  <w:style w:type="paragraph" w:styleId="970">
     <w:name w:val="Heading 8"/>
-    <w:basedOn w:val="1006"/>
-    <w:next w:val="1006"/>
-    <w:link w:val="964"/>
+    <w:basedOn w:val="1022"/>
+    <w:next w:val="1022"/>
+    <w:link w:val="980"/>
     <w:uiPriority w:val="9"/>
     <w:unhideWhenUsed/>
     <w:qFormat/>
@@ -37015,11 +37478,11 @@
       <w:color w:val="272727" w:themeColor="text1" w:themeTint="D8"/>
     </w:rPr>
   </w:style>
-  <w:style w:type="paragraph" w:styleId="955">
+  <w:style w:type="paragraph" w:styleId="971">
     <w:name w:val="Heading 9"/>
-    <w:basedOn w:val="1006"/>
-    <w:next w:val="1006"/>
-    <w:link w:val="965"/>
+    <w:basedOn w:val="1022"/>
+    <w:next w:val="1022"/>
+    <w:link w:val="981"/>
     <w:uiPriority w:val="9"/>
     <w:unhideWhenUsed/>
     <w:qFormat/>
@@ -37038,7 +37501,7 @@
       <w:color w:val="272727" w:themeColor="text1" w:themeTint="D8"/>
     </w:rPr>
   </w:style>
-  <w:style w:type="character" w:styleId="956" w:default="1">
+  <w:style w:type="character" w:styleId="972" w:default="1">
     <w:name w:val="Default Paragraph Font"/>
     <w:uiPriority w:val="1"/>
     <w:semiHidden/>
@@ -37049,9 +37512,9 @@
       <w:ind/>
     </w:pPr>
   </w:style>
-  <w:style w:type="character" w:styleId="957">
+  <w:style w:type="character" w:styleId="973">
     <w:name w:val="Heading 1 Char"/>
-    <w:link w:val="947"/>
+    <w:link w:val="963"/>
     <w:uiPriority w:val="9"/>
     <w:pPr>
       <w:pBdr/>
@@ -37059,9 +37522,9 @@
       <w:ind/>
     </w:pPr>
   </w:style>
-  <w:style w:type="character" w:styleId="958">
+  <w:style w:type="character" w:styleId="974">
     <w:name w:val="Heading 2 Char"/>
-    <w:link w:val="948"/>
+    <w:link w:val="964"/>
     <w:uiPriority w:val="9"/>
     <w:pPr>
       <w:pBdr/>
@@ -37072,9 +37535,9 @@
       <w:rFonts w:ascii="Times New Roman" w:hAnsi="Times New Roman" w:eastAsia="Times New Roman" w:cs="Times New Roman"/>
     </w:rPr>
   </w:style>
-  <w:style w:type="character" w:styleId="959">
+  <w:style w:type="character" w:styleId="975">
     <w:name w:val="Heading 3 Char"/>
-    <w:link w:val="949"/>
+    <w:link w:val="965"/>
     <w:uiPriority w:val="9"/>
     <w:pPr>
       <w:pBdr/>
@@ -37085,10 +37548,10 @@
       <w:rFonts w:ascii="Times New Roman" w:hAnsi="Times New Roman" w:eastAsia="Times New Roman" w:cs="Times New Roman"/>
     </w:rPr>
   </w:style>
-  <w:style w:type="character" w:styleId="960">
+  <w:style w:type="character" w:styleId="976">
     <w:name w:val="Heading 4 Char"/>
-    <w:basedOn w:val="956"/>
-    <w:link w:val="950"/>
+    <w:basedOn w:val="972"/>
+    <w:link w:val="966"/>
     <w:uiPriority w:val="9"/>
     <w:pPr>
       <w:pBdr/>
@@ -37102,10 +37565,10 @@
       <w:color w:val="0f4761" w:themeColor="accent1" w:themeShade="BF"/>
     </w:rPr>
   </w:style>
-  <w:style w:type="character" w:styleId="961">
+  <w:style w:type="character" w:styleId="977">
     <w:name w:val="Heading 5 Char"/>
-    <w:basedOn w:val="956"/>
-    <w:link w:val="951"/>
+    <w:basedOn w:val="972"/>
+    <w:link w:val="967"/>
     <w:uiPriority w:val="9"/>
     <w:pPr>
       <w:pBdr/>
@@ -37117,10 +37580,10 @@
       <w:color w:val="0f4761" w:themeColor="accent1" w:themeShade="BF"/>
     </w:rPr>
   </w:style>
-  <w:style w:type="character" w:styleId="962">
+  <w:style w:type="character" w:styleId="978">
     <w:name w:val="Heading 6 Char"/>
-    <w:basedOn w:val="956"/>
-    <w:link w:val="952"/>
+    <w:basedOn w:val="972"/>
+    <w:link w:val="968"/>
     <w:uiPriority w:val="9"/>
     <w:pPr>
       <w:pBdr/>
@@ -37134,10 +37597,10 @@
       <w:color w:val="595959" w:themeColor="text1" w:themeTint="A6"/>
     </w:rPr>
   </w:style>
-  <w:style w:type="character" w:styleId="963">
+  <w:style w:type="character" w:styleId="979">
     <w:name w:val="Heading 7 Char"/>
-    <w:basedOn w:val="956"/>
-    <w:link w:val="953"/>
+    <w:basedOn w:val="972"/>
+    <w:link w:val="969"/>
     <w:uiPriority w:val="9"/>
     <w:pPr>
       <w:pBdr/>
@@ -37149,10 +37612,10 @@
       <w:color w:val="595959" w:themeColor="text1" w:themeTint="A6"/>
     </w:rPr>
   </w:style>
-  <w:style w:type="character" w:styleId="964">
+  <w:style w:type="character" w:styleId="980">
     <w:name w:val="Heading 8 Char"/>
-    <w:basedOn w:val="956"/>
-    <w:link w:val="954"/>
+    <w:basedOn w:val="972"/>
+    <w:link w:val="970"/>
     <w:uiPriority w:val="9"/>
     <w:pPr>
       <w:pBdr/>
@@ -37166,10 +37629,10 @@
       <w:color w:val="272727" w:themeColor="text1" w:themeTint="D8"/>
     </w:rPr>
   </w:style>
-  <w:style w:type="character" w:styleId="965">
+  <w:style w:type="character" w:styleId="981">
     <w:name w:val="Heading 9 Char"/>
-    <w:basedOn w:val="956"/>
-    <w:link w:val="955"/>
+    <w:basedOn w:val="972"/>
+    <w:link w:val="971"/>
     <w:uiPriority w:val="9"/>
     <w:pPr>
       <w:pBdr/>
@@ -37183,11 +37646,11 @@
       <w:color w:val="272727" w:themeColor="text1" w:themeTint="D8"/>
     </w:rPr>
   </w:style>
-  <w:style w:type="paragraph" w:styleId="966">
+  <w:style w:type="paragraph" w:styleId="982">
     <w:name w:val="Title"/>
-    <w:basedOn w:val="1006"/>
-    <w:next w:val="1006"/>
-    <w:link w:val="967"/>
+    <w:basedOn w:val="1022"/>
+    <w:next w:val="1022"/>
+    <w:link w:val="983"/>
     <w:uiPriority w:val="10"/>
     <w:qFormat/>
     <w:pPr>
@@ -37203,10 +37666,10 @@
       <w:szCs w:val="56"/>
     </w:rPr>
   </w:style>
-  <w:style w:type="character" w:styleId="967">
+  <w:style w:type="character" w:styleId="983">
     <w:name w:val="Title Char"/>
-    <w:basedOn w:val="956"/>
-    <w:link w:val="966"/>
+    <w:basedOn w:val="972"/>
+    <w:link w:val="982"/>
     <w:uiPriority w:val="10"/>
     <w:pPr>
       <w:pBdr/>
@@ -37220,11 +37683,11 @@
       <w:szCs w:val="56"/>
     </w:rPr>
   </w:style>
-  <w:style w:type="paragraph" w:styleId="968">
+  <w:style w:type="paragraph" w:styleId="984">
     <w:name w:val="Subtitle"/>
-    <w:basedOn w:val="1006"/>
-    <w:next w:val="1006"/>
-    <w:link w:val="969"/>
+    <w:basedOn w:val="1022"/>
+    <w:next w:val="1022"/>
+    <w:link w:val="985"/>
     <w:uiPriority w:val="11"/>
     <w:qFormat/>
     <w:pPr>
@@ -37242,10 +37705,10 @@
       <w:szCs w:val="28"/>
     </w:rPr>
   </w:style>
-  <w:style w:type="character" w:styleId="969">
+  <w:style w:type="character" w:styleId="985">
     <w:name w:val="Subtitle Char"/>
-    <w:basedOn w:val="956"/>
-    <w:link w:val="968"/>
+    <w:basedOn w:val="972"/>
+    <w:link w:val="984"/>
     <w:uiPriority w:val="11"/>
     <w:pPr>
       <w:pBdr/>
@@ -37259,11 +37722,11 @@
       <w:szCs w:val="28"/>
     </w:rPr>
   </w:style>
-  <w:style w:type="paragraph" w:styleId="970">
+  <w:style w:type="paragraph" w:styleId="986">
     <w:name w:val="Quote"/>
-    <w:basedOn w:val="1006"/>
-    <w:next w:val="1006"/>
-    <w:link w:val="971"/>
+    <w:basedOn w:val="1022"/>
+    <w:next w:val="1022"/>
+    <w:link w:val="987"/>
     <w:uiPriority w:val="29"/>
     <w:qFormat/>
     <w:pPr>
@@ -37278,10 +37741,10 @@
       <w:color w:val="404040" w:themeColor="text1" w:themeTint="BF"/>
     </w:rPr>
   </w:style>
-  <w:style w:type="character" w:styleId="971">
+  <w:style w:type="character" w:styleId="987">
     <w:name w:val="Quote Char"/>
-    <w:basedOn w:val="956"/>
-    <w:link w:val="970"/>
+    <w:basedOn w:val="972"/>
+    <w:link w:val="986"/>
     <w:uiPriority w:val="29"/>
     <w:pPr>
       <w:pBdr/>
@@ -37294,9 +37757,9 @@
       <w:color w:val="404040" w:themeColor="text1" w:themeTint="BF"/>
     </w:rPr>
   </w:style>
-  <w:style w:type="character" w:styleId="972">
+  <w:style w:type="character" w:styleId="988">
     <w:name w:val="Intense Emphasis"/>
-    <w:basedOn w:val="956"/>
+    <w:basedOn w:val="972"/>
     <w:uiPriority w:val="21"/>
     <w:qFormat/>
     <w:pPr>
@@ -37310,11 +37773,11 @@
       <w:color w:val="0f4761" w:themeColor="accent1" w:themeShade="BF"/>
     </w:rPr>
   </w:style>
-  <w:style w:type="paragraph" w:styleId="973">
+  <w:style w:type="paragraph" w:styleId="989">
     <w:name w:val="Intense Quote"/>
-    <w:basedOn w:val="1006"/>
-    <w:next w:val="1006"/>
-    <w:link w:val="974"/>
+    <w:basedOn w:val="1022"/>
+    <w:next w:val="1022"/>
+    <w:link w:val="990"/>
     <w:uiPriority w:val="30"/>
     <w:qFormat/>
     <w:pPr>
@@ -37332,10 +37795,10 @@
       <w:color w:val="0f4761" w:themeColor="accent1" w:themeShade="BF"/>
     </w:rPr>
   </w:style>
-  <w:style w:type="character" w:styleId="974">
+  <w:style w:type="character" w:styleId="990">
     <w:name w:val="Intense Quote Char"/>
-    <w:basedOn w:val="956"/>
-    <w:link w:val="973"/>
+    <w:basedOn w:val="972"/>
+    <w:link w:val="989"/>
     <w:uiPriority w:val="30"/>
     <w:pPr>
       <w:pBdr/>
@@ -37348,9 +37811,9 @@
       <w:color w:val="0f4761" w:themeColor="accent1" w:themeShade="BF"/>
     </w:rPr>
   </w:style>
-  <w:style w:type="character" w:styleId="975">
+  <w:style w:type="character" w:styleId="991">
     <w:name w:val="Intense Reference"/>
-    <w:basedOn w:val="956"/>
+    <w:basedOn w:val="972"/>
     <w:uiPriority w:val="32"/>
     <w:qFormat/>
     <w:pPr>
@@ -37366,9 +37829,9 @@
       <w:spacing w:val="5"/>
     </w:rPr>
   </w:style>
-  <w:style w:type="character" w:styleId="976">
+  <w:style w:type="character" w:styleId="992">
     <w:name w:val="Subtle Emphasis"/>
-    <w:basedOn w:val="956"/>
+    <w:basedOn w:val="972"/>
     <w:uiPriority w:val="19"/>
     <w:qFormat/>
     <w:pPr>
@@ -37382,9 +37845,9 @@
       <w:color w:val="404040" w:themeColor="text1" w:themeTint="BF"/>
     </w:rPr>
   </w:style>
-  <w:style w:type="character" w:styleId="977">
+  <w:style w:type="character" w:styleId="993">
     <w:name w:val="Emphasis"/>
-    <w:basedOn w:val="956"/>
+    <w:basedOn w:val="972"/>
     <w:uiPriority w:val="20"/>
     <w:qFormat/>
     <w:pPr>
@@ -37397,9 +37860,9 @@
       <w:iCs/>
     </w:rPr>
   </w:style>
-  <w:style w:type="character" w:styleId="978">
+  <w:style w:type="character" w:styleId="994">
     <w:name w:val="Strong"/>
-    <w:basedOn w:val="956"/>
+    <w:basedOn w:val="972"/>
     <w:uiPriority w:val="22"/>
     <w:qFormat/>
     <w:pPr>
@@ -37412,9 +37875,9 @@
       <w:bCs/>
     </w:rPr>
   </w:style>
-  <w:style w:type="character" w:styleId="979">
+  <w:style w:type="character" w:styleId="995">
     <w:name w:val="Subtle Reference"/>
-    <w:basedOn w:val="956"/>
+    <w:basedOn w:val="972"/>
     <w:uiPriority w:val="31"/>
     <w:qFormat/>
     <w:pPr>
@@ -37427,9 +37890,9 @@
       <w:color w:val="5a5a5a" w:themeColor="text1" w:themeTint="A5"/>
     </w:rPr>
   </w:style>
-  <w:style w:type="character" w:styleId="980">
+  <w:style w:type="character" w:styleId="996">
     <w:name w:val="Book Title"/>
-    <w:basedOn w:val="956"/>
+    <w:basedOn w:val="972"/>
     <w:uiPriority w:val="33"/>
     <w:qFormat/>
     <w:pPr>
@@ -37445,10 +37908,10 @@
       <w:spacing w:val="5"/>
     </w:rPr>
   </w:style>
-  <w:style w:type="paragraph" w:styleId="981">
+  <w:style w:type="paragraph" w:styleId="997">
     <w:name w:val="Header"/>
-    <w:basedOn w:val="1006"/>
-    <w:link w:val="982"/>
+    <w:basedOn w:val="1022"/>
+    <w:link w:val="998"/>
     <w:uiPriority w:val="99"/>
     <w:unhideWhenUsed/>
     <w:pPr>
@@ -37461,10 +37924,10 @@
       <w:ind/>
     </w:pPr>
   </w:style>
-  <w:style w:type="character" w:styleId="982">
+  <w:style w:type="character" w:styleId="998">
     <w:name w:val="Header Char"/>
-    <w:basedOn w:val="956"/>
-    <w:link w:val="981"/>
+    <w:basedOn w:val="972"/>
+    <w:link w:val="997"/>
     <w:uiPriority w:val="99"/>
     <w:pPr>
       <w:pBdr/>
@@ -37472,10 +37935,10 @@
       <w:ind/>
     </w:pPr>
   </w:style>
-  <w:style w:type="paragraph" w:styleId="983">
+  <w:style w:type="paragraph" w:styleId="999">
     <w:name w:val="Footer"/>
-    <w:basedOn w:val="1006"/>
-    <w:link w:val="984"/>
+    <w:basedOn w:val="1022"/>
+    <w:link w:val="1000"/>
     <w:uiPriority w:val="99"/>
     <w:unhideWhenUsed/>
     <w:pPr>
@@ -37488,10 +37951,10 @@
       <w:ind/>
     </w:pPr>
   </w:style>
-  <w:style w:type="character" w:styleId="984">
+  <w:style w:type="character" w:styleId="1000">
     <w:name w:val="Footer Char"/>
-    <w:basedOn w:val="956"/>
-    <w:link w:val="983"/>
+    <w:basedOn w:val="972"/>
+    <w:link w:val="999"/>
     <w:uiPriority w:val="99"/>
     <w:pPr>
       <w:pBdr/>
@@ -37499,10 +37962,10 @@
       <w:ind/>
     </w:pPr>
   </w:style>
-  <w:style w:type="paragraph" w:styleId="985">
+  <w:style w:type="paragraph" w:styleId="1001">
     <w:name w:val="Caption"/>
-    <w:basedOn w:val="1006"/>
-    <w:next w:val="1006"/>
+    <w:basedOn w:val="1022"/>
+    <w:next w:val="1022"/>
     <w:uiPriority w:val="35"/>
     <w:unhideWhenUsed/>
     <w:qFormat/>
@@ -37519,10 +37982,10 @@
       <w:szCs w:val="18"/>
     </w:rPr>
   </w:style>
-  <w:style w:type="paragraph" w:styleId="986">
+  <w:style w:type="paragraph" w:styleId="1002">
     <w:name w:val="footnote text"/>
-    <w:basedOn w:val="1006"/>
-    <w:link w:val="987"/>
+    <w:basedOn w:val="1022"/>
+    <w:link w:val="1003"/>
     <w:uiPriority w:val="99"/>
     <w:semiHidden/>
     <w:unhideWhenUsed/>
@@ -37536,10 +37999,10 @@
       <w:szCs w:val="20"/>
     </w:rPr>
   </w:style>
-  <w:style w:type="character" w:styleId="987">
+  <w:style w:type="character" w:styleId="1003">
     <w:name w:val="Footnote Text Char"/>
-    <w:basedOn w:val="956"/>
-    <w:link w:val="986"/>
+    <w:basedOn w:val="972"/>
+    <w:link w:val="1002"/>
     <w:uiPriority w:val="99"/>
     <w:semiHidden/>
     <w:pPr>
@@ -37552,9 +38015,9 @@
       <w:szCs w:val="20"/>
     </w:rPr>
   </w:style>
-  <w:style w:type="character" w:styleId="988">
+  <w:style w:type="character" w:styleId="1004">
     <w:name w:val="footnote reference"/>
-    <w:basedOn w:val="956"/>
+    <w:basedOn w:val="972"/>
     <w:uiPriority w:val="99"/>
     <w:semiHidden/>
     <w:unhideWhenUsed/>
@@ -37567,10 +38030,10 @@
       <w:vertAlign w:val="superscript"/>
     </w:rPr>
   </w:style>
-  <w:style w:type="paragraph" w:styleId="989">
+  <w:style w:type="paragraph" w:styleId="1005">
     <w:name w:val="endnote text"/>
-    <w:basedOn w:val="1006"/>
-    <w:link w:val="990"/>
+    <w:basedOn w:val="1022"/>
+    <w:link w:val="1006"/>
     <w:uiPriority w:val="99"/>
     <w:semiHidden/>
     <w:unhideWhenUsed/>
@@ -37584,10 +38047,10 @@
       <w:szCs w:val="20"/>
     </w:rPr>
   </w:style>
-  <w:style w:type="character" w:styleId="990">
+  <w:style w:type="character" w:styleId="1006">
     <w:name w:val="Endnote Text Char"/>
-    <w:basedOn w:val="956"/>
-    <w:link w:val="989"/>
+    <w:basedOn w:val="972"/>
+    <w:link w:val="1005"/>
     <w:uiPriority w:val="99"/>
     <w:semiHidden/>
     <w:pPr>
@@ -37600,9 +38063,9 @@
       <w:szCs w:val="20"/>
     </w:rPr>
   </w:style>
-  <w:style w:type="character" w:styleId="991">
+  <w:style w:type="character" w:styleId="1007">
     <w:name w:val="endnote reference"/>
-    <w:basedOn w:val="956"/>
+    <w:basedOn w:val="972"/>
     <w:uiPriority w:val="99"/>
     <w:semiHidden/>
     <w:unhideWhenUsed/>
@@ -37615,9 +38078,9 @@
       <w:vertAlign w:val="superscript"/>
     </w:rPr>
   </w:style>
-  <w:style w:type="character" w:styleId="992">
+  <w:style w:type="character" w:styleId="1008">
     <w:name w:val="Hyperlink"/>
-    <w:basedOn w:val="956"/>
+    <w:basedOn w:val="972"/>
     <w:uiPriority w:val="99"/>
     <w:unhideWhenUsed/>
     <w:pPr>
@@ -37630,9 +38093,9 @@
       <w:u w:val="single"/>
     </w:rPr>
   </w:style>
-  <w:style w:type="character" w:styleId="993">
+  <w:style w:type="character" w:styleId="1009">
     <w:name w:val="FollowedHyperlink"/>
-    <w:basedOn w:val="956"/>
+    <w:basedOn w:val="972"/>
     <w:uiPriority w:val="99"/>
     <w:semiHidden/>
     <w:unhideWhenUsed/>
@@ -37646,10 +38109,10 @@
       <w:u w:val="single"/>
     </w:rPr>
   </w:style>
-  <w:style w:type="paragraph" w:styleId="994">
+  <w:style w:type="paragraph" w:styleId="1010">
     <w:name w:val="toc 1"/>
-    <w:basedOn w:val="1006"/>
-    <w:next w:val="1006"/>
+    <w:basedOn w:val="1022"/>
+    <w:next w:val="1022"/>
     <w:uiPriority w:val="39"/>
     <w:unhideWhenUsed/>
     <w:pPr>
@@ -37658,10 +38121,10 @@
       <w:ind/>
     </w:pPr>
   </w:style>
-  <w:style w:type="paragraph" w:styleId="995">
+  <w:style w:type="paragraph" w:styleId="1011">
     <w:name w:val="toc 2"/>
-    <w:basedOn w:val="1006"/>
-    <w:next w:val="1006"/>
+    <w:basedOn w:val="1022"/>
+    <w:next w:val="1022"/>
     <w:uiPriority w:val="39"/>
     <w:unhideWhenUsed/>
     <w:pPr>
@@ -37670,10 +38133,10 @@
       <w:ind w:left="220"/>
     </w:pPr>
   </w:style>
-  <w:style w:type="paragraph" w:styleId="996">
+  <w:style w:type="paragraph" w:styleId="1012">
     <w:name w:val="toc 3"/>
-    <w:basedOn w:val="1006"/>
-    <w:next w:val="1006"/>
+    <w:basedOn w:val="1022"/>
+    <w:next w:val="1022"/>
     <w:uiPriority w:val="39"/>
     <w:unhideWhenUsed/>
     <w:pPr>
@@ -37682,10 +38145,10 @@
       <w:ind w:left="440"/>
     </w:pPr>
   </w:style>
-  <w:style w:type="paragraph" w:styleId="997">
+  <w:style w:type="paragraph" w:styleId="1013">
     <w:name w:val="toc 4"/>
-    <w:basedOn w:val="1006"/>
-    <w:next w:val="1006"/>
+    <w:basedOn w:val="1022"/>
+    <w:next w:val="1022"/>
     <w:uiPriority w:val="39"/>
     <w:unhideWhenUsed/>
     <w:pPr>
@@ -37694,10 +38157,10 @@
       <w:ind w:left="660"/>
     </w:pPr>
   </w:style>
-  <w:style w:type="paragraph" w:styleId="998">
+  <w:style w:type="paragraph" w:styleId="1014">
     <w:name w:val="toc 5"/>
-    <w:basedOn w:val="1006"/>
-    <w:next w:val="1006"/>
+    <w:basedOn w:val="1022"/>
+    <w:next w:val="1022"/>
     <w:uiPriority w:val="39"/>
     <w:unhideWhenUsed/>
     <w:pPr>
@@ -37706,10 +38169,10 @@
       <w:ind w:left="880"/>
     </w:pPr>
   </w:style>
-  <w:style w:type="paragraph" w:styleId="999">
+  <w:style w:type="paragraph" w:styleId="1015">
     <w:name w:val="toc 6"/>
-    <w:basedOn w:val="1006"/>
-    <w:next w:val="1006"/>
+    <w:basedOn w:val="1022"/>
+    <w:next w:val="1022"/>
     <w:uiPriority w:val="39"/>
     <w:unhideWhenUsed/>
     <w:pPr>
@@ -37718,10 +38181,10 @@
       <w:ind w:left="1100"/>
     </w:pPr>
   </w:style>
-  <w:style w:type="paragraph" w:styleId="1000">
+  <w:style w:type="paragraph" w:styleId="1016">
     <w:name w:val="toc 7"/>
-    <w:basedOn w:val="1006"/>
-    <w:next w:val="1006"/>
+    <w:basedOn w:val="1022"/>
+    <w:next w:val="1022"/>
     <w:uiPriority w:val="39"/>
     <w:unhideWhenUsed/>
     <w:pPr>
@@ -37730,10 +38193,10 @@
       <w:ind w:left="1320"/>
     </w:pPr>
   </w:style>
-  <w:style w:type="paragraph" w:styleId="1001">
+  <w:style w:type="paragraph" w:styleId="1017">
     <w:name w:val="toc 8"/>
-    <w:basedOn w:val="1006"/>
-    <w:next w:val="1006"/>
+    <w:basedOn w:val="1022"/>
+    <w:next w:val="1022"/>
     <w:uiPriority w:val="39"/>
     <w:unhideWhenUsed/>
     <w:pPr>
@@ -37742,10 +38205,10 @@
       <w:ind w:left="1540"/>
     </w:pPr>
   </w:style>
-  <w:style w:type="paragraph" w:styleId="1002">
+  <w:style w:type="paragraph" w:styleId="1018">
     <w:name w:val="toc 9"/>
-    <w:basedOn w:val="1006"/>
-    <w:next w:val="1006"/>
+    <w:basedOn w:val="1022"/>
+    <w:next w:val="1022"/>
     <w:uiPriority w:val="39"/>
     <w:unhideWhenUsed/>
     <w:pPr>
@@ -37754,9 +38217,9 @@
       <w:ind w:left="1760"/>
     </w:pPr>
   </w:style>
-  <w:style w:type="character" w:styleId="1003">
+  <w:style w:type="character" w:styleId="1019">
     <w:name w:val="Placeholder Text"/>
-    <w:basedOn w:val="956"/>
+    <w:basedOn w:val="972"/>
     <w:uiPriority w:val="99"/>
     <w:semiHidden/>
     <w:pPr>
@@ -37768,7 +38231,7 @@
       <w:color w:val="666666"/>
     </w:rPr>
   </w:style>
-  <w:style w:type="paragraph" w:styleId="1004">
+  <w:style w:type="paragraph" w:styleId="1020">
     <w:name w:val="TOC Heading"/>
     <w:uiPriority w:val="39"/>
     <w:unhideWhenUsed/>
@@ -37778,10 +38241,10 @@
       <w:ind/>
     </w:pPr>
   </w:style>
-  <w:style w:type="paragraph" w:styleId="1005">
+  <w:style w:type="paragraph" w:styleId="1021">
     <w:name w:val="table of figures"/>
-    <w:basedOn w:val="1006"/>
-    <w:next w:val="1006"/>
+    <w:basedOn w:val="1022"/>
+    <w:next w:val="1022"/>
     <w:uiPriority w:val="99"/>
     <w:unhideWhenUsed/>
     <w:pPr>
@@ -37790,7 +38253,7 @@
       <w:ind/>
     </w:pPr>
   </w:style>
-  <w:style w:type="paragraph" w:styleId="1006" w:default="1">
+  <w:style w:type="paragraph" w:styleId="1022" w:default="1">
     <w:name w:val="Normal"/>
     <w:qFormat/>
     <w:pPr>
@@ -37806,7 +38269,7 @@
       <w:szCs w:val="24"/>
     </w:rPr>
   </w:style>
-  <w:style w:type="table" w:styleId="1007" w:default="1">
+  <w:style w:type="table" w:styleId="1023" w:default="1">
     <w:name w:val="Normal Table"/>
     <w:uiPriority w:val="99"/>
     <w:semiHidden/>
@@ -37999,7 +38462,7 @@
       </w:tcPr>
     </w:tblStylePr>
   </w:style>
-  <w:style w:type="numbering" w:styleId="1008" w:default="1">
+  <w:style w:type="numbering" w:styleId="1024" w:default="1">
     <w:name w:val="No List"/>
     <w:uiPriority w:val="99"/>
     <w:semiHidden/>
@@ -38010,9 +38473,9 @@
       <w:ind/>
     </w:pPr>
   </w:style>
-  <w:style w:type="paragraph" w:styleId="1009">
+  <w:style w:type="paragraph" w:styleId="1025">
     <w:name w:val="No Spacing"/>
-    <w:basedOn w:val="1006"/>
+    <w:basedOn w:val="1022"/>
     <w:uiPriority w:val="1"/>
     <w:qFormat/>
     <w:pPr>
@@ -38021,9 +38484,9 @@
       <w:ind/>
     </w:pPr>
   </w:style>
-  <w:style w:type="paragraph" w:styleId="1010">
+  <w:style w:type="paragraph" w:styleId="1026">
     <w:name w:val="List Paragraph"/>
-    <w:basedOn w:val="1006"/>
+    <w:basedOn w:val="1022"/>
     <w:uiPriority w:val="34"/>
     <w:qFormat/>
     <w:pPr>
@@ -38033,7 +38496,7 @@
       <w:contextualSpacing w:val="true"/>
     </w:pPr>
   </w:style>
-  <w:style w:type="paragraph" w:styleId="1011" w:customStyle="1">
+  <w:style w:type="paragraph" w:styleId="1027" w:customStyle="1">
     <w:name w:val="Judul"/>
     <w:qFormat/>
     <w:pPr>
@@ -38080,7 +38543,7 @@
       <w14:ligatures w14:val="none"/>
     </w:rPr>
   </w:style>
-  <w:style w:type="paragraph" w:styleId="1012" w:customStyle="1">
+  <w:style w:type="paragraph" w:styleId="1028" w:customStyle="1">
     <w:name w:val="PARAGRAPH"/>
     <w:qFormat/>
     <w:pPr>
@@ -38157,7 +38620,7 @@
           </w:pPr>
           <w:r>
             <w:rPr>
-              <w:rStyle w:val="1003"/>
+              <w:rStyle w:val="1019"/>
             </w:rPr>
             <w:t xml:space="preserve">Your text here</w:t>
           </w:r>
@@ -38439,7 +38902,7 @@
     <w:lsdException w:name="Bibliography" w:uiPriority="37"/>
     <w:lsdException w:name="TOC Heading" w:uiPriority="39" w:qFormat="1"/>
   </w:latentStyles>
-  <w:style w:type="table" w:styleId="1515" w:default="1">
+  <w:style w:type="table" w:styleId="1531" w:default="1">
     <w:name w:val="Normal Table"/>
     <w:uiPriority w:val="99"/>
     <w:semiHidden/>
@@ -38632,9 +39095,9 @@
       </w:tcPr>
     </w:tblStylePr>
   </w:style>
-  <w:style w:type="table" w:styleId="1516">
+  <w:style w:type="table" w:styleId="1532">
     <w:name w:val="Table Grid"/>
-    <w:basedOn w:val="1515"/>
+    <w:basedOn w:val="1531"/>
     <w:uiPriority w:val="59"/>
     <w:pPr>
       <w:pBdr/>
@@ -38831,9 +39294,9 @@
       </w:tcPr>
     </w:tblStylePr>
   </w:style>
-  <w:style w:type="table" w:styleId="1517">
+  <w:style w:type="table" w:styleId="1533">
     <w:name w:val="Table Grid Light"/>
-    <w:basedOn w:val="1515"/>
+    <w:basedOn w:val="1531"/>
     <w:uiPriority w:val="59"/>
     <w:pPr>
       <w:pBdr/>
@@ -39030,9 +39493,9 @@
       </w:tcPr>
     </w:tblStylePr>
   </w:style>
-  <w:style w:type="table" w:styleId="1518">
+  <w:style w:type="table" w:styleId="1534">
     <w:name w:val="Plain Table 1"/>
-    <w:basedOn w:val="1515"/>
+    <w:basedOn w:val="1531"/>
     <w:uiPriority w:val="59"/>
     <w:pPr>
       <w:pBdr/>
@@ -39255,9 +39718,9 @@
       </w:tcPr>
     </w:tblStylePr>
   </w:style>
-  <w:style w:type="table" w:styleId="1519">
+  <w:style w:type="table" w:styleId="1535">
     <w:name w:val="Plain Table 2"/>
-    <w:basedOn w:val="1515"/>
+    <w:basedOn w:val="1531"/>
     <w:uiPriority w:val="59"/>
     <w:pPr>
       <w:pBdr/>
@@ -39488,9 +39951,9 @@
       </w:tcPr>
     </w:tblStylePr>
   </w:style>
-  <w:style w:type="table" w:styleId="1520">
+  <w:style w:type="table" w:styleId="1536">
     <w:name w:val="Plain Table 3"/>
-    <w:basedOn w:val="1515"/>
+    <w:basedOn w:val="1531"/>
     <w:uiPriority w:val="99"/>
     <w:pPr>
       <w:pBdr/>
@@ -39718,9 +40181,9 @@
       </w:tcPr>
     </w:tblStylePr>
   </w:style>
-  <w:style w:type="table" w:styleId="1521">
+  <w:style w:type="table" w:styleId="1537">
     <w:name w:val="Plain Table 4"/>
-    <w:basedOn w:val="1515"/>
+    <w:basedOn w:val="1531"/>
     <w:uiPriority w:val="99"/>
     <w:pPr>
       <w:pBdr/>
@@ -39934,9 +40397,9 @@
       </w:tcPr>
     </w:tblStylePr>
   </w:style>
-  <w:style w:type="table" w:styleId="1522">
+  <w:style w:type="table" w:styleId="1538">
     <w:name w:val="Plain Table 5"/>
-    <w:basedOn w:val="1515"/>
+    <w:basedOn w:val="1531"/>
     <w:uiPriority w:val="99"/>
     <w:pPr>
       <w:pBdr/>
@@ -40167,9 +40630,9 @@
       </w:tcPr>
     </w:tblStylePr>
   </w:style>
-  <w:style w:type="table" w:styleId="1523">
+  <w:style w:type="table" w:styleId="1539">
     <w:name w:val="Grid Table 1 Light"/>
-    <w:basedOn w:val="1515"/>
+    <w:basedOn w:val="1531"/>
     <w:uiPriority w:val="99"/>
     <w:pPr>
       <w:pBdr/>
@@ -40390,9 +40853,9 @@
       </w:tcPr>
     </w:tblStylePr>
   </w:style>
-  <w:style w:type="table" w:styleId="1524">
+  <w:style w:type="table" w:styleId="1540">
     <w:name w:val="Grid Table 1 Light - Accent 1"/>
-    <w:basedOn w:val="1515"/>
+    <w:basedOn w:val="1531"/>
     <w:uiPriority w:val="99"/>
     <w:pPr>
       <w:pBdr/>
@@ -40613,9 +41076,9 @@
       </w:tcPr>
     </w:tblStylePr>
   </w:style>
-  <w:style w:type="table" w:styleId="1525">
+  <w:style w:type="table" w:styleId="1541">
     <w:name w:val="Grid Table 1 Light - Accent 2"/>
-    <w:basedOn w:val="1515"/>
+    <w:basedOn w:val="1531"/>
     <w:uiPriority w:val="99"/>
     <w:pPr>
       <w:pBdr/>
@@ -40836,9 +41299,9 @@
       </w:tcPr>
     </w:tblStylePr>
   </w:style>
-  <w:style w:type="table" w:styleId="1526">
+  <w:style w:type="table" w:styleId="1542">
     <w:name w:val="Grid Table 1 Light - Accent 3"/>
-    <w:basedOn w:val="1515"/>
+    <w:basedOn w:val="1531"/>
     <w:uiPriority w:val="99"/>
     <w:pPr>
       <w:pBdr/>
@@ -41059,9 +41522,9 @@
       </w:tcPr>
     </w:tblStylePr>
   </w:style>
-  <w:style w:type="table" w:styleId="1527">
+  <w:style w:type="table" w:styleId="1543">
     <w:name w:val="Grid Table 1 Light - Accent 4"/>
-    <w:basedOn w:val="1515"/>
+    <w:basedOn w:val="1531"/>
     <w:uiPriority w:val="99"/>
     <w:pPr>
       <w:pBdr/>
@@ -41282,9 +41745,9 @@
       </w:tcPr>
     </w:tblStylePr>
   </w:style>
-  <w:style w:type="table" w:styleId="1528">
+  <w:style w:type="table" w:styleId="1544">
     <w:name w:val="Grid Table 1 Light - Accent 5"/>
-    <w:basedOn w:val="1515"/>
+    <w:basedOn w:val="1531"/>
     <w:uiPriority w:val="99"/>
     <w:pPr>
       <w:pBdr/>
@@ -41505,9 +41968,9 @@
       </w:tcPr>
     </w:tblStylePr>
   </w:style>
-  <w:style w:type="table" w:styleId="1529">
+  <w:style w:type="table" w:styleId="1545">
     <w:name w:val="Grid Table 1 Light - Accent 6"/>
-    <w:basedOn w:val="1515"/>
+    <w:basedOn w:val="1531"/>
     <w:uiPriority w:val="99"/>
     <w:pPr>
       <w:pBdr/>
@@ -41728,9 +42191,9 @@
       </w:tcPr>
     </w:tblStylePr>
   </w:style>
-  <w:style w:type="table" w:styleId="1530">
+  <w:style w:type="table" w:styleId="1546">
     <w:name w:val="Grid Table 2"/>
-    <w:basedOn w:val="1515"/>
+    <w:basedOn w:val="1531"/>
     <w:uiPriority w:val="99"/>
     <w:pPr>
       <w:pBdr/>
@@ -41960,9 +42423,9 @@
       </w:tcPr>
     </w:tblStylePr>
   </w:style>
-  <w:style w:type="table" w:styleId="1531">
+  <w:style w:type="table" w:styleId="1547">
     <w:name w:val="Grid Table 2 - Accent 1"/>
-    <w:basedOn w:val="1515"/>
+    <w:basedOn w:val="1531"/>
     <w:uiPriority w:val="99"/>
     <w:pPr>
       <w:pBdr/>
@@ -42192,9 +42655,9 @@
       </w:tcPr>
     </w:tblStylePr>
   </w:style>
-  <w:style w:type="table" w:styleId="1532">
+  <w:style w:type="table" w:styleId="1548">
     <w:name w:val="Grid Table 2 - Accent 2"/>
-    <w:basedOn w:val="1515"/>
+    <w:basedOn w:val="1531"/>
     <w:uiPriority w:val="99"/>
     <w:pPr>
       <w:pBdr/>
@@ -42424,9 +42887,9 @@
       </w:tcPr>
     </w:tblStylePr>
   </w:style>
-  <w:style w:type="table" w:styleId="1533">
+  <w:style w:type="table" w:styleId="1549">
     <w:name w:val="Grid Table 2 - Accent 3"/>
-    <w:basedOn w:val="1515"/>
+    <w:basedOn w:val="1531"/>
     <w:uiPriority w:val="99"/>
     <w:pPr>
       <w:pBdr/>
@@ -42656,9 +43119,9 @@
       </w:tcPr>
     </w:tblStylePr>
   </w:style>
-  <w:style w:type="table" w:styleId="1534">
+  <w:style w:type="table" w:styleId="1550">
     <w:name w:val="Grid Table 2 - Accent 4"/>
-    <w:basedOn w:val="1515"/>
+    <w:basedOn w:val="1531"/>
     <w:uiPriority w:val="99"/>
     <w:pPr>
       <w:pBdr/>
@@ -42888,9 +43351,9 @@
       </w:tcPr>
     </w:tblStylePr>
   </w:style>
-  <w:style w:type="table" w:styleId="1535">
+  <w:style w:type="table" w:styleId="1551">
     <w:name w:val="Grid Table 2 - Accent 5"/>
-    <w:basedOn w:val="1515"/>
+    <w:basedOn w:val="1531"/>
     <w:uiPriority w:val="99"/>
     <w:pPr>
       <w:pBdr/>
@@ -43120,9 +43583,9 @@
       </w:tcPr>
     </w:tblStylePr>
   </w:style>
-  <w:style w:type="table" w:styleId="1536">
+  <w:style w:type="table" w:styleId="1552">
     <w:name w:val="Grid Table 2 - Accent 6"/>
-    <w:basedOn w:val="1515"/>
+    <w:basedOn w:val="1531"/>
     <w:uiPriority w:val="99"/>
     <w:pPr>
       <w:pBdr/>
@@ -43352,9 +43815,9 @@
       </w:tcPr>
     </w:tblStylePr>
   </w:style>
-  <w:style w:type="table" w:styleId="1537">
+  <w:style w:type="table" w:styleId="1553">
     <w:name w:val="Grid Table 3"/>
-    <w:basedOn w:val="1515"/>
+    <w:basedOn w:val="1531"/>
     <w:uiPriority w:val="99"/>
     <w:pPr>
       <w:pBdr/>
@@ -43597,9 +44060,9 @@
       </w:tcPr>
     </w:tblStylePr>
   </w:style>
-  <w:style w:type="table" w:styleId="1538">
+  <w:style w:type="table" w:styleId="1554">
     <w:name w:val="Grid Table 3 - Accent 1"/>
-    <w:basedOn w:val="1515"/>
+    <w:basedOn w:val="1531"/>
     <w:uiPriority w:val="99"/>
     <w:pPr>
       <w:pBdr/>
@@ -43842,9 +44305,9 @@
       </w:tcPr>
     </w:tblStylePr>
   </w:style>
-  <w:style w:type="table" w:styleId="1539">
+  <w:style w:type="table" w:styleId="1555">
     <w:name w:val="Grid Table 3 - Accent 2"/>
-    <w:basedOn w:val="1515"/>
+    <w:basedOn w:val="1531"/>
     <w:uiPriority w:val="99"/>
     <w:pPr>
       <w:pBdr/>
@@ -44087,9 +44550,9 @@
       </w:tcPr>
     </w:tblStylePr>
   </w:style>
-  <w:style w:type="table" w:styleId="1540">
+  <w:style w:type="table" w:styleId="1556">
     <w:name w:val="Grid Table 3 - Accent 3"/>
-    <w:basedOn w:val="1515"/>
+    <w:basedOn w:val="1531"/>
     <w:uiPriority w:val="99"/>
     <w:pPr>
       <w:pBdr/>
@@ -44332,9 +44795,9 @@
       </w:tcPr>
     </w:tblStylePr>
   </w:style>
-  <w:style w:type="table" w:styleId="1541">
+  <w:style w:type="table" w:styleId="1557">
     <w:name w:val="Grid Table 3 - Accent 4"/>
-    <w:basedOn w:val="1515"/>
+    <w:basedOn w:val="1531"/>
     <w:uiPriority w:val="99"/>
     <w:pPr>
       <w:pBdr/>
@@ -44577,9 +45040,9 @@
       </w:tcPr>
     </w:tblStylePr>
   </w:style>
-  <w:style w:type="table" w:styleId="1542">
+  <w:style w:type="table" w:styleId="1558">
     <w:name w:val="Grid Table 3 - Accent 5"/>
-    <w:basedOn w:val="1515"/>
+    <w:basedOn w:val="1531"/>
     <w:uiPriority w:val="99"/>
     <w:pPr>
       <w:pBdr/>
@@ -44822,9 +45285,9 @@
       </w:tcPr>
     </w:tblStylePr>
   </w:style>
-  <w:style w:type="table" w:styleId="1543">
+  <w:style w:type="table" w:styleId="1559">
     <w:name w:val="Grid Table 3 - Accent 6"/>
-    <w:basedOn w:val="1515"/>
+    <w:basedOn w:val="1531"/>
     <w:uiPriority w:val="99"/>
     <w:pPr>
       <w:pBdr/>
@@ -45067,9 +45530,9 @@
       </w:tcPr>
     </w:tblStylePr>
   </w:style>
-  <w:style w:type="table" w:styleId="1544">
+  <w:style w:type="table" w:styleId="1560">
     <w:name w:val="Grid Table 4"/>
-    <w:basedOn w:val="1515"/>
+    <w:basedOn w:val="1531"/>
     <w:uiPriority w:val="59"/>
     <w:pPr>
       <w:pBdr/>
@@ -45300,9 +45763,9 @@
       </w:tcPr>
     </w:tblStylePr>
   </w:style>
-  <w:style w:type="table" w:styleId="1545">
+  <w:style w:type="table" w:styleId="1561">
     <w:name w:val="Grid Table 4 - Accent 1"/>
-    <w:basedOn w:val="1515"/>
+    <w:basedOn w:val="1531"/>
     <w:uiPriority w:val="59"/>
     <w:pPr>
       <w:pBdr/>
@@ -45533,9 +45996,9 @@
       </w:tcPr>
     </w:tblStylePr>
   </w:style>
-  <w:style w:type="table" w:styleId="1546">
+  <w:style w:type="table" w:styleId="1562">
     <w:name w:val="Grid Table 4 - Accent 2"/>
-    <w:basedOn w:val="1515"/>
+    <w:basedOn w:val="1531"/>
     <w:uiPriority w:val="59"/>
     <w:pPr>
       <w:pBdr/>
@@ -45766,9 +46229,9 @@
       </w:tcPr>
     </w:tblStylePr>
   </w:style>
-  <w:style w:type="table" w:styleId="1547">
+  <w:style w:type="table" w:styleId="1563">
     <w:name w:val="Grid Table 4 - Accent 3"/>
-    <w:basedOn w:val="1515"/>
+    <w:basedOn w:val="1531"/>
     <w:uiPriority w:val="59"/>
     <w:pPr>
       <w:pBdr/>
@@ -45999,9 +46462,9 @@
       </w:tcPr>
     </w:tblStylePr>
   </w:style>
-  <w:style w:type="table" w:styleId="1548">
+  <w:style w:type="table" w:styleId="1564">
     <w:name w:val="Grid Table 4 - Accent 4"/>
-    <w:basedOn w:val="1515"/>
+    <w:basedOn w:val="1531"/>
     <w:uiPriority w:val="59"/>
     <w:pPr>
       <w:pBdr/>
@@ -46232,9 +46695,9 @@
       </w:tcPr>
     </w:tblStylePr>
   </w:style>
-  <w:style w:type="table" w:styleId="1549">
+  <w:style w:type="table" w:styleId="1565">
     <w:name w:val="Grid Table 4 - Accent 5"/>
-    <w:basedOn w:val="1515"/>
+    <w:basedOn w:val="1531"/>
     <w:uiPriority w:val="59"/>
     <w:pPr>
       <w:pBdr/>
@@ -46465,9 +46928,9 @@
       </w:tcPr>
     </w:tblStylePr>
   </w:style>
-  <w:style w:type="table" w:styleId="1550">
+  <w:style w:type="table" w:styleId="1566">
     <w:name w:val="Grid Table 4 - Accent 6"/>
-    <w:basedOn w:val="1515"/>
+    <w:basedOn w:val="1531"/>
     <w:uiPriority w:val="59"/>
     <w:pPr>
       <w:pBdr/>
@@ -46698,9 +47161,9 @@
       </w:tcPr>
     </w:tblStylePr>
   </w:style>
-  <w:style w:type="table" w:styleId="1551">
+  <w:style w:type="table" w:styleId="1567">
     <w:name w:val="Grid Table 5 Dark"/>
-    <w:basedOn w:val="1515"/>
+    <w:basedOn w:val="1531"/>
     <w:uiPriority w:val="99"/>
     <w:pPr>
       <w:pBdr/>
@@ -46926,9 +47389,9 @@
       </w:tcPr>
     </w:tblStylePr>
   </w:style>
-  <w:style w:type="table" w:styleId="1552">
+  <w:style w:type="table" w:styleId="1568">
     <w:name w:val="Grid Table 5 Dark- Accent 1"/>
-    <w:basedOn w:val="1515"/>
+    <w:basedOn w:val="1531"/>
     <w:uiPriority w:val="99"/>
     <w:pPr>
       <w:pBdr/>
@@ -47154,9 +47617,9 @@
       </w:tcPr>
     </w:tblStylePr>
   </w:style>
-  <w:style w:type="table" w:styleId="1553">
+  <w:style w:type="table" w:styleId="1569">
     <w:name w:val="Grid Table 5 Dark - Accent 2"/>
-    <w:basedOn w:val="1515"/>
+    <w:basedOn w:val="1531"/>
     <w:uiPriority w:val="99"/>
     <w:pPr>
       <w:pBdr/>
@@ -47382,9 +47845,9 @@
       </w:tcPr>
     </w:tblStylePr>
   </w:style>
-  <w:style w:type="table" w:styleId="1554">
+  <w:style w:type="table" w:styleId="1570">
     <w:name w:val="Grid Table 5 Dark - Accent 3"/>
-    <w:basedOn w:val="1515"/>
+    <w:basedOn w:val="1531"/>
     <w:uiPriority w:val="99"/>
     <w:pPr>
       <w:pBdr/>
@@ -47610,9 +48073,9 @@
       </w:tcPr>
     </w:tblStylePr>
   </w:style>
-  <w:style w:type="table" w:styleId="1555">
+  <w:style w:type="table" w:styleId="1571">
     <w:name w:val="Grid Table 5 Dark- Accent 4"/>
-    <w:basedOn w:val="1515"/>
+    <w:basedOn w:val="1531"/>
     <w:uiPriority w:val="99"/>
     <w:pPr>
       <w:pBdr/>
@@ -47838,9 +48301,9 @@
       </w:tcPr>
     </w:tblStylePr>
   </w:style>
-  <w:style w:type="table" w:styleId="1556">
+  <w:style w:type="table" w:styleId="1572">
     <w:name w:val="Grid Table 5 Dark - Accent 5"/>
-    <w:basedOn w:val="1515"/>
+    <w:basedOn w:val="1531"/>
     <w:uiPriority w:val="99"/>
     <w:pPr>
       <w:pBdr/>
@@ -48066,9 +48529,9 @@
       </w:tcPr>
     </w:tblStylePr>
   </w:style>
-  <w:style w:type="table" w:styleId="1557">
+  <w:style w:type="table" w:styleId="1573">
     <w:name w:val="Grid Table 5 Dark - Accent 6"/>
-    <w:basedOn w:val="1515"/>
+    <w:basedOn w:val="1531"/>
     <w:uiPriority w:val="99"/>
     <w:pPr>
       <w:pBdr/>
@@ -48294,9 +48757,9 @@
       </w:tcPr>
     </w:tblStylePr>
   </w:style>
-  <w:style w:type="table" w:styleId="1558">
+  <w:style w:type="table" w:styleId="1574">
     <w:name w:val="Grid Table 6 Colorful"/>
-    <w:basedOn w:val="1515"/>
+    <w:basedOn w:val="1531"/>
     <w:uiPriority w:val="99"/>
     <w:pPr>
       <w:pBdr/>
@@ -48524,9 +48987,9 @@
       </w:tcPr>
     </w:tblStylePr>
   </w:style>
-  <w:style w:type="table" w:styleId="1559">
+  <w:style w:type="table" w:styleId="1575">
     <w:name w:val="Grid Table 6 Colorful - Accent 1"/>
-    <w:basedOn w:val="1515"/>
+    <w:basedOn w:val="1531"/>
     <w:uiPriority w:val="99"/>
     <w:pPr>
       <w:pBdr/>
@@ -48754,9 +49217,9 @@
       </w:tcPr>
     </w:tblStylePr>
   </w:style>
-  <w:style w:type="table" w:styleId="1560">
+  <w:style w:type="table" w:styleId="1576">
     <w:name w:val="Grid Table 6 Colorful - Accent 2"/>
-    <w:basedOn w:val="1515"/>
+    <w:basedOn w:val="1531"/>
     <w:uiPriority w:val="99"/>
     <w:pPr>
       <w:pBdr/>
@@ -48984,9 +49447,9 @@
       </w:tcPr>
     </w:tblStylePr>
   </w:style>
-  <w:style w:type="table" w:styleId="1561">
+  <w:style w:type="table" w:styleId="1577">
     <w:name w:val="Grid Table 6 Colorful - Accent 3"/>
-    <w:basedOn w:val="1515"/>
+    <w:basedOn w:val="1531"/>
     <w:uiPriority w:val="99"/>
     <w:pPr>
       <w:pBdr/>
@@ -49214,9 +49677,9 @@
       </w:tcPr>
     </w:tblStylePr>
   </w:style>
-  <w:style w:type="table" w:styleId="1562">
+  <w:style w:type="table" w:styleId="1578">
     <w:name w:val="Grid Table 6 Colorful - Accent 4"/>
-    <w:basedOn w:val="1515"/>
+    <w:basedOn w:val="1531"/>
     <w:uiPriority w:val="99"/>
     <w:pPr>
       <w:pBdr/>
@@ -49444,9 +49907,9 @@
       </w:tcPr>
     </w:tblStylePr>
   </w:style>
-  <w:style w:type="table" w:styleId="1563">
+  <w:style w:type="table" w:styleId="1579">
     <w:name w:val="Grid Table 6 Colorful - Accent 5"/>
-    <w:basedOn w:val="1515"/>
+    <w:basedOn w:val="1531"/>
     <w:uiPriority w:val="99"/>
     <w:pPr>
       <w:pBdr/>
@@ -49674,9 +50137,9 @@
       </w:tcPr>
     </w:tblStylePr>
   </w:style>
-  <w:style w:type="table" w:styleId="1564">
+  <w:style w:type="table" w:styleId="1580">
     <w:name w:val="Grid Table 6 Colorful - Accent 6"/>
-    <w:basedOn w:val="1515"/>
+    <w:basedOn w:val="1531"/>
     <w:uiPriority w:val="99"/>
     <w:pPr>
       <w:pBdr/>
@@ -49904,9 +50367,9 @@
       </w:tcPr>
     </w:tblStylePr>
   </w:style>
-  <w:style w:type="table" w:styleId="1565">
+  <w:style w:type="table" w:styleId="1581">
     <w:name w:val="Grid Table 7 Colorful"/>
-    <w:basedOn w:val="1515"/>
+    <w:basedOn w:val="1531"/>
     <w:uiPriority w:val="99"/>
     <w:pPr>
       <w:pBdr/>
@@ -50158,9 +50621,9 @@
       </w:tcPr>
     </w:tblStylePr>
   </w:style>
-  <w:style w:type="table" w:styleId="1566">
+  <w:style w:type="table" w:styleId="1582">
     <w:name w:val="Grid Table 7 Colorful - Accent 1"/>
-    <w:basedOn w:val="1515"/>
+    <w:basedOn w:val="1531"/>
     <w:uiPriority w:val="99"/>
     <w:pPr>
       <w:pBdr/>
@@ -50412,9 +50875,9 @@
       </w:tcPr>
     </w:tblStylePr>
   </w:style>
-  <w:style w:type="table" w:styleId="1567">
+  <w:style w:type="table" w:styleId="1583">
     <w:name w:val="Grid Table 7 Colorful - Accent 2"/>
-    <w:basedOn w:val="1515"/>
+    <w:basedOn w:val="1531"/>
     <w:uiPriority w:val="99"/>
     <w:pPr>
       <w:pBdr/>
@@ -50666,9 +51129,9 @@
       </w:tcPr>
     </w:tblStylePr>
   </w:style>
-  <w:style w:type="table" w:styleId="1568">
+  <w:style w:type="table" w:styleId="1584">
     <w:name w:val="Grid Table 7 Colorful - Accent 3"/>
-    <w:basedOn w:val="1515"/>
+    <w:basedOn w:val="1531"/>
     <w:uiPriority w:val="99"/>
     <w:pPr>
       <w:pBdr/>
@@ -50920,9 +51383,9 @@
       </w:tcPr>
     </w:tblStylePr>
   </w:style>
-  <w:style w:type="table" w:styleId="1569">
+  <w:style w:type="table" w:styleId="1585">
     <w:name w:val="Grid Table 7 Colorful - Accent 4"/>
-    <w:basedOn w:val="1515"/>
+    <w:basedOn w:val="1531"/>
     <w:uiPriority w:val="99"/>
     <w:pPr>
       <w:pBdr/>
@@ -51174,9 +51637,9 @@
       </w:tcPr>
     </w:tblStylePr>
   </w:style>
-  <w:style w:type="table" w:styleId="1570">
+  <w:style w:type="table" w:styleId="1586">
     <w:name w:val="Grid Table 7 Colorful - Accent 5"/>
-    <w:basedOn w:val="1515"/>
+    <w:basedOn w:val="1531"/>
     <w:uiPriority w:val="99"/>
     <w:pPr>
       <w:pBdr/>
@@ -51428,9 +51891,9 @@
       </w:tcPr>
     </w:tblStylePr>
   </w:style>
-  <w:style w:type="table" w:styleId="1571">
+  <w:style w:type="table" w:styleId="1587">
     <w:name w:val="Grid Table 7 Colorful - Accent 6"/>
-    <w:basedOn w:val="1515"/>
+    <w:basedOn w:val="1531"/>
     <w:uiPriority w:val="99"/>
     <w:pPr>
       <w:pBdr/>
@@ -51682,9 +52145,9 @@
       </w:tcPr>
     </w:tblStylePr>
   </w:style>
-  <w:style w:type="table" w:styleId="1572">
+  <w:style w:type="table" w:styleId="1588">
     <w:name w:val="List Table 1 Light"/>
-    <w:basedOn w:val="1515"/>
+    <w:basedOn w:val="1531"/>
     <w:uiPriority w:val="99"/>
     <w:pPr>
       <w:pBdr/>
@@ -51898,9 +52361,9 @@
       </w:tcPr>
     </w:tblStylePr>
   </w:style>
-  <w:style w:type="table" w:styleId="1573">
+  <w:style w:type="table" w:styleId="1589">
     <w:name w:val="List Table 1 Light - Accent 1"/>
-    <w:basedOn w:val="1515"/>
+    <w:basedOn w:val="1531"/>
     <w:uiPriority w:val="99"/>
     <w:pPr>
       <w:pBdr/>
@@ -52114,9 +52577,9 @@
       </w:tcPr>
     </w:tblStylePr>
   </w:style>
-  <w:style w:type="table" w:styleId="1574">
+  <w:style w:type="table" w:styleId="1590">
     <w:name w:val="List Table 1 Light - Accent 2"/>
-    <w:basedOn w:val="1515"/>
+    <w:basedOn w:val="1531"/>
     <w:uiPriority w:val="99"/>
     <w:pPr>
       <w:pBdr/>
@@ -52330,9 +52793,9 @@
       </w:tcPr>
     </w:tblStylePr>
   </w:style>
-  <w:style w:type="table" w:styleId="1575">
+  <w:style w:type="table" w:styleId="1591">
     <w:name w:val="List Table 1 Light - Accent 3"/>
-    <w:basedOn w:val="1515"/>
+    <w:basedOn w:val="1531"/>
     <w:uiPriority w:val="99"/>
     <w:pPr>
       <w:pBdr/>
@@ -52546,9 +53009,9 @@
       </w:tcPr>
     </w:tblStylePr>
   </w:style>
-  <w:style w:type="table" w:styleId="1576">
+  <w:style w:type="table" w:styleId="1592">
     <w:name w:val="List Table 1 Light - Accent 4"/>
-    <w:basedOn w:val="1515"/>
+    <w:basedOn w:val="1531"/>
     <w:uiPriority w:val="99"/>
     <w:pPr>
       <w:pBdr/>
@@ -52762,9 +53225,9 @@
       </w:tcPr>
     </w:tblStylePr>
   </w:style>
-  <w:style w:type="table" w:styleId="1577">
+  <w:style w:type="table" w:styleId="1593">
     <w:name w:val="List Table 1 Light - Accent 5"/>
-    <w:basedOn w:val="1515"/>
+    <w:basedOn w:val="1531"/>
     <w:uiPriority w:val="99"/>
     <w:pPr>
       <w:pBdr/>
@@ -52978,9 +53441,9 @@
       </w:tcPr>
     </w:tblStylePr>
   </w:style>
-  <w:style w:type="table" w:styleId="1578">
+  <w:style w:type="table" w:styleId="1594">
     <w:name w:val="List Table 1 Light - Accent 6"/>
-    <w:basedOn w:val="1515"/>
+    <w:basedOn w:val="1531"/>
     <w:uiPriority w:val="99"/>
     <w:pPr>
       <w:pBdr/>
@@ -53194,9 +53657,9 @@
       </w:tcPr>
     </w:tblStylePr>
   </w:style>
-  <w:style w:type="table" w:styleId="1579">
+  <w:style w:type="table" w:styleId="1595">
     <w:name w:val="List Table 2"/>
-    <w:basedOn w:val="1515"/>
+    <w:basedOn w:val="1531"/>
     <w:uiPriority w:val="99"/>
     <w:pPr>
       <w:pBdr/>
@@ -53432,9 +53895,9 @@
       </w:tcPr>
     </w:tblStylePr>
   </w:style>
-  <w:style w:type="table" w:styleId="1580">
+  <w:style w:type="table" w:styleId="1596">
     <w:name w:val="List Table 2 - Accent 1"/>
-    <w:basedOn w:val="1515"/>
+    <w:basedOn w:val="1531"/>
     <w:uiPriority w:val="99"/>
     <w:pPr>
       <w:pBdr/>
@@ -53670,9 +54133,9 @@
       </w:tcPr>
     </w:tblStylePr>
   </w:style>
-  <w:style w:type="table" w:styleId="1581">
+  <w:style w:type="table" w:styleId="1597">
     <w:name w:val="List Table 2 - Accent 2"/>
-    <w:basedOn w:val="1515"/>
+    <w:basedOn w:val="1531"/>
     <w:uiPriority w:val="99"/>
     <w:pPr>
       <w:pBdr/>
@@ -53908,9 +54371,9 @@
       </w:tcPr>
     </w:tblStylePr>
   </w:style>
-  <w:style w:type="table" w:styleId="1582">
+  <w:style w:type="table" w:styleId="1598">
     <w:name w:val="List Table 2 - Accent 3"/>
-    <w:basedOn w:val="1515"/>
+    <w:basedOn w:val="1531"/>
     <w:uiPriority w:val="99"/>
     <w:pPr>
       <w:pBdr/>
@@ -54146,9 +54609,9 @@
       </w:tcPr>
     </w:tblStylePr>
   </w:style>
-  <w:style w:type="table" w:styleId="1583">
+  <w:style w:type="table" w:styleId="1599">
     <w:name w:val="List Table 2 - Accent 4"/>
-    <w:basedOn w:val="1515"/>
+    <w:basedOn w:val="1531"/>
     <w:uiPriority w:val="99"/>
     <w:pPr>
       <w:pBdr/>
@@ -54384,9 +54847,9 @@
       </w:tcPr>
     </w:tblStylePr>
   </w:style>
-  <w:style w:type="table" w:styleId="1584">
+  <w:style w:type="table" w:styleId="1600">
     <w:name w:val="List Table 2 - Accent 5"/>
-    <w:basedOn w:val="1515"/>
+    <w:basedOn w:val="1531"/>
     <w:uiPriority w:val="99"/>
     <w:pPr>
       <w:pBdr/>
@@ -54622,9 +55085,9 @@
       </w:tcPr>
     </w:tblStylePr>
   </w:style>
-  <w:style w:type="table" w:styleId="1585">
+  <w:style w:type="table" w:styleId="1601">
     <w:name w:val="List Table 2 - Accent 6"/>
-    <w:basedOn w:val="1515"/>
+    <w:basedOn w:val="1531"/>
     <w:uiPriority w:val="99"/>
     <w:pPr>
       <w:pBdr/>
@@ -54860,9 +55323,9 @@
       </w:tcPr>
     </w:tblStylePr>
   </w:style>
-  <w:style w:type="table" w:styleId="1586">
+  <w:style w:type="table" w:styleId="1602">
     <w:name w:val="List Table 3"/>
-    <w:basedOn w:val="1515"/>
+    <w:basedOn w:val="1531"/>
     <w:uiPriority w:val="99"/>
     <w:pPr>
       <w:pBdr/>
@@ -55088,9 +55551,9 @@
       </w:tcPr>
     </w:tblStylePr>
   </w:style>
-  <w:style w:type="table" w:styleId="1587">
+  <w:style w:type="table" w:styleId="1603">
     <w:name w:val="List Table 3 - Accent 1"/>
-    <w:basedOn w:val="1515"/>
+    <w:basedOn w:val="1531"/>
     <w:uiPriority w:val="99"/>
     <w:pPr>
       <w:pBdr/>
@@ -55316,9 +55779,9 @@
       </w:tcPr>
     </w:tblStylePr>
   </w:style>
-  <w:style w:type="table" w:styleId="1588">
+  <w:style w:type="table" w:styleId="1604">
     <w:name w:val="List Table 3 - Accent 2"/>
-    <w:basedOn w:val="1515"/>
+    <w:basedOn w:val="1531"/>
     <w:uiPriority w:val="99"/>
     <w:pPr>
       <w:pBdr/>
@@ -55544,9 +56007,9 @@
       </w:tcPr>
     </w:tblStylePr>
   </w:style>
-  <w:style w:type="table" w:styleId="1589">
+  <w:style w:type="table" w:styleId="1605">
     <w:name w:val="List Table 3 - Accent 3"/>
-    <w:basedOn w:val="1515"/>
+    <w:basedOn w:val="1531"/>
     <w:uiPriority w:val="99"/>
     <w:pPr>
       <w:pBdr/>
@@ -55772,9 +56235,9 @@
       </w:tcPr>
     </w:tblStylePr>
   </w:style>
-  <w:style w:type="table" w:styleId="1590">
+  <w:style w:type="table" w:styleId="1606">
     <w:name w:val="List Table 3 - Accent 4"/>
-    <w:basedOn w:val="1515"/>
+    <w:basedOn w:val="1531"/>
     <w:uiPriority w:val="99"/>
     <w:pPr>
       <w:pBdr/>
@@ -56000,9 +56463,9 @@
       </w:tcPr>
     </w:tblStylePr>
   </w:style>
-  <w:style w:type="table" w:styleId="1591">
+  <w:style w:type="table" w:styleId="1607">
     <w:name w:val="List Table 3 - Accent 5"/>
-    <w:basedOn w:val="1515"/>
+    <w:basedOn w:val="1531"/>
     <w:uiPriority w:val="99"/>
     <w:pPr>
       <w:pBdr/>
@@ -56228,9 +56691,9 @@
       </w:tcPr>
     </w:tblStylePr>
   </w:style>
-  <w:style w:type="table" w:styleId="1592">
+  <w:style w:type="table" w:styleId="1608">
     <w:name w:val="List Table 3 - Accent 6"/>
-    <w:basedOn w:val="1515"/>
+    <w:basedOn w:val="1531"/>
     <w:uiPriority w:val="99"/>
     <w:pPr>
       <w:pBdr/>
@@ -56456,9 +56919,9 @@
       </w:tcPr>
     </w:tblStylePr>
   </w:style>
-  <w:style w:type="table" w:styleId="1593">
+  <w:style w:type="table" w:styleId="1609">
     <w:name w:val="List Table 4"/>
-    <w:basedOn w:val="1515"/>
+    <w:basedOn w:val="1531"/>
     <w:uiPriority w:val="99"/>
     <w:pPr>
       <w:pBdr/>
@@ -56681,9 +57144,9 @@
       </w:tcPr>
     </w:tblStylePr>
   </w:style>
-  <w:style w:type="table" w:styleId="1594">
+  <w:style w:type="table" w:styleId="1610">
     <w:name w:val="List Table 4 - Accent 1"/>
-    <w:basedOn w:val="1515"/>
+    <w:basedOn w:val="1531"/>
     <w:uiPriority w:val="99"/>
     <w:pPr>
       <w:pBdr/>
@@ -56906,9 +57369,9 @@
       </w:tcPr>
     </w:tblStylePr>
   </w:style>
-  <w:style w:type="table" w:styleId="1595">
+  <w:style w:type="table" w:styleId="1611">
     <w:name w:val="List Table 4 - Accent 2"/>
-    <w:basedOn w:val="1515"/>
+    <w:basedOn w:val="1531"/>
     <w:uiPriority w:val="99"/>
     <w:pPr>
       <w:pBdr/>
@@ -57131,9 +57594,9 @@
       </w:tcPr>
     </w:tblStylePr>
   </w:style>
-  <w:style w:type="table" w:styleId="1596">
+  <w:style w:type="table" w:styleId="1612">
     <w:name w:val="List Table 4 - Accent 3"/>
-    <w:basedOn w:val="1515"/>
+    <w:basedOn w:val="1531"/>
     <w:uiPriority w:val="99"/>
     <w:pPr>
       <w:pBdr/>
@@ -57356,9 +57819,9 @@
       </w:tcPr>
     </w:tblStylePr>
   </w:style>
-  <w:style w:type="table" w:styleId="1597">
+  <w:style w:type="table" w:styleId="1613">
     <w:name w:val="List Table 4 - Accent 4"/>
-    <w:basedOn w:val="1515"/>
+    <w:basedOn w:val="1531"/>
     <w:uiPriority w:val="99"/>
     <w:pPr>
       <w:pBdr/>
@@ -57581,9 +58044,9 @@
       </w:tcPr>
     </w:tblStylePr>
   </w:style>
-  <w:style w:type="table" w:styleId="1598">
+  <w:style w:type="table" w:styleId="1614">
     <w:name w:val="List Table 4 - Accent 5"/>
-    <w:basedOn w:val="1515"/>
+    <w:basedOn w:val="1531"/>
     <w:uiPriority w:val="99"/>
     <w:pPr>
       <w:pBdr/>
@@ -57806,9 +58269,9 @@
       </w:tcPr>
     </w:tblStylePr>
   </w:style>
-  <w:style w:type="table" w:styleId="1599">
+  <w:style w:type="table" w:styleId="1615">
     <w:name w:val="List Table 4 - Accent 6"/>
-    <w:basedOn w:val="1515"/>
+    <w:basedOn w:val="1531"/>
     <w:uiPriority w:val="99"/>
     <w:pPr>
       <w:pBdr/>
@@ -58031,9 +58494,9 @@
       </w:tcPr>
     </w:tblStylePr>
   </w:style>
-  <w:style w:type="table" w:styleId="1600">
+  <w:style w:type="table" w:styleId="1616">
     <w:name w:val="List Table 5 Dark"/>
-    <w:basedOn w:val="1515"/>
+    <w:basedOn w:val="1531"/>
     <w:uiPriority w:val="99"/>
     <w:pPr>
       <w:pBdr/>
@@ -58273,9 +58736,9 @@
       </w:tcPr>
     </w:tblStylePr>
   </w:style>
-  <w:style w:type="table" w:styleId="1601">
+  <w:style w:type="table" w:styleId="1617">
     <w:name w:val="List Table 5 Dark - Accent 1"/>
-    <w:basedOn w:val="1515"/>
+    <w:basedOn w:val="1531"/>
     <w:uiPriority w:val="99"/>
     <w:pPr>
       <w:pBdr/>
@@ -58515,9 +58978,9 @@
       </w:tcPr>
     </w:tblStylePr>
   </w:style>
-  <w:style w:type="table" w:styleId="1602">
+  <w:style w:type="table" w:styleId="1618">
     <w:name w:val="List Table 5 Dark - Accent 2"/>
-    <w:basedOn w:val="1515"/>
+    <w:basedOn w:val="1531"/>
     <w:uiPriority w:val="99"/>
     <w:pPr>
       <w:pBdr/>
@@ -58757,9 +59220,9 @@
       </w:tcPr>
     </w:tblStylePr>
   </w:style>
-  <w:style w:type="table" w:styleId="1603">
+  <w:style w:type="table" w:styleId="1619">
     <w:name w:val="List Table 5 Dark - Accent 3"/>
-    <w:basedOn w:val="1515"/>
+    <w:basedOn w:val="1531"/>
     <w:uiPriority w:val="99"/>
     <w:pPr>
       <w:pBdr/>
@@ -58999,9 +59462,9 @@
       </w:tcPr>
     </w:tblStylePr>
   </w:style>
-  <w:style w:type="table" w:styleId="1604">
+  <w:style w:type="table" w:styleId="1620">
     <w:name w:val="List Table 5 Dark - Accent 4"/>
-    <w:basedOn w:val="1515"/>
+    <w:basedOn w:val="1531"/>
     <w:uiPriority w:val="99"/>
     <w:pPr>
       <w:pBdr/>
@@ -59241,9 +59704,9 @@
       </w:tcPr>
     </w:tblStylePr>
   </w:style>
-  <w:style w:type="table" w:styleId="1605">
+  <w:style w:type="table" w:styleId="1621">
     <w:name w:val="List Table 5 Dark - Accent 5"/>
-    <w:basedOn w:val="1515"/>
+    <w:basedOn w:val="1531"/>
     <w:uiPriority w:val="99"/>
     <w:pPr>
       <w:pBdr/>
@@ -59483,9 +59946,9 @@
       </w:tcPr>
     </w:tblStylePr>
   </w:style>
-  <w:style w:type="table" w:styleId="1606">
+  <w:style w:type="table" w:styleId="1622">
     <w:name w:val="List Table 5 Dark - Accent 6"/>
-    <w:basedOn w:val="1515"/>
+    <w:basedOn w:val="1531"/>
     <w:uiPriority w:val="99"/>
     <w:pPr>
       <w:pBdr/>
@@ -59725,9 +60188,9 @@
       </w:tcPr>
     </w:tblStylePr>
   </w:style>
-  <w:style w:type="table" w:styleId="1607">
+  <w:style w:type="table" w:styleId="1623">
     <w:name w:val="List Table 6 Colorful"/>
-    <w:basedOn w:val="1515"/>
+    <w:basedOn w:val="1531"/>
     <w:uiPriority w:val="99"/>
     <w:pPr>
       <w:pBdr/>
@@ -59948,9 +60411,9 @@
       </w:tcPr>
     </w:tblStylePr>
   </w:style>
-  <w:style w:type="table" w:styleId="1608">
+  <w:style w:type="table" w:styleId="1624">
     <w:name w:val="List Table 6 Colorful - Accent 1"/>
-    <w:basedOn w:val="1515"/>
+    <w:basedOn w:val="1531"/>
     <w:uiPriority w:val="99"/>
     <w:pPr>
       <w:pBdr/>
@@ -60171,9 +60634,9 @@
       </w:tcPr>
     </w:tblStylePr>
   </w:style>
-  <w:style w:type="table" w:styleId="1609">
+  <w:style w:type="table" w:styleId="1625">
     <w:name w:val="List Table 6 Colorful - Accent 2"/>
-    <w:basedOn w:val="1515"/>
+    <w:basedOn w:val="1531"/>
     <w:uiPriority w:val="99"/>
     <w:pPr>
       <w:pBdr/>
@@ -60394,9 +60857,9 @@
       </w:tcPr>
     </w:tblStylePr>
   </w:style>
-  <w:style w:type="table" w:styleId="1610">
+  <w:style w:type="table" w:styleId="1626">
     <w:name w:val="List Table 6 Colorful - Accent 3"/>
-    <w:basedOn w:val="1515"/>
+    <w:basedOn w:val="1531"/>
     <w:uiPriority w:val="99"/>
     <w:pPr>
       <w:pBdr/>
@@ -60617,9 +61080,9 @@
       </w:tcPr>
     </w:tblStylePr>
   </w:style>
-  <w:style w:type="table" w:styleId="1611">
+  <w:style w:type="table" w:styleId="1627">
     <w:name w:val="List Table 6 Colorful - Accent 4"/>
-    <w:basedOn w:val="1515"/>
+    <w:basedOn w:val="1531"/>
     <w:uiPriority w:val="99"/>
     <w:pPr>
       <w:pBdr/>
@@ -60840,9 +61303,9 @@
       </w:tcPr>
     </w:tblStylePr>
   </w:style>
-  <w:style w:type="table" w:styleId="1612">
+  <w:style w:type="table" w:styleId="1628">
     <w:name w:val="List Table 6 Colorful - Accent 5"/>
-    <w:basedOn w:val="1515"/>
+    <w:basedOn w:val="1531"/>
     <w:uiPriority w:val="99"/>
     <w:pPr>
       <w:pBdr/>
@@ -61063,9 +61526,9 @@
       </w:tcPr>
     </w:tblStylePr>
   </w:style>
-  <w:style w:type="table" w:styleId="1613">
+  <w:style w:type="table" w:styleId="1629">
     <w:name w:val="List Table 6 Colorful - Accent 6"/>
-    <w:basedOn w:val="1515"/>
+    <w:basedOn w:val="1531"/>
     <w:uiPriority w:val="99"/>
     <w:pPr>
       <w:pBdr/>
@@ -61286,9 +61749,9 @@
       </w:tcPr>
     </w:tblStylePr>
   </w:style>
-  <w:style w:type="table" w:styleId="1614">
+  <w:style w:type="table" w:styleId="1630">
     <w:name w:val="List Table 7 Colorful"/>
-    <w:basedOn w:val="1515"/>
+    <w:basedOn w:val="1531"/>
     <w:uiPriority w:val="99"/>
     <w:pPr>
       <w:pBdr/>
@@ -61542,9 +62005,9 @@
       </w:tcPr>
     </w:tblStylePr>
   </w:style>
-  <w:style w:type="table" w:styleId="1615">
+  <w:style w:type="table" w:styleId="1631">
     <w:name w:val="List Table 7 Colorful - Accent 1"/>
-    <w:basedOn w:val="1515"/>
+    <w:basedOn w:val="1531"/>
     <w:uiPriority w:val="99"/>
     <w:pPr>
       <w:pBdr/>
@@ -61798,9 +62261,9 @@
       </w:tcPr>
     </w:tblStylePr>
   </w:style>
-  <w:style w:type="table" w:styleId="1616">
+  <w:style w:type="table" w:styleId="1632">
     <w:name w:val="List Table 7 Colorful - Accent 2"/>
-    <w:basedOn w:val="1515"/>
+    <w:basedOn w:val="1531"/>
     <w:uiPriority w:val="99"/>
     <w:pPr>
       <w:pBdr/>
@@ -62054,9 +62517,9 @@
       </w:tcPr>
     </w:tblStylePr>
   </w:style>
-  <w:style w:type="table" w:styleId="1617">
+  <w:style w:type="table" w:styleId="1633">
     <w:name w:val="List Table 7 Colorful - Accent 3"/>
-    <w:basedOn w:val="1515"/>
+    <w:basedOn w:val="1531"/>
     <w:uiPriority w:val="99"/>
     <w:pPr>
       <w:pBdr/>
@@ -62310,9 +62773,9 @@
       </w:tcPr>
     </w:tblStylePr>
   </w:style>
-  <w:style w:type="table" w:styleId="1618">
+  <w:style w:type="table" w:styleId="1634">
     <w:name w:val="List Table 7 Colorful - Accent 4"/>
-    <w:basedOn w:val="1515"/>
+    <w:basedOn w:val="1531"/>
     <w:uiPriority w:val="99"/>
     <w:pPr>
       <w:pBdr/>
@@ -62566,9 +63029,9 @@
       </w:tcPr>
     </w:tblStylePr>
   </w:style>
-  <w:style w:type="table" w:styleId="1619">
+  <w:style w:type="table" w:styleId="1635">
     <w:name w:val="List Table 7 Colorful - Accent 5"/>
-    <w:basedOn w:val="1515"/>
+    <w:basedOn w:val="1531"/>
     <w:uiPriority w:val="99"/>
     <w:pPr>
       <w:pBdr/>
@@ -62822,9 +63285,9 @@
       </w:tcPr>
     </w:tblStylePr>
   </w:style>
-  <w:style w:type="table" w:styleId="1620">
+  <w:style w:type="table" w:styleId="1636">
     <w:name w:val="List Table 7 Colorful - Accent 6"/>
-    <w:basedOn w:val="1515"/>
+    <w:basedOn w:val="1531"/>
     <w:uiPriority w:val="99"/>
     <w:pPr>
       <w:pBdr/>
@@ -63078,9 +63541,9 @@
       </w:tcPr>
     </w:tblStylePr>
   </w:style>
-  <w:style w:type="table" w:styleId="1621">
+  <w:style w:type="table" w:styleId="1637">
     <w:name w:val="Lined - Accent"/>
-    <w:basedOn w:val="1515"/>
+    <w:basedOn w:val="1531"/>
     <w:uiPriority w:val="99"/>
     <w:pPr>
       <w:pBdr/>
@@ -63315,9 +63778,9 @@
       </w:tcPr>
     </w:tblStylePr>
   </w:style>
-  <w:style w:type="table" w:styleId="1622">
+  <w:style w:type="table" w:styleId="1638">
     <w:name w:val="Lined - Accent 1"/>
-    <w:basedOn w:val="1515"/>
+    <w:basedOn w:val="1531"/>
     <w:uiPriority w:val="99"/>
     <w:pPr>
       <w:pBdr/>
@@ -63552,9 +64015,9 @@
       </w:tcPr>
     </w:tblStylePr>
   </w:style>
-  <w:style w:type="table" w:styleId="1623">
+  <w:style w:type="table" w:styleId="1639">
     <w:name w:val="Lined - Accent 2"/>
-    <w:basedOn w:val="1515"/>
+    <w:basedOn w:val="1531"/>
     <w:uiPriority w:val="99"/>
     <w:pPr>
       <w:pBdr/>
@@ -63789,9 +64252,9 @@
       </w:tcPr>
     </w:tblStylePr>
   </w:style>
-  <w:style w:type="table" w:styleId="1624">
+  <w:style w:type="table" w:styleId="1640">
     <w:name w:val="Lined - Accent 3"/>
-    <w:basedOn w:val="1515"/>
+    <w:basedOn w:val="1531"/>
     <w:uiPriority w:val="99"/>
     <w:pPr>
       <w:pBdr/>
@@ -64026,9 +64489,9 @@
       </w:tcPr>
     </w:tblStylePr>
   </w:style>
-  <w:style w:type="table" w:styleId="1625">
+  <w:style w:type="table" w:styleId="1641">
     <w:name w:val="Lined - Accent 4"/>
-    <w:basedOn w:val="1515"/>
+    <w:basedOn w:val="1531"/>
     <w:uiPriority w:val="99"/>
     <w:pPr>
       <w:pBdr/>
@@ -64263,9 +64726,9 @@
       </w:tcPr>
     </w:tblStylePr>
   </w:style>
-  <w:style w:type="table" w:styleId="1626">
+  <w:style w:type="table" w:styleId="1642">
     <w:name w:val="Lined - Accent 5"/>
-    <w:basedOn w:val="1515"/>
+    <w:basedOn w:val="1531"/>
     <w:uiPriority w:val="99"/>
     <w:pPr>
       <w:pBdr/>
@@ -64500,9 +64963,9 @@
       </w:tcPr>
     </w:tblStylePr>
   </w:style>
-  <w:style w:type="table" w:styleId="1627">
+  <w:style w:type="table" w:styleId="1643">
     <w:name w:val="Lined - Accent 6"/>
-    <w:basedOn w:val="1515"/>
+    <w:basedOn w:val="1531"/>
     <w:uiPriority w:val="99"/>
     <w:pPr>
       <w:pBdr/>
@@ -64737,9 +65200,9 @@
       </w:tcPr>
     </w:tblStylePr>
   </w:style>
-  <w:style w:type="table" w:styleId="1628">
+  <w:style w:type="table" w:styleId="1644">
     <w:name w:val="Bordered &amp; Lined - Accent"/>
-    <w:basedOn w:val="1515"/>
+    <w:basedOn w:val="1531"/>
     <w:uiPriority w:val="99"/>
     <w:pPr>
       <w:pBdr/>
@@ -64981,9 +65444,9 @@
       </w:tcPr>
     </w:tblStylePr>
   </w:style>
-  <w:style w:type="table" w:styleId="1629">
+  <w:style w:type="table" w:styleId="1645">
     <w:name w:val="Bordered &amp; Lined - Accent 1"/>
-    <w:basedOn w:val="1515"/>
+    <w:basedOn w:val="1531"/>
     <w:uiPriority w:val="99"/>
     <w:pPr>
       <w:pBdr/>
@@ -65225,9 +65688,9 @@
       </w:tcPr>
     </w:tblStylePr>
   </w:style>
-  <w:style w:type="table" w:styleId="1630">
+  <w:style w:type="table" w:styleId="1646">
     <w:name w:val="Bordered &amp; Lined - Accent 2"/>
-    <w:basedOn w:val="1515"/>
+    <w:basedOn w:val="1531"/>
     <w:uiPriority w:val="99"/>
     <w:pPr>
       <w:pBdr/>
@@ -65469,9 +65932,9 @@
       </w:tcPr>
     </w:tblStylePr>
   </w:style>
-  <w:style w:type="table" w:styleId="1631">
+  <w:style w:type="table" w:styleId="1647">
     <w:name w:val="Bordered &amp; Lined - Accent 3"/>
-    <w:basedOn w:val="1515"/>
+    <w:basedOn w:val="1531"/>
     <w:uiPriority w:val="99"/>
     <w:pPr>
       <w:pBdr/>
@@ -65713,9 +66176,9 @@
       </w:tcPr>
     </w:tblStylePr>
   </w:style>
-  <w:style w:type="table" w:styleId="1632">
+  <w:style w:type="table" w:styleId="1648">
     <w:name w:val="Bordered &amp; Lined - Accent 4"/>
-    <w:basedOn w:val="1515"/>
+    <w:basedOn w:val="1531"/>
     <w:uiPriority w:val="99"/>
     <w:pPr>
       <w:pBdr/>
@@ -65957,9 +66420,9 @@
       </w:tcPr>
     </w:tblStylePr>
   </w:style>
-  <w:style w:type="table" w:styleId="1633">
+  <w:style w:type="table" w:styleId="1649">
     <w:name w:val="Bordered &amp; Lined - Accent 5"/>
-    <w:basedOn w:val="1515"/>
+    <w:basedOn w:val="1531"/>
     <w:uiPriority w:val="99"/>
     <w:pPr>
       <w:pBdr/>
@@ -66201,9 +66664,9 @@
       </w:tcPr>
     </w:tblStylePr>
   </w:style>
-  <w:style w:type="table" w:styleId="1634">
+  <w:style w:type="table" w:styleId="1650">
     <w:name w:val="Bordered &amp; Lined - Accent 6"/>
-    <w:basedOn w:val="1515"/>
+    <w:basedOn w:val="1531"/>
     <w:uiPriority w:val="99"/>
     <w:pPr>
       <w:pBdr/>
@@ -66445,9 +66908,9 @@
       </w:tcPr>
     </w:tblStylePr>
   </w:style>
-  <w:style w:type="table" w:styleId="1635">
+  <w:style w:type="table" w:styleId="1651">
     <w:name w:val="Bordered"/>
-    <w:basedOn w:val="1515"/>
+    <w:basedOn w:val="1531"/>
     <w:uiPriority w:val="99"/>
     <w:pPr>
       <w:pBdr/>
@@ -66676,9 +67139,9 @@
       </w:tcPr>
     </w:tblStylePr>
   </w:style>
-  <w:style w:type="table" w:styleId="1636">
+  <w:style w:type="table" w:styleId="1652">
     <w:name w:val="Bordered - Accent 1"/>
-    <w:basedOn w:val="1515"/>
+    <w:basedOn w:val="1531"/>
     <w:uiPriority w:val="99"/>
     <w:pPr>
       <w:pBdr/>
@@ -66907,9 +67370,9 @@
       </w:tcPr>
     </w:tblStylePr>
   </w:style>
-  <w:style w:type="table" w:styleId="1637">
+  <w:style w:type="table" w:styleId="1653">
     <w:name w:val="Bordered - Accent 2"/>
-    <w:basedOn w:val="1515"/>
+    <w:basedOn w:val="1531"/>
     <w:uiPriority w:val="99"/>
     <w:pPr>
       <w:pBdr/>
@@ -67138,9 +67601,9 @@
       </w:tcPr>
     </w:tblStylePr>
   </w:style>
-  <w:style w:type="table" w:styleId="1638">
+  <w:style w:type="table" w:styleId="1654">
     <w:name w:val="Bordered - Accent 3"/>
-    <w:basedOn w:val="1515"/>
+    <w:basedOn w:val="1531"/>
     <w:uiPriority w:val="99"/>
     <w:pPr>
       <w:pBdr/>
@@ -67369,9 +67832,9 @@
       </w:tcPr>
     </w:tblStylePr>
   </w:style>
-  <w:style w:type="table" w:styleId="1639">
+  <w:style w:type="table" w:styleId="1655">
     <w:name w:val="Bordered - Accent 4"/>
-    <w:basedOn w:val="1515"/>
+    <w:basedOn w:val="1531"/>
     <w:uiPriority w:val="99"/>
     <w:pPr>
       <w:pBdr/>
@@ -67600,9 +68063,9 @@
       </w:tcPr>
     </w:tblStylePr>
   </w:style>
-  <w:style w:type="table" w:styleId="1640">
+  <w:style w:type="table" w:styleId="1656">
     <w:name w:val="Bordered - Accent 5"/>
-    <w:basedOn w:val="1515"/>
+    <w:basedOn w:val="1531"/>
     <w:uiPriority w:val="99"/>
     <w:pPr>
       <w:pBdr/>
@@ -67831,9 +68294,9 @@
       </w:tcPr>
     </w:tblStylePr>
   </w:style>
-  <w:style w:type="table" w:styleId="1641">
+  <w:style w:type="table" w:styleId="1657">
     <w:name w:val="Bordered - Accent 6"/>
-    <w:basedOn w:val="1515"/>
+    <w:basedOn w:val="1531"/>
     <w:uiPriority w:val="99"/>
     <w:pPr>
       <w:pBdr/>
@@ -68062,7 +68525,7 @@
       </w:tcPr>
     </w:tblStylePr>
   </w:style>
-  <w:style w:type="paragraph" w:styleId="1642" w:default="1">
+  <w:style w:type="paragraph" w:styleId="1658" w:default="1">
     <w:name w:val="Normal"/>
     <w:qFormat/>
     <w:pPr>
@@ -68071,11 +68534,11 @@
       <w:ind/>
     </w:pPr>
   </w:style>
-  <w:style w:type="paragraph" w:styleId="1643">
+  <w:style w:type="paragraph" w:styleId="1659">
     <w:name w:val="Heading 1"/>
-    <w:basedOn w:val="1642"/>
-    <w:next w:val="1642"/>
-    <w:link w:val="1654"/>
+    <w:basedOn w:val="1658"/>
+    <w:next w:val="1658"/>
+    <w:link w:val="1670"/>
     <w:uiPriority w:val="9"/>
     <w:qFormat/>
     <w:pPr>
@@ -68093,11 +68556,11 @@
       <w:szCs w:val="40"/>
     </w:rPr>
   </w:style>
-  <w:style w:type="paragraph" w:styleId="1644">
+  <w:style w:type="paragraph" w:styleId="1660">
     <w:name w:val="Heading 2"/>
-    <w:basedOn w:val="1642"/>
-    <w:next w:val="1642"/>
-    <w:link w:val="1655"/>
+    <w:basedOn w:val="1658"/>
+    <w:next w:val="1658"/>
+    <w:link w:val="1671"/>
     <w:uiPriority w:val="9"/>
     <w:unhideWhenUsed/>
     <w:qFormat/>
@@ -68116,11 +68579,11 @@
       <w:szCs w:val="32"/>
     </w:rPr>
   </w:style>
-  <w:style w:type="paragraph" w:styleId="1645">
+  <w:style w:type="paragraph" w:styleId="1661">
     <w:name w:val="Heading 3"/>
-    <w:basedOn w:val="1642"/>
-    <w:next w:val="1642"/>
-    <w:link w:val="1656"/>
+    <w:basedOn w:val="1658"/>
+    <w:next w:val="1658"/>
+    <w:link w:val="1672"/>
     <w:uiPriority w:val="9"/>
     <w:unhideWhenUsed/>
     <w:qFormat/>
@@ -68139,11 +68602,11 @@
       <w:szCs w:val="28"/>
     </w:rPr>
   </w:style>
-  <w:style w:type="paragraph" w:styleId="1646">
+  <w:style w:type="paragraph" w:styleId="1662">
     <w:name w:val="Heading 4"/>
-    <w:basedOn w:val="1642"/>
-    <w:next w:val="1642"/>
-    <w:link w:val="1657"/>
+    <w:basedOn w:val="1658"/>
+    <w:next w:val="1658"/>
+    <w:link w:val="1673"/>
     <w:uiPriority w:val="9"/>
     <w:unhideWhenUsed/>
     <w:qFormat/>
@@ -68162,11 +68625,11 @@
       <w:color w:val="0f4761" w:themeColor="accent1" w:themeShade="BF"/>
     </w:rPr>
   </w:style>
-  <w:style w:type="paragraph" w:styleId="1647">
+  <w:style w:type="paragraph" w:styleId="1663">
     <w:name w:val="Heading 5"/>
-    <w:basedOn w:val="1642"/>
-    <w:next w:val="1642"/>
-    <w:link w:val="1658"/>
+    <w:basedOn w:val="1658"/>
+    <w:next w:val="1658"/>
+    <w:link w:val="1674"/>
     <w:uiPriority w:val="9"/>
     <w:unhideWhenUsed/>
     <w:qFormat/>
@@ -68183,11 +68646,11 @@
       <w:color w:val="0f4761" w:themeColor="accent1" w:themeShade="BF"/>
     </w:rPr>
   </w:style>
-  <w:style w:type="paragraph" w:styleId="1648">
+  <w:style w:type="paragraph" w:styleId="1664">
     <w:name w:val="Heading 6"/>
-    <w:basedOn w:val="1642"/>
-    <w:next w:val="1642"/>
-    <w:link w:val="1659"/>
+    <w:basedOn w:val="1658"/>
+    <w:next w:val="1658"/>
+    <w:link w:val="1675"/>
     <w:uiPriority w:val="9"/>
     <w:unhideWhenUsed/>
     <w:qFormat/>
@@ -68206,11 +68669,11 @@
       <w:color w:val="595959" w:themeColor="text1" w:themeTint="A6"/>
     </w:rPr>
   </w:style>
-  <w:style w:type="paragraph" w:styleId="1649">
+  <w:style w:type="paragraph" w:styleId="1665">
     <w:name w:val="Heading 7"/>
-    <w:basedOn w:val="1642"/>
-    <w:next w:val="1642"/>
-    <w:link w:val="1660"/>
+    <w:basedOn w:val="1658"/>
+    <w:next w:val="1658"/>
+    <w:link w:val="1676"/>
     <w:uiPriority w:val="9"/>
     <w:unhideWhenUsed/>
     <w:qFormat/>
@@ -68227,11 +68690,11 @@
       <w:color w:val="595959" w:themeColor="text1" w:themeTint="A6"/>
     </w:rPr>
   </w:style>
-  <w:style w:type="paragraph" w:styleId="1650">
+  <w:style w:type="paragraph" w:styleId="1666">
     <w:name w:val="Heading 8"/>
-    <w:basedOn w:val="1642"/>
-    <w:next w:val="1642"/>
-    <w:link w:val="1661"/>
+    <w:basedOn w:val="1658"/>
+    <w:next w:val="1658"/>
+    <w:link w:val="1677"/>
     <w:uiPriority w:val="9"/>
     <w:unhideWhenUsed/>
     <w:qFormat/>
@@ -68250,11 +68713,11 @@
       <w:color w:val="272727" w:themeColor="text1" w:themeTint="D8"/>
     </w:rPr>
   </w:style>
-  <w:style w:type="paragraph" w:styleId="1651">
+  <w:style w:type="paragraph" w:styleId="1667">
     <w:name w:val="Heading 9"/>
-    <w:basedOn w:val="1642"/>
-    <w:next w:val="1642"/>
-    <w:link w:val="1662"/>
+    <w:basedOn w:val="1658"/>
+    <w:next w:val="1658"/>
+    <w:link w:val="1678"/>
     <w:uiPriority w:val="9"/>
     <w:unhideWhenUsed/>
     <w:qFormat/>
@@ -68273,7 +68736,7 @@
       <w:color w:val="272727" w:themeColor="text1" w:themeTint="D8"/>
     </w:rPr>
   </w:style>
-  <w:style w:type="character" w:styleId="1652" w:default="1">
+  <w:style w:type="character" w:styleId="1668" w:default="1">
     <w:name w:val="Default Paragraph Font"/>
     <w:uiPriority w:val="1"/>
     <w:semiHidden/>
@@ -68284,7 +68747,7 @@
       <w:ind/>
     </w:pPr>
   </w:style>
-  <w:style w:type="numbering" w:styleId="1653" w:default="1">
+  <w:style w:type="numbering" w:styleId="1669" w:default="1">
     <w:name w:val="No List"/>
     <w:uiPriority w:val="99"/>
     <w:semiHidden/>
@@ -68295,10 +68758,10 @@
       <w:ind/>
     </w:pPr>
   </w:style>
-  <w:style w:type="character" w:styleId="1654">
+  <w:style w:type="character" w:styleId="1670">
     <w:name w:val="Heading 1 Char"/>
-    <w:basedOn w:val="1652"/>
-    <w:link w:val="1643"/>
+    <w:basedOn w:val="1668"/>
+    <w:link w:val="1659"/>
     <w:uiPriority w:val="9"/>
     <w:pPr>
       <w:pBdr/>
@@ -68312,10 +68775,10 @@
       <w:szCs w:val="40"/>
     </w:rPr>
   </w:style>
-  <w:style w:type="character" w:styleId="1655">
+  <w:style w:type="character" w:styleId="1671">
     <w:name w:val="Heading 2 Char"/>
-    <w:basedOn w:val="1652"/>
-    <w:link w:val="1644"/>
+    <w:basedOn w:val="1668"/>
+    <w:link w:val="1660"/>
     <w:uiPriority w:val="9"/>
     <w:pPr>
       <w:pBdr/>
@@ -68329,10 +68792,10 @@
       <w:szCs w:val="32"/>
     </w:rPr>
   </w:style>
-  <w:style w:type="character" w:styleId="1656">
+  <w:style w:type="character" w:styleId="1672">
     <w:name w:val="Heading 3 Char"/>
-    <w:basedOn w:val="1652"/>
-    <w:link w:val="1645"/>
+    <w:basedOn w:val="1668"/>
+    <w:link w:val="1661"/>
     <w:uiPriority w:val="9"/>
     <w:pPr>
       <w:pBdr/>
@@ -68346,10 +68809,10 @@
       <w:szCs w:val="28"/>
     </w:rPr>
   </w:style>
-  <w:style w:type="character" w:styleId="1657">
+  <w:style w:type="character" w:styleId="1673">
     <w:name w:val="Heading 4 Char"/>
-    <w:basedOn w:val="1652"/>
-    <w:link w:val="1646"/>
+    <w:basedOn w:val="1668"/>
+    <w:link w:val="1662"/>
     <w:uiPriority w:val="9"/>
     <w:pPr>
       <w:pBdr/>
@@ -68363,10 +68826,10 @@
       <w:color w:val="0f4761" w:themeColor="accent1" w:themeShade="BF"/>
     </w:rPr>
   </w:style>
-  <w:style w:type="character" w:styleId="1658">
+  <w:style w:type="character" w:styleId="1674">
     <w:name w:val="Heading 5 Char"/>
-    <w:basedOn w:val="1652"/>
-    <w:link w:val="1647"/>
+    <w:basedOn w:val="1668"/>
+    <w:link w:val="1663"/>
     <w:uiPriority w:val="9"/>
     <w:pPr>
       <w:pBdr/>
@@ -68378,10 +68841,10 @@
       <w:color w:val="0f4761" w:themeColor="accent1" w:themeShade="BF"/>
     </w:rPr>
   </w:style>
-  <w:style w:type="character" w:styleId="1659">
+  <w:style w:type="character" w:styleId="1675">
     <w:name w:val="Heading 6 Char"/>
-    <w:basedOn w:val="1652"/>
-    <w:link w:val="1648"/>
+    <w:basedOn w:val="1668"/>
+    <w:link w:val="1664"/>
     <w:uiPriority w:val="9"/>
     <w:pPr>
       <w:pBdr/>
@@ -68395,10 +68858,10 @@
       <w:color w:val="595959" w:themeColor="text1" w:themeTint="A6"/>
     </w:rPr>
   </w:style>
-  <w:style w:type="character" w:styleId="1660">
+  <w:style w:type="character" w:styleId="1676">
     <w:name w:val="Heading 7 Char"/>
-    <w:basedOn w:val="1652"/>
-    <w:link w:val="1649"/>
+    <w:basedOn w:val="1668"/>
+    <w:link w:val="1665"/>
     <w:uiPriority w:val="9"/>
     <w:pPr>
       <w:pBdr/>
@@ -68410,10 +68873,10 @@
       <w:color w:val="595959" w:themeColor="text1" w:themeTint="A6"/>
     </w:rPr>
   </w:style>
-  <w:style w:type="character" w:styleId="1661">
+  <w:style w:type="character" w:styleId="1677">
     <w:name w:val="Heading 8 Char"/>
-    <w:basedOn w:val="1652"/>
-    <w:link w:val="1650"/>
+    <w:basedOn w:val="1668"/>
+    <w:link w:val="1666"/>
     <w:uiPriority w:val="9"/>
     <w:pPr>
       <w:pBdr/>
@@ -68427,10 +68890,10 @@
       <w:color w:val="272727" w:themeColor="text1" w:themeTint="D8"/>
     </w:rPr>
   </w:style>
-  <w:style w:type="character" w:styleId="1662">
+  <w:style w:type="character" w:styleId="1678">
     <w:name w:val="Heading 9 Char"/>
-    <w:basedOn w:val="1652"/>
-    <w:link w:val="1651"/>
+    <w:basedOn w:val="1668"/>
+    <w:link w:val="1667"/>
     <w:uiPriority w:val="9"/>
     <w:pPr>
       <w:pBdr/>
@@ -68444,11 +68907,11 @@
       <w:color w:val="272727" w:themeColor="text1" w:themeTint="D8"/>
     </w:rPr>
   </w:style>
-  <w:style w:type="paragraph" w:styleId="1663">
+  <w:style w:type="paragraph" w:styleId="1679">
     <w:name w:val="Title"/>
-    <w:basedOn w:val="1642"/>
-    <w:next w:val="1642"/>
-    <w:link w:val="1664"/>
+    <w:basedOn w:val="1658"/>
+    <w:next w:val="1658"/>
+    <w:link w:val="1680"/>
     <w:uiPriority w:val="10"/>
     <w:qFormat/>
     <w:pPr>
@@ -68464,10 +68927,10 @@
       <w:szCs w:val="56"/>
     </w:rPr>
   </w:style>
-  <w:style w:type="character" w:styleId="1664">
+  <w:style w:type="character" w:styleId="1680">
     <w:name w:val="Title Char"/>
-    <w:basedOn w:val="1652"/>
-    <w:link w:val="1663"/>
+    <w:basedOn w:val="1668"/>
+    <w:link w:val="1679"/>
     <w:uiPriority w:val="10"/>
     <w:pPr>
       <w:pBdr/>
@@ -68481,11 +68944,11 @@
       <w:szCs w:val="56"/>
     </w:rPr>
   </w:style>
-  <w:style w:type="paragraph" w:styleId="1665">
+  <w:style w:type="paragraph" w:styleId="1681">
     <w:name w:val="Subtitle"/>
-    <w:basedOn w:val="1642"/>
-    <w:next w:val="1642"/>
-    <w:link w:val="1666"/>
+    <w:basedOn w:val="1658"/>
+    <w:next w:val="1658"/>
+    <w:link w:val="1682"/>
     <w:uiPriority w:val="11"/>
     <w:qFormat/>
     <w:pPr>
@@ -68503,10 +68966,10 @@
       <w:szCs w:val="28"/>
     </w:rPr>
   </w:style>
-  <w:style w:type="character" w:styleId="1666">
+  <w:style w:type="character" w:styleId="1682">
     <w:name w:val="Subtitle Char"/>
-    <w:basedOn w:val="1652"/>
-    <w:link w:val="1665"/>
+    <w:basedOn w:val="1668"/>
+    <w:link w:val="1681"/>
     <w:uiPriority w:val="11"/>
     <w:pPr>
       <w:pBdr/>
@@ -68520,11 +68983,11 @@
       <w:szCs w:val="28"/>
     </w:rPr>
   </w:style>
-  <w:style w:type="paragraph" w:styleId="1667">
+  <w:style w:type="paragraph" w:styleId="1683">
     <w:name w:val="Quote"/>
-    <w:basedOn w:val="1642"/>
-    <w:next w:val="1642"/>
-    <w:link w:val="1668"/>
+    <w:basedOn w:val="1658"/>
+    <w:next w:val="1658"/>
+    <w:link w:val="1684"/>
     <w:uiPriority w:val="29"/>
     <w:qFormat/>
     <w:pPr>
@@ -68539,10 +69002,10 @@
       <w:color w:val="404040" w:themeColor="text1" w:themeTint="BF"/>
     </w:rPr>
   </w:style>
-  <w:style w:type="character" w:styleId="1668">
+  <w:style w:type="character" w:styleId="1684">
     <w:name w:val="Quote Char"/>
-    <w:basedOn w:val="1652"/>
-    <w:link w:val="1667"/>
+    <w:basedOn w:val="1668"/>
+    <w:link w:val="1683"/>
     <w:uiPriority w:val="29"/>
     <w:pPr>
       <w:pBdr/>
@@ -68555,9 +69018,9 @@
       <w:color w:val="404040" w:themeColor="text1" w:themeTint="BF"/>
     </w:rPr>
   </w:style>
-  <w:style w:type="paragraph" w:styleId="1669">
+  <w:style w:type="paragraph" w:styleId="1685">
     <w:name w:val="List Paragraph"/>
-    <w:basedOn w:val="1642"/>
+    <w:basedOn w:val="1658"/>
     <w:uiPriority w:val="34"/>
     <w:qFormat/>
     <w:pPr>
@@ -68567,9 +69030,9 @@
       <w:contextualSpacing w:val="true"/>
     </w:pPr>
   </w:style>
-  <w:style w:type="character" w:styleId="1670">
+  <w:style w:type="character" w:styleId="1686">
     <w:name w:val="Intense Emphasis"/>
-    <w:basedOn w:val="1652"/>
+    <w:basedOn w:val="1668"/>
     <w:uiPriority w:val="21"/>
     <w:qFormat/>
     <w:pPr>
@@ -68583,11 +69046,11 @@
       <w:color w:val="0f4761" w:themeColor="accent1" w:themeShade="BF"/>
     </w:rPr>
   </w:style>
-  <w:style w:type="paragraph" w:styleId="1671">
+  <w:style w:type="paragraph" w:styleId="1687">
     <w:name w:val="Intense Quote"/>
-    <w:basedOn w:val="1642"/>
-    <w:next w:val="1642"/>
-    <w:link w:val="1672"/>
+    <w:basedOn w:val="1658"/>
+    <w:next w:val="1658"/>
+    <w:link w:val="1688"/>
     <w:uiPriority w:val="30"/>
     <w:qFormat/>
     <w:pPr>
@@ -68605,10 +69068,10 @@
       <w:color w:val="0f4761" w:themeColor="accent1" w:themeShade="BF"/>
     </w:rPr>
   </w:style>
-  <w:style w:type="character" w:styleId="1672">
+  <w:style w:type="character" w:styleId="1688">
     <w:name w:val="Intense Quote Char"/>
-    <w:basedOn w:val="1652"/>
-    <w:link w:val="1671"/>
+    <w:basedOn w:val="1668"/>
+    <w:link w:val="1687"/>
     <w:uiPriority w:val="30"/>
     <w:pPr>
       <w:pBdr/>
@@ -68621,9 +69084,9 @@
       <w:color w:val="0f4761" w:themeColor="accent1" w:themeShade="BF"/>
     </w:rPr>
   </w:style>
-  <w:style w:type="character" w:styleId="1673">
+  <w:style w:type="character" w:styleId="1689">
     <w:name w:val="Intense Reference"/>
-    <w:basedOn w:val="1652"/>
+    <w:basedOn w:val="1668"/>
     <w:uiPriority w:val="32"/>
     <w:qFormat/>
     <w:pPr>
@@ -68639,9 +69102,9 @@
       <w:spacing w:val="5"/>
     </w:rPr>
   </w:style>
-  <w:style w:type="paragraph" w:styleId="1674">
+  <w:style w:type="paragraph" w:styleId="1690">
     <w:name w:val="No Spacing"/>
-    <w:basedOn w:val="1642"/>
+    <w:basedOn w:val="1658"/>
     <w:uiPriority w:val="1"/>
     <w:qFormat/>
     <w:pPr>
@@ -68650,9 +69113,9 @@
       <w:ind/>
     </w:pPr>
   </w:style>
-  <w:style w:type="character" w:styleId="1675">
+  <w:style w:type="character" w:styleId="1691">
     <w:name w:val="Subtle Emphasis"/>
-    <w:basedOn w:val="1652"/>
+    <w:basedOn w:val="1668"/>
     <w:uiPriority w:val="19"/>
     <w:qFormat/>
     <w:pPr>
@@ -68666,9 +69129,9 @@
       <w:color w:val="404040" w:themeColor="text1" w:themeTint="BF"/>
     </w:rPr>
   </w:style>
-  <w:style w:type="character" w:styleId="1676">
+  <w:style w:type="character" w:styleId="1692">
     <w:name w:val="Emphasis"/>
-    <w:basedOn w:val="1652"/>
+    <w:basedOn w:val="1668"/>
     <w:uiPriority w:val="20"/>
     <w:qFormat/>
     <w:pPr>
@@ -68681,9 +69144,9 @@
       <w:iCs/>
     </w:rPr>
   </w:style>
-  <w:style w:type="character" w:styleId="1677">
+  <w:style w:type="character" w:styleId="1693">
     <w:name w:val="Strong"/>
-    <w:basedOn w:val="1652"/>
+    <w:basedOn w:val="1668"/>
     <w:uiPriority w:val="22"/>
     <w:qFormat/>
     <w:pPr>
@@ -68696,9 +69159,9 @@
       <w:bCs/>
     </w:rPr>
   </w:style>
-  <w:style w:type="character" w:styleId="1678">
+  <w:style w:type="character" w:styleId="1694">
     <w:name w:val="Subtle Reference"/>
-    <w:basedOn w:val="1652"/>
+    <w:basedOn w:val="1668"/>
     <w:uiPriority w:val="31"/>
     <w:qFormat/>
     <w:pPr>
@@ -68711,9 +69174,9 @@
       <w:color w:val="5a5a5a" w:themeColor="text1" w:themeTint="A5"/>
     </w:rPr>
   </w:style>
-  <w:style w:type="character" w:styleId="1679">
+  <w:style w:type="character" w:styleId="1695">
     <w:name w:val="Book Title"/>
-    <w:basedOn w:val="1652"/>
+    <w:basedOn w:val="1668"/>
     <w:uiPriority w:val="33"/>
     <w:qFormat/>
     <w:pPr>
@@ -68729,10 +69192,10 @@
       <w:spacing w:val="5"/>
     </w:rPr>
   </w:style>
-  <w:style w:type="paragraph" w:styleId="1680">
+  <w:style w:type="paragraph" w:styleId="1696">
     <w:name w:val="Header"/>
-    <w:basedOn w:val="1642"/>
-    <w:link w:val="1681"/>
+    <w:basedOn w:val="1658"/>
+    <w:link w:val="1697"/>
     <w:uiPriority w:val="99"/>
     <w:unhideWhenUsed/>
     <w:pPr>
@@ -68745,10 +69208,10 @@
       <w:ind/>
     </w:pPr>
   </w:style>
-  <w:style w:type="character" w:styleId="1681">
+  <w:style w:type="character" w:styleId="1697">
     <w:name w:val="Header Char"/>
-    <w:basedOn w:val="1652"/>
-    <w:link w:val="1680"/>
+    <w:basedOn w:val="1668"/>
+    <w:link w:val="1696"/>
     <w:uiPriority w:val="99"/>
     <w:pPr>
       <w:pBdr/>
@@ -68756,10 +69219,10 @@
       <w:ind/>
     </w:pPr>
   </w:style>
-  <w:style w:type="paragraph" w:styleId="1682">
+  <w:style w:type="paragraph" w:styleId="1698">
     <w:name w:val="Footer"/>
-    <w:basedOn w:val="1642"/>
-    <w:link w:val="1683"/>
+    <w:basedOn w:val="1658"/>
+    <w:link w:val="1699"/>
     <w:uiPriority w:val="99"/>
     <w:unhideWhenUsed/>
     <w:pPr>
@@ -68772,10 +69235,10 @@
       <w:ind/>
     </w:pPr>
   </w:style>
-  <w:style w:type="character" w:styleId="1683">
+  <w:style w:type="character" w:styleId="1699">
     <w:name w:val="Footer Char"/>
-    <w:basedOn w:val="1652"/>
-    <w:link w:val="1682"/>
+    <w:basedOn w:val="1668"/>
+    <w:link w:val="1698"/>
     <w:uiPriority w:val="99"/>
     <w:pPr>
       <w:pBdr/>
@@ -68783,10 +69246,10 @@
       <w:ind/>
     </w:pPr>
   </w:style>
-  <w:style w:type="paragraph" w:styleId="1684">
+  <w:style w:type="paragraph" w:styleId="1700">
     <w:name w:val="Caption"/>
-    <w:basedOn w:val="1642"/>
-    <w:next w:val="1642"/>
+    <w:basedOn w:val="1658"/>
+    <w:next w:val="1658"/>
     <w:uiPriority w:val="35"/>
     <w:unhideWhenUsed/>
     <w:qFormat/>
@@ -68803,10 +69266,10 @@
       <w:szCs w:val="18"/>
     </w:rPr>
   </w:style>
-  <w:style w:type="paragraph" w:styleId="1685">
+  <w:style w:type="paragraph" w:styleId="1701">
     <w:name w:val="footnote text"/>
-    <w:basedOn w:val="1642"/>
-    <w:link w:val="1686"/>
+    <w:basedOn w:val="1658"/>
+    <w:link w:val="1702"/>
     <w:uiPriority w:val="99"/>
     <w:semiHidden/>
     <w:unhideWhenUsed/>
@@ -68820,10 +69283,10 @@
       <w:szCs w:val="20"/>
     </w:rPr>
   </w:style>
-  <w:style w:type="character" w:styleId="1686">
+  <w:style w:type="character" w:styleId="1702">
     <w:name w:val="Footnote Text Char"/>
-    <w:basedOn w:val="1652"/>
-    <w:link w:val="1685"/>
+    <w:basedOn w:val="1668"/>
+    <w:link w:val="1701"/>
     <w:uiPriority w:val="99"/>
     <w:semiHidden/>
     <w:pPr>
@@ -68836,9 +69299,9 @@
       <w:szCs w:val="20"/>
     </w:rPr>
   </w:style>
-  <w:style w:type="character" w:styleId="1687">
+  <w:style w:type="character" w:styleId="1703">
     <w:name w:val="footnote reference"/>
-    <w:basedOn w:val="1652"/>
+    <w:basedOn w:val="1668"/>
     <w:uiPriority w:val="99"/>
     <w:semiHidden/>
     <w:unhideWhenUsed/>
@@ -68851,10 +69314,10 @@
       <w:vertAlign w:val="superscript"/>
     </w:rPr>
   </w:style>
-  <w:style w:type="paragraph" w:styleId="1688">
+  <w:style w:type="paragraph" w:styleId="1704">
     <w:name w:val="endnote text"/>
-    <w:basedOn w:val="1642"/>
-    <w:link w:val="1689"/>
+    <w:basedOn w:val="1658"/>
+    <w:link w:val="1705"/>
     <w:uiPriority w:val="99"/>
     <w:semiHidden/>
     <w:unhideWhenUsed/>
@@ -68868,10 +69331,10 @@
       <w:szCs w:val="20"/>
     </w:rPr>
   </w:style>
-  <w:style w:type="character" w:styleId="1689">
+  <w:style w:type="character" w:styleId="1705">
     <w:name w:val="Endnote Text Char"/>
-    <w:basedOn w:val="1652"/>
-    <w:link w:val="1688"/>
+    <w:basedOn w:val="1668"/>
+    <w:link w:val="1704"/>
     <w:uiPriority w:val="99"/>
     <w:semiHidden/>
     <w:pPr>
@@ -68884,9 +69347,9 @@
       <w:szCs w:val="20"/>
     </w:rPr>
   </w:style>
-  <w:style w:type="character" w:styleId="1690">
+  <w:style w:type="character" w:styleId="1706">
     <w:name w:val="endnote reference"/>
-    <w:basedOn w:val="1652"/>
+    <w:basedOn w:val="1668"/>
     <w:uiPriority w:val="99"/>
     <w:semiHidden/>
     <w:unhideWhenUsed/>
@@ -68899,9 +69362,9 @@
       <w:vertAlign w:val="superscript"/>
     </w:rPr>
   </w:style>
-  <w:style w:type="character" w:styleId="1691">
+  <w:style w:type="character" w:styleId="1707">
     <w:name w:val="Hyperlink"/>
-    <w:basedOn w:val="1652"/>
+    <w:basedOn w:val="1668"/>
     <w:uiPriority w:val="99"/>
     <w:unhideWhenUsed/>
     <w:pPr>
@@ -68914,9 +69377,9 @@
       <w:u w:val="single"/>
     </w:rPr>
   </w:style>
-  <w:style w:type="character" w:styleId="1692">
+  <w:style w:type="character" w:styleId="1708">
     <w:name w:val="FollowedHyperlink"/>
-    <w:basedOn w:val="1652"/>
+    <w:basedOn w:val="1668"/>
     <w:uiPriority w:val="99"/>
     <w:semiHidden/>
     <w:unhideWhenUsed/>
@@ -68930,10 +69393,10 @@
       <w:u w:val="single"/>
     </w:rPr>
   </w:style>
-  <w:style w:type="paragraph" w:styleId="1693">
+  <w:style w:type="paragraph" w:styleId="1709">
     <w:name w:val="toc 1"/>
-    <w:basedOn w:val="1642"/>
-    <w:next w:val="1642"/>
+    <w:basedOn w:val="1658"/>
+    <w:next w:val="1658"/>
     <w:uiPriority w:val="39"/>
     <w:unhideWhenUsed/>
     <w:pPr>
@@ -68942,10 +69405,10 @@
       <w:ind/>
     </w:pPr>
   </w:style>
-  <w:style w:type="paragraph" w:styleId="1694">
+  <w:style w:type="paragraph" w:styleId="1710">
     <w:name w:val="toc 2"/>
-    <w:basedOn w:val="1642"/>
-    <w:next w:val="1642"/>
+    <w:basedOn w:val="1658"/>
+    <w:next w:val="1658"/>
     <w:uiPriority w:val="39"/>
     <w:unhideWhenUsed/>
     <w:pPr>
@@ -68954,10 +69417,10 @@
       <w:ind w:left="220"/>
     </w:pPr>
   </w:style>
-  <w:style w:type="paragraph" w:styleId="1695">
+  <w:style w:type="paragraph" w:styleId="1711">
     <w:name w:val="toc 3"/>
-    <w:basedOn w:val="1642"/>
-    <w:next w:val="1642"/>
+    <w:basedOn w:val="1658"/>
+    <w:next w:val="1658"/>
     <w:uiPriority w:val="39"/>
     <w:unhideWhenUsed/>
     <w:pPr>
@@ -68966,10 +69429,10 @@
       <w:ind w:left="440"/>
     </w:pPr>
   </w:style>
-  <w:style w:type="paragraph" w:styleId="1696">
+  <w:style w:type="paragraph" w:styleId="1712">
     <w:name w:val="toc 4"/>
-    <w:basedOn w:val="1642"/>
-    <w:next w:val="1642"/>
+    <w:basedOn w:val="1658"/>
+    <w:next w:val="1658"/>
     <w:uiPriority w:val="39"/>
     <w:unhideWhenUsed/>
     <w:pPr>
@@ -68978,10 +69441,10 @@
       <w:ind w:left="660"/>
     </w:pPr>
   </w:style>
-  <w:style w:type="paragraph" w:styleId="1697">
+  <w:style w:type="paragraph" w:styleId="1713">
     <w:name w:val="toc 5"/>
-    <w:basedOn w:val="1642"/>
-    <w:next w:val="1642"/>
+    <w:basedOn w:val="1658"/>
+    <w:next w:val="1658"/>
     <w:uiPriority w:val="39"/>
     <w:unhideWhenUsed/>
     <w:pPr>
@@ -68990,10 +69453,10 @@
       <w:ind w:left="880"/>
     </w:pPr>
   </w:style>
-  <w:style w:type="paragraph" w:styleId="1698">
+  <w:style w:type="paragraph" w:styleId="1714">
     <w:name w:val="toc 6"/>
-    <w:basedOn w:val="1642"/>
-    <w:next w:val="1642"/>
+    <w:basedOn w:val="1658"/>
+    <w:next w:val="1658"/>
     <w:uiPriority w:val="39"/>
     <w:unhideWhenUsed/>
     <w:pPr>
@@ -69002,10 +69465,10 @@
       <w:ind w:left="1100"/>
     </w:pPr>
   </w:style>
-  <w:style w:type="paragraph" w:styleId="1699">
+  <w:style w:type="paragraph" w:styleId="1715">
     <w:name w:val="toc 7"/>
-    <w:basedOn w:val="1642"/>
-    <w:next w:val="1642"/>
+    <w:basedOn w:val="1658"/>
+    <w:next w:val="1658"/>
     <w:uiPriority w:val="39"/>
     <w:unhideWhenUsed/>
     <w:pPr>
@@ -69014,10 +69477,10 @@
       <w:ind w:left="1320"/>
     </w:pPr>
   </w:style>
-  <w:style w:type="paragraph" w:styleId="1700">
+  <w:style w:type="paragraph" w:styleId="1716">
     <w:name w:val="toc 8"/>
-    <w:basedOn w:val="1642"/>
-    <w:next w:val="1642"/>
+    <w:basedOn w:val="1658"/>
+    <w:next w:val="1658"/>
     <w:uiPriority w:val="39"/>
     <w:unhideWhenUsed/>
     <w:pPr>
@@ -69026,10 +69489,10 @@
       <w:ind w:left="1540"/>
     </w:pPr>
   </w:style>
-  <w:style w:type="paragraph" w:styleId="1701">
+  <w:style w:type="paragraph" w:styleId="1717">
     <w:name w:val="toc 9"/>
-    <w:basedOn w:val="1642"/>
-    <w:next w:val="1642"/>
+    <w:basedOn w:val="1658"/>
+    <w:next w:val="1658"/>
     <w:uiPriority w:val="39"/>
     <w:unhideWhenUsed/>
     <w:pPr>
@@ -69038,9 +69501,9 @@
       <w:ind w:left="1760"/>
     </w:pPr>
   </w:style>
-  <w:style w:type="character" w:styleId="1702">
+  <w:style w:type="character" w:styleId="1718">
     <w:name w:val="Placeholder Text"/>
-    <w:basedOn w:val="1652"/>
+    <w:basedOn w:val="1668"/>
     <w:uiPriority w:val="99"/>
     <w:semiHidden/>
     <w:pPr>
@@ -69052,7 +69515,7 @@
       <w:color w:val="666666"/>
     </w:rPr>
   </w:style>
-  <w:style w:type="paragraph" w:styleId="1703">
+  <w:style w:type="paragraph" w:styleId="1719">
     <w:name w:val="TOC Heading"/>
     <w:uiPriority w:val="39"/>
     <w:unhideWhenUsed/>
@@ -69062,10 +69525,10 @@
       <w:ind/>
     </w:pPr>
   </w:style>
-  <w:style w:type="paragraph" w:styleId="1704">
+  <w:style w:type="paragraph" w:styleId="1720">
     <w:name w:val="table of figures"/>
-    <w:basedOn w:val="1642"/>
-    <w:next w:val="1642"/>
+    <w:basedOn w:val="1658"/>
+    <w:next w:val="1658"/>
     <w:uiPriority w:val="99"/>
     <w:unhideWhenUsed/>
     <w:pPr>

--- a/Makalah_Watson.docx
+++ b/Makalah_Watson.docx
@@ -2822,23 +2822,7 @@
           <w:iCs w:val="0"/>
           <w:highlight w:val="none"/>
         </w:rPr>
-        <w:t xml:space="preserve">Bagaimana perkembangan keamanan data dan informasi dalam era perkembangan teknologi AI dan </w:t>
-      </w:r>
-      <w:r>
-        <w:rPr>
-          <w:i/>
-          <w:iCs/>
-          <w:highlight w:val="none"/>
-        </w:rPr>
-        <w:t xml:space="preserve">Quantum Computing</w:t>
-      </w:r>
-      <w:r>
-        <w:rPr>
-          <w:i w:val="0"/>
-          <w:iCs w:val="0"/>
-          <w:highlight w:val="none"/>
-        </w:rPr>
-        <w:t xml:space="preserve">.</w:t>
+        <w:t xml:space="preserve">Bagaimana perkembangan teknologi mempengaruhi keamanan data dan informasi.</w:t>
       </w:r>
       <w:r/>
     </w:p>
@@ -3245,6 +3229,11 @@
           <w:highlight w:val="none"/>
         </w:rPr>
       </w:r>
+      <w:r>
+        <w:rPr>
+          <w:highlight w:val="none"/>
+        </w:rPr>
+      </w:r>
     </w:p>
     <w:p>
       <w:pPr>
@@ -3271,7 +3260,18 @@
         <w:rPr>
           <w:highlight w:val="none"/>
         </w:rPr>
-        <w:t xml:space="preserve">kode berbahaya pada form input suatu website menggunakan kode javascript yang kemudian akan diproses oleh website, karena kode berbahaya tersebut sudah menjadi bagian dari website tersebut, maka kode dari penyerang dapat dijalankan oleh pengguna website lainya. XSS terjadi karena tidak ada validasi form input pada website yang memiliki kerentanan XSS.</w:t>
+        <w:t xml:space="preserve">kode berbahaya pada form input suatu website menggunakan kode javascript yang kemudian akan dipro</w:t>
+      </w:r>
+      <w:r>
+        <w:rPr>
+          <w:highlight w:val="none"/>
+        </w:rPr>
+        <w:t xml:space="preserve">ses oleh website, karena kode berbahaya tersebut sudah menjadi bagian dari website tersebut, maka kode dari penyerang dapat dijalankan oleh pengguna website lainya. XSS terjadi karena tidak ada validasi form input pada website yang memiliki kerentanan XSS.</w:t>
+      </w:r>
+      <w:r>
+        <w:rPr>
+          <w:highlight w:val="none"/>
+        </w:rPr>
       </w:r>
       <w:r>
         <w:rPr>
@@ -3304,7 +3304,18 @@
         <w:rPr>
           <w:highlight w:val="none"/>
         </w:rPr>
-        <w:t xml:space="preserve">berbahaya pada url website dan akan menjalankan kodenya ketika url berbaya tersebut dimuat. DOM Based XSS menyimpan kode berbahaya pada browser  </w:t>
+        <w:t xml:space="preserve">berbahaya pada url website dan akan menjalankan kodenya ketika url berbaya tersebut dimuat. DOM Based XSS menyimpan kode berbahaya pada </w:t>
+      </w:r>
+      <w:r>
+        <w:rPr>
+          <w:highlight w:val="none"/>
+        </w:rPr>
+        <w:t xml:space="preserve">client side sehingga sulit terdeteksi oleh server.</w:t>
+      </w:r>
+      <w:r>
+        <w:rPr>
+          <w:highlight w:val="none"/>
+        </w:rPr>
       </w:r>
       <w:r>
         <w:rPr>
@@ -3361,7 +3372,6 @@
         </w:rPr>
         <w:t xml:space="preserve">arkan melalui tautan berbahaya yang dibagikan di grup WhatsApp mahasiswa.</w:t>
       </w:r>
-      <w:r/>
       <w:r/>
     </w:p>
     <w:p>
@@ -3483,6 +3493,13 @@
           <w:highlight w:val="none"/>
         </w:rPr>
       </w:r>
+      <w:r>
+        <w:rPr>
+          <w:bCs w:val="0"/>
+          <w:i w:val="0"/>
+          <w:highlight w:val="none"/>
+        </w:rPr>
+      </w:r>
     </w:p>
     <w:p>
       <w:pPr>
@@ -3501,12 +3518,33 @@
           <w:iCs w:val="0"/>
           <w:highlight w:val="none"/>
         </w:rPr>
-        <w:t xml:space="preserve">Penyerang social engineering melaksanakan seranganya dengan berpura-pura menjadi orang yang dekat dengan korbanya seperti keluarga, teman, rekan kerja, dan lain-lain. Kemudian setelah mendapatkan kepercayaan korban, pelaku umumnya mengirimkan  file atau link yang perlu dibuka oleh korbanya yang kemudian akan </w:t>
+        <w:t xml:space="preserve">Penyerang social engineering melaksanakan seranganya d</w:t>
+      </w:r>
+      <w:r>
+        <w:rPr>
+          <w:i w:val="0"/>
+          <w:iCs w:val="0"/>
+          <w:highlight w:val="none"/>
+        </w:rPr>
+        <w:t xml:space="preserve">engan berpura-pura menjadi orang yang dekat dengan korbanya seperti keluarga, teman, rekan kerja, dan lain-lain. Kemudian setelah mendapatkan kepercayaan korban, pelaku umumnya mengirimkan  file atau link yang perlu dibuka oleh korbanya yang kemudian akan </w:t>
       </w:r>
       <w:r>
         <w:t xml:space="preserve">menjalankan program berbahaya (malware) pada perangkat komputer korban</w:t>
       </w:r>
-      <w:r/>
+      <w:r>
+        <w:rPr>
+          <w:bCs w:val="0"/>
+          <w:i w:val="0"/>
+          <w:highlight w:val="none"/>
+        </w:rPr>
+      </w:r>
+      <w:r>
+        <w:rPr>
+          <w:bCs w:val="0"/>
+          <w:i w:val="0"/>
+          <w:highlight w:val="none"/>
+        </w:rPr>
+      </w:r>
     </w:p>
     <w:p>
       <w:pPr>
@@ -3563,7 +3601,6 @@
         </w:rPr>
         <w:t xml:space="preserve">elalui voice phishing (panggilan telepon penipuan) dan perangkat lunak pemerasan juga tersebar luas, 60% insiden keamanan informasi di seluruh negeri disebabkan oleh manipulasi semacam itu.</w:t>
       </w:r>
-      <w:r/>
       <w:r/>
     </w:p>
     <w:p>
@@ -3679,8 +3716,16 @@
       <w:r>
         <w:t xml:space="preserve">erangan SQL injection memanfaatkan kerentanan dalam validasi input pada aplikasi web untuk menyisipkan perintah SQL berbahaya, yang berpotensi mengakibatkan data basis data diekstraksi, dimanipulasi, atau dihapus. </w:t>
       </w:r>
-      <w:r/>
-      <w:r/>
+      <w:r>
+        <w:rPr>
+          <w:highlight w:val="none"/>
+        </w:rPr>
+      </w:r>
+      <w:r>
+        <w:rPr>
+          <w:highlight w:val="none"/>
+        </w:rPr>
+      </w:r>
     </w:p>
     <w:p>
       <w:pPr>
@@ -3712,6 +3757,7 @@
           <w:highlight w:val="none"/>
         </w:rPr>
       </w:r>
+      <w:r/>
     </w:p>
     <w:p>
       <w:pPr>
@@ -3742,7 +3788,6 @@
         <w:t xml:space="preserve">melalui SQLMap, dengan teknik berbasis waktu (SLEEP(5)) dan boolean (AND 1=1--). Jurnal SMATIKA Ubhinus (2024) memvalidasi pengujian penetrasi dan mengidentifikasi 92% kerentanan dalam aplikasi PHP+MySQL sebelum implementasi.</w:t>
       </w:r>
       <w:r/>
-      <w:r/>
     </w:p>
     <w:p>
       <w:pPr>
@@ -3811,7 +3856,10 @@
         <w:t xml:space="preserve">nial of Service) adal</w:t>
       </w:r>
       <w:r>
-        <w:t xml:space="preserve">ah serangan yang mengganggu ketersediaan layanan dengan membanjiri infrastruktur target menggunakan arus data jaringan seperti menggunakan bot untuk , yang mengakibatkan kegagalan sistem dan gangguan operasional. DoS dan DDoS berbeda pada tujuan seranganya dimana DoS digunakan untuk menyerang satu alamat IP sedangkan</w:t>
+        <w:t xml:space="preserve">ah serangan yang mengganggu ketersediaan layanan dengan memban</w:t>
+      </w:r>
+      <w:r>
+        <w:t xml:space="preserve">jiri infrastruktur target menggunakan arus data jaringan seperti menggunakan bot untuk , yang mengakibatkan kegagalan sistem dan gangguan operasional. DoS dan DDoS berbeda pada tujuan seranganya dimana DoS digunakan untuk menyerang satu alamat IP sedangkan</w:t>
       </w:r>
       <w:r>
         <w:t xml:space="preserve"> DDoS digunakan untuk menyerang ke beberapa alamat sekaligus.</w:t>
@@ -3844,7 +3892,6 @@
         <w:t xml:space="preserve">S, 12; threshold: type both, track by_dst, count 100, seconds 10;). Serangan DDoS berbasis lalu lintas melalui botnet IoT mendominasi di Indonesia; pada paruh pertama tahun 2025, tercatat total 133,4 juta serangan.</w:t>
       </w:r>
       <w:r/>
-      <w:r/>
     </w:p>
     <w:p>
       <w:pPr>
@@ -3911,20 +3958,35 @@
       <w:r>
         <w:t xml:space="preserve">erangan Man-in-the-Middle adalah tindakan menyadap komunikasi antara dua pihak yang sah untuk mencuri, memanipulasi, atau menyisipkan data tanpa sepengetahuan perangkat pengguna.</w:t>
       </w:r>
-      <w:r/>
-    </w:p>
-    <w:p>
-      <w:pPr>
-        <w:pBdr/>
-        <w:spacing/>
-        <w:ind w:right="0" w:firstLine="720" w:left="1440"/>
-        <w:rPr/>
-      </w:pPr>
       <w:r>
         <w:rPr>
           <w:highlight w:val="none"/>
         </w:rPr>
-        <w:t xml:space="preserve">Serangan Man-in-the-Middle memiliki dua tipe yaitu spoofing dan sniffing. Spoofing bekerja dengan mencuri identitas lain seperti spoofing IP, DNS, email, url web, dan lain-lain sehingga korban mengirimkan data kepada alamat palsu yag digunakan oleh penyerang, sedangkan Sniffing mengakses koneksi  korban dengan alamat asli dan membaca data yang ditransmisi.</w:t>
+      </w:r>
+      <w:r>
+        <w:rPr>
+          <w:highlight w:val="none"/>
+        </w:rPr>
+      </w:r>
+    </w:p>
+    <w:p>
+      <w:pPr>
+        <w:pBdr/>
+        <w:spacing/>
+        <w:ind w:right="0" w:firstLine="720" w:left="1440"/>
+        <w:rPr/>
+      </w:pPr>
+      <w:r>
+        <w:rPr>
+          <w:highlight w:val="none"/>
+        </w:rPr>
+        <w:t xml:space="preserve">Serangan Man-in-the-Middle memiliki dua tipe yaitu spoofing dan sniffing. Spoofing bekerja dengan mencu</w:t>
+      </w:r>
+      <w:r>
+        <w:rPr>
+          <w:highlight w:val="none"/>
+        </w:rPr>
+        <w:t xml:space="preserve">ri identitas lain seperti spoofing IP, DNS, email, url web, dan lain-lain sehingga korban mengirimkan data kepada alamat palsu yag digunakan oleh penyerang, sedangkan Sniffing mengakses koneksi  korban dengan alamat asli dan membaca data yang ditransmisi.</w:t>
         <w:tab/>
       </w:r>
       <w:r>
@@ -3932,6 +3994,7 @@
           <w:highlight w:val="none"/>
         </w:rPr>
       </w:r>
+      <w:r/>
     </w:p>
     <w:p>
       <w:pPr>
@@ -3959,7 +4022,6 @@
         <w:t xml:space="preserve">-Sign-On (SSO) universitas.</w:t>
       </w:r>
       <w:r/>
-      <w:r/>
     </w:p>
     <w:p>
       <w:pPr>
@@ -4023,24 +4085,89 @@
       <w:r/>
       <w:bookmarkStart w:id="15" w:name="_Toc15"/>
       <w:r>
-        <w:t xml:space="preserve">(Contoh Kasus XSS)</w:t>
+        <w:t xml:space="preserve">Whatsapp Web (2019)</w:t>
       </w:r>
       <w:r>
         <w:rPr>
           <w14:ligatures w14:val="none"/>
         </w:rPr>
       </w:r>
-      <w:bookmarkEnd w:id="15"/>
+    </w:p>
+    <w:p>
+      <w:pPr>
+        <w:pBdr/>
+        <w:spacing/>
+        <w:ind w:right="0" w:firstLine="720" w:left="1440"/>
+        <w:rPr/>
+      </w:pPr>
       <w:r>
-        <w:rPr>
-          <w14:ligatures w14:val="none"/>
-        </w:rPr>
+        <w:t xml:space="preserve">Pada tahun 2019, seorang peneliti cybersecurity PerimeterX bernama Gal Weizman menemukan sebuah kerentanan tingkat tinggi pada WhatsApp Web. </w:t>
+      </w:r>
+      <w:r/>
+      <w:r/>
+      <w:r/>
+      <w:r>
+        <w:t xml:space="preserve">Weizman  mengungkapkan bahwa, WhatsApp Web menjadi rentan terhadap celah pada Open-Redirect yang bisa memicu serangan XSS secara terus-menerus.</w:t>
+      </w:r>
+      <w:r/>
+      <w:r/>
+      <w:r/>
+      <w:r/>
+      <w:r/>
+    </w:p>
+    <w:p>
+      <w:pPr>
+        <w:pBdr/>
+        <w:spacing/>
+        <w:ind w:right="0" w:firstLine="720" w:left="1440"/>
+        <w:rPr/>
+      </w:pPr>
+      <w:r>
+        <w:t xml:space="preserve">serangan tersebut dapat dipicu dengan mengirimkan pesan yang "dirancang khusus" kepada target. </w:t>
+      </w:r>
+      <w:r/>
+      <w:r>
+        <w:t xml:space="preserve">jika target kurang waspada membuka pesan yang "dirancang khusus" tersebut pada browser, maka attacker bisa menjalankan "arbitrary code" dalam konteks domain whatsapp web. Namun, jika menggunakan desktop application maka attacker bisa menjalankan "malicious </w:t>
+      </w:r>
+      <w:r>
+        <w:t xml:space="preserve">code" pada sistem target jika target memiliki sistem komputer yang rentan dan tingkat keamanan yang rendah.</w:t>
+      </w:r>
+      <w:r/>
+      <w:r/>
+      <w:r/>
+      <w:r/>
+      <w:r/>
+    </w:p>
+    <w:p>
+      <w:pPr>
+        <w:pBdr/>
+        <w:spacing/>
+        <w:ind w:right="0" w:firstLine="720" w:left="1440"/>
+        <w:rPr/>
+      </w:pPr>
+      <w:r>
+        <w:t xml:space="preserve">Selain itu, </w:t>
+      </w:r>
+      <w:r>
+        <w:t xml:space="preserve">konfigurasi</w:t>
+      </w:r>
+      <w:r>
+        <w:t xml:space="preserve"> content security policy (CSP) yang salah pada WhatsApp web domain juga  memungkinkan Weizman untuk memuat payloads XSS dengan panjang tanpa batasan karakter dengan memakai iframe dari website terpisah yang dikontrol oleh attacker. </w:t>
+      </w:r>
+      <w:r>
+        <w:t xml:space="preserve">Weizman mengatakan, jika CSP dikonfigurasi dengan benar maka dampak serangan XSS akan lebih kecil karena dengan konfigurasi CSP yang tidak benar yang memungkinkan attacker mencuri informasi berharga dari target. </w:t>
+      </w:r>
+      <w:r>
+        <w:t xml:space="preserve">Celah pada open-redirect juga bisa dimanfaatkan untuk memanipulasi URL seraya dengan preview domain yang ditampilkan untuk membujuk target agar terjebak ke dalam serangan phising.</w:t>
       </w:r>
       <w:r>
         <w:rPr>
           <w14:ligatures w14:val="none"/>
         </w:rPr>
       </w:r>
+      <w:r/>
+      <w:r/>
+      <w:r/>
     </w:p>
     <w:p>
       <w:pPr>
@@ -4083,9 +4210,81 @@
       <w:r/>
       <w:bookmarkStart w:id="17" w:name="_Toc17"/>
       <w:r>
-        <w:t xml:space="preserve">(Contoh Kasus SQL Injection)</w:t>
+        <w:t xml:space="preserve">Ghostshell SQL Injection (2012)</w:t>
       </w:r>
-      <w:bookmarkEnd w:id="17"/>
+      <w:r/>
+    </w:p>
+    <w:p>
+      <w:pPr>
+        <w:pBdr/>
+        <w:spacing/>
+        <w:ind w:right="0" w:firstLine="720" w:left="1440"/>
+        <w:rPr/>
+      </w:pPr>
+      <w:r>
+        <w:t xml:space="preserve">Pada juli 2012, sebuah group hacker yang bernama "GhostShell" melancarkan serangan yang menargetkan berbagai agensi pemerintahan, universitas dan agensi-agensi terkenal seperti NASA, European Space Agency, The Fed (The Federal Reserve). </w:t>
+      </w:r>
+      <w:r/>
+      <w:r>
+        <w:t xml:space="preserve">Serangan dari GhostShell menggunakan SQL Injection yang mana SQL Injection ini memanfaatkan kerentanan pada Web App yang tidak memvalidasi user input dengan baik.</w:t>
+      </w:r>
+      <w:r/>
+      <w:r/>
+    </w:p>
+    <w:p>
+      <w:pPr>
+        <w:pBdr/>
+        <w:spacing/>
+        <w:ind w:right="0" w:firstLine="720" w:left="1440"/>
+        <w:rPr/>
+      </w:pPr>
+      <w:r>
+        <w:t xml:space="preserve">Para penyerang ini menggunakan sebuah tool yang disebut "Havij" untuk melakukan scan website yang rentan terhadap serangan pada Database SQL. Havij memang sebuah tools yang sering digunakan oleh para hacker untuk mengotomasi serangan SQL Injection. Apabila </w:t>
+      </w:r>
+      <w:r>
+        <w:t xml:space="preserve">Havji mengidentifikasi adanya kerentanan terhadap website, maka ia akan berusaha untuk "inject" atau menyisipkan SQL Statement yang berbahaya ke dalam input field pada web app.</w:t>
+      </w:r>
+      <w:r/>
+    </w:p>
+    <w:p>
+      <w:pPr>
+        <w:pBdr/>
+        <w:spacing/>
+        <w:ind w:right="0" w:firstLine="720" w:left="1440"/>
+        <w:rPr/>
+      </w:pPr>
+      <w:r>
+        <w:t xml:space="preserve">Para penyerang pada akhirnya berhasil melakukan extract sensitive data, seperti usernames, passwords, email addresses dari database yang diretas.</w:t>
+      </w:r>
+      <w:r/>
+    </w:p>
+    <w:p>
+      <w:pPr>
+        <w:pBdr/>
+        <w:spacing/>
+        <w:ind w:right="0" w:firstLine="720" w:left="1440"/>
+        <w:rPr/>
+      </w:pPr>
+      <w:r>
+        <w:t xml:space="preserve">The GhostShell attack mempunyai impact yang signifikan terhadap organisasi yang ditargetkan, banyak konsenkuensi dari sisi para user dan organisasi yang mana serangan ini dapat dimanfaatkan untuk mendapatkan akses tanpa izin ke sistem dan jaringan diluar li</w:t>
+      </w:r>
+      <w:r>
+        <w:t xml:space="preserve">ngkup database. Hal ini menyoroti bahwa pentingnya bagi organisasi untuk memastikan bahwa web app mereka telah diamankan dan diverifikasi dengan baik dengan validasi input untuk dapat mengakses query berparameter demi mencegah SQL Injection attack.</w:t>
+      </w:r>
+      <w:r/>
+    </w:p>
+    <w:p>
+      <w:pPr>
+        <w:pBdr/>
+        <w:spacing/>
+        <w:ind w:right="0" w:firstLine="720" w:left="1440"/>
+        <w:rPr/>
+      </w:pPr>
+      <w:r>
+        <w:t xml:space="preserve">Audit Security dan Pen test lah yang dapat membantu untuk mengidentifikasi keamanan untuk menangani dan mencegah sebelum celah tersebut dapat dimanfaatkan oleh si penyerang.</w:t>
+      </w:r>
+      <w:r/>
+      <w:r/>
       <w:r/>
       <w:r/>
     </w:p>
@@ -4104,9 +4303,48 @@
       <w:r/>
       <w:bookmarkStart w:id="18" w:name="_Toc18"/>
       <w:r>
-        <w:t xml:space="preserve">(Contoh Kasus DDoS)</w:t>
+        <w:t xml:space="preserve">Github (2018)</w:t>
       </w:r>
-      <w:bookmarkEnd w:id="18"/>
+      <w:r/>
+    </w:p>
+    <w:p>
+      <w:pPr>
+        <w:pBdr/>
+        <w:spacing/>
+        <w:ind w:right="0" w:firstLine="720" w:left="1440"/>
+        <w:rPr/>
+      </w:pPr>
+      <w:r/>
+      <w:r>
+        <w:t xml:space="preserve">Pada Februari 2018, platform pengembangan perangkat lunak GitHub mengalami salah satu serangan Distributed Denial of Service (DDoS) terbesar yang pernah tercatat pada saat itu. Serangan ini mencapai puncak lalu lintas sebesar sekitar 1.35 Terabits-per-secon</w:t>
+      </w:r>
+      <w:r>
+        <w:t xml:space="preserve">d (Tbps) dan memanfaatkan teknik Memcached Amplification. Teknik ini mengeksploitasi server memcached yang salah konfigurasi dan dapat diakses secara publik melalui protokol UDP. Penyerang mengirimkan permintaan kecil dengan alamat IP yang dipalsukan (IP sp</w:t>
+      </w:r>
+      <w:r>
+        <w:t xml:space="preserve">oofing), sehingga server memcached tersebut mengirimkan respons berukuran jauh lebih besar ke target, dalam hal ini GitHub. Rasio amplifikasi dari teknik ini dapat mencapai puluhan ribu kali lipat dari ukuran permintaan awal, yang mengakibatkan lonjakan tra</w:t>
+      </w:r>
+      <w:r>
+        <w:t xml:space="preserve">fik secara masif dan menyebabkan gangguan layanan pada situs GitHub selama beberapa menit. </w:t>
+      </w:r>
+      <w:r/>
+    </w:p>
+    <w:p>
+      <w:pPr>
+        <w:pBdr/>
+        <w:spacing/>
+        <w:ind w:right="0" w:firstLine="720" w:left="1440"/>
+        <w:rPr/>
+      </w:pPr>
+      <w:r>
+        <w:t xml:space="preserve">Untuk mengatasi serangan tersebut, GitHub bekerja sama dengan Akamai melalui layanan Prolexic guna melakukan traffic scrubbing dan mitigasi serangan secara cepat, seh</w:t>
+      </w:r>
+      <w:r>
+        <w:t xml:space="preserve">ingga layanan dapat dipulihkan dalam waktu relatif singkat. Kasus ini menyoroti pentingnya konfigurasi keamanan yang tepat pada layanan jaringan serta perlunya penerapan mekanisme mitigasi seperti rate limiting, network filtering, dan penggunaan infrastrukt</w:t>
+      </w:r>
+      <w:r>
+        <w:t xml:space="preserve">ur distribusi untuk meningkatkan ketahanan terhadap serangan DDoS berskala besar.</w:t>
+      </w:r>
       <w:r/>
       <w:r/>
     </w:p>
@@ -4124,12 +4362,191 @@
       </w:pPr>
       <w:r/>
       <w:bookmarkStart w:id="19" w:name="_Toc19"/>
+      <w:r/>
+      <w:bookmarkEnd w:id="19"/>
       <w:r>
-        <w:t xml:space="preserve">(Contoh Kasus Man in the Middle) </w:t>
+        <w:t xml:space="preserve">Salt Thypoon (2024)</w:t>
       </w:r>
-      <w:bookmarkEnd w:id="19"/>
       <w:r/>
+    </w:p>
+    <w:p>
+      <w:pPr>
+        <w:pBdr/>
+        <w:spacing/>
+        <w:ind w:right="0" w:firstLine="720" w:left="1440"/>
+        <w:rPr>
+          <w:highlight w:val="none"/>
+        </w:rPr>
+      </w:pPr>
+      <w:r>
+        <w:t xml:space="preserve">Salt</w:t>
+      </w:r>
+      <w:r>
+        <w:t xml:space="preserve"> Thypoon adalah group Advanced Persistant Threat (API) yang diduga berada dalam naungan Kementrian Keamanan Negara China yang menargetkan serangan utamnya pada Negera Amerika Serikat.</w:t>
+      </w:r>
       <w:r/>
+    </w:p>
+    <w:p>
+      <w:pPr>
+        <w:pBdr/>
+        <w:spacing/>
+        <w:ind w:right="0" w:firstLine="720" w:left="1440"/>
+        <w:rPr/>
+      </w:pPr>
+      <w:r>
+        <w:rPr>
+          <w:highlight w:val="none"/>
+        </w:rPr>
+        <w:t xml:space="preserve">Dasar prinsip MITM yang diterapkan Salt Typhoon diawali melalui pemanfaatan celah keamanan pada perangkat tepi jaringan, seperti router Cisco, VPN Ivanti, dan firewall Palo Alto, yang membuka pintu akses ke sistem korban. Selanjutnya, pelaku mengubah pengat</w:t>
+      </w:r>
+      <w:r>
+        <w:rPr>
+          <w:highlight w:val="none"/>
+        </w:rPr>
+        <w:t xml:space="preserve">uran perangkat tersebut agar mengalihkan arus data melalui server pengendali mereka, sehingga menciptakan penyamaran koneksi langsung sementara data sebenarnya dipantau secara penuh.</w:t>
+      </w:r>
+      <w:r/>
+    </w:p>
+    <w:p>
+      <w:pPr>
+        <w:pBdr/>
+        <w:spacing/>
+        <w:ind w:right="0" w:firstLine="720" w:left="1440"/>
+        <w:rPr/>
+      </w:pPr>
+      <w:r>
+        <w:rPr>
+          <w:highlight w:val="none"/>
+        </w:rPr>
+        <w:t xml:space="preserve">Pendekatan "living-off-the-land" menjadi elemen krusial dalam eksekusi MITM oleh Salt Typhoon, di mana alat sistem bawaan seperti PowerShell dan WMI dimanfaatkan untuk pergerakan lateral tanpa meninggalkan jejak malware konvensional. Strategi ini memfasilit</w:t>
+      </w:r>
+      <w:r>
+        <w:rPr>
+          <w:highlight w:val="none"/>
+        </w:rPr>
+        <w:t xml:space="preserve">asi pemantauan berkepanjangan selama berbulan-bulan, dengan data korban diteruskan ke tujuan semula secara normal sambil duplikatnya dikirimkan ke server command-and-control (C2) pelaku.</w:t>
+      </w:r>
+      <w:r/>
+    </w:p>
+    <w:p>
+      <w:pPr>
+        <w:pBdr/>
+        <w:spacing/>
+        <w:ind w:right="0" w:firstLine="720" w:left="1440"/>
+        <w:rPr/>
+      </w:pPr>
+      <w:r>
+        <w:rPr>
+          <w:highlight w:val="none"/>
+        </w:rPr>
+        <w:t xml:space="preserve">Pada tahun 2024, Salt Typhoon melancarkan operasi MITM berskala luas terhadap penyedia telekomunikasi Amerika seperti AT&amp;T, Verizon, T-Mobile, dan Lumen Technologies, dengan mengeksploitasi sistem penyadapan legal yang biasanya dipakai oleh otoritas pemerin</w:t>
+      </w:r>
+      <w:r>
+        <w:rPr>
+          <w:highlight w:val="none"/>
+        </w:rPr>
+        <w:t xml:space="preserve">tah untuk pengawasan sah. Kendali atas alur data ini memungkinkan mereka mengakses rekaman suara panggilan, pesan teks yang tidak terenkripsi, serta data lokasi dari jutaan pelanggan, termasuk kalangan pejabat senior.</w:t>
+      </w:r>
+      <w:r/>
+    </w:p>
+    <w:p>
+      <w:pPr>
+        <w:pBdr/>
+        <w:spacing/>
+        <w:ind w:right="0" w:firstLine="720" w:left="1440"/>
+        <w:rPr/>
+      </w:pPr>
+      <w:r>
+        <w:rPr>
+          <w:highlight w:val="none"/>
+        </w:rPr>
+        <w:t xml:space="preserve">Reperkusi dari operasi MITM Salt Typhoon merembet ke lebih dari 80 negara, termasuk Eropa melalui kelemahan Citrix NetScaler, di mana malware Snappybee disebarkan untuk memperluas jangkauan ke subnet internal. Di Amerika Serikat, infiltrasi ini mengkompromi</w:t>
+      </w:r>
+      <w:r>
+        <w:rPr>
+          <w:highlight w:val="none"/>
+        </w:rPr>
+        <w:t xml:space="preserve">kan komunikasi Presiden terpilih Donald Trump dan JD Vance, serta sekitar 1.400 dokumen konfigurasi dari 70 lembaga pemerintahan sejak 2023, yang berpotensi membentuk peta infrastruktur kritis untuk ancaman selanjutnya.</w:t>
+      </w:r>
+      <w:r/>
+    </w:p>
+    <w:p>
+      <w:pPr>
+        <w:pBdr/>
+        <w:spacing/>
+        <w:ind w:right="0" w:firstLine="720" w:left="1440"/>
+        <w:rPr/>
+      </w:pPr>
+      <w:r>
+        <w:rPr>
+          <w:highlight w:val="none"/>
+        </w:rPr>
+        <w:t xml:space="preserve">Salt Typhoon juga memanfaatkan layanan VPS seperti LightNode untuk mendukung infrastruktur C2 mereka, dengan pola lalu lintas khas berupa user-agent Internet Explorer dan URI spesifik (/17ABE7F017ABE7F0), yang memperlancar proses MITM secara senyap tanpa me</w:t>
+      </w:r>
+      <w:r>
+        <w:rPr>
+          <w:highlight w:val="none"/>
+        </w:rPr>
+        <w:t xml:space="preserve">ngganggu operasional korban. Karakteristik ini menyulitkan deteksi, karena pola lalu lintas tampak sah padahal dipantau secara langsung</w:t>
+      </w:r>
+      <w:r/>
+    </w:p>
+    <w:p>
+      <w:pPr>
+        <w:pBdr/>
+        <w:spacing/>
+        <w:ind w:right="0" w:firstLine="720" w:left="1440"/>
+        <w:rPr/>
+      </w:pPr>
+      <w:r>
+        <w:rPr>
+          <w:highlight w:val="none"/>
+        </w:rPr>
+        <w:t xml:space="preserve">Pada 2025, FBI mengklasifikasikan kampanye MITM Salt Typhoon sebagai ancaman darurat pertahanan nasional, dengan menerbitkan advisory yang mencantumkan indikator kompromi seperti modifikasi konfigurasi router. Serangan ini menyoroti kerapuhan infrastruktur </w:t>
+      </w:r>
+      <w:r>
+        <w:rPr>
+          <w:highlight w:val="none"/>
+        </w:rPr>
+        <w:t xml:space="preserve">telekomunikasi global, di mana pengupingan data politik dan militer Amerika berpotensi mengubah keseimbangan geopolitik.</w:t>
+      </w:r>
+      <w:r/>
+    </w:p>
+    <w:p>
+      <w:pPr>
+        <w:pBdr/>
+        <w:spacing/>
+        <w:ind w:right="0" w:firstLine="720" w:left="1440"/>
+        <w:rPr/>
+      </w:pPr>
+      <w:r>
+        <w:rPr>
+          <w:highlight w:val="none"/>
+        </w:rPr>
+        <w:t xml:space="preserve">Upaya mitigasi terhadap MITM seperti yang dilakukan Salt Typhoon menitikberatkan pada pembaruan cepat terhadap kerentanan CVE pada perangkat tepi, sebagaimana dianjurkan oleh CISA dan FBI. Lembaga disarankan untuk memantau arus keluar ke alamat IP mencuriga</w:t>
+      </w:r>
+      <w:r>
+        <w:rPr>
+          <w:highlight w:val="none"/>
+        </w:rPr>
+        <w:t xml:space="preserve">kan serta menerapkan segmentasi jaringan guna membatasi mobilitas pelaku.</w:t>
+      </w:r>
+      <w:r/>
+      <w:r>
+        <w:rPr>
+          <w:highlight w:val="none"/>
+        </w:rPr>
+      </w:r>
+      <w:r>
+        <w:rPr>
+          <w:highlight w:val="none"/>
+        </w:rPr>
+      </w:r>
+      <w:r>
+        <w:rPr>
+          <w:highlight w:val="none"/>
+        </w:rPr>
+      </w:r>
     </w:p>
     <w:p>
       <w:pPr>
@@ -4214,16 +4631,20 @@
         <w:rPr/>
       </w:pPr>
       <w:r>
-        <w:t xml:space="preserve">Beberapa langkah pencegahan yang efektif untuk menghindari serangan Social Engineering meliputi pelatihan berbasis gamifikasi untuk meningkatkan literasi keamanan siber, serta penerapan sistem penyaringan email berbasis kecerdasan buatan (AI) dengan tingkat deteksi 92% (telah diuji dan diverifikasi ole</w:t>
+        <w:t xml:space="preserve">Beberapa langkah pencegahan yang efektif untuk </w:t>
       </w:r>
       <w:r>
-        <w:t xml:space="preserve">h Universitas Telkom). Pedoman BSSN merekomendasikan penggunaan otentikasi dua faktor (2FA) dan prinsip hak akses minimal untuk memutus rantai serangan, namun tingkat penerimaannya di seluruh negeri masih di bawah 40%. Studi ini menunjukkan bahwa di kalanga</w:t>
+        <w:t xml:space="preserve">menghindari serangan Social Engineering meliputi pelatihan berbasis gamifikasi untuk meningkatkan literasi keamanan siber, serta penerapan sistem penyaringan email berbasis kecerdasan buatan (AI) dengan tingkat deteksi 92% (telah diuji dan diverifikasi ole</w:t>
+      </w:r>
+      <w:r>
+        <w:t xml:space="preserve">h</w:t>
+      </w:r>
+      <w:r>
+        <w:t xml:space="preserve"> Universitas Telkom). Pedoman BSSN merekomendasikan penggunaan otentikasi dua faktor (2FA) dan prinsip hak akses minimal untuk memutus rantai serangan, namun tingkat penerimaannya di seluruh negeri masih di bawah 40%. Studi ini menunjukkan bahwa di kalanga</w:t>
       </w:r>
       <w:r>
         <w:t xml:space="preserve">n akademisi Indonesia sangat dibutuhkan model prediksi berbasis pembelajaran mesin yang mengintegrasikan analisis perilaku untuk memungkinkan deteksi secara real-time.</w:t>
       </w:r>
-      <w:r/>
-      <w:r/>
       <w:r/>
     </w:p>
     <w:p>
@@ -4268,13 +4689,25 @@
         <w:rPr>
           <w:highlight w:val="none"/>
         </w:rPr>
-        <w:t xml:space="preserve">Prepared statements dengan parameter binding (PDO::prepare()) dan stored procedure terbukti telah memitigasi 95% vektor serangan dengan mengubah masukan menjadi nilai literal, bukan kode yang dapat dieksekusi. Unimma merekomendasikan Web Application Firewal</w:t>
+        <w:t xml:space="preserve">P</w:t>
       </w:r>
       <w:r>
         <w:rPr>
           <w:highlight w:val="none"/>
         </w:rPr>
-        <w:t xml:space="preserve">l (WAF) berbasis ekspresi reguler untuk deteksi tambahan terhadap tanda tangan SQLi dengan tingkat false positive sebesar 3,2%. Ada celah penelitian terkait kurangnya validasi masukan berbasis pembelajaran mesin yang kontekstual untuk mendeteksi teknik peny</w:t>
+        <w:t xml:space="preserve">repared statements dengan parameter binding (PDO::prepare()) dan stored procedure terbukti telah memitigasi 95% vektor serangan dengan mengubah masukan menjadi nilai literal, bukan kode yang dapat dieksekusi. Unimma merekomendasikan Web Application Firewal</w:t>
+      </w:r>
+      <w:r>
+        <w:rPr>
+          <w:highlight w:val="none"/>
+        </w:rPr>
+        <w:t xml:space="preserve">l</w:t>
+      </w:r>
+      <w:r>
+        <w:rPr>
+          <w:highlight w:val="none"/>
+        </w:rPr>
+        <w:t xml:space="preserve"> (WAF) berbasis ekspresi reguler untuk deteksi tambahan terhadap tanda tangan SQLi dengan tingkat false positive sebesar 3,2%. Ada celah penelitian terkait kurangnya validasi masukan berbasis pembelajaran mesin yang kontekstual untuk mendeteksi teknik peny</w:t>
       </w:r>
       <w:r>
         <w:rPr>
@@ -4288,7 +4721,6 @@
         </w:rPr>
       </w:r>
       <w:r/>
-      <w:r/>
     </w:p>
     <w:p>
       <w:pPr>
@@ -4326,7 +4758,13 @@
         <w:rPr>
           <w:highlight w:val="none"/>
         </w:rPr>
-        <w:t xml:space="preserve">Langkah-langkah pertahanan berlapis tersebut meliputi SYN-Cookies, pembatasan laju IP (iptables -A INPUT -p tcp --syn -m limit --limit 25/s --limit-burst 50 -j ACCEPT), serta rute BGP Anycast. Model jaringan saraf Unimed menggabungkan data NetFlow dengan pe</w:t>
+        <w:t xml:space="preserve">L</w:t>
+      </w:r>
+      <w:r>
+        <w:rPr>
+          <w:highlight w:val="none"/>
+        </w:rPr>
+        <w:t xml:space="preserve">angkah-langkah pertahanan berlapis tersebut meliputi SYN-Cookies, pembatasan laju IP (iptables -A INPUT -p tcp --syn -m limit --limit 25/s --limit-burst 50 -j ACCEPT), serta rute BGP Anycast. Model jaringan saraf Unimed menggabungkan data NetFlow dengan pe</w:t>
       </w:r>
       <w:r>
         <w:rPr>
@@ -4340,7 +4778,6 @@
         </w:rPr>
       </w:r>
       <w:r/>
-      <w:r/>
     </w:p>
     <w:p>
       <w:pPr>
@@ -4372,15 +4809,18 @@
         <w:ind w:right="0" w:firstLine="720" w:left="1440"/>
         <w:rPr/>
       </w:pPr>
-      <w:r/>
       <w:r>
-        <w:t xml:space="preserve">Langkah-langkah perlindungan komprehensif tersebut mencakup penggunaan HTTPS dengan dukungan HSTS, pengikatan sertifikat untuk aplikasi seluler, serta VPN yang selalu aktif untuk akses jarak jauh. Sesuai dengan pedoman NIST SP 800-207, area serangan dapat d</w:t>
+        <w:t xml:space="preserve">L</w:t>
       </w:r>
       <w:r>
-        <w:t xml:space="preserve">ikurangi sebesar 87% melalui penerapan akses jaringan Zero-Trust (ZTNA) dengan otentikasi berkelanjutan. BSSN merekomendasikan penggunaan WPA3-Enterprise bersama dengan server RADIUS mandiri dan segmentasi jaringan untuk mewujudkan VLAN IoT yang terisolasi.</w:t>
+        <w:t xml:space="preserve">angkah-langkah perlindungan komprehensif tersebut mencakup penggunaan HTTPS dengan dukungan HSTS, pengikatan sertifikat untuk aplikasi seluler, serta VPN yang selalu aktif untuk akses jarak jauh. Sesuai dengan pedoman NIST SP 800-207, area serangan dapat d</w:t>
       </w:r>
-      <w:r/>
-      <w:r/>
+      <w:r>
+        <w:t xml:space="preserve">i</w:t>
+      </w:r>
+      <w:r>
+        <w:t xml:space="preserve">kurangi sebesar 87% melalui penerapan akses jaringan Zero-Trust (ZTNA) dengan otentikasi berkelanjutan. BSSN merekomendasikan penggunaan WPA3-Enterprise bersama dengan server RADIUS mandiri dan segmentasi jaringan untuk mewujudkan VLAN IoT yang terisolasi.</w:t>
+      </w:r>
       <w:r/>
     </w:p>
     <w:p>
